--- a/Slides/Proposal Documentation.docx
+++ b/Slides/Proposal Documentation.docx
@@ -525,13 +525,8 @@
           <w:color w:val="000000"/>
         </w:rPr>
       </w:pPr>
-      <w:proofErr w:type="spellStart"/>
-      <w:r>
-        <w:t>Aaishwarya</w:t>
-      </w:r>
-      <w:proofErr w:type="spellEnd"/>
-      <w:r>
-        <w:t xml:space="preserve"> Prashant</w:t>
+      <w:r>
+        <w:t>Aishwarya Prashant</w:t>
       </w:r>
     </w:p>
     <w:p>
@@ -1043,21 +1038,12 @@
           <w:szCs w:val="28"/>
         </w:rPr>
       </w:pPr>
-      <w:proofErr w:type="spellStart"/>
       <w:r>
         <w:rPr>
           <w:sz w:val="28"/>
           <w:szCs w:val="28"/>
         </w:rPr>
-        <w:t>Aaishwarya</w:t>
-      </w:r>
-      <w:proofErr w:type="spellEnd"/>
-      <w:r>
-        <w:rPr>
-          <w:sz w:val="28"/>
-          <w:szCs w:val="28"/>
-        </w:rPr>
-        <w:t xml:space="preserve"> Prashant</w:t>
+        <w:t>Aishwarya Prashant</w:t>
       </w:r>
     </w:p>
     <w:p>
@@ -5689,15 +5675,7 @@
     </w:p>
     <w:p>
       <w:r>
-        <w:t xml:space="preserve">This section States the responsibilities of each </w:t>
-      </w:r>
-      <w:proofErr w:type="gramStart"/>
-      <w:r>
-        <w:t>members</w:t>
-      </w:r>
-      <w:proofErr w:type="gramEnd"/>
-      <w:r>
-        <w:t xml:space="preserve"> of the project</w:t>
+        <w:t>This section States the responsibilities of each members of the project</w:t>
       </w:r>
     </w:p>
     <w:p>
@@ -5865,34 +5843,10 @@
     </w:p>
     <w:p>
       <w:r>
-        <w:t xml:space="preserve">PHP is used for backend language as it is one of the most widely used </w:t>
-      </w:r>
-      <w:proofErr w:type="gramStart"/>
-      <w:r>
-        <w:t>language</w:t>
-      </w:r>
-      <w:proofErr w:type="gramEnd"/>
-      <w:r>
-        <w:t xml:space="preserve"> for </w:t>
-      </w:r>
-      <w:proofErr w:type="gramStart"/>
-      <w:r>
-        <w:t>server side</w:t>
-      </w:r>
-      <w:proofErr w:type="gramEnd"/>
-      <w:r>
-        <w:t xml:space="preserve"> development and it integrates</w:t>
-      </w:r>
-      <w:r>
-        <w:t xml:space="preserve"> seamlessly with MySQL making data handling </w:t>
-      </w:r>
-      <w:proofErr w:type="gramStart"/>
-      <w:r>
-        <w:t>efficient</w:t>
-      </w:r>
-      <w:proofErr w:type="gramEnd"/>
-      <w:r>
-        <w:t xml:space="preserve">. PHP runs smoothly on </w:t>
+        <w:t>PHP is used for backend language as it is one of the most widely used language for server side development and it integrates</w:t>
+      </w:r>
+      <w:r>
+        <w:t xml:space="preserve"> seamlessly with MySQL making data handling efficient. PHP runs smoothly on </w:t>
       </w:r>
       <w:proofErr w:type="spellStart"/>
       <w:r>
@@ -6186,35 +6140,7 @@
         <w:rPr>
           <w:rFonts w:hint="eastAsia"/>
         </w:rPr>
-        <w:t xml:space="preserve">Manual testing is chosen because the project is medium scale, making manual checks practical and efficient. Allows the developer to interact directly with </w:t>
-      </w:r>
-      <w:proofErr w:type="gramStart"/>
-      <w:r>
-        <w:rPr>
-          <w:rFonts w:hint="eastAsia"/>
-        </w:rPr>
-        <w:t>the  system</w:t>
-      </w:r>
-      <w:proofErr w:type="gramEnd"/>
-      <w:r>
-        <w:rPr>
-          <w:rFonts w:hint="eastAsia"/>
-        </w:rPr>
-        <w:t xml:space="preserve"> </w:t>
-      </w:r>
-      <w:proofErr w:type="gramStart"/>
-      <w:r>
-        <w:rPr>
-          <w:rFonts w:hint="eastAsia"/>
-        </w:rPr>
-        <w:t>identify</w:t>
-      </w:r>
-      <w:proofErr w:type="gramEnd"/>
-      <w:r>
-        <w:rPr>
-          <w:rFonts w:hint="eastAsia"/>
-        </w:rPr>
-        <w:t xml:space="preserve"> UI/UX.</w:t>
+        <w:t>Manual testing is chosen because the project is medium scale, making manual checks practical and efficient. Allows the developer to interact directly with the  system identify UI/UX.</w:t>
       </w:r>
     </w:p>
     <w:p>
@@ -6290,21 +6216,7 @@
         <w:rPr>
           <w:rFonts w:hint="eastAsia"/>
         </w:rPr>
-        <w:t xml:space="preserve">Functional </w:t>
-      </w:r>
-      <w:proofErr w:type="gramStart"/>
-      <w:r>
-        <w:rPr>
-          <w:rFonts w:hint="eastAsia"/>
-        </w:rPr>
-        <w:t>Requirements(</w:t>
-      </w:r>
-      <w:proofErr w:type="gramEnd"/>
-      <w:r>
-        <w:rPr>
-          <w:rFonts w:hint="eastAsia"/>
-        </w:rPr>
-        <w:t>FR):</w:t>
+        <w:t>Functional Requirements(FR):</w:t>
       </w:r>
     </w:p>
     <w:p>
@@ -6626,15 +6538,7 @@
         <w:t xml:space="preserve">3.2.1.2 </w:t>
       </w:r>
       <w:r>
-        <w:t xml:space="preserve">Non-Functional </w:t>
-      </w:r>
-      <w:proofErr w:type="gramStart"/>
-      <w:r>
-        <w:t>Requirements(</w:t>
-      </w:r>
-      <w:proofErr w:type="gramEnd"/>
-      <w:r>
-        <w:t>NFR):</w:t>
+        <w:t>Non-Functional Requirements(NFR):</w:t>
       </w:r>
     </w:p>
     <w:p>
@@ -6950,7 +6854,6 @@
       <w:bookmarkStart w:id="51" w:name="_Toc228950785"/>
       <w:bookmarkEnd w:id="50"/>
       <w:r>
-        <w:lastRenderedPageBreak/>
         <w:t>3.3 System Design</w:t>
       </w:r>
       <w:bookmarkEnd w:id="51"/>
@@ -6973,10 +6876,18 @@
       <w:bookmarkEnd w:id="54"/>
     </w:p>
     <w:p>
-      <w:r>
+      <w:pPr>
         <w:rPr>
           <w:noProof/>
         </w:rPr>
+      </w:pPr>
+    </w:p>
+    <w:p>
+      <w:r>
+        <w:rPr>
+          <w:noProof/>
+        </w:rPr>
+        <w:lastRenderedPageBreak/>
         <w:drawing>
           <wp:inline distT="0" distB="0" distL="0" distR="0" wp14:anchorId="322B7451" wp14:editId="0F4311B4">
             <wp:extent cx="6087980" cy="7744460"/>
@@ -7060,8 +6971,11 @@
     </w:p>
     <w:p>
       <w:r>
+        <w:t xml:space="preserve">This activity diagram illustrates a Canteen Pre-Order System where a student browses the menu, checks for availability, and places a "One-Click Order" that an admin then reviews. </w:t>
+      </w:r>
+      <w:r>
         <w:lastRenderedPageBreak/>
-        <w:t>This activity diagram illustrates a Canteen Pre-Order System where a student browses the menu, checks for availability, and places a "One-Click Order" that an admin then reviews. Once the admin confirms the item is in stock and begins preparation, the student can track the status until it is ready for collection and physical payment at the canteen. The process concludes with the admin marking the order as paid and collected, though it also accounts for edge cases like cancellations due to sold-out items or student decisions, and allows the admin to update the menu at any time.</w:t>
+        <w:t>Once the admin confirms the item is in stock and begins preparation, the student can track the status until it is ready for collection and physical payment at the canteen. The process concludes with the admin marking the order as paid and collected, though it also accounts for edge cases like cancellations due to sold-out items or student decisions, and allows the admin to update the menu at any time.</w:t>
       </w:r>
     </w:p>
     <w:p>
@@ -7176,12 +7090,21 @@
       <w:bookmarkEnd w:id="62"/>
       <w:r>
         <w:lastRenderedPageBreak/>
-        <w:t>3.3.5 Use Case Diagram</w:t>
+        <w:t>3.3.</w:t>
+      </w:r>
+      <w:r>
+        <w:t>3</w:t>
+      </w:r>
+      <w:r>
+        <w:t xml:space="preserve"> Use Case Diagram</w:t>
       </w:r>
       <w:bookmarkEnd w:id="63"/>
     </w:p>
     <w:p>
       <w:r>
+        <w:rPr>
+          <w:noProof/>
+        </w:rPr>
         <w:drawing>
           <wp:inline distT="0" distB="0" distL="0" distR="0" wp14:anchorId="6B76B6EA" wp14:editId="445420F9">
             <wp:extent cx="3304309" cy="6858000"/>
@@ -7263,13 +7186,8 @@
       <w:bookmarkEnd w:id="65"/>
     </w:p>
     <w:p>
-      <w:proofErr w:type="gramStart"/>
-      <w:r>
-        <w:t>This use</w:t>
-      </w:r>
-      <w:proofErr w:type="gramEnd"/>
-      <w:r>
-        <w:t xml:space="preserve"> case diagram illustrates how Students and Admin interact with the Canteen Pre-order System. Students can register/login, view the daily menu, check Today’s Special and sold-out items, place one-click orders, track order status, and cancel orders. Admin manages users, food items, daily menu updates, Today’s Special, sold-out status, and </w:t>
+      <w:r>
+        <w:t xml:space="preserve">This use case diagram illustrates how Students and Admin interact with the Canteen Pre-order System. Students can register/login, view the daily menu, check Today’s Special and sold-out items, place one-click orders, track order status, and cancel orders. Admin manages users, food items, daily menu updates, Today’s Special, sold-out status, and </w:t>
       </w:r>
       <w:r>
         <w:lastRenderedPageBreak/>
@@ -7285,19 +7203,14 @@
       <w:bookmarkStart w:id="68" w:name="_Toc228950789"/>
       <w:bookmarkEnd w:id="66"/>
       <w:bookmarkEnd w:id="67"/>
-      <w:proofErr w:type="gramStart"/>
       <w:r>
         <w:t>3.3.</w:t>
       </w:r>
       <w:r>
-        <w:t>6</w:t>
-      </w:r>
-      <w:r>
-        <w:t xml:space="preserve">  Sequence</w:t>
-      </w:r>
-      <w:proofErr w:type="gramEnd"/>
-      <w:r>
-        <w:t xml:space="preserve"> diagrams</w:t>
+        <w:t>4</w:t>
+      </w:r>
+      <w:r>
+        <w:t xml:space="preserve">  Sequence diagrams</w:t>
       </w:r>
       <w:bookmarkStart w:id="69" w:name="_heading=h.1cm8n45yh4wo" w:colFirst="0" w:colLast="0"/>
       <w:bookmarkStart w:id="70" w:name="_heading=h.ad4in7mq08rn" w:colFirst="0" w:colLast="0"/>
@@ -7389,23 +7302,7 @@
     <w:p>
       <w:r>
         <w:lastRenderedPageBreak/>
-        <w:t xml:space="preserve">This sequence diagram shows the step-by-step interaction between Student, Admin, Canteen System, and Database in the Digital Canteen Pre-order System. First, the student browses the menu, and the system fetches menu data from the database. The student then places a one-click order, which is stored as pending and notified to the admin. The admin processes the order by updating its status to </w:t>
-      </w:r>
-      <w:proofErr w:type="gramStart"/>
-      <w:r>
-        <w:t>preparing</w:t>
-      </w:r>
-      <w:proofErr w:type="gramEnd"/>
-      <w:r>
-        <w:t xml:space="preserve"> or ready, and the student receives live status updates. Finally, during pickup, the student pays physically, the admin marks the order as paid and collected, and the system stores the </w:t>
-      </w:r>
-      <w:proofErr w:type="gramStart"/>
-      <w:r>
-        <w:t>completed</w:t>
-      </w:r>
-      <w:proofErr w:type="gramEnd"/>
-      <w:r>
-        <w:t xml:space="preserve"> order in order history.</w:t>
+        <w:t>This sequence diagram shows the step-by-step interaction between Student, Admin, Canteen System, and Database in the Digital Canteen Pre-order System. First, the student browses the menu, and the system fetches menu data from the database. The student then places a one-click order, which is stored as pending and notified to the admin. The admin processes the order by updating its status to preparing or ready, and the student receives live status updates. Finally, during pickup, the student pays physically, the admin marks the order as paid and collected, and the system stores the completed order in order history.</w:t>
       </w:r>
     </w:p>
     <w:p>
@@ -7422,7 +7319,19 @@
         <w:rPr>
           <w:lang w:val="en-US"/>
         </w:rPr>
-        <w:t xml:space="preserve">3.3.7 </w:t>
+        <w:t>3.3.</w:t>
+      </w:r>
+      <w:r>
+        <w:rPr>
+          <w:lang w:val="en-US"/>
+        </w:rPr>
+        <w:t>5</w:t>
+      </w:r>
+      <w:r>
+        <w:rPr>
+          <w:lang w:val="en-US"/>
+        </w:rPr>
+        <w:t xml:space="preserve"> </w:t>
       </w:r>
       <w:r>
         <w:rPr>
@@ -7544,23 +7453,7 @@
       </w:pPr>
       <w:r>
         <w:lastRenderedPageBreak/>
-        <w:t xml:space="preserve">The class diagram of the Digital Canteen Pre-order System represents the main system entities and their relationships. The </w:t>
-      </w:r>
-      <w:proofErr w:type="gramStart"/>
-      <w:r>
-        <w:t>Student</w:t>
-      </w:r>
-      <w:proofErr w:type="gramEnd"/>
-      <w:r>
-        <w:t xml:space="preserve"> class handles student information and ordering functions, while the </w:t>
-      </w:r>
-      <w:proofErr w:type="gramStart"/>
-      <w:r>
-        <w:t>Admin</w:t>
-      </w:r>
-      <w:proofErr w:type="gramEnd"/>
-      <w:r>
-        <w:t xml:space="preserve"> class manages menu items and order processing. The </w:t>
+        <w:t xml:space="preserve">The class diagram of the Digital Canteen Pre-order System represents the main system entities and their relationships. The Student class handles student information and ordering functions, while the Admin class manages menu items and order processing. The </w:t>
       </w:r>
       <w:proofErr w:type="spellStart"/>
       <w:r>
@@ -13478,6 +13371,7 @@
   <w:style w:type="character" w:default="1" w:styleId="DefaultParagraphFont">
     <w:name w:val="Default Paragraph Font"/>
     <w:uiPriority w:val="1"/>
+    <w:semiHidden/>
     <w:unhideWhenUsed/>
   </w:style>
   <w:style w:type="table" w:default="1" w:styleId="TableNormal">

--- a/Slides/Proposal Documentation.docx
+++ b/Slides/Proposal Documentation.docx
@@ -87,17 +87,8 @@
           <w:sz w:val="28"/>
           <w:szCs w:val="28"/>
         </w:rPr>
-        <w:t xml:space="preserve">New </w:t>
-      </w:r>
-      <w:proofErr w:type="spellStart"/>
-      <w:r>
-        <w:rPr>
-          <w:sz w:val="28"/>
-          <w:szCs w:val="28"/>
-        </w:rPr>
-        <w:t>Baneswor</w:t>
-      </w:r>
-      <w:proofErr w:type="spellEnd"/>
+        <w:t>New Baneswor</w:t>
+      </w:r>
       <w:r>
         <w:rPr>
           <w:color w:val="000000"/>
@@ -526,7 +517,7 @@
         </w:rPr>
       </w:pPr>
       <w:r>
-        <w:t>Aishwarya Prashant</w:t>
+        <w:t>Aaishwarya Prashant</w:t>
       </w:r>
     </w:p>
     <w:p>
@@ -537,19 +528,11 @@
           <w:color w:val="000000"/>
         </w:rPr>
       </w:pPr>
-      <w:proofErr w:type="spellStart"/>
       <w:r>
         <w:rPr>
           <w:color w:val="000000"/>
         </w:rPr>
-        <w:t>Saistha</w:t>
-      </w:r>
-      <w:proofErr w:type="spellEnd"/>
-      <w:r>
-        <w:rPr>
-          <w:color w:val="000000"/>
-        </w:rPr>
-        <w:t xml:space="preserve"> Pradhan</w:t>
+        <w:t>Saistha Pradhan</w:t>
       </w:r>
     </w:p>
     <w:p>
@@ -673,19 +656,8 @@
           <w:sz w:val="26"/>
           <w:szCs w:val="26"/>
         </w:rPr>
-        <w:t xml:space="preserve">New </w:t>
-      </w:r>
-      <w:proofErr w:type="spellStart"/>
-      <w:r>
-        <w:rPr>
-          <w:b/>
-          <w:bCs/>
-          <w:sz w:val="26"/>
-          <w:szCs w:val="26"/>
-        </w:rPr>
-        <w:t>Baneswor</w:t>
-      </w:r>
-      <w:proofErr w:type="spellEnd"/>
+        <w:t>New Baneswor</w:t>
+      </w:r>
       <w:r>
         <w:rPr>
           <w:b/>
@@ -1043,7 +1015,7 @@
           <w:sz w:val="28"/>
           <w:szCs w:val="28"/>
         </w:rPr>
-        <w:t>Aishwarya Prashant</w:t>
+        <w:t>Aaishwarya Prashant</w:t>
       </w:r>
     </w:p>
     <w:p>
@@ -1056,23 +1028,13 @@
           <w:szCs w:val="28"/>
         </w:rPr>
       </w:pPr>
-      <w:proofErr w:type="spellStart"/>
       <w:r>
         <w:rPr>
           <w:color w:val="000000"/>
           <w:sz w:val="28"/>
           <w:szCs w:val="28"/>
         </w:rPr>
-        <w:t>Saistha</w:t>
-      </w:r>
-      <w:proofErr w:type="spellEnd"/>
-      <w:r>
-        <w:rPr>
-          <w:color w:val="000000"/>
-          <w:sz w:val="28"/>
-          <w:szCs w:val="28"/>
-        </w:rPr>
-        <w:t xml:space="preserve"> Pradhan</w:t>
+        <w:t>Saistha Pradhan</w:t>
       </w:r>
     </w:p>
     <w:p>
@@ -1185,27 +1147,7 @@
           <w:sz w:val="28"/>
           <w:szCs w:val="28"/>
         </w:rPr>
-        <w:t xml:space="preserve">New </w:t>
-      </w:r>
-      <w:proofErr w:type="spellStart"/>
-      <w:r>
-        <w:rPr>
-          <w:b/>
-          <w:bCs/>
-          <w:sz w:val="28"/>
-          <w:szCs w:val="28"/>
-        </w:rPr>
-        <w:t>Baneshwor</w:t>
-      </w:r>
-      <w:proofErr w:type="spellEnd"/>
-      <w:r>
-        <w:rPr>
-          <w:b/>
-          <w:bCs/>
-          <w:sz w:val="28"/>
-          <w:szCs w:val="28"/>
-        </w:rPr>
-        <w:t>, Kathmandu, Nepal</w:t>
+        <w:t>New Baneshwor, Kathmandu, Nepal</w:t>
       </w:r>
     </w:p>
     <w:p>
@@ -4567,9 +4509,7 @@
     </w:p>
     <w:p>
       <w:pPr>
-        <w:pStyle w:val="ListParagraph"/>
-        <w:spacing w:before="100" w:beforeAutospacing="1" w:after="100" w:afterAutospacing="1"/>
-        <w:ind w:left="420"/>
+        <w:spacing w:before="100" w:beforeAutospacing="1" w:after="100" w:afterAutospacing="1" w:line="276" w:lineRule="auto"/>
         <w:jc w:val="left"/>
         <w:rPr>
           <w:rFonts w:eastAsia="Times New Roman"/>
@@ -4581,57 +4521,46 @@
           <w:rFonts w:eastAsia="Times New Roman"/>
           <w:lang w:val="en-US"/>
         </w:rPr>
-        <w:t>The traditional canteen system used in many colleges and educational institutions often relies on manual food ordering, where students must physically visit the canteen, stand in long queues, check food availability directly at the counter, place orders verbally, and wait for preparation before collecting their meals. This process is often inefficient, especially during peak hours such as lunch breaks, when a large number of students attempt to order food simultaneously. As a result, overcrowding, time wastage, order confusion, delayed service, and inaccurate communication regarding food availability are common challenges. Students may spend a significant portion of their limited break time waiting in line, only to discover that their desired food item is unavailable or sold out. Similarly, canteen staff often face operational pressure in managing multiple orders manually, handling repeated food availability inquiries, and maintaining smooth service flow. These limitations highlight the growing need for a more efficient and technology-driven solution.</w:t>
-      </w:r>
-    </w:p>
-    <w:p>
-      <w:pPr>
-        <w:pStyle w:val="ListParagraph"/>
-        <w:spacing w:before="100" w:beforeAutospacing="1" w:after="100" w:afterAutospacing="1"/>
-        <w:ind w:left="420"/>
+        <w:t>The Click2Eat – Canteen Pre-order System is a web-based application developed to improve and modernize the traditional food ordering process used in college and university canteens. In many educational institutions, students and faculty members often experience long waiting lines and overcrowding during lunch breaks or free periods. Since most canteens still rely on manual ordering and payment systems, customers are required to stand in queues to place orders, wait again for food preparation, and sometimes discover that their desired food items are already unavailable. These problems waste valuable time, create inconvenience for users, and increase pressure on canteen staff during busy hours. The Click2Eat system is proposed as a digital solution to make the ordering process faster, more organized, and more efficient for both customers and administrators.</w:t>
+      </w:r>
+    </w:p>
+    <w:p>
+      <w:pPr>
+        <w:spacing w:before="100" w:beforeAutospacing="1" w:after="100" w:afterAutospacing="1" w:line="276" w:lineRule="auto"/>
         <w:jc w:val="left"/>
         <w:rPr>
           <w:rFonts w:eastAsia="Times New Roman"/>
           <w:lang w:val="en-US"/>
         </w:rPr>
       </w:pPr>
-    </w:p>
-    <w:p>
-      <w:pPr>
-        <w:pStyle w:val="ListParagraph"/>
-        <w:spacing w:before="100" w:beforeAutospacing="1" w:after="100" w:afterAutospacing="1"/>
-        <w:ind w:left="420"/>
-        <w:jc w:val="left"/>
+      <w:r>
         <w:rPr>
           <w:rFonts w:eastAsia="Times New Roman"/>
           <w:lang w:val="en-US"/>
         </w:rPr>
-      </w:pPr>
-      <w:r>
+        <w:t>The system allows students and faculty members to access the canteen menu through an online platform where they can view available food items, prices, and stock availability in real time. Instead of physically visiting the canteen to order food, users can simply log into the system, select their preferred meals, and place pre-orders before arriving at the canteen. This reduces unnecessary crowding and minimizes waiting time significantly. Users can also track the status of their orders, such as whether the order is pending, being prepared, ready for collection, or already collected. In addition, the system maintains an order history feature that enables users to review their previous orders for convenience and record keeping. By offering these features, the system provides a more user-friendly and time-saving experience compared to traditional manual ordering methods.</w:t>
+      </w:r>
+    </w:p>
+    <w:p>
+      <w:pPr>
+        <w:spacing w:before="100" w:beforeAutospacing="1" w:after="100" w:afterAutospacing="1" w:line="276" w:lineRule="auto"/>
+        <w:jc w:val="left"/>
         <w:rPr>
           <w:rFonts w:eastAsia="Times New Roman"/>
           <w:lang w:val="en-US"/>
         </w:rPr>
-        <w:t>With the rapid advancement of web technologies and increasing digital adoption in educational environments, web-based management systems have become practical tools for improving operational efficiency across various institutional services. Digital solutions have already transformed systems such as online admissions, e-learning platforms, digital libraries, and fee management, making processes faster, more transparent, and user-friendly. However, canteen services in many institutions still operate using outdated manual systems. Introducing a Digital Canteen Pre-order System aligns with the broader movement toward digital transformation by modernizing the food ordering experience through automation and real-time information management.</w:t>
-      </w:r>
-    </w:p>
-    <w:p>
-      <w:pPr>
-        <w:pStyle w:val="ListParagraph"/>
-        <w:spacing w:before="100" w:beforeAutospacing="1" w:after="100" w:afterAutospacing="1"/>
-        <w:ind w:left="420"/>
-        <w:jc w:val="left"/>
+      </w:pPr>
+      <w:r>
         <w:rPr>
           <w:rFonts w:eastAsia="Times New Roman"/>
           <w:lang w:val="en-US"/>
         </w:rPr>
-      </w:pPr>
-    </w:p>
-    <w:p>
-      <w:pPr>
-        <w:pStyle w:val="ListParagraph"/>
-        <w:spacing w:before="100" w:beforeAutospacing="1" w:after="100" w:afterAutospacing="1"/>
-        <w:ind w:left="420"/>
+        <w:t>The project also includes an administrative dashboard for canteen management. Through this dashboard, canteen staff or administrators can efficiently manage menu items, update food prices, control daily stock quantities, and mark certain items as sold out whenever necessary. The admin panel also helps staff monitor all incoming orders, manage pending requests, and organize food preparation in a systematic manner. This reduces confusion during peak hours and improves overall workflow inside the canteen. Since stock is updated digitally, the chances of accepting orders for unavailable food items are greatly reduced. Furthermore, the system helps maintain proper digital records of orders and transactions, making it easier to track sales and analyze customer preferences in the future.</w:t>
+      </w:r>
+    </w:p>
+    <w:p>
+      <w:pPr>
+        <w:spacing w:before="100" w:beforeAutospacing="1" w:after="100" w:afterAutospacing="1" w:line="276" w:lineRule="auto"/>
         <w:jc w:val="left"/>
         <w:rPr>
           <w:rFonts w:eastAsia="Times New Roman"/>
@@ -4643,7 +4572,7 @@
           <w:rFonts w:eastAsia="Times New Roman"/>
           <w:lang w:val="en-US"/>
         </w:rPr>
-        <w:t xml:space="preserve">The Digital Canteen Pre-order System is designed as a web-based platform that enables students to browse available food items digitally, check daily menus, identify Today’s Special dishes, and view sold-out items before placing an order. Unlike conventional e-commerce food ordering systems that rely on multi-item shopping carts, this project focuses specifically on a simplified one-click ordering approach, </w:t>
+        <w:t xml:space="preserve">Another important aspect of the Click2Eat system is its contribution to improving overall productivity and customer satisfaction within the college environment. Students often have limited break times between classes, and spending a large portion of that time waiting in queues can negatively affect their schedules and academic activities. By enabling quick and convenient food pre-ordering, the system allows users to manage their </w:t>
       </w:r>
       <w:r>
         <w:rPr>
@@ -4651,30 +4580,28 @@
           <w:lang w:val="en-US"/>
         </w:rPr>
         <w:lastRenderedPageBreak/>
-        <w:t>where students can instantly pre-order a single food item for quick service. This targeted design choice is particularly suitable for college canteens, where speed, convenience, and reduced complexity are essential. By minimizing ordering steps, the system ensures that students can place orders quickly during short academic breaks while avoiding unnecessary interface complications.</w:t>
+        <w:t>time more effectively. Faculty members can also benefit from the system by avoiding crowded areas and receiving faster service. At the same time, canteen staff can prepare orders in advance based on digital requests, reducing pressure and improving service quality. The project therefore creates benefits for both customers and administrators by introducing a more organized and technology-driven approach to canteen management.</w:t>
       </w:r>
     </w:p>
     <w:p>
       <w:pPr>
         <w:pStyle w:val="Heading2"/>
+        <w:numPr>
+          <w:ilvl w:val="1"/>
+          <w:numId w:val="31"/>
+        </w:numPr>
       </w:pPr>
       <w:bookmarkStart w:id="15" w:name="_Toc228950764"/>
       <w:bookmarkEnd w:id="13"/>
       <w:bookmarkEnd w:id="14"/>
       <w:r>
-        <w:rPr>
-          <w:rFonts w:hint="eastAsia"/>
-        </w:rPr>
-        <w:t xml:space="preserve">1.2 </w:t>
-      </w:r>
-      <w:r>
         <w:t>Problem Statement</w:t>
       </w:r>
       <w:bookmarkEnd w:id="15"/>
     </w:p>
     <w:p>
       <w:r>
-        <w:t>Traditional college canteen systems often depend on manual food ordering processes that cause long queues, time wastage, overcrowding, and inefficient service during peak hours. Students frequently face difficulties in checking food availability, placing orders quickly, and receiving timely updates on order status, while canteen staff struggle with managing multiple orders and updating menu availability efficiently. These limitations create inconvenience for both students and administrators, highlighting the need for a digital pre-order system that simplifies food ordering, improves service speed, and enhances overall canteen management.</w:t>
+        <w:t>Many students and faculty members face long waiting lines, overcrowding, and delays while purchasing food from the college canteen, especially during break hours. Traditional manual ordering methods also make it difficult for canteen staff to manage orders, track stock availability, and handle large numbers of customers efficiently. In addition, customers often do not know whether food items are available or when their orders are ready for collection. The Click2Eat – Canteen Pre-order System aims to solve these problems by providing a digital platform where users can pre-order meals, view available menu items in real time, and track their order status, while allowing administrators to manage menu items, stock, and orders more effectively.</w:t>
       </w:r>
     </w:p>
     <w:p>
@@ -4835,7 +4762,10 @@
         </w:numPr>
       </w:pPr>
       <w:r>
-        <w:t>The system currently only supports single-item one click ordering, limiting students from ordering multiple food items in one transaction.</w:t>
+        <w:t>The system requires a stable internet connection to access the website, place orders, and update order information. Users may face difficulties using the system during network issues or internet outages</w:t>
+      </w:r>
+      <w:r>
+        <w:t>.</w:t>
       </w:r>
     </w:p>
     <w:p>
@@ -4847,7 +4777,7 @@
         </w:numPr>
       </w:pPr>
       <w:r>
-        <w:t>Payment is handled physically during food collection, as online payment integration is not included</w:t>
+        <w:t>The current version of the system may only support cash-on-collection or simple payment methods and does not include advanced online payment gateway integration</w:t>
       </w:r>
     </w:p>
     <w:p>
@@ -4950,21 +4880,7 @@
         <w:rPr>
           <w:lang w:val="en-GB"/>
         </w:rPr>
-        <w:t xml:space="preserve">Joshi, S., </w:t>
-      </w:r>
-      <w:proofErr w:type="spellStart"/>
-      <w:r>
-        <w:rPr>
-          <w:lang w:val="en-GB"/>
-        </w:rPr>
-        <w:t>Kasaju</w:t>
-      </w:r>
-      <w:proofErr w:type="spellEnd"/>
-      <w:r>
-        <w:rPr>
-          <w:lang w:val="en-GB"/>
-        </w:rPr>
-        <w:t>, B., Karki, P., Aryal, S. K., &amp; Chhetri, S. B</w:t>
+        <w:t>Joshi, S., Kasaju, B., Karki, P., Aryal, S. K., &amp; Chhetri, S. B</w:t>
       </w:r>
       <w:r>
         <w:t>. [1]. This system uses Quick Response (QR) codes to provide users with access to the digital menu. Students can scan the QR code using their mobile devices, view available food items, and place orders electronically. The main advantage of this system is that it reduces physical interaction and eliminates the need for printed menus or manual order-taking.</w:t>
@@ -5000,72 +4916,50 @@
         <w:rPr>
           <w:lang w:val="en-GB"/>
         </w:rPr>
-        <w:t xml:space="preserve">Toma, S. T. F., Karmaker, D., Iqbal, S., </w:t>
-      </w:r>
-      <w:proofErr w:type="spellStart"/>
+        <w:t>Toma, S. T. F., Karmaker, D., Iqbal, S., Pantho</w:t>
+      </w:r>
+      <w:r>
+        <w:t xml:space="preserve"> </w:t>
+      </w:r>
+      <w:r>
+        <w:t>[2]. This system provides a dedicated mobile application through which users can browse menus, place orders, and manage their requests. The use of a mobile application offers a structured and interactive interface, making it easier for users to navigate through different options.</w:t>
+      </w:r>
+    </w:p>
+    <w:p>
+      <w:r>
+        <w:t>This system is particularly effective in reducing congestion during peak hours, as students can place orders remotely without physically visiting the counter. It also helps canteen staff manage orders more efficiently by maintaining a digital record of requests.</w:t>
+      </w:r>
+    </w:p>
+    <w:p>
+      <w:r>
+        <w:t>However, the requirement of installing a mobile application creates a significant limitation. Not all users may have sufficient storage space or compatible devices to run the application. Additionally, the system is platform-dependent, as it primarily supports Android devices, thereby excluding users from other platforms such as iOS or those without smartphones.</w:t>
+      </w:r>
+    </w:p>
+    <w:p>
+      <w:r>
+        <w:t>Another drawback is that application-based systems often require regular updates and maintenance, which can increase complexity and cost. These factors reduce the accessibility and practicality of the system, especially in environments where simplicity and ease of use are essential.</w:t>
+      </w:r>
+    </w:p>
+    <w:p/>
+    <w:p>
+      <w:pPr>
+        <w:pStyle w:val="Heading3"/>
+      </w:pPr>
+      <w:bookmarkStart w:id="30" w:name="_Toc228950774"/>
+      <w:r>
+        <w:t>2.2.3 Smart Canteen Management System</w:t>
+      </w:r>
+      <w:bookmarkEnd w:id="30"/>
+    </w:p>
+    <w:p>
+      <w:r>
+        <w:t xml:space="preserve">The Smart Canteen Management System proposed by </w:t>
+      </w:r>
       <w:r>
         <w:rPr>
           <w:lang w:val="en-GB"/>
         </w:rPr>
-        <w:t>Pantho</w:t>
-      </w:r>
-      <w:proofErr w:type="spellEnd"/>
-      <w:r>
-        <w:t xml:space="preserve"> </w:t>
-      </w:r>
-      <w:r>
-        <w:t>[2]. This system provides a dedicated mobile application through which users can browse menus, place orders, and manage their requests. The use of a mobile application offers a structured and interactive interface, making it easier for users to navigate through different options.</w:t>
-      </w:r>
-    </w:p>
-    <w:p>
-      <w:r>
-        <w:t>This system is particularly effective in reducing congestion during peak hours, as students can place orders remotely without physically visiting the counter. It also helps canteen staff manage orders more efficiently by maintaining a digital record of requests.</w:t>
-      </w:r>
-    </w:p>
-    <w:p>
-      <w:r>
-        <w:t>However, the requirement of installing a mobile application creates a significant limitation. Not all users may have sufficient storage space or compatible devices to run the application. Additionally, the system is platform-dependent, as it primarily supports Android devices, thereby excluding users from other platforms such as iOS or those without smartphones.</w:t>
-      </w:r>
-    </w:p>
-    <w:p>
-      <w:r>
-        <w:t>Another drawback is that application-based systems often require regular updates and maintenance, which can increase complexity and cost. These factors reduce the accessibility and practicality of the system, especially in environments where simplicity and ease of use are essential.</w:t>
-      </w:r>
-    </w:p>
-    <w:p/>
-    <w:p>
-      <w:pPr>
-        <w:pStyle w:val="Heading3"/>
-      </w:pPr>
-      <w:bookmarkStart w:id="30" w:name="_Toc228950774"/>
-      <w:r>
-        <w:t>2.2.3 Smart Canteen Management System</w:t>
-      </w:r>
-      <w:bookmarkEnd w:id="30"/>
-    </w:p>
-    <w:p>
-      <w:r>
-        <w:t xml:space="preserve">The Smart Canteen Management System proposed by </w:t>
-      </w:r>
-      <w:r>
-        <w:rPr>
-          <w:lang w:val="en-GB"/>
-        </w:rPr>
-        <w:t xml:space="preserve">Narendran, A., </w:t>
-      </w:r>
-      <w:proofErr w:type="spellStart"/>
-      <w:r>
-        <w:rPr>
-          <w:lang w:val="en-GB"/>
-        </w:rPr>
-        <w:t>Inuguri</w:t>
-      </w:r>
-      <w:proofErr w:type="spellEnd"/>
-      <w:r>
-        <w:rPr>
-          <w:lang w:val="en-GB"/>
-        </w:rPr>
-        <w:t xml:space="preserve">, A. H., Yashaswini, M., Sundaram, S., &amp; Khanna, M. </w:t>
+        <w:t xml:space="preserve">Narendran, A., Inuguri, A. H., Yashaswini, M., Sundaram, S., &amp; Khanna, M. </w:t>
       </w:r>
       <w:r>
         <w:t>[3] provides a more comprehensive approach to canteen automation. This system integrates multiple features, including digital menu management, order processing, billing, and online payment systems. It aims to create a fully automated environment that enhances operational efficiency and reduces manual workload.</w:t>
@@ -5525,13 +5419,8 @@
               <w:spacing w:before="0" w:after="0" w:line="240" w:lineRule="auto"/>
               <w:jc w:val="center"/>
             </w:pPr>
-            <w:proofErr w:type="spellStart"/>
-            <w:r>
-              <w:t>Saistha</w:t>
-            </w:r>
-            <w:proofErr w:type="spellEnd"/>
-            <w:r>
-              <w:t xml:space="preserve"> Pradhan</w:t>
+            <w:r>
+              <w:t>Saistha Pradhan</w:t>
             </w:r>
           </w:p>
         </w:tc>
@@ -5846,15 +5735,7 @@
         <w:t>PHP is used for backend language as it is one of the most widely used language for server side development and it integrates</w:t>
       </w:r>
       <w:r>
-        <w:t xml:space="preserve"> seamlessly with MySQL making data handling efficient. PHP runs smoothly on </w:t>
-      </w:r>
-      <w:proofErr w:type="spellStart"/>
-      <w:r>
-        <w:t>apache</w:t>
-      </w:r>
-      <w:proofErr w:type="spellEnd"/>
-      <w:r>
-        <w:t xml:space="preserve"> servers providing stable environment.</w:t>
+        <w:t xml:space="preserve"> seamlessly with MySQL making data handling efficient. PHP runs smoothly on apache servers providing stable environment.</w:t>
       </w:r>
     </w:p>
     <w:p>
@@ -6085,21 +5966,7 @@
         <w:rPr>
           <w:rFonts w:hint="eastAsia"/>
         </w:rPr>
-        <w:t xml:space="preserve">Apache is used as a web server because it is stable, open source and widely used in </w:t>
-      </w:r>
-      <w:proofErr w:type="spellStart"/>
-      <w:r>
-        <w:rPr>
-          <w:rFonts w:hint="eastAsia"/>
-        </w:rPr>
-        <w:t>php</w:t>
-      </w:r>
-      <w:proofErr w:type="spellEnd"/>
-      <w:r>
-        <w:rPr>
-          <w:rFonts w:hint="eastAsia"/>
-        </w:rPr>
-        <w:t xml:space="preserve"> applications.</w:t>
+        <w:t>Apache is used as a web server because it is stable, open source and widely used in php applications.</w:t>
       </w:r>
       <w:r>
         <w:t xml:space="preserve"> </w:t>
@@ -6242,7 +6109,10 @@
         <w:rPr>
           <w:lang w:val="en-US"/>
         </w:rPr>
-        <w:t xml:space="preserve"> The system shall allow students to register and log in using their credentials.</w:t>
+        <w:t xml:space="preserve"> </w:t>
+      </w:r>
+      <w:r>
+        <w:t>The system shall allow students, faculty members, and administrators to create accounts and securely log in using valid credentials.</w:t>
       </w:r>
     </w:p>
     <w:p>
@@ -6268,7 +6138,10 @@
         <w:rPr>
           <w:lang w:val="en-US"/>
         </w:rPr>
-        <w:t xml:space="preserve"> The system shall display available menu items, including prices, images, Today’s Special, and sold-out status.</w:t>
+        <w:t xml:space="preserve"> </w:t>
+      </w:r>
+      <w:r>
+        <w:t>The system shall provide different access levels for users (students/faculty) and administrators, ensuring each role can only access permitted features.</w:t>
       </w:r>
     </w:p>
     <w:p>
@@ -6294,7 +6167,10 @@
         <w:rPr>
           <w:lang w:val="en-US"/>
         </w:rPr>
-        <w:t xml:space="preserve"> The system shall allow students to place a one-click pre-order for a single food item.</w:t>
+        <w:t xml:space="preserve"> </w:t>
+      </w:r>
+      <w:r>
+        <w:t>The system shall allow users to view the daily canteen menu with food items, prices, and availability status in real time.</w:t>
       </w:r>
     </w:p>
     <w:p>
@@ -6320,7 +6196,10 @@
         <w:rPr>
           <w:lang w:val="en-US"/>
         </w:rPr>
-        <w:t xml:space="preserve"> The system shall store student orders and maintain order details in the database.</w:t>
+        <w:t xml:space="preserve"> </w:t>
+      </w:r>
+      <w:r>
+        <w:t>The system shall allow users to select food items and place pre-orders for available menu items.</w:t>
       </w:r>
     </w:p>
     <w:p>
@@ -6346,7 +6225,13 @@
         <w:rPr>
           <w:lang w:val="en-US"/>
         </w:rPr>
-        <w:t xml:space="preserve"> The system shall allow students to view real-time order status updates (Pending, Preparing, Ready for Collection, Paid &amp; Collected, Cancelled).</w:t>
+        <w:t xml:space="preserve"> </w:t>
+      </w:r>
+      <w:r>
+        <w:t>The system shall allow users to view current order status such as pending, preparing, ready for pickup, and completed.</w:t>
+      </w:r>
+      <w:r>
+        <w:t xml:space="preserve"> (User side)</w:t>
       </w:r>
     </w:p>
     <w:p>
@@ -6398,7 +6283,13 @@
         <w:rPr>
           <w:lang w:val="en-US"/>
         </w:rPr>
-        <w:t xml:space="preserve"> The system shall allow admins to securely log in to the dashboard.</w:t>
+        <w:t xml:space="preserve"> </w:t>
+      </w:r>
+      <w:r>
+        <w:rPr>
+          <w:lang w:val="en-US"/>
+        </w:rPr>
+        <w:t>The system shall allow the administrator to add, edit, and delete food items from the menu.</w:t>
       </w:r>
     </w:p>
     <w:p>
@@ -6418,29 +6309,16 @@
           <w:bCs/>
           <w:lang w:val="en-US"/>
         </w:rPr>
-        <w:t>FR</w:t>
-      </w:r>
-      <w:r>
-        <w:rPr>
-          <w:b/>
-          <w:bCs/>
+        <w:t>FR8:</w:t>
+      </w:r>
+      <w:r>
+        <w:rPr>
           <w:lang w:val="en-US"/>
         </w:rPr>
-        <w:t>8</w:t>
-      </w:r>
-      <w:r>
-        <w:rPr>
-          <w:b/>
-          <w:bCs/>
-          <w:lang w:val="en-US"/>
-        </w:rPr>
-        <w:t>:</w:t>
-      </w:r>
-      <w:r>
-        <w:rPr>
-          <w:lang w:val="en-US"/>
-        </w:rPr>
-        <w:t xml:space="preserve"> The system shall allow admins to mark food items as Today’s Special or Sold Out.</w:t>
+        <w:t xml:space="preserve"> </w:t>
+      </w:r>
+      <w:r>
+        <w:t>The system shall allow the administrator to update daily stock availability and mark items as sold out.</w:t>
       </w:r>
     </w:p>
     <w:p>
@@ -6460,23 +6338,7 @@
           <w:bCs/>
           <w:lang w:val="en-US"/>
         </w:rPr>
-        <w:t>FR</w:t>
-      </w:r>
-      <w:r>
-        <w:rPr>
-          <w:b/>
-          <w:bCs/>
-          <w:lang w:val="en-US"/>
-        </w:rPr>
-        <w:t>9</w:t>
-      </w:r>
-      <w:r>
-        <w:rPr>
-          <w:b/>
-          <w:bCs/>
-          <w:lang w:val="en-US"/>
-        </w:rPr>
-        <w:t>:</w:t>
+        <w:t>FR9:</w:t>
       </w:r>
       <w:r>
         <w:rPr>
@@ -6524,7 +6386,173 @@
         <w:rPr>
           <w:lang w:val="en-US"/>
         </w:rPr>
-        <w:t xml:space="preserve"> The system shall allow admins to update order statuses throughout the preparation and collection process.</w:t>
+        <w:t xml:space="preserve"> </w:t>
+      </w:r>
+      <w:r>
+        <w:t>The system shall allow administrators to view, accept, update, and manage all incoming orders.</w:t>
+      </w:r>
+      <w:r>
+        <w:rPr>
+          <w:lang w:val="en-US"/>
+        </w:rPr>
+        <w:t>(Admin side)</w:t>
+      </w:r>
+    </w:p>
+    <w:p>
+      <w:pPr>
+        <w:pStyle w:val="ListParagraph"/>
+        <w:numPr>
+          <w:ilvl w:val="0"/>
+          <w:numId w:val="37"/>
+        </w:numPr>
+        <w:spacing w:before="100" w:beforeAutospacing="1" w:after="100" w:afterAutospacing="1"/>
+        <w:jc w:val="left"/>
+        <w:rPr>
+          <w:rFonts w:eastAsia="Times New Roman"/>
+          <w:lang w:val="en-US"/>
+        </w:rPr>
+      </w:pPr>
+      <w:r>
+        <w:rPr>
+          <w:rFonts w:eastAsia="Times New Roman"/>
+          <w:b/>
+          <w:bCs/>
+          <w:lang w:val="en-US"/>
+        </w:rPr>
+        <w:lastRenderedPageBreak/>
+        <w:t>FR1</w:t>
+      </w:r>
+      <w:r>
+        <w:rPr>
+          <w:rFonts w:eastAsia="Times New Roman"/>
+          <w:b/>
+          <w:bCs/>
+          <w:lang w:val="en-US"/>
+        </w:rPr>
+        <w:t>2</w:t>
+      </w:r>
+      <w:r>
+        <w:rPr>
+          <w:rFonts w:eastAsia="Times New Roman"/>
+          <w:b/>
+          <w:bCs/>
+          <w:lang w:val="en-US"/>
+        </w:rPr>
+        <w:t xml:space="preserve">: </w:t>
+      </w:r>
+      <w:r>
+        <w:rPr>
+          <w:rFonts w:eastAsia="Times New Roman"/>
+          <w:lang w:val="en-US"/>
+        </w:rPr>
+        <w:t>The system shall allow administrators to update the status of each order in real time (e.g., preparing, ready, collected).</w:t>
+      </w:r>
+    </w:p>
+    <w:p>
+      <w:pPr>
+        <w:pStyle w:val="ListParagraph"/>
+        <w:numPr>
+          <w:ilvl w:val="0"/>
+          <w:numId w:val="37"/>
+        </w:numPr>
+        <w:spacing w:before="100" w:beforeAutospacing="1" w:after="100" w:afterAutospacing="1"/>
+        <w:jc w:val="left"/>
+        <w:rPr>
+          <w:rFonts w:eastAsia="Times New Roman"/>
+          <w:lang w:val="en-US"/>
+        </w:rPr>
+      </w:pPr>
+      <w:r>
+        <w:rPr>
+          <w:rFonts w:eastAsia="Times New Roman"/>
+          <w:b/>
+          <w:bCs/>
+          <w:lang w:val="en-US"/>
+        </w:rPr>
+        <w:t>FR1</w:t>
+      </w:r>
+      <w:r>
+        <w:rPr>
+          <w:rFonts w:eastAsia="Times New Roman"/>
+          <w:b/>
+          <w:bCs/>
+          <w:lang w:val="en-US"/>
+        </w:rPr>
+        <w:t>3</w:t>
+      </w:r>
+      <w:r>
+        <w:rPr>
+          <w:rFonts w:eastAsia="Times New Roman"/>
+          <w:b/>
+          <w:bCs/>
+          <w:lang w:val="en-US"/>
+        </w:rPr>
+        <w:t>:</w:t>
+      </w:r>
+      <w:r>
+        <w:rPr>
+          <w:rFonts w:eastAsia="Times New Roman"/>
+          <w:b/>
+          <w:bCs/>
+          <w:lang w:val="en-US"/>
+        </w:rPr>
+        <w:t xml:space="preserve"> </w:t>
+      </w:r>
+      <w:r>
+        <w:rPr>
+          <w:rFonts w:eastAsia="Times New Roman"/>
+          <w:lang w:val="en-US"/>
+        </w:rPr>
+        <w:t>The system shall allow the administrator to manage user accounts, including viewing, adding, or deactivating users if required.</w:t>
+      </w:r>
+    </w:p>
+    <w:p>
+      <w:pPr>
+        <w:pStyle w:val="ListParagraph"/>
+        <w:numPr>
+          <w:ilvl w:val="0"/>
+          <w:numId w:val="37"/>
+        </w:numPr>
+        <w:spacing w:before="100" w:beforeAutospacing="1" w:after="100" w:afterAutospacing="1"/>
+        <w:jc w:val="left"/>
+        <w:rPr>
+          <w:rFonts w:eastAsia="Times New Roman"/>
+          <w:lang w:val="en-US"/>
+        </w:rPr>
+      </w:pPr>
+      <w:r>
+        <w:rPr>
+          <w:rFonts w:eastAsia="Times New Roman"/>
+          <w:b/>
+          <w:bCs/>
+          <w:lang w:val="en-US"/>
+        </w:rPr>
+        <w:t>FR1</w:t>
+      </w:r>
+      <w:r>
+        <w:rPr>
+          <w:rFonts w:eastAsia="Times New Roman"/>
+          <w:b/>
+          <w:bCs/>
+          <w:lang w:val="en-US"/>
+        </w:rPr>
+        <w:t>4</w:t>
+      </w:r>
+      <w:r>
+        <w:rPr>
+          <w:rFonts w:eastAsia="Times New Roman"/>
+          <w:b/>
+          <w:bCs/>
+          <w:lang w:val="en-US"/>
+        </w:rPr>
+        <w:t xml:space="preserve">: </w:t>
+      </w:r>
+      <w:r>
+        <w:rPr>
+          <w:rFonts w:eastAsia="Times New Roman"/>
+          <w:lang w:val="en-US"/>
+        </w:rPr>
+        <w:t>The system shall provide administrators with basic reports such as total orders, popular items, and daily sales summary.</w:t>
       </w:r>
     </w:p>
     <w:p>
@@ -6584,7 +6612,6 @@
           <w:bCs/>
           <w:lang w:val="en-US"/>
         </w:rPr>
-        <w:lastRenderedPageBreak/>
         <w:t>NFR2:</w:t>
       </w:r>
       <w:r>
@@ -6700,32 +6727,6 @@
     </w:p>
     <w:p>
       <w:pPr>
-        <w:pStyle w:val="ListParagraph"/>
-        <w:numPr>
-          <w:ilvl w:val="0"/>
-          <w:numId w:val="38"/>
-        </w:numPr>
-        <w:rPr>
-          <w:lang w:val="en-US"/>
-        </w:rPr>
-      </w:pPr>
-      <w:r>
-        <w:rPr>
-          <w:b/>
-          <w:bCs/>
-          <w:lang w:val="en-US"/>
-        </w:rPr>
-        <w:t>NFR7:</w:t>
-      </w:r>
-      <w:r>
-        <w:rPr>
-          <w:lang w:val="en-US"/>
-        </w:rPr>
-        <w:t xml:space="preserve"> The system should ensure reliability by minimizing errors during order placement and status tracking.</w:t>
-      </w:r>
-    </w:p>
-    <w:p>
-      <w:pPr>
         <w:pStyle w:val="Heading3"/>
       </w:pPr>
       <w:bookmarkStart w:id="48" w:name="_heading=h.mgp18nndx2i9" w:colFirst="0" w:colLast="0"/>
@@ -6854,6 +6855,7 @@
       <w:bookmarkStart w:id="51" w:name="_Toc228950785"/>
       <w:bookmarkEnd w:id="50"/>
       <w:r>
+        <w:lastRenderedPageBreak/>
         <w:t>3.3 System Design</w:t>
       </w:r>
       <w:bookmarkEnd w:id="51"/>
@@ -6878,21 +6880,19 @@
     <w:p>
       <w:pPr>
         <w:rPr>
+          <w:lang w:val="en-US"/>
+        </w:rPr>
+      </w:pPr>
+      <w:r>
+        <w:rPr>
           <w:noProof/>
-        </w:rPr>
-      </w:pPr>
-    </w:p>
-    <w:p>
-      <w:r>
-        <w:rPr>
-          <w:noProof/>
-        </w:rPr>
-        <w:lastRenderedPageBreak/>
+          <w:lang w:val="en-US"/>
+        </w:rPr>
         <w:drawing>
-          <wp:inline distT="0" distB="0" distL="0" distR="0" wp14:anchorId="322B7451" wp14:editId="0F4311B4">
-            <wp:extent cx="6087980" cy="7744460"/>
-            <wp:effectExtent l="0" t="0" r="8255" b="8890"/>
-            <wp:docPr id="2010894991" name="Picture 4"/>
+          <wp:inline distT="0" distB="0" distL="0" distR="0" wp14:anchorId="05CC5D51" wp14:editId="5B20D5EF">
+            <wp:extent cx="2998810" cy="7764780"/>
+            <wp:effectExtent l="0" t="0" r="0" b="7620"/>
+            <wp:docPr id="1187456304" name="Picture 5"/>
             <wp:cNvGraphicFramePr>
               <a:graphicFrameLocks xmlns:a="http://schemas.openxmlformats.org/drawingml/2006/main" noChangeAspect="1"/>
             </wp:cNvGraphicFramePr>
@@ -6900,20 +6900,20 @@
               <a:graphicData uri="http://schemas.openxmlformats.org/drawingml/2006/picture">
                 <pic:pic xmlns:pic="http://schemas.openxmlformats.org/drawingml/2006/picture">
                   <pic:nvPicPr>
-                    <pic:cNvPr id="0" name="Picture 3"/>
+                    <pic:cNvPr id="0" name="Picture 6"/>
                     <pic:cNvPicPr>
                       <a:picLocks noChangeAspect="1" noChangeArrowheads="1"/>
                     </pic:cNvPicPr>
                   </pic:nvPicPr>
                   <pic:blipFill rotWithShape="1">
-                    <a:blip r:embed="rId12">
+                    <a:blip r:embed="rId12" cstate="print">
                       <a:extLst>
                         <a:ext uri="{28A0092B-C50C-407E-A947-70E740481C1C}">
                           <a14:useLocalDpi xmlns:a14="http://schemas.microsoft.com/office/drawing/2010/main" val="0"/>
                         </a:ext>
                       </a:extLst>
                     </a:blip>
-                    <a:srcRect l="766" t="2850" r="756"/>
+                    <a:srcRect l="3097" t="3564" r="3549" b="1197"/>
                     <a:stretch>
                       <a:fillRect/>
                     </a:stretch>
@@ -6921,7 +6921,7 @@
                   <pic:spPr bwMode="auto">
                     <a:xfrm>
                       <a:off x="0" y="0"/>
-                      <a:ext cx="6096991" cy="7755923"/>
+                      <a:ext cx="3012560" cy="7800382"/>
                     </a:xfrm>
                     <a:prstGeom prst="rect">
                       <a:avLst/>
@@ -6971,11 +6971,8 @@
     </w:p>
     <w:p>
       <w:r>
-        <w:t xml:space="preserve">This activity diagram illustrates a Canteen Pre-Order System where a student browses the menu, checks for availability, and places a "One-Click Order" that an admin then reviews. </w:t>
-      </w:r>
-      <w:r>
         <w:lastRenderedPageBreak/>
-        <w:t>Once the admin confirms the item is in stock and begins preparation, the student can track the status until it is ready for collection and physical payment at the canteen. The process concludes with the admin marking the order as paid and collected, though it also accounts for edge cases like cancellations due to sold-out items or student decisions, and allows the admin to update the menu at any time.</w:t>
+        <w:t>The activity diagram for the Click2Eat – Canteen Pre-order System illustrates the workflow of both users and administrators. The process begins when a user accesses the system and logs in or registers. After successful authentication, the user can view the daily menu, select food items, and place an order. The system then generates an order confirmation and allows the user to track the order status until it is ready for collection, after which the user collects the food and can also view order history. On the other hand, the admin logs in to manage the system by updating menu items, controlling stock availability, and monitoring incoming orders. The admin processes each order and updates its status in real time while also generating reports for better management. This diagram overall represents the interaction between user ordering activities and admin management tasks in a structured flow.</w:t>
       </w:r>
     </w:p>
     <w:p>
@@ -7000,14 +6997,11 @@
     </w:p>
     <w:p>
       <w:r>
-        <w:rPr>
-          <w:noProof/>
-        </w:rPr>
         <w:drawing>
-          <wp:inline distT="0" distB="0" distL="0" distR="0" wp14:anchorId="5B0BA0B9" wp14:editId="4B640B19">
-            <wp:extent cx="5838475" cy="2773680"/>
-            <wp:effectExtent l="0" t="0" r="0" b="7620"/>
-            <wp:docPr id="188781591" name="Picture 4"/>
+          <wp:inline distT="0" distB="0" distL="0" distR="0" wp14:anchorId="6257C8C6" wp14:editId="210E2E67">
+            <wp:extent cx="5504815" cy="3552825"/>
+            <wp:effectExtent l="0" t="0" r="635" b="9525"/>
+            <wp:docPr id="1054446921" name="Picture 1"/>
             <wp:cNvGraphicFramePr>
               <a:graphicFrameLocks xmlns:a="http://schemas.openxmlformats.org/drawingml/2006/main" noChangeAspect="1"/>
             </wp:cNvGraphicFramePr>
@@ -7015,133 +7009,11 @@
               <a:graphicData uri="http://schemas.openxmlformats.org/drawingml/2006/picture">
                 <pic:pic xmlns:pic="http://schemas.openxmlformats.org/drawingml/2006/picture">
                   <pic:nvPicPr>
-                    <pic:cNvPr id="0" name="Picture 3"/>
-                    <pic:cNvPicPr>
-                      <a:picLocks noChangeAspect="1" noChangeArrowheads="1"/>
-                    </pic:cNvPicPr>
+                    <pic:cNvPr id="1054446921" name=""/>
+                    <pic:cNvPicPr/>
                   </pic:nvPicPr>
                   <pic:blipFill>
-                    <a:blip r:embed="rId13">
-                      <a:extLst>
-                        <a:ext uri="{28A0092B-C50C-407E-A947-70E740481C1C}">
-                          <a14:useLocalDpi xmlns:a14="http://schemas.microsoft.com/office/drawing/2010/main" val="0"/>
-                        </a:ext>
-                      </a:extLst>
-                    </a:blip>
-                    <a:srcRect/>
-                    <a:stretch>
-                      <a:fillRect/>
-                    </a:stretch>
-                  </pic:blipFill>
-                  <pic:spPr bwMode="auto">
-                    <a:xfrm>
-                      <a:off x="0" y="0"/>
-                      <a:ext cx="5841544" cy="2775138"/>
-                    </a:xfrm>
-                    <a:prstGeom prst="rect">
-                      <a:avLst/>
-                    </a:prstGeom>
-                    <a:noFill/>
-                    <a:ln>
-                      <a:noFill/>
-                    </a:ln>
-                  </pic:spPr>
-                </pic:pic>
-              </a:graphicData>
-            </a:graphic>
-          </wp:inline>
-        </w:drawing>
-      </w:r>
-    </w:p>
-    <w:p>
-      <w:pPr>
-        <w:pStyle w:val="Caption"/>
-      </w:pPr>
-      <w:bookmarkStart w:id="60" w:name="_Toc222587628"/>
-      <w:bookmarkStart w:id="61" w:name="_Toc229035109"/>
-      <w:r>
-        <w:t xml:space="preserve">Figure </w:t>
-      </w:r>
-      <w:fldSimple w:instr=" SEQ Figure \* ARABIC ">
-        <w:r>
-          <w:rPr>
-            <w:noProof/>
-          </w:rPr>
-          <w:t>2</w:t>
-        </w:r>
-      </w:fldSimple>
-      <w:r>
-        <w:t>: ER Diagram</w:t>
-      </w:r>
-      <w:bookmarkEnd w:id="60"/>
-      <w:bookmarkEnd w:id="61"/>
-    </w:p>
-    <w:p>
-      <w:r>
-        <w:t>This ER diagram shows the main entities of the Digital Canteen Pre-order System: Students, Orders, Menu Items, Admin, and Order History. Students place orders, select menu items, and view their order history. Each order stores student details, selected food, payment amount, and status. Admin manages menu items and receives student orders for processing. Completed orders are stored in Order History for future reference</w:t>
-      </w:r>
-    </w:p>
-    <w:p>
-      <w:pPr>
-        <w:pStyle w:val="Heading3"/>
-      </w:pPr>
-      <w:bookmarkStart w:id="62" w:name="_heading=h.48eqp0mcihuv" w:colFirst="0" w:colLast="0"/>
-      <w:bookmarkStart w:id="63" w:name="_Toc228950788"/>
-      <w:bookmarkEnd w:id="62"/>
-      <w:r>
-        <w:lastRenderedPageBreak/>
-        <w:t>3.3.</w:t>
-      </w:r>
-      <w:r>
-        <w:t>3</w:t>
-      </w:r>
-      <w:r>
-        <w:t xml:space="preserve"> Use Case Diagram</w:t>
-      </w:r>
-      <w:bookmarkEnd w:id="63"/>
-    </w:p>
-    <w:p>
-      <w:r>
-        <w:rPr>
-          <w:noProof/>
-        </w:rPr>
-        <w:drawing>
-          <wp:inline distT="0" distB="0" distL="0" distR="0" wp14:anchorId="6B76B6EA" wp14:editId="445420F9">
-            <wp:extent cx="3304309" cy="6858000"/>
-            <wp:effectExtent l="0" t="0" r="0" b="0"/>
-            <wp:docPr id="4" name="Picture 3">
-              <a:extLst xmlns:a="http://schemas.openxmlformats.org/drawingml/2006/main">
-                <a:ext uri="{FF2B5EF4-FFF2-40B4-BE49-F238E27FC236}">
-                  <a16:creationId xmlns:a16="http://schemas.microsoft.com/office/drawing/2014/main" id="{7404E05B-602A-1653-BA58-C4D075DD45A8}"/>
-                </a:ext>
-              </a:extLst>
-            </wp:docPr>
-            <wp:cNvGraphicFramePr>
-              <a:graphicFrameLocks xmlns:a="http://schemas.openxmlformats.org/drawingml/2006/main" noChangeAspect="1"/>
-            </wp:cNvGraphicFramePr>
-            <a:graphic xmlns:a="http://schemas.openxmlformats.org/drawingml/2006/main">
-              <a:graphicData uri="http://schemas.openxmlformats.org/drawingml/2006/picture">
-                <pic:pic xmlns:pic="http://schemas.openxmlformats.org/drawingml/2006/picture">
-                  <pic:nvPicPr>
-                    <pic:cNvPr id="4" name="Picture 3">
-                      <a:extLst>
-                        <a:ext uri="{FF2B5EF4-FFF2-40B4-BE49-F238E27FC236}">
-                          <a16:creationId xmlns:a16="http://schemas.microsoft.com/office/drawing/2014/main" id="{7404E05B-602A-1653-BA58-C4D075DD45A8}"/>
-                        </a:ext>
-                      </a:extLst>
-                    </pic:cNvPr>
-                    <pic:cNvPicPr>
-                      <a:picLocks noChangeAspect="1"/>
-                    </pic:cNvPicPr>
-                  </pic:nvPicPr>
-                  <pic:blipFill>
-                    <a:blip r:embed="rId14">
-                      <a:extLst>
-                        <a:ext uri="{28A0092B-C50C-407E-A947-70E740481C1C}">
-                          <a14:useLocalDpi xmlns:a14="http://schemas.microsoft.com/office/drawing/2010/main" val="0"/>
-                        </a:ext>
-                      </a:extLst>
-                    </a:blip>
+                    <a:blip r:embed="rId13"/>
                     <a:stretch>
                       <a:fillRect/>
                     </a:stretch>
@@ -7149,7 +7021,7 @@
                   <pic:spPr>
                     <a:xfrm>
                       <a:off x="0" y="0"/>
-                      <a:ext cx="3304309" cy="6858000"/>
+                      <a:ext cx="5504815" cy="3552825"/>
                     </a:xfrm>
                     <a:prstGeom prst="rect">
                       <a:avLst/>
@@ -7166,8 +7038,8 @@
       <w:pPr>
         <w:pStyle w:val="Caption"/>
       </w:pPr>
-      <w:bookmarkStart w:id="64" w:name="_Toc222587629"/>
-      <w:bookmarkStart w:id="65" w:name="_Toc229035110"/>
+      <w:bookmarkStart w:id="60" w:name="_Toc222587628"/>
+      <w:bookmarkStart w:id="61" w:name="_Toc229035109"/>
       <w:r>
         <w:t xml:space="preserve">Figure </w:t>
       </w:r>
@@ -7176,61 +7048,49 @@
           <w:rPr>
             <w:noProof/>
           </w:rPr>
-          <w:t>3</w:t>
+          <w:t>2</w:t>
         </w:r>
       </w:fldSimple>
       <w:r>
-        <w:t>: Use case diagram</w:t>
-      </w:r>
-      <w:bookmarkEnd w:id="64"/>
-      <w:bookmarkEnd w:id="65"/>
-    </w:p>
-    <w:p>
-      <w:r>
-        <w:t xml:space="preserve">This use case diagram illustrates how Students and Admin interact with the Canteen Pre-order System. Students can register/login, view the daily menu, check Today’s Special and sold-out items, place one-click orders, track order status, and cancel orders. Admin manages users, food items, daily menu updates, Today’s Special, sold-out status, and </w:t>
-      </w:r>
+        <w:t>: ER Diagram</w:t>
+      </w:r>
+      <w:bookmarkEnd w:id="60"/>
+      <w:bookmarkEnd w:id="61"/>
+    </w:p>
+    <w:p>
+      <w:r>
+        <w:t>This ER diagram shows the main entities of the Digital Canteen Pre-order System: Students, Orders, Menu Items, Admin, and Order History. Students place orders, select menu items, and view their order history. Each order stores student details, selected food, payment amount, and status. Admin manages menu items and receives student orders for processing. Completed orders are stored in Order History for future reference</w:t>
+      </w:r>
+    </w:p>
+    <w:p>
+      <w:pPr>
+        <w:pStyle w:val="Heading3"/>
+      </w:pPr>
+      <w:bookmarkStart w:id="62" w:name="_heading=h.48eqp0mcihuv" w:colFirst="0" w:colLast="0"/>
+      <w:bookmarkStart w:id="63" w:name="_Toc228950788"/>
+      <w:bookmarkEnd w:id="62"/>
       <w:r>
         <w:lastRenderedPageBreak/>
-        <w:t>processes student orders by viewing and updating order statuses. It shows the core functionalities available to each user role within the system.</w:t>
-      </w:r>
-    </w:p>
-    <w:p>
-      <w:pPr>
-        <w:pStyle w:val="Heading3"/>
-      </w:pPr>
-      <w:bookmarkStart w:id="66" w:name="_heading=h.1w3nix1yeett" w:colFirst="0" w:colLast="0"/>
-      <w:bookmarkStart w:id="67" w:name="_heading=h.pkgmwy1kfuz6" w:colFirst="0" w:colLast="0"/>
-      <w:bookmarkStart w:id="68" w:name="_Toc228950789"/>
-      <w:bookmarkEnd w:id="66"/>
-      <w:bookmarkEnd w:id="67"/>
-      <w:r>
-        <w:t>3.3.</w:t>
-      </w:r>
-      <w:r>
-        <w:t>4</w:t>
-      </w:r>
-      <w:r>
-        <w:t xml:space="preserve">  Sequence diagrams</w:t>
-      </w:r>
-      <w:bookmarkStart w:id="69" w:name="_heading=h.1cm8n45yh4wo" w:colFirst="0" w:colLast="0"/>
-      <w:bookmarkStart w:id="70" w:name="_heading=h.ad4in7mq08rn" w:colFirst="0" w:colLast="0"/>
-      <w:bookmarkStart w:id="71" w:name="_heading=h.yinvzixge54v" w:colFirst="0" w:colLast="0"/>
-      <w:bookmarkStart w:id="72" w:name="_Toc218671479"/>
-      <w:bookmarkEnd w:id="68"/>
-      <w:bookmarkEnd w:id="69"/>
-      <w:bookmarkEnd w:id="70"/>
-      <w:bookmarkEnd w:id="71"/>
-    </w:p>
-    <w:p>
+        <w:t>3.3.5 Use Case Diagram</w:t>
+      </w:r>
+      <w:bookmarkEnd w:id="63"/>
+    </w:p>
+    <w:p>
+      <w:pPr>
+        <w:rPr>
+          <w:lang w:val="en-US"/>
+        </w:rPr>
+      </w:pPr>
       <w:r>
         <w:rPr>
           <w:noProof/>
+          <w:lang w:val="en-US"/>
         </w:rPr>
         <w:drawing>
-          <wp:inline distT="0" distB="0" distL="0" distR="0" wp14:anchorId="0F428D74" wp14:editId="02E43F3C">
-            <wp:extent cx="5494020" cy="7452360"/>
-            <wp:effectExtent l="0" t="0" r="0" b="0"/>
-            <wp:docPr id="1965103779" name="Picture 5"/>
+          <wp:inline distT="0" distB="0" distL="0" distR="0" wp14:anchorId="5065AFBE" wp14:editId="76A870EB">
+            <wp:extent cx="5503333" cy="5037181"/>
+            <wp:effectExtent l="0" t="0" r="2540" b="0"/>
+            <wp:docPr id="467877348" name="Picture 9"/>
             <wp:cNvGraphicFramePr>
               <a:graphicFrameLocks xmlns:a="http://schemas.openxmlformats.org/drawingml/2006/main" noChangeAspect="1"/>
             </wp:cNvGraphicFramePr>
@@ -7238,20 +7098,20 @@
               <a:graphicData uri="http://schemas.openxmlformats.org/drawingml/2006/picture">
                 <pic:pic xmlns:pic="http://schemas.openxmlformats.org/drawingml/2006/picture">
                   <pic:nvPicPr>
-                    <pic:cNvPr id="0" name="Picture 4"/>
+                    <pic:cNvPr id="0" name="Picture 20"/>
                     <pic:cNvPicPr>
                       <a:picLocks noChangeAspect="1" noChangeArrowheads="1"/>
                     </pic:cNvPicPr>
                   </pic:nvPicPr>
-                  <pic:blipFill>
-                    <a:blip r:embed="rId15">
+                  <pic:blipFill rotWithShape="1">
+                    <a:blip r:embed="rId14" cstate="print">
                       <a:extLst>
                         <a:ext uri="{28A0092B-C50C-407E-A947-70E740481C1C}">
                           <a14:useLocalDpi xmlns:a14="http://schemas.microsoft.com/office/drawing/2010/main" val="0"/>
                         </a:ext>
                       </a:extLst>
                     </a:blip>
-                    <a:srcRect/>
+                    <a:srcRect l="1713" t="6495" r="981" b="625"/>
                     <a:stretch>
                       <a:fillRect/>
                     </a:stretch>
@@ -7259,140 +7119,7 @@
                   <pic:spPr bwMode="auto">
                     <a:xfrm>
                       <a:off x="0" y="0"/>
-                      <a:ext cx="5494020" cy="7452360"/>
-                    </a:xfrm>
-                    <a:prstGeom prst="rect">
-                      <a:avLst/>
-                    </a:prstGeom>
-                    <a:noFill/>
-                    <a:ln>
-                      <a:noFill/>
-                    </a:ln>
-                  </pic:spPr>
-                </pic:pic>
-              </a:graphicData>
-            </a:graphic>
-          </wp:inline>
-        </w:drawing>
-      </w:r>
-    </w:p>
-    <w:p>
-      <w:pPr>
-        <w:pStyle w:val="Caption"/>
-      </w:pPr>
-      <w:bookmarkStart w:id="73" w:name="_Toc222587630"/>
-      <w:bookmarkStart w:id="74" w:name="_Toc229035111"/>
-      <w:r>
-        <w:t xml:space="preserve">Figure </w:t>
-      </w:r>
-      <w:fldSimple w:instr=" SEQ Figure \* ARABIC ">
-        <w:r>
-          <w:rPr>
-            <w:noProof/>
-          </w:rPr>
-          <w:t>4</w:t>
-        </w:r>
-      </w:fldSimple>
-      <w:r>
-        <w:t>: Sequence diagram</w:t>
-      </w:r>
-      <w:bookmarkEnd w:id="73"/>
-      <w:bookmarkEnd w:id="74"/>
-    </w:p>
-    <w:p>
-      <w:r>
-        <w:lastRenderedPageBreak/>
-        <w:t>This sequence diagram shows the step-by-step interaction between Student, Admin, Canteen System, and Database in the Digital Canteen Pre-order System. First, the student browses the menu, and the system fetches menu data from the database. The student then places a one-click order, which is stored as pending and notified to the admin. The admin processes the order by updating its status to preparing or ready, and the student receives live status updates. Finally, during pickup, the student pays physically, the admin marks the order as paid and collected, and the system stores the completed order in order history.</w:t>
-      </w:r>
-    </w:p>
-    <w:p>
-      <w:pPr>
-        <w:pStyle w:val="Heading3"/>
-        <w:rPr>
-          <w:lang w:val="en-US"/>
-        </w:rPr>
-      </w:pPr>
-      <w:bookmarkStart w:id="75" w:name="_Toc218671490"/>
-      <w:bookmarkStart w:id="76" w:name="_Toc228950790"/>
-      <w:bookmarkEnd w:id="72"/>
-      <w:r>
-        <w:rPr>
-          <w:lang w:val="en-US"/>
-        </w:rPr>
-        <w:t>3.3.</w:t>
-      </w:r>
-      <w:r>
-        <w:rPr>
-          <w:lang w:val="en-US"/>
-        </w:rPr>
-        <w:t>5</w:t>
-      </w:r>
-      <w:r>
-        <w:rPr>
-          <w:lang w:val="en-US"/>
-        </w:rPr>
-        <w:t xml:space="preserve"> </w:t>
-      </w:r>
-      <w:r>
-        <w:rPr>
-          <w:lang w:val="en-US"/>
-        </w:rPr>
-        <w:t>Class</w:t>
-      </w:r>
-      <w:r>
-        <w:rPr>
-          <w:lang w:val="en-US"/>
-        </w:rPr>
-        <w:t xml:space="preserve"> Diagram</w:t>
-      </w:r>
-      <w:bookmarkEnd w:id="75"/>
-      <w:bookmarkEnd w:id="76"/>
-    </w:p>
-    <w:p>
-      <w:pPr>
-        <w:rPr>
-          <w:lang w:val="en-US"/>
-        </w:rPr>
-      </w:pPr>
-      <w:r>
-        <w:rPr>
-          <w:noProof/>
-          <w:lang w:val="en-US"/>
-        </w:rPr>
-        <w:drawing>
-          <wp:inline distT="0" distB="0" distL="0" distR="0" wp14:anchorId="2FD0D1B7" wp14:editId="0B2D218C">
-            <wp:extent cx="3619500" cy="6038738"/>
-            <wp:effectExtent l="0" t="0" r="0" b="635"/>
-            <wp:docPr id="548104343" name="Picture 6"/>
-            <wp:cNvGraphicFramePr>
-              <a:graphicFrameLocks xmlns:a="http://schemas.openxmlformats.org/drawingml/2006/main" noChangeAspect="1"/>
-            </wp:cNvGraphicFramePr>
-            <a:graphic xmlns:a="http://schemas.openxmlformats.org/drawingml/2006/main">
-              <a:graphicData uri="http://schemas.openxmlformats.org/drawingml/2006/picture">
-                <pic:pic xmlns:pic="http://schemas.openxmlformats.org/drawingml/2006/picture">
-                  <pic:nvPicPr>
-                    <pic:cNvPr id="0" name="Picture 9"/>
-                    <pic:cNvPicPr>
-                      <a:picLocks noChangeAspect="1" noChangeArrowheads="1"/>
-                    </pic:cNvPicPr>
-                  </pic:nvPicPr>
-                  <pic:blipFill rotWithShape="1">
-                    <a:blip r:embed="rId16" cstate="print">
-                      <a:extLst>
-                        <a:ext uri="{28A0092B-C50C-407E-A947-70E740481C1C}">
-                          <a14:useLocalDpi xmlns:a14="http://schemas.microsoft.com/office/drawing/2010/main" val="0"/>
-                        </a:ext>
-                      </a:extLst>
-                    </a:blip>
-                    <a:srcRect l="-216" t="5119" r="3015" b="846"/>
-                    <a:stretch>
-                      <a:fillRect/>
-                    </a:stretch>
-                  </pic:blipFill>
-                  <pic:spPr bwMode="auto">
-                    <a:xfrm>
-                      <a:off x="0" y="0"/>
-                      <a:ext cx="3644646" cy="6080691"/>
+                      <a:ext cx="5526060" cy="5057983"/>
                     </a:xfrm>
                     <a:prstGeom prst="rect">
                       <a:avLst/>
@@ -7418,6 +7145,257 @@
       <w:pPr>
         <w:pStyle w:val="Caption"/>
       </w:pPr>
+      <w:bookmarkStart w:id="64" w:name="_Toc222587629"/>
+      <w:bookmarkStart w:id="65" w:name="_Toc229035110"/>
+      <w:r>
+        <w:t xml:space="preserve">Figure </w:t>
+      </w:r>
+      <w:fldSimple w:instr=" SEQ Figure \* ARABIC ">
+        <w:r>
+          <w:rPr>
+            <w:noProof/>
+          </w:rPr>
+          <w:t>3</w:t>
+        </w:r>
+      </w:fldSimple>
+      <w:r>
+        <w:t>: Use case diagram</w:t>
+      </w:r>
+      <w:bookmarkEnd w:id="64"/>
+      <w:bookmarkEnd w:id="65"/>
+    </w:p>
+    <w:p>
+      <w:r>
+        <w:t>The include relationships show mandatory sub-processes such as user validation during login, checking item availability when viewing the menu or placing orders, and payment processing as part of order placement. These are essential steps that must always occur within the main use cases. The extend relationships represent optional or conditional functionalities, where tracking order status and viewing order history extend from the main “Place Order” use case, depending on user actions after placing an order. Overall, this enhanced diagram provides a more realistic and structured representation of system behavior, improving clarity of shared and optional processes within the system</w:t>
+      </w:r>
+      <w:r>
+        <w:t>.</w:t>
+      </w:r>
+    </w:p>
+    <w:p>
+      <w:pPr>
+        <w:pStyle w:val="Heading3"/>
+      </w:pPr>
+      <w:bookmarkStart w:id="66" w:name="_heading=h.1w3nix1yeett" w:colFirst="0" w:colLast="0"/>
+      <w:bookmarkStart w:id="67" w:name="_heading=h.pkgmwy1kfuz6" w:colFirst="0" w:colLast="0"/>
+      <w:bookmarkStart w:id="68" w:name="_Toc228950789"/>
+      <w:bookmarkEnd w:id="66"/>
+      <w:bookmarkEnd w:id="67"/>
+      <w:r>
+        <w:lastRenderedPageBreak/>
+        <w:t>3.3.</w:t>
+      </w:r>
+      <w:r>
+        <w:t>6</w:t>
+      </w:r>
+      <w:r>
+        <w:t xml:space="preserve">  Sequence diagrams</w:t>
+      </w:r>
+      <w:bookmarkStart w:id="69" w:name="_heading=h.1cm8n45yh4wo" w:colFirst="0" w:colLast="0"/>
+      <w:bookmarkStart w:id="70" w:name="_heading=h.ad4in7mq08rn" w:colFirst="0" w:colLast="0"/>
+      <w:bookmarkStart w:id="71" w:name="_heading=h.yinvzixge54v" w:colFirst="0" w:colLast="0"/>
+      <w:bookmarkStart w:id="72" w:name="_Toc218671479"/>
+      <w:bookmarkEnd w:id="68"/>
+      <w:bookmarkEnd w:id="69"/>
+      <w:bookmarkEnd w:id="70"/>
+      <w:bookmarkEnd w:id="71"/>
+    </w:p>
+    <w:p>
+      <w:pPr>
+        <w:rPr>
+          <w:lang w:val="en-US"/>
+        </w:rPr>
+      </w:pPr>
+      <w:r>
+        <w:rPr>
+          <w:noProof/>
+          <w:lang w:val="en-US"/>
+        </w:rPr>
+        <w:drawing>
+          <wp:inline distT="0" distB="0" distL="0" distR="0" wp14:anchorId="6E4E1427" wp14:editId="553F40DE">
+            <wp:extent cx="4774894" cy="6299200"/>
+            <wp:effectExtent l="0" t="0" r="6985" b="6350"/>
+            <wp:docPr id="1981264202" name="Picture 11"/>
+            <wp:cNvGraphicFramePr>
+              <a:graphicFrameLocks xmlns:a="http://schemas.openxmlformats.org/drawingml/2006/main" noChangeAspect="1"/>
+            </wp:cNvGraphicFramePr>
+            <a:graphic xmlns:a="http://schemas.openxmlformats.org/drawingml/2006/main">
+              <a:graphicData uri="http://schemas.openxmlformats.org/drawingml/2006/picture">
+                <pic:pic xmlns:pic="http://schemas.openxmlformats.org/drawingml/2006/picture">
+                  <pic:nvPicPr>
+                    <pic:cNvPr id="0" name="Picture 27"/>
+                    <pic:cNvPicPr>
+                      <a:picLocks noChangeAspect="1" noChangeArrowheads="1"/>
+                    </pic:cNvPicPr>
+                  </pic:nvPicPr>
+                  <pic:blipFill rotWithShape="1">
+                    <a:blip r:embed="rId15" cstate="print">
+                      <a:extLst>
+                        <a:ext uri="{28A0092B-C50C-407E-A947-70E740481C1C}">
+                          <a14:useLocalDpi xmlns:a14="http://schemas.microsoft.com/office/drawing/2010/main" val="0"/>
+                        </a:ext>
+                      </a:extLst>
+                    </a:blip>
+                    <a:srcRect l="1537" t="5969" r="2201" b="1502"/>
+                    <a:stretch>
+                      <a:fillRect/>
+                    </a:stretch>
+                  </pic:blipFill>
+                  <pic:spPr bwMode="auto">
+                    <a:xfrm>
+                      <a:off x="0" y="0"/>
+                      <a:ext cx="4788870" cy="6317638"/>
+                    </a:xfrm>
+                    <a:prstGeom prst="rect">
+                      <a:avLst/>
+                    </a:prstGeom>
+                    <a:noFill/>
+                    <a:ln>
+                      <a:noFill/>
+                    </a:ln>
+                    <a:extLst>
+                      <a:ext uri="{53640926-AAD7-44D8-BBD7-CCE9431645EC}">
+                        <a14:shadowObscured xmlns:a14="http://schemas.microsoft.com/office/drawing/2010/main"/>
+                      </a:ext>
+                    </a:extLst>
+                  </pic:spPr>
+                </pic:pic>
+              </a:graphicData>
+            </a:graphic>
+          </wp:inline>
+        </w:drawing>
+      </w:r>
+    </w:p>
+    <w:p>
+      <w:pPr>
+        <w:pStyle w:val="Caption"/>
+      </w:pPr>
+      <w:bookmarkStart w:id="73" w:name="_Toc222587630"/>
+      <w:bookmarkStart w:id="74" w:name="_Toc229035111"/>
+      <w:r>
+        <w:t xml:space="preserve">Figure </w:t>
+      </w:r>
+      <w:fldSimple w:instr=" SEQ Figure \* ARABIC ">
+        <w:r>
+          <w:rPr>
+            <w:noProof/>
+          </w:rPr>
+          <w:t>4</w:t>
+        </w:r>
+      </w:fldSimple>
+      <w:r>
+        <w:t>: Sequence diagram</w:t>
+      </w:r>
+      <w:bookmarkEnd w:id="73"/>
+      <w:bookmarkEnd w:id="74"/>
+    </w:p>
+    <w:p>
+      <w:r>
+        <w:t>This sequence diagram shows the step-by-step interaction between Student, Admin, Canteen System, and Database in the Digital Canteen Pre-order System. First, the student browses the menu, and the system fetches menu data from the database. The student then places a one-click order, which is stored as pending and notified to the admin. The admin processes the order by updating its status to preparing or ready, and the student receives live status updates. Finally, during pickup, the student pays physically, the admin marks the order as paid and collected, and the system stores the completed order in order history.</w:t>
+      </w:r>
+    </w:p>
+    <w:p>
+      <w:pPr>
+        <w:pStyle w:val="Heading3"/>
+        <w:rPr>
+          <w:lang w:val="en-US"/>
+        </w:rPr>
+      </w:pPr>
+      <w:bookmarkStart w:id="75" w:name="_Toc218671490"/>
+      <w:bookmarkStart w:id="76" w:name="_Toc228950790"/>
+      <w:bookmarkEnd w:id="72"/>
+      <w:r>
+        <w:rPr>
+          <w:lang w:val="en-US"/>
+        </w:rPr>
+        <w:lastRenderedPageBreak/>
+        <w:t xml:space="preserve">3.3.7 </w:t>
+      </w:r>
+      <w:r>
+        <w:rPr>
+          <w:lang w:val="en-US"/>
+        </w:rPr>
+        <w:t>Class</w:t>
+      </w:r>
+      <w:r>
+        <w:rPr>
+          <w:lang w:val="en-US"/>
+        </w:rPr>
+        <w:t xml:space="preserve"> Diagram</w:t>
+      </w:r>
+      <w:bookmarkEnd w:id="75"/>
+      <w:bookmarkEnd w:id="76"/>
+    </w:p>
+    <w:p>
+      <w:pPr>
+        <w:rPr>
+          <w:lang w:val="en-US"/>
+        </w:rPr>
+      </w:pPr>
+      <w:r>
+        <w:rPr>
+          <w:noProof/>
+          <w:lang w:val="en-US"/>
+        </w:rPr>
+        <w:drawing>
+          <wp:inline distT="0" distB="0" distL="0" distR="0" wp14:anchorId="72E0C38C" wp14:editId="017DD56E">
+            <wp:extent cx="4123267" cy="6421608"/>
+            <wp:effectExtent l="0" t="0" r="0" b="0"/>
+            <wp:docPr id="1746464448" name="Picture 13"/>
+            <wp:cNvGraphicFramePr>
+              <a:graphicFrameLocks xmlns:a="http://schemas.openxmlformats.org/drawingml/2006/main" noChangeAspect="1"/>
+            </wp:cNvGraphicFramePr>
+            <a:graphic xmlns:a="http://schemas.openxmlformats.org/drawingml/2006/main">
+              <a:graphicData uri="http://schemas.openxmlformats.org/drawingml/2006/picture">
+                <pic:pic xmlns:pic="http://schemas.openxmlformats.org/drawingml/2006/picture">
+                  <pic:nvPicPr>
+                    <pic:cNvPr id="0" name="Picture 34"/>
+                    <pic:cNvPicPr>
+                      <a:picLocks noChangeAspect="1" noChangeArrowheads="1"/>
+                    </pic:cNvPicPr>
+                  </pic:nvPicPr>
+                  <pic:blipFill rotWithShape="1">
+                    <a:blip r:embed="rId16" cstate="print">
+                      <a:extLst>
+                        <a:ext uri="{28A0092B-C50C-407E-A947-70E740481C1C}">
+                          <a14:useLocalDpi xmlns:a14="http://schemas.microsoft.com/office/drawing/2010/main" val="0"/>
+                        </a:ext>
+                      </a:extLst>
+                    </a:blip>
+                    <a:srcRect l="1876" t="4217" r="2477" b="1571"/>
+                    <a:stretch>
+                      <a:fillRect/>
+                    </a:stretch>
+                  </pic:blipFill>
+                  <pic:spPr bwMode="auto">
+                    <a:xfrm>
+                      <a:off x="0" y="0"/>
+                      <a:ext cx="4134580" cy="6439226"/>
+                    </a:xfrm>
+                    <a:prstGeom prst="rect">
+                      <a:avLst/>
+                    </a:prstGeom>
+                    <a:noFill/>
+                    <a:ln>
+                      <a:noFill/>
+                    </a:ln>
+                    <a:extLst>
+                      <a:ext uri="{53640926-AAD7-44D8-BBD7-CCE9431645EC}">
+                        <a14:shadowObscured xmlns:a14="http://schemas.microsoft.com/office/drawing/2010/main"/>
+                      </a:ext>
+                    </a:extLst>
+                  </pic:spPr>
+                </pic:pic>
+              </a:graphicData>
+            </a:graphic>
+          </wp:inline>
+        </w:drawing>
+      </w:r>
+    </w:p>
+    <w:p>
+      <w:pPr>
+        <w:pStyle w:val="Caption"/>
+      </w:pPr>
       <w:bookmarkStart w:id="77" w:name="_Toc222587631"/>
       <w:bookmarkStart w:id="78" w:name="_Toc229035112"/>
       <w:r>
@@ -7452,24 +7430,7 @@
         </w:rPr>
       </w:pPr>
       <w:r>
-        <w:lastRenderedPageBreak/>
-        <w:t xml:space="preserve">The class diagram of the Digital Canteen Pre-order System represents the main system entities and their relationships. The Student class handles student information and ordering functions, while the Admin class manages menu items and order processing. The </w:t>
-      </w:r>
-      <w:proofErr w:type="spellStart"/>
-      <w:r>
-        <w:t>MenuItem</w:t>
-      </w:r>
-      <w:proofErr w:type="spellEnd"/>
-      <w:r>
-        <w:t xml:space="preserve"> class stores food item details such as price, image, and availability status. The Order class records student orders, selected menu items, total amount, and order status, whereas the </w:t>
-      </w:r>
-      <w:proofErr w:type="spellStart"/>
-      <w:r>
-        <w:t>OrderHistory</w:t>
-      </w:r>
-      <w:proofErr w:type="spellEnd"/>
-      <w:r>
-        <w:t xml:space="preserve"> class stores completed order records.</w:t>
+        <w:t>The class diagram of the Digital Canteen Pre-order System represents the main system entities and their relationships. The Student class handles student information and ordering functions, while the Admin class manages menu items and order processing. The MenuItem class stores food item details such as price, image, and availability status. The Order class records student orders, selected menu items, total amount, and order status, whereas the OrderHistory class stores completed order records.</w:t>
       </w:r>
       <w:r>
         <w:br w:type="page"/>
@@ -7503,84 +7464,28 @@
         <w:rPr>
           <w:lang w:val="en-GB"/>
         </w:rPr>
-        <w:t xml:space="preserve">[1] Joshi, S., </w:t>
-      </w:r>
-      <w:proofErr w:type="spellStart"/>
-      <w:r>
+        <w:t>[1] Joshi, S., Kasaju, B., Karki, P., Aryal, S. K., &amp; Chhetri, S. B. (2022, October). Smart canteen management system. In 2022 IEEE 2nd Mysore Sub Section International Conference (MysuruCon) (pp. 1-5). IEEE.</w:t>
+      </w:r>
+    </w:p>
+    <w:p>
+      <w:pPr>
         <w:rPr>
           <w:lang w:val="en-GB"/>
         </w:rPr>
-        <w:t>Kasaju</w:t>
-      </w:r>
-      <w:proofErr w:type="spellEnd"/>
+      </w:pPr>
       <w:r>
         <w:rPr>
           <w:lang w:val="en-GB"/>
         </w:rPr>
-        <w:t>, B., Karki, P., Aryal, S. K., &amp; Chhetri, S. B. (2022, October). Smart canteen management system. In 2022 IEEE 2nd Mysore Sub Section International Conference (</w:t>
-      </w:r>
-      <w:proofErr w:type="spellStart"/>
+        <w:t>[2] Toma, S. T. F., Karmaker, D., Iqbal, S., Pantho, M. H. K., &amp; Antara, R. S. I. (2021, December). Canteen Automation System: An Approach for “Smart City” Planning. In 2021 IEEE Asia-Pacific Conference on Computer Science and Data Engineering (CSDE) (pp. 1-6). IEEE.</w:t>
+      </w:r>
+    </w:p>
+    <w:p>
       <w:r>
         <w:rPr>
           <w:lang w:val="en-GB"/>
         </w:rPr>
-        <w:t>MysuruCon</w:t>
-      </w:r>
-      <w:proofErr w:type="spellEnd"/>
-      <w:r>
-        <w:rPr>
-          <w:lang w:val="en-GB"/>
-        </w:rPr>
-        <w:t>) (pp. 1-5). IEEE.</w:t>
-      </w:r>
-    </w:p>
-    <w:p>
-      <w:pPr>
-        <w:rPr>
-          <w:lang w:val="en-GB"/>
-        </w:rPr>
-      </w:pPr>
-      <w:r>
-        <w:rPr>
-          <w:lang w:val="en-GB"/>
-        </w:rPr>
-        <w:t xml:space="preserve">[2] Toma, S. T. F., Karmaker, D., Iqbal, S., </w:t>
-      </w:r>
-      <w:proofErr w:type="spellStart"/>
-      <w:r>
-        <w:rPr>
-          <w:lang w:val="en-GB"/>
-        </w:rPr>
-        <w:t>Pantho</w:t>
-      </w:r>
-      <w:proofErr w:type="spellEnd"/>
-      <w:r>
-        <w:rPr>
-          <w:lang w:val="en-GB"/>
-        </w:rPr>
-        <w:t>, M. H. K., &amp; Antara, R. S. I. (2021, December). Canteen Automation System: An Approach for “Smart City” Planning. In 2021 IEEE Asia-Pacific Conference on Computer Science and Data Engineering (CSDE) (pp. 1-6). IEEE.</w:t>
-      </w:r>
-    </w:p>
-    <w:p>
-      <w:r>
-        <w:rPr>
-          <w:lang w:val="en-GB"/>
-        </w:rPr>
-        <w:t xml:space="preserve">[3] Narendran, A., </w:t>
-      </w:r>
-      <w:proofErr w:type="spellStart"/>
-      <w:r>
-        <w:rPr>
-          <w:lang w:val="en-GB"/>
-        </w:rPr>
-        <w:t>Inuguri</w:t>
-      </w:r>
-      <w:proofErr w:type="spellEnd"/>
-      <w:r>
-        <w:rPr>
-          <w:lang w:val="en-GB"/>
-        </w:rPr>
-        <w:t>, A. H., Yashaswini, M., Sundaram, S., &amp; Khanna, M. (2024, November). A Next-Gen Approach to Streamlined Canteen Management Systems using Mesa Framework. In 2024 8th International Conference on Computational System and Information Technology for Sustainable Solutions (CSITSS) (pp. 1-5). IEEE</w:t>
+        <w:t>[3] Narendran, A., Inuguri, A. H., Yashaswini, M., Sundaram, S., &amp; Khanna, M. (2024, November). A Next-Gen Approach to Streamlined Canteen Management Systems using Mesa Framework. In 2024 8th International Conference on Computational System and Information Technology for Sustainable Solutions (CSITSS) (pp. 1-5). IEEE</w:t>
       </w:r>
     </w:p>
     <w:sectPr>
@@ -13900,6 +13805,17 @@
       <w:spacing w:after="0"/>
     </w:pPr>
   </w:style>
+  <w:style w:type="character" w:styleId="Strong">
+    <w:name w:val="Strong"/>
+    <w:basedOn w:val="DefaultParagraphFont"/>
+    <w:uiPriority w:val="22"/>
+    <w:qFormat/>
+    <w:rsid w:val="00441CD5"/>
+    <w:rPr>
+      <w:b/>
+      <w:bCs/>
+    </w:rPr>
+  </w:style>
 </w:styles>
 </file>
 

--- a/Slides/Proposal Documentation.docx
+++ b/Slides/Proposal Documentation.docx
@@ -413,6 +413,7 @@
         <w:spacing w:before="0" w:after="0" w:line="276" w:lineRule="auto"/>
         <w:jc w:val="center"/>
         <w:rPr>
+          <w:rFonts w:hint="eastAsia"/>
           <w:b/>
           <w:bCs/>
           <w:color w:val="000000"/>
@@ -422,13 +423,14 @@
       </w:pPr>
       <w:r>
         <w:rPr>
+          <w:rFonts w:hint="eastAsia"/>
           <w:b/>
           <w:bCs/>
           <w:color w:val="000000"/>
           <w:sz w:val="28"/>
           <w:szCs w:val="28"/>
         </w:rPr>
-        <w:t>Annu Khanna Nakarmi</w:t>
+        <w:t>Anish Dhamala</w:t>
       </w:r>
     </w:p>
     <w:p>
@@ -699,13 +701,13 @@
         <mc:AlternateContent>
           <mc:Choice Requires="wps">
             <w:drawing>
-              <wp:anchor distT="0" distB="0" distL="114300" distR="114300" simplePos="0" relativeHeight="251661312" behindDoc="0" locked="0" layoutInCell="1" allowOverlap="1" wp14:anchorId="3F973EE7" wp14:editId="167D6365">
+              <wp:anchor distT="0" distB="0" distL="114300" distR="114300" simplePos="0" relativeHeight="251661312" behindDoc="0" locked="0" layoutInCell="1" allowOverlap="1" wp14:anchorId="3F973EE7" wp14:editId="0DE7DB03">
                 <wp:simplePos x="0" y="0"/>
                 <wp:positionH relativeFrom="margin">
                   <wp:posOffset>2672080</wp:posOffset>
                 </wp:positionH>
                 <wp:positionV relativeFrom="paragraph">
-                  <wp:posOffset>883285</wp:posOffset>
+                  <wp:posOffset>822325</wp:posOffset>
                 </wp:positionV>
                 <wp:extent cx="175260" cy="228600"/>
                 <wp:effectExtent l="0" t="0" r="15240" b="19050"/>
@@ -763,7 +765,7 @@
           </mc:Choice>
           <mc:Fallback>
             <w:pict>
-              <v:rect w14:anchorId="55FAF2AA" id="Rectangle 1" o:spid="_x0000_s1026" style="position:absolute;margin-left:210.4pt;margin-top:69.55pt;width:13.8pt;height:18pt;z-index:251661312;visibility:visible;mso-wrap-style:square;mso-wrap-distance-left:9pt;mso-wrap-distance-top:0;mso-wrap-distance-right:9pt;mso-wrap-distance-bottom:0;mso-position-horizontal:absolute;mso-position-horizontal-relative:margin;mso-position-vertical:absolute;mso-position-vertical-relative:text;v-text-anchor:middle" o:gfxdata="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" fillcolor="white [3212]" strokecolor="white [3212]" strokeweight="1pt">
+              <v:rect w14:anchorId="7089D963" id="Rectangle 1" o:spid="_x0000_s1026" style="position:absolute;margin-left:210.4pt;margin-top:64.75pt;width:13.8pt;height:18pt;z-index:251661312;visibility:visible;mso-wrap-style:square;mso-wrap-distance-left:9pt;mso-wrap-distance-top:0;mso-wrap-distance-right:9pt;mso-wrap-distance-bottom:0;mso-position-horizontal:absolute;mso-position-horizontal-relative:margin;mso-position-vertical:absolute;mso-position-vertical-relative:text;v-text-anchor:middle" o:gfxdata="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" fillcolor="white [3212]" strokecolor="white [3212]" strokeweight="1pt">
                 <w10:wrap anchorx="margin"/>
               </v:rect>
             </w:pict>
@@ -5478,7 +5480,10 @@
         <w:t xml:space="preserve"> is supervised by </w:t>
       </w:r>
       <w:r>
-        <w:t>Ms. Annu Khanna Nakarmi</w:t>
+        <w:rPr>
+          <w:rFonts w:hint="eastAsia"/>
+        </w:rPr>
+        <w:t>Mr. Anish Dhamala</w:t>
       </w:r>
       <w:r>
         <w:t xml:space="preserve">. </w:t>
@@ -6997,6 +7002,9 @@
     </w:p>
     <w:p>
       <w:r>
+        <w:rPr>
+          <w:noProof/>
+        </w:rPr>
         <w:drawing>
           <wp:inline distT="0" distB="0" distL="0" distR="0" wp14:anchorId="6257C8C6" wp14:editId="210E2E67">
             <wp:extent cx="5504815" cy="3552825"/>
@@ -14115,28 +14123,28 @@
 </file>
 
 <file path=customXml/item1.xml><?xml version="1.0" encoding="utf-8"?>
-<b:Sources xmlns:b="http://schemas.openxmlformats.org/officeDocument/2006/bibliography" xmlns="http://schemas.openxmlformats.org/officeDocument/2006/bibliography" SelectedStyle="\IEEE2006OfficeOnline.xsl" StyleName="IEEE" Version="2006"/>
-</file>
-
-<file path=customXml/item2.xml><?xml version="1.0" encoding="utf-8"?>
 <go:gDocsCustomXmlDataStorage xmlns:go="http://customooxmlschemas.google.com/" xmlns:r="http://schemas.openxmlformats.org/officeDocument/2006/relationships" uri="GoogleDocsCustomDataVersion2">
   <go:docsCustomData xmlns:go="http://customooxmlschemas.google.com/" roundtripDataSignature="AMtx7mim8rBhNDFl4Wh4PromgB8UVNjyuw==">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</go:docsCustomData>
 </go:gDocsCustomXmlDataStorage>
 </file>
 
-<file path=customXml/itemProps1.xml><?xml version="1.0" encoding="utf-8"?>
-<ds:datastoreItem xmlns:ds="http://schemas.openxmlformats.org/officeDocument/2006/customXml" ds:itemID="{B35A92FF-E203-45CE-B28F-3B14D543D056}">
-  <ds:schemaRefs>
-    <ds:schemaRef ds:uri="http://schemas.openxmlformats.org/officeDocument/2006/bibliography"/>
-  </ds:schemaRefs>
-</ds:datastoreItem>
+<file path=customXml/item2.xml><?xml version="1.0" encoding="utf-8"?>
+<b:Sources xmlns:b="http://schemas.openxmlformats.org/officeDocument/2006/bibliography" xmlns="http://schemas.openxmlformats.org/officeDocument/2006/bibliography" SelectedStyle="\IEEE2006OfficeOnline.xsl" StyleName="IEEE" Version="2006"/>
 </file>
 
-<file path=customXml/itemProps2.xml><?xml version="1.0" encoding="utf-8"?>
+<file path=customXml/itemProps1.xml><?xml version="1.0" encoding="utf-8"?>
 <ds:datastoreItem xmlns:ds="http://schemas.openxmlformats.org/officeDocument/2006/customXml" ds:itemID="{11111111-1234-1234-1234-123412341234}">
   <ds:schemaRefs>
     <ds:schemaRef ds:uri="http://customooxmlschemas.google.com/"/>
     <ds:schemaRef ds:uri="http://schemas.openxmlformats.org/officeDocument/2006/relationships"/>
   </ds:schemaRefs>
 </ds:datastoreItem>
+</file>
+
+<file path=customXml/itemProps2.xml><?xml version="1.0" encoding="utf-8"?>
+<ds:datastoreItem xmlns:ds="http://schemas.openxmlformats.org/officeDocument/2006/customXml" ds:itemID="{B35A92FF-E203-45CE-B28F-3B14D543D056}">
+  <ds:schemaRefs>
+    <ds:schemaRef ds:uri="http://schemas.openxmlformats.org/officeDocument/2006/bibliography"/>
+  </ds:schemaRefs>
+</ds:datastoreItem>
 </file>
--- a/Slides/Proposal Documentation.docx
+++ b/Slides/Proposal Documentation.docx
@@ -4,7 +4,7 @@
   <w:body>
     <w:p>
       <w:pPr>
-        <w:spacing w:before="0" w:after="0" w:line="276" w:lineRule="auto"/>
+        <w:spacing w:before="0" w:after="0"/>
         <w:jc w:val="center"/>
         <w:rPr>
           <w:color w:val="000000"/>
@@ -31,7 +31,7 @@
     <w:p>
       <w:pPr>
         <w:widowControl w:val="0"/>
-        <w:spacing w:before="0" w:after="0" w:line="240" w:lineRule="auto"/>
+        <w:spacing w:before="0" w:after="0"/>
         <w:jc w:val="center"/>
         <w:rPr>
           <w:b/>
@@ -49,17 +49,9 @@
           <w:sz w:val="32"/>
           <w:szCs w:val="32"/>
         </w:rPr>
-        <w:t xml:space="preserve">(Affiliated to </w:t>
-      </w:r>
-      <w:r>
-        <w:rPr>
-          <w:b/>
-          <w:bCs/>
-          <w:sz w:val="32"/>
-          <w:szCs w:val="32"/>
-        </w:rPr>
-        <w:t>Pokhara</w:t>
-      </w:r>
+        <w:t xml:space="preserve">(Affiliated </w:t>
+      </w:r>
+      <w:proofErr w:type="gramStart"/>
       <w:r>
         <w:rPr>
           <w:b/>
@@ -68,13 +60,43 @@
           <w:sz w:val="32"/>
           <w:szCs w:val="32"/>
         </w:rPr>
+        <w:t>to</w:t>
+      </w:r>
+      <w:proofErr w:type="gramEnd"/>
+      <w:r>
+        <w:rPr>
+          <w:b/>
+          <w:bCs/>
+          <w:color w:val="000000"/>
+          <w:sz w:val="32"/>
+          <w:szCs w:val="32"/>
+        </w:rPr>
+        <w:t xml:space="preserve"> </w:t>
+      </w:r>
+      <w:r>
+        <w:rPr>
+          <w:b/>
+          <w:bCs/>
+          <w:sz w:val="32"/>
+          <w:szCs w:val="32"/>
+        </w:rPr>
+        <w:t>Pokhara</w:t>
+      </w:r>
+      <w:r>
+        <w:rPr>
+          <w:b/>
+          <w:bCs/>
+          <w:color w:val="000000"/>
+          <w:sz w:val="32"/>
+          <w:szCs w:val="32"/>
+        </w:rPr>
         <w:t xml:space="preserve"> University)</w:t>
       </w:r>
     </w:p>
     <w:p>
       <w:pPr>
         <w:widowControl w:val="0"/>
-        <w:spacing w:before="0" w:after="0" w:line="240" w:lineRule="auto"/>
+        <w:spacing w:before="0" w:after="0"/>
         <w:jc w:val="center"/>
         <w:rPr>
           <w:color w:val="000000"/>
@@ -87,8 +109,17 @@
           <w:sz w:val="28"/>
           <w:szCs w:val="28"/>
         </w:rPr>
-        <w:t>New Baneswor</w:t>
-      </w:r>
+        <w:t xml:space="preserve">New </w:t>
+      </w:r>
+      <w:proofErr w:type="spellStart"/>
+      <w:r>
+        <w:rPr>
+          <w:sz w:val="28"/>
+          <w:szCs w:val="28"/>
+        </w:rPr>
+        <w:t>Baneswor</w:t>
+      </w:r>
+      <w:proofErr w:type="spellEnd"/>
       <w:r>
         <w:rPr>
           <w:color w:val="000000"/>
@@ -100,7 +131,7 @@
     </w:p>
     <w:p>
       <w:pPr>
-        <w:spacing w:before="0" w:after="0" w:line="240" w:lineRule="auto"/>
+        <w:spacing w:before="0" w:after="0"/>
         <w:jc w:val="center"/>
         <w:rPr>
           <w:color w:val="000000"/>
@@ -109,7 +140,7 @@
     </w:p>
     <w:p>
       <w:pPr>
-        <w:spacing w:before="0" w:after="0" w:line="276" w:lineRule="auto"/>
+        <w:spacing w:before="0" w:after="0"/>
         <w:jc w:val="center"/>
         <w:rPr>
           <w:color w:val="000000"/>
@@ -159,7 +190,7 @@
     </w:p>
     <w:p>
       <w:pPr>
-        <w:spacing w:before="0" w:after="0" w:line="276" w:lineRule="auto"/>
+        <w:spacing w:before="0" w:after="0"/>
         <w:jc w:val="center"/>
         <w:rPr>
           <w:color w:val="000000"/>
@@ -168,7 +199,7 @@
     </w:p>
     <w:p>
       <w:pPr>
-        <w:spacing w:before="0" w:after="0" w:line="276" w:lineRule="auto"/>
+        <w:spacing w:before="0" w:after="0"/>
         <w:jc w:val="center"/>
         <w:rPr>
           <w:b/>
@@ -229,7 +260,7 @@
     </w:p>
     <w:p>
       <w:pPr>
-        <w:spacing w:before="0" w:after="0" w:line="276" w:lineRule="auto"/>
+        <w:spacing w:before="0" w:after="0"/>
         <w:jc w:val="center"/>
         <w:rPr>
           <w:b/>
@@ -277,7 +308,7 @@
     </w:p>
     <w:p>
       <w:pPr>
-        <w:spacing w:before="0" w:after="0" w:line="276" w:lineRule="auto"/>
+        <w:spacing w:before="0" w:after="0"/>
         <w:jc w:val="center"/>
         <w:rPr>
           <w:b/>
@@ -320,7 +351,7 @@
     </w:p>
     <w:p>
       <w:pPr>
-        <w:spacing w:before="0" w:after="0" w:line="276" w:lineRule="auto"/>
+        <w:spacing w:before="0" w:after="0"/>
         <w:jc w:val="center"/>
         <w:rPr>
           <w:color w:val="000000"/>
@@ -331,7 +362,7 @@
     </w:p>
     <w:p>
       <w:pPr>
-        <w:spacing w:before="0" w:after="0" w:line="276" w:lineRule="auto"/>
+        <w:spacing w:before="0" w:after="0"/>
         <w:jc w:val="center"/>
         <w:rPr>
           <w:color w:val="000000"/>
@@ -371,12 +402,26 @@
         <w:rPr>
           <w:color w:val="000000"/>
         </w:rPr>
-        <w:t>irement of bachelors of computer science and information technology</w:t>
-      </w:r>
-    </w:p>
-    <w:p>
-      <w:pPr>
-        <w:spacing w:before="0" w:after="0" w:line="276" w:lineRule="auto"/>
+        <w:t xml:space="preserve">irement of </w:t>
+      </w:r>
+      <w:proofErr w:type="gramStart"/>
+      <w:r>
+        <w:rPr>
+          <w:color w:val="000000"/>
+        </w:rPr>
+        <w:t>bachelors of computer science</w:t>
+      </w:r>
+      <w:proofErr w:type="gramEnd"/>
+      <w:r>
+        <w:rPr>
+          <w:color w:val="000000"/>
+        </w:rPr>
+        <w:t xml:space="preserve"> and information technology</w:t>
+      </w:r>
+    </w:p>
+    <w:p>
+      <w:pPr>
+        <w:spacing w:before="0" w:after="0"/>
         <w:jc w:val="center"/>
         <w:rPr>
           <w:color w:val="000000"/>
@@ -387,7 +432,7 @@
     </w:p>
     <w:p>
       <w:pPr>
-        <w:spacing w:before="0" w:after="0" w:line="276" w:lineRule="auto"/>
+        <w:spacing w:before="0" w:after="0"/>
         <w:jc w:val="center"/>
         <w:rPr>
           <w:b/>
@@ -410,10 +455,9 @@
     </w:p>
     <w:p>
       <w:pPr>
-        <w:spacing w:before="0" w:after="0" w:line="276" w:lineRule="auto"/>
+        <w:spacing w:before="0" w:after="0"/>
         <w:jc w:val="center"/>
         <w:rPr>
-          <w:rFonts w:hint="eastAsia"/>
           <w:b/>
           <w:bCs/>
           <w:color w:val="000000"/>
@@ -423,19 +467,18 @@
       </w:pPr>
       <w:r>
         <w:rPr>
-          <w:rFonts w:hint="eastAsia"/>
           <w:b/>
           <w:bCs/>
           <w:color w:val="000000"/>
           <w:sz w:val="28"/>
           <w:szCs w:val="28"/>
         </w:rPr>
-        <w:t>Anish Dhamala</w:t>
-      </w:r>
-    </w:p>
-    <w:p>
-      <w:pPr>
-        <w:spacing w:before="0" w:after="0" w:line="276" w:lineRule="auto"/>
+        <w:t>Annu Khanna Nakarmi</w:t>
+      </w:r>
+    </w:p>
+    <w:p>
+      <w:pPr>
+        <w:spacing w:before="0" w:after="0"/>
         <w:jc w:val="center"/>
         <w:rPr>
           <w:b/>
@@ -458,7 +501,7 @@
     </w:p>
     <w:p>
       <w:pPr>
-        <w:spacing w:before="0" w:after="0" w:line="240" w:lineRule="auto"/>
+        <w:spacing w:before="0" w:after="0"/>
         <w:jc w:val="center"/>
         <w:rPr>
           <w:b/>
@@ -471,7 +514,7 @@
     </w:p>
     <w:p>
       <w:pPr>
-        <w:spacing w:before="0" w:after="0" w:line="240" w:lineRule="auto"/>
+        <w:spacing w:before="0" w:after="0"/>
         <w:jc w:val="center"/>
         <w:rPr>
           <w:b/>
@@ -494,7 +537,6 @@
     </w:p>
     <w:p>
       <w:pPr>
-        <w:spacing w:line="240" w:lineRule="auto"/>
         <w:jc w:val="center"/>
       </w:pPr>
       <w:r>
@@ -503,7 +545,6 @@
     </w:p>
     <w:p>
       <w:pPr>
-        <w:spacing w:line="240" w:lineRule="auto"/>
         <w:jc w:val="center"/>
       </w:pPr>
       <w:r>
@@ -512,174 +553,626 @@
     </w:p>
     <w:p>
       <w:pPr>
-        <w:spacing w:line="240" w:lineRule="auto"/>
         <w:jc w:val="center"/>
         <w:rPr>
           <w:color w:val="000000"/>
         </w:rPr>
       </w:pPr>
-      <w:r>
-        <w:t>Aaishwarya Prashant</w:t>
-      </w:r>
-    </w:p>
-    <w:p>
-      <w:pPr>
-        <w:spacing w:before="0" w:after="0" w:line="240" w:lineRule="auto"/>
+      <w:proofErr w:type="spellStart"/>
+      <w:r>
+        <w:t>Aaishwarya</w:t>
+      </w:r>
+      <w:proofErr w:type="spellEnd"/>
+      <w:r>
+        <w:t xml:space="preserve"> Prashant</w:t>
+      </w:r>
+    </w:p>
+    <w:p>
+      <w:pPr>
+        <w:spacing w:before="0" w:after="0"/>
         <w:jc w:val="center"/>
         <w:rPr>
           <w:color w:val="000000"/>
         </w:rPr>
       </w:pPr>
+      <w:proofErr w:type="spellStart"/>
       <w:r>
         <w:rPr>
           <w:color w:val="000000"/>
         </w:rPr>
-        <w:t>Saistha Pradhan</w:t>
-      </w:r>
-    </w:p>
-    <w:p>
-      <w:pPr>
-        <w:spacing w:before="0" w:after="0" w:line="240" w:lineRule="auto"/>
-        <w:jc w:val="left"/>
+        <w:t>Saistha</w:t>
+      </w:r>
+      <w:proofErr w:type="spellEnd"/>
+      <w:r>
+        <w:rPr>
+          <w:color w:val="000000"/>
+        </w:rPr>
+        <w:t xml:space="preserve"> Pradhan</w:t>
+      </w:r>
+    </w:p>
+    <w:p>
+      <w:pPr>
+        <w:spacing w:before="0" w:after="0"/>
+        <w:jc w:val="center"/>
+        <w:rPr>
+          <w:b/>
+          <w:bCs/>
+          <w:sz w:val="32"/>
+          <w:szCs w:val="32"/>
+        </w:rPr>
+      </w:pPr>
+      <w:r>
+        <w:rPr>
+          <w:b/>
+          <w:bCs/>
+          <w:sz w:val="32"/>
+          <w:szCs w:val="32"/>
+        </w:rPr>
+        <w:lastRenderedPageBreak/>
+        <w:t>“</w:t>
+      </w:r>
+      <w:r>
+        <w:rPr>
+          <w:b/>
+          <w:bCs/>
+          <w:sz w:val="32"/>
+          <w:szCs w:val="32"/>
+        </w:rPr>
+        <w:t>Click2Eat</w:t>
+      </w:r>
+      <w:r>
+        <w:rPr>
+          <w:b/>
+          <w:bCs/>
+          <w:sz w:val="32"/>
+          <w:szCs w:val="32"/>
+        </w:rPr>
+        <w:t xml:space="preserve"> – Canteen Pre-order system</w:t>
+      </w:r>
+      <w:r>
+        <w:rPr>
+          <w:b/>
+          <w:bCs/>
+          <w:sz w:val="32"/>
+          <w:szCs w:val="32"/>
+        </w:rPr>
+        <w:t xml:space="preserve">” </w:t>
+      </w:r>
+    </w:p>
+    <w:p>
+      <w:pPr>
+        <w:spacing w:before="0" w:after="0"/>
+        <w:jc w:val="center"/>
+        <w:rPr>
+          <w:b/>
+          <w:bCs/>
+          <w:color w:val="000000"/>
+          <w:sz w:val="32"/>
+          <w:szCs w:val="32"/>
+        </w:rPr>
+      </w:pPr>
+      <w:r>
+        <w:rPr>
+          <w:b/>
+          <w:bCs/>
+          <w:color w:val="000000"/>
+          <w:sz w:val="32"/>
+          <w:szCs w:val="32"/>
+        </w:rPr>
+        <w:t>(</w:t>
+      </w:r>
+      <w:r>
+        <w:rPr>
+          <w:b/>
+          <w:bCs/>
+          <w:sz w:val="32"/>
+          <w:szCs w:val="32"/>
+        </w:rPr>
+        <w:t>PRJ181</w:t>
+      </w:r>
+      <w:r>
+        <w:rPr>
+          <w:b/>
+          <w:bCs/>
+          <w:color w:val="000000"/>
+          <w:sz w:val="32"/>
+          <w:szCs w:val="32"/>
+        </w:rPr>
+        <w:t>)</w:t>
+      </w:r>
+    </w:p>
+    <w:p>
+      <w:pPr>
+        <w:spacing w:before="0" w:after="0"/>
+        <w:jc w:val="center"/>
+        <w:rPr>
+          <w:b/>
+          <w:bCs/>
+          <w:color w:val="000000"/>
+          <w:sz w:val="32"/>
+          <w:szCs w:val="32"/>
+        </w:rPr>
+      </w:pPr>
+    </w:p>
+    <w:p>
+      <w:pPr>
+        <w:spacing w:after="0"/>
+        <w:jc w:val="center"/>
+        <w:rPr>
+          <w:sz w:val="28"/>
+          <w:szCs w:val="28"/>
+        </w:rPr>
+      </w:pPr>
+      <w:r>
+        <w:rPr>
+          <w:sz w:val="28"/>
+          <w:szCs w:val="28"/>
+        </w:rPr>
+        <w:t xml:space="preserve">A </w:t>
+      </w:r>
+      <w:r>
+        <w:rPr>
+          <w:sz w:val="28"/>
+          <w:szCs w:val="28"/>
+        </w:rPr>
+        <w:t>fourth</w:t>
+      </w:r>
+      <w:r>
+        <w:rPr>
+          <w:sz w:val="28"/>
+          <w:szCs w:val="28"/>
+        </w:rPr>
+        <w:t xml:space="preserve"> semester project report submitted in partial fulfillment of the requirements for the degree of Bachelor of Computer System and Information Technology awarded by Pokhara University</w:t>
+      </w:r>
+    </w:p>
+    <w:p>
+      <w:pPr>
+        <w:spacing w:before="0"/>
+        <w:jc w:val="center"/>
+        <w:rPr>
+          <w:sz w:val="28"/>
+          <w:szCs w:val="28"/>
+        </w:rPr>
+      </w:pPr>
+    </w:p>
+    <w:p>
+      <w:pPr>
+        <w:spacing w:before="0"/>
+        <w:rPr>
+          <w:sz w:val="28"/>
+          <w:szCs w:val="28"/>
+        </w:rPr>
+      </w:pPr>
+    </w:p>
+    <w:p>
+      <w:pPr>
+        <w:jc w:val="center"/>
         <w:rPr>
           <w:b/>
           <w:bCs/>
           <w:sz w:val="28"/>
           <w:szCs w:val="28"/>
-          <w:u w:val="single"/>
-        </w:rPr>
-      </w:pPr>
-    </w:p>
-    <w:p>
-      <w:pPr>
-        <w:spacing w:before="0" w:after="0" w:line="240" w:lineRule="auto"/>
-        <w:jc w:val="left"/>
+        </w:rPr>
+      </w:pPr>
+      <w:r>
         <w:rPr>
           <w:b/>
           <w:bCs/>
           <w:sz w:val="28"/>
           <w:szCs w:val="28"/>
-          <w:u w:val="single"/>
-        </w:rPr>
-      </w:pPr>
-    </w:p>
-    <w:p>
-      <w:pPr>
-        <w:spacing w:before="0" w:after="0" w:line="276" w:lineRule="auto"/>
+        </w:rPr>
+        <w:t>Submitted By</w:t>
+      </w:r>
+    </w:p>
+    <w:p>
+      <w:pPr>
         <w:jc w:val="center"/>
         <w:rPr>
-          <w:b/>
-          <w:bCs/>
+          <w:sz w:val="28"/>
+          <w:szCs w:val="28"/>
+        </w:rPr>
+      </w:pPr>
+      <w:r>
+        <w:rPr>
+          <w:sz w:val="28"/>
+          <w:szCs w:val="28"/>
+        </w:rPr>
+        <w:t>Shulabh Shrestha</w:t>
+      </w:r>
+    </w:p>
+    <w:p>
+      <w:pPr>
+        <w:jc w:val="center"/>
+        <w:rPr>
+          <w:sz w:val="28"/>
+          <w:szCs w:val="28"/>
+        </w:rPr>
+      </w:pPr>
+      <w:r>
+        <w:rPr>
+          <w:sz w:val="28"/>
+          <w:szCs w:val="28"/>
+        </w:rPr>
+        <w:t>Raja Mandal</w:t>
+      </w:r>
+    </w:p>
+    <w:p>
+      <w:pPr>
+        <w:jc w:val="center"/>
+        <w:rPr>
           <w:color w:val="000000"/>
           <w:sz w:val="28"/>
           <w:szCs w:val="28"/>
         </w:rPr>
       </w:pPr>
-      <w:r>
-        <w:rPr>
-          <w:b/>
-          <w:bCs/>
+      <w:proofErr w:type="spellStart"/>
+      <w:r>
+        <w:rPr>
+          <w:sz w:val="28"/>
+          <w:szCs w:val="28"/>
+        </w:rPr>
+        <w:t>Aaishwarya</w:t>
+      </w:r>
+      <w:proofErr w:type="spellEnd"/>
+      <w:r>
+        <w:rPr>
+          <w:sz w:val="28"/>
+          <w:szCs w:val="28"/>
+        </w:rPr>
+        <w:t xml:space="preserve"> Prashant</w:t>
+      </w:r>
+    </w:p>
+    <w:p>
+      <w:pPr>
+        <w:spacing w:before="0" w:after="0"/>
+        <w:jc w:val="center"/>
+        <w:rPr>
           <w:color w:val="000000"/>
           <w:sz w:val="28"/>
           <w:szCs w:val="28"/>
         </w:rPr>
-        <w:t>Submitted To:</w:t>
-      </w:r>
-    </w:p>
-    <w:p>
-      <w:pPr>
-        <w:spacing w:before="0" w:after="0" w:line="276" w:lineRule="auto"/>
+      </w:pPr>
+      <w:proofErr w:type="spellStart"/>
+      <w:r>
+        <w:rPr>
+          <w:color w:val="000000"/>
+          <w:sz w:val="28"/>
+          <w:szCs w:val="28"/>
+        </w:rPr>
+        <w:t>Saistha</w:t>
+      </w:r>
+      <w:proofErr w:type="spellEnd"/>
+      <w:r>
+        <w:rPr>
+          <w:color w:val="000000"/>
+          <w:sz w:val="28"/>
+          <w:szCs w:val="28"/>
+        </w:rPr>
+        <w:t xml:space="preserve"> Pradhan</w:t>
+      </w:r>
+    </w:p>
+    <w:p>
+      <w:pPr>
+        <w:spacing w:before="0" w:after="0"/>
+        <w:jc w:val="center"/>
+        <w:rPr>
+          <w:color w:val="000000"/>
+          <w:sz w:val="28"/>
+          <w:szCs w:val="28"/>
+        </w:rPr>
+      </w:pPr>
+    </w:p>
+    <w:p>
+      <w:pPr>
+        <w:spacing w:before="0" w:after="0"/>
+        <w:rPr>
+          <w:color w:val="000000"/>
+          <w:sz w:val="28"/>
+          <w:szCs w:val="28"/>
+        </w:rPr>
+      </w:pPr>
+    </w:p>
+    <w:p>
+      <w:pPr>
         <w:jc w:val="center"/>
         <w:rPr>
           <w:b/>
           <w:bCs/>
-          <w:sz w:val="26"/>
-          <w:szCs w:val="26"/>
+          <w:sz w:val="28"/>
+          <w:szCs w:val="28"/>
         </w:rPr>
       </w:pPr>
       <w:r>
         <w:rPr>
           <w:b/>
           <w:bCs/>
-          <w:sz w:val="26"/>
-          <w:szCs w:val="26"/>
-        </w:rPr>
-        <w:t>UNIGLOBE COLLEGE</w:t>
-      </w:r>
-    </w:p>
-    <w:p>
-      <w:pPr>
-        <w:spacing w:before="0" w:after="0" w:line="276" w:lineRule="auto"/>
+          <w:sz w:val="28"/>
+          <w:szCs w:val="28"/>
+        </w:rPr>
+        <w:t>Submitted To</w:t>
+      </w:r>
+    </w:p>
+    <w:p>
+      <w:pPr>
+        <w:spacing w:before="0" w:after="0"/>
         <w:jc w:val="center"/>
         <w:rPr>
           <w:b/>
           <w:bCs/>
-          <w:color w:val="000000"/>
-          <w:sz w:val="26"/>
-          <w:szCs w:val="26"/>
+          <w:sz w:val="32"/>
+          <w:szCs w:val="32"/>
         </w:rPr>
       </w:pPr>
       <w:r>
         <w:rPr>
           <w:b/>
           <w:bCs/>
-          <w:color w:val="000000"/>
-          <w:sz w:val="26"/>
-          <w:szCs w:val="26"/>
-        </w:rPr>
-        <w:t>Department of</w:t>
-      </w:r>
-      <w:r>
+          <w:sz w:val="32"/>
+          <w:szCs w:val="32"/>
+        </w:rPr>
+        <w:t>UNIGLOBE COLLEGE</w:t>
+      </w:r>
+    </w:p>
+    <w:p>
+      <w:pPr>
+        <w:spacing w:before="0" w:after="0"/>
+        <w:jc w:val="center"/>
         <w:rPr>
           <w:b/>
           <w:bCs/>
-          <w:sz w:val="26"/>
-          <w:szCs w:val="26"/>
-        </w:rPr>
-        <w:t xml:space="preserve"> Computer Science and Information Technology</w:t>
-      </w:r>
-    </w:p>
-    <w:p>
-      <w:pPr>
-        <w:spacing w:before="0" w:after="0" w:line="276" w:lineRule="auto"/>
-        <w:jc w:val="center"/>
+          <w:sz w:val="28"/>
+          <w:szCs w:val="28"/>
+        </w:rPr>
+      </w:pPr>
+      <w:r>
         <w:rPr>
           <w:b/>
           <w:bCs/>
-          <w:color w:val="000000"/>
-          <w:sz w:val="26"/>
-          <w:szCs w:val="26"/>
-        </w:rPr>
-      </w:pPr>
+          <w:sz w:val="28"/>
+          <w:szCs w:val="28"/>
+        </w:rPr>
+        <w:t>Department of</w:t>
+      </w:r>
       <w:r>
         <w:rPr>
           <w:b/>
           <w:bCs/>
-          <w:sz w:val="26"/>
-          <w:szCs w:val="26"/>
-        </w:rPr>
-        <w:t>New Baneswor</w:t>
-      </w:r>
-      <w:r>
+          <w:sz w:val="28"/>
+          <w:szCs w:val="28"/>
+        </w:rPr>
+        <w:t xml:space="preserve"> Computer Science and Information Technology</w:t>
+      </w:r>
+    </w:p>
+    <w:p>
+      <w:pPr>
+        <w:spacing w:before="0" w:after="0"/>
+        <w:jc w:val="center"/>
         <w:rPr>
           <w:b/>
           <w:bCs/>
-          <w:color w:val="000000"/>
-          <w:sz w:val="26"/>
-          <w:szCs w:val="26"/>
-        </w:rPr>
-        <w:t>, Kathmandu, Nepal</w:t>
-      </w:r>
-    </w:p>
-    <w:p>
-      <w:pPr>
-        <w:spacing w:before="0" w:after="0" w:line="276" w:lineRule="auto"/>
-        <w:jc w:val="center"/>
+          <w:sz w:val="28"/>
+          <w:szCs w:val="28"/>
+        </w:rPr>
+      </w:pPr>
+      <w:r>
         <w:rPr>
           <w:b/>
           <w:bCs/>
-          <w:sz w:val="26"/>
-          <w:szCs w:val="26"/>
+          <w:sz w:val="28"/>
+          <w:szCs w:val="28"/>
+        </w:rPr>
+        <w:t xml:space="preserve">New </w:t>
+      </w:r>
+      <w:proofErr w:type="spellStart"/>
+      <w:r>
+        <w:rPr>
+          <w:b/>
+          <w:bCs/>
+          <w:sz w:val="28"/>
+          <w:szCs w:val="28"/>
+        </w:rPr>
+        <w:t>Baneshwor</w:t>
+      </w:r>
+      <w:proofErr w:type="spellEnd"/>
+      <w:r>
+        <w:rPr>
+          <w:b/>
+          <w:bCs/>
+          <w:sz w:val="28"/>
+          <w:szCs w:val="28"/>
+        </w:rPr>
+        <w:t>, Kathmandu, Nepal</w:t>
+      </w:r>
+    </w:p>
+    <w:p>
+      <w:pPr>
+        <w:spacing w:before="0" w:after="0"/>
+        <w:jc w:val="center"/>
+        <w:rPr>
+          <w:b/>
+          <w:bCs/>
+          <w:sz w:val="28"/>
+          <w:szCs w:val="28"/>
+        </w:rPr>
+      </w:pPr>
+      <w:r>
+        <w:rPr>
+          <w:b/>
+          <w:bCs/>
+          <w:sz w:val="28"/>
+          <w:szCs w:val="28"/>
+        </w:rPr>
+        <w:t>May 2026</w:t>
+      </w:r>
+    </w:p>
+    <w:p>
+      <w:pPr>
+        <w:spacing w:before="360" w:after="360"/>
+        <w:rPr>
+          <w:b/>
+          <w:bCs/>
+          <w:sz w:val="28"/>
+          <w:szCs w:val="28"/>
+        </w:rPr>
+      </w:pPr>
+      <w:r>
+        <w:rPr>
+          <w:b/>
+          <w:bCs/>
+          <w:sz w:val="28"/>
+          <w:szCs w:val="28"/>
+        </w:rPr>
+        <w:br w:type="page"/>
+      </w:r>
+    </w:p>
+    <w:p>
+      <w:pPr>
+        <w:pStyle w:val="Heading2"/>
+        <w:jc w:val="center"/>
+      </w:pPr>
+      <w:bookmarkStart w:id="0" w:name="_Toc231489951"/>
+      <w:r>
+        <w:lastRenderedPageBreak/>
+        <w:t>Abstract</w:t>
+      </w:r>
+      <w:bookmarkEnd w:id="0"/>
+    </w:p>
+    <w:p/>
+    <w:p>
+      <w:pPr>
+        <w:rPr>
+          <w:lang w:val="en-US"/>
+        </w:rPr>
+      </w:pPr>
+      <w:r>
+        <w:rPr>
+          <w:lang w:val="en-US"/>
+        </w:rPr>
+        <w:t xml:space="preserve">The Canteen Pre-order System is a web application built to streamline and revolutionize the food ordering procedure at a college canteen, making it easier for students to order food online without standing in line, wasting precious time. This application will allow students to create a user account, log in, choose from the menu options, browse specials of the day, check which products are sold out, and order instantly using a one-click option without having to go through the hassle of filling a shopping cart. After placing the order, users will be able to see its </w:t>
+      </w:r>
+      <w:proofErr w:type="gramStart"/>
+      <w:r>
+        <w:rPr>
+          <w:lang w:val="en-US"/>
+        </w:rPr>
+        <w:t>current status</w:t>
+      </w:r>
+      <w:proofErr w:type="gramEnd"/>
+      <w:r>
+        <w:rPr>
+          <w:lang w:val="en-US"/>
+        </w:rPr>
+        <w:t xml:space="preserve">, which includes Pending, Preparing, Ready for Pick-Up, and Payment Made and Order Completed. Besides, students can track their past orders and </w:t>
+      </w:r>
+      <w:proofErr w:type="gramStart"/>
+      <w:r>
+        <w:rPr>
+          <w:lang w:val="en-US"/>
+        </w:rPr>
+        <w:t>refer back</w:t>
+      </w:r>
+      <w:proofErr w:type="gramEnd"/>
+      <w:r>
+        <w:rPr>
+          <w:lang w:val="en-US"/>
+        </w:rPr>
+        <w:t xml:space="preserve"> to them when needed. From the admin's perspective, the system will offer a dashboard where canteen employees can manage the menu items, add new food products, edit their descriptions, remove items that are no longer offered, update item availability, mark some products as sold out, and easily handle incoming orders. The project uses a well-organized relational database, including tables for students, admins, menu items, orders, and completed orders.</w:t>
+      </w:r>
+      <w:r>
+        <w:rPr>
+          <w:lang w:val="en-US"/>
+        </w:rPr>
+        <w:br/>
+      </w:r>
+      <w:r>
+        <w:rPr>
+          <w:lang w:val="en-US"/>
+        </w:rPr>
+        <w:br/>
+        <w:t>Core points:</w:t>
+      </w:r>
+    </w:p>
+    <w:p>
+      <w:pPr>
+        <w:pStyle w:val="ListParagraph"/>
+        <w:numPr>
+          <w:ilvl w:val="0"/>
+          <w:numId w:val="41"/>
+        </w:numPr>
+        <w:rPr>
+          <w:lang w:val="en-US"/>
+        </w:rPr>
+      </w:pPr>
+      <w:r>
+        <w:rPr>
+          <w:lang w:val="en-US"/>
+        </w:rPr>
+        <w:t xml:space="preserve">Online Food Pre-ordering – Students can order food online without waiting in canteen queues. </w:t>
+      </w:r>
+    </w:p>
+    <w:p>
+      <w:pPr>
+        <w:pStyle w:val="ListParagraph"/>
+        <w:numPr>
+          <w:ilvl w:val="0"/>
+          <w:numId w:val="41"/>
+        </w:numPr>
+        <w:rPr>
+          <w:lang w:val="en-US"/>
+        </w:rPr>
+      </w:pPr>
+      <w:r>
+        <w:rPr>
+          <w:lang w:val="en-US"/>
+        </w:rPr>
+        <w:t xml:space="preserve">User Authentication – Students can register, log in, and access their accounts securely. </w:t>
+      </w:r>
+    </w:p>
+    <w:p>
+      <w:pPr>
+        <w:pStyle w:val="ListParagraph"/>
+        <w:numPr>
+          <w:ilvl w:val="0"/>
+          <w:numId w:val="41"/>
+        </w:numPr>
+        <w:rPr>
+          <w:lang w:val="en-US"/>
+        </w:rPr>
+      </w:pPr>
+      <w:r>
+        <w:rPr>
+          <w:lang w:val="en-US"/>
+        </w:rPr>
+        <w:t xml:space="preserve">Menu Management – Admin can add, edit, remove, and update menu items, including sold-out status and daily specials. </w:t>
+      </w:r>
+    </w:p>
+    <w:p>
+      <w:pPr>
+        <w:pStyle w:val="ListParagraph"/>
+        <w:numPr>
+          <w:ilvl w:val="0"/>
+          <w:numId w:val="41"/>
+        </w:numPr>
+        <w:rPr>
+          <w:lang w:val="en-US"/>
+        </w:rPr>
+      </w:pPr>
+      <w:r>
+        <w:rPr>
+          <w:lang w:val="en-US"/>
+        </w:rPr>
+        <w:t xml:space="preserve">Order Tracking – Users can monitor order progress through statuses such as Pending, Preparing, Ready for Pick-Up, and Completed. </w:t>
+      </w:r>
+    </w:p>
+    <w:p>
+      <w:pPr>
+        <w:pStyle w:val="ListParagraph"/>
+        <w:numPr>
+          <w:ilvl w:val="0"/>
+          <w:numId w:val="41"/>
+        </w:numPr>
+        <w:rPr>
+          <w:lang w:val="en-US"/>
         </w:rPr>
         <w:sectPr>
           <w:headerReference w:type="default" r:id="rId10"/>
@@ -692,707 +1185,15 @@
       </w:pPr>
       <w:r>
         <w:rPr>
-          <w:b/>
-          <w:bCs/>
-          <w:noProof/>
-          <w:sz w:val="28"/>
-          <w:szCs w:val="28"/>
-        </w:rPr>
-        <mc:AlternateContent>
-          <mc:Choice Requires="wps">
-            <w:drawing>
-              <wp:anchor distT="0" distB="0" distL="114300" distR="114300" simplePos="0" relativeHeight="251661312" behindDoc="0" locked="0" layoutInCell="1" allowOverlap="1" wp14:anchorId="3F973EE7" wp14:editId="0DE7DB03">
-                <wp:simplePos x="0" y="0"/>
-                <wp:positionH relativeFrom="margin">
-                  <wp:posOffset>2672080</wp:posOffset>
-                </wp:positionH>
-                <wp:positionV relativeFrom="paragraph">
-                  <wp:posOffset>822325</wp:posOffset>
-                </wp:positionV>
-                <wp:extent cx="175260" cy="228600"/>
-                <wp:effectExtent l="0" t="0" r="15240" b="19050"/>
-                <wp:wrapNone/>
-                <wp:docPr id="1962619409" name="Rectangle 1"/>
-                <wp:cNvGraphicFramePr/>
-                <a:graphic xmlns:a="http://schemas.openxmlformats.org/drawingml/2006/main">
-                  <a:graphicData uri="http://schemas.microsoft.com/office/word/2010/wordprocessingShape">
-                    <wps:wsp>
-                      <wps:cNvSpPr/>
-                      <wps:spPr>
-                        <a:xfrm>
-                          <a:off x="0" y="0"/>
-                          <a:ext cx="175260" cy="228600"/>
-                        </a:xfrm>
-                        <a:prstGeom prst="rect">
-                          <a:avLst/>
-                        </a:prstGeom>
-                        <a:solidFill>
-                          <a:schemeClr val="bg1"/>
-                        </a:solidFill>
-                        <a:ln>
-                          <a:solidFill>
-                            <a:schemeClr val="bg1"/>
-                          </a:solidFill>
-                        </a:ln>
-                      </wps:spPr>
-                      <wps:style>
-                        <a:lnRef idx="2">
-                          <a:schemeClr val="accent1">
-                            <a:shade val="15000"/>
-                          </a:schemeClr>
-                        </a:lnRef>
-                        <a:fillRef idx="1">
-                          <a:schemeClr val="accent1"/>
-                        </a:fillRef>
-                        <a:effectRef idx="0">
-                          <a:schemeClr val="accent1"/>
-                        </a:effectRef>
-                        <a:fontRef idx="minor">
-                          <a:schemeClr val="lt1"/>
-                        </a:fontRef>
-                      </wps:style>
-                      <wps:bodyPr rot="0" spcFirstLastPara="0" vertOverflow="overflow" horzOverflow="overflow" vert="horz" wrap="square" lIns="91440" tIns="45720" rIns="91440" bIns="45720" numCol="1" spcCol="0" rtlCol="0" fromWordArt="0" anchor="ctr" anchorCtr="0" forceAA="0" compatLnSpc="1">
-                        <a:prstTxWarp prst="textNoShape">
-                          <a:avLst/>
-                        </a:prstTxWarp>
-                        <a:noAutofit/>
-                      </wps:bodyPr>
-                    </wps:wsp>
-                  </a:graphicData>
-                </a:graphic>
-              </wp:anchor>
-            </w:drawing>
-          </mc:Choice>
-          <mc:Fallback>
-            <w:pict>
-              <v:rect w14:anchorId="7089D963" id="Rectangle 1" o:spid="_x0000_s1026" style="position:absolute;margin-left:210.4pt;margin-top:64.75pt;width:13.8pt;height:18pt;z-index:251661312;visibility:visible;mso-wrap-style:square;mso-wrap-distance-left:9pt;mso-wrap-distance-top:0;mso-wrap-distance-right:9pt;mso-wrap-distance-bottom:0;mso-position-horizontal:absolute;mso-position-horizontal-relative:margin;mso-position-vertical:absolute;mso-position-vertical-relative:text;v-text-anchor:middle" o:gfxdata="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" fillcolor="white [3212]" strokecolor="white [3212]" strokeweight="1pt">
-                <w10:wrap anchorx="margin"/>
-              </v:rect>
-            </w:pict>
-          </mc:Fallback>
-        </mc:AlternateContent>
-      </w:r>
-      <w:r>
-        <w:rPr>
-          <w:b/>
-          <w:bCs/>
-          <w:sz w:val="26"/>
-          <w:szCs w:val="26"/>
-        </w:rPr>
-        <w:t>May, 2026</w:t>
-      </w:r>
-    </w:p>
-    <w:p>
-      <w:pPr>
-        <w:spacing w:before="0" w:after="0" w:line="276" w:lineRule="auto"/>
-        <w:rPr>
-          <w:b/>
-          <w:bCs/>
-          <w:color w:val="000000"/>
-          <w:sz w:val="26"/>
-          <w:szCs w:val="26"/>
-        </w:rPr>
-      </w:pPr>
+          <w:lang w:val="en-US"/>
+        </w:rPr>
+        <w:t>Order &amp; Database Management – The system stores user information, menu items, orders, and order history in a structured database for efficient management.</w:t>
+      </w:r>
     </w:p>
     <w:p>
       <w:pPr>
         <w:spacing w:before="0" w:after="0"/>
         <w:jc w:val="center"/>
-        <w:rPr>
-          <w:b/>
-          <w:bCs/>
-          <w:sz w:val="32"/>
-          <w:szCs w:val="32"/>
-        </w:rPr>
-      </w:pPr>
-      <w:r>
-        <w:rPr>
-          <w:b/>
-          <w:bCs/>
-          <w:sz w:val="32"/>
-          <w:szCs w:val="32"/>
-        </w:rPr>
-        <w:t>“</w:t>
-      </w:r>
-      <w:r>
-        <w:rPr>
-          <w:b/>
-          <w:bCs/>
-          <w:sz w:val="32"/>
-          <w:szCs w:val="32"/>
-        </w:rPr>
-        <w:t>Click2Eat</w:t>
-      </w:r>
-      <w:r>
-        <w:rPr>
-          <w:b/>
-          <w:bCs/>
-          <w:sz w:val="32"/>
-          <w:szCs w:val="32"/>
-        </w:rPr>
-        <w:t xml:space="preserve"> – Canteen Pre-order system</w:t>
-      </w:r>
-      <w:r>
-        <w:rPr>
-          <w:b/>
-          <w:bCs/>
-          <w:sz w:val="32"/>
-          <w:szCs w:val="32"/>
-        </w:rPr>
-        <w:t xml:space="preserve">” </w:t>
-      </w:r>
-    </w:p>
-    <w:p>
-      <w:pPr>
-        <w:spacing w:before="0" w:after="0"/>
-        <w:jc w:val="center"/>
-        <w:rPr>
-          <w:b/>
-          <w:bCs/>
-          <w:color w:val="000000"/>
-          <w:sz w:val="32"/>
-          <w:szCs w:val="32"/>
-        </w:rPr>
-      </w:pPr>
-      <w:r>
-        <w:rPr>
-          <w:b/>
-          <w:bCs/>
-          <w:color w:val="000000"/>
-          <w:sz w:val="32"/>
-          <w:szCs w:val="32"/>
-        </w:rPr>
-        <w:t>(</w:t>
-      </w:r>
-      <w:r>
-        <w:rPr>
-          <w:b/>
-          <w:bCs/>
-          <w:sz w:val="32"/>
-          <w:szCs w:val="32"/>
-        </w:rPr>
-        <w:t>PRJ181</w:t>
-      </w:r>
-      <w:r>
-        <w:rPr>
-          <w:b/>
-          <w:bCs/>
-          <w:color w:val="000000"/>
-          <w:sz w:val="32"/>
-          <w:szCs w:val="32"/>
-        </w:rPr>
-        <w:t>)</w:t>
-      </w:r>
-    </w:p>
-    <w:p>
-      <w:pPr>
-        <w:spacing w:before="0" w:after="0"/>
-        <w:jc w:val="center"/>
-        <w:rPr>
-          <w:b/>
-          <w:bCs/>
-          <w:color w:val="000000"/>
-          <w:sz w:val="32"/>
-          <w:szCs w:val="32"/>
-        </w:rPr>
-      </w:pPr>
-    </w:p>
-    <w:p>
-      <w:pPr>
-        <w:spacing w:after="0"/>
-        <w:jc w:val="center"/>
-        <w:rPr>
-          <w:sz w:val="28"/>
-          <w:szCs w:val="28"/>
-        </w:rPr>
-      </w:pPr>
-      <w:r>
-        <w:rPr>
-          <w:sz w:val="28"/>
-          <w:szCs w:val="28"/>
-        </w:rPr>
-        <w:t xml:space="preserve">A </w:t>
-      </w:r>
-      <w:r>
-        <w:rPr>
-          <w:sz w:val="28"/>
-          <w:szCs w:val="28"/>
-        </w:rPr>
-        <w:t>fourth</w:t>
-      </w:r>
-      <w:r>
-        <w:rPr>
-          <w:sz w:val="28"/>
-          <w:szCs w:val="28"/>
-        </w:rPr>
-        <w:t xml:space="preserve"> semester project report submitted in partial fulfillment of the requirements for the degree of Bachelor of Computer System and Information Technology awarded by Pokhara University</w:t>
-      </w:r>
-    </w:p>
-    <w:p>
-      <w:pPr>
-        <w:spacing w:before="0"/>
-        <w:jc w:val="center"/>
-        <w:rPr>
-          <w:sz w:val="28"/>
-          <w:szCs w:val="28"/>
-        </w:rPr>
-      </w:pPr>
-    </w:p>
-    <w:p>
-      <w:pPr>
-        <w:spacing w:before="0"/>
-        <w:rPr>
-          <w:sz w:val="28"/>
-          <w:szCs w:val="28"/>
-        </w:rPr>
-      </w:pPr>
-    </w:p>
-    <w:p>
-      <w:pPr>
-        <w:spacing w:line="276" w:lineRule="auto"/>
-        <w:jc w:val="center"/>
-        <w:rPr>
-          <w:b/>
-          <w:bCs/>
-          <w:sz w:val="28"/>
-          <w:szCs w:val="28"/>
-        </w:rPr>
-      </w:pPr>
-      <w:r>
-        <w:rPr>
-          <w:b/>
-          <w:bCs/>
-          <w:sz w:val="28"/>
-          <w:szCs w:val="28"/>
-        </w:rPr>
-        <w:t>Submitted By</w:t>
-      </w:r>
-    </w:p>
-    <w:p>
-      <w:pPr>
-        <w:spacing w:line="276" w:lineRule="auto"/>
-        <w:jc w:val="center"/>
-        <w:rPr>
-          <w:sz w:val="28"/>
-          <w:szCs w:val="28"/>
-        </w:rPr>
-      </w:pPr>
-      <w:r>
-        <w:rPr>
-          <w:sz w:val="28"/>
-          <w:szCs w:val="28"/>
-        </w:rPr>
-        <w:t>Shulabh Shrestha</w:t>
-      </w:r>
-    </w:p>
-    <w:p>
-      <w:pPr>
-        <w:spacing w:line="276" w:lineRule="auto"/>
-        <w:jc w:val="center"/>
-        <w:rPr>
-          <w:sz w:val="28"/>
-          <w:szCs w:val="28"/>
-        </w:rPr>
-      </w:pPr>
-      <w:r>
-        <w:rPr>
-          <w:sz w:val="28"/>
-          <w:szCs w:val="28"/>
-        </w:rPr>
-        <w:t>Raja Mandal</w:t>
-      </w:r>
-    </w:p>
-    <w:p>
-      <w:pPr>
-        <w:spacing w:line="276" w:lineRule="auto"/>
-        <w:jc w:val="center"/>
-        <w:rPr>
-          <w:color w:val="000000"/>
-          <w:sz w:val="28"/>
-          <w:szCs w:val="28"/>
-        </w:rPr>
-      </w:pPr>
-      <w:r>
-        <w:rPr>
-          <w:sz w:val="28"/>
-          <w:szCs w:val="28"/>
-        </w:rPr>
-        <w:t>Aaishwarya Prashant</w:t>
-      </w:r>
-    </w:p>
-    <w:p>
-      <w:pPr>
-        <w:spacing w:before="0" w:after="0" w:line="276" w:lineRule="auto"/>
-        <w:jc w:val="center"/>
-        <w:rPr>
-          <w:color w:val="000000"/>
-          <w:sz w:val="28"/>
-          <w:szCs w:val="28"/>
-        </w:rPr>
-      </w:pPr>
-      <w:r>
-        <w:rPr>
-          <w:color w:val="000000"/>
-          <w:sz w:val="28"/>
-          <w:szCs w:val="28"/>
-        </w:rPr>
-        <w:t>Saistha Pradhan</w:t>
-      </w:r>
-    </w:p>
-    <w:p>
-      <w:pPr>
-        <w:spacing w:before="0" w:after="0"/>
-        <w:jc w:val="center"/>
-        <w:rPr>
-          <w:color w:val="000000"/>
-          <w:sz w:val="28"/>
-          <w:szCs w:val="28"/>
-        </w:rPr>
-      </w:pPr>
-    </w:p>
-    <w:p>
-      <w:pPr>
-        <w:spacing w:before="0" w:after="0"/>
-        <w:rPr>
-          <w:color w:val="000000"/>
-          <w:sz w:val="28"/>
-          <w:szCs w:val="28"/>
-        </w:rPr>
-      </w:pPr>
-    </w:p>
-    <w:p>
-      <w:pPr>
-        <w:jc w:val="center"/>
-        <w:rPr>
-          <w:b/>
-          <w:bCs/>
-          <w:sz w:val="28"/>
-          <w:szCs w:val="28"/>
-        </w:rPr>
-      </w:pPr>
-      <w:r>
-        <w:rPr>
-          <w:b/>
-          <w:bCs/>
-          <w:sz w:val="28"/>
-          <w:szCs w:val="28"/>
-        </w:rPr>
-        <w:t>Submitted To</w:t>
-      </w:r>
-    </w:p>
-    <w:p>
-      <w:pPr>
-        <w:spacing w:before="0" w:after="0"/>
-        <w:jc w:val="center"/>
-        <w:rPr>
-          <w:b/>
-          <w:bCs/>
-          <w:sz w:val="32"/>
-          <w:szCs w:val="32"/>
-        </w:rPr>
-      </w:pPr>
-      <w:r>
-        <w:rPr>
-          <w:b/>
-          <w:bCs/>
-          <w:sz w:val="32"/>
-          <w:szCs w:val="32"/>
-        </w:rPr>
-        <w:t>UNIGLOBE COLLEGE</w:t>
-      </w:r>
-    </w:p>
-    <w:p>
-      <w:pPr>
-        <w:spacing w:before="0" w:after="0"/>
-        <w:jc w:val="center"/>
-        <w:rPr>
-          <w:b/>
-          <w:bCs/>
-          <w:sz w:val="28"/>
-          <w:szCs w:val="28"/>
-        </w:rPr>
-      </w:pPr>
-      <w:r>
-        <w:rPr>
-          <w:b/>
-          <w:bCs/>
-          <w:sz w:val="28"/>
-          <w:szCs w:val="28"/>
-        </w:rPr>
-        <w:t>Department of</w:t>
-      </w:r>
-      <w:r>
-        <w:rPr>
-          <w:b/>
-          <w:bCs/>
-          <w:sz w:val="28"/>
-          <w:szCs w:val="28"/>
-        </w:rPr>
-        <w:t xml:space="preserve"> Computer Science and Information Technology</w:t>
-      </w:r>
-    </w:p>
-    <w:p>
-      <w:pPr>
-        <w:spacing w:before="0" w:after="0"/>
-        <w:jc w:val="center"/>
-        <w:rPr>
-          <w:b/>
-          <w:bCs/>
-          <w:sz w:val="28"/>
-          <w:szCs w:val="28"/>
-        </w:rPr>
-      </w:pPr>
-      <w:r>
-        <w:rPr>
-          <w:b/>
-          <w:bCs/>
-          <w:sz w:val="28"/>
-          <w:szCs w:val="28"/>
-        </w:rPr>
-        <w:t>New Baneshwor, Kathmandu, Nepal</w:t>
-      </w:r>
-    </w:p>
-    <w:p>
-      <w:pPr>
-        <w:spacing w:before="0" w:after="0"/>
-        <w:jc w:val="center"/>
-        <w:rPr>
-          <w:b/>
-          <w:bCs/>
-          <w:sz w:val="28"/>
-          <w:szCs w:val="28"/>
-        </w:rPr>
-      </w:pPr>
-      <w:r>
-        <w:rPr>
-          <w:b/>
-          <w:bCs/>
-          <w:sz w:val="28"/>
-          <w:szCs w:val="28"/>
-        </w:rPr>
-        <w:t>May 2026</w:t>
-      </w:r>
-    </w:p>
-    <w:p>
-      <w:pPr>
-        <w:spacing w:before="360" w:after="360"/>
-        <w:rPr>
-          <w:b/>
-          <w:bCs/>
-          <w:sz w:val="28"/>
-          <w:szCs w:val="28"/>
-        </w:rPr>
-      </w:pPr>
-      <w:r>
-        <w:rPr>
-          <w:b/>
-          <w:bCs/>
-          <w:noProof/>
-          <w:sz w:val="28"/>
-          <w:szCs w:val="28"/>
-        </w:rPr>
-        <mc:AlternateContent>
-          <mc:Choice Requires="wps">
-            <w:drawing>
-              <wp:anchor distT="0" distB="0" distL="114300" distR="114300" simplePos="0" relativeHeight="251659264" behindDoc="0" locked="0" layoutInCell="1" allowOverlap="1" wp14:anchorId="1810D9CC" wp14:editId="26C8D396">
-                <wp:simplePos x="0" y="0"/>
-                <wp:positionH relativeFrom="margin">
-                  <wp:align>center</wp:align>
-                </wp:positionH>
-                <wp:positionV relativeFrom="paragraph">
-                  <wp:posOffset>2106930</wp:posOffset>
-                </wp:positionV>
-                <wp:extent cx="175260" cy="228600"/>
-                <wp:effectExtent l="0" t="0" r="15240" b="19050"/>
-                <wp:wrapNone/>
-                <wp:docPr id="63339147" name="Rectangle 1"/>
-                <wp:cNvGraphicFramePr/>
-                <a:graphic xmlns:a="http://schemas.openxmlformats.org/drawingml/2006/main">
-                  <a:graphicData uri="http://schemas.microsoft.com/office/word/2010/wordprocessingShape">
-                    <wps:wsp>
-                      <wps:cNvSpPr/>
-                      <wps:spPr>
-                        <a:xfrm>
-                          <a:off x="0" y="0"/>
-                          <a:ext cx="175260" cy="228600"/>
-                        </a:xfrm>
-                        <a:prstGeom prst="rect">
-                          <a:avLst/>
-                        </a:prstGeom>
-                        <a:solidFill>
-                          <a:schemeClr val="bg1"/>
-                        </a:solidFill>
-                        <a:ln>
-                          <a:solidFill>
-                            <a:schemeClr val="bg1"/>
-                          </a:solidFill>
-                        </a:ln>
-                      </wps:spPr>
-                      <wps:style>
-                        <a:lnRef idx="2">
-                          <a:schemeClr val="accent1">
-                            <a:shade val="15000"/>
-                          </a:schemeClr>
-                        </a:lnRef>
-                        <a:fillRef idx="1">
-                          <a:schemeClr val="accent1"/>
-                        </a:fillRef>
-                        <a:effectRef idx="0">
-                          <a:schemeClr val="accent1"/>
-                        </a:effectRef>
-                        <a:fontRef idx="minor">
-                          <a:schemeClr val="lt1"/>
-                        </a:fontRef>
-                      </wps:style>
-                      <wps:bodyPr rot="0" spcFirstLastPara="0" vertOverflow="overflow" horzOverflow="overflow" vert="horz" wrap="square" lIns="91440" tIns="45720" rIns="91440" bIns="45720" numCol="1" spcCol="0" rtlCol="0" fromWordArt="0" anchor="ctr" anchorCtr="0" forceAA="0" compatLnSpc="1">
-                        <a:prstTxWarp prst="textNoShape">
-                          <a:avLst/>
-                        </a:prstTxWarp>
-                        <a:noAutofit/>
-                      </wps:bodyPr>
-                    </wps:wsp>
-                  </a:graphicData>
-                </a:graphic>
-              </wp:anchor>
-            </w:drawing>
-          </mc:Choice>
-          <mc:Fallback>
-            <w:pict>
-              <v:rect w14:anchorId="1CB33189" id="Rectangle 1" o:spid="_x0000_s1026" style="position:absolute;margin-left:0;margin-top:165.9pt;width:13.8pt;height:18pt;z-index:251659264;visibility:visible;mso-wrap-style:square;mso-wrap-distance-left:9pt;mso-wrap-distance-top:0;mso-wrap-distance-right:9pt;mso-wrap-distance-bottom:0;mso-position-horizontal:center;mso-position-horizontal-relative:margin;mso-position-vertical:absolute;mso-position-vertical-relative:text;v-text-anchor:middle" o:gfxdata="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" fillcolor="white [3212]" strokecolor="white [3212]" strokeweight="1pt">
-                <w10:wrap anchorx="margin"/>
-              </v:rect>
-            </w:pict>
-          </mc:Fallback>
-        </mc:AlternateContent>
-      </w:r>
-      <w:r>
-        <w:rPr>
-          <w:b/>
-          <w:bCs/>
-          <w:noProof/>
-          <w:sz w:val="28"/>
-          <w:szCs w:val="28"/>
-        </w:rPr>
-        <mc:AlternateContent>
-          <mc:Choice Requires="wps">
-            <w:drawing>
-              <wp:anchor distT="0" distB="0" distL="114300" distR="114300" simplePos="0" relativeHeight="251663360" behindDoc="0" locked="0" layoutInCell="1" allowOverlap="1" wp14:anchorId="5298BAD4" wp14:editId="54C50C71">
-                <wp:simplePos x="0" y="0"/>
-                <wp:positionH relativeFrom="margin">
-                  <wp:posOffset>2702560</wp:posOffset>
-                </wp:positionH>
-                <wp:positionV relativeFrom="paragraph">
-                  <wp:posOffset>1683385</wp:posOffset>
-                </wp:positionV>
-                <wp:extent cx="175260" cy="228600"/>
-                <wp:effectExtent l="0" t="0" r="15240" b="19050"/>
-                <wp:wrapNone/>
-                <wp:docPr id="565288960" name="Rectangle 1"/>
-                <wp:cNvGraphicFramePr/>
-                <a:graphic xmlns:a="http://schemas.openxmlformats.org/drawingml/2006/main">
-                  <a:graphicData uri="http://schemas.microsoft.com/office/word/2010/wordprocessingShape">
-                    <wps:wsp>
-                      <wps:cNvSpPr/>
-                      <wps:spPr>
-                        <a:xfrm>
-                          <a:off x="0" y="0"/>
-                          <a:ext cx="175260" cy="228600"/>
-                        </a:xfrm>
-                        <a:prstGeom prst="rect">
-                          <a:avLst/>
-                        </a:prstGeom>
-                        <a:solidFill>
-                          <a:schemeClr val="bg1"/>
-                        </a:solidFill>
-                        <a:ln>
-                          <a:solidFill>
-                            <a:schemeClr val="bg1"/>
-                          </a:solidFill>
-                        </a:ln>
-                      </wps:spPr>
-                      <wps:style>
-                        <a:lnRef idx="2">
-                          <a:schemeClr val="accent1">
-                            <a:shade val="15000"/>
-                          </a:schemeClr>
-                        </a:lnRef>
-                        <a:fillRef idx="1">
-                          <a:schemeClr val="accent1"/>
-                        </a:fillRef>
-                        <a:effectRef idx="0">
-                          <a:schemeClr val="accent1"/>
-                        </a:effectRef>
-                        <a:fontRef idx="minor">
-                          <a:schemeClr val="lt1"/>
-                        </a:fontRef>
-                      </wps:style>
-                      <wps:bodyPr rot="0" spcFirstLastPara="0" vertOverflow="overflow" horzOverflow="overflow" vert="horz" wrap="square" lIns="91440" tIns="45720" rIns="91440" bIns="45720" numCol="1" spcCol="0" rtlCol="0" fromWordArt="0" anchor="ctr" anchorCtr="0" forceAA="0" compatLnSpc="1">
-                        <a:prstTxWarp prst="textNoShape">
-                          <a:avLst/>
-                        </a:prstTxWarp>
-                        <a:noAutofit/>
-                      </wps:bodyPr>
-                    </wps:wsp>
-                  </a:graphicData>
-                </a:graphic>
-              </wp:anchor>
-            </w:drawing>
-          </mc:Choice>
-          <mc:Fallback>
-            <w:pict>
-              <v:rect w14:anchorId="78E4652A" id="Rectangle 1" o:spid="_x0000_s1026" style="position:absolute;margin-left:212.8pt;margin-top:132.55pt;width:13.8pt;height:18pt;z-index:251663360;visibility:visible;mso-wrap-style:square;mso-wrap-distance-left:9pt;mso-wrap-distance-top:0;mso-wrap-distance-right:9pt;mso-wrap-distance-bottom:0;mso-position-horizontal:absolute;mso-position-horizontal-relative:margin;mso-position-vertical:absolute;mso-position-vertical-relative:text;v-text-anchor:middle" o:gfxdata="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" fillcolor="white [3212]" strokecolor="white [3212]" strokeweight="1pt">
-                <w10:wrap anchorx="margin"/>
-              </v:rect>
-            </w:pict>
-          </mc:Fallback>
-        </mc:AlternateContent>
-      </w:r>
-      <w:r>
-        <w:rPr>
-          <w:b/>
-          <w:bCs/>
-          <w:sz w:val="28"/>
-          <w:szCs w:val="28"/>
-        </w:rPr>
-        <w:br w:type="page"/>
-      </w:r>
-    </w:p>
-    <w:p>
-      <w:pPr>
-        <w:pStyle w:val="Heading2"/>
-        <w:jc w:val="center"/>
-      </w:pPr>
-      <w:bookmarkStart w:id="0" w:name="_Toc228950758"/>
-      <w:r>
-        <w:lastRenderedPageBreak/>
-        <w:t>Abstract</w:t>
-      </w:r>
-      <w:bookmarkEnd w:id="0"/>
-    </w:p>
-    <w:p/>
-    <w:p>
-      <w:pPr>
-        <w:rPr>
-          <w:lang w:val="en-US"/>
-        </w:rPr>
-        <w:sectPr>
-          <w:pgSz w:w="11909" w:h="16834" w:code="9"/>
-          <w:pgMar w:top="1440" w:right="1440" w:bottom="1440" w:left="1800" w:header="720" w:footer="720" w:gutter="0"/>
-          <w:pgNumType w:start="1"/>
-          <w:cols w:space="720"/>
-        </w:sectPr>
-      </w:pPr>
-      <w:r>
-        <w:rPr>
-          <w:lang w:val="en-US"/>
-        </w:rPr>
-        <w:t>The Canteen Pre-order System is a web application built to streamline and revolutionize the food ordering procedure at a college canteen, making it easier for students to order food online without standing in line, wasting precious time. This application will allow students to create a user account, log in, choose from the menu options, browse specials of the day, check which products are sold out, and order instantly using a one-click option without having to go through the hassle of filling a shopping cart. After placing the order, users will be able to see its current status, which includes Pending, Preparing, Ready for Pick-Up, and Payment Made and Order Completed. Besides, students can track their past orders and refer back to them when needed. From the admin's perspective, the system will offer a dashboard where canteen employees can manage the menu items, add new food products, edit their descriptions, remove items that are no longer offered, update item availability, mark some products as sold out, and easily handle incoming orders. The project uses a well-organized relational database, including tables for students, admins, menu items, orders, and completed orders.</w:t>
-      </w:r>
-    </w:p>
-    <w:p>
-      <w:pPr>
-        <w:spacing w:before="0" w:after="0"/>
-        <w:jc w:val="center"/>
       </w:pPr>
     </w:p>
     <w:p>
@@ -1401,7 +1202,7 @@
       </w:pPr>
       <w:bookmarkStart w:id="1" w:name="_Toc222586726"/>
       <w:bookmarkStart w:id="2" w:name="_Toc222587363"/>
-      <w:bookmarkStart w:id="3" w:name="_Toc228950759"/>
+      <w:bookmarkStart w:id="3" w:name="_Toc231489952"/>
       <w:r>
         <w:t>TABLE OF CONTENTS</w:t>
       </w:r>
@@ -1435,6 +1236,7 @@
         <w:p>
           <w:pPr>
             <w:pStyle w:val="TOCHeading"/>
+            <w:spacing w:line="360" w:lineRule="auto"/>
           </w:pPr>
         </w:p>
         <w:p>
@@ -1460,7 +1262,7 @@
           <w:r>
             <w:fldChar w:fldCharType="separate"/>
           </w:r>
-          <w:hyperlink w:anchor="_Toc228950758" w:history="1">
+          <w:hyperlink w:anchor="_Toc231489951" w:history="1">
             <w:r>
               <w:rPr>
                 <w:rStyle w:val="Hyperlink"/>
@@ -1487,7 +1289,7 @@
                 <w:noProof/>
                 <w:webHidden/>
               </w:rPr>
-              <w:instrText xml:space="preserve"> PAGEREF _Toc228950758 \h </w:instrText>
+              <w:instrText xml:space="preserve"> PAGEREF _Toc231489951 \h </w:instrText>
             </w:r>
             <w:r>
               <w:rPr>
@@ -1507,7 +1309,7 @@
                 <w:noProof/>
                 <w:webHidden/>
               </w:rPr>
-              <w:t>2</w:t>
+              <w:t>3</w:t>
             </w:r>
             <w:r>
               <w:rPr>
@@ -1530,7 +1332,7 @@
               <w14:ligatures w14:val="standardContextual"/>
             </w:rPr>
           </w:pPr>
-          <w:hyperlink w:anchor="_Toc228950759" w:history="1">
+          <w:hyperlink w:anchor="_Toc231489952" w:history="1">
             <w:r>
               <w:rPr>
                 <w:rStyle w:val="Hyperlink"/>
@@ -1553,7 +1355,7 @@
               <w:rPr>
                 <w:webHidden/>
               </w:rPr>
-              <w:instrText xml:space="preserve"> PAGEREF _Toc228950759 \h </w:instrText>
+              <w:instrText xml:space="preserve"> PAGEREF _Toc231489952 \h </w:instrText>
             </w:r>
             <w:r>
               <w:rPr>
@@ -1592,7 +1394,7 @@
               <w14:ligatures w14:val="standardContextual"/>
             </w:rPr>
           </w:pPr>
-          <w:hyperlink w:anchor="_Toc228950760" w:history="1">
+          <w:hyperlink w:anchor="_Toc231489953" w:history="1">
             <w:r>
               <w:rPr>
                 <w:rStyle w:val="Hyperlink"/>
@@ -1615,7 +1417,7 @@
               <w:rPr>
                 <w:webHidden/>
               </w:rPr>
-              <w:instrText xml:space="preserve"> PAGEREF _Toc228950760 \h </w:instrText>
+              <w:instrText xml:space="preserve"> PAGEREF _Toc231489953 \h </w:instrText>
             </w:r>
             <w:r>
               <w:rPr>
@@ -1654,7 +1456,7 @@
               <w14:ligatures w14:val="standardContextual"/>
             </w:rPr>
           </w:pPr>
-          <w:hyperlink w:anchor="_Toc228950761" w:history="1">
+          <w:hyperlink w:anchor="_Toc231489954" w:history="1">
             <w:r>
               <w:rPr>
                 <w:rStyle w:val="Hyperlink"/>
@@ -1677,7 +1479,7 @@
               <w:rPr>
                 <w:webHidden/>
               </w:rPr>
-              <w:instrText xml:space="preserve"> PAGEREF _Toc228950761 \h </w:instrText>
+              <w:instrText xml:space="preserve"> PAGEREF _Toc231489954 \h </w:instrText>
             </w:r>
             <w:r>
               <w:rPr>
@@ -1716,7 +1518,7 @@
               <w14:ligatures w14:val="standardContextual"/>
             </w:rPr>
           </w:pPr>
-          <w:hyperlink w:anchor="_Toc228950762" w:history="1">
+          <w:hyperlink w:anchor="_Toc231489955" w:history="1">
             <w:r>
               <w:rPr>
                 <w:rStyle w:val="Hyperlink"/>
@@ -1739,7 +1541,7 @@
               <w:rPr>
                 <w:webHidden/>
               </w:rPr>
-              <w:instrText xml:space="preserve"> PAGEREF _Toc228950762 \h </w:instrText>
+              <w:instrText xml:space="preserve"> PAGEREF _Toc231489955 \h </w:instrText>
             </w:r>
             <w:r>
               <w:rPr>
@@ -1781,7 +1583,7 @@
               <w14:ligatures w14:val="standardContextual"/>
             </w:rPr>
           </w:pPr>
-          <w:hyperlink w:anchor="_Toc228950763" w:history="1">
+          <w:hyperlink w:anchor="_Toc231489956" w:history="1">
             <w:r>
               <w:rPr>
                 <w:rStyle w:val="Hyperlink"/>
@@ -1825,7 +1627,7 @@
                 <w:noProof/>
                 <w:webHidden/>
               </w:rPr>
-              <w:instrText xml:space="preserve"> PAGEREF _Toc228950763 \h </w:instrText>
+              <w:instrText xml:space="preserve"> PAGEREF _Toc231489956 \h </w:instrText>
             </w:r>
             <w:r>
               <w:rPr>
@@ -1846,1282 +1648,6 @@
                 <w:webHidden/>
               </w:rPr>
               <w:t>1</w:t>
-            </w:r>
-            <w:r>
-              <w:rPr>
-                <w:noProof/>
-                <w:webHidden/>
-              </w:rPr>
-              <w:fldChar w:fldCharType="end"/>
-            </w:r>
-          </w:hyperlink>
-        </w:p>
-        <w:p>
-          <w:pPr>
-            <w:pStyle w:val="TOC2"/>
-            <w:tabs>
-              <w:tab w:val="right" w:leader="dot" w:pos="8659"/>
-            </w:tabs>
-            <w:rPr>
-              <w:rFonts w:asciiTheme="minorHAnsi" w:hAnsiTheme="minorHAnsi" w:cstheme="minorBidi"/>
-              <w:noProof/>
-              <w:kern w:val="2"/>
-              <w:lang w:val="en-US"/>
-              <w14:ligatures w14:val="standardContextual"/>
-            </w:rPr>
-          </w:pPr>
-          <w:hyperlink w:anchor="_Toc228950764" w:history="1">
-            <w:r>
-              <w:rPr>
-                <w:rStyle w:val="Hyperlink"/>
-                <w:noProof/>
-              </w:rPr>
-              <w:t>1.2 Problem Statement</w:t>
-            </w:r>
-            <w:r>
-              <w:rPr>
-                <w:noProof/>
-                <w:webHidden/>
-              </w:rPr>
-              <w:tab/>
-            </w:r>
-            <w:r>
-              <w:rPr>
-                <w:noProof/>
-                <w:webHidden/>
-              </w:rPr>
-              <w:fldChar w:fldCharType="begin"/>
-            </w:r>
-            <w:r>
-              <w:rPr>
-                <w:noProof/>
-                <w:webHidden/>
-              </w:rPr>
-              <w:instrText xml:space="preserve"> PAGEREF _Toc228950764 \h </w:instrText>
-            </w:r>
-            <w:r>
-              <w:rPr>
-                <w:noProof/>
-                <w:webHidden/>
-              </w:rPr>
-            </w:r>
-            <w:r>
-              <w:rPr>
-                <w:noProof/>
-                <w:webHidden/>
-              </w:rPr>
-              <w:fldChar w:fldCharType="separate"/>
-            </w:r>
-            <w:r>
-              <w:rPr>
-                <w:noProof/>
-                <w:webHidden/>
-              </w:rPr>
-              <w:t>2</w:t>
-            </w:r>
-            <w:r>
-              <w:rPr>
-                <w:noProof/>
-                <w:webHidden/>
-              </w:rPr>
-              <w:fldChar w:fldCharType="end"/>
-            </w:r>
-          </w:hyperlink>
-        </w:p>
-        <w:p>
-          <w:pPr>
-            <w:pStyle w:val="TOC2"/>
-            <w:tabs>
-              <w:tab w:val="right" w:leader="dot" w:pos="8659"/>
-            </w:tabs>
-            <w:rPr>
-              <w:rFonts w:asciiTheme="minorHAnsi" w:hAnsiTheme="minorHAnsi" w:cstheme="minorBidi"/>
-              <w:noProof/>
-              <w:kern w:val="2"/>
-              <w:lang w:val="en-US"/>
-              <w14:ligatures w14:val="standardContextual"/>
-            </w:rPr>
-          </w:pPr>
-          <w:hyperlink w:anchor="_Toc228950765" w:history="1">
-            <w:r>
-              <w:rPr>
-                <w:rStyle w:val="Hyperlink"/>
-                <w:noProof/>
-              </w:rPr>
-              <w:t>1.3 Objectives of the Project</w:t>
-            </w:r>
-            <w:r>
-              <w:rPr>
-                <w:noProof/>
-                <w:webHidden/>
-              </w:rPr>
-              <w:tab/>
-            </w:r>
-            <w:r>
-              <w:rPr>
-                <w:noProof/>
-                <w:webHidden/>
-              </w:rPr>
-              <w:fldChar w:fldCharType="begin"/>
-            </w:r>
-            <w:r>
-              <w:rPr>
-                <w:noProof/>
-                <w:webHidden/>
-              </w:rPr>
-              <w:instrText xml:space="preserve"> PAGEREF _Toc228950765 \h </w:instrText>
-            </w:r>
-            <w:r>
-              <w:rPr>
-                <w:noProof/>
-                <w:webHidden/>
-              </w:rPr>
-            </w:r>
-            <w:r>
-              <w:rPr>
-                <w:noProof/>
-                <w:webHidden/>
-              </w:rPr>
-              <w:fldChar w:fldCharType="separate"/>
-            </w:r>
-            <w:r>
-              <w:rPr>
-                <w:noProof/>
-                <w:webHidden/>
-              </w:rPr>
-              <w:t>2</w:t>
-            </w:r>
-            <w:r>
-              <w:rPr>
-                <w:noProof/>
-                <w:webHidden/>
-              </w:rPr>
-              <w:fldChar w:fldCharType="end"/>
-            </w:r>
-          </w:hyperlink>
-        </w:p>
-        <w:p>
-          <w:pPr>
-            <w:pStyle w:val="TOC2"/>
-            <w:tabs>
-              <w:tab w:val="right" w:leader="dot" w:pos="8659"/>
-            </w:tabs>
-            <w:rPr>
-              <w:rFonts w:asciiTheme="minorHAnsi" w:hAnsiTheme="minorHAnsi" w:cstheme="minorBidi"/>
-              <w:noProof/>
-              <w:kern w:val="2"/>
-              <w:lang w:val="en-US"/>
-              <w14:ligatures w14:val="standardContextual"/>
-            </w:rPr>
-          </w:pPr>
-          <w:hyperlink w:anchor="_Toc228950766" w:history="1">
-            <w:r>
-              <w:rPr>
-                <w:rStyle w:val="Hyperlink"/>
-                <w:noProof/>
-              </w:rPr>
-              <w:t>1.4 Scope of the Project</w:t>
-            </w:r>
-            <w:r>
-              <w:rPr>
-                <w:noProof/>
-                <w:webHidden/>
-              </w:rPr>
-              <w:tab/>
-            </w:r>
-            <w:r>
-              <w:rPr>
-                <w:noProof/>
-                <w:webHidden/>
-              </w:rPr>
-              <w:fldChar w:fldCharType="begin"/>
-            </w:r>
-            <w:r>
-              <w:rPr>
-                <w:noProof/>
-                <w:webHidden/>
-              </w:rPr>
-              <w:instrText xml:space="preserve"> PAGEREF _Toc228950766 \h </w:instrText>
-            </w:r>
-            <w:r>
-              <w:rPr>
-                <w:noProof/>
-                <w:webHidden/>
-              </w:rPr>
-            </w:r>
-            <w:r>
-              <w:rPr>
-                <w:noProof/>
-                <w:webHidden/>
-              </w:rPr>
-              <w:fldChar w:fldCharType="separate"/>
-            </w:r>
-            <w:r>
-              <w:rPr>
-                <w:noProof/>
-                <w:webHidden/>
-              </w:rPr>
-              <w:t>2</w:t>
-            </w:r>
-            <w:r>
-              <w:rPr>
-                <w:noProof/>
-                <w:webHidden/>
-              </w:rPr>
-              <w:fldChar w:fldCharType="end"/>
-            </w:r>
-          </w:hyperlink>
-        </w:p>
-        <w:p>
-          <w:pPr>
-            <w:pStyle w:val="TOC2"/>
-            <w:tabs>
-              <w:tab w:val="right" w:leader="dot" w:pos="8659"/>
-            </w:tabs>
-            <w:rPr>
-              <w:rFonts w:asciiTheme="minorHAnsi" w:hAnsiTheme="minorHAnsi" w:cstheme="minorBidi"/>
-              <w:noProof/>
-              <w:kern w:val="2"/>
-              <w:lang w:val="en-US"/>
-              <w14:ligatures w14:val="standardContextual"/>
-            </w:rPr>
-          </w:pPr>
-          <w:hyperlink w:anchor="_Toc228950767" w:history="1">
-            <w:r>
-              <w:rPr>
-                <w:rStyle w:val="Hyperlink"/>
-                <w:noProof/>
-              </w:rPr>
-              <w:t>1.5 Limitations of the Project</w:t>
-            </w:r>
-            <w:r>
-              <w:rPr>
-                <w:noProof/>
-                <w:webHidden/>
-              </w:rPr>
-              <w:tab/>
-            </w:r>
-            <w:r>
-              <w:rPr>
-                <w:noProof/>
-                <w:webHidden/>
-              </w:rPr>
-              <w:fldChar w:fldCharType="begin"/>
-            </w:r>
-            <w:r>
-              <w:rPr>
-                <w:noProof/>
-                <w:webHidden/>
-              </w:rPr>
-              <w:instrText xml:space="preserve"> PAGEREF _Toc228950767 \h </w:instrText>
-            </w:r>
-            <w:r>
-              <w:rPr>
-                <w:noProof/>
-                <w:webHidden/>
-              </w:rPr>
-            </w:r>
-            <w:r>
-              <w:rPr>
-                <w:noProof/>
-                <w:webHidden/>
-              </w:rPr>
-              <w:fldChar w:fldCharType="separate"/>
-            </w:r>
-            <w:r>
-              <w:rPr>
-                <w:noProof/>
-                <w:webHidden/>
-              </w:rPr>
-              <w:t>3</w:t>
-            </w:r>
-            <w:r>
-              <w:rPr>
-                <w:noProof/>
-                <w:webHidden/>
-              </w:rPr>
-              <w:fldChar w:fldCharType="end"/>
-            </w:r>
-          </w:hyperlink>
-        </w:p>
-        <w:p>
-          <w:pPr>
-            <w:pStyle w:val="TOC2"/>
-            <w:tabs>
-              <w:tab w:val="right" w:leader="dot" w:pos="8659"/>
-            </w:tabs>
-            <w:rPr>
-              <w:rFonts w:asciiTheme="minorHAnsi" w:hAnsiTheme="minorHAnsi" w:cstheme="minorBidi"/>
-              <w:noProof/>
-              <w:kern w:val="2"/>
-              <w:lang w:val="en-US"/>
-              <w14:ligatures w14:val="standardContextual"/>
-            </w:rPr>
-          </w:pPr>
-          <w:hyperlink w:anchor="_Toc228950768" w:history="1">
-            <w:r>
-              <w:rPr>
-                <w:rStyle w:val="Hyperlink"/>
-                <w:noProof/>
-              </w:rPr>
-              <w:t>1.6 Significance of the Study</w:t>
-            </w:r>
-            <w:r>
-              <w:rPr>
-                <w:noProof/>
-                <w:webHidden/>
-              </w:rPr>
-              <w:tab/>
-            </w:r>
-            <w:r>
-              <w:rPr>
-                <w:noProof/>
-                <w:webHidden/>
-              </w:rPr>
-              <w:fldChar w:fldCharType="begin"/>
-            </w:r>
-            <w:r>
-              <w:rPr>
-                <w:noProof/>
-                <w:webHidden/>
-              </w:rPr>
-              <w:instrText xml:space="preserve"> PAGEREF _Toc228950768 \h </w:instrText>
-            </w:r>
-            <w:r>
-              <w:rPr>
-                <w:noProof/>
-                <w:webHidden/>
-              </w:rPr>
-            </w:r>
-            <w:r>
-              <w:rPr>
-                <w:noProof/>
-                <w:webHidden/>
-              </w:rPr>
-              <w:fldChar w:fldCharType="separate"/>
-            </w:r>
-            <w:r>
-              <w:rPr>
-                <w:noProof/>
-                <w:webHidden/>
-              </w:rPr>
-              <w:t>3</w:t>
-            </w:r>
-            <w:r>
-              <w:rPr>
-                <w:noProof/>
-                <w:webHidden/>
-              </w:rPr>
-              <w:fldChar w:fldCharType="end"/>
-            </w:r>
-          </w:hyperlink>
-        </w:p>
-        <w:p>
-          <w:pPr>
-            <w:pStyle w:val="TOC1"/>
-            <w:rPr>
-              <w:rFonts w:asciiTheme="minorHAnsi" w:hAnsiTheme="minorHAnsi" w:cstheme="minorBidi"/>
-              <w:b w:val="0"/>
-              <w:bCs w:val="0"/>
-              <w:kern w:val="2"/>
-              <w:lang w:val="en-US"/>
-              <w14:ligatures w14:val="standardContextual"/>
-            </w:rPr>
-          </w:pPr>
-          <w:hyperlink w:anchor="_Toc228950769" w:history="1">
-            <w:r>
-              <w:rPr>
-                <w:rStyle w:val="Hyperlink"/>
-              </w:rPr>
-              <w:t>CHAPTER 2: LITERATURE REVIEW</w:t>
-            </w:r>
-            <w:r>
-              <w:rPr>
-                <w:webHidden/>
-              </w:rPr>
-              <w:tab/>
-            </w:r>
-            <w:r>
-              <w:rPr>
-                <w:webHidden/>
-              </w:rPr>
-              <w:fldChar w:fldCharType="begin"/>
-            </w:r>
-            <w:r>
-              <w:rPr>
-                <w:webHidden/>
-              </w:rPr>
-              <w:instrText xml:space="preserve"> PAGEREF _Toc228950769 \h </w:instrText>
-            </w:r>
-            <w:r>
-              <w:rPr>
-                <w:webHidden/>
-              </w:rPr>
-            </w:r>
-            <w:r>
-              <w:rPr>
-                <w:webHidden/>
-              </w:rPr>
-              <w:fldChar w:fldCharType="separate"/>
-            </w:r>
-            <w:r>
-              <w:rPr>
-                <w:webHidden/>
-              </w:rPr>
-              <w:t>4</w:t>
-            </w:r>
-            <w:r>
-              <w:rPr>
-                <w:webHidden/>
-              </w:rPr>
-              <w:fldChar w:fldCharType="end"/>
-            </w:r>
-          </w:hyperlink>
-        </w:p>
-        <w:p>
-          <w:pPr>
-            <w:pStyle w:val="TOC2"/>
-            <w:tabs>
-              <w:tab w:val="right" w:leader="dot" w:pos="8659"/>
-            </w:tabs>
-            <w:rPr>
-              <w:rFonts w:asciiTheme="minorHAnsi" w:hAnsiTheme="minorHAnsi" w:cstheme="minorBidi"/>
-              <w:noProof/>
-              <w:kern w:val="2"/>
-              <w:lang w:val="en-US"/>
-              <w14:ligatures w14:val="standardContextual"/>
-            </w:rPr>
-          </w:pPr>
-          <w:hyperlink w:anchor="_Toc228950770" w:history="1">
-            <w:r>
-              <w:rPr>
-                <w:rStyle w:val="Hyperlink"/>
-                <w:noProof/>
-              </w:rPr>
-              <w:t>2.1 Overview</w:t>
-            </w:r>
-            <w:r>
-              <w:rPr>
-                <w:noProof/>
-                <w:webHidden/>
-              </w:rPr>
-              <w:tab/>
-            </w:r>
-            <w:r>
-              <w:rPr>
-                <w:noProof/>
-                <w:webHidden/>
-              </w:rPr>
-              <w:fldChar w:fldCharType="begin"/>
-            </w:r>
-            <w:r>
-              <w:rPr>
-                <w:noProof/>
-                <w:webHidden/>
-              </w:rPr>
-              <w:instrText xml:space="preserve"> PAGEREF _Toc228950770 \h </w:instrText>
-            </w:r>
-            <w:r>
-              <w:rPr>
-                <w:noProof/>
-                <w:webHidden/>
-              </w:rPr>
-            </w:r>
-            <w:r>
-              <w:rPr>
-                <w:noProof/>
-                <w:webHidden/>
-              </w:rPr>
-              <w:fldChar w:fldCharType="separate"/>
-            </w:r>
-            <w:r>
-              <w:rPr>
-                <w:noProof/>
-                <w:webHidden/>
-              </w:rPr>
-              <w:t>4</w:t>
-            </w:r>
-            <w:r>
-              <w:rPr>
-                <w:noProof/>
-                <w:webHidden/>
-              </w:rPr>
-              <w:fldChar w:fldCharType="end"/>
-            </w:r>
-          </w:hyperlink>
-        </w:p>
-        <w:p>
-          <w:pPr>
-            <w:pStyle w:val="TOC2"/>
-            <w:tabs>
-              <w:tab w:val="right" w:leader="dot" w:pos="8659"/>
-            </w:tabs>
-            <w:rPr>
-              <w:rFonts w:asciiTheme="minorHAnsi" w:hAnsiTheme="minorHAnsi" w:cstheme="minorBidi"/>
-              <w:noProof/>
-              <w:kern w:val="2"/>
-              <w:lang w:val="en-US"/>
-              <w14:ligatures w14:val="standardContextual"/>
-            </w:rPr>
-          </w:pPr>
-          <w:hyperlink w:anchor="_Toc228950771" w:history="1">
-            <w:r>
-              <w:rPr>
-                <w:rStyle w:val="Hyperlink"/>
-                <w:noProof/>
-              </w:rPr>
-              <w:t>2.2 Review of Existing Systems</w:t>
-            </w:r>
-            <w:r>
-              <w:rPr>
-                <w:noProof/>
-                <w:webHidden/>
-              </w:rPr>
-              <w:tab/>
-            </w:r>
-            <w:r>
-              <w:rPr>
-                <w:noProof/>
-                <w:webHidden/>
-              </w:rPr>
-              <w:fldChar w:fldCharType="begin"/>
-            </w:r>
-            <w:r>
-              <w:rPr>
-                <w:noProof/>
-                <w:webHidden/>
-              </w:rPr>
-              <w:instrText xml:space="preserve"> PAGEREF _Toc228950771 \h </w:instrText>
-            </w:r>
-            <w:r>
-              <w:rPr>
-                <w:noProof/>
-                <w:webHidden/>
-              </w:rPr>
-            </w:r>
-            <w:r>
-              <w:rPr>
-                <w:noProof/>
-                <w:webHidden/>
-              </w:rPr>
-              <w:fldChar w:fldCharType="separate"/>
-            </w:r>
-            <w:r>
-              <w:rPr>
-                <w:noProof/>
-                <w:webHidden/>
-              </w:rPr>
-              <w:t>4</w:t>
-            </w:r>
-            <w:r>
-              <w:rPr>
-                <w:noProof/>
-                <w:webHidden/>
-              </w:rPr>
-              <w:fldChar w:fldCharType="end"/>
-            </w:r>
-          </w:hyperlink>
-        </w:p>
-        <w:p>
-          <w:pPr>
-            <w:pStyle w:val="TOC3"/>
-            <w:tabs>
-              <w:tab w:val="right" w:leader="dot" w:pos="8659"/>
-            </w:tabs>
-            <w:rPr>
-              <w:rFonts w:asciiTheme="minorHAnsi" w:hAnsiTheme="minorHAnsi" w:cstheme="minorBidi"/>
-              <w:noProof/>
-              <w:kern w:val="2"/>
-              <w:lang w:val="en-US"/>
-              <w14:ligatures w14:val="standardContextual"/>
-            </w:rPr>
-          </w:pPr>
-          <w:hyperlink w:anchor="_Toc228950772" w:history="1">
-            <w:r>
-              <w:rPr>
-                <w:rStyle w:val="Hyperlink"/>
-                <w:noProof/>
-              </w:rPr>
-              <w:t>2.2.1 QR-Based Canteen System</w:t>
-            </w:r>
-            <w:r>
-              <w:rPr>
-                <w:noProof/>
-                <w:webHidden/>
-              </w:rPr>
-              <w:tab/>
-            </w:r>
-            <w:r>
-              <w:rPr>
-                <w:noProof/>
-                <w:webHidden/>
-              </w:rPr>
-              <w:fldChar w:fldCharType="begin"/>
-            </w:r>
-            <w:r>
-              <w:rPr>
-                <w:noProof/>
-                <w:webHidden/>
-              </w:rPr>
-              <w:instrText xml:space="preserve"> PAGEREF _Toc228950772 \h </w:instrText>
-            </w:r>
-            <w:r>
-              <w:rPr>
-                <w:noProof/>
-                <w:webHidden/>
-              </w:rPr>
-            </w:r>
-            <w:r>
-              <w:rPr>
-                <w:noProof/>
-                <w:webHidden/>
-              </w:rPr>
-              <w:fldChar w:fldCharType="separate"/>
-            </w:r>
-            <w:r>
-              <w:rPr>
-                <w:noProof/>
-                <w:webHidden/>
-              </w:rPr>
-              <w:t>4</w:t>
-            </w:r>
-            <w:r>
-              <w:rPr>
-                <w:noProof/>
-                <w:webHidden/>
-              </w:rPr>
-              <w:fldChar w:fldCharType="end"/>
-            </w:r>
-          </w:hyperlink>
-        </w:p>
-        <w:p>
-          <w:pPr>
-            <w:pStyle w:val="TOC3"/>
-            <w:tabs>
-              <w:tab w:val="right" w:leader="dot" w:pos="8659"/>
-            </w:tabs>
-            <w:rPr>
-              <w:rFonts w:asciiTheme="minorHAnsi" w:hAnsiTheme="minorHAnsi" w:cstheme="minorBidi"/>
-              <w:noProof/>
-              <w:kern w:val="2"/>
-              <w:lang w:val="en-US"/>
-              <w14:ligatures w14:val="standardContextual"/>
-            </w:rPr>
-          </w:pPr>
-          <w:hyperlink w:anchor="_Toc228950773" w:history="1">
-            <w:r>
-              <w:rPr>
-                <w:rStyle w:val="Hyperlink"/>
-                <w:noProof/>
-              </w:rPr>
-              <w:t>2.2.2 Android-Based Canteen Ordering System</w:t>
-            </w:r>
-            <w:r>
-              <w:rPr>
-                <w:noProof/>
-                <w:webHidden/>
-              </w:rPr>
-              <w:tab/>
-            </w:r>
-            <w:r>
-              <w:rPr>
-                <w:noProof/>
-                <w:webHidden/>
-              </w:rPr>
-              <w:fldChar w:fldCharType="begin"/>
-            </w:r>
-            <w:r>
-              <w:rPr>
-                <w:noProof/>
-                <w:webHidden/>
-              </w:rPr>
-              <w:instrText xml:space="preserve"> PAGEREF _Toc228950773 \h </w:instrText>
-            </w:r>
-            <w:r>
-              <w:rPr>
-                <w:noProof/>
-                <w:webHidden/>
-              </w:rPr>
-            </w:r>
-            <w:r>
-              <w:rPr>
-                <w:noProof/>
-                <w:webHidden/>
-              </w:rPr>
-              <w:fldChar w:fldCharType="separate"/>
-            </w:r>
-            <w:r>
-              <w:rPr>
-                <w:noProof/>
-                <w:webHidden/>
-              </w:rPr>
-              <w:t>5</w:t>
-            </w:r>
-            <w:r>
-              <w:rPr>
-                <w:noProof/>
-                <w:webHidden/>
-              </w:rPr>
-              <w:fldChar w:fldCharType="end"/>
-            </w:r>
-          </w:hyperlink>
-        </w:p>
-        <w:p>
-          <w:pPr>
-            <w:pStyle w:val="TOC3"/>
-            <w:tabs>
-              <w:tab w:val="right" w:leader="dot" w:pos="8659"/>
-            </w:tabs>
-            <w:rPr>
-              <w:rFonts w:asciiTheme="minorHAnsi" w:hAnsiTheme="minorHAnsi" w:cstheme="minorBidi"/>
-              <w:noProof/>
-              <w:kern w:val="2"/>
-              <w:lang w:val="en-US"/>
-              <w14:ligatures w14:val="standardContextual"/>
-            </w:rPr>
-          </w:pPr>
-          <w:hyperlink w:anchor="_Toc228950774" w:history="1">
-            <w:r>
-              <w:rPr>
-                <w:rStyle w:val="Hyperlink"/>
-                <w:noProof/>
-              </w:rPr>
-              <w:t>2.2.3 Smart Canteen Management System</w:t>
-            </w:r>
-            <w:r>
-              <w:rPr>
-                <w:noProof/>
-                <w:webHidden/>
-              </w:rPr>
-              <w:tab/>
-            </w:r>
-            <w:r>
-              <w:rPr>
-                <w:noProof/>
-                <w:webHidden/>
-              </w:rPr>
-              <w:fldChar w:fldCharType="begin"/>
-            </w:r>
-            <w:r>
-              <w:rPr>
-                <w:noProof/>
-                <w:webHidden/>
-              </w:rPr>
-              <w:instrText xml:space="preserve"> PAGEREF _Toc228950774 \h </w:instrText>
-            </w:r>
-            <w:r>
-              <w:rPr>
-                <w:noProof/>
-                <w:webHidden/>
-              </w:rPr>
-            </w:r>
-            <w:r>
-              <w:rPr>
-                <w:noProof/>
-                <w:webHidden/>
-              </w:rPr>
-              <w:fldChar w:fldCharType="separate"/>
-            </w:r>
-            <w:r>
-              <w:rPr>
-                <w:noProof/>
-                <w:webHidden/>
-              </w:rPr>
-              <w:t>5</w:t>
-            </w:r>
-            <w:r>
-              <w:rPr>
-                <w:noProof/>
-                <w:webHidden/>
-              </w:rPr>
-              <w:fldChar w:fldCharType="end"/>
-            </w:r>
-          </w:hyperlink>
-        </w:p>
-        <w:p>
-          <w:pPr>
-            <w:pStyle w:val="TOC2"/>
-            <w:tabs>
-              <w:tab w:val="right" w:leader="dot" w:pos="8659"/>
-            </w:tabs>
-            <w:rPr>
-              <w:rFonts w:asciiTheme="minorHAnsi" w:hAnsiTheme="minorHAnsi" w:cstheme="minorBidi"/>
-              <w:noProof/>
-              <w:kern w:val="2"/>
-              <w:lang w:val="en-US"/>
-              <w14:ligatures w14:val="standardContextual"/>
-            </w:rPr>
-          </w:pPr>
-          <w:hyperlink w:anchor="_Toc228950775" w:history="1">
-            <w:r>
-              <w:rPr>
-                <w:rStyle w:val="Hyperlink"/>
-                <w:noProof/>
-              </w:rPr>
-              <w:t>2.3 Research Gap</w:t>
-            </w:r>
-            <w:r>
-              <w:rPr>
-                <w:noProof/>
-                <w:webHidden/>
-              </w:rPr>
-              <w:tab/>
-            </w:r>
-            <w:r>
-              <w:rPr>
-                <w:noProof/>
-                <w:webHidden/>
-              </w:rPr>
-              <w:fldChar w:fldCharType="begin"/>
-            </w:r>
-            <w:r>
-              <w:rPr>
-                <w:noProof/>
-                <w:webHidden/>
-              </w:rPr>
-              <w:instrText xml:space="preserve"> PAGEREF _Toc228950775 \h </w:instrText>
-            </w:r>
-            <w:r>
-              <w:rPr>
-                <w:noProof/>
-                <w:webHidden/>
-              </w:rPr>
-            </w:r>
-            <w:r>
-              <w:rPr>
-                <w:noProof/>
-                <w:webHidden/>
-              </w:rPr>
-              <w:fldChar w:fldCharType="separate"/>
-            </w:r>
-            <w:r>
-              <w:rPr>
-                <w:noProof/>
-                <w:webHidden/>
-              </w:rPr>
-              <w:t>6</w:t>
-            </w:r>
-            <w:r>
-              <w:rPr>
-                <w:noProof/>
-                <w:webHidden/>
-              </w:rPr>
-              <w:fldChar w:fldCharType="end"/>
-            </w:r>
-          </w:hyperlink>
-        </w:p>
-        <w:p>
-          <w:pPr>
-            <w:pStyle w:val="TOC1"/>
-            <w:rPr>
-              <w:rFonts w:asciiTheme="minorHAnsi" w:hAnsiTheme="minorHAnsi" w:cstheme="minorBidi"/>
-              <w:b w:val="0"/>
-              <w:bCs w:val="0"/>
-              <w:kern w:val="2"/>
-              <w:lang w:val="en-US"/>
-              <w14:ligatures w14:val="standardContextual"/>
-            </w:rPr>
-          </w:pPr>
-          <w:hyperlink w:anchor="_Toc228950776" w:history="1">
-            <w:r>
-              <w:rPr>
-                <w:rStyle w:val="Hyperlink"/>
-              </w:rPr>
-              <w:t>CHAPTER 3: SYSTEM ANALYSIS AND DESIGN</w:t>
-            </w:r>
-            <w:r>
-              <w:rPr>
-                <w:webHidden/>
-              </w:rPr>
-              <w:tab/>
-            </w:r>
-            <w:r>
-              <w:rPr>
-                <w:webHidden/>
-              </w:rPr>
-              <w:fldChar w:fldCharType="begin"/>
-            </w:r>
-            <w:r>
-              <w:rPr>
-                <w:webHidden/>
-              </w:rPr>
-              <w:instrText xml:space="preserve"> PAGEREF _Toc228950776 \h </w:instrText>
-            </w:r>
-            <w:r>
-              <w:rPr>
-                <w:webHidden/>
-              </w:rPr>
-            </w:r>
-            <w:r>
-              <w:rPr>
-                <w:webHidden/>
-              </w:rPr>
-              <w:fldChar w:fldCharType="separate"/>
-            </w:r>
-            <w:r>
-              <w:rPr>
-                <w:webHidden/>
-              </w:rPr>
-              <w:t>7</w:t>
-            </w:r>
-            <w:r>
-              <w:rPr>
-                <w:webHidden/>
-              </w:rPr>
-              <w:fldChar w:fldCharType="end"/>
-            </w:r>
-          </w:hyperlink>
-        </w:p>
-        <w:p>
-          <w:pPr>
-            <w:pStyle w:val="TOC2"/>
-            <w:tabs>
-              <w:tab w:val="right" w:leader="dot" w:pos="8659"/>
-            </w:tabs>
-            <w:rPr>
-              <w:rFonts w:asciiTheme="minorHAnsi" w:hAnsiTheme="minorHAnsi" w:cstheme="minorBidi"/>
-              <w:noProof/>
-              <w:kern w:val="2"/>
-              <w:lang w:val="en-US"/>
-              <w14:ligatures w14:val="standardContextual"/>
-            </w:rPr>
-          </w:pPr>
-          <w:hyperlink w:anchor="_Toc228950777" w:history="1">
-            <w:r>
-              <w:rPr>
-                <w:rStyle w:val="Hyperlink"/>
-                <w:noProof/>
-              </w:rPr>
-              <w:t>3.1 Project Management Strategy and Development Tools</w:t>
-            </w:r>
-            <w:r>
-              <w:rPr>
-                <w:noProof/>
-                <w:webHidden/>
-              </w:rPr>
-              <w:tab/>
-            </w:r>
-            <w:r>
-              <w:rPr>
-                <w:noProof/>
-                <w:webHidden/>
-              </w:rPr>
-              <w:fldChar w:fldCharType="begin"/>
-            </w:r>
-            <w:r>
-              <w:rPr>
-                <w:noProof/>
-                <w:webHidden/>
-              </w:rPr>
-              <w:instrText xml:space="preserve"> PAGEREF _Toc228950777 \h </w:instrText>
-            </w:r>
-            <w:r>
-              <w:rPr>
-                <w:noProof/>
-                <w:webHidden/>
-              </w:rPr>
-            </w:r>
-            <w:r>
-              <w:rPr>
-                <w:noProof/>
-                <w:webHidden/>
-              </w:rPr>
-              <w:fldChar w:fldCharType="separate"/>
-            </w:r>
-            <w:r>
-              <w:rPr>
-                <w:noProof/>
-                <w:webHidden/>
-              </w:rPr>
-              <w:t>7</w:t>
-            </w:r>
-            <w:r>
-              <w:rPr>
-                <w:noProof/>
-                <w:webHidden/>
-              </w:rPr>
-              <w:fldChar w:fldCharType="end"/>
-            </w:r>
-          </w:hyperlink>
-        </w:p>
-        <w:p>
-          <w:pPr>
-            <w:pStyle w:val="TOC3"/>
-            <w:tabs>
-              <w:tab w:val="right" w:leader="dot" w:pos="8659"/>
-            </w:tabs>
-            <w:rPr>
-              <w:rFonts w:asciiTheme="minorHAnsi" w:hAnsiTheme="minorHAnsi" w:cstheme="minorBidi"/>
-              <w:noProof/>
-              <w:kern w:val="2"/>
-              <w:lang w:val="en-US"/>
-              <w14:ligatures w14:val="standardContextual"/>
-            </w:rPr>
-          </w:pPr>
-          <w:hyperlink w:anchor="_Toc228950778" w:history="1">
-            <w:r>
-              <w:rPr>
-                <w:rStyle w:val="Hyperlink"/>
-                <w:noProof/>
-              </w:rPr>
-              <w:t>3.1.1 Project Team</w:t>
-            </w:r>
-            <w:r>
-              <w:rPr>
-                <w:noProof/>
-                <w:webHidden/>
-              </w:rPr>
-              <w:tab/>
-            </w:r>
-            <w:r>
-              <w:rPr>
-                <w:noProof/>
-                <w:webHidden/>
-              </w:rPr>
-              <w:fldChar w:fldCharType="begin"/>
-            </w:r>
-            <w:r>
-              <w:rPr>
-                <w:noProof/>
-                <w:webHidden/>
-              </w:rPr>
-              <w:instrText xml:space="preserve"> PAGEREF _Toc228950778 \h </w:instrText>
-            </w:r>
-            <w:r>
-              <w:rPr>
-                <w:noProof/>
-                <w:webHidden/>
-              </w:rPr>
-            </w:r>
-            <w:r>
-              <w:rPr>
-                <w:noProof/>
-                <w:webHidden/>
-              </w:rPr>
-              <w:fldChar w:fldCharType="separate"/>
-            </w:r>
-            <w:r>
-              <w:rPr>
-                <w:noProof/>
-                <w:webHidden/>
-              </w:rPr>
-              <w:t>7</w:t>
-            </w:r>
-            <w:r>
-              <w:rPr>
-                <w:noProof/>
-                <w:webHidden/>
-              </w:rPr>
-              <w:fldChar w:fldCharType="end"/>
-            </w:r>
-          </w:hyperlink>
-        </w:p>
-        <w:p>
-          <w:pPr>
-            <w:pStyle w:val="TOC3"/>
-            <w:tabs>
-              <w:tab w:val="right" w:leader="dot" w:pos="8659"/>
-            </w:tabs>
-            <w:rPr>
-              <w:rFonts w:asciiTheme="minorHAnsi" w:hAnsiTheme="minorHAnsi" w:cstheme="minorBidi"/>
-              <w:noProof/>
-              <w:kern w:val="2"/>
-              <w:lang w:val="en-US"/>
-              <w14:ligatures w14:val="standardContextual"/>
-            </w:rPr>
-          </w:pPr>
-          <w:hyperlink w:anchor="_Toc228950779" w:history="1">
-            <w:r>
-              <w:rPr>
-                <w:rStyle w:val="Hyperlink"/>
-                <w:noProof/>
-              </w:rPr>
-              <w:t>3.1.2 Project Flow and Schedule</w:t>
-            </w:r>
-            <w:r>
-              <w:rPr>
-                <w:noProof/>
-                <w:webHidden/>
-              </w:rPr>
-              <w:tab/>
-            </w:r>
-            <w:r>
-              <w:rPr>
-                <w:noProof/>
-                <w:webHidden/>
-              </w:rPr>
-              <w:fldChar w:fldCharType="begin"/>
-            </w:r>
-            <w:r>
-              <w:rPr>
-                <w:noProof/>
-                <w:webHidden/>
-              </w:rPr>
-              <w:instrText xml:space="preserve"> PAGEREF _Toc228950779 \h </w:instrText>
-            </w:r>
-            <w:r>
-              <w:rPr>
-                <w:noProof/>
-                <w:webHidden/>
-              </w:rPr>
-            </w:r>
-            <w:r>
-              <w:rPr>
-                <w:noProof/>
-                <w:webHidden/>
-              </w:rPr>
-              <w:fldChar w:fldCharType="separate"/>
-            </w:r>
-            <w:r>
-              <w:rPr>
-                <w:noProof/>
-                <w:webHidden/>
-              </w:rPr>
-              <w:t>7</w:t>
-            </w:r>
-            <w:r>
-              <w:rPr>
-                <w:noProof/>
-                <w:webHidden/>
-              </w:rPr>
-              <w:fldChar w:fldCharType="end"/>
-            </w:r>
-          </w:hyperlink>
-        </w:p>
-        <w:p>
-          <w:pPr>
-            <w:pStyle w:val="TOC3"/>
-            <w:tabs>
-              <w:tab w:val="right" w:leader="dot" w:pos="8659"/>
-            </w:tabs>
-            <w:rPr>
-              <w:rFonts w:asciiTheme="minorHAnsi" w:hAnsiTheme="minorHAnsi" w:cstheme="minorBidi"/>
-              <w:noProof/>
-              <w:kern w:val="2"/>
-              <w:lang w:val="en-US"/>
-              <w14:ligatures w14:val="standardContextual"/>
-            </w:rPr>
-          </w:pPr>
-          <w:hyperlink w:anchor="_Toc228950780" w:history="1">
-            <w:r>
-              <w:rPr>
-                <w:rStyle w:val="Hyperlink"/>
-                <w:noProof/>
-              </w:rPr>
-              <w:t>3.1.3 Responsibilities</w:t>
-            </w:r>
-            <w:r>
-              <w:rPr>
-                <w:noProof/>
-                <w:webHidden/>
-              </w:rPr>
-              <w:tab/>
-            </w:r>
-            <w:r>
-              <w:rPr>
-                <w:noProof/>
-                <w:webHidden/>
-              </w:rPr>
-              <w:fldChar w:fldCharType="begin"/>
-            </w:r>
-            <w:r>
-              <w:rPr>
-                <w:noProof/>
-                <w:webHidden/>
-              </w:rPr>
-              <w:instrText xml:space="preserve"> PAGEREF _Toc228950780 \h </w:instrText>
-            </w:r>
-            <w:r>
-              <w:rPr>
-                <w:noProof/>
-                <w:webHidden/>
-              </w:rPr>
-            </w:r>
-            <w:r>
-              <w:rPr>
-                <w:noProof/>
-                <w:webHidden/>
-              </w:rPr>
-              <w:fldChar w:fldCharType="separate"/>
-            </w:r>
-            <w:r>
-              <w:rPr>
-                <w:noProof/>
-                <w:webHidden/>
-              </w:rPr>
-              <w:t>7</w:t>
-            </w:r>
-            <w:r>
-              <w:rPr>
-                <w:noProof/>
-                <w:webHidden/>
-              </w:rPr>
-              <w:fldChar w:fldCharType="end"/>
-            </w:r>
-          </w:hyperlink>
-        </w:p>
-        <w:p>
-          <w:pPr>
-            <w:pStyle w:val="TOC3"/>
-            <w:tabs>
-              <w:tab w:val="right" w:leader="dot" w:pos="8659"/>
-            </w:tabs>
-            <w:rPr>
-              <w:rFonts w:asciiTheme="minorHAnsi" w:hAnsiTheme="minorHAnsi" w:cstheme="minorBidi"/>
-              <w:noProof/>
-              <w:kern w:val="2"/>
-              <w:lang w:val="en-US"/>
-              <w14:ligatures w14:val="standardContextual"/>
-            </w:rPr>
-          </w:pPr>
-          <w:hyperlink w:anchor="_Toc228950781" w:history="1">
-            <w:r>
-              <w:rPr>
-                <w:rStyle w:val="Hyperlink"/>
-                <w:noProof/>
-              </w:rPr>
-              <w:t>3.1.4 Development Tools</w:t>
-            </w:r>
-            <w:r>
-              <w:rPr>
-                <w:noProof/>
-                <w:webHidden/>
-              </w:rPr>
-              <w:tab/>
-            </w:r>
-            <w:r>
-              <w:rPr>
-                <w:noProof/>
-                <w:webHidden/>
-              </w:rPr>
-              <w:fldChar w:fldCharType="begin"/>
-            </w:r>
-            <w:r>
-              <w:rPr>
-                <w:noProof/>
-                <w:webHidden/>
-              </w:rPr>
-              <w:instrText xml:space="preserve"> PAGEREF _Toc228950781 \h </w:instrText>
-            </w:r>
-            <w:r>
-              <w:rPr>
-                <w:noProof/>
-                <w:webHidden/>
-              </w:rPr>
-            </w:r>
-            <w:r>
-              <w:rPr>
-                <w:noProof/>
-                <w:webHidden/>
-              </w:rPr>
-              <w:fldChar w:fldCharType="separate"/>
-            </w:r>
-            <w:r>
-              <w:rPr>
-                <w:noProof/>
-                <w:webHidden/>
-              </w:rPr>
-              <w:t>8</w:t>
             </w:r>
             <w:r>
               <w:rPr>
@@ -3147,13 +1673,13 @@
               <w14:ligatures w14:val="standardContextual"/>
             </w:rPr>
           </w:pPr>
-          <w:hyperlink w:anchor="_Toc228950782" w:history="1">
+          <w:hyperlink w:anchor="_Toc231489957" w:history="1">
             <w:r>
               <w:rPr>
                 <w:rStyle w:val="Hyperlink"/>
                 <w:noProof/>
               </w:rPr>
-              <w:t>3.2</w:t>
+              <w:t>1.2</w:t>
             </w:r>
             <w:r>
               <w:rPr>
@@ -3170,7 +1696,7 @@
                 <w:rStyle w:val="Hyperlink"/>
                 <w:noProof/>
               </w:rPr>
-              <w:t>System Analysis</w:t>
+              <w:t>Problem Statement</w:t>
             </w:r>
             <w:r>
               <w:rPr>
@@ -3191,7 +1717,7 @@
                 <w:noProof/>
                 <w:webHidden/>
               </w:rPr>
-              <w:instrText xml:space="preserve"> PAGEREF _Toc228950782 \h </w:instrText>
+              <w:instrText xml:space="preserve"> PAGEREF _Toc231489957 \h </w:instrText>
             </w:r>
             <w:r>
               <w:rPr>
@@ -3211,7 +1737,501 @@
                 <w:noProof/>
                 <w:webHidden/>
               </w:rPr>
-              <w:t>9</w:t>
+              <w:t>2</w:t>
+            </w:r>
+            <w:r>
+              <w:rPr>
+                <w:noProof/>
+                <w:webHidden/>
+              </w:rPr>
+              <w:fldChar w:fldCharType="end"/>
+            </w:r>
+          </w:hyperlink>
+        </w:p>
+        <w:p>
+          <w:pPr>
+            <w:pStyle w:val="TOC2"/>
+            <w:tabs>
+              <w:tab w:val="right" w:leader="dot" w:pos="8659"/>
+            </w:tabs>
+            <w:rPr>
+              <w:rFonts w:asciiTheme="minorHAnsi" w:hAnsiTheme="minorHAnsi" w:cstheme="minorBidi"/>
+              <w:noProof/>
+              <w:kern w:val="2"/>
+              <w:lang w:val="en-US"/>
+              <w14:ligatures w14:val="standardContextual"/>
+            </w:rPr>
+          </w:pPr>
+          <w:hyperlink w:anchor="_Toc231489958" w:history="1">
+            <w:r>
+              <w:rPr>
+                <w:rStyle w:val="Hyperlink"/>
+                <w:noProof/>
+              </w:rPr>
+              <w:t>1.3 Objectives of the Project</w:t>
+            </w:r>
+            <w:r>
+              <w:rPr>
+                <w:noProof/>
+                <w:webHidden/>
+              </w:rPr>
+              <w:tab/>
+            </w:r>
+            <w:r>
+              <w:rPr>
+                <w:noProof/>
+                <w:webHidden/>
+              </w:rPr>
+              <w:fldChar w:fldCharType="begin"/>
+            </w:r>
+            <w:r>
+              <w:rPr>
+                <w:noProof/>
+                <w:webHidden/>
+              </w:rPr>
+              <w:instrText xml:space="preserve"> PAGEREF _Toc231489958 \h </w:instrText>
+            </w:r>
+            <w:r>
+              <w:rPr>
+                <w:noProof/>
+                <w:webHidden/>
+              </w:rPr>
+            </w:r>
+            <w:r>
+              <w:rPr>
+                <w:noProof/>
+                <w:webHidden/>
+              </w:rPr>
+              <w:fldChar w:fldCharType="separate"/>
+            </w:r>
+            <w:r>
+              <w:rPr>
+                <w:noProof/>
+                <w:webHidden/>
+              </w:rPr>
+              <w:t>2</w:t>
+            </w:r>
+            <w:r>
+              <w:rPr>
+                <w:noProof/>
+                <w:webHidden/>
+              </w:rPr>
+              <w:fldChar w:fldCharType="end"/>
+            </w:r>
+          </w:hyperlink>
+        </w:p>
+        <w:p>
+          <w:pPr>
+            <w:pStyle w:val="TOC2"/>
+            <w:tabs>
+              <w:tab w:val="right" w:leader="dot" w:pos="8659"/>
+            </w:tabs>
+            <w:rPr>
+              <w:rFonts w:asciiTheme="minorHAnsi" w:hAnsiTheme="minorHAnsi" w:cstheme="minorBidi"/>
+              <w:noProof/>
+              <w:kern w:val="2"/>
+              <w:lang w:val="en-US"/>
+              <w14:ligatures w14:val="standardContextual"/>
+            </w:rPr>
+          </w:pPr>
+          <w:hyperlink w:anchor="_Toc231489959" w:history="1">
+            <w:r>
+              <w:rPr>
+                <w:rStyle w:val="Hyperlink"/>
+                <w:noProof/>
+              </w:rPr>
+              <w:t>1.4 Scope of the Project</w:t>
+            </w:r>
+            <w:r>
+              <w:rPr>
+                <w:noProof/>
+                <w:webHidden/>
+              </w:rPr>
+              <w:tab/>
+            </w:r>
+            <w:r>
+              <w:rPr>
+                <w:noProof/>
+                <w:webHidden/>
+              </w:rPr>
+              <w:fldChar w:fldCharType="begin"/>
+            </w:r>
+            <w:r>
+              <w:rPr>
+                <w:noProof/>
+                <w:webHidden/>
+              </w:rPr>
+              <w:instrText xml:space="preserve"> PAGEREF _Toc231489959 \h </w:instrText>
+            </w:r>
+            <w:r>
+              <w:rPr>
+                <w:noProof/>
+                <w:webHidden/>
+              </w:rPr>
+            </w:r>
+            <w:r>
+              <w:rPr>
+                <w:noProof/>
+                <w:webHidden/>
+              </w:rPr>
+              <w:fldChar w:fldCharType="separate"/>
+            </w:r>
+            <w:r>
+              <w:rPr>
+                <w:noProof/>
+                <w:webHidden/>
+              </w:rPr>
+              <w:t>3</w:t>
+            </w:r>
+            <w:r>
+              <w:rPr>
+                <w:noProof/>
+                <w:webHidden/>
+              </w:rPr>
+              <w:fldChar w:fldCharType="end"/>
+            </w:r>
+          </w:hyperlink>
+        </w:p>
+        <w:p>
+          <w:pPr>
+            <w:pStyle w:val="TOC2"/>
+            <w:tabs>
+              <w:tab w:val="right" w:leader="dot" w:pos="8659"/>
+            </w:tabs>
+            <w:rPr>
+              <w:rFonts w:asciiTheme="minorHAnsi" w:hAnsiTheme="minorHAnsi" w:cstheme="minorBidi"/>
+              <w:noProof/>
+              <w:kern w:val="2"/>
+              <w:lang w:val="en-US"/>
+              <w14:ligatures w14:val="standardContextual"/>
+            </w:rPr>
+          </w:pPr>
+          <w:hyperlink w:anchor="_Toc231489960" w:history="1">
+            <w:r>
+              <w:rPr>
+                <w:rStyle w:val="Hyperlink"/>
+                <w:noProof/>
+              </w:rPr>
+              <w:t>1.5 Limitations of the Project</w:t>
+            </w:r>
+            <w:r>
+              <w:rPr>
+                <w:noProof/>
+                <w:webHidden/>
+              </w:rPr>
+              <w:tab/>
+            </w:r>
+            <w:r>
+              <w:rPr>
+                <w:noProof/>
+                <w:webHidden/>
+              </w:rPr>
+              <w:fldChar w:fldCharType="begin"/>
+            </w:r>
+            <w:r>
+              <w:rPr>
+                <w:noProof/>
+                <w:webHidden/>
+              </w:rPr>
+              <w:instrText xml:space="preserve"> PAGEREF _Toc231489960 \h </w:instrText>
+            </w:r>
+            <w:r>
+              <w:rPr>
+                <w:noProof/>
+                <w:webHidden/>
+              </w:rPr>
+            </w:r>
+            <w:r>
+              <w:rPr>
+                <w:noProof/>
+                <w:webHidden/>
+              </w:rPr>
+              <w:fldChar w:fldCharType="separate"/>
+            </w:r>
+            <w:r>
+              <w:rPr>
+                <w:noProof/>
+                <w:webHidden/>
+              </w:rPr>
+              <w:t>3</w:t>
+            </w:r>
+            <w:r>
+              <w:rPr>
+                <w:noProof/>
+                <w:webHidden/>
+              </w:rPr>
+              <w:fldChar w:fldCharType="end"/>
+            </w:r>
+          </w:hyperlink>
+        </w:p>
+        <w:p>
+          <w:pPr>
+            <w:pStyle w:val="TOC2"/>
+            <w:tabs>
+              <w:tab w:val="right" w:leader="dot" w:pos="8659"/>
+            </w:tabs>
+            <w:rPr>
+              <w:rFonts w:asciiTheme="minorHAnsi" w:hAnsiTheme="minorHAnsi" w:cstheme="minorBidi"/>
+              <w:noProof/>
+              <w:kern w:val="2"/>
+              <w:lang w:val="en-US"/>
+              <w14:ligatures w14:val="standardContextual"/>
+            </w:rPr>
+          </w:pPr>
+          <w:hyperlink w:anchor="_Toc231489961" w:history="1">
+            <w:r>
+              <w:rPr>
+                <w:rStyle w:val="Hyperlink"/>
+                <w:noProof/>
+              </w:rPr>
+              <w:t>1.6 Significance of the Study</w:t>
+            </w:r>
+            <w:r>
+              <w:rPr>
+                <w:noProof/>
+                <w:webHidden/>
+              </w:rPr>
+              <w:tab/>
+            </w:r>
+            <w:r>
+              <w:rPr>
+                <w:noProof/>
+                <w:webHidden/>
+              </w:rPr>
+              <w:fldChar w:fldCharType="begin"/>
+            </w:r>
+            <w:r>
+              <w:rPr>
+                <w:noProof/>
+                <w:webHidden/>
+              </w:rPr>
+              <w:instrText xml:space="preserve"> PAGEREF _Toc231489961 \h </w:instrText>
+            </w:r>
+            <w:r>
+              <w:rPr>
+                <w:noProof/>
+                <w:webHidden/>
+              </w:rPr>
+            </w:r>
+            <w:r>
+              <w:rPr>
+                <w:noProof/>
+                <w:webHidden/>
+              </w:rPr>
+              <w:fldChar w:fldCharType="separate"/>
+            </w:r>
+            <w:r>
+              <w:rPr>
+                <w:noProof/>
+                <w:webHidden/>
+              </w:rPr>
+              <w:t>3</w:t>
+            </w:r>
+            <w:r>
+              <w:rPr>
+                <w:noProof/>
+                <w:webHidden/>
+              </w:rPr>
+              <w:fldChar w:fldCharType="end"/>
+            </w:r>
+          </w:hyperlink>
+        </w:p>
+        <w:p>
+          <w:pPr>
+            <w:pStyle w:val="TOC1"/>
+            <w:rPr>
+              <w:rFonts w:asciiTheme="minorHAnsi" w:hAnsiTheme="minorHAnsi" w:cstheme="minorBidi"/>
+              <w:b w:val="0"/>
+              <w:bCs w:val="0"/>
+              <w:kern w:val="2"/>
+              <w:lang w:val="en-US"/>
+              <w14:ligatures w14:val="standardContextual"/>
+            </w:rPr>
+          </w:pPr>
+          <w:hyperlink w:anchor="_Toc231489962" w:history="1">
+            <w:r>
+              <w:rPr>
+                <w:rStyle w:val="Hyperlink"/>
+              </w:rPr>
+              <w:t>CHAPTER 2: LITERATURE REVIEW</w:t>
+            </w:r>
+            <w:r>
+              <w:rPr>
+                <w:webHidden/>
+              </w:rPr>
+              <w:tab/>
+            </w:r>
+            <w:r>
+              <w:rPr>
+                <w:webHidden/>
+              </w:rPr>
+              <w:fldChar w:fldCharType="begin"/>
+            </w:r>
+            <w:r>
+              <w:rPr>
+                <w:webHidden/>
+              </w:rPr>
+              <w:instrText xml:space="preserve"> PAGEREF _Toc231489962 \h </w:instrText>
+            </w:r>
+            <w:r>
+              <w:rPr>
+                <w:webHidden/>
+              </w:rPr>
+            </w:r>
+            <w:r>
+              <w:rPr>
+                <w:webHidden/>
+              </w:rPr>
+              <w:fldChar w:fldCharType="separate"/>
+            </w:r>
+            <w:r>
+              <w:rPr>
+                <w:webHidden/>
+              </w:rPr>
+              <w:t>4</w:t>
+            </w:r>
+            <w:r>
+              <w:rPr>
+                <w:webHidden/>
+              </w:rPr>
+              <w:fldChar w:fldCharType="end"/>
+            </w:r>
+          </w:hyperlink>
+        </w:p>
+        <w:p>
+          <w:pPr>
+            <w:pStyle w:val="TOC2"/>
+            <w:tabs>
+              <w:tab w:val="right" w:leader="dot" w:pos="8659"/>
+            </w:tabs>
+            <w:rPr>
+              <w:rFonts w:asciiTheme="minorHAnsi" w:hAnsiTheme="minorHAnsi" w:cstheme="minorBidi"/>
+              <w:noProof/>
+              <w:kern w:val="2"/>
+              <w:lang w:val="en-US"/>
+              <w14:ligatures w14:val="standardContextual"/>
+            </w:rPr>
+          </w:pPr>
+          <w:hyperlink w:anchor="_Toc231489963" w:history="1">
+            <w:r>
+              <w:rPr>
+                <w:rStyle w:val="Hyperlink"/>
+                <w:noProof/>
+              </w:rPr>
+              <w:t>2.1 Overview</w:t>
+            </w:r>
+            <w:r>
+              <w:rPr>
+                <w:noProof/>
+                <w:webHidden/>
+              </w:rPr>
+              <w:tab/>
+            </w:r>
+            <w:r>
+              <w:rPr>
+                <w:noProof/>
+                <w:webHidden/>
+              </w:rPr>
+              <w:fldChar w:fldCharType="begin"/>
+            </w:r>
+            <w:r>
+              <w:rPr>
+                <w:noProof/>
+                <w:webHidden/>
+              </w:rPr>
+              <w:instrText xml:space="preserve"> PAGEREF _Toc231489963 \h </w:instrText>
+            </w:r>
+            <w:r>
+              <w:rPr>
+                <w:noProof/>
+                <w:webHidden/>
+              </w:rPr>
+            </w:r>
+            <w:r>
+              <w:rPr>
+                <w:noProof/>
+                <w:webHidden/>
+              </w:rPr>
+              <w:fldChar w:fldCharType="separate"/>
+            </w:r>
+            <w:r>
+              <w:rPr>
+                <w:noProof/>
+                <w:webHidden/>
+              </w:rPr>
+              <w:t>4</w:t>
+            </w:r>
+            <w:r>
+              <w:rPr>
+                <w:noProof/>
+                <w:webHidden/>
+              </w:rPr>
+              <w:fldChar w:fldCharType="end"/>
+            </w:r>
+          </w:hyperlink>
+        </w:p>
+        <w:p>
+          <w:pPr>
+            <w:pStyle w:val="TOC2"/>
+            <w:tabs>
+              <w:tab w:val="right" w:leader="dot" w:pos="8659"/>
+            </w:tabs>
+            <w:rPr>
+              <w:rFonts w:asciiTheme="minorHAnsi" w:hAnsiTheme="minorHAnsi" w:cstheme="minorBidi"/>
+              <w:noProof/>
+              <w:kern w:val="2"/>
+              <w:lang w:val="en-US"/>
+              <w14:ligatures w14:val="standardContextual"/>
+            </w:rPr>
+          </w:pPr>
+          <w:hyperlink w:anchor="_Toc231489964" w:history="1">
+            <w:r>
+              <w:rPr>
+                <w:rStyle w:val="Hyperlink"/>
+                <w:noProof/>
+              </w:rPr>
+              <w:t>2.2 Review of Existing Systems</w:t>
+            </w:r>
+            <w:r>
+              <w:rPr>
+                <w:noProof/>
+                <w:webHidden/>
+              </w:rPr>
+              <w:tab/>
+            </w:r>
+            <w:r>
+              <w:rPr>
+                <w:noProof/>
+                <w:webHidden/>
+              </w:rPr>
+              <w:fldChar w:fldCharType="begin"/>
+            </w:r>
+            <w:r>
+              <w:rPr>
+                <w:noProof/>
+                <w:webHidden/>
+              </w:rPr>
+              <w:instrText xml:space="preserve"> PAGEREF _Toc231489964 \h </w:instrText>
+            </w:r>
+            <w:r>
+              <w:rPr>
+                <w:noProof/>
+                <w:webHidden/>
+              </w:rPr>
+            </w:r>
+            <w:r>
+              <w:rPr>
+                <w:noProof/>
+                <w:webHidden/>
+              </w:rPr>
+              <w:fldChar w:fldCharType="separate"/>
+            </w:r>
+            <w:r>
+              <w:rPr>
+                <w:noProof/>
+                <w:webHidden/>
+              </w:rPr>
+              <w:t>4</w:t>
             </w:r>
             <w:r>
               <w:rPr>
@@ -3236,13 +2256,13 @@
               <w14:ligatures w14:val="standardContextual"/>
             </w:rPr>
           </w:pPr>
-          <w:hyperlink w:anchor="_Toc228950783" w:history="1">
+          <w:hyperlink w:anchor="_Toc231489965" w:history="1">
             <w:r>
               <w:rPr>
                 <w:rStyle w:val="Hyperlink"/>
                 <w:noProof/>
               </w:rPr>
-              <w:t>3.2.1 Requirement Analysis</w:t>
+              <w:t>2.2.1 QR-Based Canteen System</w:t>
             </w:r>
             <w:r>
               <w:rPr>
@@ -3263,7 +2283,7 @@
                 <w:noProof/>
                 <w:webHidden/>
               </w:rPr>
-              <w:instrText xml:space="preserve"> PAGEREF _Toc228950783 \h </w:instrText>
+              <w:instrText xml:space="preserve"> PAGEREF _Toc231489965 \h </w:instrText>
             </w:r>
             <w:r>
               <w:rPr>
@@ -3283,7 +2303,7 @@
                 <w:noProof/>
                 <w:webHidden/>
               </w:rPr>
-              <w:t>9</w:t>
+              <w:t>4</w:t>
             </w:r>
             <w:r>
               <w:rPr>
@@ -3308,13 +2328,13 @@
               <w14:ligatures w14:val="standardContextual"/>
             </w:rPr>
           </w:pPr>
-          <w:hyperlink w:anchor="_Toc228950784" w:history="1">
+          <w:hyperlink w:anchor="_Toc231489966" w:history="1">
             <w:r>
               <w:rPr>
                 <w:rStyle w:val="Hyperlink"/>
                 <w:noProof/>
               </w:rPr>
-              <w:t>3.2.2 Feasibility Analysis</w:t>
+              <w:t>2.2.2 Android-Based Canteen Ordering System</w:t>
             </w:r>
             <w:r>
               <w:rPr>
@@ -3335,7 +2355,7 @@
                 <w:noProof/>
                 <w:webHidden/>
               </w:rPr>
-              <w:instrText xml:space="preserve"> PAGEREF _Toc228950784 \h </w:instrText>
+              <w:instrText xml:space="preserve"> PAGEREF _Toc231489966 \h </w:instrText>
             </w:r>
             <w:r>
               <w:rPr>
@@ -3355,7 +2375,79 @@
                 <w:noProof/>
                 <w:webHidden/>
               </w:rPr>
-              <w:t>10</w:t>
+              <w:t>4</w:t>
+            </w:r>
+            <w:r>
+              <w:rPr>
+                <w:noProof/>
+                <w:webHidden/>
+              </w:rPr>
+              <w:fldChar w:fldCharType="end"/>
+            </w:r>
+          </w:hyperlink>
+        </w:p>
+        <w:p>
+          <w:pPr>
+            <w:pStyle w:val="TOC3"/>
+            <w:tabs>
+              <w:tab w:val="right" w:leader="dot" w:pos="8659"/>
+            </w:tabs>
+            <w:rPr>
+              <w:rFonts w:asciiTheme="minorHAnsi" w:hAnsiTheme="minorHAnsi" w:cstheme="minorBidi"/>
+              <w:noProof/>
+              <w:kern w:val="2"/>
+              <w:lang w:val="en-US"/>
+              <w14:ligatures w14:val="standardContextual"/>
+            </w:rPr>
+          </w:pPr>
+          <w:hyperlink w:anchor="_Toc231489967" w:history="1">
+            <w:r>
+              <w:rPr>
+                <w:rStyle w:val="Hyperlink"/>
+                <w:noProof/>
+              </w:rPr>
+              <w:t>2.2.3 Smart Canteen Management System</w:t>
+            </w:r>
+            <w:r>
+              <w:rPr>
+                <w:noProof/>
+                <w:webHidden/>
+              </w:rPr>
+              <w:tab/>
+            </w:r>
+            <w:r>
+              <w:rPr>
+                <w:noProof/>
+                <w:webHidden/>
+              </w:rPr>
+              <w:fldChar w:fldCharType="begin"/>
+            </w:r>
+            <w:r>
+              <w:rPr>
+                <w:noProof/>
+                <w:webHidden/>
+              </w:rPr>
+              <w:instrText xml:space="preserve"> PAGEREF _Toc231489967 \h </w:instrText>
+            </w:r>
+            <w:r>
+              <w:rPr>
+                <w:noProof/>
+                <w:webHidden/>
+              </w:rPr>
+            </w:r>
+            <w:r>
+              <w:rPr>
+                <w:noProof/>
+                <w:webHidden/>
+              </w:rPr>
+              <w:fldChar w:fldCharType="separate"/>
+            </w:r>
+            <w:r>
+              <w:rPr>
+                <w:noProof/>
+                <w:webHidden/>
+              </w:rPr>
+              <w:t>5</w:t>
             </w:r>
             <w:r>
               <w:rPr>
@@ -3380,13 +2472,13 @@
               <w14:ligatures w14:val="standardContextual"/>
             </w:rPr>
           </w:pPr>
-          <w:hyperlink w:anchor="_Toc228950785" w:history="1">
+          <w:hyperlink w:anchor="_Toc231489968" w:history="1">
             <w:r>
               <w:rPr>
                 <w:rStyle w:val="Hyperlink"/>
                 <w:noProof/>
               </w:rPr>
-              <w:t>3.3 System Design</w:t>
+              <w:t>2.3 Research Gap</w:t>
             </w:r>
             <w:r>
               <w:rPr>
@@ -3407,7 +2499,7 @@
                 <w:noProof/>
                 <w:webHidden/>
               </w:rPr>
-              <w:instrText xml:space="preserve"> PAGEREF _Toc228950785 \h </w:instrText>
+              <w:instrText xml:space="preserve"> PAGEREF _Toc231489968 \h </w:instrText>
             </w:r>
             <w:r>
               <w:rPr>
@@ -3427,7 +2519,141 @@
                 <w:noProof/>
                 <w:webHidden/>
               </w:rPr>
-              <w:t>11</w:t>
+              <w:t>6</w:t>
+            </w:r>
+            <w:r>
+              <w:rPr>
+                <w:noProof/>
+                <w:webHidden/>
+              </w:rPr>
+              <w:fldChar w:fldCharType="end"/>
+            </w:r>
+          </w:hyperlink>
+        </w:p>
+        <w:p>
+          <w:pPr>
+            <w:pStyle w:val="TOC1"/>
+            <w:rPr>
+              <w:rFonts w:asciiTheme="minorHAnsi" w:hAnsiTheme="minorHAnsi" w:cstheme="minorBidi"/>
+              <w:b w:val="0"/>
+              <w:bCs w:val="0"/>
+              <w:kern w:val="2"/>
+              <w:lang w:val="en-US"/>
+              <w14:ligatures w14:val="standardContextual"/>
+            </w:rPr>
+          </w:pPr>
+          <w:hyperlink w:anchor="_Toc231489969" w:history="1">
+            <w:r>
+              <w:rPr>
+                <w:rStyle w:val="Hyperlink"/>
+              </w:rPr>
+              <w:t>CHAPTER 3: SYSTEM ANALYSIS AND DESIGN</w:t>
+            </w:r>
+            <w:r>
+              <w:rPr>
+                <w:webHidden/>
+              </w:rPr>
+              <w:tab/>
+            </w:r>
+            <w:r>
+              <w:rPr>
+                <w:webHidden/>
+              </w:rPr>
+              <w:fldChar w:fldCharType="begin"/>
+            </w:r>
+            <w:r>
+              <w:rPr>
+                <w:webHidden/>
+              </w:rPr>
+              <w:instrText xml:space="preserve"> PAGEREF _Toc231489969 \h </w:instrText>
+            </w:r>
+            <w:r>
+              <w:rPr>
+                <w:webHidden/>
+              </w:rPr>
+            </w:r>
+            <w:r>
+              <w:rPr>
+                <w:webHidden/>
+              </w:rPr>
+              <w:fldChar w:fldCharType="separate"/>
+            </w:r>
+            <w:r>
+              <w:rPr>
+                <w:webHidden/>
+              </w:rPr>
+              <w:t>6</w:t>
+            </w:r>
+            <w:r>
+              <w:rPr>
+                <w:webHidden/>
+              </w:rPr>
+              <w:fldChar w:fldCharType="end"/>
+            </w:r>
+          </w:hyperlink>
+        </w:p>
+        <w:p>
+          <w:pPr>
+            <w:pStyle w:val="TOC2"/>
+            <w:tabs>
+              <w:tab w:val="right" w:leader="dot" w:pos="8659"/>
+            </w:tabs>
+            <w:rPr>
+              <w:rFonts w:asciiTheme="minorHAnsi" w:hAnsiTheme="minorHAnsi" w:cstheme="minorBidi"/>
+              <w:noProof/>
+              <w:kern w:val="2"/>
+              <w:lang w:val="en-US"/>
+              <w14:ligatures w14:val="standardContextual"/>
+            </w:rPr>
+          </w:pPr>
+          <w:hyperlink w:anchor="_Toc231489970" w:history="1">
+            <w:r>
+              <w:rPr>
+                <w:rStyle w:val="Hyperlink"/>
+                <w:noProof/>
+              </w:rPr>
+              <w:t>3.1 Project Management Strategy and Development Tools</w:t>
+            </w:r>
+            <w:r>
+              <w:rPr>
+                <w:noProof/>
+                <w:webHidden/>
+              </w:rPr>
+              <w:tab/>
+            </w:r>
+            <w:r>
+              <w:rPr>
+                <w:noProof/>
+                <w:webHidden/>
+              </w:rPr>
+              <w:fldChar w:fldCharType="begin"/>
+            </w:r>
+            <w:r>
+              <w:rPr>
+                <w:noProof/>
+                <w:webHidden/>
+              </w:rPr>
+              <w:instrText xml:space="preserve"> PAGEREF _Toc231489970 \h </w:instrText>
+            </w:r>
+            <w:r>
+              <w:rPr>
+                <w:noProof/>
+                <w:webHidden/>
+              </w:rPr>
+            </w:r>
+            <w:r>
+              <w:rPr>
+                <w:noProof/>
+                <w:webHidden/>
+              </w:rPr>
+              <w:fldChar w:fldCharType="separate"/>
+            </w:r>
+            <w:r>
+              <w:rPr>
+                <w:noProof/>
+                <w:webHidden/>
+              </w:rPr>
+              <w:t>6</w:t>
             </w:r>
             <w:r>
               <w:rPr>
@@ -3452,13 +2678,13 @@
               <w14:ligatures w14:val="standardContextual"/>
             </w:rPr>
           </w:pPr>
-          <w:hyperlink w:anchor="_Toc228950786" w:history="1">
+          <w:hyperlink w:anchor="_Toc231489971" w:history="1">
             <w:r>
               <w:rPr>
                 <w:rStyle w:val="Hyperlink"/>
                 <w:noProof/>
               </w:rPr>
-              <w:t>3.3.1. Activity Diagram</w:t>
+              <w:t>3.1.1 Project Team</w:t>
             </w:r>
             <w:r>
               <w:rPr>
@@ -3479,7 +2705,7 @@
                 <w:noProof/>
                 <w:webHidden/>
               </w:rPr>
-              <w:instrText xml:space="preserve"> PAGEREF _Toc228950786 \h </w:instrText>
+              <w:instrText xml:space="preserve"> PAGEREF _Toc231489971 \h </w:instrText>
             </w:r>
             <w:r>
               <w:rPr>
@@ -3499,7 +2725,7 @@
                 <w:noProof/>
                 <w:webHidden/>
               </w:rPr>
-              <w:t>11</w:t>
+              <w:t>6</w:t>
             </w:r>
             <w:r>
               <w:rPr>
@@ -3524,13 +2750,13 @@
               <w14:ligatures w14:val="standardContextual"/>
             </w:rPr>
           </w:pPr>
-          <w:hyperlink w:anchor="_Toc228950787" w:history="1">
+          <w:hyperlink w:anchor="_Toc231489972" w:history="1">
             <w:r>
               <w:rPr>
                 <w:rStyle w:val="Hyperlink"/>
                 <w:noProof/>
               </w:rPr>
-              <w:t>3.3.2 ER Diagram</w:t>
+              <w:t>3.1.2 Project Flow and Schedule</w:t>
             </w:r>
             <w:r>
               <w:rPr>
@@ -3551,7 +2777,7 @@
                 <w:noProof/>
                 <w:webHidden/>
               </w:rPr>
-              <w:instrText xml:space="preserve"> PAGEREF _Toc228950787 \h </w:instrText>
+              <w:instrText xml:space="preserve"> PAGEREF _Toc231489972 \h </w:instrText>
             </w:r>
             <w:r>
               <w:rPr>
@@ -3571,7 +2797,7 @@
                 <w:noProof/>
                 <w:webHidden/>
               </w:rPr>
-              <w:t>12</w:t>
+              <w:t>6</w:t>
             </w:r>
             <w:r>
               <w:rPr>
@@ -3596,13 +2822,13 @@
               <w14:ligatures w14:val="standardContextual"/>
             </w:rPr>
           </w:pPr>
-          <w:hyperlink w:anchor="_Toc228950788" w:history="1">
+          <w:hyperlink w:anchor="_Toc231489973" w:history="1">
             <w:r>
               <w:rPr>
                 <w:rStyle w:val="Hyperlink"/>
                 <w:noProof/>
               </w:rPr>
-              <w:t>3.3.5 Use Case Diagram</w:t>
+              <w:t>3.1.3 Responsibilities</w:t>
             </w:r>
             <w:r>
               <w:rPr>
@@ -3623,7 +2849,7 @@
                 <w:noProof/>
                 <w:webHidden/>
               </w:rPr>
-              <w:instrText xml:space="preserve"> PAGEREF _Toc228950788 \h </w:instrText>
+              <w:instrText xml:space="preserve"> PAGEREF _Toc231489973 \h </w:instrText>
             </w:r>
             <w:r>
               <w:rPr>
@@ -3643,7 +2869,7 @@
                 <w:noProof/>
                 <w:webHidden/>
               </w:rPr>
-              <w:t>12</w:t>
+              <w:t>7</w:t>
             </w:r>
             <w:r>
               <w:rPr>
@@ -3668,13 +2894,13 @@
               <w14:ligatures w14:val="standardContextual"/>
             </w:rPr>
           </w:pPr>
-          <w:hyperlink w:anchor="_Toc228950789" w:history="1">
+          <w:hyperlink w:anchor="_Toc231489974" w:history="1">
             <w:r>
               <w:rPr>
                 <w:rStyle w:val="Hyperlink"/>
                 <w:noProof/>
               </w:rPr>
-              <w:t>3.3.6  Sequence diagrams</w:t>
+              <w:t>3.1.4 Development Tools</w:t>
             </w:r>
             <w:r>
               <w:rPr>
@@ -3695,7 +2921,7 @@
                 <w:noProof/>
                 <w:webHidden/>
               </w:rPr>
-              <w:instrText xml:space="preserve"> PAGEREF _Toc228950789 \h </w:instrText>
+              <w:instrText xml:space="preserve"> PAGEREF _Toc231489974 \h </w:instrText>
             </w:r>
             <w:r>
               <w:rPr>
@@ -3715,7 +2941,97 @@
                 <w:noProof/>
                 <w:webHidden/>
               </w:rPr>
-              <w:t>13</w:t>
+              <w:t>7</w:t>
+            </w:r>
+            <w:r>
+              <w:rPr>
+                <w:noProof/>
+                <w:webHidden/>
+              </w:rPr>
+              <w:fldChar w:fldCharType="end"/>
+            </w:r>
+          </w:hyperlink>
+        </w:p>
+        <w:p>
+          <w:pPr>
+            <w:pStyle w:val="TOC2"/>
+            <w:tabs>
+              <w:tab w:val="left" w:pos="960"/>
+              <w:tab w:val="right" w:leader="dot" w:pos="8659"/>
+            </w:tabs>
+            <w:rPr>
+              <w:rFonts w:asciiTheme="minorHAnsi" w:hAnsiTheme="minorHAnsi" w:cstheme="minorBidi"/>
+              <w:noProof/>
+              <w:kern w:val="2"/>
+              <w:lang w:val="en-US"/>
+              <w14:ligatures w14:val="standardContextual"/>
+            </w:rPr>
+          </w:pPr>
+          <w:hyperlink w:anchor="_Toc231489975" w:history="1">
+            <w:r>
+              <w:rPr>
+                <w:rStyle w:val="Hyperlink"/>
+                <w:noProof/>
+              </w:rPr>
+              <w:t>3.2</w:t>
+            </w:r>
+            <w:r>
+              <w:rPr>
+                <w:rFonts w:asciiTheme="minorHAnsi" w:hAnsiTheme="minorHAnsi" w:cstheme="minorBidi"/>
+                <w:noProof/>
+                <w:kern w:val="2"/>
+                <w:lang w:val="en-US"/>
+                <w14:ligatures w14:val="standardContextual"/>
+              </w:rPr>
+              <w:tab/>
+            </w:r>
+            <w:r>
+              <w:rPr>
+                <w:rStyle w:val="Hyperlink"/>
+                <w:noProof/>
+              </w:rPr>
+              <w:t>System Analysis</w:t>
+            </w:r>
+            <w:r>
+              <w:rPr>
+                <w:noProof/>
+                <w:webHidden/>
+              </w:rPr>
+              <w:tab/>
+            </w:r>
+            <w:r>
+              <w:rPr>
+                <w:noProof/>
+                <w:webHidden/>
+              </w:rPr>
+              <w:fldChar w:fldCharType="begin"/>
+            </w:r>
+            <w:r>
+              <w:rPr>
+                <w:noProof/>
+                <w:webHidden/>
+              </w:rPr>
+              <w:instrText xml:space="preserve"> PAGEREF _Toc231489975 \h </w:instrText>
+            </w:r>
+            <w:r>
+              <w:rPr>
+                <w:noProof/>
+                <w:webHidden/>
+              </w:rPr>
+            </w:r>
+            <w:r>
+              <w:rPr>
+                <w:noProof/>
+                <w:webHidden/>
+              </w:rPr>
+              <w:fldChar w:fldCharType="separate"/>
+            </w:r>
+            <w:r>
+              <w:rPr>
+                <w:noProof/>
+                <w:webHidden/>
+              </w:rPr>
+              <w:t>8</w:t>
             </w:r>
             <w:r>
               <w:rPr>
@@ -3740,14 +3056,518 @@
               <w14:ligatures w14:val="standardContextual"/>
             </w:rPr>
           </w:pPr>
-          <w:hyperlink w:anchor="_Toc228950790" w:history="1">
+          <w:hyperlink w:anchor="_Toc231489976" w:history="1">
             <w:r>
               <w:rPr>
                 <w:rStyle w:val="Hyperlink"/>
                 <w:noProof/>
+              </w:rPr>
+              <w:t>3.2.1 Requirement Analysis</w:t>
+            </w:r>
+            <w:r>
+              <w:rPr>
+                <w:noProof/>
+                <w:webHidden/>
+              </w:rPr>
+              <w:tab/>
+            </w:r>
+            <w:r>
+              <w:rPr>
+                <w:noProof/>
+                <w:webHidden/>
+              </w:rPr>
+              <w:fldChar w:fldCharType="begin"/>
+            </w:r>
+            <w:r>
+              <w:rPr>
+                <w:noProof/>
+                <w:webHidden/>
+              </w:rPr>
+              <w:instrText xml:space="preserve"> PAGEREF _Toc231489976 \h </w:instrText>
+            </w:r>
+            <w:r>
+              <w:rPr>
+                <w:noProof/>
+                <w:webHidden/>
+              </w:rPr>
+            </w:r>
+            <w:r>
+              <w:rPr>
+                <w:noProof/>
+                <w:webHidden/>
+              </w:rPr>
+              <w:fldChar w:fldCharType="separate"/>
+            </w:r>
+            <w:r>
+              <w:rPr>
+                <w:noProof/>
+                <w:webHidden/>
+              </w:rPr>
+              <w:t>8</w:t>
+            </w:r>
+            <w:r>
+              <w:rPr>
+                <w:noProof/>
+                <w:webHidden/>
+              </w:rPr>
+              <w:fldChar w:fldCharType="end"/>
+            </w:r>
+          </w:hyperlink>
+        </w:p>
+        <w:p>
+          <w:pPr>
+            <w:pStyle w:val="TOC3"/>
+            <w:tabs>
+              <w:tab w:val="right" w:leader="dot" w:pos="8659"/>
+            </w:tabs>
+            <w:rPr>
+              <w:rFonts w:asciiTheme="minorHAnsi" w:hAnsiTheme="minorHAnsi" w:cstheme="minorBidi"/>
+              <w:noProof/>
+              <w:kern w:val="2"/>
+              <w:lang w:val="en-US"/>
+              <w14:ligatures w14:val="standardContextual"/>
+            </w:rPr>
+          </w:pPr>
+          <w:hyperlink w:anchor="_Toc231489977" w:history="1">
+            <w:r>
+              <w:rPr>
+                <w:rStyle w:val="Hyperlink"/>
+                <w:noProof/>
+              </w:rPr>
+              <w:t>3.2.2 Feasibility Analysis</w:t>
+            </w:r>
+            <w:r>
+              <w:rPr>
+                <w:noProof/>
+                <w:webHidden/>
+              </w:rPr>
+              <w:tab/>
+            </w:r>
+            <w:r>
+              <w:rPr>
+                <w:noProof/>
+                <w:webHidden/>
+              </w:rPr>
+              <w:fldChar w:fldCharType="begin"/>
+            </w:r>
+            <w:r>
+              <w:rPr>
+                <w:noProof/>
+                <w:webHidden/>
+              </w:rPr>
+              <w:instrText xml:space="preserve"> PAGEREF _Toc231489977 \h </w:instrText>
+            </w:r>
+            <w:r>
+              <w:rPr>
+                <w:noProof/>
+                <w:webHidden/>
+              </w:rPr>
+            </w:r>
+            <w:r>
+              <w:rPr>
+                <w:noProof/>
+                <w:webHidden/>
+              </w:rPr>
+              <w:fldChar w:fldCharType="separate"/>
+            </w:r>
+            <w:r>
+              <w:rPr>
+                <w:noProof/>
+                <w:webHidden/>
+              </w:rPr>
+              <w:t>10</w:t>
+            </w:r>
+            <w:r>
+              <w:rPr>
+                <w:noProof/>
+                <w:webHidden/>
+              </w:rPr>
+              <w:fldChar w:fldCharType="end"/>
+            </w:r>
+          </w:hyperlink>
+        </w:p>
+        <w:p>
+          <w:pPr>
+            <w:pStyle w:val="TOC2"/>
+            <w:tabs>
+              <w:tab w:val="right" w:leader="dot" w:pos="8659"/>
+            </w:tabs>
+            <w:rPr>
+              <w:rFonts w:asciiTheme="minorHAnsi" w:hAnsiTheme="minorHAnsi" w:cstheme="minorBidi"/>
+              <w:noProof/>
+              <w:kern w:val="2"/>
+              <w:lang w:val="en-US"/>
+              <w14:ligatures w14:val="standardContextual"/>
+            </w:rPr>
+          </w:pPr>
+          <w:hyperlink w:anchor="_Toc231489978" w:history="1">
+            <w:r>
+              <w:rPr>
+                <w:rStyle w:val="Hyperlink"/>
+                <w:noProof/>
+              </w:rPr>
+              <w:t>3.3 System Design</w:t>
+            </w:r>
+            <w:r>
+              <w:rPr>
+                <w:noProof/>
+                <w:webHidden/>
+              </w:rPr>
+              <w:tab/>
+            </w:r>
+            <w:r>
+              <w:rPr>
+                <w:noProof/>
+                <w:webHidden/>
+              </w:rPr>
+              <w:fldChar w:fldCharType="begin"/>
+            </w:r>
+            <w:r>
+              <w:rPr>
+                <w:noProof/>
+                <w:webHidden/>
+              </w:rPr>
+              <w:instrText xml:space="preserve"> PAGEREF _Toc231489978 \h </w:instrText>
+            </w:r>
+            <w:r>
+              <w:rPr>
+                <w:noProof/>
+                <w:webHidden/>
+              </w:rPr>
+            </w:r>
+            <w:r>
+              <w:rPr>
+                <w:noProof/>
+                <w:webHidden/>
+              </w:rPr>
+              <w:fldChar w:fldCharType="separate"/>
+            </w:r>
+            <w:r>
+              <w:rPr>
+                <w:noProof/>
+                <w:webHidden/>
+              </w:rPr>
+              <w:t>11</w:t>
+            </w:r>
+            <w:r>
+              <w:rPr>
+                <w:noProof/>
+                <w:webHidden/>
+              </w:rPr>
+              <w:fldChar w:fldCharType="end"/>
+            </w:r>
+          </w:hyperlink>
+        </w:p>
+        <w:p>
+          <w:pPr>
+            <w:pStyle w:val="TOC3"/>
+            <w:tabs>
+              <w:tab w:val="right" w:leader="dot" w:pos="8659"/>
+            </w:tabs>
+            <w:rPr>
+              <w:rFonts w:asciiTheme="minorHAnsi" w:hAnsiTheme="minorHAnsi" w:cstheme="minorBidi"/>
+              <w:noProof/>
+              <w:kern w:val="2"/>
+              <w:lang w:val="en-US"/>
+              <w14:ligatures w14:val="standardContextual"/>
+            </w:rPr>
+          </w:pPr>
+          <w:hyperlink w:anchor="_Toc231489979" w:history="1">
+            <w:r>
+              <w:rPr>
+                <w:rStyle w:val="Hyperlink"/>
+                <w:noProof/>
+              </w:rPr>
+              <w:t>3.3.1. Activity Diagram</w:t>
+            </w:r>
+            <w:r>
+              <w:rPr>
+                <w:noProof/>
+                <w:webHidden/>
+              </w:rPr>
+              <w:tab/>
+            </w:r>
+            <w:r>
+              <w:rPr>
+                <w:noProof/>
+                <w:webHidden/>
+              </w:rPr>
+              <w:fldChar w:fldCharType="begin"/>
+            </w:r>
+            <w:r>
+              <w:rPr>
+                <w:noProof/>
+                <w:webHidden/>
+              </w:rPr>
+              <w:instrText xml:space="preserve"> PAGEREF _Toc231489979 \h </w:instrText>
+            </w:r>
+            <w:r>
+              <w:rPr>
+                <w:noProof/>
+                <w:webHidden/>
+              </w:rPr>
+            </w:r>
+            <w:r>
+              <w:rPr>
+                <w:noProof/>
+                <w:webHidden/>
+              </w:rPr>
+              <w:fldChar w:fldCharType="separate"/>
+            </w:r>
+            <w:r>
+              <w:rPr>
+                <w:noProof/>
+                <w:webHidden/>
+              </w:rPr>
+              <w:t>11</w:t>
+            </w:r>
+            <w:r>
+              <w:rPr>
+                <w:noProof/>
+                <w:webHidden/>
+              </w:rPr>
+              <w:fldChar w:fldCharType="end"/>
+            </w:r>
+          </w:hyperlink>
+        </w:p>
+        <w:p>
+          <w:pPr>
+            <w:pStyle w:val="TOC3"/>
+            <w:tabs>
+              <w:tab w:val="right" w:leader="dot" w:pos="8659"/>
+            </w:tabs>
+            <w:rPr>
+              <w:rFonts w:asciiTheme="minorHAnsi" w:hAnsiTheme="minorHAnsi" w:cstheme="minorBidi"/>
+              <w:noProof/>
+              <w:kern w:val="2"/>
+              <w:lang w:val="en-US"/>
+              <w14:ligatures w14:val="standardContextual"/>
+            </w:rPr>
+          </w:pPr>
+          <w:hyperlink w:anchor="_Toc231489980" w:history="1">
+            <w:r>
+              <w:rPr>
+                <w:rStyle w:val="Hyperlink"/>
+                <w:noProof/>
+              </w:rPr>
+              <w:t>3.3.2 ER Diagram</w:t>
+            </w:r>
+            <w:r>
+              <w:rPr>
+                <w:noProof/>
+                <w:webHidden/>
+              </w:rPr>
+              <w:tab/>
+            </w:r>
+            <w:r>
+              <w:rPr>
+                <w:noProof/>
+                <w:webHidden/>
+              </w:rPr>
+              <w:fldChar w:fldCharType="begin"/>
+            </w:r>
+            <w:r>
+              <w:rPr>
+                <w:noProof/>
+                <w:webHidden/>
+              </w:rPr>
+              <w:instrText xml:space="preserve"> PAGEREF _Toc231489980 \h </w:instrText>
+            </w:r>
+            <w:r>
+              <w:rPr>
+                <w:noProof/>
+                <w:webHidden/>
+              </w:rPr>
+            </w:r>
+            <w:r>
+              <w:rPr>
+                <w:noProof/>
+                <w:webHidden/>
+              </w:rPr>
+              <w:fldChar w:fldCharType="separate"/>
+            </w:r>
+            <w:r>
+              <w:rPr>
+                <w:noProof/>
+                <w:webHidden/>
+              </w:rPr>
+              <w:t>12</w:t>
+            </w:r>
+            <w:r>
+              <w:rPr>
+                <w:noProof/>
+                <w:webHidden/>
+              </w:rPr>
+              <w:fldChar w:fldCharType="end"/>
+            </w:r>
+          </w:hyperlink>
+        </w:p>
+        <w:p>
+          <w:pPr>
+            <w:pStyle w:val="TOC3"/>
+            <w:tabs>
+              <w:tab w:val="right" w:leader="dot" w:pos="8659"/>
+            </w:tabs>
+            <w:rPr>
+              <w:rFonts w:asciiTheme="minorHAnsi" w:hAnsiTheme="minorHAnsi" w:cstheme="minorBidi"/>
+              <w:noProof/>
+              <w:kern w:val="2"/>
+              <w:lang w:val="en-US"/>
+              <w14:ligatures w14:val="standardContextual"/>
+            </w:rPr>
+          </w:pPr>
+          <w:hyperlink w:anchor="_Toc231489981" w:history="1">
+            <w:r>
+              <w:rPr>
+                <w:rStyle w:val="Hyperlink"/>
+                <w:noProof/>
+              </w:rPr>
+              <w:t>3.3.5 Use Case Diagram</w:t>
+            </w:r>
+            <w:r>
+              <w:rPr>
+                <w:noProof/>
+                <w:webHidden/>
+              </w:rPr>
+              <w:tab/>
+            </w:r>
+            <w:r>
+              <w:rPr>
+                <w:noProof/>
+                <w:webHidden/>
+              </w:rPr>
+              <w:fldChar w:fldCharType="begin"/>
+            </w:r>
+            <w:r>
+              <w:rPr>
+                <w:noProof/>
+                <w:webHidden/>
+              </w:rPr>
+              <w:instrText xml:space="preserve"> PAGEREF _Toc231489981 \h </w:instrText>
+            </w:r>
+            <w:r>
+              <w:rPr>
+                <w:noProof/>
+                <w:webHidden/>
+              </w:rPr>
+            </w:r>
+            <w:r>
+              <w:rPr>
+                <w:noProof/>
+                <w:webHidden/>
+              </w:rPr>
+              <w:fldChar w:fldCharType="separate"/>
+            </w:r>
+            <w:r>
+              <w:rPr>
+                <w:noProof/>
+                <w:webHidden/>
+              </w:rPr>
+              <w:t>13</w:t>
+            </w:r>
+            <w:r>
+              <w:rPr>
+                <w:noProof/>
+                <w:webHidden/>
+              </w:rPr>
+              <w:fldChar w:fldCharType="end"/>
+            </w:r>
+          </w:hyperlink>
+        </w:p>
+        <w:p>
+          <w:pPr>
+            <w:pStyle w:val="TOC3"/>
+            <w:tabs>
+              <w:tab w:val="right" w:leader="dot" w:pos="8659"/>
+            </w:tabs>
+            <w:rPr>
+              <w:rFonts w:asciiTheme="minorHAnsi" w:hAnsiTheme="minorHAnsi" w:cstheme="minorBidi"/>
+              <w:noProof/>
+              <w:kern w:val="2"/>
+              <w:lang w:val="en-US"/>
+              <w14:ligatures w14:val="standardContextual"/>
+            </w:rPr>
+          </w:pPr>
+          <w:hyperlink w:anchor="_Toc231489982" w:history="1">
+            <w:r>
+              <w:rPr>
+                <w:rStyle w:val="Hyperlink"/>
+                <w:noProof/>
+              </w:rPr>
+              <w:t>3.3.6  Sequence diagrams</w:t>
+            </w:r>
+            <w:r>
+              <w:rPr>
+                <w:noProof/>
+                <w:webHidden/>
+              </w:rPr>
+              <w:tab/>
+            </w:r>
+            <w:r>
+              <w:rPr>
+                <w:noProof/>
+                <w:webHidden/>
+              </w:rPr>
+              <w:fldChar w:fldCharType="begin"/>
+            </w:r>
+            <w:r>
+              <w:rPr>
+                <w:noProof/>
+                <w:webHidden/>
+              </w:rPr>
+              <w:instrText xml:space="preserve"> PAGEREF _Toc231489982 \h </w:instrText>
+            </w:r>
+            <w:r>
+              <w:rPr>
+                <w:noProof/>
+                <w:webHidden/>
+              </w:rPr>
+            </w:r>
+            <w:r>
+              <w:rPr>
+                <w:noProof/>
+                <w:webHidden/>
+              </w:rPr>
+              <w:fldChar w:fldCharType="separate"/>
+            </w:r>
+            <w:r>
+              <w:rPr>
+                <w:noProof/>
+                <w:webHidden/>
+              </w:rPr>
+              <w:t>14</w:t>
+            </w:r>
+            <w:r>
+              <w:rPr>
+                <w:noProof/>
+                <w:webHidden/>
+              </w:rPr>
+              <w:fldChar w:fldCharType="end"/>
+            </w:r>
+          </w:hyperlink>
+        </w:p>
+        <w:p>
+          <w:pPr>
+            <w:pStyle w:val="TOC3"/>
+            <w:tabs>
+              <w:tab w:val="right" w:leader="dot" w:pos="8659"/>
+            </w:tabs>
+            <w:rPr>
+              <w:rFonts w:asciiTheme="minorHAnsi" w:hAnsiTheme="minorHAnsi" w:cstheme="minorBidi"/>
+              <w:noProof/>
+              <w:kern w:val="2"/>
+              <w:lang w:val="en-US"/>
+              <w14:ligatures w14:val="standardContextual"/>
+            </w:rPr>
+          </w:pPr>
+          <w:hyperlink w:anchor="_Toc231489983" w:history="1">
+            <w:r>
+              <w:rPr>
+                <w:rStyle w:val="Hyperlink"/>
+                <w:noProof/>
                 <w:lang w:val="en-US"/>
               </w:rPr>
-              <w:t>3.3.7 Database Schema Diagram</w:t>
+              <w:t>3.3.7 Class Diagram</w:t>
             </w:r>
             <w:r>
               <w:rPr>
@@ -3768,7 +3588,7 @@
                 <w:noProof/>
                 <w:webHidden/>
               </w:rPr>
-              <w:instrText xml:space="preserve"> PAGEREF _Toc228950790 \h </w:instrText>
+              <w:instrText xml:space="preserve"> PAGEREF _Toc231489983 \h </w:instrText>
             </w:r>
             <w:r>
               <w:rPr>
@@ -3788,7 +3608,7 @@
                 <w:noProof/>
                 <w:webHidden/>
               </w:rPr>
-              <w:t>13</w:t>
+              <w:t>15</w:t>
             </w:r>
             <w:r>
               <w:rPr>
@@ -3811,7 +3631,7 @@
               <w14:ligatures w14:val="standardContextual"/>
             </w:rPr>
           </w:pPr>
-          <w:hyperlink w:anchor="_Toc228950791" w:history="1">
+          <w:hyperlink w:anchor="_Toc231489984" w:history="1">
             <w:r>
               <w:rPr>
                 <w:rStyle w:val="Hyperlink"/>
@@ -3834,7 +3654,7 @@
               <w:rPr>
                 <w:webHidden/>
               </w:rPr>
-              <w:instrText xml:space="preserve"> PAGEREF _Toc228950791 \h </w:instrText>
+              <w:instrText xml:space="preserve"> PAGEREF _Toc231489984 \h </w:instrText>
             </w:r>
             <w:r>
               <w:rPr>
@@ -3851,7 +3671,7 @@
               <w:rPr>
                 <w:webHidden/>
               </w:rPr>
-              <w:t>14</w:t>
+              <w:t>17</w:t>
             </w:r>
             <w:r>
               <w:rPr>
@@ -3882,7 +3702,7 @@
       </w:r>
       <w:bookmarkStart w:id="4" w:name="_heading=h.w2k2kbtzw255" w:colFirst="0" w:colLast="0"/>
       <w:bookmarkStart w:id="5" w:name="_heading=h.a8zjsq6shil0" w:colFirst="0" w:colLast="0"/>
-      <w:bookmarkStart w:id="6" w:name="_Toc228950760"/>
+      <w:bookmarkStart w:id="6" w:name="_Toc231489953"/>
       <w:bookmarkEnd w:id="4"/>
       <w:bookmarkEnd w:id="5"/>
       <w:r>
@@ -4273,7 +4093,7 @@
         <w:pStyle w:val="Heading1"/>
       </w:pPr>
       <w:bookmarkStart w:id="7" w:name="_heading=h.d5espw5mq4vf" w:colFirst="0" w:colLast="0"/>
-      <w:bookmarkStart w:id="8" w:name="_Toc228950761"/>
+      <w:bookmarkStart w:id="8" w:name="_Toc231489954"/>
       <w:bookmarkEnd w:id="7"/>
       <w:r>
         <w:lastRenderedPageBreak/>
@@ -4313,7 +4133,7 @@
           </w:tcPr>
           <w:p>
             <w:pPr>
-              <w:spacing w:before="0"/>
+              <w:spacing w:before="0" w:line="360" w:lineRule="auto"/>
             </w:pPr>
             <w:r>
               <w:t>CSS</w:t>
@@ -4321,12 +4141,12 @@
           </w:p>
           <w:p>
             <w:pPr>
-              <w:spacing w:before="0"/>
+              <w:spacing w:before="0" w:line="360" w:lineRule="auto"/>
             </w:pPr>
           </w:p>
           <w:p>
             <w:pPr>
-              <w:spacing w:before="0"/>
+              <w:spacing w:before="0" w:line="360" w:lineRule="auto"/>
             </w:pPr>
             <w:r>
               <w:t>HTML</w:t>
@@ -4334,12 +4154,12 @@
           </w:p>
           <w:p>
             <w:pPr>
-              <w:spacing w:before="0"/>
+              <w:spacing w:before="0" w:line="360" w:lineRule="auto"/>
             </w:pPr>
           </w:p>
           <w:p>
             <w:pPr>
-              <w:spacing w:before="0"/>
+              <w:spacing w:before="0" w:line="360" w:lineRule="auto"/>
             </w:pPr>
             <w:r>
               <w:t>JS</w:t>
@@ -4347,38 +4167,38 @@
           </w:p>
           <w:p>
             <w:pPr>
-              <w:spacing w:before="0"/>
+              <w:spacing w:before="0" w:line="360" w:lineRule="auto"/>
             </w:pPr>
           </w:p>
           <w:p>
             <w:pPr>
-              <w:spacing w:before="0"/>
+              <w:spacing w:before="0" w:line="360" w:lineRule="auto"/>
             </w:pPr>
             <w:r>
-              <w:t>SQL</w:t>
+              <w:t>PHP</w:t>
             </w:r>
           </w:p>
           <w:p>
             <w:pPr>
-              <w:spacing w:before="0"/>
+              <w:spacing w:before="0" w:line="360" w:lineRule="auto"/>
             </w:pPr>
           </w:p>
           <w:p>
             <w:pPr>
-              <w:spacing w:before="0"/>
+              <w:spacing w:before="0" w:line="360" w:lineRule="auto"/>
             </w:pPr>
             <w:r>
-              <w:t>PHP</w:t>
+              <w:t>SQL</w:t>
             </w:r>
           </w:p>
           <w:p>
             <w:pPr>
-              <w:spacing w:before="0"/>
+              <w:spacing w:before="0" w:line="360" w:lineRule="auto"/>
             </w:pPr>
           </w:p>
           <w:p>
             <w:pPr>
-              <w:spacing w:before="0"/>
+              <w:spacing w:before="0" w:line="360" w:lineRule="auto"/>
             </w:pPr>
             <w:r>
               <w:t>XAMPP</w:t>
@@ -4392,7 +4212,7 @@
           </w:tcPr>
           <w:p>
             <w:pPr>
-              <w:spacing w:before="0"/>
+              <w:spacing w:before="0" w:line="360" w:lineRule="auto"/>
             </w:pPr>
             <w:r>
               <w:t>Cascading Style Sheet</w:t>
@@ -4400,12 +4220,12 @@
           </w:p>
           <w:p>
             <w:pPr>
-              <w:spacing w:before="0"/>
+              <w:spacing w:before="0" w:line="360" w:lineRule="auto"/>
             </w:pPr>
           </w:p>
           <w:p>
             <w:pPr>
-              <w:spacing w:before="0"/>
+              <w:spacing w:before="0" w:line="360" w:lineRule="auto"/>
             </w:pPr>
             <w:r>
               <w:t>Hyper Text Markup Language</w:t>
@@ -4413,12 +4233,12 @@
           </w:p>
           <w:p>
             <w:pPr>
-              <w:spacing w:before="0"/>
+              <w:spacing w:before="0" w:line="360" w:lineRule="auto"/>
             </w:pPr>
           </w:p>
           <w:p>
             <w:pPr>
-              <w:spacing w:before="0"/>
+              <w:spacing w:before="0" w:line="360" w:lineRule="auto"/>
             </w:pPr>
             <w:r>
               <w:t>JavaScript</w:t>
@@ -4426,38 +4246,38 @@
           </w:p>
           <w:p>
             <w:pPr>
-              <w:spacing w:before="0"/>
+              <w:spacing w:before="0" w:line="360" w:lineRule="auto"/>
             </w:pPr>
           </w:p>
           <w:p>
             <w:pPr>
-              <w:spacing w:before="0"/>
+              <w:spacing w:before="0" w:line="360" w:lineRule="auto"/>
             </w:pPr>
             <w:r>
-              <w:t>Sequence Query Language</w:t>
+              <w:t>Hypertext Preprocessor</w:t>
             </w:r>
           </w:p>
           <w:p>
             <w:pPr>
-              <w:spacing w:before="0"/>
+              <w:spacing w:before="0" w:line="360" w:lineRule="auto"/>
             </w:pPr>
           </w:p>
           <w:p>
             <w:pPr>
-              <w:spacing w:before="0"/>
+              <w:spacing w:before="0" w:line="360" w:lineRule="auto"/>
             </w:pPr>
             <w:r>
-              <w:t>Hypertext Preprocessor</w:t>
+              <w:t>Sequence Query Language</w:t>
             </w:r>
           </w:p>
           <w:p>
             <w:pPr>
-              <w:spacing w:before="0"/>
+              <w:spacing w:before="0" w:line="360" w:lineRule="auto"/>
             </w:pPr>
           </w:p>
           <w:p>
             <w:pPr>
-              <w:spacing w:before="0"/>
+              <w:spacing w:before="0" w:line="360" w:lineRule="auto"/>
             </w:pPr>
             <w:r>
               <w:t>Cross-Platform (X), Apache (A), MariaDB (M), PHP (P), and Perl (P)</w:t>
@@ -4468,7 +4288,7 @@
     </w:tbl>
     <w:p>
       <w:pPr>
-        <w:spacing w:before="0" w:after="160" w:line="259" w:lineRule="auto"/>
+        <w:spacing w:before="0" w:after="160"/>
         <w:jc w:val="left"/>
         <w:sectPr>
           <w:pgSz w:w="11909" w:h="16834" w:code="9"/>
@@ -4482,7 +4302,7 @@
       <w:pPr>
         <w:pStyle w:val="Heading1"/>
       </w:pPr>
-      <w:bookmarkStart w:id="9" w:name="_Toc228950762"/>
+      <w:bookmarkStart w:id="9" w:name="_Toc231489955"/>
       <w:r>
         <w:lastRenderedPageBreak/>
         <w:t>CHAPTER 1: INTRODUCTION</w:t>
@@ -4498,7 +4318,7 @@
         </w:numPr>
       </w:pPr>
       <w:bookmarkStart w:id="10" w:name="_heading=h.i1l49pjyck36" w:colFirst="0" w:colLast="0"/>
-      <w:bookmarkStart w:id="11" w:name="_Toc228950763"/>
+      <w:bookmarkStart w:id="11" w:name="_Toc231489956"/>
       <w:bookmarkEnd w:id="10"/>
       <w:r>
         <w:t>Background</w:t>
@@ -4511,7 +4331,7 @@
     </w:p>
     <w:p>
       <w:pPr>
-        <w:spacing w:before="100" w:beforeAutospacing="1" w:after="100" w:afterAutospacing="1" w:line="276" w:lineRule="auto"/>
+        <w:spacing w:before="100" w:beforeAutospacing="1" w:after="100" w:afterAutospacing="1"/>
         <w:jc w:val="left"/>
         <w:rPr>
           <w:rFonts w:eastAsia="Times New Roman"/>
@@ -4528,7 +4348,7 @@
     </w:p>
     <w:p>
       <w:pPr>
-        <w:spacing w:before="100" w:beforeAutospacing="1" w:after="100" w:afterAutospacing="1" w:line="276" w:lineRule="auto"/>
+        <w:spacing w:before="100" w:beforeAutospacing="1" w:after="100" w:afterAutospacing="1"/>
         <w:jc w:val="left"/>
         <w:rPr>
           <w:rFonts w:eastAsia="Times New Roman"/>
@@ -4545,7 +4365,7 @@
     </w:p>
     <w:p>
       <w:pPr>
-        <w:spacing w:before="100" w:beforeAutospacing="1" w:after="100" w:afterAutospacing="1" w:line="276" w:lineRule="auto"/>
+        <w:spacing w:before="100" w:beforeAutospacing="1" w:after="100" w:afterAutospacing="1"/>
         <w:jc w:val="left"/>
         <w:rPr>
           <w:rFonts w:eastAsia="Times New Roman"/>
@@ -4557,12 +4377,20 @@
           <w:rFonts w:eastAsia="Times New Roman"/>
           <w:lang w:val="en-US"/>
         </w:rPr>
-        <w:t>The project also includes an administrative dashboard for canteen management. Through this dashboard, canteen staff or administrators can efficiently manage menu items, update food prices, control daily stock quantities, and mark certain items as sold out whenever necessary. The admin panel also helps staff monitor all incoming orders, manage pending requests, and organize food preparation in a systematic manner. This reduces confusion during peak hours and improves overall workflow inside the canteen. Since stock is updated digitally, the chances of accepting orders for unavailable food items are greatly reduced. Furthermore, the system helps maintain proper digital records of orders and transactions, making it easier to track sales and analyze customer preferences in the future.</w:t>
-      </w:r>
-    </w:p>
-    <w:p>
-      <w:pPr>
-        <w:spacing w:before="100" w:beforeAutospacing="1" w:after="100" w:afterAutospacing="1" w:line="276" w:lineRule="auto"/>
+        <w:t xml:space="preserve">The project also includes an administrative dashboard for canteen management. Through this dashboard, canteen staff or administrators can efficiently manage menu items, update food prices, control daily stock quantities, and mark certain items as sold out whenever necessary. The admin panel also helps staff monitor all incoming orders, manage pending requests, and organize food preparation in a systematic manner. This reduces confusion during peak hours and improves overall workflow inside the canteen. Since stock is updated digitally, the chances of accepting orders for unavailable food items are greatly reduced. Furthermore, the system helps maintain proper digital records of orders and </w:t>
+      </w:r>
+      <w:r>
+        <w:rPr>
+          <w:rFonts w:eastAsia="Times New Roman"/>
+          <w:lang w:val="en-US"/>
+        </w:rPr>
+        <w:lastRenderedPageBreak/>
+        <w:t>transactions, making it easier to track sales and analyze customer preferences in the future.</w:t>
+      </w:r>
+    </w:p>
+    <w:p>
+      <w:pPr>
+        <w:spacing w:before="100" w:beforeAutospacing="1" w:after="100" w:afterAutospacing="1"/>
         <w:jc w:val="left"/>
         <w:rPr>
           <w:rFonts w:eastAsia="Times New Roman"/>
@@ -4574,15 +4402,7 @@
           <w:rFonts w:eastAsia="Times New Roman"/>
           <w:lang w:val="en-US"/>
         </w:rPr>
-        <w:t xml:space="preserve">Another important aspect of the Click2Eat system is its contribution to improving overall productivity and customer satisfaction within the college environment. Students often have limited break times between classes, and spending a large portion of that time waiting in queues can negatively affect their schedules and academic activities. By enabling quick and convenient food pre-ordering, the system allows users to manage their </w:t>
-      </w:r>
-      <w:r>
-        <w:rPr>
-          <w:rFonts w:eastAsia="Times New Roman"/>
-          <w:lang w:val="en-US"/>
-        </w:rPr>
-        <w:lastRenderedPageBreak/>
-        <w:t>time more effectively. Faculty members can also benefit from the system by avoiding crowded areas and receiving faster service. At the same time, canteen staff can prepare orders in advance based on digital requests, reducing pressure and improving service quality. The project therefore creates benefits for both customers and administrators by introducing a more organized and technology-driven approach to canteen management.</w:t>
+        <w:t>Another important aspect of the Click2Eat system is its contribution to improving overall productivity and customer satisfaction within the college environment. Students often have limited break times between classes, and spending a large portion of that time waiting in queues can negatively affect their schedules and academic activities. By enabling quick and convenient food pre-ordering, the system allows users to manage their time more effectively. Faculty members can also benefit from the system by avoiding crowded areas and receiving faster service. At the same time, canteen staff can prepare orders in advance based on digital requests, reducing pressure and improving service quality. The project therefore creates benefits for both customers and administrators by introducing a more organized and technology-driven approach to canteen management.</w:t>
       </w:r>
     </w:p>
     <w:p>
@@ -4593,7 +4413,7 @@
           <w:numId w:val="31"/>
         </w:numPr>
       </w:pPr>
-      <w:bookmarkStart w:id="15" w:name="_Toc228950764"/>
+      <w:bookmarkStart w:id="15" w:name="_Toc231489957"/>
       <w:bookmarkEnd w:id="13"/>
       <w:bookmarkEnd w:id="14"/>
       <w:r>
@@ -4611,7 +4431,7 @@
         <w:pStyle w:val="Heading2"/>
       </w:pPr>
       <w:bookmarkStart w:id="16" w:name="_heading=h.5uepuvxxim53" w:colFirst="0" w:colLast="0"/>
-      <w:bookmarkStart w:id="17" w:name="_Toc228950765"/>
+      <w:bookmarkStart w:id="17" w:name="_Toc231489958"/>
       <w:bookmarkEnd w:id="16"/>
       <w:r>
         <w:t>1.3 Objectives of the Project</w:t>
@@ -4690,15 +4510,24 @@
       <w:pPr>
         <w:pStyle w:val="Heading2"/>
       </w:pPr>
-      <w:bookmarkStart w:id="19" w:name="_Toc228950766"/>
-      <w:r>
+      <w:bookmarkStart w:id="19" w:name="_Toc231489959"/>
+      <w:r>
+        <w:lastRenderedPageBreak/>
         <w:t>1.4 Scope of the Project</w:t>
       </w:r>
       <w:bookmarkEnd w:id="19"/>
     </w:p>
     <w:p>
       <w:r>
-        <w:t>The Scope of the project are as follows:</w:t>
+        <w:t xml:space="preserve">The Scope of the project </w:t>
+      </w:r>
+      <w:proofErr w:type="gramStart"/>
+      <w:r>
+        <w:t>are</w:t>
+      </w:r>
+      <w:proofErr w:type="gramEnd"/>
+      <w:r>
+        <w:t xml:space="preserve"> as follows:</w:t>
       </w:r>
     </w:p>
     <w:p>
@@ -4722,7 +4551,15 @@
         </w:numPr>
       </w:pPr>
       <w:r>
-        <w:t>One click ordering system with confirmation or undo and real time order status tracking</w:t>
+        <w:t xml:space="preserve">One click ordering system with confirmation or </w:t>
+      </w:r>
+      <w:proofErr w:type="gramStart"/>
+      <w:r>
+        <w:t>undo</w:t>
+      </w:r>
+      <w:proofErr w:type="gramEnd"/>
+      <w:r>
+        <w:t xml:space="preserve"> and real time order status tracking</w:t>
       </w:r>
     </w:p>
     <w:p>
@@ -4742,17 +4579,24 @@
         <w:pStyle w:val="Heading2"/>
       </w:pPr>
       <w:bookmarkStart w:id="20" w:name="_heading=h.j8j6xudgt4a5" w:colFirst="0" w:colLast="0"/>
-      <w:bookmarkStart w:id="21" w:name="_Toc228950767"/>
+      <w:bookmarkStart w:id="21" w:name="_Toc231489960"/>
       <w:bookmarkEnd w:id="20"/>
       <w:r>
-        <w:lastRenderedPageBreak/>
         <w:t>1.5 Limitations of the Project</w:t>
       </w:r>
       <w:bookmarkEnd w:id="21"/>
     </w:p>
     <w:p>
       <w:r>
-        <w:t>The project has its limitations which are the things that it doesn’t include, they are:</w:t>
+        <w:t xml:space="preserve">The project has its </w:t>
+      </w:r>
+      <w:proofErr w:type="gramStart"/>
+      <w:r>
+        <w:t>limitations</w:t>
+      </w:r>
+      <w:proofErr w:type="gramEnd"/>
+      <w:r>
+        <w:t xml:space="preserve"> which are the things that it doesn’t include, they are:</w:t>
       </w:r>
     </w:p>
     <w:p>
@@ -4799,7 +4643,7 @@
         <w:pStyle w:val="Heading2"/>
       </w:pPr>
       <w:bookmarkStart w:id="22" w:name="_heading=h.n1bc1coijutl" w:colFirst="0" w:colLast="0"/>
-      <w:bookmarkStart w:id="23" w:name="_Toc228950768"/>
+      <w:bookmarkStart w:id="23" w:name="_Toc231489961"/>
       <w:bookmarkEnd w:id="22"/>
       <w:r>
         <w:t>1.6 Significance of the Study</w:t>
@@ -4831,7 +4675,7 @@
         <w:pStyle w:val="Heading1"/>
       </w:pPr>
       <w:bookmarkStart w:id="24" w:name="_heading=h.f4prjalpaczi" w:colFirst="0" w:colLast="0"/>
-      <w:bookmarkStart w:id="25" w:name="_Toc228950769"/>
+      <w:bookmarkStart w:id="25" w:name="_Toc231489962"/>
       <w:bookmarkEnd w:id="24"/>
       <w:r>
         <w:lastRenderedPageBreak/>
@@ -4843,7 +4687,7 @@
       <w:pPr>
         <w:pStyle w:val="Heading2"/>
       </w:pPr>
-      <w:bookmarkStart w:id="26" w:name="_Toc228950770"/>
+      <w:bookmarkStart w:id="26" w:name="_Toc231489963"/>
       <w:r>
         <w:t>2.1 Overview</w:t>
       </w:r>
@@ -4858,7 +4702,7 @@
       <w:pPr>
         <w:pStyle w:val="Heading2"/>
       </w:pPr>
-      <w:bookmarkStart w:id="27" w:name="_Toc228950771"/>
+      <w:bookmarkStart w:id="27" w:name="_Toc231489964"/>
       <w:r>
         <w:t>2.2 Review of Existing Systems</w:t>
       </w:r>
@@ -4868,7 +4712,7 @@
       <w:pPr>
         <w:pStyle w:val="Heading3"/>
       </w:pPr>
-      <w:bookmarkStart w:id="28" w:name="_Toc228950772"/>
+      <w:bookmarkStart w:id="28" w:name="_Toc231489965"/>
       <w:r>
         <w:t>2.2.1 QR-Based Canteen System</w:t>
       </w:r>
@@ -4882,7 +4726,21 @@
         <w:rPr>
           <w:lang w:val="en-GB"/>
         </w:rPr>
-        <w:t>Joshi, S., Kasaju, B., Karki, P., Aryal, S. K., &amp; Chhetri, S. B</w:t>
+        <w:t xml:space="preserve">Joshi, S., </w:t>
+      </w:r>
+      <w:proofErr w:type="spellStart"/>
+      <w:r>
+        <w:rPr>
+          <w:lang w:val="en-GB"/>
+        </w:rPr>
+        <w:t>Kasaju</w:t>
+      </w:r>
+      <w:proofErr w:type="spellEnd"/>
+      <w:r>
+        <w:rPr>
+          <w:lang w:val="en-GB"/>
+        </w:rPr>
+        <w:t>, B., Karki, P., Aryal, S. K., &amp; Chhetri, S. B</w:t>
       </w:r>
       <w:r>
         <w:t>. [1]. This system uses Quick Response (QR) codes to provide users with access to the digital menu. Students can scan the QR code using their mobile devices, view available food items, and place orders electronically. The main advantage of this system is that it reduces physical interaction and eliminates the need for printed menus or manual order-taking.</w:t>
@@ -4894,8 +4752,54 @@
       </w:r>
     </w:p>
     <w:p>
-      <w:r>
-        <w:t>Furthermore, the system lacks real-time order tracking capabilities, making it difficult for users to determine whether their order is being prepared or is ready for collection. The absence of a simplified ordering mechanism also affects the overall efficiency of the system. These limitations indicate that although QR-based systems improve accessibility, they do not fully address the need for speed and simplicity in a campus environment.</w:t>
+      <w:pPr>
+        <w:pStyle w:val="Heading3"/>
+      </w:pPr>
+      <w:bookmarkStart w:id="29" w:name="_Toc231489966"/>
+      <w:r>
+        <w:t>2.2.2 Android-Based Canteen Ordering System</w:t>
+      </w:r>
+      <w:bookmarkEnd w:id="29"/>
+    </w:p>
+    <w:p>
+      <w:r>
+        <w:t xml:space="preserve">Another commonly proposed solution is the Android-Based Canteen Ordering System by </w:t>
+      </w:r>
+      <w:r>
+        <w:rPr>
+          <w:lang w:val="en-GB"/>
+        </w:rPr>
+        <w:t xml:space="preserve">Toma, S. T. F., Karmaker, D., Iqbal, S., </w:t>
+      </w:r>
+      <w:proofErr w:type="spellStart"/>
+      <w:r>
+        <w:rPr>
+          <w:lang w:val="en-GB"/>
+        </w:rPr>
+        <w:t>Pantho</w:t>
+      </w:r>
+      <w:proofErr w:type="spellEnd"/>
+      <w:r>
+        <w:t xml:space="preserve"> </w:t>
+      </w:r>
+      <w:r>
+        <w:t>[2]. This system provides a dedicated mobile application through which users can browse menus, place orders, and manage their requests. The use of a mobile application offers a structured and interactive interface, making it easier for users to navigate through different options.</w:t>
+      </w:r>
+    </w:p>
+    <w:p>
+      <w:r>
+        <w:lastRenderedPageBreak/>
+        <w:t>This system is particularly effective in reducing congestion during peak hours, as students can place orders remotely without physically visiting the counter. It also helps canteen staff manage orders more efficiently by maintaining a digital record of requests.</w:t>
+      </w:r>
+    </w:p>
+    <w:p>
+      <w:r>
+        <w:t>However, the requirement of installing a mobile application creates a significant limitation. Not all users may have sufficient storage space or compatible devices to run the application. Additionally, the system is platform-dependent, as it primarily supports Android devices, thereby excluding users from other platforms such as iOS or those without smartphones.</w:t>
+      </w:r>
+    </w:p>
+    <w:p>
+      <w:r>
+        <w:t>Another drawback is that application-based systems often require regular updates and maintenance, which can increase complexity and cost. These factors reduce the accessibility and practicality of the system, especially in environments where simplicity and ease of use are essential.</w:t>
       </w:r>
     </w:p>
     <w:p/>
@@ -4903,96 +4807,71 @@
       <w:pPr>
         <w:pStyle w:val="Heading3"/>
       </w:pPr>
-      <w:bookmarkStart w:id="29" w:name="_Toc228950773"/>
+      <w:bookmarkStart w:id="30" w:name="_Toc231489967"/>
+      <w:r>
+        <w:t>2.2.3 Smart Canteen Management System</w:t>
+      </w:r>
+      <w:bookmarkEnd w:id="30"/>
+    </w:p>
+    <w:p>
+      <w:r>
+        <w:t xml:space="preserve">The Smart Canteen Management System proposed by </w:t>
+      </w:r>
+      <w:r>
+        <w:rPr>
+          <w:lang w:val="en-GB"/>
+        </w:rPr>
+        <w:t xml:space="preserve">Narendran, A., </w:t>
+      </w:r>
+      <w:proofErr w:type="spellStart"/>
+      <w:r>
+        <w:rPr>
+          <w:lang w:val="en-GB"/>
+        </w:rPr>
+        <w:t>Inuguri</w:t>
+      </w:r>
+      <w:proofErr w:type="spellEnd"/>
+      <w:r>
+        <w:rPr>
+          <w:lang w:val="en-GB"/>
+        </w:rPr>
+        <w:t xml:space="preserve">, A. H., Yashaswini, M., Sundaram, S., &amp; Khanna, M. </w:t>
+      </w:r>
+      <w:r>
+        <w:t>[3] provides a more comprehensive approach to canteen automation. This system integrates multiple features, including digital menu management, order processing, billing, and online payment systems. It aims to create a fully automated environment that enhances operational efficiency and reduces manual workload.</w:t>
+      </w:r>
+    </w:p>
+    <w:p>
+      <w:r>
+        <w:t xml:space="preserve">One of the major strengths of this system is its ability to handle multiple aspects of canteen management </w:t>
+      </w:r>
+      <w:proofErr w:type="gramStart"/>
+      <w:r>
+        <w:t>in</w:t>
+      </w:r>
+      <w:proofErr w:type="gramEnd"/>
+      <w:r>
+        <w:t xml:space="preserve"> a single platform. The inclusion of online payment systems also adds convenience for users and ensures proper transaction records.</w:t>
+      </w:r>
+    </w:p>
+    <w:p>
+      <w:r>
+        <w:t>Despite these advantages, the system is relatively complex and may not be suitable for small-scale environments such as college canteens. The integration of advanced features increases the system’s complexity, making it harder to implement and maintain. Additionally, the focus on online payment may not align with the preferences of all users, particularly in environments where cash transactions are more common.</w:t>
+      </w:r>
+    </w:p>
+    <w:p>
+      <w:r>
+        <w:t>Moreover, the system does not emphasize quick and minimal interaction, which is a key requirement in busy campus settings. Students typically prefer fast and straightforward solutions, and overly complex systems may reduce user adoption.</w:t>
+      </w:r>
+    </w:p>
+    <w:p/>
+    <w:p>
+      <w:pPr>
+        <w:pStyle w:val="Heading2"/>
+      </w:pPr>
+      <w:bookmarkStart w:id="31" w:name="_Toc231489968"/>
       <w:r>
         <w:lastRenderedPageBreak/>
-        <w:t>2.2.2 Android-Based Canteen Ordering System</w:t>
-      </w:r>
-      <w:bookmarkEnd w:id="29"/>
-    </w:p>
-    <w:p>
-      <w:r>
-        <w:t xml:space="preserve">Another commonly proposed solution is the Android-Based Canteen Ordering System by </w:t>
-      </w:r>
-      <w:r>
-        <w:rPr>
-          <w:lang w:val="en-GB"/>
-        </w:rPr>
-        <w:t>Toma, S. T. F., Karmaker, D., Iqbal, S., Pantho</w:t>
-      </w:r>
-      <w:r>
-        <w:t xml:space="preserve"> </w:t>
-      </w:r>
-      <w:r>
-        <w:t>[2]. This system provides a dedicated mobile application through which users can browse menus, place orders, and manage their requests. The use of a mobile application offers a structured and interactive interface, making it easier for users to navigate through different options.</w:t>
-      </w:r>
-    </w:p>
-    <w:p>
-      <w:r>
-        <w:t>This system is particularly effective in reducing congestion during peak hours, as students can place orders remotely without physically visiting the counter. It also helps canteen staff manage orders more efficiently by maintaining a digital record of requests.</w:t>
-      </w:r>
-    </w:p>
-    <w:p>
-      <w:r>
-        <w:t>However, the requirement of installing a mobile application creates a significant limitation. Not all users may have sufficient storage space or compatible devices to run the application. Additionally, the system is platform-dependent, as it primarily supports Android devices, thereby excluding users from other platforms such as iOS or those without smartphones.</w:t>
-      </w:r>
-    </w:p>
-    <w:p>
-      <w:r>
-        <w:t>Another drawback is that application-based systems often require regular updates and maintenance, which can increase complexity and cost. These factors reduce the accessibility and practicality of the system, especially in environments where simplicity and ease of use are essential.</w:t>
-      </w:r>
-    </w:p>
-    <w:p/>
-    <w:p>
-      <w:pPr>
-        <w:pStyle w:val="Heading3"/>
-      </w:pPr>
-      <w:bookmarkStart w:id="30" w:name="_Toc228950774"/>
-      <w:r>
-        <w:t>2.2.3 Smart Canteen Management System</w:t>
-      </w:r>
-      <w:bookmarkEnd w:id="30"/>
-    </w:p>
-    <w:p>
-      <w:r>
-        <w:t xml:space="preserve">The Smart Canteen Management System proposed by </w:t>
-      </w:r>
-      <w:r>
-        <w:rPr>
-          <w:lang w:val="en-GB"/>
-        </w:rPr>
-        <w:t xml:space="preserve">Narendran, A., Inuguri, A. H., Yashaswini, M., Sundaram, S., &amp; Khanna, M. </w:t>
-      </w:r>
-      <w:r>
-        <w:t>[3] provides a more comprehensive approach to canteen automation. This system integrates multiple features, including digital menu management, order processing, billing, and online payment systems. It aims to create a fully automated environment that enhances operational efficiency and reduces manual workload.</w:t>
-      </w:r>
-    </w:p>
-    <w:p>
-      <w:r>
-        <w:t>One of the major strengths of this system is its ability to handle multiple aspects of canteen management in a single platform. The inclusion of online payment systems also adds convenience for users and ensures proper transaction records.</w:t>
-      </w:r>
-    </w:p>
-    <w:p>
-      <w:r>
-        <w:t xml:space="preserve">Despite these advantages, the system is relatively complex and may not be suitable for small-scale environments such as college canteens. The integration of advanced features increases the system’s complexity, making it harder to implement and maintain. </w:t>
-      </w:r>
-      <w:r>
-        <w:lastRenderedPageBreak/>
-        <w:t>Additionally, the focus on online payment may not align with the preferences of all users, particularly in environments where cash transactions are more common.</w:t>
-      </w:r>
-    </w:p>
-    <w:p>
-      <w:r>
-        <w:t>Moreover, the system does not emphasize quick and minimal interaction, which is a key requirement in busy campus settings. Students typically prefer fast and straightforward solutions, and overly complex systems may reduce user adoption.</w:t>
-      </w:r>
-    </w:p>
-    <w:p/>
-    <w:p>
-      <w:pPr>
-        <w:pStyle w:val="Heading2"/>
-      </w:pPr>
-      <w:bookmarkStart w:id="31" w:name="_Toc228950775"/>
-      <w:r>
         <w:t>2.3 Research Gap</w:t>
       </w:r>
       <w:bookmarkEnd w:id="31"/>
@@ -5079,28 +4958,12 @@
         <w:t>These limitations indicate the need for a system that is simple, efficient, and specifically designed for the requirements of students and campus canteens.</w:t>
       </w:r>
     </w:p>
-    <w:p/>
-    <w:p>
-      <w:pPr>
-        <w:rPr>
-          <w:b/>
-          <w:bCs/>
-          <w:smallCaps/>
-          <w:sz w:val="32"/>
-          <w:szCs w:val="32"/>
-        </w:rPr>
-      </w:pPr>
-      <w:r>
-        <w:br w:type="page"/>
-      </w:r>
-    </w:p>
     <w:p>
       <w:pPr>
         <w:pStyle w:val="Heading1"/>
       </w:pPr>
-      <w:bookmarkStart w:id="32" w:name="_Toc228950776"/>
-      <w:r>
-        <w:lastRenderedPageBreak/>
+      <w:bookmarkStart w:id="32" w:name="_Toc231489969"/>
+      <w:r>
         <w:t>CHAPTER 3: SYSTEM ANALYSIS AND DESIGN</w:t>
       </w:r>
       <w:bookmarkEnd w:id="32"/>
@@ -5110,7 +4973,7 @@
         <w:pStyle w:val="Heading2"/>
       </w:pPr>
       <w:bookmarkStart w:id="33" w:name="_heading=h.u1vy5u9sb9xg" w:colFirst="0" w:colLast="0"/>
-      <w:bookmarkStart w:id="34" w:name="_Toc228950777"/>
+      <w:bookmarkStart w:id="34" w:name="_Toc231489970"/>
       <w:bookmarkEnd w:id="33"/>
       <w:r>
         <w:t>3.1 Project Management Strategy and Development Tools</w:t>
@@ -5127,7 +4990,7 @@
         <w:pStyle w:val="Heading3"/>
       </w:pPr>
       <w:bookmarkStart w:id="35" w:name="_heading=h.7zuyyf93m0tj" w:colFirst="0" w:colLast="0"/>
-      <w:bookmarkStart w:id="36" w:name="_Toc228950778"/>
+      <w:bookmarkStart w:id="36" w:name="_Toc231489971"/>
       <w:bookmarkEnd w:id="35"/>
       <w:r>
         <w:t>3.1.1 Project Team</w:t>
@@ -5170,7 +5033,7 @@
           </w:tcPr>
           <w:p>
             <w:pPr>
-              <w:spacing w:before="0" w:after="0" w:line="240" w:lineRule="auto"/>
+              <w:spacing w:before="0" w:after="0"/>
               <w:jc w:val="center"/>
             </w:pPr>
             <w:r>
@@ -5201,7 +5064,7 @@
           </w:tcPr>
           <w:p>
             <w:pPr>
-              <w:spacing w:before="0" w:after="0" w:line="240" w:lineRule="auto"/>
+              <w:spacing w:before="0" w:after="0"/>
               <w:jc w:val="center"/>
             </w:pPr>
             <w:r>
@@ -5238,7 +5101,7 @@
           </w:tcPr>
           <w:p>
             <w:pPr>
-              <w:spacing w:before="0" w:after="0" w:line="240" w:lineRule="auto"/>
+              <w:spacing w:before="0" w:after="0"/>
               <w:jc w:val="center"/>
             </w:pPr>
             <w:r>
@@ -5265,7 +5128,7 @@
           </w:tcPr>
           <w:p>
             <w:pPr>
-              <w:spacing w:before="0" w:after="0" w:line="240" w:lineRule="auto"/>
+              <w:spacing w:before="0" w:after="0"/>
               <w:jc w:val="center"/>
             </w:pPr>
             <w:r>
@@ -5298,7 +5161,7 @@
           </w:tcPr>
           <w:p>
             <w:pPr>
-              <w:spacing w:before="0" w:after="0" w:line="240" w:lineRule="auto"/>
+              <w:spacing w:before="0" w:after="0"/>
               <w:jc w:val="center"/>
             </w:pPr>
             <w:r>
@@ -5325,7 +5188,7 @@
           </w:tcPr>
           <w:p>
             <w:pPr>
-              <w:spacing w:before="0" w:after="0" w:line="240" w:lineRule="auto"/>
+              <w:spacing w:before="0" w:after="0"/>
               <w:jc w:val="center"/>
             </w:pPr>
             <w:r>
@@ -5358,7 +5221,7 @@
           </w:tcPr>
           <w:p>
             <w:pPr>
-              <w:spacing w:before="0" w:after="0" w:line="240" w:lineRule="auto"/>
+              <w:spacing w:before="0" w:after="0"/>
               <w:jc w:val="center"/>
             </w:pPr>
             <w:r>
@@ -5385,7 +5248,7 @@
           </w:tcPr>
           <w:p>
             <w:pPr>
-              <w:spacing w:before="0" w:after="0" w:line="240" w:lineRule="auto"/>
+              <w:spacing w:before="0" w:after="0"/>
               <w:jc w:val="center"/>
             </w:pPr>
             <w:r>
@@ -5418,11 +5281,16 @@
           </w:tcPr>
           <w:p>
             <w:pPr>
-              <w:spacing w:before="0" w:after="0" w:line="240" w:lineRule="auto"/>
+              <w:spacing w:before="0" w:after="0"/>
               <w:jc w:val="center"/>
             </w:pPr>
-            <w:r>
-              <w:t>Saistha Pradhan</w:t>
+            <w:proofErr w:type="spellStart"/>
+            <w:r>
+              <w:t>Saistha</w:t>
+            </w:r>
+            <w:proofErr w:type="spellEnd"/>
+            <w:r>
+              <w:t xml:space="preserve"> Pradhan</w:t>
             </w:r>
           </w:p>
         </w:tc>
@@ -5445,7 +5313,7 @@
           </w:tcPr>
           <w:p>
             <w:pPr>
-              <w:spacing w:before="0" w:after="0" w:line="240" w:lineRule="auto"/>
+              <w:spacing w:before="0" w:after="0"/>
               <w:jc w:val="center"/>
             </w:pPr>
             <w:r>
@@ -5480,10 +5348,7 @@
         <w:t xml:space="preserve"> is supervised by </w:t>
       </w:r>
       <w:r>
-        <w:rPr>
-          <w:rFonts w:hint="eastAsia"/>
-        </w:rPr>
-        <w:t>Mr. Anish Dhamala</w:t>
+        <w:t>Ms. Annu Khanna Nakarmi</w:t>
       </w:r>
       <w:r>
         <w:t xml:space="preserve">. </w:t>
@@ -5494,7 +5359,7 @@
         <w:pStyle w:val="Heading3"/>
       </w:pPr>
       <w:bookmarkStart w:id="37" w:name="_heading=h.ron2k72j96vm" w:colFirst="0" w:colLast="0"/>
-      <w:bookmarkStart w:id="38" w:name="_Toc228950779"/>
+      <w:bookmarkStart w:id="38" w:name="_Toc231489972"/>
       <w:bookmarkEnd w:id="37"/>
       <w:r>
         <w:t>3.1.2 Project Flow and Schedule</w:t>
@@ -5546,6 +5411,7 @@
         </w:numPr>
       </w:pPr>
       <w:r>
+        <w:lastRenderedPageBreak/>
         <w:t xml:space="preserve">Effort Required per person: </w:t>
       </w:r>
       <w:r>
@@ -5561,7 +5427,7 @@
       <w:pPr>
         <w:pStyle w:val="Heading3"/>
       </w:pPr>
-      <w:bookmarkStart w:id="40" w:name="_Toc228950780"/>
+      <w:bookmarkStart w:id="40" w:name="_Toc231489973"/>
       <w:r>
         <w:t>3.1.3 Responsibilities</w:t>
       </w:r>
@@ -5569,7 +5435,15 @@
     </w:p>
     <w:p>
       <w:r>
-        <w:t>This section States the responsibilities of each members of the project</w:t>
+        <w:t xml:space="preserve">This section States the responsibilities of each </w:t>
+      </w:r>
+      <w:proofErr w:type="gramStart"/>
+      <w:r>
+        <w:t>members</w:t>
+      </w:r>
+      <w:proofErr w:type="gramEnd"/>
+      <w:r>
+        <w:t xml:space="preserve"> of the project</w:t>
       </w:r>
     </w:p>
     <w:p>
@@ -5649,7 +5523,6 @@
         </w:numPr>
       </w:pPr>
       <w:r>
-        <w:lastRenderedPageBreak/>
         <w:t xml:space="preserve">Design System Architecture, workflow diagrams, DFDs, ERDs, and use case for </w:t>
       </w:r>
       <w:r>
@@ -5665,7 +5538,15 @@
         </w:numPr>
       </w:pPr>
       <w:r>
-        <w:t>Develop full web application using PHP, HTML, CSS and JavaScript.</w:t>
+        <w:t xml:space="preserve">Develop full web </w:t>
+      </w:r>
+      <w:proofErr w:type="gramStart"/>
+      <w:r>
+        <w:t>application</w:t>
+      </w:r>
+      <w:proofErr w:type="gramEnd"/>
+      <w:r>
+        <w:t xml:space="preserve"> using PHP, HTML, CSS and JavaScript.</w:t>
       </w:r>
     </w:p>
     <w:p>
@@ -5696,7 +5577,7 @@
       <w:pPr>
         <w:pStyle w:val="Heading3"/>
       </w:pPr>
-      <w:bookmarkStart w:id="41" w:name="_Toc228950781"/>
+      <w:bookmarkStart w:id="41" w:name="_Toc231489974"/>
       <w:r>
         <w:t>3.1.4 Development Tools</w:t>
       </w:r>
@@ -5737,10 +5618,42 @@
     </w:p>
     <w:p>
       <w:r>
-        <w:t>PHP is used for backend language as it is one of the most widely used language for server side development and it integrates</w:t>
-      </w:r>
-      <w:r>
-        <w:t xml:space="preserve"> seamlessly with MySQL making data handling efficient. PHP runs smoothly on apache servers providing stable environment.</w:t>
+        <w:t xml:space="preserve">PHP is used for backend language as it is one of the most widely used </w:t>
+      </w:r>
+      <w:proofErr w:type="gramStart"/>
+      <w:r>
+        <w:t>language</w:t>
+      </w:r>
+      <w:proofErr w:type="gramEnd"/>
+      <w:r>
+        <w:t xml:space="preserve"> for </w:t>
+      </w:r>
+      <w:proofErr w:type="gramStart"/>
+      <w:r>
+        <w:t>server side</w:t>
+      </w:r>
+      <w:proofErr w:type="gramEnd"/>
+      <w:r>
+        <w:t xml:space="preserve"> development and it integrates</w:t>
+      </w:r>
+      <w:r>
+        <w:t xml:space="preserve"> seamlessly with MySQL making data handling </w:t>
+      </w:r>
+      <w:proofErr w:type="gramStart"/>
+      <w:r>
+        <w:t>efficient</w:t>
+      </w:r>
+      <w:proofErr w:type="gramEnd"/>
+      <w:r>
+        <w:t xml:space="preserve">. PHP runs smoothly on </w:t>
+      </w:r>
+      <w:proofErr w:type="spellStart"/>
+      <w:r>
+        <w:t>apache</w:t>
+      </w:r>
+      <w:proofErr w:type="spellEnd"/>
+      <w:r>
+        <w:t xml:space="preserve"> servers providing stable environment.</w:t>
       </w:r>
     </w:p>
     <w:p>
@@ -5752,6 +5665,7 @@
         </w:numPr>
       </w:pPr>
       <w:r>
+        <w:lastRenderedPageBreak/>
         <w:t>Front End Tools</w:t>
       </w:r>
     </w:p>
@@ -5971,7 +5885,21 @@
         <w:rPr>
           <w:rFonts w:hint="eastAsia"/>
         </w:rPr>
-        <w:t>Apache is used as a web server because it is stable, open source and widely used in php applications.</w:t>
+        <w:t xml:space="preserve">Apache is used as a web server because it is stable, open source and widely used in </w:t>
+      </w:r>
+      <w:proofErr w:type="spellStart"/>
+      <w:r>
+        <w:rPr>
+          <w:rFonts w:hint="eastAsia"/>
+        </w:rPr>
+        <w:t>php</w:t>
+      </w:r>
+      <w:proofErr w:type="spellEnd"/>
+      <w:r>
+        <w:rPr>
+          <w:rFonts w:hint="eastAsia"/>
+        </w:rPr>
+        <w:t xml:space="preserve"> applications.</w:t>
       </w:r>
       <w:r>
         <w:t xml:space="preserve"> </w:t>
@@ -6003,7 +5931,6 @@
       <w:bookmarkStart w:id="43" w:name="_heading=h.ybc72l1r1rpg" w:colFirst="0" w:colLast="0"/>
       <w:bookmarkEnd w:id="43"/>
       <w:r>
-        <w:lastRenderedPageBreak/>
         <w:t>Testing Tools</w:t>
       </w:r>
     </w:p>
@@ -6012,7 +5939,35 @@
         <w:rPr>
           <w:rFonts w:hint="eastAsia"/>
         </w:rPr>
-        <w:t>Manual testing is chosen because the project is medium scale, making manual checks practical and efficient. Allows the developer to interact directly with the  system identify UI/UX.</w:t>
+        <w:t xml:space="preserve">Manual testing is chosen because the project is medium scale, making manual checks practical and efficient. Allows the developer to interact directly with </w:t>
+      </w:r>
+      <w:proofErr w:type="gramStart"/>
+      <w:r>
+        <w:rPr>
+          <w:rFonts w:hint="eastAsia"/>
+        </w:rPr>
+        <w:t>the  system</w:t>
+      </w:r>
+      <w:proofErr w:type="gramEnd"/>
+      <w:r>
+        <w:rPr>
+          <w:rFonts w:hint="eastAsia"/>
+        </w:rPr>
+        <w:t xml:space="preserve"> </w:t>
+      </w:r>
+      <w:proofErr w:type="gramStart"/>
+      <w:r>
+        <w:rPr>
+          <w:rFonts w:hint="eastAsia"/>
+        </w:rPr>
+        <w:t>identify</w:t>
+      </w:r>
+      <w:proofErr w:type="gramEnd"/>
+      <w:r>
+        <w:rPr>
+          <w:rFonts w:hint="eastAsia"/>
+        </w:rPr>
+        <w:t xml:space="preserve"> UI/UX.</w:t>
       </w:r>
     </w:p>
     <w:p>
@@ -6024,7 +5979,7 @@
         </w:numPr>
       </w:pPr>
       <w:bookmarkStart w:id="44" w:name="_heading=h.8zmd9tgdmdqp" w:colFirst="0" w:colLast="0"/>
-      <w:bookmarkStart w:id="45" w:name="_Toc228950782"/>
+      <w:bookmarkStart w:id="45" w:name="_Toc231489975"/>
       <w:bookmarkEnd w:id="44"/>
       <w:r>
         <w:t>System Analysis</w:t>
@@ -6047,7 +6002,7 @@
         <w:pStyle w:val="Heading3"/>
       </w:pPr>
       <w:bookmarkStart w:id="46" w:name="_heading=h.4j04lyz3b7oc" w:colFirst="0" w:colLast="0"/>
-      <w:bookmarkStart w:id="47" w:name="_Toc228950783"/>
+      <w:bookmarkStart w:id="47" w:name="_Toc231489976"/>
       <w:bookmarkEnd w:id="46"/>
       <w:r>
         <w:t>3.2.1 Requirement Analysis</w:t>
@@ -6088,7 +6043,21 @@
         <w:rPr>
           <w:rFonts w:hint="eastAsia"/>
         </w:rPr>
-        <w:t>Functional Requirements(FR):</w:t>
+        <w:t xml:space="preserve">Functional </w:t>
+      </w:r>
+      <w:proofErr w:type="gramStart"/>
+      <w:r>
+        <w:rPr>
+          <w:rFonts w:hint="eastAsia"/>
+        </w:rPr>
+        <w:t>Requirements(</w:t>
+      </w:r>
+      <w:proofErr w:type="gramEnd"/>
+      <w:r>
+        <w:rPr>
+          <w:rFonts w:hint="eastAsia"/>
+        </w:rPr>
+        <w:t>FR):</w:t>
       </w:r>
     </w:p>
     <w:p>
@@ -6195,6 +6164,7 @@
           <w:bCs/>
           <w:lang w:val="en-US"/>
         </w:rPr>
+        <w:lastRenderedPageBreak/>
         <w:t>FR4:</w:t>
       </w:r>
       <w:r>
@@ -6394,13 +6364,24 @@
         <w:t xml:space="preserve"> </w:t>
       </w:r>
       <w:r>
-        <w:t>The system shall allow administrators to view, accept, update, and manage all incoming orders.</w:t>
-      </w:r>
-      <w:r>
-        <w:rPr>
-          <w:lang w:val="en-US"/>
-        </w:rPr>
-        <w:t>(Admin side)</w:t>
+        <w:t xml:space="preserve">The system shall allow administrators to view, accept, update, and manage all incoming </w:t>
+      </w:r>
+      <w:proofErr w:type="gramStart"/>
+      <w:r>
+        <w:t>orders.</w:t>
+      </w:r>
+      <w:r>
+        <w:rPr>
+          <w:lang w:val="en-US"/>
+        </w:rPr>
+        <w:t>(</w:t>
+      </w:r>
+      <w:proofErr w:type="gramEnd"/>
+      <w:r>
+        <w:rPr>
+          <w:lang w:val="en-US"/>
+        </w:rPr>
+        <w:t>Admin side)</w:t>
       </w:r>
     </w:p>
     <w:p>
@@ -6424,7 +6405,6 @@
           <w:bCs/>
           <w:lang w:val="en-US"/>
         </w:rPr>
-        <w:lastRenderedPageBreak/>
         <w:t>FR1</w:t>
       </w:r>
       <w:r>
@@ -6571,7 +6551,15 @@
         <w:t xml:space="preserve">3.2.1.2 </w:t>
       </w:r>
       <w:r>
-        <w:t>Non-Functional Requirements(NFR):</w:t>
+        <w:t xml:space="preserve">Non-Functional </w:t>
+      </w:r>
+      <w:proofErr w:type="gramStart"/>
+      <w:r>
+        <w:t>Requirements(</w:t>
+      </w:r>
+      <w:proofErr w:type="gramEnd"/>
+      <w:r>
+        <w:t>NFR):</w:t>
       </w:r>
     </w:p>
     <w:p>
@@ -6735,9 +6723,10 @@
         <w:pStyle w:val="Heading3"/>
       </w:pPr>
       <w:bookmarkStart w:id="48" w:name="_heading=h.mgp18nndx2i9" w:colFirst="0" w:colLast="0"/>
-      <w:bookmarkStart w:id="49" w:name="_Toc228950784"/>
+      <w:bookmarkStart w:id="49" w:name="_Toc231489977"/>
       <w:bookmarkEnd w:id="48"/>
       <w:r>
+        <w:lastRenderedPageBreak/>
         <w:t>3.2.2 Feasibility Analysis</w:t>
       </w:r>
       <w:bookmarkEnd w:id="49"/>
@@ -6812,7 +6801,21 @@
         <w:rPr>
           <w:rFonts w:hint="eastAsia"/>
         </w:rPr>
-        <w:t>Development tools like XAMPP, VS Code and MySQL are free to use and maintenance cost are low due to system</w:t>
+        <w:t xml:space="preserve">Development tools like XAMPP, VS Code and MySQL are free to </w:t>
+      </w:r>
+      <w:proofErr w:type="gramStart"/>
+      <w:r>
+        <w:rPr>
+          <w:rFonts w:hint="eastAsia"/>
+        </w:rPr>
+        <w:t>use</w:t>
+      </w:r>
+      <w:proofErr w:type="gramEnd"/>
+      <w:r>
+        <w:rPr>
+          <w:rFonts w:hint="eastAsia"/>
+        </w:rPr>
+        <w:t xml:space="preserve"> and maintenance cost are low due to system</w:t>
       </w:r>
       <w:r>
         <w:t>’</w:t>
@@ -6857,7 +6860,7 @@
         <w:pStyle w:val="Heading2"/>
       </w:pPr>
       <w:bookmarkStart w:id="50" w:name="_heading=h.d6cp72a9hhu2" w:colFirst="0" w:colLast="0"/>
-      <w:bookmarkStart w:id="51" w:name="_Toc228950785"/>
+      <w:bookmarkStart w:id="51" w:name="_Toc231489978"/>
       <w:bookmarkEnd w:id="50"/>
       <w:r>
         <w:lastRenderedPageBreak/>
@@ -6870,7 +6873,7 @@
         <w:pStyle w:val="Heading3"/>
       </w:pPr>
       <w:bookmarkStart w:id="52" w:name="_heading=h.k67w28n36xvg" w:colFirst="0" w:colLast="0"/>
-      <w:bookmarkStart w:id="53" w:name="_Toc228950786"/>
+      <w:bookmarkStart w:id="53" w:name="_Toc231489979"/>
       <w:bookmarkEnd w:id="52"/>
       <w:r>
         <w:t xml:space="preserve">3.3.1. </w:t>
@@ -6951,25 +6954,73 @@
     <w:p>
       <w:pPr>
         <w:pStyle w:val="Caption"/>
+        <w:spacing w:line="360" w:lineRule="auto"/>
+        <w:ind w:left="720" w:firstLine="720"/>
+        <w:jc w:val="left"/>
+        <w:rPr>
+          <w:i w:val="0"/>
+          <w:iCs w:val="0"/>
+        </w:rPr>
       </w:pPr>
       <w:bookmarkStart w:id="55" w:name="_Toc222587627"/>
       <w:bookmarkStart w:id="56" w:name="_Toc229035108"/>
       <w:r>
+        <w:rPr>
+          <w:i w:val="0"/>
+          <w:iCs w:val="0"/>
+        </w:rPr>
         <w:t xml:space="preserve">Figure </w:t>
       </w:r>
-      <w:fldSimple w:instr=" SEQ Figure \* ARABIC ">
-        <w:r>
-          <w:rPr>
-            <w:noProof/>
-          </w:rPr>
-          <w:t>1</w:t>
-        </w:r>
-      </w:fldSimple>
-      <w:r>
+      <w:r>
+        <w:rPr>
+          <w:i w:val="0"/>
+          <w:iCs w:val="0"/>
+        </w:rPr>
+        <w:fldChar w:fldCharType="begin"/>
+      </w:r>
+      <w:r>
+        <w:rPr>
+          <w:i w:val="0"/>
+          <w:iCs w:val="0"/>
+        </w:rPr>
+        <w:instrText xml:space="preserve"> SEQ Figure \* ARABIC </w:instrText>
+      </w:r>
+      <w:r>
+        <w:rPr>
+          <w:i w:val="0"/>
+          <w:iCs w:val="0"/>
+        </w:rPr>
+        <w:fldChar w:fldCharType="separate"/>
+      </w:r>
+      <w:r>
+        <w:rPr>
+          <w:i w:val="0"/>
+          <w:iCs w:val="0"/>
+          <w:noProof/>
+        </w:rPr>
+        <w:t>1</w:t>
+      </w:r>
+      <w:r>
+        <w:rPr>
+          <w:i w:val="0"/>
+          <w:iCs w:val="0"/>
+          <w:noProof/>
+        </w:rPr>
+        <w:fldChar w:fldCharType="end"/>
+      </w:r>
+      <w:r>
+        <w:rPr>
+          <w:i w:val="0"/>
+          <w:iCs w:val="0"/>
+        </w:rPr>
         <w:t xml:space="preserve">: </w:t>
       </w:r>
       <w:bookmarkEnd w:id="55"/>
       <w:r>
+        <w:rPr>
+          <w:i w:val="0"/>
+          <w:iCs w:val="0"/>
+        </w:rPr>
         <w:t>Activity Diagram</w:t>
       </w:r>
       <w:bookmarkEnd w:id="56"/>
@@ -6986,7 +7037,7 @@
       </w:pPr>
       <w:bookmarkStart w:id="57" w:name="_heading=h.vmwmntx85w3w" w:colFirst="0" w:colLast="0"/>
       <w:bookmarkStart w:id="58" w:name="_heading=h.7lcjph8hb9cx" w:colFirst="0" w:colLast="0"/>
-      <w:bookmarkStart w:id="59" w:name="_Toc228950787"/>
+      <w:bookmarkStart w:id="59" w:name="_Toc231489980"/>
       <w:bookmarkEnd w:id="57"/>
       <w:bookmarkEnd w:id="58"/>
       <w:r>
@@ -7045,21 +7096,64 @@
     <w:p>
       <w:pPr>
         <w:pStyle w:val="Caption"/>
+        <w:spacing w:line="360" w:lineRule="auto"/>
+        <w:jc w:val="center"/>
+        <w:rPr>
+          <w:i w:val="0"/>
+          <w:iCs w:val="0"/>
+        </w:rPr>
       </w:pPr>
       <w:bookmarkStart w:id="60" w:name="_Toc222587628"/>
       <w:bookmarkStart w:id="61" w:name="_Toc229035109"/>
       <w:r>
+        <w:rPr>
+          <w:i w:val="0"/>
+          <w:iCs w:val="0"/>
+        </w:rPr>
         <w:t xml:space="preserve">Figure </w:t>
       </w:r>
-      <w:fldSimple w:instr=" SEQ Figure \* ARABIC ">
-        <w:r>
-          <w:rPr>
-            <w:noProof/>
-          </w:rPr>
-          <w:t>2</w:t>
-        </w:r>
-      </w:fldSimple>
-      <w:r>
+      <w:r>
+        <w:rPr>
+          <w:i w:val="0"/>
+          <w:iCs w:val="0"/>
+        </w:rPr>
+        <w:fldChar w:fldCharType="begin"/>
+      </w:r>
+      <w:r>
+        <w:rPr>
+          <w:i w:val="0"/>
+          <w:iCs w:val="0"/>
+        </w:rPr>
+        <w:instrText xml:space="preserve"> SEQ Figure \* ARABIC </w:instrText>
+      </w:r>
+      <w:r>
+        <w:rPr>
+          <w:i w:val="0"/>
+          <w:iCs w:val="0"/>
+        </w:rPr>
+        <w:fldChar w:fldCharType="separate"/>
+      </w:r>
+      <w:r>
+        <w:rPr>
+          <w:i w:val="0"/>
+          <w:iCs w:val="0"/>
+          <w:noProof/>
+        </w:rPr>
+        <w:t>2</w:t>
+      </w:r>
+      <w:r>
+        <w:rPr>
+          <w:i w:val="0"/>
+          <w:iCs w:val="0"/>
+          <w:noProof/>
+        </w:rPr>
+        <w:fldChar w:fldCharType="end"/>
+      </w:r>
+      <w:r>
+        <w:rPr>
+          <w:i w:val="0"/>
+          <w:iCs w:val="0"/>
+        </w:rPr>
         <w:t>: ER Diagram</w:t>
       </w:r>
       <w:bookmarkEnd w:id="60"/>
@@ -7075,7 +7169,7 @@
         <w:pStyle w:val="Heading3"/>
       </w:pPr>
       <w:bookmarkStart w:id="62" w:name="_heading=h.48eqp0mcihuv" w:colFirst="0" w:colLast="0"/>
-      <w:bookmarkStart w:id="63" w:name="_Toc228950788"/>
+      <w:bookmarkStart w:id="63" w:name="_Toc231489981"/>
       <w:bookmarkEnd w:id="62"/>
       <w:r>
         <w:lastRenderedPageBreak/>
@@ -7152,29 +7246,93 @@
     <w:p>
       <w:pPr>
         <w:pStyle w:val="Caption"/>
+        <w:spacing w:line="360" w:lineRule="auto"/>
+        <w:jc w:val="center"/>
+        <w:rPr>
+          <w:i w:val="0"/>
+          <w:iCs w:val="0"/>
+          <w:sz w:val="24"/>
+          <w:szCs w:val="24"/>
+        </w:rPr>
       </w:pPr>
       <w:bookmarkStart w:id="64" w:name="_Toc222587629"/>
       <w:bookmarkStart w:id="65" w:name="_Toc229035110"/>
       <w:r>
+        <w:rPr>
+          <w:i w:val="0"/>
+          <w:iCs w:val="0"/>
+          <w:sz w:val="24"/>
+          <w:szCs w:val="24"/>
+        </w:rPr>
         <w:t xml:space="preserve">Figure </w:t>
       </w:r>
-      <w:fldSimple w:instr=" SEQ Figure \* ARABIC ">
-        <w:r>
-          <w:rPr>
-            <w:noProof/>
-          </w:rPr>
-          <w:t>3</w:t>
-        </w:r>
-      </w:fldSimple>
-      <w:r>
+      <w:r>
+        <w:rPr>
+          <w:i w:val="0"/>
+          <w:iCs w:val="0"/>
+          <w:sz w:val="24"/>
+          <w:szCs w:val="24"/>
+        </w:rPr>
+        <w:fldChar w:fldCharType="begin"/>
+      </w:r>
+      <w:r>
+        <w:rPr>
+          <w:i w:val="0"/>
+          <w:iCs w:val="0"/>
+          <w:sz w:val="24"/>
+          <w:szCs w:val="24"/>
+        </w:rPr>
+        <w:instrText xml:space="preserve"> SEQ Figure \* ARABIC </w:instrText>
+      </w:r>
+      <w:r>
+        <w:rPr>
+          <w:i w:val="0"/>
+          <w:iCs w:val="0"/>
+          <w:sz w:val="24"/>
+          <w:szCs w:val="24"/>
+        </w:rPr>
+        <w:fldChar w:fldCharType="separate"/>
+      </w:r>
+      <w:r>
+        <w:rPr>
+          <w:i w:val="0"/>
+          <w:iCs w:val="0"/>
+          <w:noProof/>
+          <w:sz w:val="24"/>
+          <w:szCs w:val="24"/>
+        </w:rPr>
+        <w:t>3</w:t>
+      </w:r>
+      <w:r>
+        <w:rPr>
+          <w:i w:val="0"/>
+          <w:iCs w:val="0"/>
+          <w:noProof/>
+          <w:sz w:val="24"/>
+          <w:szCs w:val="24"/>
+        </w:rPr>
+        <w:fldChar w:fldCharType="end"/>
+      </w:r>
+      <w:r>
+        <w:rPr>
+          <w:i w:val="0"/>
+          <w:iCs w:val="0"/>
+          <w:sz w:val="24"/>
+          <w:szCs w:val="24"/>
+        </w:rPr>
         <w:t>: Use case diagram</w:t>
       </w:r>
       <w:bookmarkEnd w:id="64"/>
       <w:bookmarkEnd w:id="65"/>
     </w:p>
     <w:p>
-      <w:r>
-        <w:t>The include relationships show mandatory sub-processes such as user validation during login, checking item availability when viewing the menu or placing orders, and payment processing as part of order placement. These are essential steps that must always occur within the main use cases. The extend relationships represent optional or conditional functionalities, where tracking order status and viewing order history extend from the main “Place Order” use case, depending on user actions after placing an order. Overall, this enhanced diagram provides a more realistic and structured representation of system behavior, improving clarity of shared and optional processes within the system</w:t>
+      <w:proofErr w:type="gramStart"/>
+      <w:r>
+        <w:t>The</w:t>
+      </w:r>
+      <w:proofErr w:type="gramEnd"/>
+      <w:r>
+        <w:t xml:space="preserve"> include relationships show mandatory sub-processes such as user validation during login, checking item availability when viewing the menu or placing orders, and payment processing as part of order placement. These are essential steps that must always occur within the main use cases. The extend relationships represent optional or conditional functionalities, where tracking order status and viewing order history extend from the main “Place Order” use case, depending on user actions after placing an order. Overall, this enhanced diagram provides a more realistic and structured representation of system behavior, improving clarity of shared and optional processes within the system</w:t>
       </w:r>
       <w:r>
         <w:t>.</w:t>
@@ -7186,9 +7344,10 @@
       </w:pPr>
       <w:bookmarkStart w:id="66" w:name="_heading=h.1w3nix1yeett" w:colFirst="0" w:colLast="0"/>
       <w:bookmarkStart w:id="67" w:name="_heading=h.pkgmwy1kfuz6" w:colFirst="0" w:colLast="0"/>
-      <w:bookmarkStart w:id="68" w:name="_Toc228950789"/>
+      <w:bookmarkStart w:id="68" w:name="_Toc231489982"/>
       <w:bookmarkEnd w:id="66"/>
       <w:bookmarkEnd w:id="67"/>
+      <w:proofErr w:type="gramStart"/>
       <w:r>
         <w:lastRenderedPageBreak/>
         <w:t>3.3.</w:t>
@@ -7197,7 +7356,11 @@
         <w:t>6</w:t>
       </w:r>
       <w:r>
-        <w:t xml:space="preserve">  Sequence diagrams</w:t>
+        <w:t xml:space="preserve">  Sequence</w:t>
+      </w:r>
+      <w:proofErr w:type="gramEnd"/>
+      <w:r>
+        <w:t xml:space="preserve"> diagrams</w:t>
       </w:r>
       <w:bookmarkStart w:id="69" w:name="_heading=h.1cm8n45yh4wo" w:colFirst="0" w:colLast="0"/>
       <w:bookmarkStart w:id="70" w:name="_heading=h.ad4in7mq08rn" w:colFirst="0" w:colLast="0"/>
@@ -7277,21 +7440,80 @@
     <w:p>
       <w:pPr>
         <w:pStyle w:val="Caption"/>
+        <w:spacing w:line="360" w:lineRule="auto"/>
+        <w:jc w:val="center"/>
+        <w:rPr>
+          <w:i w:val="0"/>
+          <w:iCs w:val="0"/>
+          <w:sz w:val="24"/>
+          <w:szCs w:val="24"/>
+        </w:rPr>
       </w:pPr>
       <w:bookmarkStart w:id="73" w:name="_Toc222587630"/>
       <w:bookmarkStart w:id="74" w:name="_Toc229035111"/>
       <w:r>
+        <w:rPr>
+          <w:i w:val="0"/>
+          <w:iCs w:val="0"/>
+          <w:sz w:val="24"/>
+          <w:szCs w:val="24"/>
+        </w:rPr>
         <w:t xml:space="preserve">Figure </w:t>
       </w:r>
-      <w:fldSimple w:instr=" SEQ Figure \* ARABIC ">
-        <w:r>
-          <w:rPr>
-            <w:noProof/>
-          </w:rPr>
-          <w:t>4</w:t>
-        </w:r>
-      </w:fldSimple>
-      <w:r>
+      <w:r>
+        <w:rPr>
+          <w:i w:val="0"/>
+          <w:iCs w:val="0"/>
+          <w:sz w:val="24"/>
+          <w:szCs w:val="24"/>
+        </w:rPr>
+        <w:fldChar w:fldCharType="begin"/>
+      </w:r>
+      <w:r>
+        <w:rPr>
+          <w:i w:val="0"/>
+          <w:iCs w:val="0"/>
+          <w:sz w:val="24"/>
+          <w:szCs w:val="24"/>
+        </w:rPr>
+        <w:instrText xml:space="preserve"> SEQ Figure \* ARABIC </w:instrText>
+      </w:r>
+      <w:r>
+        <w:rPr>
+          <w:i w:val="0"/>
+          <w:iCs w:val="0"/>
+          <w:sz w:val="24"/>
+          <w:szCs w:val="24"/>
+        </w:rPr>
+        <w:fldChar w:fldCharType="separate"/>
+      </w:r>
+      <w:r>
+        <w:rPr>
+          <w:i w:val="0"/>
+          <w:iCs w:val="0"/>
+          <w:noProof/>
+          <w:sz w:val="24"/>
+          <w:szCs w:val="24"/>
+        </w:rPr>
+        <w:t>4</w:t>
+      </w:r>
+      <w:r>
+        <w:rPr>
+          <w:i w:val="0"/>
+          <w:iCs w:val="0"/>
+          <w:noProof/>
+          <w:sz w:val="24"/>
+          <w:szCs w:val="24"/>
+        </w:rPr>
+        <w:fldChar w:fldCharType="end"/>
+      </w:r>
+      <w:r>
+        <w:rPr>
+          <w:i w:val="0"/>
+          <w:iCs w:val="0"/>
+          <w:sz w:val="24"/>
+          <w:szCs w:val="24"/>
+        </w:rPr>
         <w:t>: Sequence diagram</w:t>
       </w:r>
       <w:bookmarkEnd w:id="73"/>
@@ -7299,7 +7521,27 @@
     </w:p>
     <w:p>
       <w:r>
-        <w:t>This sequence diagram shows the step-by-step interaction between Student, Admin, Canteen System, and Database in the Digital Canteen Pre-order System. First, the student browses the menu, and the system fetches menu data from the database. The student then places a one-click order, which is stored as pending and notified to the admin. The admin processes the order by updating its status to preparing or ready, and the student receives live status updates. Finally, during pickup, the student pays physically, the admin marks the order as paid and collected, and the system stores the completed order in order history.</w:t>
+        <w:t xml:space="preserve">This sequence diagram shows the step-by-step interaction between Student, Admin, Canteen System, and Database in the Digital Canteen Pre-order System. First, the student browses the menu, and the system fetches menu data from the database. The student then places a one-click order, which is stored as pending and notified to the admin. The admin processes the order by updating its status to </w:t>
+      </w:r>
+      <w:proofErr w:type="gramStart"/>
+      <w:r>
+        <w:t>preparing</w:t>
+      </w:r>
+      <w:proofErr w:type="gramEnd"/>
+      <w:r>
+        <w:t xml:space="preserve"> or ready, and the student receives </w:t>
+      </w:r>
+      <w:r>
+        <w:lastRenderedPageBreak/>
+        <w:t xml:space="preserve">live status updates. Finally, during pickup, the student pays physically, the admin marks the order as paid and collected, and the system stores the </w:t>
+      </w:r>
+      <w:proofErr w:type="gramStart"/>
+      <w:r>
+        <w:t>completed</w:t>
+      </w:r>
+      <w:proofErr w:type="gramEnd"/>
+      <w:r>
+        <w:t xml:space="preserve"> order in order history.</w:t>
       </w:r>
     </w:p>
     <w:p>
@@ -7310,13 +7552,12 @@
         </w:rPr>
       </w:pPr>
       <w:bookmarkStart w:id="75" w:name="_Toc218671490"/>
-      <w:bookmarkStart w:id="76" w:name="_Toc228950790"/>
+      <w:bookmarkStart w:id="76" w:name="_Toc231489983"/>
       <w:bookmarkEnd w:id="72"/>
       <w:r>
         <w:rPr>
           <w:lang w:val="en-US"/>
         </w:rPr>
-        <w:lastRenderedPageBreak/>
         <w:t xml:space="preserve">3.3.7 </w:t>
       </w:r>
       <w:r>
@@ -7403,25 +7644,90 @@
     <w:p>
       <w:pPr>
         <w:pStyle w:val="Caption"/>
+        <w:spacing w:line="360" w:lineRule="auto"/>
+        <w:jc w:val="center"/>
+        <w:rPr>
+          <w:i w:val="0"/>
+          <w:iCs w:val="0"/>
+          <w:sz w:val="24"/>
+          <w:szCs w:val="24"/>
+        </w:rPr>
       </w:pPr>
       <w:bookmarkStart w:id="77" w:name="_Toc222587631"/>
       <w:bookmarkStart w:id="78" w:name="_Toc229035112"/>
       <w:r>
+        <w:rPr>
+          <w:i w:val="0"/>
+          <w:iCs w:val="0"/>
+          <w:sz w:val="24"/>
+          <w:szCs w:val="24"/>
+        </w:rPr>
         <w:t xml:space="preserve">Figure </w:t>
       </w:r>
-      <w:fldSimple w:instr=" SEQ Figure \* ARABIC ">
-        <w:r>
-          <w:rPr>
-            <w:noProof/>
-          </w:rPr>
-          <w:t>5</w:t>
-        </w:r>
-      </w:fldSimple>
-      <w:r>
+      <w:r>
+        <w:rPr>
+          <w:i w:val="0"/>
+          <w:iCs w:val="0"/>
+          <w:sz w:val="24"/>
+          <w:szCs w:val="24"/>
+        </w:rPr>
+        <w:fldChar w:fldCharType="begin"/>
+      </w:r>
+      <w:r>
+        <w:rPr>
+          <w:i w:val="0"/>
+          <w:iCs w:val="0"/>
+          <w:sz w:val="24"/>
+          <w:szCs w:val="24"/>
+        </w:rPr>
+        <w:instrText xml:space="preserve"> SEQ Figure \* ARABIC </w:instrText>
+      </w:r>
+      <w:r>
+        <w:rPr>
+          <w:i w:val="0"/>
+          <w:iCs w:val="0"/>
+          <w:sz w:val="24"/>
+          <w:szCs w:val="24"/>
+        </w:rPr>
+        <w:fldChar w:fldCharType="separate"/>
+      </w:r>
+      <w:r>
+        <w:rPr>
+          <w:i w:val="0"/>
+          <w:iCs w:val="0"/>
+          <w:noProof/>
+          <w:sz w:val="24"/>
+          <w:szCs w:val="24"/>
+        </w:rPr>
+        <w:t>5</w:t>
+      </w:r>
+      <w:r>
+        <w:rPr>
+          <w:i w:val="0"/>
+          <w:iCs w:val="0"/>
+          <w:noProof/>
+          <w:sz w:val="24"/>
+          <w:szCs w:val="24"/>
+        </w:rPr>
+        <w:fldChar w:fldCharType="end"/>
+      </w:r>
+      <w:r>
+        <w:rPr>
+          <w:i w:val="0"/>
+          <w:iCs w:val="0"/>
+          <w:sz w:val="24"/>
+          <w:szCs w:val="24"/>
+        </w:rPr>
         <w:t xml:space="preserve">: </w:t>
       </w:r>
       <w:bookmarkEnd w:id="77"/>
       <w:r>
+        <w:rPr>
+          <w:i w:val="0"/>
+          <w:iCs w:val="0"/>
+          <w:sz w:val="24"/>
+          <w:szCs w:val="24"/>
+        </w:rPr>
         <w:t>Class Diagram</w:t>
       </w:r>
       <w:bookmarkEnd w:id="78"/>
@@ -7438,7 +7744,59 @@
         </w:rPr>
       </w:pPr>
       <w:r>
-        <w:t>The class diagram of the Digital Canteen Pre-order System represents the main system entities and their relationships. The Student class handles student information and ordering functions, while the Admin class manages menu items and order processing. The MenuItem class stores food item details such as price, image, and availability status. The Order class records student orders, selected menu items, total amount, and order status, whereas the OrderHistory class stores completed order records.</w:t>
+        <w:t xml:space="preserve">The class diagram of the Digital Canteen Pre-order System represents the main system entities and their relationships. The </w:t>
+      </w:r>
+      <w:proofErr w:type="gramStart"/>
+      <w:r>
+        <w:t>Student</w:t>
+      </w:r>
+      <w:proofErr w:type="gramEnd"/>
+      <w:r>
+        <w:t xml:space="preserve"> class handles student information and ordering functions, while the </w:t>
+      </w:r>
+      <w:proofErr w:type="gramStart"/>
+      <w:r>
+        <w:t>Admin</w:t>
+      </w:r>
+      <w:proofErr w:type="gramEnd"/>
+      <w:r>
+        <w:t xml:space="preserve"> class manages menu items and order processing. The </w:t>
+      </w:r>
+      <w:proofErr w:type="spellStart"/>
+      <w:r>
+        <w:t>MenuItem</w:t>
+      </w:r>
+      <w:proofErr w:type="spellEnd"/>
+      <w:r>
+        <w:t xml:space="preserve"> </w:t>
+      </w:r>
+      <w:r>
+        <w:lastRenderedPageBreak/>
+        <w:t xml:space="preserve">class stores food </w:t>
+      </w:r>
+      <w:proofErr w:type="gramStart"/>
+      <w:r>
+        <w:t>item</w:t>
+      </w:r>
+      <w:proofErr w:type="gramEnd"/>
+      <w:r>
+        <w:t xml:space="preserve"> </w:t>
+      </w:r>
+      <w:proofErr w:type="gramStart"/>
+      <w:r>
+        <w:t>details</w:t>
+      </w:r>
+      <w:proofErr w:type="gramEnd"/>
+      <w:r>
+        <w:t xml:space="preserve"> such as price, image, and availability status. The Order class records student orders, selected menu items, total amount, and order status, whereas the </w:t>
+      </w:r>
+      <w:proofErr w:type="spellStart"/>
+      <w:r>
+        <w:t>OrderHistory</w:t>
+      </w:r>
+      <w:proofErr w:type="spellEnd"/>
+      <w:r>
+        <w:t xml:space="preserve"> class stores completed order records.</w:t>
       </w:r>
       <w:r>
         <w:br w:type="page"/>
@@ -7452,7 +7810,7 @@
           <w:szCs w:val="28"/>
         </w:rPr>
       </w:pPr>
-      <w:bookmarkStart w:id="79" w:name="_Toc228950791"/>
+      <w:bookmarkStart w:id="79" w:name="_Toc231489984"/>
       <w:r>
         <w:rPr>
           <w:rFonts w:hint="eastAsia"/>
@@ -7472,28 +7830,84 @@
         <w:rPr>
           <w:lang w:val="en-GB"/>
         </w:rPr>
-        <w:t>[1] Joshi, S., Kasaju, B., Karki, P., Aryal, S. K., &amp; Chhetri, S. B. (2022, October). Smart canteen management system. In 2022 IEEE 2nd Mysore Sub Section International Conference (MysuruCon) (pp. 1-5). IEEE.</w:t>
-      </w:r>
-    </w:p>
-    <w:p>
-      <w:pPr>
+        <w:t xml:space="preserve">[1] Joshi, S., </w:t>
+      </w:r>
+      <w:proofErr w:type="spellStart"/>
+      <w:r>
         <w:rPr>
           <w:lang w:val="en-GB"/>
         </w:rPr>
-      </w:pPr>
+        <w:t>Kasaju</w:t>
+      </w:r>
+      <w:proofErr w:type="spellEnd"/>
       <w:r>
         <w:rPr>
           <w:lang w:val="en-GB"/>
         </w:rPr>
-        <w:t>[2] Toma, S. T. F., Karmaker, D., Iqbal, S., Pantho, M. H. K., &amp; Antara, R. S. I. (2021, December). Canteen Automation System: An Approach for “Smart City” Planning. In 2021 IEEE Asia-Pacific Conference on Computer Science and Data Engineering (CSDE) (pp. 1-6). IEEE.</w:t>
-      </w:r>
-    </w:p>
-    <w:p>
+        <w:t>, B., Karki, P., Aryal, S. K., &amp; Chhetri, S. B. (2022, October). Smart canteen management system. In 2022 IEEE 2nd Mysore Sub Section International Conference (</w:t>
+      </w:r>
+      <w:proofErr w:type="spellStart"/>
       <w:r>
         <w:rPr>
           <w:lang w:val="en-GB"/>
         </w:rPr>
-        <w:t>[3] Narendran, A., Inuguri, A. H., Yashaswini, M., Sundaram, S., &amp; Khanna, M. (2024, November). A Next-Gen Approach to Streamlined Canteen Management Systems using Mesa Framework. In 2024 8th International Conference on Computational System and Information Technology for Sustainable Solutions (CSITSS) (pp. 1-5). IEEE</w:t>
+        <w:t>MysuruCon</w:t>
+      </w:r>
+      <w:proofErr w:type="spellEnd"/>
+      <w:r>
+        <w:rPr>
+          <w:lang w:val="en-GB"/>
+        </w:rPr>
+        <w:t>) (pp. 1-5). IEEE.</w:t>
+      </w:r>
+    </w:p>
+    <w:p>
+      <w:pPr>
+        <w:rPr>
+          <w:lang w:val="en-GB"/>
+        </w:rPr>
+      </w:pPr>
+      <w:r>
+        <w:rPr>
+          <w:lang w:val="en-GB"/>
+        </w:rPr>
+        <w:t xml:space="preserve">[2] Toma, S. T. F., Karmaker, D., Iqbal, S., </w:t>
+      </w:r>
+      <w:proofErr w:type="spellStart"/>
+      <w:r>
+        <w:rPr>
+          <w:lang w:val="en-GB"/>
+        </w:rPr>
+        <w:t>Pantho</w:t>
+      </w:r>
+      <w:proofErr w:type="spellEnd"/>
+      <w:r>
+        <w:rPr>
+          <w:lang w:val="en-GB"/>
+        </w:rPr>
+        <w:t>, M. H. K., &amp; Antara, R. S. I. (2021, December). Canteen Automation System: An Approach for “Smart City” Planning. In 2021 IEEE Asia-Pacific Conference on Computer Science and Data Engineering (CSDE) (pp. 1-6). IEEE.</w:t>
+      </w:r>
+    </w:p>
+    <w:p>
+      <w:r>
+        <w:rPr>
+          <w:lang w:val="en-GB"/>
+        </w:rPr>
+        <w:t xml:space="preserve">[3] Narendran, A., </w:t>
+      </w:r>
+      <w:proofErr w:type="spellStart"/>
+      <w:r>
+        <w:rPr>
+          <w:lang w:val="en-GB"/>
+        </w:rPr>
+        <w:t>Inuguri</w:t>
+      </w:r>
+      <w:proofErr w:type="spellEnd"/>
+      <w:r>
+        <w:rPr>
+          <w:lang w:val="en-GB"/>
+        </w:rPr>
+        <w:t>, A. H., Yashaswini, M., Sundaram, S., &amp; Khanna, M. (2024, November). A Next-Gen Approach to Streamlined Canteen Management Systems using Mesa Framework. In 2024 8th International Conference on Computational System and Information Technology for Sustainable Solutions (CSITSS) (pp. 1-5). IEEE</w:t>
       </w:r>
     </w:p>
     <w:sectPr>
@@ -8419,6 +8833,119 @@
     </w:lvl>
   </w:abstractNum>
   <w:abstractNum w:abstractNumId="5" w15:restartNumberingAfterBreak="0">
+    <w:nsid w:val="1DFA2729"/>
+    <w:multiLevelType w:val="hybridMultilevel"/>
+    <w:tmpl w:val="FF8E9856"/>
+    <w:lvl w:ilvl="0" w:tplc="04090001">
+      <w:start w:val="1"/>
+      <w:numFmt w:val="bullet"/>
+      <w:lvlText w:val=""/>
+      <w:lvlJc w:val="left"/>
+      <w:pPr>
+        <w:ind w:left="720" w:hanging="360"/>
+      </w:pPr>
+      <w:rPr>
+        <w:rFonts w:ascii="Symbol" w:hAnsi="Symbol" w:hint="default"/>
+      </w:rPr>
+    </w:lvl>
+    <w:lvl w:ilvl="1" w:tplc="04090003" w:tentative="1">
+      <w:start w:val="1"/>
+      <w:numFmt w:val="bullet"/>
+      <w:lvlText w:val="o"/>
+      <w:lvlJc w:val="left"/>
+      <w:pPr>
+        <w:ind w:left="1440" w:hanging="360"/>
+      </w:pPr>
+      <w:rPr>
+        <w:rFonts w:ascii="Courier New" w:hAnsi="Courier New" w:cs="Courier New" w:hint="default"/>
+      </w:rPr>
+    </w:lvl>
+    <w:lvl w:ilvl="2" w:tplc="04090005" w:tentative="1">
+      <w:start w:val="1"/>
+      <w:numFmt w:val="bullet"/>
+      <w:lvlText w:val=""/>
+      <w:lvlJc w:val="left"/>
+      <w:pPr>
+        <w:ind w:left="2160" w:hanging="360"/>
+      </w:pPr>
+      <w:rPr>
+        <w:rFonts w:ascii="Wingdings" w:hAnsi="Wingdings" w:hint="default"/>
+      </w:rPr>
+    </w:lvl>
+    <w:lvl w:ilvl="3" w:tplc="04090001" w:tentative="1">
+      <w:start w:val="1"/>
+      <w:numFmt w:val="bullet"/>
+      <w:lvlText w:val=""/>
+      <w:lvlJc w:val="left"/>
+      <w:pPr>
+        <w:ind w:left="2880" w:hanging="360"/>
+      </w:pPr>
+      <w:rPr>
+        <w:rFonts w:ascii="Symbol" w:hAnsi="Symbol" w:hint="default"/>
+      </w:rPr>
+    </w:lvl>
+    <w:lvl w:ilvl="4" w:tplc="04090003" w:tentative="1">
+      <w:start w:val="1"/>
+      <w:numFmt w:val="bullet"/>
+      <w:lvlText w:val="o"/>
+      <w:lvlJc w:val="left"/>
+      <w:pPr>
+        <w:ind w:left="3600" w:hanging="360"/>
+      </w:pPr>
+      <w:rPr>
+        <w:rFonts w:ascii="Courier New" w:hAnsi="Courier New" w:cs="Courier New" w:hint="default"/>
+      </w:rPr>
+    </w:lvl>
+    <w:lvl w:ilvl="5" w:tplc="04090005" w:tentative="1">
+      <w:start w:val="1"/>
+      <w:numFmt w:val="bullet"/>
+      <w:lvlText w:val=""/>
+      <w:lvlJc w:val="left"/>
+      <w:pPr>
+        <w:ind w:left="4320" w:hanging="360"/>
+      </w:pPr>
+      <w:rPr>
+        <w:rFonts w:ascii="Wingdings" w:hAnsi="Wingdings" w:hint="default"/>
+      </w:rPr>
+    </w:lvl>
+    <w:lvl w:ilvl="6" w:tplc="04090001" w:tentative="1">
+      <w:start w:val="1"/>
+      <w:numFmt w:val="bullet"/>
+      <w:lvlText w:val=""/>
+      <w:lvlJc w:val="left"/>
+      <w:pPr>
+        <w:ind w:left="5040" w:hanging="360"/>
+      </w:pPr>
+      <w:rPr>
+        <w:rFonts w:ascii="Symbol" w:hAnsi="Symbol" w:hint="default"/>
+      </w:rPr>
+    </w:lvl>
+    <w:lvl w:ilvl="7" w:tplc="04090003" w:tentative="1">
+      <w:start w:val="1"/>
+      <w:numFmt w:val="bullet"/>
+      <w:lvlText w:val="o"/>
+      <w:lvlJc w:val="left"/>
+      <w:pPr>
+        <w:ind w:left="5760" w:hanging="360"/>
+      </w:pPr>
+      <w:rPr>
+        <w:rFonts w:ascii="Courier New" w:hAnsi="Courier New" w:cs="Courier New" w:hint="default"/>
+      </w:rPr>
+    </w:lvl>
+    <w:lvl w:ilvl="8" w:tplc="04090005" w:tentative="1">
+      <w:start w:val="1"/>
+      <w:numFmt w:val="bullet"/>
+      <w:lvlText w:val=""/>
+      <w:lvlJc w:val="left"/>
+      <w:pPr>
+        <w:ind w:left="6480" w:hanging="360"/>
+      </w:pPr>
+      <w:rPr>
+        <w:rFonts w:ascii="Wingdings" w:hAnsi="Wingdings" w:hint="default"/>
+      </w:rPr>
+    </w:lvl>
+  </w:abstractNum>
+  <w:abstractNum w:abstractNumId="6" w15:restartNumberingAfterBreak="0">
     <w:nsid w:val="1F7B5CA9"/>
     <w:multiLevelType w:val="hybridMultilevel"/>
     <w:tmpl w:val="21DAEA16"/>
@@ -8531,7 +9058,7 @@
       </w:rPr>
     </w:lvl>
   </w:abstractNum>
-  <w:abstractNum w:abstractNumId="6" w15:restartNumberingAfterBreak="0">
+  <w:abstractNum w:abstractNumId="7" w15:restartNumberingAfterBreak="0">
     <w:nsid w:val="23B463B2"/>
     <w:multiLevelType w:val="multilevel"/>
     <w:tmpl w:val="BACCBC34"/>
@@ -8680,7 +9207,7 @@
       </w:rPr>
     </w:lvl>
   </w:abstractNum>
-  <w:abstractNum w:abstractNumId="7" w15:restartNumberingAfterBreak="0">
+  <w:abstractNum w:abstractNumId="8" w15:restartNumberingAfterBreak="0">
     <w:nsid w:val="2705313F"/>
     <w:multiLevelType w:val="hybridMultilevel"/>
     <w:tmpl w:val="081A2988"/>
@@ -8793,7 +9320,7 @@
       </w:rPr>
     </w:lvl>
   </w:abstractNum>
-  <w:abstractNum w:abstractNumId="8" w15:restartNumberingAfterBreak="0">
+  <w:abstractNum w:abstractNumId="9" w15:restartNumberingAfterBreak="0">
     <w:nsid w:val="2A430220"/>
     <w:multiLevelType w:val="hybridMultilevel"/>
     <w:tmpl w:val="82101E6C"/>
@@ -8933,7 +9460,7 @@
       </w:rPr>
     </w:lvl>
   </w:abstractNum>
-  <w:abstractNum w:abstractNumId="9" w15:restartNumberingAfterBreak="0">
+  <w:abstractNum w:abstractNumId="10" w15:restartNumberingAfterBreak="0">
     <w:nsid w:val="2BE8145E"/>
     <w:multiLevelType w:val="hybridMultilevel"/>
     <w:tmpl w:val="03B48616"/>
@@ -9046,7 +9573,7 @@
       </w:rPr>
     </w:lvl>
   </w:abstractNum>
-  <w:abstractNum w:abstractNumId="10" w15:restartNumberingAfterBreak="0">
+  <w:abstractNum w:abstractNumId="11" w15:restartNumberingAfterBreak="0">
     <w:nsid w:val="2C1E343B"/>
     <w:multiLevelType w:val="multilevel"/>
     <w:tmpl w:val="EFBED434"/>
@@ -9159,7 +9686,7 @@
       </w:rPr>
     </w:lvl>
   </w:abstractNum>
-  <w:abstractNum w:abstractNumId="11" w15:restartNumberingAfterBreak="0">
+  <w:abstractNum w:abstractNumId="12" w15:restartNumberingAfterBreak="0">
     <w:nsid w:val="30DB0565"/>
     <w:multiLevelType w:val="hybridMultilevel"/>
     <w:tmpl w:val="659EEAA6"/>
@@ -9299,7 +9826,7 @@
       </w:rPr>
     </w:lvl>
   </w:abstractNum>
-  <w:abstractNum w:abstractNumId="12" w15:restartNumberingAfterBreak="0">
+  <w:abstractNum w:abstractNumId="13" w15:restartNumberingAfterBreak="0">
     <w:nsid w:val="32D30A9D"/>
     <w:multiLevelType w:val="hybridMultilevel"/>
     <w:tmpl w:val="B6C663C4"/>
@@ -9412,7 +9939,7 @@
       </w:rPr>
     </w:lvl>
   </w:abstractNum>
-  <w:abstractNum w:abstractNumId="13" w15:restartNumberingAfterBreak="0">
+  <w:abstractNum w:abstractNumId="14" w15:restartNumberingAfterBreak="0">
     <w:nsid w:val="39373846"/>
     <w:multiLevelType w:val="hybridMultilevel"/>
     <w:tmpl w:val="2A22BAE8"/>
@@ -9525,7 +10052,7 @@
       </w:rPr>
     </w:lvl>
   </w:abstractNum>
-  <w:abstractNum w:abstractNumId="14" w15:restartNumberingAfterBreak="0">
+  <w:abstractNum w:abstractNumId="15" w15:restartNumberingAfterBreak="0">
     <w:nsid w:val="3A4941CD"/>
     <w:multiLevelType w:val="multilevel"/>
     <w:tmpl w:val="790E92A8"/>
@@ -9638,7 +10165,7 @@
       </w:rPr>
     </w:lvl>
   </w:abstractNum>
-  <w:abstractNum w:abstractNumId="15" w15:restartNumberingAfterBreak="0">
+  <w:abstractNum w:abstractNumId="16" w15:restartNumberingAfterBreak="0">
     <w:nsid w:val="3E0450F8"/>
     <w:multiLevelType w:val="multilevel"/>
     <w:tmpl w:val="DE3EAC7E"/>
@@ -9787,7 +10314,7 @@
       </w:rPr>
     </w:lvl>
   </w:abstractNum>
-  <w:abstractNum w:abstractNumId="16" w15:restartNumberingAfterBreak="0">
+  <w:abstractNum w:abstractNumId="17" w15:restartNumberingAfterBreak="0">
     <w:nsid w:val="3FDE56DC"/>
     <w:multiLevelType w:val="hybridMultilevel"/>
     <w:tmpl w:val="DF7EA078"/>
@@ -9900,7 +10427,7 @@
       </w:rPr>
     </w:lvl>
   </w:abstractNum>
-  <w:abstractNum w:abstractNumId="17" w15:restartNumberingAfterBreak="0">
+  <w:abstractNum w:abstractNumId="18" w15:restartNumberingAfterBreak="0">
     <w:nsid w:val="42945877"/>
     <w:multiLevelType w:val="hybridMultilevel"/>
     <w:tmpl w:val="2DD6B7BE"/>
@@ -10013,7 +10540,7 @@
       </w:rPr>
     </w:lvl>
   </w:abstractNum>
-  <w:abstractNum w:abstractNumId="18" w15:restartNumberingAfterBreak="0">
+  <w:abstractNum w:abstractNumId="19" w15:restartNumberingAfterBreak="0">
     <w:nsid w:val="42FA25EF"/>
     <w:multiLevelType w:val="hybridMultilevel"/>
     <w:tmpl w:val="B1C2FD3E"/>
@@ -10102,7 +10629,7 @@
       </w:pPr>
     </w:lvl>
   </w:abstractNum>
-  <w:abstractNum w:abstractNumId="19" w15:restartNumberingAfterBreak="0">
+  <w:abstractNum w:abstractNumId="20" w15:restartNumberingAfterBreak="0">
     <w:nsid w:val="45422BF2"/>
     <w:multiLevelType w:val="multilevel"/>
     <w:tmpl w:val="790E92A8"/>
@@ -10215,7 +10742,7 @@
       </w:rPr>
     </w:lvl>
   </w:abstractNum>
-  <w:abstractNum w:abstractNumId="20" w15:restartNumberingAfterBreak="0">
+  <w:abstractNum w:abstractNumId="21" w15:restartNumberingAfterBreak="0">
     <w:nsid w:val="47BE0AB7"/>
     <w:multiLevelType w:val="hybridMultilevel"/>
     <w:tmpl w:val="68588E18"/>
@@ -10355,7 +10882,7 @@
       </w:rPr>
     </w:lvl>
   </w:abstractNum>
-  <w:abstractNum w:abstractNumId="21" w15:restartNumberingAfterBreak="0">
+  <w:abstractNum w:abstractNumId="22" w15:restartNumberingAfterBreak="0">
     <w:nsid w:val="49917C4E"/>
     <w:multiLevelType w:val="hybridMultilevel"/>
     <w:tmpl w:val="3C0C00A4"/>
@@ -10468,7 +10995,7 @@
       </w:rPr>
     </w:lvl>
   </w:abstractNum>
-  <w:abstractNum w:abstractNumId="22" w15:restartNumberingAfterBreak="0">
+  <w:abstractNum w:abstractNumId="23" w15:restartNumberingAfterBreak="0">
     <w:nsid w:val="4A240EFD"/>
     <w:multiLevelType w:val="hybridMultilevel"/>
     <w:tmpl w:val="4454A1A2"/>
@@ -10581,7 +11108,7 @@
       </w:rPr>
     </w:lvl>
   </w:abstractNum>
-  <w:abstractNum w:abstractNumId="23" w15:restartNumberingAfterBreak="0">
+  <w:abstractNum w:abstractNumId="24" w15:restartNumberingAfterBreak="0">
     <w:nsid w:val="4CA82020"/>
     <w:multiLevelType w:val="multilevel"/>
     <w:tmpl w:val="473C31AA"/>
@@ -10694,7 +11221,7 @@
       </w:rPr>
     </w:lvl>
   </w:abstractNum>
-  <w:abstractNum w:abstractNumId="24" w15:restartNumberingAfterBreak="0">
+  <w:abstractNum w:abstractNumId="25" w15:restartNumberingAfterBreak="0">
     <w:nsid w:val="56944229"/>
     <w:multiLevelType w:val="hybridMultilevel"/>
     <w:tmpl w:val="D364648C"/>
@@ -10834,7 +11361,7 @@
       </w:rPr>
     </w:lvl>
   </w:abstractNum>
-  <w:abstractNum w:abstractNumId="25" w15:restartNumberingAfterBreak="0">
+  <w:abstractNum w:abstractNumId="26" w15:restartNumberingAfterBreak="0">
     <w:nsid w:val="57604116"/>
     <w:multiLevelType w:val="multilevel"/>
     <w:tmpl w:val="6A18868A"/>
@@ -10983,7 +11510,7 @@
       </w:rPr>
     </w:lvl>
   </w:abstractNum>
-  <w:abstractNum w:abstractNumId="26" w15:restartNumberingAfterBreak="0">
+  <w:abstractNum w:abstractNumId="27" w15:restartNumberingAfterBreak="0">
     <w:nsid w:val="5D2116A7"/>
     <w:multiLevelType w:val="hybridMultilevel"/>
     <w:tmpl w:val="6BE21D5C"/>
@@ -11123,7 +11650,7 @@
       </w:rPr>
     </w:lvl>
   </w:abstractNum>
-  <w:abstractNum w:abstractNumId="27" w15:restartNumberingAfterBreak="0">
+  <w:abstractNum w:abstractNumId="28" w15:restartNumberingAfterBreak="0">
     <w:nsid w:val="5D5E2563"/>
     <w:multiLevelType w:val="multilevel"/>
     <w:tmpl w:val="F77A8DE8"/>
@@ -11236,7 +11763,7 @@
       </w:rPr>
     </w:lvl>
   </w:abstractNum>
-  <w:abstractNum w:abstractNumId="28" w15:restartNumberingAfterBreak="0">
+  <w:abstractNum w:abstractNumId="29" w15:restartNumberingAfterBreak="0">
     <w:nsid w:val="5DF71867"/>
     <w:multiLevelType w:val="hybridMultilevel"/>
     <w:tmpl w:val="EC9499A4"/>
@@ -11349,7 +11876,7 @@
       </w:rPr>
     </w:lvl>
   </w:abstractNum>
-  <w:abstractNum w:abstractNumId="29" w15:restartNumberingAfterBreak="0">
+  <w:abstractNum w:abstractNumId="30" w15:restartNumberingAfterBreak="0">
     <w:nsid w:val="618F65E9"/>
     <w:multiLevelType w:val="hybridMultilevel"/>
     <w:tmpl w:val="CF6AB53E"/>
@@ -11489,7 +12016,7 @@
       </w:rPr>
     </w:lvl>
   </w:abstractNum>
-  <w:abstractNum w:abstractNumId="30" w15:restartNumberingAfterBreak="0">
+  <w:abstractNum w:abstractNumId="31" w15:restartNumberingAfterBreak="0">
     <w:nsid w:val="67404207"/>
     <w:multiLevelType w:val="multilevel"/>
     <w:tmpl w:val="B6A20134"/>
@@ -11602,7 +12129,7 @@
       </w:rPr>
     </w:lvl>
   </w:abstractNum>
-  <w:abstractNum w:abstractNumId="31" w15:restartNumberingAfterBreak="0">
+  <w:abstractNum w:abstractNumId="32" w15:restartNumberingAfterBreak="0">
     <w:nsid w:val="6C2D3D03"/>
     <w:multiLevelType w:val="multilevel"/>
     <w:tmpl w:val="B82AD698"/>
@@ -11715,7 +12242,7 @@
       </w:rPr>
     </w:lvl>
   </w:abstractNum>
-  <w:abstractNum w:abstractNumId="32" w15:restartNumberingAfterBreak="0">
+  <w:abstractNum w:abstractNumId="33" w15:restartNumberingAfterBreak="0">
     <w:nsid w:val="6D3900D2"/>
     <w:multiLevelType w:val="hybridMultilevel"/>
     <w:tmpl w:val="304C559A"/>
@@ -11828,7 +12355,7 @@
       </w:rPr>
     </w:lvl>
   </w:abstractNum>
-  <w:abstractNum w:abstractNumId="33" w15:restartNumberingAfterBreak="0">
+  <w:abstractNum w:abstractNumId="34" w15:restartNumberingAfterBreak="0">
     <w:nsid w:val="72DC2F93"/>
     <w:multiLevelType w:val="hybridMultilevel"/>
     <w:tmpl w:val="9FF0338E"/>
@@ -11941,7 +12468,7 @@
       </w:rPr>
     </w:lvl>
   </w:abstractNum>
-  <w:abstractNum w:abstractNumId="34" w15:restartNumberingAfterBreak="0">
+  <w:abstractNum w:abstractNumId="35" w15:restartNumberingAfterBreak="0">
     <w:nsid w:val="73C51031"/>
     <w:multiLevelType w:val="hybridMultilevel"/>
     <w:tmpl w:val="577EE7BE"/>
@@ -12030,7 +12557,7 @@
       </w:pPr>
     </w:lvl>
   </w:abstractNum>
-  <w:abstractNum w:abstractNumId="35" w15:restartNumberingAfterBreak="0">
+  <w:abstractNum w:abstractNumId="36" w15:restartNumberingAfterBreak="0">
     <w:nsid w:val="76DB77F5"/>
     <w:multiLevelType w:val="multilevel"/>
     <w:tmpl w:val="790E92A8"/>
@@ -12143,7 +12670,7 @@
       </w:rPr>
     </w:lvl>
   </w:abstractNum>
-  <w:abstractNum w:abstractNumId="36" w15:restartNumberingAfterBreak="0">
+  <w:abstractNum w:abstractNumId="37" w15:restartNumberingAfterBreak="0">
     <w:nsid w:val="78116337"/>
     <w:multiLevelType w:val="hybridMultilevel"/>
     <w:tmpl w:val="079AED2A"/>
@@ -12256,7 +12783,7 @@
       </w:rPr>
     </w:lvl>
   </w:abstractNum>
-  <w:abstractNum w:abstractNumId="37" w15:restartNumberingAfterBreak="0">
+  <w:abstractNum w:abstractNumId="38" w15:restartNumberingAfterBreak="0">
     <w:nsid w:val="7C3A02B6"/>
     <w:multiLevelType w:val="multilevel"/>
     <w:tmpl w:val="75A846DE"/>
@@ -12405,7 +12932,7 @@
       </w:rPr>
     </w:lvl>
   </w:abstractNum>
-  <w:abstractNum w:abstractNumId="38" w15:restartNumberingAfterBreak="0">
+  <w:abstractNum w:abstractNumId="39" w15:restartNumberingAfterBreak="0">
     <w:nsid w:val="7E747154"/>
     <w:multiLevelType w:val="multilevel"/>
     <w:tmpl w:val="B1F82D26"/>
@@ -12518,7 +13045,7 @@
       </w:rPr>
     </w:lvl>
   </w:abstractNum>
-  <w:abstractNum w:abstractNumId="39" w15:restartNumberingAfterBreak="0">
+  <w:abstractNum w:abstractNumId="40" w15:restartNumberingAfterBreak="0">
     <w:nsid w:val="7FCD24E8"/>
     <w:multiLevelType w:val="hybridMultilevel"/>
     <w:tmpl w:val="39CCB8A2"/>
@@ -12632,31 +13159,31 @@
     </w:lvl>
   </w:abstractNum>
   <w:num w:numId="1" w16cid:durableId="1779519581">
-    <w:abstractNumId w:val="38"/>
+    <w:abstractNumId w:val="39"/>
   </w:num>
   <w:num w:numId="2" w16cid:durableId="750321729">
-    <w:abstractNumId w:val="23"/>
+    <w:abstractNumId w:val="24"/>
   </w:num>
   <w:num w:numId="3" w16cid:durableId="1081877140">
-    <w:abstractNumId w:val="10"/>
+    <w:abstractNumId w:val="11"/>
   </w:num>
   <w:num w:numId="4" w16cid:durableId="931626447">
     <w:abstractNumId w:val="2"/>
   </w:num>
   <w:num w:numId="5" w16cid:durableId="1769307970">
-    <w:abstractNumId w:val="35"/>
+    <w:abstractNumId w:val="36"/>
   </w:num>
   <w:num w:numId="6" w16cid:durableId="2075003902">
-    <w:abstractNumId w:val="21"/>
+    <w:abstractNumId w:val="22"/>
   </w:num>
   <w:num w:numId="7" w16cid:durableId="1325863560">
-    <w:abstractNumId w:val="5"/>
+    <w:abstractNumId w:val="6"/>
   </w:num>
   <w:num w:numId="8" w16cid:durableId="1848399238">
-    <w:abstractNumId w:val="22"/>
+    <w:abstractNumId w:val="23"/>
   </w:num>
   <w:num w:numId="9" w16cid:durableId="255287008">
-    <w:abstractNumId w:val="37"/>
+    <w:abstractNumId w:val="38"/>
   </w:num>
   <w:num w:numId="10" w16cid:durableId="1253467923">
     <w:abstractNumId w:val="0"/>
@@ -12665,91 +13192,94 @@
     <w:abstractNumId w:val="3"/>
   </w:num>
   <w:num w:numId="12" w16cid:durableId="1129470075">
-    <w:abstractNumId w:val="30"/>
+    <w:abstractNumId w:val="31"/>
   </w:num>
   <w:num w:numId="13" w16cid:durableId="117114624">
-    <w:abstractNumId w:val="12"/>
+    <w:abstractNumId w:val="13"/>
   </w:num>
   <w:num w:numId="14" w16cid:durableId="1565918904">
-    <w:abstractNumId w:val="32"/>
+    <w:abstractNumId w:val="33"/>
   </w:num>
   <w:num w:numId="15" w16cid:durableId="2010476193">
+    <w:abstractNumId w:val="19"/>
+  </w:num>
+  <w:num w:numId="16" w16cid:durableId="658533488">
+    <w:abstractNumId w:val="9"/>
+  </w:num>
+  <w:num w:numId="17" w16cid:durableId="2143691978">
+    <w:abstractNumId w:val="27"/>
+  </w:num>
+  <w:num w:numId="18" w16cid:durableId="1656645690">
+    <w:abstractNumId w:val="26"/>
+  </w:num>
+  <w:num w:numId="19" w16cid:durableId="1792285138">
+    <w:abstractNumId w:val="16"/>
+  </w:num>
+  <w:num w:numId="20" w16cid:durableId="922878189">
+    <w:abstractNumId w:val="35"/>
+  </w:num>
+  <w:num w:numId="21" w16cid:durableId="356778980">
+    <w:abstractNumId w:val="15"/>
+  </w:num>
+  <w:num w:numId="22" w16cid:durableId="412314816">
+    <w:abstractNumId w:val="20"/>
+  </w:num>
+  <w:num w:numId="23" w16cid:durableId="1354503564">
     <w:abstractNumId w:val="18"/>
   </w:num>
-  <w:num w:numId="16" w16cid:durableId="658533488">
+  <w:num w:numId="24" w16cid:durableId="1868250435">
+    <w:abstractNumId w:val="37"/>
+  </w:num>
+  <w:num w:numId="25" w16cid:durableId="705985321">
     <w:abstractNumId w:val="8"/>
   </w:num>
-  <w:num w:numId="17" w16cid:durableId="2143691978">
-    <w:abstractNumId w:val="26"/>
-  </w:num>
-  <w:num w:numId="18" w16cid:durableId="1656645690">
-    <w:abstractNumId w:val="25"/>
-  </w:num>
-  <w:num w:numId="19" w16cid:durableId="1792285138">
-    <w:abstractNumId w:val="15"/>
-  </w:num>
-  <w:num w:numId="20" w16cid:durableId="922878189">
+  <w:num w:numId="26" w16cid:durableId="886987220">
     <w:abstractNumId w:val="34"/>
   </w:num>
-  <w:num w:numId="21" w16cid:durableId="356778980">
-    <w:abstractNumId w:val="14"/>
-  </w:num>
-  <w:num w:numId="22" w16cid:durableId="412314816">
-    <w:abstractNumId w:val="19"/>
-  </w:num>
-  <w:num w:numId="23" w16cid:durableId="1354503564">
-    <w:abstractNumId w:val="17"/>
-  </w:num>
-  <w:num w:numId="24" w16cid:durableId="1868250435">
-    <w:abstractNumId w:val="36"/>
-  </w:num>
-  <w:num w:numId="25" w16cid:durableId="705985321">
-    <w:abstractNumId w:val="7"/>
-  </w:num>
-  <w:num w:numId="26" w16cid:durableId="886987220">
-    <w:abstractNumId w:val="33"/>
-  </w:num>
   <w:num w:numId="27" w16cid:durableId="1471635816">
-    <w:abstractNumId w:val="9"/>
+    <w:abstractNumId w:val="10"/>
   </w:num>
   <w:num w:numId="28" w16cid:durableId="1093161150">
-    <w:abstractNumId w:val="28"/>
+    <w:abstractNumId w:val="29"/>
   </w:num>
   <w:num w:numId="29" w16cid:durableId="1015424813">
-    <w:abstractNumId w:val="27"/>
+    <w:abstractNumId w:val="28"/>
   </w:num>
   <w:num w:numId="30" w16cid:durableId="866530112">
     <w:abstractNumId w:val="4"/>
   </w:num>
   <w:num w:numId="31" w16cid:durableId="426460705">
-    <w:abstractNumId w:val="31"/>
+    <w:abstractNumId w:val="32"/>
   </w:num>
   <w:num w:numId="32" w16cid:durableId="525215914">
-    <w:abstractNumId w:val="20"/>
+    <w:abstractNumId w:val="21"/>
   </w:num>
   <w:num w:numId="33" w16cid:durableId="1945991955">
-    <w:abstractNumId w:val="11"/>
+    <w:abstractNumId w:val="12"/>
   </w:num>
   <w:num w:numId="34" w16cid:durableId="375398361">
     <w:abstractNumId w:val="1"/>
   </w:num>
   <w:num w:numId="35" w16cid:durableId="542450698">
-    <w:abstractNumId w:val="16"/>
+    <w:abstractNumId w:val="17"/>
   </w:num>
   <w:num w:numId="36" w16cid:durableId="1347440957">
-    <w:abstractNumId w:val="6"/>
+    <w:abstractNumId w:val="7"/>
   </w:num>
   <w:num w:numId="37" w16cid:durableId="917442176">
-    <w:abstractNumId w:val="39"/>
+    <w:abstractNumId w:val="40"/>
   </w:num>
   <w:num w:numId="38" w16cid:durableId="1085422260">
-    <w:abstractNumId w:val="13"/>
+    <w:abstractNumId w:val="14"/>
   </w:num>
   <w:num w:numId="39" w16cid:durableId="292715476">
-    <w:abstractNumId w:val="24"/>
+    <w:abstractNumId w:val="25"/>
   </w:num>
   <w:num w:numId="40" w16cid:durableId="20057168">
-    <w:abstractNumId w:val="29"/>
+    <w:abstractNumId w:val="30"/>
+  </w:num>
+  <w:num w:numId="41" w16cid:durableId="1231188666">
+    <w:abstractNumId w:val="5"/>
   </w:num>
 </w:numbering>
 </file>
@@ -13284,7 +13814,6 @@
   <w:style w:type="character" w:default="1" w:styleId="DefaultParagraphFont">
     <w:name w:val="Default Paragraph Font"/>
     <w:uiPriority w:val="1"/>
-    <w:semiHidden/>
     <w:unhideWhenUsed/>
   </w:style>
   <w:style w:type="table" w:default="1" w:styleId="TableNormal">

--- a/Slides/Proposal Documentation.docx
+++ b/Slides/Proposal Documentation.docx
@@ -1,6 +1,6 @@
 
 <file path=word/document.xml><?xml version="1.0" encoding="utf-8"?>
-<w:document xmlns:wpc="http://schemas.microsoft.com/office/word/2010/wordprocessingCanvas" xmlns:cx="http://schemas.microsoft.com/office/drawing/2014/chartex" xmlns:cx1="http://schemas.microsoft.com/office/drawing/2015/9/8/chartex" xmlns:cx2="http://schemas.microsoft.com/office/drawing/2015/10/21/chartex" xmlns:cx3="http://schemas.microsoft.com/office/drawing/2016/5/9/chartex" xmlns:cx4="http://schemas.microsoft.com/office/drawing/2016/5/10/chartex" xmlns:cx5="http://schemas.microsoft.com/office/drawing/2016/5/11/chartex" xmlns:cx6="http://schemas.microsoft.com/office/drawing/2016/5/12/chartex" xmlns:cx7="http://schemas.microsoft.com/office/drawing/2016/5/13/chartex" xmlns:cx8="http://schemas.microsoft.com/office/drawing/2016/5/14/chartex" xmlns:mc="http://schemas.openxmlformats.org/markup-compatibility/2006" xmlns:aink="http://schemas.microsoft.com/office/drawing/2016/ink" xmlns:am3d="http://schemas.microsoft.com/office/drawing/2017/model3d" xmlns:o="urn:schemas-microsoft-com:office:office" xmlns:oel="http://schemas.microsoft.com/office/2019/extlst" xmlns:r="http://schemas.openxmlformats.org/officeDocument/2006/relationships" xmlns:m="http://schemas.openxmlformats.org/officeDocument/2006/math" xmlns:v="urn:schemas-microsoft-com:vml" xmlns:wp14="http://schemas.microsoft.com/office/word/2010/wordprocessingDrawing" xmlns:wp="http://schemas.openxmlformats.org/drawingml/2006/wordprocessingDrawing" xmlns:w10="urn:schemas-microsoft-com:office:word" xmlns:w="http://schemas.openxmlformats.org/wordprocessingml/2006/main" xmlns:w14="http://schemas.microsoft.com/office/word/2010/wordml" xmlns:w15="http://schemas.microsoft.com/office/word/2012/wordml" xmlns:w16cex="http://schemas.microsoft.com/office/word/2018/wordml/cex" xmlns:w16cid="http://schemas.microsoft.com/office/word/2016/wordml/cid" xmlns:w16="http://schemas.microsoft.com/office/word/2018/wordml" xmlns:w16du="http://schemas.microsoft.com/office/word/2023/wordml/word16du" xmlns:w16sdtdh="http://schemas.microsoft.com/office/word/2020/wordml/sdtdatahash" xmlns:w16sdtfl="http://schemas.microsoft.com/office/word/2024/wordml/sdtformatlock" xmlns:w16se="http://schemas.microsoft.com/office/word/2015/wordml/symex" xmlns:wpg="http://schemas.microsoft.com/office/word/2010/wordprocessingGroup" xmlns:wpi="http://schemas.microsoft.com/office/word/2010/wordprocessingInk" xmlns:wne="http://schemas.microsoft.com/office/word/2006/wordml" xmlns:wps="http://schemas.microsoft.com/office/word/2010/wordprocessingShape" mc:Ignorable="w14 w15 w16se w16cid w16 w16cex w16sdtdh w16sdtfl w16du wp14">
+<w:document xmlns:wpc="http://schemas.microsoft.com/office/word/2010/wordprocessingCanvas" xmlns:mc="http://schemas.openxmlformats.org/markup-compatibility/2006" xmlns:o="urn:schemas-microsoft-com:office:office" xmlns:r="http://schemas.openxmlformats.org/officeDocument/2006/relationships" xmlns:m="http://schemas.openxmlformats.org/officeDocument/2006/math" xmlns:v="urn:schemas-microsoft-com:vml" xmlns:wp14="http://schemas.microsoft.com/office/word/2010/wordprocessingDrawing" xmlns:wp="http://schemas.openxmlformats.org/drawingml/2006/wordprocessingDrawing" xmlns:w10="urn:schemas-microsoft-com:office:word" xmlns:w="http://schemas.openxmlformats.org/wordprocessingml/2006/main" xmlns:w14="http://schemas.microsoft.com/office/word/2010/wordml" xmlns:w15="http://schemas.microsoft.com/office/word/2012/wordml" xmlns:wpg="http://schemas.microsoft.com/office/word/2010/wordprocessingGroup" xmlns:wpi="http://schemas.microsoft.com/office/word/2010/wordprocessingInk" xmlns:wne="http://schemas.microsoft.com/office/word/2006/wordml" xmlns:wps="http://schemas.microsoft.com/office/word/2010/wordprocessingShape" mc:Ignorable="w14 w15 wp14">
   <w:body>
     <w:p>
       <w:pPr>
@@ -49,9 +49,17 @@
           <w:sz w:val="32"/>
           <w:szCs w:val="32"/>
         </w:rPr>
-        <w:t xml:space="preserve">(Affiliated </w:t>
-      </w:r>
-      <w:proofErr w:type="gramStart"/>
+        <w:t xml:space="preserve">(Affiliated to </w:t>
+      </w:r>
+      <w:r>
+        <w:rPr>
+          <w:b/>
+          <w:bCs/>
+          <w:sz w:val="32"/>
+          <w:szCs w:val="32"/>
+        </w:rPr>
+        <w:t>Pokhara</w:t>
+      </w:r>
       <w:r>
         <w:rPr>
           <w:b/>
@@ -60,36 +68,6 @@
           <w:sz w:val="32"/>
           <w:szCs w:val="32"/>
         </w:rPr>
-        <w:t>to</w:t>
-      </w:r>
-      <w:proofErr w:type="gramEnd"/>
-      <w:r>
-        <w:rPr>
-          <w:b/>
-          <w:bCs/>
-          <w:color w:val="000000"/>
-          <w:sz w:val="32"/>
-          <w:szCs w:val="32"/>
-        </w:rPr>
-        <w:t xml:space="preserve"> </w:t>
-      </w:r>
-      <w:r>
-        <w:rPr>
-          <w:b/>
-          <w:bCs/>
-          <w:sz w:val="32"/>
-          <w:szCs w:val="32"/>
-        </w:rPr>
-        <w:t>Pokhara</w:t>
-      </w:r>
-      <w:r>
-        <w:rPr>
-          <w:b/>
-          <w:bCs/>
-          <w:color w:val="000000"/>
-          <w:sz w:val="32"/>
-          <w:szCs w:val="32"/>
-        </w:rPr>
         <w:t xml:space="preserve"> University)</w:t>
       </w:r>
     </w:p>
@@ -150,6 +128,7 @@
         <w:rPr>
           <w:noProof/>
           <w:color w:val="000000"/>
+          <w:lang w:val="en-US" w:eastAsia="en-US"/>
         </w:rPr>
         <w:drawing>
           <wp:inline distT="114300" distB="114300" distL="114300" distR="114300" wp14:anchorId="306EBDBB" wp14:editId="23717E6F">
@@ -402,21 +381,7 @@
         <w:rPr>
           <w:color w:val="000000"/>
         </w:rPr>
-        <w:t xml:space="preserve">irement of </w:t>
-      </w:r>
-      <w:proofErr w:type="gramStart"/>
-      <w:r>
-        <w:rPr>
-          <w:color w:val="000000"/>
-        </w:rPr>
-        <w:t>bachelors of computer science</w:t>
-      </w:r>
-      <w:proofErr w:type="gramEnd"/>
-      <w:r>
-        <w:rPr>
-          <w:color w:val="000000"/>
-        </w:rPr>
-        <w:t xml:space="preserve"> and information technology</w:t>
+        <w:t>irement of bachelors of computer science and information technology</w:t>
       </w:r>
     </w:p>
     <w:p>
@@ -575,19 +540,19 @@
           <w:color w:val="000000"/>
         </w:rPr>
       </w:pPr>
-      <w:proofErr w:type="spellStart"/>
       <w:r>
         <w:rPr>
           <w:color w:val="000000"/>
         </w:rPr>
-        <w:t>Saistha</w:t>
-      </w:r>
-      <w:proofErr w:type="spellEnd"/>
+        <w:t xml:space="preserve">Saistha </w:t>
+      </w:r>
+      <w:bookmarkStart w:id="0" w:name="_GoBack"/>
+      <w:bookmarkEnd w:id="0"/>
       <w:r>
         <w:rPr>
           <w:color w:val="000000"/>
         </w:rPr>
-        <w:t xml:space="preserve"> Pradhan</w:t>
+        <w:t>Pradhan</w:t>
       </w:r>
     </w:p>
     <w:p>
@@ -832,23 +797,13 @@
           <w:szCs w:val="28"/>
         </w:rPr>
       </w:pPr>
-      <w:proofErr w:type="spellStart"/>
       <w:r>
         <w:rPr>
           <w:color w:val="000000"/>
           <w:sz w:val="28"/>
           <w:szCs w:val="28"/>
         </w:rPr>
-        <w:t>Saistha</w:t>
-      </w:r>
-      <w:proofErr w:type="spellEnd"/>
-      <w:r>
-        <w:rPr>
-          <w:color w:val="000000"/>
-          <w:sz w:val="28"/>
-          <w:szCs w:val="28"/>
-        </w:rPr>
-        <w:t xml:space="preserve"> Pradhan</w:t>
+        <w:t>Saistha Pradhan</w:t>
       </w:r>
     </w:p>
     <w:p>
@@ -1030,12 +985,12 @@
         <w:pStyle w:val="Heading2"/>
         <w:jc w:val="center"/>
       </w:pPr>
-      <w:bookmarkStart w:id="0" w:name="_Toc231489951"/>
+      <w:bookmarkStart w:id="1" w:name="_Toc231489951"/>
       <w:r>
         <w:lastRenderedPageBreak/>
         <w:t>Abstract</w:t>
       </w:r>
-      <w:bookmarkEnd w:id="0"/>
+      <w:bookmarkEnd w:id="1"/>
     </w:p>
     <w:p/>
     <w:p>
@@ -1048,35 +1003,7 @@
         <w:rPr>
           <w:lang w:val="en-US"/>
         </w:rPr>
-        <w:t xml:space="preserve">The Canteen Pre-order System is a web application built to streamline and revolutionize the food ordering procedure at a college canteen, making it easier for students to order food online without standing in line, wasting precious time. This application will allow students to create a user account, log in, choose from the menu options, browse specials of the day, check which products are sold out, and order instantly using a one-click option without having to go through the hassle of filling a shopping cart. After placing the order, users will be able to see its </w:t>
-      </w:r>
-      <w:proofErr w:type="gramStart"/>
-      <w:r>
-        <w:rPr>
-          <w:lang w:val="en-US"/>
-        </w:rPr>
-        <w:t>current status</w:t>
-      </w:r>
-      <w:proofErr w:type="gramEnd"/>
-      <w:r>
-        <w:rPr>
-          <w:lang w:val="en-US"/>
-        </w:rPr>
-        <w:t xml:space="preserve">, which includes Pending, Preparing, Ready for Pick-Up, and Payment Made and Order Completed. Besides, students can track their past orders and </w:t>
-      </w:r>
-      <w:proofErr w:type="gramStart"/>
-      <w:r>
-        <w:rPr>
-          <w:lang w:val="en-US"/>
-        </w:rPr>
-        <w:t>refer back</w:t>
-      </w:r>
-      <w:proofErr w:type="gramEnd"/>
-      <w:r>
-        <w:rPr>
-          <w:lang w:val="en-US"/>
-        </w:rPr>
-        <w:t xml:space="preserve"> to them when needed. From the admin's perspective, the system will offer a dashboard where canteen employees can manage the menu items, add new food products, edit their descriptions, remove items that are no longer offered, update item availability, mark some products as sold out, and easily handle incoming orders. The project uses a well-organized relational database, including tables for students, admins, menu items, orders, and completed orders.</w:t>
+        <w:t>The Canteen Pre-order System is a web application built to streamline and revolutionize the food ordering procedure at a college canteen, making it easier for students to order food online without standing in line, wasting precious time. This application will allow students to create a user account, log in, choose from the menu options, browse specials of the day, check which products are sold out, and order instantly using a one-click option without having to go through the hassle of filling a shopping cart. After placing the order, users will be able to see its current status, which includes Pending, Preparing, Ready for Pick-Up, and Payment Made and Order Completed. Besides, students can track their past orders and refer back to them when needed. From the admin's perspective, the system will offer a dashboard where canteen employees can manage the menu items, add new food products, edit their descriptions, remove items that are no longer offered, update item availability, mark some products as sold out, and easily handle incoming orders. The project uses a well-organized relational database, including tables for students, admins, menu items, orders, and completed orders.</w:t>
       </w:r>
       <w:r>
         <w:rPr>
@@ -1179,7 +1106,7 @@
           <w:footerReference w:type="default" r:id="rId11"/>
           <w:pgSz w:w="11909" w:h="16834" w:code="9"/>
           <w:pgMar w:top="1440" w:right="1440" w:bottom="1440" w:left="1800" w:header="720" w:footer="720" w:gutter="0"/>
-          <w:pgNumType w:start="1"/>
+          <w:pgNumType w:fmt="lowerRoman" w:start="1"/>
           <w:cols w:space="720"/>
         </w:sectPr>
       </w:pPr>
@@ -1200,15 +1127,15 @@
       <w:pPr>
         <w:pStyle w:val="Heading1"/>
       </w:pPr>
-      <w:bookmarkStart w:id="1" w:name="_Toc222586726"/>
-      <w:bookmarkStart w:id="2" w:name="_Toc222587363"/>
-      <w:bookmarkStart w:id="3" w:name="_Toc231489952"/>
+      <w:bookmarkStart w:id="2" w:name="_Toc222586726"/>
+      <w:bookmarkStart w:id="3" w:name="_Toc222587363"/>
+      <w:bookmarkStart w:id="4" w:name="_Toc231489952"/>
       <w:r>
         <w:t>TABLE OF CONTENTS</w:t>
       </w:r>
-      <w:bookmarkEnd w:id="1"/>
       <w:bookmarkEnd w:id="2"/>
       <w:bookmarkEnd w:id="3"/>
+      <w:bookmarkEnd w:id="4"/>
     </w:p>
     <w:sdt>
       <w:sdtPr>
@@ -3700,16 +3627,16 @@
       <w:r>
         <w:br w:type="page"/>
       </w:r>
-      <w:bookmarkStart w:id="4" w:name="_heading=h.w2k2kbtzw255" w:colFirst="0" w:colLast="0"/>
-      <w:bookmarkStart w:id="5" w:name="_heading=h.a8zjsq6shil0" w:colFirst="0" w:colLast="0"/>
-      <w:bookmarkStart w:id="6" w:name="_Toc231489953"/>
-      <w:bookmarkEnd w:id="4"/>
+      <w:bookmarkStart w:id="5" w:name="_heading=h.w2k2kbtzw255" w:colFirst="0" w:colLast="0"/>
+      <w:bookmarkStart w:id="6" w:name="_heading=h.a8zjsq6shil0" w:colFirst="0" w:colLast="0"/>
+      <w:bookmarkStart w:id="7" w:name="_Toc231489953"/>
       <w:bookmarkEnd w:id="5"/>
+      <w:bookmarkEnd w:id="6"/>
       <w:r>
         <w:lastRenderedPageBreak/>
         <w:t>LIST OF FIGURES</w:t>
       </w:r>
-      <w:bookmarkEnd w:id="6"/>
+      <w:bookmarkEnd w:id="7"/>
     </w:p>
     <w:p>
       <w:pPr>
@@ -4092,14 +4019,14 @@
       <w:pPr>
         <w:pStyle w:val="Heading1"/>
       </w:pPr>
-      <w:bookmarkStart w:id="7" w:name="_heading=h.d5espw5mq4vf" w:colFirst="0" w:colLast="0"/>
-      <w:bookmarkStart w:id="8" w:name="_Toc231489954"/>
-      <w:bookmarkEnd w:id="7"/>
+      <w:bookmarkStart w:id="8" w:name="_heading=h.d5espw5mq4vf" w:colFirst="0" w:colLast="0"/>
+      <w:bookmarkStart w:id="9" w:name="_Toc231489954"/>
+      <w:bookmarkEnd w:id="8"/>
       <w:r>
         <w:lastRenderedPageBreak/>
         <w:t>ABBREVIATIONS</w:t>
       </w:r>
-      <w:bookmarkEnd w:id="8"/>
+      <w:bookmarkEnd w:id="9"/>
     </w:p>
     <w:tbl>
       <w:tblPr>
@@ -4293,7 +4220,7 @@
         <w:sectPr>
           <w:pgSz w:w="11909" w:h="16834" w:code="9"/>
           <w:pgMar w:top="1440" w:right="1440" w:bottom="1440" w:left="1800" w:header="720" w:footer="720" w:gutter="0"/>
-          <w:pgNumType w:start="1"/>
+          <w:pgNumType w:fmt="lowerRoman" w:start="4"/>
           <w:cols w:space="720"/>
         </w:sectPr>
       </w:pPr>
@@ -4302,12 +4229,12 @@
       <w:pPr>
         <w:pStyle w:val="Heading1"/>
       </w:pPr>
-      <w:bookmarkStart w:id="9" w:name="_Toc231489955"/>
+      <w:bookmarkStart w:id="10" w:name="_Toc231489955"/>
       <w:r>
         <w:lastRenderedPageBreak/>
         <w:t>CHAPTER 1: INTRODUCTION</w:t>
       </w:r>
-      <w:bookmarkEnd w:id="9"/>
+      <w:bookmarkEnd w:id="10"/>
     </w:p>
     <w:p>
       <w:pPr>
@@ -4317,17 +4244,17 @@
           <w:numId w:val="31"/>
         </w:numPr>
       </w:pPr>
-      <w:bookmarkStart w:id="10" w:name="_heading=h.i1l49pjyck36" w:colFirst="0" w:colLast="0"/>
-      <w:bookmarkStart w:id="11" w:name="_Toc231489956"/>
-      <w:bookmarkEnd w:id="10"/>
+      <w:bookmarkStart w:id="11" w:name="_heading=h.i1l49pjyck36" w:colFirst="0" w:colLast="0"/>
+      <w:bookmarkStart w:id="12" w:name="_Toc231489956"/>
+      <w:bookmarkEnd w:id="11"/>
       <w:r>
         <w:t>Background</w:t>
       </w:r>
-      <w:bookmarkStart w:id="12" w:name="_heading=h.rej2f7z0naf2" w:colFirst="0" w:colLast="0"/>
-      <w:bookmarkStart w:id="13" w:name="_Toc218617699"/>
-      <w:bookmarkStart w:id="14" w:name="_Toc218671457"/>
-      <w:bookmarkEnd w:id="11"/>
+      <w:bookmarkStart w:id="13" w:name="_heading=h.rej2f7z0naf2" w:colFirst="0" w:colLast="0"/>
+      <w:bookmarkStart w:id="14" w:name="_Toc218617699"/>
+      <w:bookmarkStart w:id="15" w:name="_Toc218671457"/>
       <w:bookmarkEnd w:id="12"/>
+      <w:bookmarkEnd w:id="13"/>
     </w:p>
     <w:p>
       <w:pPr>
@@ -4413,13 +4340,13 @@
           <w:numId w:val="31"/>
         </w:numPr>
       </w:pPr>
-      <w:bookmarkStart w:id="15" w:name="_Toc231489957"/>
-      <w:bookmarkEnd w:id="13"/>
+      <w:bookmarkStart w:id="16" w:name="_Toc231489957"/>
       <w:bookmarkEnd w:id="14"/>
+      <w:bookmarkEnd w:id="15"/>
       <w:r>
         <w:t>Problem Statement</w:t>
       </w:r>
-      <w:bookmarkEnd w:id="15"/>
+      <w:bookmarkEnd w:id="16"/>
     </w:p>
     <w:p>
       <w:r>
@@ -4430,13 +4357,13 @@
       <w:pPr>
         <w:pStyle w:val="Heading2"/>
       </w:pPr>
-      <w:bookmarkStart w:id="16" w:name="_heading=h.5uepuvxxim53" w:colFirst="0" w:colLast="0"/>
-      <w:bookmarkStart w:id="17" w:name="_Toc231489958"/>
-      <w:bookmarkEnd w:id="16"/>
+      <w:bookmarkStart w:id="17" w:name="_heading=h.5uepuvxxim53" w:colFirst="0" w:colLast="0"/>
+      <w:bookmarkStart w:id="18" w:name="_Toc231489958"/>
+      <w:bookmarkEnd w:id="17"/>
       <w:r>
         <w:t>1.3 Objectives of the Project</w:t>
       </w:r>
-      <w:bookmarkEnd w:id="17"/>
+      <w:bookmarkEnd w:id="18"/>
     </w:p>
     <w:p>
       <w:r>
@@ -4472,8 +4399,8 @@
           <w:lang w:val="en-US"/>
         </w:rPr>
       </w:pPr>
-      <w:bookmarkStart w:id="18" w:name="_heading=h.30oi6chmtbxn" w:colFirst="0" w:colLast="0"/>
-      <w:bookmarkEnd w:id="18"/>
+      <w:bookmarkStart w:id="19" w:name="_heading=h.30oi6chmtbxn" w:colFirst="0" w:colLast="0"/>
+      <w:bookmarkEnd w:id="19"/>
       <w:r>
         <w:rPr>
           <w:lang w:val="en-US"/>
@@ -4510,24 +4437,16 @@
       <w:pPr>
         <w:pStyle w:val="Heading2"/>
       </w:pPr>
-      <w:bookmarkStart w:id="19" w:name="_Toc231489959"/>
+      <w:bookmarkStart w:id="20" w:name="_Toc231489959"/>
       <w:r>
         <w:lastRenderedPageBreak/>
         <w:t>1.4 Scope of the Project</w:t>
       </w:r>
-      <w:bookmarkEnd w:id="19"/>
-    </w:p>
-    <w:p>
-      <w:r>
-        <w:t xml:space="preserve">The Scope of the project </w:t>
-      </w:r>
-      <w:proofErr w:type="gramStart"/>
-      <w:r>
-        <w:t>are</w:t>
-      </w:r>
-      <w:proofErr w:type="gramEnd"/>
-      <w:r>
-        <w:t xml:space="preserve"> as follows:</w:t>
+      <w:bookmarkEnd w:id="20"/>
+    </w:p>
+    <w:p>
+      <w:r>
+        <w:t>The Scope of the project are as follows:</w:t>
       </w:r>
     </w:p>
     <w:p>
@@ -4551,15 +4470,7 @@
         </w:numPr>
       </w:pPr>
       <w:r>
-        <w:t xml:space="preserve">One click ordering system with confirmation or </w:t>
-      </w:r>
-      <w:proofErr w:type="gramStart"/>
-      <w:r>
-        <w:t>undo</w:t>
-      </w:r>
-      <w:proofErr w:type="gramEnd"/>
-      <w:r>
-        <w:t xml:space="preserve"> and real time order status tracking</w:t>
+        <w:t>One click ordering system with confirmation or undo and real time order status tracking</w:t>
       </w:r>
     </w:p>
     <w:p>
@@ -4578,25 +4489,17 @@
       <w:pPr>
         <w:pStyle w:val="Heading2"/>
       </w:pPr>
-      <w:bookmarkStart w:id="20" w:name="_heading=h.j8j6xudgt4a5" w:colFirst="0" w:colLast="0"/>
-      <w:bookmarkStart w:id="21" w:name="_Toc231489960"/>
-      <w:bookmarkEnd w:id="20"/>
+      <w:bookmarkStart w:id="21" w:name="_heading=h.j8j6xudgt4a5" w:colFirst="0" w:colLast="0"/>
+      <w:bookmarkStart w:id="22" w:name="_Toc231489960"/>
+      <w:bookmarkEnd w:id="21"/>
       <w:r>
         <w:t>1.5 Limitations of the Project</w:t>
       </w:r>
-      <w:bookmarkEnd w:id="21"/>
-    </w:p>
-    <w:p>
-      <w:r>
-        <w:t xml:space="preserve">The project has its </w:t>
-      </w:r>
-      <w:proofErr w:type="gramStart"/>
-      <w:r>
-        <w:t>limitations</w:t>
-      </w:r>
-      <w:proofErr w:type="gramEnd"/>
-      <w:r>
-        <w:t xml:space="preserve"> which are the things that it doesn’t include, they are:</w:t>
+      <w:bookmarkEnd w:id="22"/>
+    </w:p>
+    <w:p>
+      <w:r>
+        <w:t>The project has its limitations which are the things that it doesn’t include, they are:</w:t>
       </w:r>
     </w:p>
     <w:p>
@@ -4642,13 +4545,13 @@
       <w:pPr>
         <w:pStyle w:val="Heading2"/>
       </w:pPr>
-      <w:bookmarkStart w:id="22" w:name="_heading=h.n1bc1coijutl" w:colFirst="0" w:colLast="0"/>
-      <w:bookmarkStart w:id="23" w:name="_Toc231489961"/>
-      <w:bookmarkEnd w:id="22"/>
+      <w:bookmarkStart w:id="23" w:name="_heading=h.n1bc1coijutl" w:colFirst="0" w:colLast="0"/>
+      <w:bookmarkStart w:id="24" w:name="_Toc231489961"/>
+      <w:bookmarkEnd w:id="23"/>
       <w:r>
         <w:t>1.6 Significance of the Study</w:t>
       </w:r>
-      <w:bookmarkEnd w:id="23"/>
+      <w:bookmarkEnd w:id="24"/>
     </w:p>
     <w:p>
       <w:r>
@@ -4674,24 +4577,24 @@
       <w:pPr>
         <w:pStyle w:val="Heading1"/>
       </w:pPr>
-      <w:bookmarkStart w:id="24" w:name="_heading=h.f4prjalpaczi" w:colFirst="0" w:colLast="0"/>
-      <w:bookmarkStart w:id="25" w:name="_Toc231489962"/>
-      <w:bookmarkEnd w:id="24"/>
+      <w:bookmarkStart w:id="25" w:name="_heading=h.f4prjalpaczi" w:colFirst="0" w:colLast="0"/>
+      <w:bookmarkStart w:id="26" w:name="_Toc231489962"/>
+      <w:bookmarkEnd w:id="25"/>
       <w:r>
         <w:lastRenderedPageBreak/>
         <w:t>CHAPTER 2: LITERATURE REVIEW</w:t>
       </w:r>
-      <w:bookmarkEnd w:id="25"/>
+      <w:bookmarkEnd w:id="26"/>
     </w:p>
     <w:p>
       <w:pPr>
         <w:pStyle w:val="Heading2"/>
       </w:pPr>
-      <w:bookmarkStart w:id="26" w:name="_Toc231489963"/>
+      <w:bookmarkStart w:id="27" w:name="_Toc231489963"/>
       <w:r>
         <w:t>2.1 Overview</w:t>
       </w:r>
-      <w:bookmarkEnd w:id="26"/>
+      <w:bookmarkEnd w:id="27"/>
     </w:p>
     <w:p>
       <w:r>
@@ -4702,21 +4605,21 @@
       <w:pPr>
         <w:pStyle w:val="Heading2"/>
       </w:pPr>
-      <w:bookmarkStart w:id="27" w:name="_Toc231489964"/>
+      <w:bookmarkStart w:id="28" w:name="_Toc231489964"/>
       <w:r>
         <w:t>2.2 Review of Existing Systems</w:t>
       </w:r>
-      <w:bookmarkEnd w:id="27"/>
+      <w:bookmarkEnd w:id="28"/>
     </w:p>
     <w:p>
       <w:pPr>
         <w:pStyle w:val="Heading3"/>
       </w:pPr>
-      <w:bookmarkStart w:id="28" w:name="_Toc231489965"/>
+      <w:bookmarkStart w:id="29" w:name="_Toc231489965"/>
       <w:r>
         <w:t>2.2.1 QR-Based Canteen System</w:t>
       </w:r>
-      <w:bookmarkEnd w:id="28"/>
+      <w:bookmarkEnd w:id="29"/>
     </w:p>
     <w:p>
       <w:r>
@@ -4755,11 +4658,11 @@
       <w:pPr>
         <w:pStyle w:val="Heading3"/>
       </w:pPr>
-      <w:bookmarkStart w:id="29" w:name="_Toc231489966"/>
+      <w:bookmarkStart w:id="30" w:name="_Toc231489966"/>
       <w:r>
         <w:t>2.2.2 Android-Based Canteen Ordering System</w:t>
       </w:r>
-      <w:bookmarkEnd w:id="29"/>
+      <w:bookmarkEnd w:id="30"/>
     </w:p>
     <w:p>
       <w:r>
@@ -4807,11 +4710,11 @@
       <w:pPr>
         <w:pStyle w:val="Heading3"/>
       </w:pPr>
-      <w:bookmarkStart w:id="30" w:name="_Toc231489967"/>
+      <w:bookmarkStart w:id="31" w:name="_Toc231489967"/>
       <w:r>
         <w:t>2.2.3 Smart Canteen Management System</w:t>
       </w:r>
-      <w:bookmarkEnd w:id="30"/>
+      <w:bookmarkEnd w:id="31"/>
     </w:p>
     <w:p>
       <w:r>
@@ -4843,15 +4746,7 @@
     </w:p>
     <w:p>
       <w:r>
-        <w:t xml:space="preserve">One of the major strengths of this system is its ability to handle multiple aspects of canteen management </w:t>
-      </w:r>
-      <w:proofErr w:type="gramStart"/>
-      <w:r>
-        <w:t>in</w:t>
-      </w:r>
-      <w:proofErr w:type="gramEnd"/>
-      <w:r>
-        <w:t xml:space="preserve"> a single platform. The inclusion of online payment systems also adds convenience for users and ensures proper transaction records.</w:t>
+        <w:t>One of the major strengths of this system is its ability to handle multiple aspects of canteen management in a single platform. The inclusion of online payment systems also adds convenience for users and ensures proper transaction records.</w:t>
       </w:r>
     </w:p>
     <w:p>
@@ -4869,12 +4764,12 @@
       <w:pPr>
         <w:pStyle w:val="Heading2"/>
       </w:pPr>
-      <w:bookmarkStart w:id="31" w:name="_Toc231489968"/>
+      <w:bookmarkStart w:id="32" w:name="_Toc231489968"/>
       <w:r>
         <w:lastRenderedPageBreak/>
         <w:t>2.3 Research Gap</w:t>
       </w:r>
-      <w:bookmarkEnd w:id="31"/>
+      <w:bookmarkEnd w:id="32"/>
     </w:p>
     <w:p>
       <w:r>
@@ -4962,23 +4857,23 @@
       <w:pPr>
         <w:pStyle w:val="Heading1"/>
       </w:pPr>
-      <w:bookmarkStart w:id="32" w:name="_Toc231489969"/>
+      <w:bookmarkStart w:id="33" w:name="_Toc231489969"/>
       <w:r>
         <w:t>CHAPTER 3: SYSTEM ANALYSIS AND DESIGN</w:t>
       </w:r>
-      <w:bookmarkEnd w:id="32"/>
+      <w:bookmarkEnd w:id="33"/>
     </w:p>
     <w:p>
       <w:pPr>
         <w:pStyle w:val="Heading2"/>
       </w:pPr>
-      <w:bookmarkStart w:id="33" w:name="_heading=h.u1vy5u9sb9xg" w:colFirst="0" w:colLast="0"/>
-      <w:bookmarkStart w:id="34" w:name="_Toc231489970"/>
-      <w:bookmarkEnd w:id="33"/>
+      <w:bookmarkStart w:id="34" w:name="_heading=h.u1vy5u9sb9xg" w:colFirst="0" w:colLast="0"/>
+      <w:bookmarkStart w:id="35" w:name="_Toc231489970"/>
+      <w:bookmarkEnd w:id="34"/>
       <w:r>
         <w:t>3.1 Project Management Strategy and Development Tools</w:t>
       </w:r>
-      <w:bookmarkEnd w:id="34"/>
+      <w:bookmarkEnd w:id="35"/>
     </w:p>
     <w:p>
       <w:r>
@@ -4989,13 +4884,13 @@
       <w:pPr>
         <w:pStyle w:val="Heading3"/>
       </w:pPr>
-      <w:bookmarkStart w:id="35" w:name="_heading=h.7zuyyf93m0tj" w:colFirst="0" w:colLast="0"/>
-      <w:bookmarkStart w:id="36" w:name="_Toc231489971"/>
-      <w:bookmarkEnd w:id="35"/>
+      <w:bookmarkStart w:id="36" w:name="_heading=h.7zuyyf93m0tj" w:colFirst="0" w:colLast="0"/>
+      <w:bookmarkStart w:id="37" w:name="_Toc231489971"/>
+      <w:bookmarkEnd w:id="36"/>
       <w:r>
         <w:t>3.1.1 Project Team</w:t>
       </w:r>
-      <w:bookmarkEnd w:id="36"/>
+      <w:bookmarkEnd w:id="37"/>
     </w:p>
     <w:tbl>
       <w:tblPr>
@@ -5284,13 +5179,8 @@
               <w:spacing w:before="0" w:after="0"/>
               <w:jc w:val="center"/>
             </w:pPr>
-            <w:proofErr w:type="spellStart"/>
-            <w:r>
-              <w:t>Saistha</w:t>
-            </w:r>
-            <w:proofErr w:type="spellEnd"/>
-            <w:r>
-              <w:t xml:space="preserve"> Pradhan</w:t>
+            <w:r>
+              <w:t>Saistha Pradhan</w:t>
             </w:r>
           </w:p>
         </w:tc>
@@ -5358,13 +5248,13 @@
       <w:pPr>
         <w:pStyle w:val="Heading3"/>
       </w:pPr>
-      <w:bookmarkStart w:id="37" w:name="_heading=h.ron2k72j96vm" w:colFirst="0" w:colLast="0"/>
-      <w:bookmarkStart w:id="38" w:name="_Toc231489972"/>
-      <w:bookmarkEnd w:id="37"/>
+      <w:bookmarkStart w:id="38" w:name="_heading=h.ron2k72j96vm" w:colFirst="0" w:colLast="0"/>
+      <w:bookmarkStart w:id="39" w:name="_Toc231489972"/>
+      <w:bookmarkEnd w:id="38"/>
       <w:r>
         <w:t>3.1.2 Project Flow and Schedule</w:t>
       </w:r>
-      <w:bookmarkEnd w:id="38"/>
+      <w:bookmarkEnd w:id="39"/>
     </w:p>
     <w:p>
       <w:pPr>
@@ -5420,30 +5310,22 @@
       <w:r>
         <w:t xml:space="preserve"> hours per week</w:t>
       </w:r>
-      <w:bookmarkStart w:id="39" w:name="_heading=h.maal2unv44ff" w:colFirst="0" w:colLast="0"/>
-      <w:bookmarkEnd w:id="39"/>
+      <w:bookmarkStart w:id="40" w:name="_heading=h.maal2unv44ff" w:colFirst="0" w:colLast="0"/>
+      <w:bookmarkEnd w:id="40"/>
     </w:p>
     <w:p>
       <w:pPr>
         <w:pStyle w:val="Heading3"/>
       </w:pPr>
-      <w:bookmarkStart w:id="40" w:name="_Toc231489973"/>
+      <w:bookmarkStart w:id="41" w:name="_Toc231489973"/>
       <w:r>
         <w:t>3.1.3 Responsibilities</w:t>
       </w:r>
-      <w:bookmarkEnd w:id="40"/>
-    </w:p>
-    <w:p>
-      <w:r>
-        <w:t xml:space="preserve">This section States the responsibilities of each </w:t>
-      </w:r>
-      <w:proofErr w:type="gramStart"/>
-      <w:r>
-        <w:t>members</w:t>
-      </w:r>
-      <w:proofErr w:type="gramEnd"/>
-      <w:r>
-        <w:t xml:space="preserve"> of the project</w:t>
+      <w:bookmarkEnd w:id="41"/>
+    </w:p>
+    <w:p>
+      <w:r>
+        <w:t>This section States the responsibilities of each members of the project</w:t>
       </w:r>
     </w:p>
     <w:p>
@@ -5451,7 +5333,10 @@
         <w:pStyle w:val="Heading4"/>
       </w:pPr>
       <w:r>
-        <w:t>3.1.3.1 Responsibilities of Supervisor</w:t>
+        <w:t xml:space="preserve">3.1.3.1 Responsibilities of </w:t>
+      </w:r>
+      <w:r>
+        <w:t>Supervisor</w:t>
       </w:r>
     </w:p>
     <w:p>
@@ -5538,15 +5423,7 @@
         </w:numPr>
       </w:pPr>
       <w:r>
-        <w:t xml:space="preserve">Develop full web </w:t>
-      </w:r>
-      <w:proofErr w:type="gramStart"/>
-      <w:r>
-        <w:t>application</w:t>
-      </w:r>
-      <w:proofErr w:type="gramEnd"/>
-      <w:r>
-        <w:t xml:space="preserve"> using PHP, HTML, CSS and JavaScript.</w:t>
+        <w:t>Develop full web application using PHP, HTML, CSS and JavaScript.</w:t>
       </w:r>
     </w:p>
     <w:p>
@@ -5577,11 +5454,11 @@
       <w:pPr>
         <w:pStyle w:val="Heading3"/>
       </w:pPr>
-      <w:bookmarkStart w:id="41" w:name="_Toc231489974"/>
+      <w:bookmarkStart w:id="42" w:name="_Toc231489974"/>
       <w:r>
         <w:t>3.1.4 Development Tools</w:t>
       </w:r>
-      <w:bookmarkEnd w:id="41"/>
+      <w:bookmarkEnd w:id="42"/>
     </w:p>
     <w:p>
       <w:r>
@@ -5618,42 +5495,10 @@
     </w:p>
     <w:p>
       <w:r>
-        <w:t xml:space="preserve">PHP is used for backend language as it is one of the most widely used </w:t>
-      </w:r>
-      <w:proofErr w:type="gramStart"/>
-      <w:r>
-        <w:t>language</w:t>
-      </w:r>
-      <w:proofErr w:type="gramEnd"/>
-      <w:r>
-        <w:t xml:space="preserve"> for </w:t>
-      </w:r>
-      <w:proofErr w:type="gramStart"/>
-      <w:r>
-        <w:t>server side</w:t>
-      </w:r>
-      <w:proofErr w:type="gramEnd"/>
-      <w:r>
-        <w:t xml:space="preserve"> development and it integrates</w:t>
-      </w:r>
-      <w:r>
-        <w:t xml:space="preserve"> seamlessly with MySQL making data handling </w:t>
-      </w:r>
-      <w:proofErr w:type="gramStart"/>
-      <w:r>
-        <w:t>efficient</w:t>
-      </w:r>
-      <w:proofErr w:type="gramEnd"/>
-      <w:r>
-        <w:t xml:space="preserve">. PHP runs smoothly on </w:t>
-      </w:r>
-      <w:proofErr w:type="spellStart"/>
-      <w:r>
-        <w:t>apache</w:t>
-      </w:r>
-      <w:proofErr w:type="spellEnd"/>
-      <w:r>
-        <w:t xml:space="preserve"> servers providing stable environment.</w:t>
+        <w:t>PHP is used for backend language as it is one of the most widely used language for server side development and it integrates</w:t>
+      </w:r>
+      <w:r>
+        <w:t xml:space="preserve"> seamlessly with MySQL making data handling efficient. PHP runs smoothly on apache servers providing stable environment.</w:t>
       </w:r>
     </w:p>
     <w:p>
@@ -5874,8 +5719,8 @@
           <w:numId w:val="12"/>
         </w:numPr>
       </w:pPr>
-      <w:bookmarkStart w:id="42" w:name="_heading=h.6n827nx6943l" w:colFirst="0" w:colLast="0"/>
-      <w:bookmarkEnd w:id="42"/>
+      <w:bookmarkStart w:id="43" w:name="_heading=h.6n827nx6943l" w:colFirst="0" w:colLast="0"/>
+      <w:bookmarkEnd w:id="43"/>
       <w:r>
         <w:t>Web Server</w:t>
       </w:r>
@@ -5928,8 +5773,8 @@
           <w:numId w:val="12"/>
         </w:numPr>
       </w:pPr>
-      <w:bookmarkStart w:id="43" w:name="_heading=h.ybc72l1r1rpg" w:colFirst="0" w:colLast="0"/>
-      <w:bookmarkEnd w:id="43"/>
+      <w:bookmarkStart w:id="44" w:name="_heading=h.ybc72l1r1rpg" w:colFirst="0" w:colLast="0"/>
+      <w:bookmarkEnd w:id="44"/>
       <w:r>
         <w:t>Testing Tools</w:t>
       </w:r>
@@ -5953,21 +5798,7 @@
         <w:rPr>
           <w:rFonts w:hint="eastAsia"/>
         </w:rPr>
-        <w:t xml:space="preserve"> </w:t>
-      </w:r>
-      <w:proofErr w:type="gramStart"/>
-      <w:r>
-        <w:rPr>
-          <w:rFonts w:hint="eastAsia"/>
-        </w:rPr>
-        <w:t>identify</w:t>
-      </w:r>
-      <w:proofErr w:type="gramEnd"/>
-      <w:r>
-        <w:rPr>
-          <w:rFonts w:hint="eastAsia"/>
-        </w:rPr>
-        <w:t xml:space="preserve"> UI/UX.</w:t>
+        <w:t xml:space="preserve"> identify UI/UX.</w:t>
       </w:r>
     </w:p>
     <w:p>
@@ -5978,13 +5809,13 @@
           <w:numId w:val="12"/>
         </w:numPr>
       </w:pPr>
-      <w:bookmarkStart w:id="44" w:name="_heading=h.8zmd9tgdmdqp" w:colFirst="0" w:colLast="0"/>
-      <w:bookmarkStart w:id="45" w:name="_Toc231489975"/>
-      <w:bookmarkEnd w:id="44"/>
+      <w:bookmarkStart w:id="45" w:name="_heading=h.8zmd9tgdmdqp" w:colFirst="0" w:colLast="0"/>
+      <w:bookmarkStart w:id="46" w:name="_Toc231489975"/>
+      <w:bookmarkEnd w:id="45"/>
       <w:r>
         <w:t>System Analysis</w:t>
       </w:r>
-      <w:bookmarkEnd w:id="45"/>
+      <w:bookmarkEnd w:id="46"/>
     </w:p>
     <w:p>
       <w:r>
@@ -6001,13 +5832,13 @@
       <w:pPr>
         <w:pStyle w:val="Heading3"/>
       </w:pPr>
-      <w:bookmarkStart w:id="46" w:name="_heading=h.4j04lyz3b7oc" w:colFirst="0" w:colLast="0"/>
-      <w:bookmarkStart w:id="47" w:name="_Toc231489976"/>
-      <w:bookmarkEnd w:id="46"/>
+      <w:bookmarkStart w:id="47" w:name="_heading=h.4j04lyz3b7oc" w:colFirst="0" w:colLast="0"/>
+      <w:bookmarkStart w:id="48" w:name="_Toc231489976"/>
+      <w:bookmarkEnd w:id="47"/>
       <w:r>
         <w:t>3.2.1 Requirement Analysis</w:t>
       </w:r>
-      <w:bookmarkEnd w:id="47"/>
+      <w:bookmarkEnd w:id="48"/>
     </w:p>
     <w:p>
       <w:r>
@@ -6364,24 +6195,13 @@
         <w:t xml:space="preserve"> </w:t>
       </w:r>
       <w:r>
-        <w:t xml:space="preserve">The system shall allow administrators to view, accept, update, and manage all incoming </w:t>
-      </w:r>
-      <w:proofErr w:type="gramStart"/>
-      <w:r>
-        <w:t>orders.</w:t>
+        <w:t>The system shall allow administrators to view, accept, update, and manage all incoming orders.</w:t>
       </w:r>
       <w:r>
         <w:rPr>
           <w:lang w:val="en-US"/>
         </w:rPr>
-        <w:t>(</w:t>
-      </w:r>
-      <w:proofErr w:type="gramEnd"/>
-      <w:r>
-        <w:rPr>
-          <w:lang w:val="en-US"/>
-        </w:rPr>
-        <w:t>Admin side)</w:t>
+        <w:t>(Admin side)</w:t>
       </w:r>
     </w:p>
     <w:p>
@@ -6722,14 +6542,17 @@
       <w:pPr>
         <w:pStyle w:val="Heading3"/>
       </w:pPr>
-      <w:bookmarkStart w:id="48" w:name="_heading=h.mgp18nndx2i9" w:colFirst="0" w:colLast="0"/>
-      <w:bookmarkStart w:id="49" w:name="_Toc231489977"/>
-      <w:bookmarkEnd w:id="48"/>
+      <w:bookmarkStart w:id="49" w:name="_heading=h.mgp18nndx2i9" w:colFirst="0" w:colLast="0"/>
+      <w:bookmarkStart w:id="50" w:name="_Toc231489977"/>
+      <w:bookmarkEnd w:id="49"/>
       <w:r>
         <w:lastRenderedPageBreak/>
-        <w:t>3.2.2 Feasibility Analysis</w:t>
-      </w:r>
-      <w:bookmarkEnd w:id="49"/>
+        <w:t>3.2.2 Feasibility Ana</w:t>
+      </w:r>
+      <w:r>
+        <w:t>lysis</w:t>
+      </w:r>
+      <w:bookmarkEnd w:id="50"/>
     </w:p>
     <w:p>
       <w:pPr>
@@ -6801,57 +6624,43 @@
         <w:rPr>
           <w:rFonts w:hint="eastAsia"/>
         </w:rPr>
-        <w:t xml:space="preserve">Development tools like XAMPP, VS Code and MySQL are free to </w:t>
-      </w:r>
-      <w:proofErr w:type="gramStart"/>
+        <w:t>Development tools like XAMPP, VS Code and MySQL are free to use and maintenance cost are low due to system</w:t>
+      </w:r>
+      <w:r>
+        <w:t>’</w:t>
+      </w:r>
       <w:r>
         <w:rPr>
           <w:rFonts w:hint="eastAsia"/>
         </w:rPr>
-        <w:t>use</w:t>
-      </w:r>
-      <w:proofErr w:type="gramEnd"/>
+        <w:t>s simplicity.</w:t>
+      </w:r>
+    </w:p>
+    <w:p>
+      <w:pPr>
+        <w:pStyle w:val="Heading4"/>
+      </w:pPr>
       <w:r>
         <w:rPr>
           <w:rFonts w:hint="eastAsia"/>
         </w:rPr>
-        <w:t xml:space="preserve"> and maintenance cost are low due to system</w:t>
-      </w:r>
-      <w:r>
-        <w:t>’</w:t>
-      </w:r>
+        <w:t>3.2.2.4 Time feasibility</w:t>
+      </w:r>
+    </w:p>
+    <w:p>
       <w:r>
         <w:rPr>
           <w:rFonts w:hint="eastAsia"/>
         </w:rPr>
-        <w:t>s simplicity.</w:t>
-      </w:r>
-    </w:p>
-    <w:p>
-      <w:pPr>
-        <w:pStyle w:val="Heading4"/>
-      </w:pPr>
+        <w:t>This project is simple enough to be completed within 1-2 month</w:t>
+      </w:r>
+      <w:r>
+        <w:t>s</w:t>
+      </w:r>
       <w:r>
         <w:rPr>
           <w:rFonts w:hint="eastAsia"/>
         </w:rPr>
-        <w:t>3.2.2.4 Time feasibility</w:t>
-      </w:r>
-    </w:p>
-    <w:p>
-      <w:r>
-        <w:rPr>
-          <w:rFonts w:hint="eastAsia"/>
-        </w:rPr>
-        <w:t>This project is simple enough to be completed within 1-2 month</w:t>
-      </w:r>
-      <w:r>
-        <w:t>s</w:t>
-      </w:r>
-      <w:r>
-        <w:rPr>
-          <w:rFonts w:hint="eastAsia"/>
-        </w:rPr>
         <w:t>. Tasks such as UI design, backend design, database setup, and testing are manageable during this time frame.</w:t>
       </w:r>
     </w:p>
@@ -6859,31 +6668,31 @@
       <w:pPr>
         <w:pStyle w:val="Heading2"/>
       </w:pPr>
-      <w:bookmarkStart w:id="50" w:name="_heading=h.d6cp72a9hhu2" w:colFirst="0" w:colLast="0"/>
-      <w:bookmarkStart w:id="51" w:name="_Toc231489978"/>
-      <w:bookmarkEnd w:id="50"/>
+      <w:bookmarkStart w:id="51" w:name="_heading=h.d6cp72a9hhu2" w:colFirst="0" w:colLast="0"/>
+      <w:bookmarkStart w:id="52" w:name="_Toc231489978"/>
+      <w:bookmarkEnd w:id="51"/>
       <w:r>
         <w:lastRenderedPageBreak/>
         <w:t>3.3 System Design</w:t>
       </w:r>
-      <w:bookmarkEnd w:id="51"/>
+      <w:bookmarkEnd w:id="52"/>
     </w:p>
     <w:p>
       <w:pPr>
         <w:pStyle w:val="Heading3"/>
       </w:pPr>
-      <w:bookmarkStart w:id="52" w:name="_heading=h.k67w28n36xvg" w:colFirst="0" w:colLast="0"/>
-      <w:bookmarkStart w:id="53" w:name="_Toc231489979"/>
-      <w:bookmarkEnd w:id="52"/>
+      <w:bookmarkStart w:id="53" w:name="_heading=h.k67w28n36xvg" w:colFirst="0" w:colLast="0"/>
+      <w:bookmarkStart w:id="54" w:name="_Toc231489979"/>
+      <w:bookmarkEnd w:id="53"/>
       <w:r>
         <w:t xml:space="preserve">3.3.1. </w:t>
       </w:r>
       <w:r>
         <w:t>Activity Diagram</w:t>
       </w:r>
-      <w:bookmarkStart w:id="54" w:name="_heading=h.hk8xz1pthqk" w:colFirst="0" w:colLast="0"/>
-      <w:bookmarkEnd w:id="53"/>
+      <w:bookmarkStart w:id="55" w:name="_heading=h.hk8xz1pthqk" w:colFirst="0" w:colLast="0"/>
       <w:bookmarkEnd w:id="54"/>
+      <w:bookmarkEnd w:id="55"/>
     </w:p>
     <w:p>
       <w:pPr>
@@ -6894,7 +6703,7 @@
       <w:r>
         <w:rPr>
           <w:noProof/>
-          <w:lang w:val="en-US"/>
+          <w:lang w:val="en-US" w:eastAsia="en-US"/>
         </w:rPr>
         <w:drawing>
           <wp:inline distT="0" distB="0" distL="0" distR="0" wp14:anchorId="05CC5D51" wp14:editId="5B20D5EF">
@@ -6962,8 +6771,8 @@
           <w:iCs w:val="0"/>
         </w:rPr>
       </w:pPr>
-      <w:bookmarkStart w:id="55" w:name="_Toc222587627"/>
-      <w:bookmarkStart w:id="56" w:name="_Toc229035108"/>
+      <w:bookmarkStart w:id="56" w:name="_Toc222587627"/>
+      <w:bookmarkStart w:id="57" w:name="_Toc229035108"/>
       <w:r>
         <w:rPr>
           <w:i w:val="0"/>
@@ -7015,7 +6824,7 @@
         </w:rPr>
         <w:t xml:space="preserve">: </w:t>
       </w:r>
-      <w:bookmarkEnd w:id="55"/>
+      <w:bookmarkEnd w:id="56"/>
       <w:r>
         <w:rPr>
           <w:i w:val="0"/>
@@ -7023,7 +6832,7 @@
         </w:rPr>
         <w:t>Activity Diagram</w:t>
       </w:r>
-      <w:bookmarkEnd w:id="56"/>
+      <w:bookmarkEnd w:id="57"/>
     </w:p>
     <w:p>
       <w:r>
@@ -7035,11 +6844,11 @@
       <w:pPr>
         <w:pStyle w:val="Heading3"/>
       </w:pPr>
-      <w:bookmarkStart w:id="57" w:name="_heading=h.vmwmntx85w3w" w:colFirst="0" w:colLast="0"/>
-      <w:bookmarkStart w:id="58" w:name="_heading=h.7lcjph8hb9cx" w:colFirst="0" w:colLast="0"/>
-      <w:bookmarkStart w:id="59" w:name="_Toc231489980"/>
-      <w:bookmarkEnd w:id="57"/>
+      <w:bookmarkStart w:id="58" w:name="_heading=h.vmwmntx85w3w" w:colFirst="0" w:colLast="0"/>
+      <w:bookmarkStart w:id="59" w:name="_heading=h.7lcjph8hb9cx" w:colFirst="0" w:colLast="0"/>
+      <w:bookmarkStart w:id="60" w:name="_Toc231489980"/>
       <w:bookmarkEnd w:id="58"/>
+      <w:bookmarkEnd w:id="59"/>
       <w:r>
         <w:t>3.3.</w:t>
       </w:r>
@@ -7049,12 +6858,13 @@
       <w:r>
         <w:t xml:space="preserve"> ER Diagram</w:t>
       </w:r>
-      <w:bookmarkEnd w:id="59"/>
+      <w:bookmarkEnd w:id="60"/>
     </w:p>
     <w:p>
       <w:r>
         <w:rPr>
           <w:noProof/>
+          <w:lang w:val="en-US" w:eastAsia="en-US"/>
         </w:rPr>
         <w:drawing>
           <wp:inline distT="0" distB="0" distL="0" distR="0" wp14:anchorId="6257C8C6" wp14:editId="210E2E67">
@@ -7103,8 +6913,8 @@
           <w:iCs w:val="0"/>
         </w:rPr>
       </w:pPr>
-      <w:bookmarkStart w:id="60" w:name="_Toc222587628"/>
-      <w:bookmarkStart w:id="61" w:name="_Toc229035109"/>
+      <w:bookmarkStart w:id="61" w:name="_Toc222587628"/>
+      <w:bookmarkStart w:id="62" w:name="_Toc229035109"/>
       <w:r>
         <w:rPr>
           <w:i w:val="0"/>
@@ -7156,8 +6966,8 @@
         </w:rPr>
         <w:t>: ER Diagram</w:t>
       </w:r>
-      <w:bookmarkEnd w:id="60"/>
       <w:bookmarkEnd w:id="61"/>
+      <w:bookmarkEnd w:id="62"/>
     </w:p>
     <w:p>
       <w:r>
@@ -7168,14 +6978,14 @@
       <w:pPr>
         <w:pStyle w:val="Heading3"/>
       </w:pPr>
-      <w:bookmarkStart w:id="62" w:name="_heading=h.48eqp0mcihuv" w:colFirst="0" w:colLast="0"/>
-      <w:bookmarkStart w:id="63" w:name="_Toc231489981"/>
-      <w:bookmarkEnd w:id="62"/>
+      <w:bookmarkStart w:id="63" w:name="_heading=h.48eqp0mcihuv" w:colFirst="0" w:colLast="0"/>
+      <w:bookmarkStart w:id="64" w:name="_Toc231489981"/>
+      <w:bookmarkEnd w:id="63"/>
       <w:r>
         <w:lastRenderedPageBreak/>
         <w:t>3.3.5 Use Case Diagram</w:t>
       </w:r>
-      <w:bookmarkEnd w:id="63"/>
+      <w:bookmarkEnd w:id="64"/>
     </w:p>
     <w:p>
       <w:pPr>
@@ -7186,7 +6996,7 @@
       <w:r>
         <w:rPr>
           <w:noProof/>
-          <w:lang w:val="en-US"/>
+          <w:lang w:val="en-US" w:eastAsia="en-US"/>
         </w:rPr>
         <w:drawing>
           <wp:inline distT="0" distB="0" distL="0" distR="0" wp14:anchorId="5065AFBE" wp14:editId="76A870EB">
@@ -7255,8 +7065,8 @@
           <w:szCs w:val="24"/>
         </w:rPr>
       </w:pPr>
-      <w:bookmarkStart w:id="64" w:name="_Toc222587629"/>
-      <w:bookmarkStart w:id="65" w:name="_Toc229035110"/>
+      <w:bookmarkStart w:id="65" w:name="_Toc222587629"/>
+      <w:bookmarkStart w:id="66" w:name="_Toc229035110"/>
       <w:r>
         <w:rPr>
           <w:i w:val="0"/>
@@ -7322,17 +7132,12 @@
         </w:rPr>
         <w:t>: Use case diagram</w:t>
       </w:r>
-      <w:bookmarkEnd w:id="64"/>
       <w:bookmarkEnd w:id="65"/>
-    </w:p>
-    <w:p>
-      <w:proofErr w:type="gramStart"/>
-      <w:r>
-        <w:t>The</w:t>
-      </w:r>
-      <w:proofErr w:type="gramEnd"/>
-      <w:r>
-        <w:t xml:space="preserve"> include relationships show mandatory sub-processes such as user validation during login, checking item availability when viewing the menu or placing orders, and payment processing as part of order placement. These are essential steps that must always occur within the main use cases. The extend relationships represent optional or conditional functionalities, where tracking order status and viewing order history extend from the main “Place Order” use case, depending on user actions after placing an order. Overall, this enhanced diagram provides a more realistic and structured representation of system behavior, improving clarity of shared and optional processes within the system</w:t>
+      <w:bookmarkEnd w:id="66"/>
+    </w:p>
+    <w:p>
+      <w:r>
+        <w:t>The include relationships show mandatory sub-processes such as user validation during login, checking item availability when viewing the menu or placing orders, and payment processing as part of order placement. These are essential steps that must always occur within the main use cases. The extend relationships represent optional or conditional functionalities, where tracking order status and viewing order history extend from the main “Place Order” use case, depending on user actions after placing an order. Overall, this enhanced diagram provides a more realistic and structured representation of system behavior, improving clarity of shared and optional processes within the system</w:t>
       </w:r>
       <w:r>
         <w:t>.</w:t>
@@ -7342,11 +7147,11 @@
       <w:pPr>
         <w:pStyle w:val="Heading3"/>
       </w:pPr>
-      <w:bookmarkStart w:id="66" w:name="_heading=h.1w3nix1yeett" w:colFirst="0" w:colLast="0"/>
-      <w:bookmarkStart w:id="67" w:name="_heading=h.pkgmwy1kfuz6" w:colFirst="0" w:colLast="0"/>
-      <w:bookmarkStart w:id="68" w:name="_Toc231489982"/>
-      <w:bookmarkEnd w:id="66"/>
+      <w:bookmarkStart w:id="67" w:name="_heading=h.1w3nix1yeett" w:colFirst="0" w:colLast="0"/>
+      <w:bookmarkStart w:id="68" w:name="_heading=h.pkgmwy1kfuz6" w:colFirst="0" w:colLast="0"/>
+      <w:bookmarkStart w:id="69" w:name="_Toc231489982"/>
       <w:bookmarkEnd w:id="67"/>
+      <w:bookmarkEnd w:id="68"/>
       <w:proofErr w:type="gramStart"/>
       <w:r>
         <w:lastRenderedPageBreak/>
@@ -7362,14 +7167,14 @@
       <w:r>
         <w:t xml:space="preserve"> diagrams</w:t>
       </w:r>
-      <w:bookmarkStart w:id="69" w:name="_heading=h.1cm8n45yh4wo" w:colFirst="0" w:colLast="0"/>
-      <w:bookmarkStart w:id="70" w:name="_heading=h.ad4in7mq08rn" w:colFirst="0" w:colLast="0"/>
-      <w:bookmarkStart w:id="71" w:name="_heading=h.yinvzixge54v" w:colFirst="0" w:colLast="0"/>
-      <w:bookmarkStart w:id="72" w:name="_Toc218671479"/>
-      <w:bookmarkEnd w:id="68"/>
+      <w:bookmarkStart w:id="70" w:name="_heading=h.1cm8n45yh4wo" w:colFirst="0" w:colLast="0"/>
+      <w:bookmarkStart w:id="71" w:name="_heading=h.ad4in7mq08rn" w:colFirst="0" w:colLast="0"/>
+      <w:bookmarkStart w:id="72" w:name="_heading=h.yinvzixge54v" w:colFirst="0" w:colLast="0"/>
+      <w:bookmarkStart w:id="73" w:name="_Toc218671479"/>
       <w:bookmarkEnd w:id="69"/>
       <w:bookmarkEnd w:id="70"/>
       <w:bookmarkEnd w:id="71"/>
+      <w:bookmarkEnd w:id="72"/>
     </w:p>
     <w:p>
       <w:pPr>
@@ -7380,7 +7185,7 @@
       <w:r>
         <w:rPr>
           <w:noProof/>
-          <w:lang w:val="en-US"/>
+          <w:lang w:val="en-US" w:eastAsia="en-US"/>
         </w:rPr>
         <w:drawing>
           <wp:inline distT="0" distB="0" distL="0" distR="0" wp14:anchorId="6E4E1427" wp14:editId="553F40DE">
@@ -7449,8 +7254,8 @@
           <w:szCs w:val="24"/>
         </w:rPr>
       </w:pPr>
-      <w:bookmarkStart w:id="73" w:name="_Toc222587630"/>
-      <w:bookmarkStart w:id="74" w:name="_Toc229035111"/>
+      <w:bookmarkStart w:id="74" w:name="_Toc222587630"/>
+      <w:bookmarkStart w:id="75" w:name="_Toc229035111"/>
       <w:r>
         <w:rPr>
           <w:i w:val="0"/>
@@ -7516,75 +7321,59 @@
         </w:rPr>
         <w:t>: Sequence diagram</w:t>
       </w:r>
+      <w:bookmarkEnd w:id="74"/>
+      <w:bookmarkEnd w:id="75"/>
+    </w:p>
+    <w:p>
+      <w:r>
+        <w:t xml:space="preserve">This sequence diagram shows the step-by-step interaction between Student, Admin, Canteen System, and Database in the Digital Canteen Pre-order System. First, the student browses the menu, and the system fetches menu data from the database. The student then places a one-click order, which is stored as pending and notified to the admin. The admin processes the order by updating its status to preparing or ready, and the student receives </w:t>
+      </w:r>
+      <w:r>
+        <w:lastRenderedPageBreak/>
+        <w:t>live status updates. Finally, during pickup, the student pays physically, the admin marks the order as paid and collected, and the system stores the completed order in order history.</w:t>
+      </w:r>
+    </w:p>
+    <w:p>
+      <w:pPr>
+        <w:pStyle w:val="Heading3"/>
+        <w:rPr>
+          <w:lang w:val="en-US"/>
+        </w:rPr>
+      </w:pPr>
+      <w:bookmarkStart w:id="76" w:name="_Toc218671490"/>
+      <w:bookmarkStart w:id="77" w:name="_Toc231489983"/>
       <w:bookmarkEnd w:id="73"/>
-      <w:bookmarkEnd w:id="74"/>
-    </w:p>
-    <w:p>
-      <w:r>
-        <w:t xml:space="preserve">This sequence diagram shows the step-by-step interaction between Student, Admin, Canteen System, and Database in the Digital Canteen Pre-order System. First, the student browses the menu, and the system fetches menu data from the database. The student then places a one-click order, which is stored as pending and notified to the admin. The admin processes the order by updating its status to </w:t>
-      </w:r>
-      <w:proofErr w:type="gramStart"/>
-      <w:r>
-        <w:t>preparing</w:t>
-      </w:r>
-      <w:proofErr w:type="gramEnd"/>
-      <w:r>
-        <w:t xml:space="preserve"> or ready, and the student receives </w:t>
-      </w:r>
-      <w:r>
-        <w:lastRenderedPageBreak/>
-        <w:t xml:space="preserve">live status updates. Finally, during pickup, the student pays physically, the admin marks the order as paid and collected, and the system stores the </w:t>
-      </w:r>
-      <w:proofErr w:type="gramStart"/>
-      <w:r>
-        <w:t>completed</w:t>
-      </w:r>
-      <w:proofErr w:type="gramEnd"/>
-      <w:r>
-        <w:t xml:space="preserve"> order in order history.</w:t>
-      </w:r>
-    </w:p>
-    <w:p>
-      <w:pPr>
-        <w:pStyle w:val="Heading3"/>
+      <w:r>
         <w:rPr>
           <w:lang w:val="en-US"/>
         </w:rPr>
-      </w:pPr>
-      <w:bookmarkStart w:id="75" w:name="_Toc218671490"/>
-      <w:bookmarkStart w:id="76" w:name="_Toc231489983"/>
-      <w:bookmarkEnd w:id="72"/>
+        <w:t xml:space="preserve">3.3.7 </w:t>
+      </w:r>
       <w:r>
         <w:rPr>
           <w:lang w:val="en-US"/>
         </w:rPr>
-        <w:t xml:space="preserve">3.3.7 </w:t>
+        <w:t>Class</w:t>
       </w:r>
       <w:r>
         <w:rPr>
           <w:lang w:val="en-US"/>
         </w:rPr>
-        <w:t>Class</w:t>
-      </w:r>
-      <w:r>
+        <w:t xml:space="preserve"> Diagram</w:t>
+      </w:r>
+      <w:bookmarkEnd w:id="76"/>
+      <w:bookmarkEnd w:id="77"/>
+    </w:p>
+    <w:p>
+      <w:pPr>
         <w:rPr>
           <w:lang w:val="en-US"/>
         </w:rPr>
-        <w:t xml:space="preserve"> Diagram</w:t>
-      </w:r>
-      <w:bookmarkEnd w:id="75"/>
-      <w:bookmarkEnd w:id="76"/>
-    </w:p>
-    <w:p>
-      <w:pPr>
-        <w:rPr>
-          <w:lang w:val="en-US"/>
-        </w:rPr>
       </w:pPr>
       <w:r>
         <w:rPr>
           <w:noProof/>
-          <w:lang w:val="en-US"/>
+          <w:lang w:val="en-US" w:eastAsia="en-US"/>
         </w:rPr>
         <w:drawing>
           <wp:inline distT="0" distB="0" distL="0" distR="0" wp14:anchorId="72E0C38C" wp14:editId="017DD56E">
@@ -7653,8 +7442,8 @@
           <w:szCs w:val="24"/>
         </w:rPr>
       </w:pPr>
-      <w:bookmarkStart w:id="77" w:name="_Toc222587631"/>
-      <w:bookmarkStart w:id="78" w:name="_Toc229035112"/>
+      <w:bookmarkStart w:id="78" w:name="_Toc222587631"/>
+      <w:bookmarkStart w:id="79" w:name="_Toc229035112"/>
       <w:r>
         <w:rPr>
           <w:i w:val="0"/>
@@ -7720,7 +7509,7 @@
         </w:rPr>
         <w:t xml:space="preserve">: </w:t>
       </w:r>
-      <w:bookmarkEnd w:id="77"/>
+      <w:bookmarkEnd w:id="78"/>
       <w:r>
         <w:rPr>
           <w:i w:val="0"/>
@@ -7730,7 +7519,7 @@
         </w:rPr>
         <w:t>Class Diagram</w:t>
       </w:r>
-      <w:bookmarkEnd w:id="78"/>
+      <w:bookmarkEnd w:id="79"/>
     </w:p>
     <w:p>
       <w:pPr>
@@ -7744,23 +7533,7 @@
         </w:rPr>
       </w:pPr>
       <w:r>
-        <w:t xml:space="preserve">The class diagram of the Digital Canteen Pre-order System represents the main system entities and their relationships. The </w:t>
-      </w:r>
-      <w:proofErr w:type="gramStart"/>
-      <w:r>
-        <w:t>Student</w:t>
-      </w:r>
-      <w:proofErr w:type="gramEnd"/>
-      <w:r>
-        <w:t xml:space="preserve"> class handles student information and ordering functions, while the </w:t>
-      </w:r>
-      <w:proofErr w:type="gramStart"/>
-      <w:r>
-        <w:t>Admin</w:t>
-      </w:r>
-      <w:proofErr w:type="gramEnd"/>
-      <w:r>
-        <w:t xml:space="preserve"> class manages menu items and order processing. The </w:t>
+        <w:t xml:space="preserve">The class diagram of the Digital Canteen Pre-order System represents the main system entities and their relationships. The Student class handles student information and ordering functions, while the Admin class manages menu items and order processing. The </w:t>
       </w:r>
       <w:proofErr w:type="spellStart"/>
       <w:r>
@@ -7772,23 +7545,7 @@
       </w:r>
       <w:r>
         <w:lastRenderedPageBreak/>
-        <w:t xml:space="preserve">class stores food </w:t>
-      </w:r>
-      <w:proofErr w:type="gramStart"/>
-      <w:r>
-        <w:t>item</w:t>
-      </w:r>
-      <w:proofErr w:type="gramEnd"/>
-      <w:r>
-        <w:t xml:space="preserve"> </w:t>
-      </w:r>
-      <w:proofErr w:type="gramStart"/>
-      <w:r>
-        <w:t>details</w:t>
-      </w:r>
-      <w:proofErr w:type="gramEnd"/>
-      <w:r>
-        <w:t xml:space="preserve"> such as price, image, and availability status. The Order class records student orders, selected menu items, total amount, and order status, whereas the </w:t>
+        <w:t xml:space="preserve">class stores food item details such as price, image, and availability status. The Order class records student orders, selected menu items, total amount, and order status, whereas the </w:t>
       </w:r>
       <w:proofErr w:type="spellStart"/>
       <w:r>
@@ -7810,7 +7567,7 @@
           <w:szCs w:val="28"/>
         </w:rPr>
       </w:pPr>
-      <w:bookmarkStart w:id="79" w:name="_Toc231489984"/>
+      <w:bookmarkStart w:id="80" w:name="_Toc231489984"/>
       <w:r>
         <w:rPr>
           <w:rFonts w:hint="eastAsia"/>
@@ -7818,7 +7575,7 @@
         <w:lastRenderedPageBreak/>
         <w:t>References</w:t>
       </w:r>
-      <w:bookmarkEnd w:id="79"/>
+      <w:bookmarkEnd w:id="80"/>
     </w:p>
     <w:p>
       <w:pPr>
@@ -7923,7 +7680,7 @@
 </file>
 
 <file path=word/endnotes.xml><?xml version="1.0" encoding="utf-8"?>
-<w:endnotes xmlns:wpc="http://schemas.microsoft.com/office/word/2010/wordprocessingCanvas" xmlns:cx="http://schemas.microsoft.com/office/drawing/2014/chartex" xmlns:cx1="http://schemas.microsoft.com/office/drawing/2015/9/8/chartex" xmlns:cx2="http://schemas.microsoft.com/office/drawing/2015/10/21/chartex" xmlns:cx3="http://schemas.microsoft.com/office/drawing/2016/5/9/chartex" xmlns:cx4="http://schemas.microsoft.com/office/drawing/2016/5/10/chartex" xmlns:cx5="http://schemas.microsoft.com/office/drawing/2016/5/11/chartex" xmlns:cx6="http://schemas.microsoft.com/office/drawing/2016/5/12/chartex" xmlns:cx7="http://schemas.microsoft.com/office/drawing/2016/5/13/chartex" xmlns:cx8="http://schemas.microsoft.com/office/drawing/2016/5/14/chartex" xmlns:mc="http://schemas.openxmlformats.org/markup-compatibility/2006" xmlns:aink="http://schemas.microsoft.com/office/drawing/2016/ink" xmlns:am3d="http://schemas.microsoft.com/office/drawing/2017/model3d" xmlns:o="urn:schemas-microsoft-com:office:office" xmlns:oel="http://schemas.microsoft.com/office/2019/extlst" xmlns:r="http://schemas.openxmlformats.org/officeDocument/2006/relationships" xmlns:m="http://schemas.openxmlformats.org/officeDocument/2006/math" xmlns:v="urn:schemas-microsoft-com:vml" xmlns:wp14="http://schemas.microsoft.com/office/word/2010/wordprocessingDrawing" xmlns:wp="http://schemas.openxmlformats.org/drawingml/2006/wordprocessingDrawing" xmlns:w10="urn:schemas-microsoft-com:office:word" xmlns:w="http://schemas.openxmlformats.org/wordprocessingml/2006/main" xmlns:w14="http://schemas.microsoft.com/office/word/2010/wordml" xmlns:w15="http://schemas.microsoft.com/office/word/2012/wordml" xmlns:w16cex="http://schemas.microsoft.com/office/word/2018/wordml/cex" xmlns:w16cid="http://schemas.microsoft.com/office/word/2016/wordml/cid" xmlns:w16="http://schemas.microsoft.com/office/word/2018/wordml" xmlns:w16du="http://schemas.microsoft.com/office/word/2023/wordml/word16du" xmlns:w16sdtdh="http://schemas.microsoft.com/office/word/2020/wordml/sdtdatahash" xmlns:w16sdtfl="http://schemas.microsoft.com/office/word/2024/wordml/sdtformatlock" xmlns:w16se="http://schemas.microsoft.com/office/word/2015/wordml/symex" xmlns:wpg="http://schemas.microsoft.com/office/word/2010/wordprocessingGroup" xmlns:wpi="http://schemas.microsoft.com/office/word/2010/wordprocessingInk" xmlns:wne="http://schemas.microsoft.com/office/word/2006/wordml" xmlns:wps="http://schemas.microsoft.com/office/word/2010/wordprocessingShape" mc:Ignorable="w14 w15 w16se w16cid w16 w16cex w16sdtdh w16sdtfl w16du wp14">
+<w:endnotes xmlns:wpc="http://schemas.microsoft.com/office/word/2010/wordprocessingCanvas" xmlns:mc="http://schemas.openxmlformats.org/markup-compatibility/2006" xmlns:o="urn:schemas-microsoft-com:office:office" xmlns:r="http://schemas.openxmlformats.org/officeDocument/2006/relationships" xmlns:m="http://schemas.openxmlformats.org/officeDocument/2006/math" xmlns:v="urn:schemas-microsoft-com:vml" xmlns:wp14="http://schemas.microsoft.com/office/word/2010/wordprocessingDrawing" xmlns:wp="http://schemas.openxmlformats.org/drawingml/2006/wordprocessingDrawing" xmlns:w10="urn:schemas-microsoft-com:office:word" xmlns:w="http://schemas.openxmlformats.org/wordprocessingml/2006/main" xmlns:w14="http://schemas.microsoft.com/office/word/2010/wordml" xmlns:w15="http://schemas.microsoft.com/office/word/2012/wordml" xmlns:wpg="http://schemas.microsoft.com/office/word/2010/wordprocessingGroup" xmlns:wpi="http://schemas.microsoft.com/office/word/2010/wordprocessingInk" xmlns:wne="http://schemas.microsoft.com/office/word/2006/wordml" xmlns:wps="http://schemas.microsoft.com/office/word/2010/wordprocessingShape" mc:Ignorable="w14 w15 wp14">
   <w:endnote w:type="separator" w:id="-1">
     <w:p>
       <w:pPr>
@@ -7948,7 +7705,7 @@
 </file>
 
 <file path=word/footer1.xml><?xml version="1.0" encoding="utf-8"?>
-<w:ftr xmlns:wpc="http://schemas.microsoft.com/office/word/2010/wordprocessingCanvas" xmlns:cx="http://schemas.microsoft.com/office/drawing/2014/chartex" xmlns:cx1="http://schemas.microsoft.com/office/drawing/2015/9/8/chartex" xmlns:cx2="http://schemas.microsoft.com/office/drawing/2015/10/21/chartex" xmlns:cx3="http://schemas.microsoft.com/office/drawing/2016/5/9/chartex" xmlns:cx4="http://schemas.microsoft.com/office/drawing/2016/5/10/chartex" xmlns:cx5="http://schemas.microsoft.com/office/drawing/2016/5/11/chartex" xmlns:cx6="http://schemas.microsoft.com/office/drawing/2016/5/12/chartex" xmlns:cx7="http://schemas.microsoft.com/office/drawing/2016/5/13/chartex" xmlns:cx8="http://schemas.microsoft.com/office/drawing/2016/5/14/chartex" xmlns:mc="http://schemas.openxmlformats.org/markup-compatibility/2006" xmlns:aink="http://schemas.microsoft.com/office/drawing/2016/ink" xmlns:am3d="http://schemas.microsoft.com/office/drawing/2017/model3d" xmlns:o="urn:schemas-microsoft-com:office:office" xmlns:oel="http://schemas.microsoft.com/office/2019/extlst" xmlns:r="http://schemas.openxmlformats.org/officeDocument/2006/relationships" xmlns:m="http://schemas.openxmlformats.org/officeDocument/2006/math" xmlns:v="urn:schemas-microsoft-com:vml" xmlns:wp14="http://schemas.microsoft.com/office/word/2010/wordprocessingDrawing" xmlns:wp="http://schemas.openxmlformats.org/drawingml/2006/wordprocessingDrawing" xmlns:w10="urn:schemas-microsoft-com:office:word" xmlns:w="http://schemas.openxmlformats.org/wordprocessingml/2006/main" xmlns:w14="http://schemas.microsoft.com/office/word/2010/wordml" xmlns:w15="http://schemas.microsoft.com/office/word/2012/wordml" xmlns:w16cex="http://schemas.microsoft.com/office/word/2018/wordml/cex" xmlns:w16cid="http://schemas.microsoft.com/office/word/2016/wordml/cid" xmlns:w16="http://schemas.microsoft.com/office/word/2018/wordml" xmlns:w16du="http://schemas.microsoft.com/office/word/2023/wordml/word16du" xmlns:w16sdtdh="http://schemas.microsoft.com/office/word/2020/wordml/sdtdatahash" xmlns:w16sdtfl="http://schemas.microsoft.com/office/word/2024/wordml/sdtformatlock" xmlns:w16se="http://schemas.microsoft.com/office/word/2015/wordml/symex" xmlns:wpg="http://schemas.microsoft.com/office/word/2010/wordprocessingGroup" xmlns:wpi="http://schemas.microsoft.com/office/word/2010/wordprocessingInk" xmlns:wne="http://schemas.microsoft.com/office/word/2006/wordml" xmlns:wps="http://schemas.microsoft.com/office/word/2010/wordprocessingShape" mc:Ignorable="w14 w15 w16se w16cid w16 w16cex w16sdtdh w16sdtfl w16du wp14">
+<w:ftr xmlns:wpc="http://schemas.microsoft.com/office/word/2010/wordprocessingCanvas" xmlns:mc="http://schemas.openxmlformats.org/markup-compatibility/2006" xmlns:o="urn:schemas-microsoft-com:office:office" xmlns:r="http://schemas.openxmlformats.org/officeDocument/2006/relationships" xmlns:m="http://schemas.openxmlformats.org/officeDocument/2006/math" xmlns:v="urn:schemas-microsoft-com:vml" xmlns:wp14="http://schemas.microsoft.com/office/word/2010/wordprocessingDrawing" xmlns:wp="http://schemas.openxmlformats.org/drawingml/2006/wordprocessingDrawing" xmlns:w10="urn:schemas-microsoft-com:office:word" xmlns:w="http://schemas.openxmlformats.org/wordprocessingml/2006/main" xmlns:w14="http://schemas.microsoft.com/office/word/2010/wordml" xmlns:w15="http://schemas.microsoft.com/office/word/2012/wordml" xmlns:wpg="http://schemas.microsoft.com/office/word/2010/wordprocessingGroup" xmlns:wpi="http://schemas.microsoft.com/office/word/2010/wordprocessingInk" xmlns:wne="http://schemas.microsoft.com/office/word/2006/wordml" xmlns:wps="http://schemas.microsoft.com/office/word/2010/wordprocessingShape" mc:Ignorable="w14 w15 wp14">
   <w:sdt>
     <w:sdtPr>
       <w:rPr>
@@ -8009,7 +7766,7 @@
             <w:sz w:val="28"/>
             <w:szCs w:val="28"/>
           </w:rPr>
-          <w:t>2</w:t>
+          <w:t>vii</w:t>
         </w:r>
         <w:r>
           <w:rPr>
@@ -8046,7 +7803,7 @@
 </file>
 
 <file path=word/footer2.xml><?xml version="1.0" encoding="utf-8"?>
-<w:ftr xmlns:wpc="http://schemas.microsoft.com/office/word/2010/wordprocessingCanvas" xmlns:cx="http://schemas.microsoft.com/office/drawing/2014/chartex" xmlns:cx1="http://schemas.microsoft.com/office/drawing/2015/9/8/chartex" xmlns:cx2="http://schemas.microsoft.com/office/drawing/2015/10/21/chartex" xmlns:cx3="http://schemas.microsoft.com/office/drawing/2016/5/9/chartex" xmlns:cx4="http://schemas.microsoft.com/office/drawing/2016/5/10/chartex" xmlns:cx5="http://schemas.microsoft.com/office/drawing/2016/5/11/chartex" xmlns:cx6="http://schemas.microsoft.com/office/drawing/2016/5/12/chartex" xmlns:cx7="http://schemas.microsoft.com/office/drawing/2016/5/13/chartex" xmlns:cx8="http://schemas.microsoft.com/office/drawing/2016/5/14/chartex" xmlns:mc="http://schemas.openxmlformats.org/markup-compatibility/2006" xmlns:aink="http://schemas.microsoft.com/office/drawing/2016/ink" xmlns:am3d="http://schemas.microsoft.com/office/drawing/2017/model3d" xmlns:o="urn:schemas-microsoft-com:office:office" xmlns:oel="http://schemas.microsoft.com/office/2019/extlst" xmlns:r="http://schemas.openxmlformats.org/officeDocument/2006/relationships" xmlns:m="http://schemas.openxmlformats.org/officeDocument/2006/math" xmlns:v="urn:schemas-microsoft-com:vml" xmlns:wp14="http://schemas.microsoft.com/office/word/2010/wordprocessingDrawing" xmlns:wp="http://schemas.openxmlformats.org/drawingml/2006/wordprocessingDrawing" xmlns:w10="urn:schemas-microsoft-com:office:word" xmlns:w="http://schemas.openxmlformats.org/wordprocessingml/2006/main" xmlns:w14="http://schemas.microsoft.com/office/word/2010/wordml" xmlns:w15="http://schemas.microsoft.com/office/word/2012/wordml" xmlns:w16cex="http://schemas.microsoft.com/office/word/2018/wordml/cex" xmlns:w16cid="http://schemas.microsoft.com/office/word/2016/wordml/cid" xmlns:w16="http://schemas.microsoft.com/office/word/2018/wordml" xmlns:w16du="http://schemas.microsoft.com/office/word/2023/wordml/word16du" xmlns:w16sdtdh="http://schemas.microsoft.com/office/word/2020/wordml/sdtdatahash" xmlns:w16sdtfl="http://schemas.microsoft.com/office/word/2024/wordml/sdtformatlock" xmlns:w16se="http://schemas.microsoft.com/office/word/2015/wordml/symex" xmlns:wpg="http://schemas.microsoft.com/office/word/2010/wordprocessingGroup" xmlns:wpi="http://schemas.microsoft.com/office/word/2010/wordprocessingInk" xmlns:wne="http://schemas.microsoft.com/office/word/2006/wordml" xmlns:wps="http://schemas.microsoft.com/office/word/2010/wordprocessingShape" mc:Ignorable="w14 w15 w16se w16cid w16 w16cex w16sdtdh w16sdtfl w16du wp14">
+<w:ftr xmlns:wpc="http://schemas.microsoft.com/office/word/2010/wordprocessingCanvas" xmlns:mc="http://schemas.openxmlformats.org/markup-compatibility/2006" xmlns:o="urn:schemas-microsoft-com:office:office" xmlns:r="http://schemas.openxmlformats.org/officeDocument/2006/relationships" xmlns:m="http://schemas.openxmlformats.org/officeDocument/2006/math" xmlns:v="urn:schemas-microsoft-com:vml" xmlns:wp14="http://schemas.microsoft.com/office/word/2010/wordprocessingDrawing" xmlns:wp="http://schemas.openxmlformats.org/drawingml/2006/wordprocessingDrawing" xmlns:w10="urn:schemas-microsoft-com:office:word" xmlns:w="http://schemas.openxmlformats.org/wordprocessingml/2006/main" xmlns:w14="http://schemas.microsoft.com/office/word/2010/wordml" xmlns:w15="http://schemas.microsoft.com/office/word/2012/wordml" xmlns:wpg="http://schemas.microsoft.com/office/word/2010/wordprocessingGroup" xmlns:wpi="http://schemas.microsoft.com/office/word/2010/wordprocessingInk" xmlns:wne="http://schemas.microsoft.com/office/word/2006/wordml" xmlns:wps="http://schemas.microsoft.com/office/word/2010/wordprocessingShape" mc:Ignorable="w14 w15 wp14">
   <w:p>
     <w:pPr>
       <w:pBdr>
@@ -8089,7 +7846,7 @@
         <w:noProof/>
         <w:color w:val="000000"/>
       </w:rPr>
-      <w:t>1</w:t>
+      <w:t>2</w:t>
     </w:r>
     <w:r>
       <w:rPr>
@@ -8121,7 +7878,7 @@
 </file>
 
 <file path=word/footnotes.xml><?xml version="1.0" encoding="utf-8"?>
-<w:footnotes xmlns:wpc="http://schemas.microsoft.com/office/word/2010/wordprocessingCanvas" xmlns:cx="http://schemas.microsoft.com/office/drawing/2014/chartex" xmlns:cx1="http://schemas.microsoft.com/office/drawing/2015/9/8/chartex" xmlns:cx2="http://schemas.microsoft.com/office/drawing/2015/10/21/chartex" xmlns:cx3="http://schemas.microsoft.com/office/drawing/2016/5/9/chartex" xmlns:cx4="http://schemas.microsoft.com/office/drawing/2016/5/10/chartex" xmlns:cx5="http://schemas.microsoft.com/office/drawing/2016/5/11/chartex" xmlns:cx6="http://schemas.microsoft.com/office/drawing/2016/5/12/chartex" xmlns:cx7="http://schemas.microsoft.com/office/drawing/2016/5/13/chartex" xmlns:cx8="http://schemas.microsoft.com/office/drawing/2016/5/14/chartex" xmlns:mc="http://schemas.openxmlformats.org/markup-compatibility/2006" xmlns:aink="http://schemas.microsoft.com/office/drawing/2016/ink" xmlns:am3d="http://schemas.microsoft.com/office/drawing/2017/model3d" xmlns:o="urn:schemas-microsoft-com:office:office" xmlns:oel="http://schemas.microsoft.com/office/2019/extlst" xmlns:r="http://schemas.openxmlformats.org/officeDocument/2006/relationships" xmlns:m="http://schemas.openxmlformats.org/officeDocument/2006/math" xmlns:v="urn:schemas-microsoft-com:vml" xmlns:wp14="http://schemas.microsoft.com/office/word/2010/wordprocessingDrawing" xmlns:wp="http://schemas.openxmlformats.org/drawingml/2006/wordprocessingDrawing" xmlns:w10="urn:schemas-microsoft-com:office:word" xmlns:w="http://schemas.openxmlformats.org/wordprocessingml/2006/main" xmlns:w14="http://schemas.microsoft.com/office/word/2010/wordml" xmlns:w15="http://schemas.microsoft.com/office/word/2012/wordml" xmlns:w16cex="http://schemas.microsoft.com/office/word/2018/wordml/cex" xmlns:w16cid="http://schemas.microsoft.com/office/word/2016/wordml/cid" xmlns:w16="http://schemas.microsoft.com/office/word/2018/wordml" xmlns:w16du="http://schemas.microsoft.com/office/word/2023/wordml/word16du" xmlns:w16sdtdh="http://schemas.microsoft.com/office/word/2020/wordml/sdtdatahash" xmlns:w16sdtfl="http://schemas.microsoft.com/office/word/2024/wordml/sdtformatlock" xmlns:w16se="http://schemas.microsoft.com/office/word/2015/wordml/symex" xmlns:wpg="http://schemas.microsoft.com/office/word/2010/wordprocessingGroup" xmlns:wpi="http://schemas.microsoft.com/office/word/2010/wordprocessingInk" xmlns:wne="http://schemas.microsoft.com/office/word/2006/wordml" xmlns:wps="http://schemas.microsoft.com/office/word/2010/wordprocessingShape" mc:Ignorable="w14 w15 w16se w16cid w16 w16cex w16sdtdh w16sdtfl w16du wp14">
+<w:footnotes xmlns:wpc="http://schemas.microsoft.com/office/word/2010/wordprocessingCanvas" xmlns:mc="http://schemas.openxmlformats.org/markup-compatibility/2006" xmlns:o="urn:schemas-microsoft-com:office:office" xmlns:r="http://schemas.openxmlformats.org/officeDocument/2006/relationships" xmlns:m="http://schemas.openxmlformats.org/officeDocument/2006/math" xmlns:v="urn:schemas-microsoft-com:vml" xmlns:wp14="http://schemas.microsoft.com/office/word/2010/wordprocessingDrawing" xmlns:wp="http://schemas.openxmlformats.org/drawingml/2006/wordprocessingDrawing" xmlns:w10="urn:schemas-microsoft-com:office:word" xmlns:w="http://schemas.openxmlformats.org/wordprocessingml/2006/main" xmlns:w14="http://schemas.microsoft.com/office/word/2010/wordml" xmlns:w15="http://schemas.microsoft.com/office/word/2012/wordml" xmlns:wpg="http://schemas.microsoft.com/office/word/2010/wordprocessingGroup" xmlns:wpi="http://schemas.microsoft.com/office/word/2010/wordprocessingInk" xmlns:wne="http://schemas.microsoft.com/office/word/2006/wordml" xmlns:wps="http://schemas.microsoft.com/office/word/2010/wordprocessingShape" mc:Ignorable="w14 w15 wp14">
   <w:footnote w:type="separator" w:id="-1">
     <w:p>
       <w:pPr>
@@ -8146,7 +7903,7 @@
 </file>
 
 <file path=word/header1.xml><?xml version="1.0" encoding="utf-8"?>
-<w:hdr xmlns:wpc="http://schemas.microsoft.com/office/word/2010/wordprocessingCanvas" xmlns:cx="http://schemas.microsoft.com/office/drawing/2014/chartex" xmlns:cx1="http://schemas.microsoft.com/office/drawing/2015/9/8/chartex" xmlns:cx2="http://schemas.microsoft.com/office/drawing/2015/10/21/chartex" xmlns:cx3="http://schemas.microsoft.com/office/drawing/2016/5/9/chartex" xmlns:cx4="http://schemas.microsoft.com/office/drawing/2016/5/10/chartex" xmlns:cx5="http://schemas.microsoft.com/office/drawing/2016/5/11/chartex" xmlns:cx6="http://schemas.microsoft.com/office/drawing/2016/5/12/chartex" xmlns:cx7="http://schemas.microsoft.com/office/drawing/2016/5/13/chartex" xmlns:cx8="http://schemas.microsoft.com/office/drawing/2016/5/14/chartex" xmlns:mc="http://schemas.openxmlformats.org/markup-compatibility/2006" xmlns:aink="http://schemas.microsoft.com/office/drawing/2016/ink" xmlns:am3d="http://schemas.microsoft.com/office/drawing/2017/model3d" xmlns:o="urn:schemas-microsoft-com:office:office" xmlns:oel="http://schemas.microsoft.com/office/2019/extlst" xmlns:r="http://schemas.openxmlformats.org/officeDocument/2006/relationships" xmlns:m="http://schemas.openxmlformats.org/officeDocument/2006/math" xmlns:v="urn:schemas-microsoft-com:vml" xmlns:wp14="http://schemas.microsoft.com/office/word/2010/wordprocessingDrawing" xmlns:wp="http://schemas.openxmlformats.org/drawingml/2006/wordprocessingDrawing" xmlns:w10="urn:schemas-microsoft-com:office:word" xmlns:w="http://schemas.openxmlformats.org/wordprocessingml/2006/main" xmlns:w14="http://schemas.microsoft.com/office/word/2010/wordml" xmlns:w15="http://schemas.microsoft.com/office/word/2012/wordml" xmlns:w16cex="http://schemas.microsoft.com/office/word/2018/wordml/cex" xmlns:w16cid="http://schemas.microsoft.com/office/word/2016/wordml/cid" xmlns:w16="http://schemas.microsoft.com/office/word/2018/wordml" xmlns:w16du="http://schemas.microsoft.com/office/word/2023/wordml/word16du" xmlns:w16sdtdh="http://schemas.microsoft.com/office/word/2020/wordml/sdtdatahash" xmlns:w16sdtfl="http://schemas.microsoft.com/office/word/2024/wordml/sdtformatlock" xmlns:w16se="http://schemas.microsoft.com/office/word/2015/wordml/symex" xmlns:wpg="http://schemas.microsoft.com/office/word/2010/wordprocessingGroup" xmlns:wpi="http://schemas.microsoft.com/office/word/2010/wordprocessingInk" xmlns:wne="http://schemas.microsoft.com/office/word/2006/wordml" xmlns:wps="http://schemas.microsoft.com/office/word/2010/wordprocessingShape" mc:Ignorable="w14 w15 w16se w16cid w16 w16cex w16sdtdh w16sdtfl w16du wp14">
+<w:hdr xmlns:wpc="http://schemas.microsoft.com/office/word/2010/wordprocessingCanvas" xmlns:mc="http://schemas.openxmlformats.org/markup-compatibility/2006" xmlns:o="urn:schemas-microsoft-com:office:office" xmlns:r="http://schemas.openxmlformats.org/officeDocument/2006/relationships" xmlns:m="http://schemas.openxmlformats.org/officeDocument/2006/math" xmlns:v="urn:schemas-microsoft-com:vml" xmlns:wp14="http://schemas.microsoft.com/office/word/2010/wordprocessingDrawing" xmlns:wp="http://schemas.openxmlformats.org/drawingml/2006/wordprocessingDrawing" xmlns:w10="urn:schemas-microsoft-com:office:word" xmlns:w="http://schemas.openxmlformats.org/wordprocessingml/2006/main" xmlns:w14="http://schemas.microsoft.com/office/word/2010/wordml" xmlns:w15="http://schemas.microsoft.com/office/word/2012/wordml" xmlns:wpg="http://schemas.microsoft.com/office/word/2010/wordprocessingGroup" xmlns:wpi="http://schemas.microsoft.com/office/word/2010/wordprocessingInk" xmlns:wne="http://schemas.microsoft.com/office/word/2006/wordml" xmlns:wps="http://schemas.microsoft.com/office/word/2010/wordprocessingShape" mc:Ignorable="w14 w15 wp14">
   <w:p>
     <w:pPr>
       <w:pBdr>
@@ -8170,7 +7927,7 @@
 </file>
 
 <file path=word/header2.xml><?xml version="1.0" encoding="utf-8"?>
-<w:hdr xmlns:wpc="http://schemas.microsoft.com/office/word/2010/wordprocessingCanvas" xmlns:cx="http://schemas.microsoft.com/office/drawing/2014/chartex" xmlns:cx1="http://schemas.microsoft.com/office/drawing/2015/9/8/chartex" xmlns:cx2="http://schemas.microsoft.com/office/drawing/2015/10/21/chartex" xmlns:cx3="http://schemas.microsoft.com/office/drawing/2016/5/9/chartex" xmlns:cx4="http://schemas.microsoft.com/office/drawing/2016/5/10/chartex" xmlns:cx5="http://schemas.microsoft.com/office/drawing/2016/5/11/chartex" xmlns:cx6="http://schemas.microsoft.com/office/drawing/2016/5/12/chartex" xmlns:cx7="http://schemas.microsoft.com/office/drawing/2016/5/13/chartex" xmlns:cx8="http://schemas.microsoft.com/office/drawing/2016/5/14/chartex" xmlns:mc="http://schemas.openxmlformats.org/markup-compatibility/2006" xmlns:aink="http://schemas.microsoft.com/office/drawing/2016/ink" xmlns:am3d="http://schemas.microsoft.com/office/drawing/2017/model3d" xmlns:o="urn:schemas-microsoft-com:office:office" xmlns:oel="http://schemas.microsoft.com/office/2019/extlst" xmlns:r="http://schemas.openxmlformats.org/officeDocument/2006/relationships" xmlns:m="http://schemas.openxmlformats.org/officeDocument/2006/math" xmlns:v="urn:schemas-microsoft-com:vml" xmlns:wp14="http://schemas.microsoft.com/office/word/2010/wordprocessingDrawing" xmlns:wp="http://schemas.openxmlformats.org/drawingml/2006/wordprocessingDrawing" xmlns:w10="urn:schemas-microsoft-com:office:word" xmlns:w="http://schemas.openxmlformats.org/wordprocessingml/2006/main" xmlns:w14="http://schemas.microsoft.com/office/word/2010/wordml" xmlns:w15="http://schemas.microsoft.com/office/word/2012/wordml" xmlns:w16cex="http://schemas.microsoft.com/office/word/2018/wordml/cex" xmlns:w16cid="http://schemas.microsoft.com/office/word/2016/wordml/cid" xmlns:w16="http://schemas.microsoft.com/office/word/2018/wordml" xmlns:w16du="http://schemas.microsoft.com/office/word/2023/wordml/word16du" xmlns:w16sdtdh="http://schemas.microsoft.com/office/word/2020/wordml/sdtdatahash" xmlns:w16sdtfl="http://schemas.microsoft.com/office/word/2024/wordml/sdtformatlock" xmlns:w16se="http://schemas.microsoft.com/office/word/2015/wordml/symex" xmlns:wpg="http://schemas.microsoft.com/office/word/2010/wordprocessingGroup" xmlns:wpi="http://schemas.microsoft.com/office/word/2010/wordprocessingInk" xmlns:wne="http://schemas.microsoft.com/office/word/2006/wordml" xmlns:wps="http://schemas.microsoft.com/office/word/2010/wordprocessingShape" mc:Ignorable="w14 w15 w16se w16cid w16 w16cex w16sdtdh w16sdtfl w16du wp14">
+<w:hdr xmlns:wpc="http://schemas.microsoft.com/office/word/2010/wordprocessingCanvas" xmlns:mc="http://schemas.openxmlformats.org/markup-compatibility/2006" xmlns:o="urn:schemas-microsoft-com:office:office" xmlns:r="http://schemas.openxmlformats.org/officeDocument/2006/relationships" xmlns:m="http://schemas.openxmlformats.org/officeDocument/2006/math" xmlns:v="urn:schemas-microsoft-com:vml" xmlns:wp14="http://schemas.microsoft.com/office/word/2010/wordprocessingDrawing" xmlns:wp="http://schemas.openxmlformats.org/drawingml/2006/wordprocessingDrawing" xmlns:w10="urn:schemas-microsoft-com:office:word" xmlns:w="http://schemas.openxmlformats.org/wordprocessingml/2006/main" xmlns:w14="http://schemas.microsoft.com/office/word/2010/wordml" xmlns:w15="http://schemas.microsoft.com/office/word/2012/wordml" xmlns:wpg="http://schemas.microsoft.com/office/word/2010/wordprocessingGroup" xmlns:wpi="http://schemas.microsoft.com/office/word/2010/wordprocessingInk" xmlns:wne="http://schemas.microsoft.com/office/word/2006/wordml" xmlns:wps="http://schemas.microsoft.com/office/word/2010/wordprocessingShape" mc:Ignorable="w14 w15 wp14">
   <w:p>
     <w:pPr>
       <w:pBdr>
@@ -8194,7 +7951,7 @@
 </file>
 
 <file path=word/numbering.xml><?xml version="1.0" encoding="utf-8"?>
-<w:numbering xmlns:wpc="http://schemas.microsoft.com/office/word/2010/wordprocessingCanvas" xmlns:cx="http://schemas.microsoft.com/office/drawing/2014/chartex" xmlns:cx1="http://schemas.microsoft.com/office/drawing/2015/9/8/chartex" xmlns:cx2="http://schemas.microsoft.com/office/drawing/2015/10/21/chartex" xmlns:cx3="http://schemas.microsoft.com/office/drawing/2016/5/9/chartex" xmlns:cx4="http://schemas.microsoft.com/office/drawing/2016/5/10/chartex" xmlns:cx5="http://schemas.microsoft.com/office/drawing/2016/5/11/chartex" xmlns:cx6="http://schemas.microsoft.com/office/drawing/2016/5/12/chartex" xmlns:cx7="http://schemas.microsoft.com/office/drawing/2016/5/13/chartex" xmlns:cx8="http://schemas.microsoft.com/office/drawing/2016/5/14/chartex" xmlns:mc="http://schemas.openxmlformats.org/markup-compatibility/2006" xmlns:aink="http://schemas.microsoft.com/office/drawing/2016/ink" xmlns:am3d="http://schemas.microsoft.com/office/drawing/2017/model3d" xmlns:o="urn:schemas-microsoft-com:office:office" xmlns:oel="http://schemas.microsoft.com/office/2019/extlst" xmlns:r="http://schemas.openxmlformats.org/officeDocument/2006/relationships" xmlns:m="http://schemas.openxmlformats.org/officeDocument/2006/math" xmlns:v="urn:schemas-microsoft-com:vml" xmlns:wp14="http://schemas.microsoft.com/office/word/2010/wordprocessingDrawing" xmlns:wp="http://schemas.openxmlformats.org/drawingml/2006/wordprocessingDrawing" xmlns:w10="urn:schemas-microsoft-com:office:word" xmlns:w="http://schemas.openxmlformats.org/wordprocessingml/2006/main" xmlns:w14="http://schemas.microsoft.com/office/word/2010/wordml" xmlns:w15="http://schemas.microsoft.com/office/word/2012/wordml" xmlns:w16cex="http://schemas.microsoft.com/office/word/2018/wordml/cex" xmlns:w16cid="http://schemas.microsoft.com/office/word/2016/wordml/cid" xmlns:w16="http://schemas.microsoft.com/office/word/2018/wordml" xmlns:w16du="http://schemas.microsoft.com/office/word/2023/wordml/word16du" xmlns:w16sdtdh="http://schemas.microsoft.com/office/word/2020/wordml/sdtdatahash" xmlns:w16sdtfl="http://schemas.microsoft.com/office/word/2024/wordml/sdtformatlock" xmlns:w16se="http://schemas.microsoft.com/office/word/2015/wordml/symex" xmlns:wpg="http://schemas.microsoft.com/office/word/2010/wordprocessingGroup" xmlns:wpi="http://schemas.microsoft.com/office/word/2010/wordprocessingInk" xmlns:wne="http://schemas.microsoft.com/office/word/2006/wordml" xmlns:wps="http://schemas.microsoft.com/office/word/2010/wordprocessingShape" mc:Ignorable="w14 w15 w16se w16cid w16 w16cex w16sdtdh w16sdtfl w16du wp14">
+<w:numbering xmlns:wpc="http://schemas.microsoft.com/office/word/2010/wordprocessingCanvas" xmlns:mc="http://schemas.openxmlformats.org/markup-compatibility/2006" xmlns:o="urn:schemas-microsoft-com:office:office" xmlns:r="http://schemas.openxmlformats.org/officeDocument/2006/relationships" xmlns:m="http://schemas.openxmlformats.org/officeDocument/2006/math" xmlns:v="urn:schemas-microsoft-com:vml" xmlns:wp14="http://schemas.microsoft.com/office/word/2010/wordprocessingDrawing" xmlns:wp="http://schemas.openxmlformats.org/drawingml/2006/wordprocessingDrawing" xmlns:w10="urn:schemas-microsoft-com:office:word" xmlns:w="http://schemas.openxmlformats.org/wordprocessingml/2006/main" xmlns:w14="http://schemas.microsoft.com/office/word/2010/wordml" xmlns:w15="http://schemas.microsoft.com/office/word/2012/wordml" xmlns:wpg="http://schemas.microsoft.com/office/word/2010/wordprocessingGroup" xmlns:wpi="http://schemas.microsoft.com/office/word/2010/wordprocessingInk" xmlns:wne="http://schemas.microsoft.com/office/word/2006/wordml" xmlns:wps="http://schemas.microsoft.com/office/word/2010/wordprocessingShape" mc:Ignorable="w14 w15 wp14">
   <w:abstractNum w:abstractNumId="0" w15:restartNumberingAfterBreak="0">
     <w:nsid w:val="054C545D"/>
     <w:multiLevelType w:val="multilevel"/>
@@ -13158,134 +12915,134 @@
       </w:rPr>
     </w:lvl>
   </w:abstractNum>
-  <w:num w:numId="1" w16cid:durableId="1779519581">
+  <w:num w:numId="1">
     <w:abstractNumId w:val="39"/>
   </w:num>
-  <w:num w:numId="2" w16cid:durableId="750321729">
+  <w:num w:numId="2">
     <w:abstractNumId w:val="24"/>
   </w:num>
-  <w:num w:numId="3" w16cid:durableId="1081877140">
+  <w:num w:numId="3">
     <w:abstractNumId w:val="11"/>
   </w:num>
-  <w:num w:numId="4" w16cid:durableId="931626447">
+  <w:num w:numId="4">
     <w:abstractNumId w:val="2"/>
   </w:num>
-  <w:num w:numId="5" w16cid:durableId="1769307970">
+  <w:num w:numId="5">
     <w:abstractNumId w:val="36"/>
   </w:num>
-  <w:num w:numId="6" w16cid:durableId="2075003902">
+  <w:num w:numId="6">
     <w:abstractNumId w:val="22"/>
   </w:num>
-  <w:num w:numId="7" w16cid:durableId="1325863560">
+  <w:num w:numId="7">
     <w:abstractNumId w:val="6"/>
   </w:num>
-  <w:num w:numId="8" w16cid:durableId="1848399238">
+  <w:num w:numId="8">
     <w:abstractNumId w:val="23"/>
   </w:num>
-  <w:num w:numId="9" w16cid:durableId="255287008">
+  <w:num w:numId="9">
     <w:abstractNumId w:val="38"/>
   </w:num>
-  <w:num w:numId="10" w16cid:durableId="1253467923">
+  <w:num w:numId="10">
     <w:abstractNumId w:val="0"/>
   </w:num>
-  <w:num w:numId="11" w16cid:durableId="1727876809">
+  <w:num w:numId="11">
     <w:abstractNumId w:val="3"/>
   </w:num>
-  <w:num w:numId="12" w16cid:durableId="1129470075">
+  <w:num w:numId="12">
     <w:abstractNumId w:val="31"/>
   </w:num>
-  <w:num w:numId="13" w16cid:durableId="117114624">
+  <w:num w:numId="13">
     <w:abstractNumId w:val="13"/>
   </w:num>
-  <w:num w:numId="14" w16cid:durableId="1565918904">
+  <w:num w:numId="14">
     <w:abstractNumId w:val="33"/>
   </w:num>
-  <w:num w:numId="15" w16cid:durableId="2010476193">
+  <w:num w:numId="15">
     <w:abstractNumId w:val="19"/>
   </w:num>
-  <w:num w:numId="16" w16cid:durableId="658533488">
+  <w:num w:numId="16">
     <w:abstractNumId w:val="9"/>
   </w:num>
-  <w:num w:numId="17" w16cid:durableId="2143691978">
+  <w:num w:numId="17">
     <w:abstractNumId w:val="27"/>
   </w:num>
-  <w:num w:numId="18" w16cid:durableId="1656645690">
+  <w:num w:numId="18">
     <w:abstractNumId w:val="26"/>
   </w:num>
-  <w:num w:numId="19" w16cid:durableId="1792285138">
+  <w:num w:numId="19">
     <w:abstractNumId w:val="16"/>
   </w:num>
-  <w:num w:numId="20" w16cid:durableId="922878189">
+  <w:num w:numId="20">
     <w:abstractNumId w:val="35"/>
   </w:num>
-  <w:num w:numId="21" w16cid:durableId="356778980">
+  <w:num w:numId="21">
     <w:abstractNumId w:val="15"/>
   </w:num>
-  <w:num w:numId="22" w16cid:durableId="412314816">
+  <w:num w:numId="22">
     <w:abstractNumId w:val="20"/>
   </w:num>
-  <w:num w:numId="23" w16cid:durableId="1354503564">
+  <w:num w:numId="23">
     <w:abstractNumId w:val="18"/>
   </w:num>
-  <w:num w:numId="24" w16cid:durableId="1868250435">
+  <w:num w:numId="24">
     <w:abstractNumId w:val="37"/>
   </w:num>
-  <w:num w:numId="25" w16cid:durableId="705985321">
+  <w:num w:numId="25">
     <w:abstractNumId w:val="8"/>
   </w:num>
-  <w:num w:numId="26" w16cid:durableId="886987220">
+  <w:num w:numId="26">
     <w:abstractNumId w:val="34"/>
   </w:num>
-  <w:num w:numId="27" w16cid:durableId="1471635816">
+  <w:num w:numId="27">
     <w:abstractNumId w:val="10"/>
   </w:num>
-  <w:num w:numId="28" w16cid:durableId="1093161150">
+  <w:num w:numId="28">
     <w:abstractNumId w:val="29"/>
   </w:num>
-  <w:num w:numId="29" w16cid:durableId="1015424813">
+  <w:num w:numId="29">
     <w:abstractNumId w:val="28"/>
   </w:num>
-  <w:num w:numId="30" w16cid:durableId="866530112">
+  <w:num w:numId="30">
     <w:abstractNumId w:val="4"/>
   </w:num>
-  <w:num w:numId="31" w16cid:durableId="426460705">
+  <w:num w:numId="31">
     <w:abstractNumId w:val="32"/>
   </w:num>
-  <w:num w:numId="32" w16cid:durableId="525215914">
+  <w:num w:numId="32">
     <w:abstractNumId w:val="21"/>
   </w:num>
-  <w:num w:numId="33" w16cid:durableId="1945991955">
+  <w:num w:numId="33">
     <w:abstractNumId w:val="12"/>
   </w:num>
-  <w:num w:numId="34" w16cid:durableId="375398361">
+  <w:num w:numId="34">
     <w:abstractNumId w:val="1"/>
   </w:num>
-  <w:num w:numId="35" w16cid:durableId="542450698">
+  <w:num w:numId="35">
     <w:abstractNumId w:val="17"/>
   </w:num>
-  <w:num w:numId="36" w16cid:durableId="1347440957">
+  <w:num w:numId="36">
     <w:abstractNumId w:val="7"/>
   </w:num>
-  <w:num w:numId="37" w16cid:durableId="917442176">
+  <w:num w:numId="37">
     <w:abstractNumId w:val="40"/>
   </w:num>
-  <w:num w:numId="38" w16cid:durableId="1085422260">
+  <w:num w:numId="38">
     <w:abstractNumId w:val="14"/>
   </w:num>
-  <w:num w:numId="39" w16cid:durableId="292715476">
+  <w:num w:numId="39">
     <w:abstractNumId w:val="25"/>
   </w:num>
-  <w:num w:numId="40" w16cid:durableId="20057168">
+  <w:num w:numId="40">
     <w:abstractNumId w:val="30"/>
   </w:num>
-  <w:num w:numId="41" w16cid:durableId="1231188666">
+  <w:num w:numId="41">
     <w:abstractNumId w:val="5"/>
   </w:num>
 </w:numbering>
 </file>
 
 <file path=word/styles.xml><?xml version="1.0" encoding="utf-8"?>
-<w:styles xmlns:mc="http://schemas.openxmlformats.org/markup-compatibility/2006" xmlns:r="http://schemas.openxmlformats.org/officeDocument/2006/relationships" xmlns:w="http://schemas.openxmlformats.org/wordprocessingml/2006/main" xmlns:w14="http://schemas.microsoft.com/office/word/2010/wordml" xmlns:w15="http://schemas.microsoft.com/office/word/2012/wordml" xmlns:w16cex="http://schemas.microsoft.com/office/word/2018/wordml/cex" xmlns:w16cid="http://schemas.microsoft.com/office/word/2016/wordml/cid" xmlns:w16="http://schemas.microsoft.com/office/word/2018/wordml" xmlns:w16du="http://schemas.microsoft.com/office/word/2023/wordml/word16du" xmlns:w16sdtdh="http://schemas.microsoft.com/office/word/2020/wordml/sdtdatahash" xmlns:w16sdtfl="http://schemas.microsoft.com/office/word/2024/wordml/sdtformatlock" xmlns:w16se="http://schemas.microsoft.com/office/word/2015/wordml/symex" mc:Ignorable="w14 w15 w16se w16cid w16 w16cex w16sdtdh w16sdtfl w16du">
+<w:styles xmlns:mc="http://schemas.openxmlformats.org/markup-compatibility/2006" xmlns:r="http://schemas.openxmlformats.org/officeDocument/2006/relationships" xmlns:w="http://schemas.openxmlformats.org/wordprocessingml/2006/main" xmlns:w14="http://schemas.microsoft.com/office/word/2010/wordml" xmlns:w15="http://schemas.microsoft.com/office/word/2012/wordml" mc:Ignorable="w14 w15">
   <w:docDefaults>
     <w:rPrDefault>
       <w:rPr>
@@ -13302,7 +13059,7 @@
       </w:pPr>
     </w:pPrDefault>
   </w:docDefaults>
-  <w:latentStyles w:defLockedState="0" w:defUIPriority="99" w:defSemiHidden="0" w:defUnhideWhenUsed="0" w:defQFormat="0" w:count="376">
+  <w:latentStyles w:defLockedState="0" w:defUIPriority="99" w:defSemiHidden="0" w:defUnhideWhenUsed="0" w:defQFormat="0" w:count="371">
     <w:lsdException w:name="Normal" w:uiPriority="0" w:qFormat="1"/>
     <w:lsdException w:name="heading 1" w:uiPriority="9" w:qFormat="1"/>
     <w:lsdException w:name="heading 2" w:semiHidden="1" w:uiPriority="9" w:unhideWhenUsed="1" w:qFormat="1"/>
@@ -13674,11 +13431,6 @@
     <w:lsdException w:name="List Table 5 Dark Accent 6" w:uiPriority="50"/>
     <w:lsdException w:name="List Table 6 Colorful Accent 6" w:uiPriority="51"/>
     <w:lsdException w:name="List Table 7 Colorful Accent 6" w:uiPriority="52"/>
-    <w:lsdException w:name="Mention" w:semiHidden="1" w:unhideWhenUsed="1"/>
-    <w:lsdException w:name="Smart Hyperlink" w:semiHidden="1" w:unhideWhenUsed="1"/>
-    <w:lsdException w:name="Hashtag" w:semiHidden="1" w:unhideWhenUsed="1"/>
-    <w:lsdException w:name="Unresolved Mention" w:semiHidden="1" w:unhideWhenUsed="1"/>
-    <w:lsdException w:name="Smart Link" w:semiHidden="1" w:unhideWhenUsed="1"/>
   </w:latentStyles>
   <w:style w:type="paragraph" w:default="1" w:styleId="Normal">
     <w:name w:val="Normal"/>
@@ -13814,6 +13566,7 @@
   <w:style w:type="character" w:default="1" w:styleId="DefaultParagraphFont">
     <w:name w:val="Default Paragraph Font"/>
     <w:uiPriority w:val="1"/>
+    <w:semiHidden/>
     <w:unhideWhenUsed/>
   </w:style>
   <w:style w:type="table" w:default="1" w:styleId="TableNormal">
@@ -14030,7 +13783,7 @@
       <w:u w:val="single"/>
     </w:rPr>
   </w:style>
-  <w:style w:type="character" w:styleId="UnresolvedMention">
+  <w:style w:type="character" w:customStyle="1" w:styleId="UnresolvedMention">
     <w:name w:val="Unresolved Mention"/>
     <w:basedOn w:val="DefaultParagraphFont"/>
     <w:uiPriority w:val="99"/>
@@ -14671,7 +14424,7 @@
 </file>
 
 <file path=customXml/itemProps2.xml><?xml version="1.0" encoding="utf-8"?>
-<ds:datastoreItem xmlns:ds="http://schemas.openxmlformats.org/officeDocument/2006/customXml" ds:itemID="{B35A92FF-E203-45CE-B28F-3B14D543D056}">
+<ds:datastoreItem xmlns:ds="http://schemas.openxmlformats.org/officeDocument/2006/customXml" ds:itemID="{F45D6693-1D45-4D55-BF74-69E575BA83E1}">
   <ds:schemaRefs>
     <ds:schemaRef ds:uri="http://schemas.openxmlformats.org/officeDocument/2006/bibliography"/>
   </ds:schemaRefs>

--- a/Slides/Proposal Documentation.docx
+++ b/Slides/Proposal Documentation.docx
@@ -1,6 +1,6 @@
 
 <file path=word/document.xml><?xml version="1.0" encoding="utf-8"?>
-<w:document xmlns:wpc="http://schemas.microsoft.com/office/word/2010/wordprocessingCanvas" xmlns:mc="http://schemas.openxmlformats.org/markup-compatibility/2006" xmlns:o="urn:schemas-microsoft-com:office:office" xmlns:r="http://schemas.openxmlformats.org/officeDocument/2006/relationships" xmlns:m="http://schemas.openxmlformats.org/officeDocument/2006/math" xmlns:v="urn:schemas-microsoft-com:vml" xmlns:wp14="http://schemas.microsoft.com/office/word/2010/wordprocessingDrawing" xmlns:wp="http://schemas.openxmlformats.org/drawingml/2006/wordprocessingDrawing" xmlns:w10="urn:schemas-microsoft-com:office:word" xmlns:w="http://schemas.openxmlformats.org/wordprocessingml/2006/main" xmlns:w14="http://schemas.microsoft.com/office/word/2010/wordml" xmlns:w15="http://schemas.microsoft.com/office/word/2012/wordml" xmlns:wpg="http://schemas.microsoft.com/office/word/2010/wordprocessingGroup" xmlns:wpi="http://schemas.microsoft.com/office/word/2010/wordprocessingInk" xmlns:wne="http://schemas.microsoft.com/office/word/2006/wordml" xmlns:wps="http://schemas.microsoft.com/office/word/2010/wordprocessingShape" mc:Ignorable="w14 w15 wp14">
+<w:document xmlns:wpc="http://schemas.microsoft.com/office/word/2010/wordprocessingCanvas" xmlns:cx="http://schemas.microsoft.com/office/drawing/2014/chartex" xmlns:cx1="http://schemas.microsoft.com/office/drawing/2015/9/8/chartex" xmlns:cx2="http://schemas.microsoft.com/office/drawing/2015/10/21/chartex" xmlns:cx3="http://schemas.microsoft.com/office/drawing/2016/5/9/chartex" xmlns:cx4="http://schemas.microsoft.com/office/drawing/2016/5/10/chartex" xmlns:cx5="http://schemas.microsoft.com/office/drawing/2016/5/11/chartex" xmlns:cx6="http://schemas.microsoft.com/office/drawing/2016/5/12/chartex" xmlns:cx7="http://schemas.microsoft.com/office/drawing/2016/5/13/chartex" xmlns:cx8="http://schemas.microsoft.com/office/drawing/2016/5/14/chartex" xmlns:mc="http://schemas.openxmlformats.org/markup-compatibility/2006" xmlns:aink="http://schemas.microsoft.com/office/drawing/2016/ink" xmlns:am3d="http://schemas.microsoft.com/office/drawing/2017/model3d" xmlns:o="urn:schemas-microsoft-com:office:office" xmlns:oel="http://schemas.microsoft.com/office/2019/extlst" xmlns:r="http://schemas.openxmlformats.org/officeDocument/2006/relationships" xmlns:m="http://schemas.openxmlformats.org/officeDocument/2006/math" xmlns:v="urn:schemas-microsoft-com:vml" xmlns:wp14="http://schemas.microsoft.com/office/word/2010/wordprocessingDrawing" xmlns:wp="http://schemas.openxmlformats.org/drawingml/2006/wordprocessingDrawing" xmlns:w10="urn:schemas-microsoft-com:office:word" xmlns:w="http://schemas.openxmlformats.org/wordprocessingml/2006/main" xmlns:w14="http://schemas.microsoft.com/office/word/2010/wordml" xmlns:w15="http://schemas.microsoft.com/office/word/2012/wordml" xmlns:w16cex="http://schemas.microsoft.com/office/word/2018/wordml/cex" xmlns:w16cid="http://schemas.microsoft.com/office/word/2016/wordml/cid" xmlns:w16="http://schemas.microsoft.com/office/word/2018/wordml" xmlns:w16du="http://schemas.microsoft.com/office/word/2023/wordml/word16du" xmlns:w16sdtdh="http://schemas.microsoft.com/office/word/2020/wordml/sdtdatahash" xmlns:w16sdtfl="http://schemas.microsoft.com/office/word/2024/wordml/sdtformatlock" xmlns:w16se="http://schemas.microsoft.com/office/word/2015/wordml/symex" xmlns:wpg="http://schemas.microsoft.com/office/word/2010/wordprocessingGroup" xmlns:wpi="http://schemas.microsoft.com/office/word/2010/wordprocessingInk" xmlns:wne="http://schemas.microsoft.com/office/word/2006/wordml" xmlns:wps="http://schemas.microsoft.com/office/word/2010/wordprocessingShape" mc:Ignorable="w14 w15 w16se w16cid w16 w16cex w16sdtdh w16sdtfl w16du wp14">
   <w:body>
     <w:p>
       <w:pPr>
@@ -544,15 +544,7 @@
         <w:rPr>
           <w:color w:val="000000"/>
         </w:rPr>
-        <w:t xml:space="preserve">Saistha </w:t>
-      </w:r>
-      <w:bookmarkStart w:id="0" w:name="_GoBack"/>
-      <w:bookmarkEnd w:id="0"/>
-      <w:r>
-        <w:rPr>
-          <w:color w:val="000000"/>
-        </w:rPr>
-        <w:t>Pradhan</w:t>
+        <w:t>Saistha Pradhan</w:t>
       </w:r>
     </w:p>
     <w:p>
@@ -985,12 +977,12 @@
         <w:pStyle w:val="Heading2"/>
         <w:jc w:val="center"/>
       </w:pPr>
-      <w:bookmarkStart w:id="1" w:name="_Toc231489951"/>
+      <w:bookmarkStart w:id="0" w:name="_Toc231489951"/>
       <w:r>
         <w:lastRenderedPageBreak/>
         <w:t>Abstract</w:t>
       </w:r>
-      <w:bookmarkEnd w:id="1"/>
+      <w:bookmarkEnd w:id="0"/>
     </w:p>
     <w:p/>
     <w:p>
@@ -1127,15 +1119,15 @@
       <w:pPr>
         <w:pStyle w:val="Heading1"/>
       </w:pPr>
-      <w:bookmarkStart w:id="2" w:name="_Toc222586726"/>
-      <w:bookmarkStart w:id="3" w:name="_Toc222587363"/>
-      <w:bookmarkStart w:id="4" w:name="_Toc231489952"/>
+      <w:bookmarkStart w:id="1" w:name="_Toc222586726"/>
+      <w:bookmarkStart w:id="2" w:name="_Toc222587363"/>
+      <w:bookmarkStart w:id="3" w:name="_Toc231489952"/>
       <w:r>
         <w:t>TABLE OF CONTENTS</w:t>
       </w:r>
+      <w:bookmarkEnd w:id="1"/>
       <w:bookmarkEnd w:id="2"/>
       <w:bookmarkEnd w:id="3"/>
-      <w:bookmarkEnd w:id="4"/>
     </w:p>
     <w:sdt>
       <w:sdtPr>
@@ -3627,16 +3619,16 @@
       <w:r>
         <w:br w:type="page"/>
       </w:r>
-      <w:bookmarkStart w:id="5" w:name="_heading=h.w2k2kbtzw255" w:colFirst="0" w:colLast="0"/>
-      <w:bookmarkStart w:id="6" w:name="_heading=h.a8zjsq6shil0" w:colFirst="0" w:colLast="0"/>
-      <w:bookmarkStart w:id="7" w:name="_Toc231489953"/>
+      <w:bookmarkStart w:id="4" w:name="_heading=h.w2k2kbtzw255" w:colFirst="0" w:colLast="0"/>
+      <w:bookmarkStart w:id="5" w:name="_heading=h.a8zjsq6shil0" w:colFirst="0" w:colLast="0"/>
+      <w:bookmarkStart w:id="6" w:name="_Toc231489953"/>
+      <w:bookmarkEnd w:id="4"/>
       <w:bookmarkEnd w:id="5"/>
-      <w:bookmarkEnd w:id="6"/>
       <w:r>
         <w:lastRenderedPageBreak/>
         <w:t>LIST OF FIGURES</w:t>
       </w:r>
-      <w:bookmarkEnd w:id="7"/>
+      <w:bookmarkEnd w:id="6"/>
     </w:p>
     <w:p>
       <w:pPr>
@@ -4019,14 +4011,14 @@
       <w:pPr>
         <w:pStyle w:val="Heading1"/>
       </w:pPr>
-      <w:bookmarkStart w:id="8" w:name="_heading=h.d5espw5mq4vf" w:colFirst="0" w:colLast="0"/>
-      <w:bookmarkStart w:id="9" w:name="_Toc231489954"/>
-      <w:bookmarkEnd w:id="8"/>
+      <w:bookmarkStart w:id="7" w:name="_heading=h.d5espw5mq4vf" w:colFirst="0" w:colLast="0"/>
+      <w:bookmarkStart w:id="8" w:name="_Toc231489954"/>
+      <w:bookmarkEnd w:id="7"/>
       <w:r>
         <w:lastRenderedPageBreak/>
         <w:t>ABBREVIATIONS</w:t>
       </w:r>
-      <w:bookmarkEnd w:id="9"/>
+      <w:bookmarkEnd w:id="8"/>
     </w:p>
     <w:tbl>
       <w:tblPr>
@@ -4229,12 +4221,12 @@
       <w:pPr>
         <w:pStyle w:val="Heading1"/>
       </w:pPr>
-      <w:bookmarkStart w:id="10" w:name="_Toc231489955"/>
+      <w:bookmarkStart w:id="9" w:name="_Toc231489955"/>
       <w:r>
         <w:lastRenderedPageBreak/>
         <w:t>CHAPTER 1: INTRODUCTION</w:t>
       </w:r>
-      <w:bookmarkEnd w:id="10"/>
+      <w:bookmarkEnd w:id="9"/>
     </w:p>
     <w:p>
       <w:pPr>
@@ -4244,17 +4236,17 @@
           <w:numId w:val="31"/>
         </w:numPr>
       </w:pPr>
-      <w:bookmarkStart w:id="11" w:name="_heading=h.i1l49pjyck36" w:colFirst="0" w:colLast="0"/>
-      <w:bookmarkStart w:id="12" w:name="_Toc231489956"/>
+      <w:bookmarkStart w:id="10" w:name="_heading=h.i1l49pjyck36" w:colFirst="0" w:colLast="0"/>
+      <w:bookmarkStart w:id="11" w:name="_Toc231489956"/>
+      <w:bookmarkEnd w:id="10"/>
+      <w:r>
+        <w:t>Background</w:t>
+      </w:r>
+      <w:bookmarkStart w:id="12" w:name="_heading=h.rej2f7z0naf2" w:colFirst="0" w:colLast="0"/>
+      <w:bookmarkStart w:id="13" w:name="_Toc218617699"/>
+      <w:bookmarkStart w:id="14" w:name="_Toc218671457"/>
       <w:bookmarkEnd w:id="11"/>
-      <w:r>
-        <w:t>Background</w:t>
-      </w:r>
-      <w:bookmarkStart w:id="13" w:name="_heading=h.rej2f7z0naf2" w:colFirst="0" w:colLast="0"/>
-      <w:bookmarkStart w:id="14" w:name="_Toc218617699"/>
-      <w:bookmarkStart w:id="15" w:name="_Toc218671457"/>
       <w:bookmarkEnd w:id="12"/>
-      <w:bookmarkEnd w:id="13"/>
     </w:p>
     <w:p>
       <w:pPr>
@@ -4340,30 +4332,30 @@
           <w:numId w:val="31"/>
         </w:numPr>
       </w:pPr>
-      <w:bookmarkStart w:id="16" w:name="_Toc231489957"/>
+      <w:bookmarkStart w:id="15" w:name="_Toc231489957"/>
+      <w:bookmarkEnd w:id="13"/>
       <w:bookmarkEnd w:id="14"/>
+      <w:r>
+        <w:t>Problem Statement</w:t>
+      </w:r>
       <w:bookmarkEnd w:id="15"/>
-      <w:r>
-        <w:t>Problem Statement</w:t>
-      </w:r>
+    </w:p>
+    <w:p>
+      <w:r>
+        <w:t>Many students and faculty members face long waiting lines, overcrowding, and delays while purchasing food from the college canteen, especially during break hours. Traditional manual ordering methods also make it difficult for canteen staff to manage orders, track stock availability, and handle large numbers of customers efficiently. In addition, customers often do not know whether food items are available or when their orders are ready for collection. The Click2Eat – Canteen Pre-order System aims to solve these problems by providing a digital platform where users can pre-order meals, view available menu items in real time, and track their order status, while allowing administrators to manage menu items, stock, and orders more effectively.</w:t>
+      </w:r>
+    </w:p>
+    <w:p>
+      <w:pPr>
+        <w:pStyle w:val="Heading2"/>
+      </w:pPr>
+      <w:bookmarkStart w:id="16" w:name="_heading=h.5uepuvxxim53" w:colFirst="0" w:colLast="0"/>
+      <w:bookmarkStart w:id="17" w:name="_Toc231489958"/>
       <w:bookmarkEnd w:id="16"/>
-    </w:p>
-    <w:p>
-      <w:r>
-        <w:t>Many students and faculty members face long waiting lines, overcrowding, and delays while purchasing food from the college canteen, especially during break hours. Traditional manual ordering methods also make it difficult for canteen staff to manage orders, track stock availability, and handle large numbers of customers efficiently. In addition, customers often do not know whether food items are available or when their orders are ready for collection. The Click2Eat – Canteen Pre-order System aims to solve these problems by providing a digital platform where users can pre-order meals, view available menu items in real time, and track their order status, while allowing administrators to manage menu items, stock, and orders more effectively.</w:t>
-      </w:r>
-    </w:p>
-    <w:p>
-      <w:pPr>
-        <w:pStyle w:val="Heading2"/>
-      </w:pPr>
-      <w:bookmarkStart w:id="17" w:name="_heading=h.5uepuvxxim53" w:colFirst="0" w:colLast="0"/>
-      <w:bookmarkStart w:id="18" w:name="_Toc231489958"/>
+      <w:r>
+        <w:t>1.3 Objectives of the Project</w:t>
+      </w:r>
       <w:bookmarkEnd w:id="17"/>
-      <w:r>
-        <w:t>1.3 Objectives of the Project</w:t>
-      </w:r>
-      <w:bookmarkEnd w:id="18"/>
     </w:p>
     <w:p>
       <w:r>
@@ -4399,8 +4391,8 @@
           <w:lang w:val="en-US"/>
         </w:rPr>
       </w:pPr>
-      <w:bookmarkStart w:id="19" w:name="_heading=h.30oi6chmtbxn" w:colFirst="0" w:colLast="0"/>
-      <w:bookmarkEnd w:id="19"/>
+      <w:bookmarkStart w:id="18" w:name="_heading=h.30oi6chmtbxn" w:colFirst="0" w:colLast="0"/>
+      <w:bookmarkEnd w:id="18"/>
       <w:r>
         <w:rPr>
           <w:lang w:val="en-US"/>
@@ -4437,12 +4429,12 @@
       <w:pPr>
         <w:pStyle w:val="Heading2"/>
       </w:pPr>
-      <w:bookmarkStart w:id="20" w:name="_Toc231489959"/>
+      <w:bookmarkStart w:id="19" w:name="_Toc231489959"/>
       <w:r>
         <w:lastRenderedPageBreak/>
         <w:t>1.4 Scope of the Project</w:t>
       </w:r>
-      <w:bookmarkEnd w:id="20"/>
+      <w:bookmarkEnd w:id="19"/>
     </w:p>
     <w:p>
       <w:r>
@@ -4489,13 +4481,13 @@
       <w:pPr>
         <w:pStyle w:val="Heading2"/>
       </w:pPr>
-      <w:bookmarkStart w:id="21" w:name="_heading=h.j8j6xudgt4a5" w:colFirst="0" w:colLast="0"/>
-      <w:bookmarkStart w:id="22" w:name="_Toc231489960"/>
+      <w:bookmarkStart w:id="20" w:name="_heading=h.j8j6xudgt4a5" w:colFirst="0" w:colLast="0"/>
+      <w:bookmarkStart w:id="21" w:name="_Toc231489960"/>
+      <w:bookmarkEnd w:id="20"/>
+      <w:r>
+        <w:t>1.5 Limitations of the Project</w:t>
+      </w:r>
       <w:bookmarkEnd w:id="21"/>
-      <w:r>
-        <w:t>1.5 Limitations of the Project</w:t>
-      </w:r>
-      <w:bookmarkEnd w:id="22"/>
     </w:p>
     <w:p>
       <w:r>
@@ -4545,124 +4537,124 @@
       <w:pPr>
         <w:pStyle w:val="Heading2"/>
       </w:pPr>
-      <w:bookmarkStart w:id="23" w:name="_heading=h.n1bc1coijutl" w:colFirst="0" w:colLast="0"/>
-      <w:bookmarkStart w:id="24" w:name="_Toc231489961"/>
+      <w:bookmarkStart w:id="22" w:name="_heading=h.n1bc1coijutl" w:colFirst="0" w:colLast="0"/>
+      <w:bookmarkStart w:id="23" w:name="_Toc231489961"/>
+      <w:bookmarkEnd w:id="22"/>
+      <w:r>
+        <w:t>1.6 Significance of the Study</w:t>
+      </w:r>
       <w:bookmarkEnd w:id="23"/>
-      <w:r>
-        <w:t>1.6 Significance of the Study</w:t>
-      </w:r>
+    </w:p>
+    <w:p>
+      <w:r>
+        <w:t>This study is significant because it helps improve traditional canteen systems by reducing long queues, saving time, and enhancing food service efficiency through digital automation. Similar studies have shown that smart canteen systems improve operational management, user convenience, and institutional service quality [1</w:t>
+      </w:r>
+      <w:r>
+        <w:t>,</w:t>
+      </w:r>
+      <w:r>
+        <w:t xml:space="preserve"> 2</w:t>
+      </w:r>
+      <w:r>
+        <w:t>,</w:t>
+      </w:r>
+      <w:r>
+        <w:t xml:space="preserve"> 3]. This project specifically provides a simplified one-click pre-order solution for educational institutions, making food ordering faster for students while supporting better menu and order management for canteen administrators.</w:t>
+      </w:r>
+      <w:r>
+        <w:br w:type="page"/>
+      </w:r>
+    </w:p>
+    <w:p>
+      <w:pPr>
+        <w:pStyle w:val="Heading1"/>
+      </w:pPr>
+      <w:bookmarkStart w:id="24" w:name="_heading=h.f4prjalpaczi" w:colFirst="0" w:colLast="0"/>
+      <w:bookmarkStart w:id="25" w:name="_Toc231489962"/>
       <w:bookmarkEnd w:id="24"/>
-    </w:p>
-    <w:p>
-      <w:r>
-        <w:t>This study is significant because it helps improve traditional canteen systems by reducing long queues, saving time, and enhancing food service efficiency through digital automation. Similar studies have shown that smart canteen systems improve operational management, user convenience, and institutional service quality [1</w:t>
-      </w:r>
-      <w:r>
-        <w:t>,</w:t>
-      </w:r>
-      <w:r>
-        <w:t xml:space="preserve"> 2</w:t>
-      </w:r>
-      <w:r>
-        <w:t>,</w:t>
-      </w:r>
-      <w:r>
-        <w:t xml:space="preserve"> 3]. This project specifically provides a simplified one-click pre-order solution for educational institutions, making food ordering faster for students while supporting better menu and order management for canteen administrators.</w:t>
-      </w:r>
-      <w:r>
-        <w:br w:type="page"/>
-      </w:r>
-    </w:p>
-    <w:p>
-      <w:pPr>
-        <w:pStyle w:val="Heading1"/>
-      </w:pPr>
-      <w:bookmarkStart w:id="25" w:name="_heading=h.f4prjalpaczi" w:colFirst="0" w:colLast="0"/>
-      <w:bookmarkStart w:id="26" w:name="_Toc231489962"/>
-      <w:bookmarkEnd w:id="25"/>
       <w:r>
         <w:lastRenderedPageBreak/>
         <w:t>CHAPTER 2: LITERATURE REVIEW</w:t>
       </w:r>
+      <w:bookmarkEnd w:id="25"/>
+    </w:p>
+    <w:p>
+      <w:pPr>
+        <w:pStyle w:val="Heading2"/>
+      </w:pPr>
+      <w:bookmarkStart w:id="26" w:name="_Toc231489963"/>
+      <w:r>
+        <w:t>2.1 Overview</w:t>
+      </w:r>
       <w:bookmarkEnd w:id="26"/>
     </w:p>
     <w:p>
+      <w:r>
+        <w:t>With the rapid advancement of digital technologies, traditional manual systems in various domains are being replaced by automated and efficient solutions. In educational institutions, canteen services still largely depend on manual ordering processes, which often result in long queues, delays, and inefficient management. To address these issues, several digital canteen and food ordering systems have been proposed in previous studies. This section reviews some of the existing systems and identifies their limitations.</w:t>
+      </w:r>
+    </w:p>
+    <w:p>
       <w:pPr>
         <w:pStyle w:val="Heading2"/>
       </w:pPr>
-      <w:bookmarkStart w:id="27" w:name="_Toc231489963"/>
-      <w:r>
-        <w:t>2.1 Overview</w:t>
+      <w:bookmarkStart w:id="27" w:name="_Toc231489964"/>
+      <w:r>
+        <w:t>2.2 Review of Existing Systems</w:t>
       </w:r>
       <w:bookmarkEnd w:id="27"/>
     </w:p>
     <w:p>
-      <w:r>
-        <w:t>With the rapid advancement of digital technologies, traditional manual systems in various domains are being replaced by automated and efficient solutions. In educational institutions, canteen services still largely depend on manual ordering processes, which often result in long queues, delays, and inefficient management. To address these issues, several digital canteen and food ordering systems have been proposed in previous studies. This section reviews some of the existing systems and identifies their limitations.</w:t>
-      </w:r>
-    </w:p>
-    <w:p>
-      <w:pPr>
-        <w:pStyle w:val="Heading2"/>
-      </w:pPr>
-      <w:bookmarkStart w:id="28" w:name="_Toc231489964"/>
-      <w:r>
-        <w:t>2.2 Review of Existing Systems</w:t>
+      <w:pPr>
+        <w:pStyle w:val="Heading3"/>
+      </w:pPr>
+      <w:bookmarkStart w:id="28" w:name="_Toc231489965"/>
+      <w:r>
+        <w:t>2.2.1 QR-Based Canteen System</w:t>
       </w:r>
       <w:bookmarkEnd w:id="28"/>
     </w:p>
     <w:p>
+      <w:r>
+        <w:t xml:space="preserve">One of the widely proposed approaches is the QR-Based Canteen System developed by </w:t>
+      </w:r>
+      <w:r>
+        <w:rPr>
+          <w:lang w:val="en-GB"/>
+        </w:rPr>
+        <w:t xml:space="preserve">Joshi, S., </w:t>
+      </w:r>
+      <w:proofErr w:type="spellStart"/>
+      <w:r>
+        <w:rPr>
+          <w:lang w:val="en-GB"/>
+        </w:rPr>
+        <w:t>Kasaju</w:t>
+      </w:r>
+      <w:proofErr w:type="spellEnd"/>
+      <w:r>
+        <w:rPr>
+          <w:lang w:val="en-GB"/>
+        </w:rPr>
+        <w:t>, B., Karki, P., Aryal, S. K., &amp; Chhetri, S. B</w:t>
+      </w:r>
+      <w:r>
+        <w:t>. [1]. This system uses Quick Response (QR) codes to provide users with access to the digital menu. Students can scan the QR code using their mobile devices, view available food items, and place orders electronically. The main advantage of this system is that it reduces physical interaction and eliminates the need for printed menus or manual order-taking.</w:t>
+      </w:r>
+    </w:p>
+    <w:p>
+      <w:r>
+        <w:t>Additionally, the QR-based approach helps in minimizing crowding at the ordering counter and supports a more hygienic environment. It is especially useful in situations where contactless services are preferred. However, despite these advantages, the system introduces certain usability challenges. Users are required to scan the QR code every time they want to access the menu, which adds an extra step and may not be convenient for frequent use.</w:t>
+      </w:r>
+    </w:p>
+    <w:p>
       <w:pPr>
         <w:pStyle w:val="Heading3"/>
       </w:pPr>
-      <w:bookmarkStart w:id="29" w:name="_Toc231489965"/>
-      <w:r>
-        <w:t>2.2.1 QR-Based Canteen System</w:t>
+      <w:bookmarkStart w:id="29" w:name="_Toc231489966"/>
+      <w:r>
+        <w:t>2.2.2 Android-Based Canteen Ordering System</w:t>
       </w:r>
       <w:bookmarkEnd w:id="29"/>
-    </w:p>
-    <w:p>
-      <w:r>
-        <w:t xml:space="preserve">One of the widely proposed approaches is the QR-Based Canteen System developed by </w:t>
-      </w:r>
-      <w:r>
-        <w:rPr>
-          <w:lang w:val="en-GB"/>
-        </w:rPr>
-        <w:t xml:space="preserve">Joshi, S., </w:t>
-      </w:r>
-      <w:proofErr w:type="spellStart"/>
-      <w:r>
-        <w:rPr>
-          <w:lang w:val="en-GB"/>
-        </w:rPr>
-        <w:t>Kasaju</w:t>
-      </w:r>
-      <w:proofErr w:type="spellEnd"/>
-      <w:r>
-        <w:rPr>
-          <w:lang w:val="en-GB"/>
-        </w:rPr>
-        <w:t>, B., Karki, P., Aryal, S. K., &amp; Chhetri, S. B</w:t>
-      </w:r>
-      <w:r>
-        <w:t>. [1]. This system uses Quick Response (QR) codes to provide users with access to the digital menu. Students can scan the QR code using their mobile devices, view available food items, and place orders electronically. The main advantage of this system is that it reduces physical interaction and eliminates the need for printed menus or manual order-taking.</w:t>
-      </w:r>
-    </w:p>
-    <w:p>
-      <w:r>
-        <w:t>Additionally, the QR-based approach helps in minimizing crowding at the ordering counter and supports a more hygienic environment. It is especially useful in situations where contactless services are preferred. However, despite these advantages, the system introduces certain usability challenges. Users are required to scan the QR code every time they want to access the menu, which adds an extra step and may not be convenient for frequent use.</w:t>
-      </w:r>
-    </w:p>
-    <w:p>
-      <w:pPr>
-        <w:pStyle w:val="Heading3"/>
-      </w:pPr>
-      <w:bookmarkStart w:id="30" w:name="_Toc231489966"/>
-      <w:r>
-        <w:t>2.2.2 Android-Based Canteen Ordering System</w:t>
-      </w:r>
-      <w:bookmarkEnd w:id="30"/>
     </w:p>
     <w:p>
       <w:r>
@@ -4710,11 +4702,11 @@
       <w:pPr>
         <w:pStyle w:val="Heading3"/>
       </w:pPr>
-      <w:bookmarkStart w:id="31" w:name="_Toc231489967"/>
+      <w:bookmarkStart w:id="30" w:name="_Toc231489967"/>
       <w:r>
         <w:t>2.2.3 Smart Canteen Management System</w:t>
       </w:r>
-      <w:bookmarkEnd w:id="31"/>
+      <w:bookmarkEnd w:id="30"/>
     </w:p>
     <w:p>
       <w:r>
@@ -4764,12 +4756,12 @@
       <w:pPr>
         <w:pStyle w:val="Heading2"/>
       </w:pPr>
-      <w:bookmarkStart w:id="32" w:name="_Toc231489968"/>
+      <w:bookmarkStart w:id="31" w:name="_Toc231489968"/>
       <w:r>
         <w:lastRenderedPageBreak/>
         <w:t>2.3 Research Gap</w:t>
       </w:r>
-      <w:bookmarkEnd w:id="32"/>
+      <w:bookmarkEnd w:id="31"/>
     </w:p>
     <w:p>
       <w:r>
@@ -4857,40 +4849,40 @@
       <w:pPr>
         <w:pStyle w:val="Heading1"/>
       </w:pPr>
-      <w:bookmarkStart w:id="33" w:name="_Toc231489969"/>
+      <w:bookmarkStart w:id="32" w:name="_Toc231489969"/>
       <w:r>
         <w:t>CHAPTER 3: SYSTEM ANALYSIS AND DESIGN</w:t>
       </w:r>
+      <w:bookmarkEnd w:id="32"/>
+    </w:p>
+    <w:p>
+      <w:pPr>
+        <w:pStyle w:val="Heading2"/>
+      </w:pPr>
+      <w:bookmarkStart w:id="33" w:name="_heading=h.u1vy5u9sb9xg" w:colFirst="0" w:colLast="0"/>
+      <w:bookmarkStart w:id="34" w:name="_Toc231489970"/>
       <w:bookmarkEnd w:id="33"/>
-    </w:p>
-    <w:p>
-      <w:pPr>
-        <w:pStyle w:val="Heading2"/>
-      </w:pPr>
-      <w:bookmarkStart w:id="34" w:name="_heading=h.u1vy5u9sb9xg" w:colFirst="0" w:colLast="0"/>
-      <w:bookmarkStart w:id="35" w:name="_Toc231489970"/>
+      <w:r>
+        <w:t>3.1 Project Management Strategy and Development Tools</w:t>
+      </w:r>
       <w:bookmarkEnd w:id="34"/>
-      <w:r>
-        <w:t>3.1 Project Management Strategy and Development Tools</w:t>
-      </w:r>
+    </w:p>
+    <w:p>
+      <w:r>
+        <w:t>The project follows a structured development model using PHP, MySQL, HTML/CSS, and XAMPP.</w:t>
+      </w:r>
+    </w:p>
+    <w:p>
+      <w:pPr>
+        <w:pStyle w:val="Heading3"/>
+      </w:pPr>
+      <w:bookmarkStart w:id="35" w:name="_heading=h.7zuyyf93m0tj" w:colFirst="0" w:colLast="0"/>
+      <w:bookmarkStart w:id="36" w:name="_Toc231489971"/>
       <w:bookmarkEnd w:id="35"/>
-    </w:p>
-    <w:p>
-      <w:r>
-        <w:t>The project follows a structured development model using PHP, MySQL, HTML/CSS, and XAMPP.</w:t>
-      </w:r>
-    </w:p>
-    <w:p>
-      <w:pPr>
-        <w:pStyle w:val="Heading3"/>
-      </w:pPr>
-      <w:bookmarkStart w:id="36" w:name="_heading=h.7zuyyf93m0tj" w:colFirst="0" w:colLast="0"/>
-      <w:bookmarkStart w:id="37" w:name="_Toc231489971"/>
+      <w:r>
+        <w:t>3.1.1 Project Team</w:t>
+      </w:r>
       <w:bookmarkEnd w:id="36"/>
-      <w:r>
-        <w:t>3.1.1 Project Team</w:t>
-      </w:r>
-      <w:bookmarkEnd w:id="37"/>
     </w:p>
     <w:tbl>
       <w:tblPr>
@@ -5248,13 +5240,13 @@
       <w:pPr>
         <w:pStyle w:val="Heading3"/>
       </w:pPr>
-      <w:bookmarkStart w:id="38" w:name="_heading=h.ron2k72j96vm" w:colFirst="0" w:colLast="0"/>
-      <w:bookmarkStart w:id="39" w:name="_Toc231489972"/>
+      <w:bookmarkStart w:id="37" w:name="_heading=h.ron2k72j96vm" w:colFirst="0" w:colLast="0"/>
+      <w:bookmarkStart w:id="38" w:name="_Toc231489972"/>
+      <w:bookmarkEnd w:id="37"/>
+      <w:r>
+        <w:t>3.1.2 Project Flow and Schedule</w:t>
+      </w:r>
       <w:bookmarkEnd w:id="38"/>
-      <w:r>
-        <w:t>3.1.2 Project Flow and Schedule</w:t>
-      </w:r>
-      <w:bookmarkEnd w:id="39"/>
     </w:p>
     <w:p>
       <w:pPr>
@@ -5310,20 +5302,20 @@
       <w:r>
         <w:t xml:space="preserve"> hours per week</w:t>
       </w:r>
-      <w:bookmarkStart w:id="40" w:name="_heading=h.maal2unv44ff" w:colFirst="0" w:colLast="0"/>
+      <w:bookmarkStart w:id="39" w:name="_heading=h.maal2unv44ff" w:colFirst="0" w:colLast="0"/>
+      <w:bookmarkEnd w:id="39"/>
+    </w:p>
+    <w:p>
+      <w:pPr>
+        <w:pStyle w:val="Heading3"/>
+      </w:pPr>
+      <w:bookmarkStart w:id="40" w:name="_Toc231489973"/>
+      <w:r>
+        <w:t>3.1.3 Responsibilities</w:t>
+      </w:r>
       <w:bookmarkEnd w:id="40"/>
     </w:p>
     <w:p>
-      <w:pPr>
-        <w:pStyle w:val="Heading3"/>
-      </w:pPr>
-      <w:bookmarkStart w:id="41" w:name="_Toc231489973"/>
-      <w:r>
-        <w:t>3.1.3 Responsibilities</w:t>
-      </w:r>
-      <w:bookmarkEnd w:id="41"/>
-    </w:p>
-    <w:p>
       <w:r>
         <w:t>This section States the responsibilities of each members of the project</w:t>
       </w:r>
@@ -5333,10 +5325,7 @@
         <w:pStyle w:val="Heading4"/>
       </w:pPr>
       <w:r>
-        <w:t xml:space="preserve">3.1.3.1 Responsibilities of </w:t>
-      </w:r>
-      <w:r>
-        <w:t>Supervisor</w:t>
+        <w:t>3.1.3.1 Responsibilities of Supervisor</w:t>
       </w:r>
     </w:p>
     <w:p>
@@ -5454,11 +5443,11 @@
       <w:pPr>
         <w:pStyle w:val="Heading3"/>
       </w:pPr>
-      <w:bookmarkStart w:id="42" w:name="_Toc231489974"/>
+      <w:bookmarkStart w:id="41" w:name="_Toc231489974"/>
       <w:r>
         <w:t>3.1.4 Development Tools</w:t>
       </w:r>
-      <w:bookmarkEnd w:id="42"/>
+      <w:bookmarkEnd w:id="41"/>
     </w:p>
     <w:p>
       <w:r>
@@ -5719,8 +5708,8 @@
           <w:numId w:val="12"/>
         </w:numPr>
       </w:pPr>
-      <w:bookmarkStart w:id="43" w:name="_heading=h.6n827nx6943l" w:colFirst="0" w:colLast="0"/>
-      <w:bookmarkEnd w:id="43"/>
+      <w:bookmarkStart w:id="42" w:name="_heading=h.6n827nx6943l" w:colFirst="0" w:colLast="0"/>
+      <w:bookmarkEnd w:id="42"/>
       <w:r>
         <w:t>Web Server</w:t>
       </w:r>
@@ -5773,8 +5762,8 @@
           <w:numId w:val="12"/>
         </w:numPr>
       </w:pPr>
-      <w:bookmarkStart w:id="44" w:name="_heading=h.ybc72l1r1rpg" w:colFirst="0" w:colLast="0"/>
-      <w:bookmarkEnd w:id="44"/>
+      <w:bookmarkStart w:id="43" w:name="_heading=h.ybc72l1r1rpg" w:colFirst="0" w:colLast="0"/>
+      <w:bookmarkEnd w:id="43"/>
       <w:r>
         <w:t>Testing Tools</w:t>
       </w:r>
@@ -5798,7 +5787,21 @@
         <w:rPr>
           <w:rFonts w:hint="eastAsia"/>
         </w:rPr>
-        <w:t xml:space="preserve"> identify UI/UX.</w:t>
+        <w:t xml:space="preserve"> </w:t>
+      </w:r>
+      <w:proofErr w:type="gramStart"/>
+      <w:r>
+        <w:rPr>
+          <w:rFonts w:hint="eastAsia"/>
+        </w:rPr>
+        <w:t>identify</w:t>
+      </w:r>
+      <w:proofErr w:type="gramEnd"/>
+      <w:r>
+        <w:rPr>
+          <w:rFonts w:hint="eastAsia"/>
+        </w:rPr>
+        <w:t xml:space="preserve"> UI/UX.</w:t>
       </w:r>
     </w:p>
     <w:p>
@@ -5809,36 +5812,36 @@
           <w:numId w:val="12"/>
         </w:numPr>
       </w:pPr>
-      <w:bookmarkStart w:id="45" w:name="_heading=h.8zmd9tgdmdqp" w:colFirst="0" w:colLast="0"/>
-      <w:bookmarkStart w:id="46" w:name="_Toc231489975"/>
+      <w:bookmarkStart w:id="44" w:name="_heading=h.8zmd9tgdmdqp" w:colFirst="0" w:colLast="0"/>
+      <w:bookmarkStart w:id="45" w:name="_Toc231489975"/>
+      <w:bookmarkEnd w:id="44"/>
+      <w:r>
+        <w:t>System Analysis</w:t>
+      </w:r>
       <w:bookmarkEnd w:id="45"/>
-      <w:r>
-        <w:t>System Analysis</w:t>
-      </w:r>
+    </w:p>
+    <w:p>
+      <w:r>
+        <w:t xml:space="preserve">The system is designed based on collected requirements for secure login, </w:t>
+      </w:r>
+      <w:r>
+        <w:t>order tracking</w:t>
+      </w:r>
+      <w:r>
+        <w:t>, admin controls, and user experience</w:t>
+      </w:r>
+    </w:p>
+    <w:p>
+      <w:pPr>
+        <w:pStyle w:val="Heading3"/>
+      </w:pPr>
+      <w:bookmarkStart w:id="46" w:name="_heading=h.4j04lyz3b7oc" w:colFirst="0" w:colLast="0"/>
+      <w:bookmarkStart w:id="47" w:name="_Toc231489976"/>
       <w:bookmarkEnd w:id="46"/>
-    </w:p>
-    <w:p>
-      <w:r>
-        <w:t xml:space="preserve">The system is designed based on collected requirements for secure login, </w:t>
-      </w:r>
-      <w:r>
-        <w:t>order tracking</w:t>
-      </w:r>
-      <w:r>
-        <w:t>, admin controls, and user experience</w:t>
-      </w:r>
-    </w:p>
-    <w:p>
-      <w:pPr>
-        <w:pStyle w:val="Heading3"/>
-      </w:pPr>
-      <w:bookmarkStart w:id="47" w:name="_heading=h.4j04lyz3b7oc" w:colFirst="0" w:colLast="0"/>
-      <w:bookmarkStart w:id="48" w:name="_Toc231489976"/>
+      <w:r>
+        <w:t>3.2.1 Requirement Analysis</w:t>
+      </w:r>
       <w:bookmarkEnd w:id="47"/>
-      <w:r>
-        <w:t>3.2.1 Requirement Analysis</w:t>
-      </w:r>
-      <w:bookmarkEnd w:id="48"/>
     </w:p>
     <w:p>
       <w:r>
@@ -6542,157 +6545,154 @@
       <w:pPr>
         <w:pStyle w:val="Heading3"/>
       </w:pPr>
-      <w:bookmarkStart w:id="49" w:name="_heading=h.mgp18nndx2i9" w:colFirst="0" w:colLast="0"/>
-      <w:bookmarkStart w:id="50" w:name="_Toc231489977"/>
+      <w:bookmarkStart w:id="48" w:name="_heading=h.mgp18nndx2i9" w:colFirst="0" w:colLast="0"/>
+      <w:bookmarkStart w:id="49" w:name="_Toc231489977"/>
+      <w:bookmarkEnd w:id="48"/>
+      <w:r>
+        <w:lastRenderedPageBreak/>
+        <w:t>3.2.2 Feasibility Analysis</w:t>
+      </w:r>
       <w:bookmarkEnd w:id="49"/>
-      <w:r>
-        <w:lastRenderedPageBreak/>
-        <w:t>3.2.2 Feasibility Ana</w:t>
-      </w:r>
-      <w:r>
-        <w:t>lysis</w:t>
-      </w:r>
+    </w:p>
+    <w:p>
+      <w:pPr>
+        <w:pStyle w:val="Heading4"/>
+      </w:pPr>
+      <w:r>
+        <w:rPr>
+          <w:rFonts w:hint="eastAsia"/>
+        </w:rPr>
+        <w:t>3.2.2.1 Technical Feasibility</w:t>
+      </w:r>
+    </w:p>
+    <w:p>
+      <w:pPr>
+        <w:rPr>
+          <w:lang w:val="en-US"/>
+        </w:rPr>
+      </w:pPr>
+      <w:r>
+        <w:rPr>
+          <w:lang w:val="en-US"/>
+        </w:rPr>
+        <w:t>Easily developed using basic web technologies with no complex requirements</w:t>
+      </w:r>
+      <w:r>
+        <w:rPr>
+          <w:lang w:val="en-US"/>
+        </w:rPr>
+        <w:t>.</w:t>
+      </w:r>
+    </w:p>
+    <w:p>
+      <w:pPr>
+        <w:pStyle w:val="Heading4"/>
+      </w:pPr>
+      <w:r>
+        <w:rPr>
+          <w:rFonts w:hint="eastAsia"/>
+        </w:rPr>
+        <w:t>3.2.2.2 Operational Feasibility</w:t>
+      </w:r>
+    </w:p>
+    <w:p>
+      <w:pPr>
+        <w:rPr>
+          <w:lang w:val="en-US"/>
+        </w:rPr>
+      </w:pPr>
+      <w:r>
+        <w:rPr>
+          <w:lang w:val="en-US"/>
+        </w:rPr>
+        <w:t>Simple for students and staff to use, improving canteen workflow.</w:t>
+      </w:r>
+    </w:p>
+    <w:p>
+      <w:pPr>
+        <w:pStyle w:val="Heading4"/>
+      </w:pPr>
+      <w:r>
+        <w:rPr>
+          <w:rFonts w:hint="eastAsia"/>
+        </w:rPr>
+        <w:t>3.2.2.3 Economic Feasibility</w:t>
+      </w:r>
+    </w:p>
+    <w:p>
+      <w:r>
+        <w:rPr>
+          <w:rFonts w:hint="eastAsia"/>
+        </w:rPr>
+        <w:t>Development tools like XAMPP, VS Code and MySQL are free to use and maintenance cost are low due to system</w:t>
+      </w:r>
+      <w:r>
+        <w:t>’</w:t>
+      </w:r>
+      <w:r>
+        <w:rPr>
+          <w:rFonts w:hint="eastAsia"/>
+        </w:rPr>
+        <w:t>s simplicity.</w:t>
+      </w:r>
+    </w:p>
+    <w:p>
+      <w:pPr>
+        <w:pStyle w:val="Heading4"/>
+      </w:pPr>
+      <w:r>
+        <w:rPr>
+          <w:rFonts w:hint="eastAsia"/>
+        </w:rPr>
+        <w:t>3.2.2.4 Time feasibility</w:t>
+      </w:r>
+    </w:p>
+    <w:p>
+      <w:r>
+        <w:rPr>
+          <w:rFonts w:hint="eastAsia"/>
+        </w:rPr>
+        <w:t>This project is simple enough to be completed within 1-2 month</w:t>
+      </w:r>
+      <w:r>
+        <w:t>s</w:t>
+      </w:r>
+      <w:r>
+        <w:rPr>
+          <w:rFonts w:hint="eastAsia"/>
+        </w:rPr>
+        <w:t>. Tasks such as UI design, backend design, database setup, and testing are manageable during this time frame.</w:t>
+      </w:r>
+    </w:p>
+    <w:p>
+      <w:pPr>
+        <w:pStyle w:val="Heading2"/>
+      </w:pPr>
+      <w:bookmarkStart w:id="50" w:name="_heading=h.d6cp72a9hhu2" w:colFirst="0" w:colLast="0"/>
+      <w:bookmarkStart w:id="51" w:name="_Toc231489978"/>
       <w:bookmarkEnd w:id="50"/>
-    </w:p>
-    <w:p>
-      <w:pPr>
-        <w:pStyle w:val="Heading4"/>
-      </w:pPr>
-      <w:r>
-        <w:rPr>
-          <w:rFonts w:hint="eastAsia"/>
-        </w:rPr>
-        <w:t>3.2.2.1 Technical Feasibility</w:t>
-      </w:r>
-    </w:p>
-    <w:p>
-      <w:pPr>
-        <w:rPr>
-          <w:lang w:val="en-US"/>
-        </w:rPr>
-      </w:pPr>
-      <w:r>
-        <w:rPr>
-          <w:lang w:val="en-US"/>
-        </w:rPr>
-        <w:t>Easily developed using basic web technologies with no complex requirements</w:t>
-      </w:r>
-      <w:r>
-        <w:rPr>
-          <w:lang w:val="en-US"/>
-        </w:rPr>
-        <w:t>.</w:t>
-      </w:r>
-    </w:p>
-    <w:p>
-      <w:pPr>
-        <w:pStyle w:val="Heading4"/>
-      </w:pPr>
-      <w:r>
-        <w:rPr>
-          <w:rFonts w:hint="eastAsia"/>
-        </w:rPr>
-        <w:t>3.2.2.2 Operational Feasibility</w:t>
-      </w:r>
-    </w:p>
-    <w:p>
-      <w:pPr>
-        <w:rPr>
-          <w:lang w:val="en-US"/>
-        </w:rPr>
-      </w:pPr>
-      <w:r>
-        <w:rPr>
-          <w:lang w:val="en-US"/>
-        </w:rPr>
-        <w:t>Simple for students and staff to use, improving canteen workflow.</w:t>
-      </w:r>
-    </w:p>
-    <w:p>
-      <w:pPr>
-        <w:pStyle w:val="Heading4"/>
-      </w:pPr>
-      <w:r>
-        <w:rPr>
-          <w:rFonts w:hint="eastAsia"/>
-        </w:rPr>
-        <w:t>3.2.2.3 Economic Feasibility</w:t>
-      </w:r>
-    </w:p>
-    <w:p>
-      <w:r>
-        <w:rPr>
-          <w:rFonts w:hint="eastAsia"/>
-        </w:rPr>
-        <w:t>Development tools like XAMPP, VS Code and MySQL are free to use and maintenance cost are low due to system</w:t>
-      </w:r>
-      <w:r>
-        <w:t>’</w:t>
-      </w:r>
-      <w:r>
-        <w:rPr>
-          <w:rFonts w:hint="eastAsia"/>
-        </w:rPr>
-        <w:t>s simplicity.</w:t>
-      </w:r>
-    </w:p>
-    <w:p>
-      <w:pPr>
-        <w:pStyle w:val="Heading4"/>
-      </w:pPr>
-      <w:r>
-        <w:rPr>
-          <w:rFonts w:hint="eastAsia"/>
-        </w:rPr>
-        <w:t>3.2.2.4 Time feasibility</w:t>
-      </w:r>
-    </w:p>
-    <w:p>
-      <w:r>
-        <w:rPr>
-          <w:rFonts w:hint="eastAsia"/>
-        </w:rPr>
-        <w:t>This project is simple enough to be completed within 1-2 month</w:t>
-      </w:r>
-      <w:r>
-        <w:t>s</w:t>
-      </w:r>
-      <w:r>
-        <w:rPr>
-          <w:rFonts w:hint="eastAsia"/>
-        </w:rPr>
-        <w:t>. Tasks such as UI design, backend design, database setup, and testing are manageable during this time frame.</w:t>
-      </w:r>
-    </w:p>
-    <w:p>
-      <w:pPr>
-        <w:pStyle w:val="Heading2"/>
-      </w:pPr>
-      <w:bookmarkStart w:id="51" w:name="_heading=h.d6cp72a9hhu2" w:colFirst="0" w:colLast="0"/>
-      <w:bookmarkStart w:id="52" w:name="_Toc231489978"/>
-      <w:bookmarkEnd w:id="51"/>
       <w:r>
         <w:lastRenderedPageBreak/>
         <w:t>3.3 System Design</w:t>
       </w:r>
+      <w:bookmarkEnd w:id="51"/>
+    </w:p>
+    <w:p>
+      <w:pPr>
+        <w:pStyle w:val="Heading3"/>
+      </w:pPr>
+      <w:bookmarkStart w:id="52" w:name="_heading=h.k67w28n36xvg" w:colFirst="0" w:colLast="0"/>
+      <w:bookmarkStart w:id="53" w:name="_Toc231489979"/>
       <w:bookmarkEnd w:id="52"/>
-    </w:p>
-    <w:p>
-      <w:pPr>
-        <w:pStyle w:val="Heading3"/>
-      </w:pPr>
-      <w:bookmarkStart w:id="53" w:name="_heading=h.k67w28n36xvg" w:colFirst="0" w:colLast="0"/>
-      <w:bookmarkStart w:id="54" w:name="_Toc231489979"/>
+      <w:r>
+        <w:t xml:space="preserve">3.3.1. </w:t>
+      </w:r>
+      <w:r>
+        <w:t>Activity Diagram</w:t>
+      </w:r>
+      <w:bookmarkStart w:id="54" w:name="_heading=h.hk8xz1pthqk" w:colFirst="0" w:colLast="0"/>
       <w:bookmarkEnd w:id="53"/>
-      <w:r>
-        <w:t xml:space="preserve">3.3.1. </w:t>
-      </w:r>
-      <w:r>
-        <w:t>Activity Diagram</w:t>
-      </w:r>
-      <w:bookmarkStart w:id="55" w:name="_heading=h.hk8xz1pthqk" w:colFirst="0" w:colLast="0"/>
       <w:bookmarkEnd w:id="54"/>
-      <w:bookmarkEnd w:id="55"/>
     </w:p>
     <w:p>
       <w:pPr>
@@ -6771,8 +6771,8 @@
           <w:iCs w:val="0"/>
         </w:rPr>
       </w:pPr>
-      <w:bookmarkStart w:id="56" w:name="_Toc222587627"/>
-      <w:bookmarkStart w:id="57" w:name="_Toc229035108"/>
+      <w:bookmarkStart w:id="55" w:name="_Toc222587627"/>
+      <w:bookmarkStart w:id="56" w:name="_Toc229035108"/>
       <w:r>
         <w:rPr>
           <w:i w:val="0"/>
@@ -6824,7 +6824,7 @@
         </w:rPr>
         <w:t xml:space="preserve">: </w:t>
       </w:r>
-      <w:bookmarkEnd w:id="56"/>
+      <w:bookmarkEnd w:id="55"/>
       <w:r>
         <w:rPr>
           <w:i w:val="0"/>
@@ -6832,7 +6832,7 @@
         </w:rPr>
         <w:t>Activity Diagram</w:t>
       </w:r>
-      <w:bookmarkEnd w:id="57"/>
+      <w:bookmarkEnd w:id="56"/>
     </w:p>
     <w:p>
       <w:r>
@@ -6844,21 +6844,21 @@
       <w:pPr>
         <w:pStyle w:val="Heading3"/>
       </w:pPr>
-      <w:bookmarkStart w:id="58" w:name="_heading=h.vmwmntx85w3w" w:colFirst="0" w:colLast="0"/>
-      <w:bookmarkStart w:id="59" w:name="_heading=h.7lcjph8hb9cx" w:colFirst="0" w:colLast="0"/>
-      <w:bookmarkStart w:id="60" w:name="_Toc231489980"/>
+      <w:bookmarkStart w:id="57" w:name="_heading=h.vmwmntx85w3w" w:colFirst="0" w:colLast="0"/>
+      <w:bookmarkStart w:id="58" w:name="_heading=h.7lcjph8hb9cx" w:colFirst="0" w:colLast="0"/>
+      <w:bookmarkStart w:id="59" w:name="_Toc231489980"/>
+      <w:bookmarkEnd w:id="57"/>
       <w:bookmarkEnd w:id="58"/>
+      <w:r>
+        <w:t>3.3.</w:t>
+      </w:r>
+      <w:r>
+        <w:t>2</w:t>
+      </w:r>
+      <w:r>
+        <w:t xml:space="preserve"> ER Diagram</w:t>
+      </w:r>
       <w:bookmarkEnd w:id="59"/>
-      <w:r>
-        <w:t>3.3.</w:t>
-      </w:r>
-      <w:r>
-        <w:t>2</w:t>
-      </w:r>
-      <w:r>
-        <w:t xml:space="preserve"> ER Diagram</w:t>
-      </w:r>
-      <w:bookmarkEnd w:id="60"/>
     </w:p>
     <w:p>
       <w:r>
@@ -6913,8 +6913,8 @@
           <w:iCs w:val="0"/>
         </w:rPr>
       </w:pPr>
-      <w:bookmarkStart w:id="61" w:name="_Toc222587628"/>
-      <w:bookmarkStart w:id="62" w:name="_Toc229035109"/>
+      <w:bookmarkStart w:id="60" w:name="_Toc222587628"/>
+      <w:bookmarkStart w:id="61" w:name="_Toc229035109"/>
       <w:r>
         <w:rPr>
           <w:i w:val="0"/>
@@ -6966,43 +6966,42 @@
         </w:rPr>
         <w:t>: ER Diagram</w:t>
       </w:r>
+      <w:bookmarkEnd w:id="60"/>
       <w:bookmarkEnd w:id="61"/>
+    </w:p>
+    <w:p>
+      <w:r>
+        <w:t>This ER diagram shows the main entities of the Digital Canteen Pre-order System: Students, Orders, Menu Items, Admin, and Order History. Students place orders, select menu items, and view their order history. Each order stores student details, selected food, payment amount, and status. Admin manages menu items and receives student orders for processing. Completed orders are stored in Order History for future reference</w:t>
+      </w:r>
+    </w:p>
+    <w:p>
+      <w:pPr>
+        <w:pStyle w:val="Heading3"/>
+      </w:pPr>
+      <w:bookmarkStart w:id="62" w:name="_heading=h.48eqp0mcihuv" w:colFirst="0" w:colLast="0"/>
+      <w:bookmarkStart w:id="63" w:name="_Toc231489981"/>
       <w:bookmarkEnd w:id="62"/>
-    </w:p>
-    <w:p>
-      <w:r>
-        <w:t>This ER diagram shows the main entities of the Digital Canteen Pre-order System: Students, Orders, Menu Items, Admin, and Order History. Students place orders, select menu items, and view their order history. Each order stores student details, selected food, payment amount, and status. Admin manages menu items and receives student orders for processing. Completed orders are stored in Order History for future reference</w:t>
-      </w:r>
-    </w:p>
-    <w:p>
-      <w:pPr>
-        <w:pStyle w:val="Heading3"/>
-      </w:pPr>
-      <w:bookmarkStart w:id="63" w:name="_heading=h.48eqp0mcihuv" w:colFirst="0" w:colLast="0"/>
-      <w:bookmarkStart w:id="64" w:name="_Toc231489981"/>
-      <w:bookmarkEnd w:id="63"/>
       <w:r>
         <w:lastRenderedPageBreak/>
         <w:t>3.3.5 Use Case Diagram</w:t>
       </w:r>
-      <w:bookmarkEnd w:id="64"/>
-    </w:p>
-    <w:p>
-      <w:pPr>
-        <w:rPr>
-          <w:lang w:val="en-US"/>
-        </w:rPr>
-      </w:pPr>
-      <w:r>
-        <w:rPr>
-          <w:noProof/>
-          <w:lang w:val="en-US" w:eastAsia="en-US"/>
+      <w:bookmarkEnd w:id="63"/>
+    </w:p>
+    <w:p>
+      <w:pPr>
+        <w:rPr>
+          <w:lang w:val="en-US"/>
+        </w:rPr>
+      </w:pPr>
+      <w:r>
+        <w:rPr>
+          <w:lang w:val="en-US"/>
         </w:rPr>
         <w:drawing>
-          <wp:inline distT="0" distB="0" distL="0" distR="0" wp14:anchorId="5065AFBE" wp14:editId="76A870EB">
-            <wp:extent cx="5503333" cy="5037181"/>
-            <wp:effectExtent l="0" t="0" r="2540" b="0"/>
-            <wp:docPr id="467877348" name="Picture 9"/>
+          <wp:inline distT="0" distB="0" distL="0" distR="0" wp14:anchorId="248E0C02" wp14:editId="4CC40CCA">
+            <wp:extent cx="5631180" cy="5271743"/>
+            <wp:effectExtent l="0" t="0" r="0" b="0"/>
+            <wp:docPr id="1128059239" name="Picture 2"/>
             <wp:cNvGraphicFramePr>
               <a:graphicFrameLocks xmlns:a="http://schemas.openxmlformats.org/drawingml/2006/main" noChangeAspect="1"/>
             </wp:cNvGraphicFramePr>
@@ -7010,12 +7009,12 @@
               <a:graphicData uri="http://schemas.openxmlformats.org/drawingml/2006/picture">
                 <pic:pic xmlns:pic="http://schemas.openxmlformats.org/drawingml/2006/picture">
                   <pic:nvPicPr>
-                    <pic:cNvPr id="0" name="Picture 20"/>
+                    <pic:cNvPr id="0" name="Picture 6"/>
                     <pic:cNvPicPr>
                       <a:picLocks noChangeAspect="1" noChangeArrowheads="1"/>
                     </pic:cNvPicPr>
                   </pic:nvPicPr>
-                  <pic:blipFill rotWithShape="1">
+                  <pic:blipFill>
                     <a:blip r:embed="rId14" cstate="print">
                       <a:extLst>
                         <a:ext uri="{28A0092B-C50C-407E-A947-70E740481C1C}">
@@ -7023,7 +7022,7 @@
                         </a:ext>
                       </a:extLst>
                     </a:blip>
-                    <a:srcRect l="1713" t="6495" r="981" b="625"/>
+                    <a:srcRect/>
                     <a:stretch>
                       <a:fillRect/>
                     </a:stretch>
@@ -7031,7 +7030,7 @@
                   <pic:spPr bwMode="auto">
                     <a:xfrm>
                       <a:off x="0" y="0"/>
-                      <a:ext cx="5526060" cy="5057983"/>
+                      <a:ext cx="5654004" cy="5293110"/>
                     </a:xfrm>
                     <a:prstGeom prst="rect">
                       <a:avLst/>
@@ -7040,11 +7039,6 @@
                     <a:ln>
                       <a:noFill/>
                     </a:ln>
-                    <a:extLst>
-                      <a:ext uri="{53640926-AAD7-44D8-BBD7-CCE9431645EC}">
-                        <a14:shadowObscured xmlns:a14="http://schemas.microsoft.com/office/drawing/2010/main"/>
-                      </a:ext>
-                    </a:extLst>
                   </pic:spPr>
                 </pic:pic>
               </a:graphicData>
@@ -7065,8 +7059,8 @@
           <w:szCs w:val="24"/>
         </w:rPr>
       </w:pPr>
-      <w:bookmarkStart w:id="65" w:name="_Toc222587629"/>
-      <w:bookmarkStart w:id="66" w:name="_Toc229035110"/>
+      <w:bookmarkStart w:id="64" w:name="_Toc222587629"/>
+      <w:bookmarkStart w:id="65" w:name="_Toc229035110"/>
       <w:r>
         <w:rPr>
           <w:i w:val="0"/>
@@ -7132,26 +7126,26 @@
         </w:rPr>
         <w:t>: Use case diagram</w:t>
       </w:r>
+      <w:bookmarkEnd w:id="64"/>
       <w:bookmarkEnd w:id="65"/>
+    </w:p>
+    <w:p>
+      <w:r>
+        <w:t>The include relationships show mandatory sub-processes such as user validation during login, checking item availability when viewing the menu or placing orders, and payment processing as part of order placement. These are essential steps that must always occur within the main use cases. The extend relationships represent optional or conditional functionalities, where tracking order status and viewing order history extend from the main “Place Order” use case, depending on user actions after placing an order. Overall, this enhanced diagram provides a more realistic and structured representation of system behavior, improving clarity of shared and optional processes within the system</w:t>
+      </w:r>
+      <w:r>
+        <w:t>.</w:t>
+      </w:r>
+    </w:p>
+    <w:p>
+      <w:pPr>
+        <w:pStyle w:val="Heading3"/>
+      </w:pPr>
+      <w:bookmarkStart w:id="66" w:name="_heading=h.1w3nix1yeett" w:colFirst="0" w:colLast="0"/>
+      <w:bookmarkStart w:id="67" w:name="_heading=h.pkgmwy1kfuz6" w:colFirst="0" w:colLast="0"/>
+      <w:bookmarkStart w:id="68" w:name="_Toc231489982"/>
       <w:bookmarkEnd w:id="66"/>
-    </w:p>
-    <w:p>
-      <w:r>
-        <w:t>The include relationships show mandatory sub-processes such as user validation during login, checking item availability when viewing the menu or placing orders, and payment processing as part of order placement. These are essential steps that must always occur within the main use cases. The extend relationships represent optional or conditional functionalities, where tracking order status and viewing order history extend from the main “Place Order” use case, depending on user actions after placing an order. Overall, this enhanced diagram provides a more realistic and structured representation of system behavior, improving clarity of shared and optional processes within the system</w:t>
-      </w:r>
-      <w:r>
-        <w:t>.</w:t>
-      </w:r>
-    </w:p>
-    <w:p>
-      <w:pPr>
-        <w:pStyle w:val="Heading3"/>
-      </w:pPr>
-      <w:bookmarkStart w:id="67" w:name="_heading=h.1w3nix1yeett" w:colFirst="0" w:colLast="0"/>
-      <w:bookmarkStart w:id="68" w:name="_heading=h.pkgmwy1kfuz6" w:colFirst="0" w:colLast="0"/>
-      <w:bookmarkStart w:id="69" w:name="_Toc231489982"/>
       <w:bookmarkEnd w:id="67"/>
-      <w:bookmarkEnd w:id="68"/>
       <w:proofErr w:type="gramStart"/>
       <w:r>
         <w:lastRenderedPageBreak/>
@@ -7167,14 +7161,14 @@
       <w:r>
         <w:t xml:space="preserve"> diagrams</w:t>
       </w:r>
-      <w:bookmarkStart w:id="70" w:name="_heading=h.1cm8n45yh4wo" w:colFirst="0" w:colLast="0"/>
-      <w:bookmarkStart w:id="71" w:name="_heading=h.ad4in7mq08rn" w:colFirst="0" w:colLast="0"/>
-      <w:bookmarkStart w:id="72" w:name="_heading=h.yinvzixge54v" w:colFirst="0" w:colLast="0"/>
-      <w:bookmarkStart w:id="73" w:name="_Toc218671479"/>
+      <w:bookmarkStart w:id="69" w:name="_heading=h.1cm8n45yh4wo" w:colFirst="0" w:colLast="0"/>
+      <w:bookmarkStart w:id="70" w:name="_heading=h.ad4in7mq08rn" w:colFirst="0" w:colLast="0"/>
+      <w:bookmarkStart w:id="71" w:name="_heading=h.yinvzixge54v" w:colFirst="0" w:colLast="0"/>
+      <w:bookmarkStart w:id="72" w:name="_Toc218671479"/>
+      <w:bookmarkEnd w:id="68"/>
       <w:bookmarkEnd w:id="69"/>
       <w:bookmarkEnd w:id="70"/>
       <w:bookmarkEnd w:id="71"/>
-      <w:bookmarkEnd w:id="72"/>
     </w:p>
     <w:p>
       <w:pPr>
@@ -7254,8 +7248,8 @@
           <w:szCs w:val="24"/>
         </w:rPr>
       </w:pPr>
-      <w:bookmarkStart w:id="74" w:name="_Toc222587630"/>
-      <w:bookmarkStart w:id="75" w:name="_Toc229035111"/>
+      <w:bookmarkStart w:id="73" w:name="_Toc222587630"/>
+      <w:bookmarkStart w:id="74" w:name="_Toc229035111"/>
       <w:r>
         <w:rPr>
           <w:i w:val="0"/>
@@ -7321,8 +7315,8 @@
         </w:rPr>
         <w:t>: Sequence diagram</w:t>
       </w:r>
+      <w:bookmarkEnd w:id="73"/>
       <w:bookmarkEnd w:id="74"/>
-      <w:bookmarkEnd w:id="75"/>
     </w:p>
     <w:p>
       <w:r>
@@ -7340,9 +7334,9 @@
           <w:lang w:val="en-US"/>
         </w:rPr>
       </w:pPr>
-      <w:bookmarkStart w:id="76" w:name="_Toc218671490"/>
-      <w:bookmarkStart w:id="77" w:name="_Toc231489983"/>
-      <w:bookmarkEnd w:id="73"/>
+      <w:bookmarkStart w:id="75" w:name="_Toc218671490"/>
+      <w:bookmarkStart w:id="76" w:name="_Toc231489983"/>
+      <w:bookmarkEnd w:id="72"/>
       <w:r>
         <w:rPr>
           <w:lang w:val="en-US"/>
@@ -7361,8 +7355,8 @@
         </w:rPr>
         <w:t xml:space="preserve"> Diagram</w:t>
       </w:r>
+      <w:bookmarkEnd w:id="75"/>
       <w:bookmarkEnd w:id="76"/>
-      <w:bookmarkEnd w:id="77"/>
     </w:p>
     <w:p>
       <w:pPr>
@@ -7442,8 +7436,8 @@
           <w:szCs w:val="24"/>
         </w:rPr>
       </w:pPr>
-      <w:bookmarkStart w:id="78" w:name="_Toc222587631"/>
-      <w:bookmarkStart w:id="79" w:name="_Toc229035112"/>
+      <w:bookmarkStart w:id="77" w:name="_Toc222587631"/>
+      <w:bookmarkStart w:id="78" w:name="_Toc229035112"/>
       <w:r>
         <w:rPr>
           <w:i w:val="0"/>
@@ -7509,7 +7503,7 @@
         </w:rPr>
         <w:t xml:space="preserve">: </w:t>
       </w:r>
-      <w:bookmarkEnd w:id="78"/>
+      <w:bookmarkEnd w:id="77"/>
       <w:r>
         <w:rPr>
           <w:i w:val="0"/>
@@ -7519,7 +7513,7 @@
         </w:rPr>
         <w:t>Class Diagram</w:t>
       </w:r>
-      <w:bookmarkEnd w:id="79"/>
+      <w:bookmarkEnd w:id="78"/>
     </w:p>
     <w:p>
       <w:pPr>
@@ -7567,7 +7561,7 @@
           <w:szCs w:val="28"/>
         </w:rPr>
       </w:pPr>
-      <w:bookmarkStart w:id="80" w:name="_Toc231489984"/>
+      <w:bookmarkStart w:id="79" w:name="_Toc231489984"/>
       <w:r>
         <w:rPr>
           <w:rFonts w:hint="eastAsia"/>
@@ -7575,7 +7569,7 @@
         <w:lastRenderedPageBreak/>
         <w:t>References</w:t>
       </w:r>
-      <w:bookmarkEnd w:id="80"/>
+      <w:bookmarkEnd w:id="79"/>
     </w:p>
     <w:p>
       <w:pPr>
@@ -7680,7 +7674,7 @@
 </file>
 
 <file path=word/endnotes.xml><?xml version="1.0" encoding="utf-8"?>
-<w:endnotes xmlns:wpc="http://schemas.microsoft.com/office/word/2010/wordprocessingCanvas" xmlns:mc="http://schemas.openxmlformats.org/markup-compatibility/2006" xmlns:o="urn:schemas-microsoft-com:office:office" xmlns:r="http://schemas.openxmlformats.org/officeDocument/2006/relationships" xmlns:m="http://schemas.openxmlformats.org/officeDocument/2006/math" xmlns:v="urn:schemas-microsoft-com:vml" xmlns:wp14="http://schemas.microsoft.com/office/word/2010/wordprocessingDrawing" xmlns:wp="http://schemas.openxmlformats.org/drawingml/2006/wordprocessingDrawing" xmlns:w10="urn:schemas-microsoft-com:office:word" xmlns:w="http://schemas.openxmlformats.org/wordprocessingml/2006/main" xmlns:w14="http://schemas.microsoft.com/office/word/2010/wordml" xmlns:w15="http://schemas.microsoft.com/office/word/2012/wordml" xmlns:wpg="http://schemas.microsoft.com/office/word/2010/wordprocessingGroup" xmlns:wpi="http://schemas.microsoft.com/office/word/2010/wordprocessingInk" xmlns:wne="http://schemas.microsoft.com/office/word/2006/wordml" xmlns:wps="http://schemas.microsoft.com/office/word/2010/wordprocessingShape" mc:Ignorable="w14 w15 wp14">
+<w:endnotes xmlns:wpc="http://schemas.microsoft.com/office/word/2010/wordprocessingCanvas" xmlns:cx="http://schemas.microsoft.com/office/drawing/2014/chartex" xmlns:cx1="http://schemas.microsoft.com/office/drawing/2015/9/8/chartex" xmlns:cx2="http://schemas.microsoft.com/office/drawing/2015/10/21/chartex" xmlns:cx3="http://schemas.microsoft.com/office/drawing/2016/5/9/chartex" xmlns:cx4="http://schemas.microsoft.com/office/drawing/2016/5/10/chartex" xmlns:cx5="http://schemas.microsoft.com/office/drawing/2016/5/11/chartex" xmlns:cx6="http://schemas.microsoft.com/office/drawing/2016/5/12/chartex" xmlns:cx7="http://schemas.microsoft.com/office/drawing/2016/5/13/chartex" xmlns:cx8="http://schemas.microsoft.com/office/drawing/2016/5/14/chartex" xmlns:mc="http://schemas.openxmlformats.org/markup-compatibility/2006" xmlns:aink="http://schemas.microsoft.com/office/drawing/2016/ink" xmlns:am3d="http://schemas.microsoft.com/office/drawing/2017/model3d" xmlns:o="urn:schemas-microsoft-com:office:office" xmlns:oel="http://schemas.microsoft.com/office/2019/extlst" xmlns:r="http://schemas.openxmlformats.org/officeDocument/2006/relationships" xmlns:m="http://schemas.openxmlformats.org/officeDocument/2006/math" xmlns:v="urn:schemas-microsoft-com:vml" xmlns:wp14="http://schemas.microsoft.com/office/word/2010/wordprocessingDrawing" xmlns:wp="http://schemas.openxmlformats.org/drawingml/2006/wordprocessingDrawing" xmlns:w10="urn:schemas-microsoft-com:office:word" xmlns:w="http://schemas.openxmlformats.org/wordprocessingml/2006/main" xmlns:w14="http://schemas.microsoft.com/office/word/2010/wordml" xmlns:w15="http://schemas.microsoft.com/office/word/2012/wordml" xmlns:w16cex="http://schemas.microsoft.com/office/word/2018/wordml/cex" xmlns:w16cid="http://schemas.microsoft.com/office/word/2016/wordml/cid" xmlns:w16="http://schemas.microsoft.com/office/word/2018/wordml" xmlns:w16du="http://schemas.microsoft.com/office/word/2023/wordml/word16du" xmlns:w16sdtdh="http://schemas.microsoft.com/office/word/2020/wordml/sdtdatahash" xmlns:w16sdtfl="http://schemas.microsoft.com/office/word/2024/wordml/sdtformatlock" xmlns:w16se="http://schemas.microsoft.com/office/word/2015/wordml/symex" xmlns:wpg="http://schemas.microsoft.com/office/word/2010/wordprocessingGroup" xmlns:wpi="http://schemas.microsoft.com/office/word/2010/wordprocessingInk" xmlns:wne="http://schemas.microsoft.com/office/word/2006/wordml" xmlns:wps="http://schemas.microsoft.com/office/word/2010/wordprocessingShape" mc:Ignorable="w14 w15 w16se w16cid w16 w16cex w16sdtdh w16sdtfl w16du wp14">
   <w:endnote w:type="separator" w:id="-1">
     <w:p>
       <w:pPr>
@@ -7705,7 +7699,7 @@
 </file>
 
 <file path=word/footer1.xml><?xml version="1.0" encoding="utf-8"?>
-<w:ftr xmlns:wpc="http://schemas.microsoft.com/office/word/2010/wordprocessingCanvas" xmlns:mc="http://schemas.openxmlformats.org/markup-compatibility/2006" xmlns:o="urn:schemas-microsoft-com:office:office" xmlns:r="http://schemas.openxmlformats.org/officeDocument/2006/relationships" xmlns:m="http://schemas.openxmlformats.org/officeDocument/2006/math" xmlns:v="urn:schemas-microsoft-com:vml" xmlns:wp14="http://schemas.microsoft.com/office/word/2010/wordprocessingDrawing" xmlns:wp="http://schemas.openxmlformats.org/drawingml/2006/wordprocessingDrawing" xmlns:w10="urn:schemas-microsoft-com:office:word" xmlns:w="http://schemas.openxmlformats.org/wordprocessingml/2006/main" xmlns:w14="http://schemas.microsoft.com/office/word/2010/wordml" xmlns:w15="http://schemas.microsoft.com/office/word/2012/wordml" xmlns:wpg="http://schemas.microsoft.com/office/word/2010/wordprocessingGroup" xmlns:wpi="http://schemas.microsoft.com/office/word/2010/wordprocessingInk" xmlns:wne="http://schemas.microsoft.com/office/word/2006/wordml" xmlns:wps="http://schemas.microsoft.com/office/word/2010/wordprocessingShape" mc:Ignorable="w14 w15 wp14">
+<w:ftr xmlns:wpc="http://schemas.microsoft.com/office/word/2010/wordprocessingCanvas" xmlns:cx="http://schemas.microsoft.com/office/drawing/2014/chartex" xmlns:cx1="http://schemas.microsoft.com/office/drawing/2015/9/8/chartex" xmlns:cx2="http://schemas.microsoft.com/office/drawing/2015/10/21/chartex" xmlns:cx3="http://schemas.microsoft.com/office/drawing/2016/5/9/chartex" xmlns:cx4="http://schemas.microsoft.com/office/drawing/2016/5/10/chartex" xmlns:cx5="http://schemas.microsoft.com/office/drawing/2016/5/11/chartex" xmlns:cx6="http://schemas.microsoft.com/office/drawing/2016/5/12/chartex" xmlns:cx7="http://schemas.microsoft.com/office/drawing/2016/5/13/chartex" xmlns:cx8="http://schemas.microsoft.com/office/drawing/2016/5/14/chartex" xmlns:mc="http://schemas.openxmlformats.org/markup-compatibility/2006" xmlns:aink="http://schemas.microsoft.com/office/drawing/2016/ink" xmlns:am3d="http://schemas.microsoft.com/office/drawing/2017/model3d" xmlns:o="urn:schemas-microsoft-com:office:office" xmlns:oel="http://schemas.microsoft.com/office/2019/extlst" xmlns:r="http://schemas.openxmlformats.org/officeDocument/2006/relationships" xmlns:m="http://schemas.openxmlformats.org/officeDocument/2006/math" xmlns:v="urn:schemas-microsoft-com:vml" xmlns:wp14="http://schemas.microsoft.com/office/word/2010/wordprocessingDrawing" xmlns:wp="http://schemas.openxmlformats.org/drawingml/2006/wordprocessingDrawing" xmlns:w10="urn:schemas-microsoft-com:office:word" xmlns:w="http://schemas.openxmlformats.org/wordprocessingml/2006/main" xmlns:w14="http://schemas.microsoft.com/office/word/2010/wordml" xmlns:w15="http://schemas.microsoft.com/office/word/2012/wordml" xmlns:w16cex="http://schemas.microsoft.com/office/word/2018/wordml/cex" xmlns:w16cid="http://schemas.microsoft.com/office/word/2016/wordml/cid" xmlns:w16="http://schemas.microsoft.com/office/word/2018/wordml" xmlns:w16du="http://schemas.microsoft.com/office/word/2023/wordml/word16du" xmlns:w16sdtdh="http://schemas.microsoft.com/office/word/2020/wordml/sdtdatahash" xmlns:w16sdtfl="http://schemas.microsoft.com/office/word/2024/wordml/sdtformatlock" xmlns:w16se="http://schemas.microsoft.com/office/word/2015/wordml/symex" xmlns:wpg="http://schemas.microsoft.com/office/word/2010/wordprocessingGroup" xmlns:wpi="http://schemas.microsoft.com/office/word/2010/wordprocessingInk" xmlns:wne="http://schemas.microsoft.com/office/word/2006/wordml" xmlns:wps="http://schemas.microsoft.com/office/word/2010/wordprocessingShape" mc:Ignorable="w14 w15 w16se w16cid w16 w16cex w16sdtdh w16sdtfl w16du wp14">
   <w:sdt>
     <w:sdtPr>
       <w:rPr>
@@ -7803,7 +7797,7 @@
 </file>
 
 <file path=word/footer2.xml><?xml version="1.0" encoding="utf-8"?>
-<w:ftr xmlns:wpc="http://schemas.microsoft.com/office/word/2010/wordprocessingCanvas" xmlns:mc="http://schemas.openxmlformats.org/markup-compatibility/2006" xmlns:o="urn:schemas-microsoft-com:office:office" xmlns:r="http://schemas.openxmlformats.org/officeDocument/2006/relationships" xmlns:m="http://schemas.openxmlformats.org/officeDocument/2006/math" xmlns:v="urn:schemas-microsoft-com:vml" xmlns:wp14="http://schemas.microsoft.com/office/word/2010/wordprocessingDrawing" xmlns:wp="http://schemas.openxmlformats.org/drawingml/2006/wordprocessingDrawing" xmlns:w10="urn:schemas-microsoft-com:office:word" xmlns:w="http://schemas.openxmlformats.org/wordprocessingml/2006/main" xmlns:w14="http://schemas.microsoft.com/office/word/2010/wordml" xmlns:w15="http://schemas.microsoft.com/office/word/2012/wordml" xmlns:wpg="http://schemas.microsoft.com/office/word/2010/wordprocessingGroup" xmlns:wpi="http://schemas.microsoft.com/office/word/2010/wordprocessingInk" xmlns:wne="http://schemas.microsoft.com/office/word/2006/wordml" xmlns:wps="http://schemas.microsoft.com/office/word/2010/wordprocessingShape" mc:Ignorable="w14 w15 wp14">
+<w:ftr xmlns:wpc="http://schemas.microsoft.com/office/word/2010/wordprocessingCanvas" xmlns:cx="http://schemas.microsoft.com/office/drawing/2014/chartex" xmlns:cx1="http://schemas.microsoft.com/office/drawing/2015/9/8/chartex" xmlns:cx2="http://schemas.microsoft.com/office/drawing/2015/10/21/chartex" xmlns:cx3="http://schemas.microsoft.com/office/drawing/2016/5/9/chartex" xmlns:cx4="http://schemas.microsoft.com/office/drawing/2016/5/10/chartex" xmlns:cx5="http://schemas.microsoft.com/office/drawing/2016/5/11/chartex" xmlns:cx6="http://schemas.microsoft.com/office/drawing/2016/5/12/chartex" xmlns:cx7="http://schemas.microsoft.com/office/drawing/2016/5/13/chartex" xmlns:cx8="http://schemas.microsoft.com/office/drawing/2016/5/14/chartex" xmlns:mc="http://schemas.openxmlformats.org/markup-compatibility/2006" xmlns:aink="http://schemas.microsoft.com/office/drawing/2016/ink" xmlns:am3d="http://schemas.microsoft.com/office/drawing/2017/model3d" xmlns:o="urn:schemas-microsoft-com:office:office" xmlns:oel="http://schemas.microsoft.com/office/2019/extlst" xmlns:r="http://schemas.openxmlformats.org/officeDocument/2006/relationships" xmlns:m="http://schemas.openxmlformats.org/officeDocument/2006/math" xmlns:v="urn:schemas-microsoft-com:vml" xmlns:wp14="http://schemas.microsoft.com/office/word/2010/wordprocessingDrawing" xmlns:wp="http://schemas.openxmlformats.org/drawingml/2006/wordprocessingDrawing" xmlns:w10="urn:schemas-microsoft-com:office:word" xmlns:w="http://schemas.openxmlformats.org/wordprocessingml/2006/main" xmlns:w14="http://schemas.microsoft.com/office/word/2010/wordml" xmlns:w15="http://schemas.microsoft.com/office/word/2012/wordml" xmlns:w16cex="http://schemas.microsoft.com/office/word/2018/wordml/cex" xmlns:w16cid="http://schemas.microsoft.com/office/word/2016/wordml/cid" xmlns:w16="http://schemas.microsoft.com/office/word/2018/wordml" xmlns:w16du="http://schemas.microsoft.com/office/word/2023/wordml/word16du" xmlns:w16sdtdh="http://schemas.microsoft.com/office/word/2020/wordml/sdtdatahash" xmlns:w16sdtfl="http://schemas.microsoft.com/office/word/2024/wordml/sdtformatlock" xmlns:w16se="http://schemas.microsoft.com/office/word/2015/wordml/symex" xmlns:wpg="http://schemas.microsoft.com/office/word/2010/wordprocessingGroup" xmlns:wpi="http://schemas.microsoft.com/office/word/2010/wordprocessingInk" xmlns:wne="http://schemas.microsoft.com/office/word/2006/wordml" xmlns:wps="http://schemas.microsoft.com/office/word/2010/wordprocessingShape" mc:Ignorable="w14 w15 w16se w16cid w16 w16cex w16sdtdh w16sdtfl w16du wp14">
   <w:p>
     <w:pPr>
       <w:pBdr>
@@ -7878,7 +7872,7 @@
 </file>
 
 <file path=word/footnotes.xml><?xml version="1.0" encoding="utf-8"?>
-<w:footnotes xmlns:wpc="http://schemas.microsoft.com/office/word/2010/wordprocessingCanvas" xmlns:mc="http://schemas.openxmlformats.org/markup-compatibility/2006" xmlns:o="urn:schemas-microsoft-com:office:office" xmlns:r="http://schemas.openxmlformats.org/officeDocument/2006/relationships" xmlns:m="http://schemas.openxmlformats.org/officeDocument/2006/math" xmlns:v="urn:schemas-microsoft-com:vml" xmlns:wp14="http://schemas.microsoft.com/office/word/2010/wordprocessingDrawing" xmlns:wp="http://schemas.openxmlformats.org/drawingml/2006/wordprocessingDrawing" xmlns:w10="urn:schemas-microsoft-com:office:word" xmlns:w="http://schemas.openxmlformats.org/wordprocessingml/2006/main" xmlns:w14="http://schemas.microsoft.com/office/word/2010/wordml" xmlns:w15="http://schemas.microsoft.com/office/word/2012/wordml" xmlns:wpg="http://schemas.microsoft.com/office/word/2010/wordprocessingGroup" xmlns:wpi="http://schemas.microsoft.com/office/word/2010/wordprocessingInk" xmlns:wne="http://schemas.microsoft.com/office/word/2006/wordml" xmlns:wps="http://schemas.microsoft.com/office/word/2010/wordprocessingShape" mc:Ignorable="w14 w15 wp14">
+<w:footnotes xmlns:wpc="http://schemas.microsoft.com/office/word/2010/wordprocessingCanvas" xmlns:cx="http://schemas.microsoft.com/office/drawing/2014/chartex" xmlns:cx1="http://schemas.microsoft.com/office/drawing/2015/9/8/chartex" xmlns:cx2="http://schemas.microsoft.com/office/drawing/2015/10/21/chartex" xmlns:cx3="http://schemas.microsoft.com/office/drawing/2016/5/9/chartex" xmlns:cx4="http://schemas.microsoft.com/office/drawing/2016/5/10/chartex" xmlns:cx5="http://schemas.microsoft.com/office/drawing/2016/5/11/chartex" xmlns:cx6="http://schemas.microsoft.com/office/drawing/2016/5/12/chartex" xmlns:cx7="http://schemas.microsoft.com/office/drawing/2016/5/13/chartex" xmlns:cx8="http://schemas.microsoft.com/office/drawing/2016/5/14/chartex" xmlns:mc="http://schemas.openxmlformats.org/markup-compatibility/2006" xmlns:aink="http://schemas.microsoft.com/office/drawing/2016/ink" xmlns:am3d="http://schemas.microsoft.com/office/drawing/2017/model3d" xmlns:o="urn:schemas-microsoft-com:office:office" xmlns:oel="http://schemas.microsoft.com/office/2019/extlst" xmlns:r="http://schemas.openxmlformats.org/officeDocument/2006/relationships" xmlns:m="http://schemas.openxmlformats.org/officeDocument/2006/math" xmlns:v="urn:schemas-microsoft-com:vml" xmlns:wp14="http://schemas.microsoft.com/office/word/2010/wordprocessingDrawing" xmlns:wp="http://schemas.openxmlformats.org/drawingml/2006/wordprocessingDrawing" xmlns:w10="urn:schemas-microsoft-com:office:word" xmlns:w="http://schemas.openxmlformats.org/wordprocessingml/2006/main" xmlns:w14="http://schemas.microsoft.com/office/word/2010/wordml" xmlns:w15="http://schemas.microsoft.com/office/word/2012/wordml" xmlns:w16cex="http://schemas.microsoft.com/office/word/2018/wordml/cex" xmlns:w16cid="http://schemas.microsoft.com/office/word/2016/wordml/cid" xmlns:w16="http://schemas.microsoft.com/office/word/2018/wordml" xmlns:w16du="http://schemas.microsoft.com/office/word/2023/wordml/word16du" xmlns:w16sdtdh="http://schemas.microsoft.com/office/word/2020/wordml/sdtdatahash" xmlns:w16sdtfl="http://schemas.microsoft.com/office/word/2024/wordml/sdtformatlock" xmlns:w16se="http://schemas.microsoft.com/office/word/2015/wordml/symex" xmlns:wpg="http://schemas.microsoft.com/office/word/2010/wordprocessingGroup" xmlns:wpi="http://schemas.microsoft.com/office/word/2010/wordprocessingInk" xmlns:wne="http://schemas.microsoft.com/office/word/2006/wordml" xmlns:wps="http://schemas.microsoft.com/office/word/2010/wordprocessingShape" mc:Ignorable="w14 w15 w16se w16cid w16 w16cex w16sdtdh w16sdtfl w16du wp14">
   <w:footnote w:type="separator" w:id="-1">
     <w:p>
       <w:pPr>
@@ -7903,7 +7897,7 @@
 </file>
 
 <file path=word/header1.xml><?xml version="1.0" encoding="utf-8"?>
-<w:hdr xmlns:wpc="http://schemas.microsoft.com/office/word/2010/wordprocessingCanvas" xmlns:mc="http://schemas.openxmlformats.org/markup-compatibility/2006" xmlns:o="urn:schemas-microsoft-com:office:office" xmlns:r="http://schemas.openxmlformats.org/officeDocument/2006/relationships" xmlns:m="http://schemas.openxmlformats.org/officeDocument/2006/math" xmlns:v="urn:schemas-microsoft-com:vml" xmlns:wp14="http://schemas.microsoft.com/office/word/2010/wordprocessingDrawing" xmlns:wp="http://schemas.openxmlformats.org/drawingml/2006/wordprocessingDrawing" xmlns:w10="urn:schemas-microsoft-com:office:word" xmlns:w="http://schemas.openxmlformats.org/wordprocessingml/2006/main" xmlns:w14="http://schemas.microsoft.com/office/word/2010/wordml" xmlns:w15="http://schemas.microsoft.com/office/word/2012/wordml" xmlns:wpg="http://schemas.microsoft.com/office/word/2010/wordprocessingGroup" xmlns:wpi="http://schemas.microsoft.com/office/word/2010/wordprocessingInk" xmlns:wne="http://schemas.microsoft.com/office/word/2006/wordml" xmlns:wps="http://schemas.microsoft.com/office/word/2010/wordprocessingShape" mc:Ignorable="w14 w15 wp14">
+<w:hdr xmlns:wpc="http://schemas.microsoft.com/office/word/2010/wordprocessingCanvas" xmlns:cx="http://schemas.microsoft.com/office/drawing/2014/chartex" xmlns:cx1="http://schemas.microsoft.com/office/drawing/2015/9/8/chartex" xmlns:cx2="http://schemas.microsoft.com/office/drawing/2015/10/21/chartex" xmlns:cx3="http://schemas.microsoft.com/office/drawing/2016/5/9/chartex" xmlns:cx4="http://schemas.microsoft.com/office/drawing/2016/5/10/chartex" xmlns:cx5="http://schemas.microsoft.com/office/drawing/2016/5/11/chartex" xmlns:cx6="http://schemas.microsoft.com/office/drawing/2016/5/12/chartex" xmlns:cx7="http://schemas.microsoft.com/office/drawing/2016/5/13/chartex" xmlns:cx8="http://schemas.microsoft.com/office/drawing/2016/5/14/chartex" xmlns:mc="http://schemas.openxmlformats.org/markup-compatibility/2006" xmlns:aink="http://schemas.microsoft.com/office/drawing/2016/ink" xmlns:am3d="http://schemas.microsoft.com/office/drawing/2017/model3d" xmlns:o="urn:schemas-microsoft-com:office:office" xmlns:oel="http://schemas.microsoft.com/office/2019/extlst" xmlns:r="http://schemas.openxmlformats.org/officeDocument/2006/relationships" xmlns:m="http://schemas.openxmlformats.org/officeDocument/2006/math" xmlns:v="urn:schemas-microsoft-com:vml" xmlns:wp14="http://schemas.microsoft.com/office/word/2010/wordprocessingDrawing" xmlns:wp="http://schemas.openxmlformats.org/drawingml/2006/wordprocessingDrawing" xmlns:w10="urn:schemas-microsoft-com:office:word" xmlns:w="http://schemas.openxmlformats.org/wordprocessingml/2006/main" xmlns:w14="http://schemas.microsoft.com/office/word/2010/wordml" xmlns:w15="http://schemas.microsoft.com/office/word/2012/wordml" xmlns:w16cex="http://schemas.microsoft.com/office/word/2018/wordml/cex" xmlns:w16cid="http://schemas.microsoft.com/office/word/2016/wordml/cid" xmlns:w16="http://schemas.microsoft.com/office/word/2018/wordml" xmlns:w16du="http://schemas.microsoft.com/office/word/2023/wordml/word16du" xmlns:w16sdtdh="http://schemas.microsoft.com/office/word/2020/wordml/sdtdatahash" xmlns:w16sdtfl="http://schemas.microsoft.com/office/word/2024/wordml/sdtformatlock" xmlns:w16se="http://schemas.microsoft.com/office/word/2015/wordml/symex" xmlns:wpg="http://schemas.microsoft.com/office/word/2010/wordprocessingGroup" xmlns:wpi="http://schemas.microsoft.com/office/word/2010/wordprocessingInk" xmlns:wne="http://schemas.microsoft.com/office/word/2006/wordml" xmlns:wps="http://schemas.microsoft.com/office/word/2010/wordprocessingShape" mc:Ignorable="w14 w15 w16se w16cid w16 w16cex w16sdtdh w16sdtfl w16du wp14">
   <w:p>
     <w:pPr>
       <w:pBdr>
@@ -7927,7 +7921,7 @@
 </file>
 
 <file path=word/header2.xml><?xml version="1.0" encoding="utf-8"?>
-<w:hdr xmlns:wpc="http://schemas.microsoft.com/office/word/2010/wordprocessingCanvas" xmlns:mc="http://schemas.openxmlformats.org/markup-compatibility/2006" xmlns:o="urn:schemas-microsoft-com:office:office" xmlns:r="http://schemas.openxmlformats.org/officeDocument/2006/relationships" xmlns:m="http://schemas.openxmlformats.org/officeDocument/2006/math" xmlns:v="urn:schemas-microsoft-com:vml" xmlns:wp14="http://schemas.microsoft.com/office/word/2010/wordprocessingDrawing" xmlns:wp="http://schemas.openxmlformats.org/drawingml/2006/wordprocessingDrawing" xmlns:w10="urn:schemas-microsoft-com:office:word" xmlns:w="http://schemas.openxmlformats.org/wordprocessingml/2006/main" xmlns:w14="http://schemas.microsoft.com/office/word/2010/wordml" xmlns:w15="http://schemas.microsoft.com/office/word/2012/wordml" xmlns:wpg="http://schemas.microsoft.com/office/word/2010/wordprocessingGroup" xmlns:wpi="http://schemas.microsoft.com/office/word/2010/wordprocessingInk" xmlns:wne="http://schemas.microsoft.com/office/word/2006/wordml" xmlns:wps="http://schemas.microsoft.com/office/word/2010/wordprocessingShape" mc:Ignorable="w14 w15 wp14">
+<w:hdr xmlns:wpc="http://schemas.microsoft.com/office/word/2010/wordprocessingCanvas" xmlns:cx="http://schemas.microsoft.com/office/drawing/2014/chartex" xmlns:cx1="http://schemas.microsoft.com/office/drawing/2015/9/8/chartex" xmlns:cx2="http://schemas.microsoft.com/office/drawing/2015/10/21/chartex" xmlns:cx3="http://schemas.microsoft.com/office/drawing/2016/5/9/chartex" xmlns:cx4="http://schemas.microsoft.com/office/drawing/2016/5/10/chartex" xmlns:cx5="http://schemas.microsoft.com/office/drawing/2016/5/11/chartex" xmlns:cx6="http://schemas.microsoft.com/office/drawing/2016/5/12/chartex" xmlns:cx7="http://schemas.microsoft.com/office/drawing/2016/5/13/chartex" xmlns:cx8="http://schemas.microsoft.com/office/drawing/2016/5/14/chartex" xmlns:mc="http://schemas.openxmlformats.org/markup-compatibility/2006" xmlns:aink="http://schemas.microsoft.com/office/drawing/2016/ink" xmlns:am3d="http://schemas.microsoft.com/office/drawing/2017/model3d" xmlns:o="urn:schemas-microsoft-com:office:office" xmlns:oel="http://schemas.microsoft.com/office/2019/extlst" xmlns:r="http://schemas.openxmlformats.org/officeDocument/2006/relationships" xmlns:m="http://schemas.openxmlformats.org/officeDocument/2006/math" xmlns:v="urn:schemas-microsoft-com:vml" xmlns:wp14="http://schemas.microsoft.com/office/word/2010/wordprocessingDrawing" xmlns:wp="http://schemas.openxmlformats.org/drawingml/2006/wordprocessingDrawing" xmlns:w10="urn:schemas-microsoft-com:office:word" xmlns:w="http://schemas.openxmlformats.org/wordprocessingml/2006/main" xmlns:w14="http://schemas.microsoft.com/office/word/2010/wordml" xmlns:w15="http://schemas.microsoft.com/office/word/2012/wordml" xmlns:w16cex="http://schemas.microsoft.com/office/word/2018/wordml/cex" xmlns:w16cid="http://schemas.microsoft.com/office/word/2016/wordml/cid" xmlns:w16="http://schemas.microsoft.com/office/word/2018/wordml" xmlns:w16du="http://schemas.microsoft.com/office/word/2023/wordml/word16du" xmlns:w16sdtdh="http://schemas.microsoft.com/office/word/2020/wordml/sdtdatahash" xmlns:w16sdtfl="http://schemas.microsoft.com/office/word/2024/wordml/sdtformatlock" xmlns:w16se="http://schemas.microsoft.com/office/word/2015/wordml/symex" xmlns:wpg="http://schemas.microsoft.com/office/word/2010/wordprocessingGroup" xmlns:wpi="http://schemas.microsoft.com/office/word/2010/wordprocessingInk" xmlns:wne="http://schemas.microsoft.com/office/word/2006/wordml" xmlns:wps="http://schemas.microsoft.com/office/word/2010/wordprocessingShape" mc:Ignorable="w14 w15 w16se w16cid w16 w16cex w16sdtdh w16sdtfl w16du wp14">
   <w:p>
     <w:pPr>
       <w:pBdr>
@@ -7951,7 +7945,7 @@
 </file>
 
 <file path=word/numbering.xml><?xml version="1.0" encoding="utf-8"?>
-<w:numbering xmlns:wpc="http://schemas.microsoft.com/office/word/2010/wordprocessingCanvas" xmlns:mc="http://schemas.openxmlformats.org/markup-compatibility/2006" xmlns:o="urn:schemas-microsoft-com:office:office" xmlns:r="http://schemas.openxmlformats.org/officeDocument/2006/relationships" xmlns:m="http://schemas.openxmlformats.org/officeDocument/2006/math" xmlns:v="urn:schemas-microsoft-com:vml" xmlns:wp14="http://schemas.microsoft.com/office/word/2010/wordprocessingDrawing" xmlns:wp="http://schemas.openxmlformats.org/drawingml/2006/wordprocessingDrawing" xmlns:w10="urn:schemas-microsoft-com:office:word" xmlns:w="http://schemas.openxmlformats.org/wordprocessingml/2006/main" xmlns:w14="http://schemas.microsoft.com/office/word/2010/wordml" xmlns:w15="http://schemas.microsoft.com/office/word/2012/wordml" xmlns:wpg="http://schemas.microsoft.com/office/word/2010/wordprocessingGroup" xmlns:wpi="http://schemas.microsoft.com/office/word/2010/wordprocessingInk" xmlns:wne="http://schemas.microsoft.com/office/word/2006/wordml" xmlns:wps="http://schemas.microsoft.com/office/word/2010/wordprocessingShape" mc:Ignorable="w14 w15 wp14">
+<w:numbering xmlns:wpc="http://schemas.microsoft.com/office/word/2010/wordprocessingCanvas" xmlns:cx="http://schemas.microsoft.com/office/drawing/2014/chartex" xmlns:cx1="http://schemas.microsoft.com/office/drawing/2015/9/8/chartex" xmlns:cx2="http://schemas.microsoft.com/office/drawing/2015/10/21/chartex" xmlns:cx3="http://schemas.microsoft.com/office/drawing/2016/5/9/chartex" xmlns:cx4="http://schemas.microsoft.com/office/drawing/2016/5/10/chartex" xmlns:cx5="http://schemas.microsoft.com/office/drawing/2016/5/11/chartex" xmlns:cx6="http://schemas.microsoft.com/office/drawing/2016/5/12/chartex" xmlns:cx7="http://schemas.microsoft.com/office/drawing/2016/5/13/chartex" xmlns:cx8="http://schemas.microsoft.com/office/drawing/2016/5/14/chartex" xmlns:mc="http://schemas.openxmlformats.org/markup-compatibility/2006" xmlns:aink="http://schemas.microsoft.com/office/drawing/2016/ink" xmlns:am3d="http://schemas.microsoft.com/office/drawing/2017/model3d" xmlns:o="urn:schemas-microsoft-com:office:office" xmlns:oel="http://schemas.microsoft.com/office/2019/extlst" xmlns:r="http://schemas.openxmlformats.org/officeDocument/2006/relationships" xmlns:m="http://schemas.openxmlformats.org/officeDocument/2006/math" xmlns:v="urn:schemas-microsoft-com:vml" xmlns:wp14="http://schemas.microsoft.com/office/word/2010/wordprocessingDrawing" xmlns:wp="http://schemas.openxmlformats.org/drawingml/2006/wordprocessingDrawing" xmlns:w10="urn:schemas-microsoft-com:office:word" xmlns:w="http://schemas.openxmlformats.org/wordprocessingml/2006/main" xmlns:w14="http://schemas.microsoft.com/office/word/2010/wordml" xmlns:w15="http://schemas.microsoft.com/office/word/2012/wordml" xmlns:w16cex="http://schemas.microsoft.com/office/word/2018/wordml/cex" xmlns:w16cid="http://schemas.microsoft.com/office/word/2016/wordml/cid" xmlns:w16="http://schemas.microsoft.com/office/word/2018/wordml" xmlns:w16du="http://schemas.microsoft.com/office/word/2023/wordml/word16du" xmlns:w16sdtdh="http://schemas.microsoft.com/office/word/2020/wordml/sdtdatahash" xmlns:w16sdtfl="http://schemas.microsoft.com/office/word/2024/wordml/sdtformatlock" xmlns:w16se="http://schemas.microsoft.com/office/word/2015/wordml/symex" xmlns:wpg="http://schemas.microsoft.com/office/word/2010/wordprocessingGroup" xmlns:wpi="http://schemas.microsoft.com/office/word/2010/wordprocessingInk" xmlns:wne="http://schemas.microsoft.com/office/word/2006/wordml" xmlns:wps="http://schemas.microsoft.com/office/word/2010/wordprocessingShape" mc:Ignorable="w14 w15 w16se w16cid w16 w16cex w16sdtdh w16sdtfl w16du wp14">
   <w:abstractNum w:abstractNumId="0" w15:restartNumberingAfterBreak="0">
     <w:nsid w:val="054C545D"/>
     <w:multiLevelType w:val="multilevel"/>
@@ -12915,134 +12909,134 @@
       </w:rPr>
     </w:lvl>
   </w:abstractNum>
-  <w:num w:numId="1">
+  <w:num w:numId="1" w16cid:durableId="327443719">
     <w:abstractNumId w:val="39"/>
   </w:num>
-  <w:num w:numId="2">
+  <w:num w:numId="2" w16cid:durableId="690716422">
     <w:abstractNumId w:val="24"/>
   </w:num>
-  <w:num w:numId="3">
+  <w:num w:numId="3" w16cid:durableId="622613014">
     <w:abstractNumId w:val="11"/>
   </w:num>
-  <w:num w:numId="4">
+  <w:num w:numId="4" w16cid:durableId="2080472067">
     <w:abstractNumId w:val="2"/>
   </w:num>
-  <w:num w:numId="5">
+  <w:num w:numId="5" w16cid:durableId="194539850">
     <w:abstractNumId w:val="36"/>
   </w:num>
-  <w:num w:numId="6">
+  <w:num w:numId="6" w16cid:durableId="978267658">
     <w:abstractNumId w:val="22"/>
   </w:num>
-  <w:num w:numId="7">
+  <w:num w:numId="7" w16cid:durableId="370689118">
     <w:abstractNumId w:val="6"/>
   </w:num>
-  <w:num w:numId="8">
+  <w:num w:numId="8" w16cid:durableId="1610119727">
     <w:abstractNumId w:val="23"/>
   </w:num>
-  <w:num w:numId="9">
+  <w:num w:numId="9" w16cid:durableId="1611425126">
     <w:abstractNumId w:val="38"/>
   </w:num>
-  <w:num w:numId="10">
+  <w:num w:numId="10" w16cid:durableId="1688096943">
     <w:abstractNumId w:val="0"/>
   </w:num>
-  <w:num w:numId="11">
+  <w:num w:numId="11" w16cid:durableId="1069497403">
     <w:abstractNumId w:val="3"/>
   </w:num>
-  <w:num w:numId="12">
+  <w:num w:numId="12" w16cid:durableId="128403771">
     <w:abstractNumId w:val="31"/>
   </w:num>
-  <w:num w:numId="13">
+  <w:num w:numId="13" w16cid:durableId="1543207700">
     <w:abstractNumId w:val="13"/>
   </w:num>
-  <w:num w:numId="14">
+  <w:num w:numId="14" w16cid:durableId="370375231">
     <w:abstractNumId w:val="33"/>
   </w:num>
-  <w:num w:numId="15">
+  <w:num w:numId="15" w16cid:durableId="1212427079">
     <w:abstractNumId w:val="19"/>
   </w:num>
-  <w:num w:numId="16">
+  <w:num w:numId="16" w16cid:durableId="1314140844">
     <w:abstractNumId w:val="9"/>
   </w:num>
-  <w:num w:numId="17">
+  <w:num w:numId="17" w16cid:durableId="150946642">
     <w:abstractNumId w:val="27"/>
   </w:num>
-  <w:num w:numId="18">
+  <w:num w:numId="18" w16cid:durableId="1111392131">
     <w:abstractNumId w:val="26"/>
   </w:num>
-  <w:num w:numId="19">
+  <w:num w:numId="19" w16cid:durableId="2089500842">
     <w:abstractNumId w:val="16"/>
   </w:num>
-  <w:num w:numId="20">
+  <w:num w:numId="20" w16cid:durableId="1379746230">
     <w:abstractNumId w:val="35"/>
   </w:num>
-  <w:num w:numId="21">
+  <w:num w:numId="21" w16cid:durableId="670522248">
     <w:abstractNumId w:val="15"/>
   </w:num>
-  <w:num w:numId="22">
+  <w:num w:numId="22" w16cid:durableId="2085373014">
     <w:abstractNumId w:val="20"/>
   </w:num>
-  <w:num w:numId="23">
+  <w:num w:numId="23" w16cid:durableId="1088767144">
     <w:abstractNumId w:val="18"/>
   </w:num>
-  <w:num w:numId="24">
+  <w:num w:numId="24" w16cid:durableId="1019892887">
     <w:abstractNumId w:val="37"/>
   </w:num>
-  <w:num w:numId="25">
+  <w:num w:numId="25" w16cid:durableId="1887836067">
     <w:abstractNumId w:val="8"/>
   </w:num>
-  <w:num w:numId="26">
+  <w:num w:numId="26" w16cid:durableId="1362903024">
     <w:abstractNumId w:val="34"/>
   </w:num>
-  <w:num w:numId="27">
+  <w:num w:numId="27" w16cid:durableId="617026970">
     <w:abstractNumId w:val="10"/>
   </w:num>
-  <w:num w:numId="28">
+  <w:num w:numId="28" w16cid:durableId="119805298">
     <w:abstractNumId w:val="29"/>
   </w:num>
-  <w:num w:numId="29">
+  <w:num w:numId="29" w16cid:durableId="698356728">
     <w:abstractNumId w:val="28"/>
   </w:num>
-  <w:num w:numId="30">
+  <w:num w:numId="30" w16cid:durableId="1722552094">
     <w:abstractNumId w:val="4"/>
   </w:num>
-  <w:num w:numId="31">
+  <w:num w:numId="31" w16cid:durableId="650212378">
     <w:abstractNumId w:val="32"/>
   </w:num>
-  <w:num w:numId="32">
+  <w:num w:numId="32" w16cid:durableId="2059431578">
     <w:abstractNumId w:val="21"/>
   </w:num>
-  <w:num w:numId="33">
+  <w:num w:numId="33" w16cid:durableId="18237872">
     <w:abstractNumId w:val="12"/>
   </w:num>
-  <w:num w:numId="34">
+  <w:num w:numId="34" w16cid:durableId="785925776">
     <w:abstractNumId w:val="1"/>
   </w:num>
-  <w:num w:numId="35">
+  <w:num w:numId="35" w16cid:durableId="581258859">
     <w:abstractNumId w:val="17"/>
   </w:num>
-  <w:num w:numId="36">
+  <w:num w:numId="36" w16cid:durableId="1087192378">
     <w:abstractNumId w:val="7"/>
   </w:num>
-  <w:num w:numId="37">
+  <w:num w:numId="37" w16cid:durableId="706177972">
     <w:abstractNumId w:val="40"/>
   </w:num>
-  <w:num w:numId="38">
+  <w:num w:numId="38" w16cid:durableId="721488044">
     <w:abstractNumId w:val="14"/>
   </w:num>
-  <w:num w:numId="39">
+  <w:num w:numId="39" w16cid:durableId="492184457">
     <w:abstractNumId w:val="25"/>
   </w:num>
-  <w:num w:numId="40">
+  <w:num w:numId="40" w16cid:durableId="656346699">
     <w:abstractNumId w:val="30"/>
   </w:num>
-  <w:num w:numId="41">
+  <w:num w:numId="41" w16cid:durableId="1549493453">
     <w:abstractNumId w:val="5"/>
   </w:num>
 </w:numbering>
 </file>
 
 <file path=word/styles.xml><?xml version="1.0" encoding="utf-8"?>
-<w:styles xmlns:mc="http://schemas.openxmlformats.org/markup-compatibility/2006" xmlns:r="http://schemas.openxmlformats.org/officeDocument/2006/relationships" xmlns:w="http://schemas.openxmlformats.org/wordprocessingml/2006/main" xmlns:w14="http://schemas.microsoft.com/office/word/2010/wordml" xmlns:w15="http://schemas.microsoft.com/office/word/2012/wordml" mc:Ignorable="w14 w15">
+<w:styles xmlns:mc="http://schemas.openxmlformats.org/markup-compatibility/2006" xmlns:r="http://schemas.openxmlformats.org/officeDocument/2006/relationships" xmlns:w="http://schemas.openxmlformats.org/wordprocessingml/2006/main" xmlns:w14="http://schemas.microsoft.com/office/word/2010/wordml" xmlns:w15="http://schemas.microsoft.com/office/word/2012/wordml" xmlns:w16cex="http://schemas.microsoft.com/office/word/2018/wordml/cex" xmlns:w16cid="http://schemas.microsoft.com/office/word/2016/wordml/cid" xmlns:w16="http://schemas.microsoft.com/office/word/2018/wordml" xmlns:w16du="http://schemas.microsoft.com/office/word/2023/wordml/word16du" xmlns:w16sdtdh="http://schemas.microsoft.com/office/word/2020/wordml/sdtdatahash" xmlns:w16sdtfl="http://schemas.microsoft.com/office/word/2024/wordml/sdtformatlock" xmlns:w16se="http://schemas.microsoft.com/office/word/2015/wordml/symex" mc:Ignorable="w14 w15 w16se w16cid w16 w16cex w16sdtdh w16sdtfl w16du">
   <w:docDefaults>
     <w:rPrDefault>
       <w:rPr>
@@ -13059,7 +13053,7 @@
       </w:pPr>
     </w:pPrDefault>
   </w:docDefaults>
-  <w:latentStyles w:defLockedState="0" w:defUIPriority="99" w:defSemiHidden="0" w:defUnhideWhenUsed="0" w:defQFormat="0" w:count="371">
+  <w:latentStyles w:defLockedState="0" w:defUIPriority="99" w:defSemiHidden="0" w:defUnhideWhenUsed="0" w:defQFormat="0" w:count="376">
     <w:lsdException w:name="Normal" w:uiPriority="0" w:qFormat="1"/>
     <w:lsdException w:name="heading 1" w:uiPriority="9" w:qFormat="1"/>
     <w:lsdException w:name="heading 2" w:semiHidden="1" w:uiPriority="9" w:unhideWhenUsed="1" w:qFormat="1"/>
@@ -13431,6 +13425,11 @@
     <w:lsdException w:name="List Table 5 Dark Accent 6" w:uiPriority="50"/>
     <w:lsdException w:name="List Table 6 Colorful Accent 6" w:uiPriority="51"/>
     <w:lsdException w:name="List Table 7 Colorful Accent 6" w:uiPriority="52"/>
+    <w:lsdException w:name="Mention" w:semiHidden="1" w:unhideWhenUsed="1"/>
+    <w:lsdException w:name="Smart Hyperlink" w:semiHidden="1" w:unhideWhenUsed="1"/>
+    <w:lsdException w:name="Hashtag" w:semiHidden="1" w:unhideWhenUsed="1"/>
+    <w:lsdException w:name="Unresolved Mention" w:semiHidden="1" w:unhideWhenUsed="1"/>
+    <w:lsdException w:name="Smart Link" w:semiHidden="1" w:unhideWhenUsed="1"/>
   </w:latentStyles>
   <w:style w:type="paragraph" w:default="1" w:styleId="Normal">
     <w:name w:val="Normal"/>
@@ -13566,7 +13565,6 @@
   <w:style w:type="character" w:default="1" w:styleId="DefaultParagraphFont">
     <w:name w:val="Default Paragraph Font"/>
     <w:uiPriority w:val="1"/>
-    <w:semiHidden/>
     <w:unhideWhenUsed/>
   </w:style>
   <w:style w:type="table" w:default="1" w:styleId="TableNormal">
@@ -13783,8 +13781,8 @@
       <w:u w:val="single"/>
     </w:rPr>
   </w:style>
-  <w:style w:type="character" w:customStyle="1" w:styleId="UnresolvedMention">
-    <w:name w:val="Unresolved Mention"/>
+  <w:style w:type="character" w:customStyle="1" w:styleId="UnresolvedMention1">
+    <w:name w:val="Unresolved Mention1"/>
     <w:basedOn w:val="DefaultParagraphFont"/>
     <w:uiPriority w:val="99"/>
     <w:semiHidden/>
@@ -14405,28 +14403,28 @@
 </file>
 
 <file path=customXml/item1.xml><?xml version="1.0" encoding="utf-8"?>
+<b:Sources xmlns:b="http://schemas.openxmlformats.org/officeDocument/2006/bibliography" xmlns="http://schemas.openxmlformats.org/officeDocument/2006/bibliography" SelectedStyle="\IEEE2006OfficeOnline.xsl" StyleName="IEEE" Version="2006"/>
+</file>
+
+<file path=customXml/item2.xml><?xml version="1.0" encoding="utf-8"?>
 <go:gDocsCustomXmlDataStorage xmlns:go="http://customooxmlschemas.google.com/" xmlns:r="http://schemas.openxmlformats.org/officeDocument/2006/relationships" uri="GoogleDocsCustomDataVersion2">
   <go:docsCustomData xmlns:go="http://customooxmlschemas.google.com/" roundtripDataSignature="AMtx7mim8rBhNDFl4Wh4PromgB8UVNjyuw==">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</go:docsCustomData>
 </go:gDocsCustomXmlDataStorage>
 </file>
 
-<file path=customXml/item2.xml><?xml version="1.0" encoding="utf-8"?>
-<b:Sources xmlns:b="http://schemas.openxmlformats.org/officeDocument/2006/bibliography" xmlns="http://schemas.openxmlformats.org/officeDocument/2006/bibliography" SelectedStyle="\IEEE2006OfficeOnline.xsl" StyleName="IEEE" Version="2006"/>
+<file path=customXml/itemProps1.xml><?xml version="1.0" encoding="utf-8"?>
+<ds:datastoreItem xmlns:ds="http://schemas.openxmlformats.org/officeDocument/2006/customXml" ds:itemID="{F45D6693-1D45-4D55-BF74-69E575BA83E1}">
+  <ds:schemaRefs>
+    <ds:schemaRef ds:uri="http://schemas.openxmlformats.org/officeDocument/2006/bibliography"/>
+  </ds:schemaRefs>
+</ds:datastoreItem>
 </file>
 
-<file path=customXml/itemProps1.xml><?xml version="1.0" encoding="utf-8"?>
+<file path=customXml/itemProps2.xml><?xml version="1.0" encoding="utf-8"?>
 <ds:datastoreItem xmlns:ds="http://schemas.openxmlformats.org/officeDocument/2006/customXml" ds:itemID="{11111111-1234-1234-1234-123412341234}">
   <ds:schemaRefs>
     <ds:schemaRef ds:uri="http://customooxmlschemas.google.com/"/>
     <ds:schemaRef ds:uri="http://schemas.openxmlformats.org/officeDocument/2006/relationships"/>
   </ds:schemaRefs>
 </ds:datastoreItem>
-</file>
-
-<file path=customXml/itemProps2.xml><?xml version="1.0" encoding="utf-8"?>
-<ds:datastoreItem xmlns:ds="http://schemas.openxmlformats.org/officeDocument/2006/customXml" ds:itemID="{F45D6693-1D45-4D55-BF74-69E575BA83E1}">
-  <ds:schemaRefs>
-    <ds:schemaRef ds:uri="http://schemas.openxmlformats.org/officeDocument/2006/bibliography"/>
-  </ds:schemaRefs>
-</ds:datastoreItem>
 </file>
--- a/Slides/Proposal Documentation.docx
+++ b/Slides/Proposal Documentation.docx
@@ -87,17 +87,8 @@
           <w:sz w:val="28"/>
           <w:szCs w:val="28"/>
         </w:rPr>
-        <w:t xml:space="preserve">New </w:t>
-      </w:r>
-      <w:proofErr w:type="spellStart"/>
-      <w:r>
-        <w:rPr>
-          <w:sz w:val="28"/>
-          <w:szCs w:val="28"/>
-        </w:rPr>
-        <w:t>Baneswor</w:t>
-      </w:r>
-      <w:proofErr w:type="spellEnd"/>
+        <w:t>New Baneswor</w:t>
+      </w:r>
       <w:r>
         <w:rPr>
           <w:color w:val="000000"/>
@@ -438,7 +429,7 @@
           <w:sz w:val="28"/>
           <w:szCs w:val="28"/>
         </w:rPr>
-        <w:t>Annu Khanna Nakarmi</w:t>
+        <w:t>Anish Dhamala</w:t>
       </w:r>
     </w:p>
     <w:p>
@@ -511,25 +502,12 @@
     <w:p>
       <w:pPr>
         <w:jc w:val="center"/>
-      </w:pPr>
-      <w:r>
-        <w:t>Raja Mandal</w:t>
-      </w:r>
-    </w:p>
-    <w:p>
-      <w:pPr>
-        <w:jc w:val="center"/>
         <w:rPr>
           <w:color w:val="000000"/>
         </w:rPr>
       </w:pPr>
-      <w:proofErr w:type="spellStart"/>
-      <w:r>
-        <w:t>Aaishwarya</w:t>
-      </w:r>
-      <w:proofErr w:type="spellEnd"/>
-      <w:r>
-        <w:t xml:space="preserve"> Prashant</w:t>
+      <w:r>
+        <w:t>Aaishwarya Prashant</w:t>
       </w:r>
     </w:p>
     <w:p>
@@ -565,7 +543,6 @@
           <w:sz w:val="32"/>
           <w:szCs w:val="32"/>
         </w:rPr>
-        <w:lastRenderedPageBreak/>
         <w:t>“</w:t>
       </w:r>
       <w:r>
@@ -616,6 +593,7 @@
           <w:sz w:val="32"/>
           <w:szCs w:val="32"/>
         </w:rPr>
+        <w:lastRenderedPageBreak/>
         <w:t>(</w:t>
       </w:r>
       <w:r>
@@ -741,42 +719,17 @@
       <w:pPr>
         <w:jc w:val="center"/>
         <w:rPr>
-          <w:sz w:val="28"/>
-          <w:szCs w:val="28"/>
-        </w:rPr>
-      </w:pPr>
-      <w:r>
-        <w:rPr>
-          <w:sz w:val="28"/>
-          <w:szCs w:val="28"/>
-        </w:rPr>
-        <w:t>Raja Mandal</w:t>
-      </w:r>
-    </w:p>
-    <w:p>
-      <w:pPr>
-        <w:jc w:val="center"/>
-        <w:rPr>
           <w:color w:val="000000"/>
           <w:sz w:val="28"/>
           <w:szCs w:val="28"/>
         </w:rPr>
       </w:pPr>
-      <w:proofErr w:type="spellStart"/>
       <w:r>
         <w:rPr>
           <w:sz w:val="28"/>
           <w:szCs w:val="28"/>
         </w:rPr>
-        <w:t>Aaishwarya</w:t>
-      </w:r>
-      <w:proofErr w:type="spellEnd"/>
-      <w:r>
-        <w:rPr>
-          <w:sz w:val="28"/>
-          <w:szCs w:val="28"/>
-        </w:rPr>
-        <w:t xml:space="preserve"> Prashant</w:t>
+        <w:t>Aaishwarya Prashant</w:t>
       </w:r>
     </w:p>
     <w:p>
@@ -797,6 +750,39 @@
         </w:rPr>
         <w:t>Saistha Pradhan</w:t>
       </w:r>
+    </w:p>
+    <w:p>
+      <w:pPr>
+        <w:spacing w:before="0" w:after="0"/>
+        <w:jc w:val="center"/>
+        <w:rPr>
+          <w:color w:val="000000"/>
+          <w:sz w:val="28"/>
+          <w:szCs w:val="28"/>
+        </w:rPr>
+      </w:pPr>
+    </w:p>
+    <w:p>
+      <w:pPr>
+        <w:spacing w:before="0" w:after="0"/>
+        <w:jc w:val="center"/>
+        <w:rPr>
+          <w:color w:val="000000"/>
+          <w:sz w:val="28"/>
+          <w:szCs w:val="28"/>
+        </w:rPr>
+      </w:pPr>
+    </w:p>
+    <w:p>
+      <w:pPr>
+        <w:spacing w:before="0" w:after="0"/>
+        <w:jc w:val="center"/>
+        <w:rPr>
+          <w:color w:val="000000"/>
+          <w:sz w:val="28"/>
+          <w:szCs w:val="28"/>
+        </w:rPr>
+      </w:pPr>
     </w:p>
     <w:p>
       <w:pPr>
@@ -908,19 +894,20 @@
           <w:sz w:val="28"/>
           <w:szCs w:val="28"/>
         </w:rPr>
-        <w:t xml:space="preserve">New </w:t>
-      </w:r>
-      <w:proofErr w:type="spellStart"/>
-      <w:r>
+        <w:t>New Baneshwor, Kathmandu, Nepal</w:t>
+      </w:r>
+    </w:p>
+    <w:p>
+      <w:pPr>
+        <w:spacing w:before="0" w:after="0"/>
+        <w:jc w:val="center"/>
         <w:rPr>
           <w:b/>
           <w:bCs/>
           <w:sz w:val="28"/>
           <w:szCs w:val="28"/>
         </w:rPr>
-        <w:t>Baneshwor</w:t>
-      </w:r>
-      <w:proofErr w:type="spellEnd"/>
+      </w:pPr>
       <w:r>
         <w:rPr>
           <w:b/>
@@ -928,13 +915,12 @@
           <w:sz w:val="28"/>
           <w:szCs w:val="28"/>
         </w:rPr>
-        <w:t>, Kathmandu, Nepal</w:t>
-      </w:r>
-    </w:p>
-    <w:p>
-      <w:pPr>
-        <w:spacing w:before="0" w:after="0"/>
-        <w:jc w:val="center"/>
+        <w:t>May 2026</w:t>
+      </w:r>
+    </w:p>
+    <w:p>
+      <w:pPr>
+        <w:spacing w:before="360" w:after="360"/>
         <w:rPr>
           <w:b/>
           <w:bCs/>
@@ -949,26 +935,6 @@
           <w:sz w:val="28"/>
           <w:szCs w:val="28"/>
         </w:rPr>
-        <w:t>May 2026</w:t>
-      </w:r>
-    </w:p>
-    <w:p>
-      <w:pPr>
-        <w:spacing w:before="360" w:after="360"/>
-        <w:rPr>
-          <w:b/>
-          <w:bCs/>
-          <w:sz w:val="28"/>
-          <w:szCs w:val="28"/>
-        </w:rPr>
-      </w:pPr>
-      <w:r>
-        <w:rPr>
-          <w:b/>
-          <w:bCs/>
-          <w:sz w:val="28"/>
-          <w:szCs w:val="28"/>
-        </w:rPr>
         <w:br w:type="page"/>
       </w:r>
     </w:p>
@@ -997,99 +963,9 @@
         </w:rPr>
         <w:t>The Canteen Pre-order System is a web application built to streamline and revolutionize the food ordering procedure at a college canteen, making it easier for students to order food online without standing in line, wasting precious time. This application will allow students to create a user account, log in, choose from the menu options, browse specials of the day, check which products are sold out, and order instantly using a one-click option without having to go through the hassle of filling a shopping cart. After placing the order, users will be able to see its current status, which includes Pending, Preparing, Ready for Pick-Up, and Payment Made and Order Completed. Besides, students can track their past orders and refer back to them when needed. From the admin's perspective, the system will offer a dashboard where canteen employees can manage the menu items, add new food products, edit their descriptions, remove items that are no longer offered, update item availability, mark some products as sold out, and easily handle incoming orders. The project uses a well-organized relational database, including tables for students, admins, menu items, orders, and completed orders.</w:t>
       </w:r>
-      <w:r>
-        <w:rPr>
-          <w:lang w:val="en-US"/>
-        </w:rPr>
-        <w:br/>
-      </w:r>
-      <w:r>
-        <w:rPr>
-          <w:lang w:val="en-US"/>
-        </w:rPr>
-        <w:br/>
-        <w:t>Core points:</w:t>
-      </w:r>
-    </w:p>
-    <w:p>
-      <w:pPr>
-        <w:pStyle w:val="ListParagraph"/>
-        <w:numPr>
-          <w:ilvl w:val="0"/>
-          <w:numId w:val="41"/>
-        </w:numPr>
-        <w:rPr>
-          <w:lang w:val="en-US"/>
-        </w:rPr>
-      </w:pPr>
-      <w:r>
-        <w:rPr>
-          <w:lang w:val="en-US"/>
-        </w:rPr>
-        <w:t xml:space="preserve">Online Food Pre-ordering – Students can order food online without waiting in canteen queues. </w:t>
-      </w:r>
-    </w:p>
-    <w:p>
-      <w:pPr>
-        <w:pStyle w:val="ListParagraph"/>
-        <w:numPr>
-          <w:ilvl w:val="0"/>
-          <w:numId w:val="41"/>
-        </w:numPr>
-        <w:rPr>
-          <w:lang w:val="en-US"/>
-        </w:rPr>
-      </w:pPr>
-      <w:r>
-        <w:rPr>
-          <w:lang w:val="en-US"/>
-        </w:rPr>
-        <w:t xml:space="preserve">User Authentication – Students can register, log in, and access their accounts securely. </w:t>
-      </w:r>
-    </w:p>
-    <w:p>
-      <w:pPr>
-        <w:pStyle w:val="ListParagraph"/>
-        <w:numPr>
-          <w:ilvl w:val="0"/>
-          <w:numId w:val="41"/>
-        </w:numPr>
-        <w:rPr>
-          <w:lang w:val="en-US"/>
-        </w:rPr>
-      </w:pPr>
-      <w:r>
-        <w:rPr>
-          <w:lang w:val="en-US"/>
-        </w:rPr>
-        <w:t xml:space="preserve">Menu Management – Admin can add, edit, remove, and update menu items, including sold-out status and daily specials. </w:t>
-      </w:r>
-    </w:p>
-    <w:p>
-      <w:pPr>
-        <w:pStyle w:val="ListParagraph"/>
-        <w:numPr>
-          <w:ilvl w:val="0"/>
-          <w:numId w:val="41"/>
-        </w:numPr>
-        <w:rPr>
-          <w:lang w:val="en-US"/>
-        </w:rPr>
-      </w:pPr>
-      <w:r>
-        <w:rPr>
-          <w:lang w:val="en-US"/>
-        </w:rPr>
-        <w:t xml:space="preserve">Order Tracking – Users can monitor order progress through statuses such as Pending, Preparing, Ready for Pick-Up, and Completed. </w:t>
-      </w:r>
-    </w:p>
-    <w:p>
-      <w:pPr>
-        <w:pStyle w:val="ListParagraph"/>
-        <w:numPr>
-          <w:ilvl w:val="0"/>
-          <w:numId w:val="41"/>
-        </w:numPr>
+    </w:p>
+    <w:p>
+      <w:pPr>
         <w:rPr>
           <w:lang w:val="en-US"/>
         </w:rPr>
@@ -1103,10 +979,19 @@
         </w:sectPr>
       </w:pPr>
       <w:r>
+        <w:t>In addition to core functionalities, the system prioritizes security and future scalability to accommodate peak rush hours within the college campus. Robust data validation and protection mechanisms against common web vulnerabilities, such as SQL injection and Cross-Site Request Forgery (CSRF), are deeply integrated into the application's processing layer. Looking forward, the platform is designed with modularity in mind, allowing for smooth future enhancements such as the integration of local digital payment gateways for cashless transactions and real-time push notifications to alert students the exact moment their food is ready. This comprehensive approach not only minimizes administrative overhead for canteen staff but also provides valuable analytical insights into daily sales patterns, helping management optimize inventory and reduce food waste.</w:t>
+      </w:r>
+      <w:r>
         <w:rPr>
           <w:lang w:val="en-US"/>
         </w:rPr>
-        <w:t>Order &amp; Database Management – The system stores user information, menu items, orders, and order history in a structured database for efficient management.</w:t>
+        <w:br/>
+      </w:r>
+      <w:r>
+        <w:rPr>
+          <w:lang w:val="en-US"/>
+        </w:rPr>
+        <w:br/>
       </w:r>
     </w:p>
     <w:p>
@@ -4621,59 +4506,37 @@
         <w:rPr>
           <w:lang w:val="en-GB"/>
         </w:rPr>
-        <w:t xml:space="preserve">Joshi, S., </w:t>
-      </w:r>
-      <w:proofErr w:type="spellStart"/>
+        <w:t>Joshi, S., Kasaju, B., Karki, P., Aryal, S. K., &amp; Chhetri, S. B</w:t>
+      </w:r>
+      <w:r>
+        <w:t>. [1]. This system uses Quick Response (QR) codes to provide users with access to the digital menu. Students can scan the QR code using their mobile devices, view available food items, and place orders electronically. The main advantage of this system is that it reduces physical interaction and eliminates the need for printed menus or manual order-taking.</w:t>
+      </w:r>
+    </w:p>
+    <w:p>
+      <w:r>
+        <w:t>Additionally, the QR-based approach helps in minimizing crowding at the ordering counter and supports a more hygienic environment. It is especially useful in situations where contactless services are preferred. However, despite these advantages, the system introduces certain usability challenges. Users are required to scan the QR code every time they want to access the menu, which adds an extra step and may not be convenient for frequent use.</w:t>
+      </w:r>
+    </w:p>
+    <w:p>
+      <w:pPr>
+        <w:pStyle w:val="Heading3"/>
+      </w:pPr>
+      <w:bookmarkStart w:id="29" w:name="_Toc231489966"/>
+      <w:r>
+        <w:t>2.2.2 Android-Based Canteen Ordering System</w:t>
+      </w:r>
+      <w:bookmarkEnd w:id="29"/>
+    </w:p>
+    <w:p>
+      <w:r>
+        <w:t xml:space="preserve">Another commonly proposed solution is the Android-Based Canteen Ordering System by </w:t>
+      </w:r>
       <w:r>
         <w:rPr>
           <w:lang w:val="en-GB"/>
         </w:rPr>
-        <w:t>Kasaju</w:t>
-      </w:r>
-      <w:proofErr w:type="spellEnd"/>
-      <w:r>
-        <w:rPr>
-          <w:lang w:val="en-GB"/>
-        </w:rPr>
-        <w:t>, B., Karki, P., Aryal, S. K., &amp; Chhetri, S. B</w:t>
-      </w:r>
-      <w:r>
-        <w:t>. [1]. This system uses Quick Response (QR) codes to provide users with access to the digital menu. Students can scan the QR code using their mobile devices, view available food items, and place orders electronically. The main advantage of this system is that it reduces physical interaction and eliminates the need for printed menus or manual order-taking.</w:t>
-      </w:r>
-    </w:p>
-    <w:p>
-      <w:r>
-        <w:t>Additionally, the QR-based approach helps in minimizing crowding at the ordering counter and supports a more hygienic environment. It is especially useful in situations where contactless services are preferred. However, despite these advantages, the system introduces certain usability challenges. Users are required to scan the QR code every time they want to access the menu, which adds an extra step and may not be convenient for frequent use.</w:t>
-      </w:r>
-    </w:p>
-    <w:p>
-      <w:pPr>
-        <w:pStyle w:val="Heading3"/>
-      </w:pPr>
-      <w:bookmarkStart w:id="29" w:name="_Toc231489966"/>
-      <w:r>
-        <w:t>2.2.2 Android-Based Canteen Ordering System</w:t>
-      </w:r>
-      <w:bookmarkEnd w:id="29"/>
-    </w:p>
-    <w:p>
-      <w:r>
-        <w:t xml:space="preserve">Another commonly proposed solution is the Android-Based Canteen Ordering System by </w:t>
-      </w:r>
-      <w:r>
-        <w:rPr>
-          <w:lang w:val="en-GB"/>
-        </w:rPr>
-        <w:t xml:space="preserve">Toma, S. T. F., Karmaker, D., Iqbal, S., </w:t>
-      </w:r>
-      <w:proofErr w:type="spellStart"/>
-      <w:r>
-        <w:rPr>
-          <w:lang w:val="en-GB"/>
-        </w:rPr>
-        <w:t>Pantho</w:t>
-      </w:r>
-      <w:proofErr w:type="spellEnd"/>
+        <w:t>Toma, S. T. F., Karmaker, D., Iqbal, S., Pantho</w:t>
+      </w:r>
       <w:r>
         <w:t xml:space="preserve"> </w:t>
       </w:r>
@@ -4716,21 +4579,7 @@
         <w:rPr>
           <w:lang w:val="en-GB"/>
         </w:rPr>
-        <w:t xml:space="preserve">Narendran, A., </w:t>
-      </w:r>
-      <w:proofErr w:type="spellStart"/>
-      <w:r>
-        <w:rPr>
-          <w:lang w:val="en-GB"/>
-        </w:rPr>
-        <w:t>Inuguri</w:t>
-      </w:r>
-      <w:proofErr w:type="spellEnd"/>
-      <w:r>
-        <w:rPr>
-          <w:lang w:val="en-GB"/>
-        </w:rPr>
-        <w:t xml:space="preserve">, A. H., Yashaswini, M., Sundaram, S., &amp; Khanna, M. </w:t>
+        <w:t xml:space="preserve">Narendran, A., Inuguri, A. H., Yashaswini, M., Sundaram, S., &amp; Khanna, M. </w:t>
       </w:r>
       <w:r>
         <w:t>[3] provides a more comprehensive approach to canteen automation. This system integrates multiple features, including digital menu management, order processing, billing, and online payment systems. It aims to create a fully automated environment that enhances operational efficiency and reduces manual workload.</w:t>
@@ -4847,10 +4696,26 @@
     </w:p>
     <w:p>
       <w:pPr>
+        <w:spacing w:before="360" w:after="360"/>
+        <w:rPr>
+          <w:b/>
+          <w:bCs/>
+          <w:smallCaps/>
+          <w:sz w:val="32"/>
+          <w:szCs w:val="32"/>
+        </w:rPr>
+      </w:pPr>
+      <w:bookmarkStart w:id="32" w:name="_Toc231489969"/>
+      <w:r>
+        <w:br w:type="page"/>
+      </w:r>
+    </w:p>
+    <w:p>
+      <w:pPr>
         <w:pStyle w:val="Heading1"/>
       </w:pPr>
-      <w:bookmarkStart w:id="32" w:name="_Toc231489969"/>
-      <w:r>
+      <w:r>
+        <w:lastRenderedPageBreak/>
         <w:t>CHAPTER 3: SYSTEM ANALYSIS AND DESIGN</w:t>
       </w:r>
       <w:bookmarkEnd w:id="32"/>
@@ -5293,7 +5158,6 @@
         </w:numPr>
       </w:pPr>
       <w:r>
-        <w:lastRenderedPageBreak/>
         <w:t xml:space="preserve">Effort Required per person: </w:t>
       </w:r>
       <w:r>
@@ -5397,6 +5261,7 @@
         </w:numPr>
       </w:pPr>
       <w:r>
+        <w:lastRenderedPageBreak/>
         <w:t xml:space="preserve">Design System Architecture, workflow diagrams, DFDs, ERDs, and use case for </w:t>
       </w:r>
       <w:r>
@@ -5499,7 +5364,6 @@
         </w:numPr>
       </w:pPr>
       <w:r>
-        <w:lastRenderedPageBreak/>
         <w:t>Front End Tools</w:t>
       </w:r>
     </w:p>
@@ -5719,21 +5583,7 @@
         <w:rPr>
           <w:rFonts w:hint="eastAsia"/>
         </w:rPr>
-        <w:t xml:space="preserve">Apache is used as a web server because it is stable, open source and widely used in </w:t>
-      </w:r>
-      <w:proofErr w:type="spellStart"/>
-      <w:r>
-        <w:rPr>
-          <w:rFonts w:hint="eastAsia"/>
-        </w:rPr>
-        <w:t>php</w:t>
-      </w:r>
-      <w:proofErr w:type="spellEnd"/>
-      <w:r>
-        <w:rPr>
-          <w:rFonts w:hint="eastAsia"/>
-        </w:rPr>
-        <w:t xml:space="preserve"> applications.</w:t>
+        <w:t>Apache is used as a web server because it is stable, open source and widely used in php applications.</w:t>
       </w:r>
       <w:r>
         <w:t xml:space="preserve"> </w:t>
@@ -5765,6 +5615,7 @@
       <w:bookmarkStart w:id="43" w:name="_heading=h.ybc72l1r1rpg" w:colFirst="0" w:colLast="0"/>
       <w:bookmarkEnd w:id="43"/>
       <w:r>
+        <w:lastRenderedPageBreak/>
         <w:t>Testing Tools</w:t>
       </w:r>
     </w:p>
@@ -5773,35 +5624,7 @@
         <w:rPr>
           <w:rFonts w:hint="eastAsia"/>
         </w:rPr>
-        <w:t xml:space="preserve">Manual testing is chosen because the project is medium scale, making manual checks practical and efficient. Allows the developer to interact directly with </w:t>
-      </w:r>
-      <w:proofErr w:type="gramStart"/>
-      <w:r>
-        <w:rPr>
-          <w:rFonts w:hint="eastAsia"/>
-        </w:rPr>
-        <w:t>the  system</w:t>
-      </w:r>
-      <w:proofErr w:type="gramEnd"/>
-      <w:r>
-        <w:rPr>
-          <w:rFonts w:hint="eastAsia"/>
-        </w:rPr>
-        <w:t xml:space="preserve"> </w:t>
-      </w:r>
-      <w:proofErr w:type="gramStart"/>
-      <w:r>
-        <w:rPr>
-          <w:rFonts w:hint="eastAsia"/>
-        </w:rPr>
-        <w:t>identify</w:t>
-      </w:r>
-      <w:proofErr w:type="gramEnd"/>
-      <w:r>
-        <w:rPr>
-          <w:rFonts w:hint="eastAsia"/>
-        </w:rPr>
-        <w:t xml:space="preserve"> UI/UX.</w:t>
+        <w:t>Manual testing is chosen because the project is medium scale, making manual checks practical and efficient. Allows the developer to interact directly with the  system identify UI/UX.</w:t>
       </w:r>
     </w:p>
     <w:p>
@@ -5877,21 +5700,7 @@
         <w:rPr>
           <w:rFonts w:hint="eastAsia"/>
         </w:rPr>
-        <w:t xml:space="preserve">Functional </w:t>
-      </w:r>
-      <w:proofErr w:type="gramStart"/>
-      <w:r>
-        <w:rPr>
-          <w:rFonts w:hint="eastAsia"/>
-        </w:rPr>
-        <w:t>Requirements(</w:t>
-      </w:r>
-      <w:proofErr w:type="gramEnd"/>
-      <w:r>
-        <w:rPr>
-          <w:rFonts w:hint="eastAsia"/>
-        </w:rPr>
-        <w:t>FR):</w:t>
+        <w:t>Functional Requirements(FR):</w:t>
       </w:r>
     </w:p>
     <w:p>
@@ -5998,7 +5807,6 @@
           <w:bCs/>
           <w:lang w:val="en-US"/>
         </w:rPr>
-        <w:lastRenderedPageBreak/>
         <w:t>FR4:</w:t>
       </w:r>
       <w:r>
@@ -6228,6 +6036,7 @@
           <w:bCs/>
           <w:lang w:val="en-US"/>
         </w:rPr>
+        <w:lastRenderedPageBreak/>
         <w:t>FR1</w:t>
       </w:r>
       <w:r>
@@ -6374,15 +6183,7 @@
         <w:t xml:space="preserve">3.2.1.2 </w:t>
       </w:r>
       <w:r>
-        <w:t xml:space="preserve">Non-Functional </w:t>
-      </w:r>
-      <w:proofErr w:type="gramStart"/>
-      <w:r>
-        <w:t>Requirements(</w:t>
-      </w:r>
-      <w:proofErr w:type="gramEnd"/>
-      <w:r>
-        <w:t>NFR):</w:t>
+        <w:t>Non-Functional Requirements(NFR):</w:t>
       </w:r>
     </w:p>
     <w:p>
@@ -6549,7 +6350,6 @@
       <w:bookmarkStart w:id="49" w:name="_Toc231489977"/>
       <w:bookmarkEnd w:id="48"/>
       <w:r>
-        <w:lastRenderedPageBreak/>
         <w:t>3.2.2 Feasibility Analysis</w:t>
       </w:r>
       <w:bookmarkEnd w:id="49"/>
@@ -6995,6 +6795,7 @@
       </w:pPr>
       <w:r>
         <w:rPr>
+          <w:noProof/>
           <w:lang w:val="en-US"/>
         </w:rPr>
         <w:drawing>
@@ -7146,7 +6947,6 @@
       <w:bookmarkStart w:id="68" w:name="_Toc231489982"/>
       <w:bookmarkEnd w:id="66"/>
       <w:bookmarkEnd w:id="67"/>
-      <w:proofErr w:type="gramStart"/>
       <w:r>
         <w:lastRenderedPageBreak/>
         <w:t>3.3.</w:t>
@@ -7155,11 +6955,7 @@
         <w:t>6</w:t>
       </w:r>
       <w:r>
-        <w:t xml:space="preserve">  Sequence</w:t>
-      </w:r>
-      <w:proofErr w:type="gramEnd"/>
-      <w:r>
-        <w:t xml:space="preserve"> diagrams</w:t>
+        <w:t xml:space="preserve">  Sequence diagrams</w:t>
       </w:r>
       <w:bookmarkStart w:id="69" w:name="_heading=h.1cm8n45yh4wo" w:colFirst="0" w:colLast="0"/>
       <w:bookmarkStart w:id="70" w:name="_heading=h.ad4in7mq08rn" w:colFirst="0" w:colLast="0"/>
@@ -7518,50 +7314,5379 @@
     <w:p>
       <w:pPr>
         <w:spacing w:before="360" w:after="360"/>
-        <w:rPr>
-          <w:i/>
-          <w:iCs/>
-          <w:color w:val="000000" w:themeColor="text1"/>
-          <w:sz w:val="20"/>
-          <w:szCs w:val="18"/>
-        </w:rPr>
-      </w:pPr>
-      <w:r>
-        <w:t xml:space="preserve">The class diagram of the Digital Canteen Pre-order System represents the main system entities and their relationships. The Student class handles student information and ordering functions, while the Admin class manages menu items and order processing. The </w:t>
-      </w:r>
-      <w:proofErr w:type="spellStart"/>
-      <w:r>
-        <w:t>MenuItem</w:t>
-      </w:r>
-      <w:proofErr w:type="spellEnd"/>
-      <w:r>
-        <w:t xml:space="preserve"> </w:t>
+      </w:pPr>
+      <w:r>
+        <w:t xml:space="preserve">The class diagram of the Digital Canteen Pre-order System represents the main system entities and their relationships. The Student class handles student information and ordering functions, while the Admin class manages menu items and order processing. The MenuItem </w:t>
       </w:r>
       <w:r>
         <w:lastRenderedPageBreak/>
-        <w:t xml:space="preserve">class stores food item details such as price, image, and availability status. The Order class records student orders, selected menu items, total amount, and order status, whereas the </w:t>
-      </w:r>
-      <w:proofErr w:type="spellStart"/>
-      <w:r>
-        <w:t>OrderHistory</w:t>
-      </w:r>
-      <w:proofErr w:type="spellEnd"/>
-      <w:r>
-        <w:t xml:space="preserve"> class stores completed order records.</w:t>
-      </w:r>
+        <w:t>class stores food item details such as price, image, and availability status. The Order class records student orders, selected menu items, total amount, and order status, whereas the OrderHistory class stores completed order records.</w:t>
+      </w:r>
+    </w:p>
+    <w:p>
+      <w:pPr>
+        <w:pStyle w:val="Heading3"/>
+      </w:pPr>
+      <w:r>
+        <w:t>3.3.8 Schema Diagram</w:t>
+      </w:r>
+    </w:p>
+    <w:p>
+      <w:pPr>
+        <w:pStyle w:val="Heading3"/>
+      </w:pPr>
+      <w:r>
+        <w:rPr>
+          <w:noProof/>
+        </w:rPr>
+        <w:drawing>
+          <wp:inline distT="0" distB="0" distL="0" distR="0" wp14:anchorId="001E73E7" wp14:editId="02C6D912">
+            <wp:extent cx="5504815" cy="3595370"/>
+            <wp:effectExtent l="0" t="0" r="635" b="5080"/>
+            <wp:docPr id="1066954679" name="Picture 1"/>
+            <wp:cNvGraphicFramePr>
+              <a:graphicFrameLocks xmlns:a="http://schemas.openxmlformats.org/drawingml/2006/main" noChangeAspect="1"/>
+            </wp:cNvGraphicFramePr>
+            <a:graphic xmlns:a="http://schemas.openxmlformats.org/drawingml/2006/main">
+              <a:graphicData uri="http://schemas.openxmlformats.org/drawingml/2006/picture">
+                <pic:pic xmlns:pic="http://schemas.openxmlformats.org/drawingml/2006/picture">
+                  <pic:nvPicPr>
+                    <pic:cNvPr id="1066954679" name=""/>
+                    <pic:cNvPicPr/>
+                  </pic:nvPicPr>
+                  <pic:blipFill>
+                    <a:blip r:embed="rId17"/>
+                    <a:stretch>
+                      <a:fillRect/>
+                    </a:stretch>
+                  </pic:blipFill>
+                  <pic:spPr>
+                    <a:xfrm>
+                      <a:off x="0" y="0"/>
+                      <a:ext cx="5504815" cy="3595370"/>
+                    </a:xfrm>
+                    <a:prstGeom prst="rect">
+                      <a:avLst/>
+                    </a:prstGeom>
+                  </pic:spPr>
+                </pic:pic>
+              </a:graphicData>
+            </a:graphic>
+          </wp:inline>
+        </w:drawing>
+      </w:r>
+    </w:p>
+    <w:p>
+      <w:pPr>
+        <w:pStyle w:val="Caption"/>
+        <w:spacing w:line="360" w:lineRule="auto"/>
+        <w:jc w:val="center"/>
+        <w:rPr>
+          <w:i w:val="0"/>
+          <w:iCs w:val="0"/>
+          <w:sz w:val="24"/>
+          <w:szCs w:val="24"/>
+        </w:rPr>
+      </w:pPr>
+      <w:r>
+        <w:rPr>
+          <w:i w:val="0"/>
+          <w:iCs w:val="0"/>
+          <w:sz w:val="24"/>
+          <w:szCs w:val="24"/>
+        </w:rPr>
+        <w:t xml:space="preserve">Figure </w:t>
+      </w:r>
+      <w:r>
+        <w:rPr>
+          <w:i w:val="0"/>
+          <w:iCs w:val="0"/>
+          <w:sz w:val="24"/>
+          <w:szCs w:val="24"/>
+        </w:rPr>
+        <w:t>6: Schema</w:t>
+      </w:r>
+      <w:r>
+        <w:rPr>
+          <w:i w:val="0"/>
+          <w:iCs w:val="0"/>
+          <w:sz w:val="24"/>
+          <w:szCs w:val="24"/>
+        </w:rPr>
+        <w:t xml:space="preserve"> Diagram</w:t>
+      </w:r>
+    </w:p>
+    <w:p>
+      <w:r>
+        <w:t xml:space="preserve">This database schema maps out a </w:t>
+      </w:r>
+      <w:r>
+        <w:rPr>
+          <w:b/>
+          <w:bCs/>
+        </w:rPr>
+        <w:t>Canteen Pre-order System</w:t>
+      </w:r>
+      <w:r>
+        <w:t xml:space="preserve"> by cleanly separating user accounts, financial records, and the food ordering lifecycle through structured relational tables. It tracks student and staff balances within the users table, logging every deposit or payment as a CREDIT or DEBIT inside the transactions table. Food options and inventory are managed in menu_items, while the actual purchases are captured by orders and broken down into specific quantities via the many-to-many intermediate table, order_items. Finally, the system integrates an order_slots table linked to each order, allowing the canteen to efficiently regulate and schedule specific pick-up time windows for customers.</w:t>
+      </w:r>
+    </w:p>
+    <w:p>
+      <w:pPr>
+        <w:pStyle w:val="Heading1"/>
+      </w:pPr>
       <w:r>
         <w:br w:type="page"/>
       </w:r>
-    </w:p>
-    <w:p>
-      <w:pPr>
-        <w:pStyle w:val="Heading1"/>
-        <w:rPr>
+      <w:r>
+        <w:lastRenderedPageBreak/>
+        <w:t>CHAPTER 4: System Implementation</w:t>
+      </w:r>
+    </w:p>
+    <w:p>
+      <w:pPr>
+        <w:pStyle w:val="Heading2"/>
+      </w:pPr>
+      <w:r>
+        <w:t>4.1 Detailed Project Schedule</w:t>
+      </w:r>
+    </w:p>
+    <w:tbl>
+      <w:tblPr>
+        <w:tblW w:w="9355" w:type="dxa"/>
+        <w:tblLook w:val="04A0" w:firstRow="1" w:lastRow="0" w:firstColumn="1" w:lastColumn="0" w:noHBand="0" w:noVBand="1"/>
+      </w:tblPr>
+      <w:tblGrid>
+        <w:gridCol w:w="751"/>
+        <w:gridCol w:w="5364"/>
+        <w:gridCol w:w="1350"/>
+        <w:gridCol w:w="1260"/>
+        <w:gridCol w:w="630"/>
+      </w:tblGrid>
+      <w:tr>
+        <w:trPr>
+          <w:trHeight w:val="310"/>
+        </w:trPr>
+        <w:tc>
+          <w:tcPr>
+            <w:tcW w:w="751" w:type="dxa"/>
+            <w:tcBorders>
+              <w:top w:val="single" w:sz="4" w:space="0" w:color="000000"/>
+              <w:left w:val="single" w:sz="4" w:space="0" w:color="000000"/>
+              <w:bottom w:val="single" w:sz="4" w:space="0" w:color="000000"/>
+              <w:right w:val="single" w:sz="4" w:space="0" w:color="000000"/>
+            </w:tcBorders>
+            <w:vAlign w:val="center"/>
+            <w:hideMark/>
+          </w:tcPr>
+          <w:p>
+            <w:pPr>
+              <w:spacing w:before="0" w:after="0" w:line="240" w:lineRule="auto"/>
+              <w:jc w:val="center"/>
+              <w:rPr>
+                <w:rFonts w:eastAsia="Times New Roman"/>
+                <w:b/>
+                <w:bCs/>
+                <w:color w:val="000000"/>
+                <w:lang w:val="en-US"/>
+              </w:rPr>
+            </w:pPr>
+            <w:r>
+              <w:rPr>
+                <w:rFonts w:eastAsia="Times New Roman"/>
+                <w:b/>
+                <w:bCs/>
+                <w:color w:val="000000"/>
+                <w:lang w:val="en-US"/>
+              </w:rPr>
+              <w:t>Task Id</w:t>
+            </w:r>
+          </w:p>
+        </w:tc>
+        <w:tc>
+          <w:tcPr>
+            <w:tcW w:w="5364" w:type="dxa"/>
+            <w:tcBorders>
+              <w:top w:val="single" w:sz="4" w:space="0" w:color="000000"/>
+              <w:left w:val="nil"/>
+              <w:bottom w:val="single" w:sz="4" w:space="0" w:color="000000"/>
+              <w:right w:val="single" w:sz="4" w:space="0" w:color="000000"/>
+            </w:tcBorders>
+            <w:vAlign w:val="center"/>
+            <w:hideMark/>
+          </w:tcPr>
+          <w:p>
+            <w:pPr>
+              <w:spacing w:before="0" w:after="0" w:line="240" w:lineRule="auto"/>
+              <w:jc w:val="center"/>
+              <w:rPr>
+                <w:rFonts w:eastAsia="Times New Roman"/>
+                <w:b/>
+                <w:bCs/>
+                <w:color w:val="000000"/>
+                <w:lang w:val="en-US"/>
+              </w:rPr>
+            </w:pPr>
+            <w:r>
+              <w:rPr>
+                <w:rFonts w:eastAsia="Times New Roman"/>
+                <w:b/>
+                <w:bCs/>
+                <w:color w:val="000000"/>
+                <w:lang w:val="en-US"/>
+              </w:rPr>
+              <w:t>Task Name</w:t>
+            </w:r>
+          </w:p>
+        </w:tc>
+        <w:tc>
+          <w:tcPr>
+            <w:tcW w:w="1350" w:type="dxa"/>
+            <w:tcBorders>
+              <w:top w:val="single" w:sz="4" w:space="0" w:color="000000"/>
+              <w:left w:val="nil"/>
+              <w:bottom w:val="single" w:sz="4" w:space="0" w:color="000000"/>
+              <w:right w:val="single" w:sz="4" w:space="0" w:color="000000"/>
+            </w:tcBorders>
+            <w:vAlign w:val="center"/>
+            <w:hideMark/>
+          </w:tcPr>
+          <w:p>
+            <w:pPr>
+              <w:spacing w:before="0" w:after="0" w:line="240" w:lineRule="auto"/>
+              <w:jc w:val="center"/>
+              <w:rPr>
+                <w:rFonts w:eastAsia="Times New Roman"/>
+                <w:b/>
+                <w:bCs/>
+                <w:color w:val="000000"/>
+                <w:lang w:val="en-US"/>
+              </w:rPr>
+            </w:pPr>
+            <w:r>
+              <w:rPr>
+                <w:rFonts w:eastAsia="Times New Roman"/>
+                <w:b/>
+                <w:bCs/>
+                <w:color w:val="000000"/>
+                <w:lang w:val="en-US"/>
+              </w:rPr>
+              <w:t>Start Date</w:t>
+            </w:r>
+          </w:p>
+        </w:tc>
+        <w:tc>
+          <w:tcPr>
+            <w:tcW w:w="1260" w:type="dxa"/>
+            <w:tcBorders>
+              <w:top w:val="single" w:sz="4" w:space="0" w:color="000000"/>
+              <w:left w:val="nil"/>
+              <w:bottom w:val="single" w:sz="4" w:space="0" w:color="000000"/>
+              <w:right w:val="single" w:sz="4" w:space="0" w:color="000000"/>
+            </w:tcBorders>
+            <w:vAlign w:val="center"/>
+            <w:hideMark/>
+          </w:tcPr>
+          <w:p>
+            <w:pPr>
+              <w:spacing w:before="0" w:after="0" w:line="240" w:lineRule="auto"/>
+              <w:jc w:val="center"/>
+              <w:rPr>
+                <w:rFonts w:eastAsia="Times New Roman"/>
+                <w:b/>
+                <w:bCs/>
+                <w:color w:val="000000"/>
+                <w:lang w:val="en-US"/>
+              </w:rPr>
+            </w:pPr>
+            <w:r>
+              <w:rPr>
+                <w:rFonts w:eastAsia="Times New Roman"/>
+                <w:b/>
+                <w:bCs/>
+                <w:color w:val="000000"/>
+                <w:lang w:val="en-US"/>
+              </w:rPr>
+              <w:t>End Date</w:t>
+            </w:r>
+          </w:p>
+        </w:tc>
+        <w:tc>
+          <w:tcPr>
+            <w:tcW w:w="630" w:type="dxa"/>
+            <w:tcBorders>
+              <w:top w:val="single" w:sz="4" w:space="0" w:color="000000"/>
+              <w:left w:val="nil"/>
+              <w:bottom w:val="single" w:sz="4" w:space="0" w:color="000000"/>
+              <w:right w:val="single" w:sz="4" w:space="0" w:color="000000"/>
+            </w:tcBorders>
+            <w:vAlign w:val="center"/>
+            <w:hideMark/>
+          </w:tcPr>
+          <w:p>
+            <w:pPr>
+              <w:spacing w:before="0" w:after="0" w:line="240" w:lineRule="auto"/>
+              <w:jc w:val="center"/>
+              <w:rPr>
+                <w:rFonts w:eastAsia="Times New Roman"/>
+                <w:b/>
+                <w:bCs/>
+                <w:color w:val="000000"/>
+                <w:lang w:val="en-US"/>
+              </w:rPr>
+            </w:pPr>
+            <w:r>
+              <w:rPr>
+                <w:rFonts w:eastAsia="Times New Roman"/>
+                <w:b/>
+                <w:bCs/>
+                <w:color w:val="000000"/>
+                <w:lang w:val="en-US"/>
+              </w:rPr>
+              <w:t xml:space="preserve">Dur </w:t>
+            </w:r>
+          </w:p>
+        </w:tc>
+      </w:tr>
+      <w:tr>
+        <w:trPr>
+          <w:trHeight w:val="310"/>
+        </w:trPr>
+        <w:tc>
+          <w:tcPr>
+            <w:tcW w:w="751" w:type="dxa"/>
+            <w:tcBorders>
+              <w:top w:val="nil"/>
+              <w:left w:val="single" w:sz="4" w:space="0" w:color="000000"/>
+              <w:bottom w:val="single" w:sz="4" w:space="0" w:color="000000"/>
+              <w:right w:val="single" w:sz="4" w:space="0" w:color="000000"/>
+            </w:tcBorders>
+            <w:vAlign w:val="center"/>
+            <w:hideMark/>
+          </w:tcPr>
+          <w:p>
+            <w:pPr>
+              <w:spacing w:before="0" w:after="0" w:line="240" w:lineRule="auto"/>
+              <w:jc w:val="center"/>
+              <w:rPr>
+                <w:rFonts w:eastAsia="Times New Roman"/>
+                <w:b/>
+                <w:bCs/>
+                <w:color w:val="000000"/>
+                <w:lang w:val="en-US"/>
+              </w:rPr>
+            </w:pPr>
+            <w:r>
+              <w:rPr>
+                <w:rFonts w:eastAsia="Times New Roman"/>
+                <w:b/>
+                <w:bCs/>
+                <w:color w:val="000000"/>
+                <w:lang w:val="en-US"/>
+              </w:rPr>
+              <w:t>1</w:t>
+            </w:r>
+          </w:p>
+        </w:tc>
+        <w:tc>
+          <w:tcPr>
+            <w:tcW w:w="5364" w:type="dxa"/>
+            <w:tcBorders>
+              <w:top w:val="nil"/>
+              <w:left w:val="nil"/>
+              <w:bottom w:val="single" w:sz="4" w:space="0" w:color="000000"/>
+              <w:right w:val="single" w:sz="4" w:space="0" w:color="000000"/>
+            </w:tcBorders>
+            <w:vAlign w:val="center"/>
+            <w:hideMark/>
+          </w:tcPr>
+          <w:p>
+            <w:pPr>
+              <w:spacing w:before="0" w:after="0" w:line="240" w:lineRule="auto"/>
+              <w:ind w:firstLineChars="100" w:firstLine="241"/>
+              <w:jc w:val="left"/>
+              <w:rPr>
+                <w:rFonts w:eastAsia="Times New Roman"/>
+                <w:b/>
+                <w:bCs/>
+                <w:color w:val="000000"/>
+                <w:lang w:val="en-US"/>
+              </w:rPr>
+            </w:pPr>
+            <w:r>
+              <w:rPr>
+                <w:rFonts w:eastAsia="Times New Roman"/>
+                <w:b/>
+                <w:bCs/>
+                <w:color w:val="000000"/>
+                <w:lang w:val="en-US"/>
+              </w:rPr>
+              <w:t>Title Defense</w:t>
+            </w:r>
+          </w:p>
+        </w:tc>
+        <w:tc>
+          <w:tcPr>
+            <w:tcW w:w="1350" w:type="dxa"/>
+            <w:tcBorders>
+              <w:top w:val="nil"/>
+              <w:left w:val="nil"/>
+              <w:bottom w:val="single" w:sz="4" w:space="0" w:color="000000"/>
+              <w:right w:val="single" w:sz="4" w:space="0" w:color="000000"/>
+            </w:tcBorders>
+            <w:vAlign w:val="bottom"/>
+            <w:hideMark/>
+          </w:tcPr>
+          <w:p>
+            <w:pPr>
+              <w:spacing w:before="0" w:after="0" w:line="240" w:lineRule="auto"/>
+              <w:ind w:firstLineChars="100" w:firstLine="220"/>
+              <w:jc w:val="left"/>
+              <w:rPr>
+                <w:rFonts w:ascii="Aptos Narrow" w:eastAsia="Times New Roman" w:hAnsi="Aptos Narrow"/>
+                <w:color w:val="000000"/>
+                <w:sz w:val="22"/>
+                <w:szCs w:val="22"/>
+                <w:lang w:val="en-US"/>
+              </w:rPr>
+            </w:pPr>
+            <w:r>
+              <w:rPr>
+                <w:rFonts w:ascii="Aptos Narrow" w:eastAsia="Times New Roman" w:hAnsi="Aptos Narrow"/>
+                <w:color w:val="000000"/>
+                <w:sz w:val="22"/>
+                <w:szCs w:val="22"/>
+                <w:lang w:val="en-US"/>
+              </w:rPr>
+              <w:t> </w:t>
+            </w:r>
+          </w:p>
+        </w:tc>
+        <w:tc>
+          <w:tcPr>
+            <w:tcW w:w="1260" w:type="dxa"/>
+            <w:tcBorders>
+              <w:top w:val="nil"/>
+              <w:left w:val="nil"/>
+              <w:bottom w:val="single" w:sz="4" w:space="0" w:color="000000"/>
+              <w:right w:val="single" w:sz="4" w:space="0" w:color="000000"/>
+            </w:tcBorders>
+            <w:vAlign w:val="bottom"/>
+            <w:hideMark/>
+          </w:tcPr>
+          <w:p>
+            <w:pPr>
+              <w:spacing w:before="0" w:after="0" w:line="240" w:lineRule="auto"/>
+              <w:ind w:firstLineChars="100" w:firstLine="220"/>
+              <w:jc w:val="left"/>
+              <w:rPr>
+                <w:rFonts w:ascii="Aptos Narrow" w:eastAsia="Times New Roman" w:hAnsi="Aptos Narrow"/>
+                <w:color w:val="000000"/>
+                <w:sz w:val="22"/>
+                <w:szCs w:val="22"/>
+                <w:lang w:val="en-US"/>
+              </w:rPr>
+            </w:pPr>
+            <w:r>
+              <w:rPr>
+                <w:rFonts w:ascii="Aptos Narrow" w:eastAsia="Times New Roman" w:hAnsi="Aptos Narrow"/>
+                <w:color w:val="000000"/>
+                <w:sz w:val="22"/>
+                <w:szCs w:val="22"/>
+                <w:lang w:val="en-US"/>
+              </w:rPr>
+              <w:t> </w:t>
+            </w:r>
+          </w:p>
+        </w:tc>
+        <w:tc>
+          <w:tcPr>
+            <w:tcW w:w="630" w:type="dxa"/>
+            <w:tcBorders>
+              <w:top w:val="nil"/>
+              <w:left w:val="nil"/>
+              <w:bottom w:val="single" w:sz="4" w:space="0" w:color="000000"/>
+              <w:right w:val="single" w:sz="4" w:space="0" w:color="000000"/>
+            </w:tcBorders>
+            <w:vAlign w:val="bottom"/>
+            <w:hideMark/>
+          </w:tcPr>
+          <w:p>
+            <w:pPr>
+              <w:spacing w:before="0" w:after="0" w:line="240" w:lineRule="auto"/>
+              <w:ind w:firstLineChars="100" w:firstLine="220"/>
+              <w:jc w:val="left"/>
+              <w:rPr>
+                <w:rFonts w:ascii="Aptos Narrow" w:eastAsia="Times New Roman" w:hAnsi="Aptos Narrow"/>
+                <w:color w:val="000000"/>
+                <w:sz w:val="22"/>
+                <w:szCs w:val="22"/>
+                <w:lang w:val="en-US"/>
+              </w:rPr>
+            </w:pPr>
+            <w:r>
+              <w:rPr>
+                <w:rFonts w:ascii="Aptos Narrow" w:eastAsia="Times New Roman" w:hAnsi="Aptos Narrow"/>
+                <w:color w:val="000000"/>
+                <w:sz w:val="22"/>
+                <w:szCs w:val="22"/>
+                <w:lang w:val="en-US"/>
+              </w:rPr>
+              <w:t> </w:t>
+            </w:r>
+          </w:p>
+        </w:tc>
+      </w:tr>
+      <w:tr>
+        <w:trPr>
+          <w:trHeight w:val="310"/>
+        </w:trPr>
+        <w:tc>
+          <w:tcPr>
+            <w:tcW w:w="751" w:type="dxa"/>
+            <w:tcBorders>
+              <w:top w:val="nil"/>
+              <w:left w:val="single" w:sz="4" w:space="0" w:color="000000"/>
+              <w:bottom w:val="single" w:sz="4" w:space="0" w:color="000000"/>
+              <w:right w:val="single" w:sz="4" w:space="0" w:color="000000"/>
+            </w:tcBorders>
+            <w:vAlign w:val="center"/>
+            <w:hideMark/>
+          </w:tcPr>
+          <w:p>
+            <w:pPr>
+              <w:spacing w:before="0" w:after="0" w:line="240" w:lineRule="auto"/>
+              <w:jc w:val="center"/>
+              <w:rPr>
+                <w:rFonts w:eastAsia="Times New Roman"/>
+                <w:color w:val="000000"/>
+                <w:lang w:val="en-US"/>
+              </w:rPr>
+            </w:pPr>
+            <w:r>
+              <w:rPr>
+                <w:rFonts w:eastAsia="Times New Roman"/>
+                <w:color w:val="000000"/>
+                <w:lang w:val="en-US"/>
+              </w:rPr>
+              <w:t>1.1</w:t>
+            </w:r>
+          </w:p>
+        </w:tc>
+        <w:tc>
+          <w:tcPr>
+            <w:tcW w:w="5364" w:type="dxa"/>
+            <w:tcBorders>
+              <w:top w:val="nil"/>
+              <w:left w:val="nil"/>
+              <w:bottom w:val="single" w:sz="4" w:space="0" w:color="000000"/>
+              <w:right w:val="single" w:sz="4" w:space="0" w:color="000000"/>
+            </w:tcBorders>
+            <w:vAlign w:val="center"/>
+            <w:hideMark/>
+          </w:tcPr>
+          <w:p>
+            <w:pPr>
+              <w:spacing w:before="0" w:after="0" w:line="240" w:lineRule="auto"/>
+              <w:ind w:firstLineChars="100" w:firstLine="240"/>
+              <w:jc w:val="left"/>
+              <w:rPr>
+                <w:rFonts w:eastAsia="Times New Roman"/>
+                <w:color w:val="000000"/>
+                <w:lang w:val="en-US"/>
+              </w:rPr>
+            </w:pPr>
+            <w:r>
+              <w:rPr>
+                <w:rFonts w:eastAsia="Times New Roman"/>
+                <w:color w:val="000000"/>
+                <w:lang w:val="en-US"/>
+              </w:rPr>
+              <w:t>Topic Brainstorming</w:t>
+            </w:r>
+          </w:p>
+        </w:tc>
+        <w:tc>
+          <w:tcPr>
+            <w:tcW w:w="1350" w:type="dxa"/>
+            <w:tcBorders>
+              <w:top w:val="nil"/>
+              <w:left w:val="nil"/>
+              <w:bottom w:val="single" w:sz="4" w:space="0" w:color="000000"/>
+              <w:right w:val="single" w:sz="4" w:space="0" w:color="000000"/>
+            </w:tcBorders>
+            <w:vAlign w:val="center"/>
+            <w:hideMark/>
+          </w:tcPr>
+          <w:p>
+            <w:pPr>
+              <w:spacing w:before="0" w:after="0" w:line="240" w:lineRule="auto"/>
+              <w:jc w:val="center"/>
+              <w:rPr>
+                <w:rFonts w:eastAsia="Times New Roman"/>
+                <w:color w:val="000000"/>
+                <w:lang w:val="en-US"/>
+              </w:rPr>
+            </w:pPr>
+            <w:r>
+              <w:rPr>
+                <w:rFonts w:eastAsia="Times New Roman"/>
+                <w:color w:val="000000"/>
+                <w:lang w:val="en-US"/>
+              </w:rPr>
+              <w:t>26-Apr</w:t>
+            </w:r>
+          </w:p>
+        </w:tc>
+        <w:tc>
+          <w:tcPr>
+            <w:tcW w:w="1260" w:type="dxa"/>
+            <w:tcBorders>
+              <w:top w:val="nil"/>
+              <w:left w:val="nil"/>
+              <w:bottom w:val="single" w:sz="4" w:space="0" w:color="000000"/>
+              <w:right w:val="single" w:sz="4" w:space="0" w:color="000000"/>
+            </w:tcBorders>
+            <w:vAlign w:val="center"/>
+            <w:hideMark/>
+          </w:tcPr>
+          <w:p>
+            <w:pPr>
+              <w:spacing w:before="0" w:after="0" w:line="240" w:lineRule="auto"/>
+              <w:jc w:val="center"/>
+              <w:rPr>
+                <w:rFonts w:eastAsia="Times New Roman"/>
+                <w:color w:val="000000"/>
+                <w:lang w:val="en-US"/>
+              </w:rPr>
+            </w:pPr>
+            <w:r>
+              <w:rPr>
+                <w:rFonts w:eastAsia="Times New Roman"/>
+                <w:color w:val="000000"/>
+                <w:lang w:val="en-US"/>
+              </w:rPr>
+              <w:t>26-Apr</w:t>
+            </w:r>
+          </w:p>
+        </w:tc>
+        <w:tc>
+          <w:tcPr>
+            <w:tcW w:w="630" w:type="dxa"/>
+            <w:tcBorders>
+              <w:top w:val="nil"/>
+              <w:left w:val="nil"/>
+              <w:bottom w:val="single" w:sz="4" w:space="0" w:color="000000"/>
+              <w:right w:val="single" w:sz="4" w:space="0" w:color="000000"/>
+            </w:tcBorders>
+            <w:vAlign w:val="center"/>
+            <w:hideMark/>
+          </w:tcPr>
+          <w:p>
+            <w:pPr>
+              <w:spacing w:before="0" w:after="0" w:line="240" w:lineRule="auto"/>
+              <w:jc w:val="center"/>
+              <w:rPr>
+                <w:rFonts w:eastAsia="Times New Roman"/>
+                <w:color w:val="000000"/>
+                <w:lang w:val="en-US"/>
+              </w:rPr>
+            </w:pPr>
+            <w:r>
+              <w:rPr>
+                <w:rFonts w:eastAsia="Times New Roman"/>
+                <w:color w:val="000000"/>
+                <w:lang w:val="en-US"/>
+              </w:rPr>
+              <w:t>1</w:t>
+            </w:r>
+          </w:p>
+        </w:tc>
+      </w:tr>
+      <w:tr>
+        <w:trPr>
+          <w:trHeight w:val="310"/>
+        </w:trPr>
+        <w:tc>
+          <w:tcPr>
+            <w:tcW w:w="751" w:type="dxa"/>
+            <w:tcBorders>
+              <w:top w:val="nil"/>
+              <w:left w:val="single" w:sz="4" w:space="0" w:color="000000"/>
+              <w:bottom w:val="single" w:sz="4" w:space="0" w:color="000000"/>
+              <w:right w:val="single" w:sz="4" w:space="0" w:color="000000"/>
+            </w:tcBorders>
+            <w:vAlign w:val="center"/>
+            <w:hideMark/>
+          </w:tcPr>
+          <w:p>
+            <w:pPr>
+              <w:spacing w:before="0" w:after="0" w:line="240" w:lineRule="auto"/>
+              <w:jc w:val="center"/>
+              <w:rPr>
+                <w:rFonts w:eastAsia="Times New Roman"/>
+                <w:color w:val="000000"/>
+                <w:lang w:val="en-US"/>
+              </w:rPr>
+            </w:pPr>
+            <w:r>
+              <w:rPr>
+                <w:rFonts w:eastAsia="Times New Roman"/>
+                <w:color w:val="000000"/>
+                <w:lang w:val="en-US"/>
+              </w:rPr>
+              <w:t>1.2</w:t>
+            </w:r>
+          </w:p>
+        </w:tc>
+        <w:tc>
+          <w:tcPr>
+            <w:tcW w:w="5364" w:type="dxa"/>
+            <w:tcBorders>
+              <w:top w:val="nil"/>
+              <w:left w:val="nil"/>
+              <w:bottom w:val="single" w:sz="4" w:space="0" w:color="000000"/>
+              <w:right w:val="single" w:sz="4" w:space="0" w:color="000000"/>
+            </w:tcBorders>
+            <w:vAlign w:val="center"/>
+            <w:hideMark/>
+          </w:tcPr>
+          <w:p>
+            <w:pPr>
+              <w:spacing w:before="0" w:after="0" w:line="240" w:lineRule="auto"/>
+              <w:ind w:firstLineChars="100" w:firstLine="240"/>
+              <w:jc w:val="left"/>
+              <w:rPr>
+                <w:rFonts w:eastAsia="Times New Roman"/>
+                <w:color w:val="000000"/>
+                <w:lang w:val="en-US"/>
+              </w:rPr>
+            </w:pPr>
+            <w:r>
+              <w:rPr>
+                <w:rFonts w:eastAsia="Times New Roman"/>
+                <w:color w:val="000000"/>
+                <w:lang w:val="en-US"/>
+              </w:rPr>
+              <w:t>Topic Decision</w:t>
+            </w:r>
+          </w:p>
+        </w:tc>
+        <w:tc>
+          <w:tcPr>
+            <w:tcW w:w="1350" w:type="dxa"/>
+            <w:tcBorders>
+              <w:top w:val="nil"/>
+              <w:left w:val="nil"/>
+              <w:bottom w:val="single" w:sz="4" w:space="0" w:color="000000"/>
+              <w:right w:val="single" w:sz="4" w:space="0" w:color="000000"/>
+            </w:tcBorders>
+            <w:vAlign w:val="center"/>
+            <w:hideMark/>
+          </w:tcPr>
+          <w:p>
+            <w:pPr>
+              <w:spacing w:before="0" w:after="0" w:line="240" w:lineRule="auto"/>
+              <w:jc w:val="center"/>
+              <w:rPr>
+                <w:rFonts w:eastAsia="Times New Roman"/>
+                <w:color w:val="000000"/>
+                <w:lang w:val="en-US"/>
+              </w:rPr>
+            </w:pPr>
+            <w:r>
+              <w:rPr>
+                <w:rFonts w:eastAsia="Times New Roman"/>
+                <w:color w:val="000000"/>
+                <w:lang w:val="en-US"/>
+              </w:rPr>
+              <w:t>27-Apr</w:t>
+            </w:r>
+          </w:p>
+        </w:tc>
+        <w:tc>
+          <w:tcPr>
+            <w:tcW w:w="1260" w:type="dxa"/>
+            <w:tcBorders>
+              <w:top w:val="nil"/>
+              <w:left w:val="nil"/>
+              <w:bottom w:val="single" w:sz="4" w:space="0" w:color="000000"/>
+              <w:right w:val="single" w:sz="4" w:space="0" w:color="000000"/>
+            </w:tcBorders>
+            <w:vAlign w:val="center"/>
+            <w:hideMark/>
+          </w:tcPr>
+          <w:p>
+            <w:pPr>
+              <w:spacing w:before="0" w:after="0" w:line="240" w:lineRule="auto"/>
+              <w:jc w:val="center"/>
+              <w:rPr>
+                <w:rFonts w:eastAsia="Times New Roman"/>
+                <w:color w:val="000000"/>
+                <w:lang w:val="en-US"/>
+              </w:rPr>
+            </w:pPr>
+            <w:r>
+              <w:rPr>
+                <w:rFonts w:eastAsia="Times New Roman"/>
+                <w:color w:val="000000"/>
+                <w:lang w:val="en-US"/>
+              </w:rPr>
+              <w:t>27-Apr</w:t>
+            </w:r>
+          </w:p>
+        </w:tc>
+        <w:tc>
+          <w:tcPr>
+            <w:tcW w:w="630" w:type="dxa"/>
+            <w:tcBorders>
+              <w:top w:val="nil"/>
+              <w:left w:val="nil"/>
+              <w:bottom w:val="single" w:sz="4" w:space="0" w:color="000000"/>
+              <w:right w:val="single" w:sz="4" w:space="0" w:color="000000"/>
+            </w:tcBorders>
+            <w:vAlign w:val="center"/>
+            <w:hideMark/>
+          </w:tcPr>
+          <w:p>
+            <w:pPr>
+              <w:spacing w:before="0" w:after="0" w:line="240" w:lineRule="auto"/>
+              <w:jc w:val="center"/>
+              <w:rPr>
+                <w:rFonts w:eastAsia="Times New Roman"/>
+                <w:color w:val="000000"/>
+                <w:lang w:val="en-US"/>
+              </w:rPr>
+            </w:pPr>
+            <w:r>
+              <w:rPr>
+                <w:rFonts w:eastAsia="Times New Roman"/>
+                <w:color w:val="000000"/>
+                <w:lang w:val="en-US"/>
+              </w:rPr>
+              <w:t>1</w:t>
+            </w:r>
+          </w:p>
+        </w:tc>
+      </w:tr>
+      <w:tr>
+        <w:trPr>
+          <w:trHeight w:val="310"/>
+        </w:trPr>
+        <w:tc>
+          <w:tcPr>
+            <w:tcW w:w="751" w:type="dxa"/>
+            <w:tcBorders>
+              <w:top w:val="nil"/>
+              <w:left w:val="single" w:sz="4" w:space="0" w:color="000000"/>
+              <w:bottom w:val="single" w:sz="4" w:space="0" w:color="000000"/>
+              <w:right w:val="single" w:sz="4" w:space="0" w:color="000000"/>
+            </w:tcBorders>
+            <w:vAlign w:val="center"/>
+            <w:hideMark/>
+          </w:tcPr>
+          <w:p>
+            <w:pPr>
+              <w:spacing w:before="0" w:after="0" w:line="240" w:lineRule="auto"/>
+              <w:jc w:val="center"/>
+              <w:rPr>
+                <w:rFonts w:eastAsia="Times New Roman"/>
+                <w:color w:val="000000"/>
+                <w:lang w:val="en-US"/>
+              </w:rPr>
+            </w:pPr>
+            <w:r>
+              <w:rPr>
+                <w:rFonts w:eastAsia="Times New Roman"/>
+                <w:color w:val="000000"/>
+                <w:lang w:val="en-US"/>
+              </w:rPr>
+              <w:t>1.3</w:t>
+            </w:r>
+          </w:p>
+        </w:tc>
+        <w:tc>
+          <w:tcPr>
+            <w:tcW w:w="5364" w:type="dxa"/>
+            <w:tcBorders>
+              <w:top w:val="nil"/>
+              <w:left w:val="nil"/>
+              <w:bottom w:val="single" w:sz="4" w:space="0" w:color="000000"/>
+              <w:right w:val="single" w:sz="4" w:space="0" w:color="000000"/>
+            </w:tcBorders>
+            <w:vAlign w:val="center"/>
+            <w:hideMark/>
+          </w:tcPr>
+          <w:p>
+            <w:pPr>
+              <w:spacing w:before="0" w:after="0" w:line="240" w:lineRule="auto"/>
+              <w:ind w:firstLineChars="100" w:firstLine="240"/>
+              <w:jc w:val="left"/>
+              <w:rPr>
+                <w:rFonts w:eastAsia="Times New Roman"/>
+                <w:color w:val="000000"/>
+                <w:lang w:val="en-US"/>
+              </w:rPr>
+            </w:pPr>
+            <w:r>
+              <w:rPr>
+                <w:rFonts w:eastAsia="Times New Roman"/>
+                <w:color w:val="000000"/>
+                <w:lang w:val="en-US"/>
+              </w:rPr>
+              <w:t>Presentation Preparation and Division</w:t>
+            </w:r>
+          </w:p>
+        </w:tc>
+        <w:tc>
+          <w:tcPr>
+            <w:tcW w:w="1350" w:type="dxa"/>
+            <w:tcBorders>
+              <w:top w:val="nil"/>
+              <w:left w:val="nil"/>
+              <w:bottom w:val="single" w:sz="4" w:space="0" w:color="000000"/>
+              <w:right w:val="single" w:sz="4" w:space="0" w:color="000000"/>
+            </w:tcBorders>
+            <w:vAlign w:val="center"/>
+            <w:hideMark/>
+          </w:tcPr>
+          <w:p>
+            <w:pPr>
+              <w:spacing w:before="0" w:after="0" w:line="240" w:lineRule="auto"/>
+              <w:jc w:val="center"/>
+              <w:rPr>
+                <w:rFonts w:eastAsia="Times New Roman"/>
+                <w:color w:val="000000"/>
+                <w:lang w:val="en-US"/>
+              </w:rPr>
+            </w:pPr>
+            <w:r>
+              <w:rPr>
+                <w:rFonts w:eastAsia="Times New Roman"/>
+                <w:color w:val="000000"/>
+                <w:lang w:val="en-US"/>
+              </w:rPr>
+              <w:t>28-Apr</w:t>
+            </w:r>
+          </w:p>
+        </w:tc>
+        <w:tc>
+          <w:tcPr>
+            <w:tcW w:w="1260" w:type="dxa"/>
+            <w:tcBorders>
+              <w:top w:val="nil"/>
+              <w:left w:val="nil"/>
+              <w:bottom w:val="single" w:sz="4" w:space="0" w:color="000000"/>
+              <w:right w:val="single" w:sz="4" w:space="0" w:color="000000"/>
+            </w:tcBorders>
+            <w:vAlign w:val="center"/>
+            <w:hideMark/>
+          </w:tcPr>
+          <w:p>
+            <w:pPr>
+              <w:spacing w:before="0" w:after="0" w:line="240" w:lineRule="auto"/>
+              <w:jc w:val="center"/>
+              <w:rPr>
+                <w:rFonts w:eastAsia="Times New Roman"/>
+                <w:color w:val="000000"/>
+                <w:lang w:val="en-US"/>
+              </w:rPr>
+            </w:pPr>
+            <w:r>
+              <w:rPr>
+                <w:rFonts w:eastAsia="Times New Roman"/>
+                <w:color w:val="000000"/>
+                <w:lang w:val="en-US"/>
+              </w:rPr>
+              <w:t>29-Apr</w:t>
+            </w:r>
+          </w:p>
+        </w:tc>
+        <w:tc>
+          <w:tcPr>
+            <w:tcW w:w="630" w:type="dxa"/>
+            <w:tcBorders>
+              <w:top w:val="nil"/>
+              <w:left w:val="nil"/>
+              <w:bottom w:val="single" w:sz="4" w:space="0" w:color="000000"/>
+              <w:right w:val="single" w:sz="4" w:space="0" w:color="000000"/>
+            </w:tcBorders>
+            <w:vAlign w:val="center"/>
+            <w:hideMark/>
+          </w:tcPr>
+          <w:p>
+            <w:pPr>
+              <w:spacing w:before="0" w:after="0" w:line="240" w:lineRule="auto"/>
+              <w:jc w:val="center"/>
+              <w:rPr>
+                <w:rFonts w:eastAsia="Times New Roman"/>
+                <w:color w:val="000000"/>
+                <w:lang w:val="en-US"/>
+              </w:rPr>
+            </w:pPr>
+            <w:r>
+              <w:rPr>
+                <w:rFonts w:eastAsia="Times New Roman"/>
+                <w:color w:val="000000"/>
+                <w:lang w:val="en-US"/>
+              </w:rPr>
+              <w:t>2</w:t>
+            </w:r>
+          </w:p>
+        </w:tc>
+      </w:tr>
+      <w:tr>
+        <w:trPr>
+          <w:trHeight w:val="310"/>
+        </w:trPr>
+        <w:tc>
+          <w:tcPr>
+            <w:tcW w:w="751" w:type="dxa"/>
+            <w:tcBorders>
+              <w:top w:val="nil"/>
+              <w:left w:val="single" w:sz="4" w:space="0" w:color="000000"/>
+              <w:bottom w:val="single" w:sz="4" w:space="0" w:color="000000"/>
+              <w:right w:val="single" w:sz="4" w:space="0" w:color="000000"/>
+            </w:tcBorders>
+            <w:vAlign w:val="center"/>
+            <w:hideMark/>
+          </w:tcPr>
+          <w:p>
+            <w:pPr>
+              <w:spacing w:before="0" w:after="0" w:line="240" w:lineRule="auto"/>
+              <w:jc w:val="center"/>
+              <w:rPr>
+                <w:rFonts w:eastAsia="Times New Roman"/>
+                <w:b/>
+                <w:bCs/>
+                <w:color w:val="000000"/>
+                <w:lang w:val="en-US"/>
+              </w:rPr>
+            </w:pPr>
+            <w:r>
+              <w:rPr>
+                <w:rFonts w:eastAsia="Times New Roman"/>
+                <w:b/>
+                <w:bCs/>
+                <w:color w:val="000000"/>
+                <w:lang w:val="en-US"/>
+              </w:rPr>
+              <w:t>2</w:t>
+            </w:r>
+          </w:p>
+        </w:tc>
+        <w:tc>
+          <w:tcPr>
+            <w:tcW w:w="5364" w:type="dxa"/>
+            <w:tcBorders>
+              <w:top w:val="nil"/>
+              <w:left w:val="nil"/>
+              <w:bottom w:val="single" w:sz="4" w:space="0" w:color="000000"/>
+              <w:right w:val="single" w:sz="4" w:space="0" w:color="000000"/>
+            </w:tcBorders>
+            <w:vAlign w:val="center"/>
+            <w:hideMark/>
+          </w:tcPr>
+          <w:p>
+            <w:pPr>
+              <w:spacing w:before="0" w:after="0" w:line="240" w:lineRule="auto"/>
+              <w:ind w:firstLineChars="100" w:firstLine="241"/>
+              <w:jc w:val="left"/>
+              <w:rPr>
+                <w:rFonts w:eastAsia="Times New Roman"/>
+                <w:b/>
+                <w:bCs/>
+                <w:color w:val="000000"/>
+                <w:lang w:val="en-US"/>
+              </w:rPr>
+            </w:pPr>
+            <w:r>
+              <w:rPr>
+                <w:rFonts w:eastAsia="Times New Roman"/>
+                <w:b/>
+                <w:bCs/>
+                <w:color w:val="000000"/>
+                <w:lang w:val="en-US"/>
+              </w:rPr>
+              <w:t>Proposal Defense</w:t>
+            </w:r>
+          </w:p>
+        </w:tc>
+        <w:tc>
+          <w:tcPr>
+            <w:tcW w:w="1350" w:type="dxa"/>
+            <w:tcBorders>
+              <w:top w:val="nil"/>
+              <w:left w:val="nil"/>
+              <w:bottom w:val="single" w:sz="4" w:space="0" w:color="000000"/>
+              <w:right w:val="single" w:sz="4" w:space="0" w:color="000000"/>
+            </w:tcBorders>
+            <w:vAlign w:val="center"/>
+            <w:hideMark/>
+          </w:tcPr>
+          <w:p>
+            <w:pPr>
+              <w:spacing w:before="0" w:after="0" w:line="240" w:lineRule="auto"/>
+              <w:jc w:val="center"/>
+              <w:rPr>
+                <w:rFonts w:eastAsia="Times New Roman"/>
+                <w:color w:val="000000"/>
+                <w:lang w:val="en-US"/>
+              </w:rPr>
+            </w:pPr>
+            <w:r>
+              <w:rPr>
+                <w:rFonts w:eastAsia="Times New Roman"/>
+                <w:color w:val="000000"/>
+                <w:lang w:val="en-US"/>
+              </w:rPr>
+              <w:t> </w:t>
+            </w:r>
+          </w:p>
+        </w:tc>
+        <w:tc>
+          <w:tcPr>
+            <w:tcW w:w="1260" w:type="dxa"/>
+            <w:tcBorders>
+              <w:top w:val="nil"/>
+              <w:left w:val="nil"/>
+              <w:bottom w:val="single" w:sz="4" w:space="0" w:color="000000"/>
+              <w:right w:val="single" w:sz="4" w:space="0" w:color="000000"/>
+            </w:tcBorders>
+            <w:vAlign w:val="center"/>
+            <w:hideMark/>
+          </w:tcPr>
+          <w:p>
+            <w:pPr>
+              <w:spacing w:before="0" w:after="0" w:line="240" w:lineRule="auto"/>
+              <w:jc w:val="center"/>
+              <w:rPr>
+                <w:rFonts w:eastAsia="Times New Roman"/>
+                <w:color w:val="000000"/>
+                <w:lang w:val="en-US"/>
+              </w:rPr>
+            </w:pPr>
+            <w:r>
+              <w:rPr>
+                <w:rFonts w:eastAsia="Times New Roman"/>
+                <w:color w:val="000000"/>
+                <w:lang w:val="en-US"/>
+              </w:rPr>
+              <w:t> </w:t>
+            </w:r>
+          </w:p>
+        </w:tc>
+        <w:tc>
+          <w:tcPr>
+            <w:tcW w:w="630" w:type="dxa"/>
+            <w:tcBorders>
+              <w:top w:val="nil"/>
+              <w:left w:val="nil"/>
+              <w:bottom w:val="single" w:sz="4" w:space="0" w:color="000000"/>
+              <w:right w:val="single" w:sz="4" w:space="0" w:color="000000"/>
+            </w:tcBorders>
+            <w:vAlign w:val="center"/>
+            <w:hideMark/>
+          </w:tcPr>
+          <w:p>
+            <w:pPr>
+              <w:spacing w:before="0" w:after="0" w:line="240" w:lineRule="auto"/>
+              <w:jc w:val="center"/>
+              <w:rPr>
+                <w:rFonts w:eastAsia="Times New Roman"/>
+                <w:color w:val="000000"/>
+                <w:lang w:val="en-US"/>
+              </w:rPr>
+            </w:pPr>
+            <w:r>
+              <w:rPr>
+                <w:rFonts w:eastAsia="Times New Roman"/>
+                <w:color w:val="000000"/>
+                <w:lang w:val="en-US"/>
+              </w:rPr>
+              <w:t> </w:t>
+            </w:r>
+          </w:p>
+        </w:tc>
+      </w:tr>
+      <w:tr>
+        <w:trPr>
+          <w:trHeight w:val="310"/>
+        </w:trPr>
+        <w:tc>
+          <w:tcPr>
+            <w:tcW w:w="751" w:type="dxa"/>
+            <w:tcBorders>
+              <w:top w:val="nil"/>
+              <w:left w:val="single" w:sz="4" w:space="0" w:color="000000"/>
+              <w:bottom w:val="single" w:sz="4" w:space="0" w:color="000000"/>
+              <w:right w:val="single" w:sz="4" w:space="0" w:color="000000"/>
+            </w:tcBorders>
+            <w:vAlign w:val="center"/>
+            <w:hideMark/>
+          </w:tcPr>
+          <w:p>
+            <w:pPr>
+              <w:spacing w:before="0" w:after="0" w:line="240" w:lineRule="auto"/>
+              <w:jc w:val="center"/>
+              <w:rPr>
+                <w:rFonts w:eastAsia="Times New Roman"/>
+                <w:color w:val="000000"/>
+                <w:lang w:val="en-US"/>
+              </w:rPr>
+            </w:pPr>
+            <w:r>
+              <w:rPr>
+                <w:rFonts w:eastAsia="Times New Roman"/>
+                <w:color w:val="000000"/>
+                <w:lang w:val="en-US"/>
+              </w:rPr>
+              <w:t>2.1</w:t>
+            </w:r>
+          </w:p>
+        </w:tc>
+        <w:tc>
+          <w:tcPr>
+            <w:tcW w:w="5364" w:type="dxa"/>
+            <w:tcBorders>
+              <w:top w:val="nil"/>
+              <w:left w:val="nil"/>
+              <w:bottom w:val="single" w:sz="4" w:space="0" w:color="000000"/>
+              <w:right w:val="single" w:sz="4" w:space="0" w:color="000000"/>
+            </w:tcBorders>
+            <w:vAlign w:val="center"/>
+            <w:hideMark/>
+          </w:tcPr>
+          <w:p>
+            <w:pPr>
+              <w:spacing w:before="0" w:after="0" w:line="240" w:lineRule="auto"/>
+              <w:ind w:firstLineChars="100" w:firstLine="240"/>
+              <w:jc w:val="left"/>
+              <w:rPr>
+                <w:rFonts w:eastAsia="Times New Roman"/>
+                <w:color w:val="000000"/>
+                <w:lang w:val="en-US"/>
+              </w:rPr>
+            </w:pPr>
+            <w:r>
+              <w:rPr>
+                <w:rFonts w:eastAsia="Times New Roman"/>
+                <w:color w:val="000000"/>
+                <w:lang w:val="en-US"/>
+              </w:rPr>
+              <w:t>Literature Review and Figma Designing</w:t>
+            </w:r>
+          </w:p>
+        </w:tc>
+        <w:tc>
+          <w:tcPr>
+            <w:tcW w:w="1350" w:type="dxa"/>
+            <w:tcBorders>
+              <w:top w:val="nil"/>
+              <w:left w:val="nil"/>
+              <w:bottom w:val="single" w:sz="4" w:space="0" w:color="000000"/>
+              <w:right w:val="single" w:sz="4" w:space="0" w:color="000000"/>
+            </w:tcBorders>
+            <w:vAlign w:val="center"/>
+            <w:hideMark/>
+          </w:tcPr>
+          <w:p>
+            <w:pPr>
+              <w:spacing w:before="0" w:after="0" w:line="240" w:lineRule="auto"/>
+              <w:jc w:val="center"/>
+              <w:rPr>
+                <w:rFonts w:eastAsia="Times New Roman"/>
+                <w:color w:val="000000"/>
+                <w:lang w:val="en-US"/>
+              </w:rPr>
+            </w:pPr>
+            <w:r>
+              <w:rPr>
+                <w:rFonts w:eastAsia="Times New Roman"/>
+                <w:color w:val="000000"/>
+                <w:lang w:val="en-US"/>
+              </w:rPr>
+              <w:t>30-Apr</w:t>
+            </w:r>
+          </w:p>
+        </w:tc>
+        <w:tc>
+          <w:tcPr>
+            <w:tcW w:w="1260" w:type="dxa"/>
+            <w:tcBorders>
+              <w:top w:val="nil"/>
+              <w:left w:val="nil"/>
+              <w:bottom w:val="single" w:sz="4" w:space="0" w:color="000000"/>
+              <w:right w:val="single" w:sz="4" w:space="0" w:color="000000"/>
+            </w:tcBorders>
+            <w:vAlign w:val="center"/>
+            <w:hideMark/>
+          </w:tcPr>
+          <w:p>
+            <w:pPr>
+              <w:spacing w:before="0" w:after="0" w:line="240" w:lineRule="auto"/>
+              <w:jc w:val="center"/>
+              <w:rPr>
+                <w:rFonts w:eastAsia="Times New Roman"/>
+                <w:color w:val="000000"/>
+                <w:lang w:val="en-US"/>
+              </w:rPr>
+            </w:pPr>
+            <w:r>
+              <w:rPr>
+                <w:rFonts w:eastAsia="Times New Roman"/>
+                <w:color w:val="000000"/>
+                <w:lang w:val="en-US"/>
+              </w:rPr>
+              <w:t>2-May</w:t>
+            </w:r>
+          </w:p>
+        </w:tc>
+        <w:tc>
+          <w:tcPr>
+            <w:tcW w:w="630" w:type="dxa"/>
+            <w:tcBorders>
+              <w:top w:val="nil"/>
+              <w:left w:val="nil"/>
+              <w:bottom w:val="single" w:sz="4" w:space="0" w:color="000000"/>
+              <w:right w:val="single" w:sz="4" w:space="0" w:color="000000"/>
+            </w:tcBorders>
+            <w:vAlign w:val="center"/>
+            <w:hideMark/>
+          </w:tcPr>
+          <w:p>
+            <w:pPr>
+              <w:spacing w:before="0" w:after="0" w:line="240" w:lineRule="auto"/>
+              <w:jc w:val="center"/>
+              <w:rPr>
+                <w:rFonts w:eastAsia="Times New Roman"/>
+                <w:color w:val="000000"/>
+                <w:lang w:val="en-US"/>
+              </w:rPr>
+            </w:pPr>
+            <w:r>
+              <w:rPr>
+                <w:rFonts w:eastAsia="Times New Roman"/>
+                <w:color w:val="000000"/>
+                <w:lang w:val="en-US"/>
+              </w:rPr>
+              <w:t>3</w:t>
+            </w:r>
+          </w:p>
+        </w:tc>
+      </w:tr>
+      <w:tr>
+        <w:trPr>
+          <w:trHeight w:val="310"/>
+        </w:trPr>
+        <w:tc>
+          <w:tcPr>
+            <w:tcW w:w="751" w:type="dxa"/>
+            <w:tcBorders>
+              <w:top w:val="nil"/>
+              <w:left w:val="single" w:sz="4" w:space="0" w:color="000000"/>
+              <w:bottom w:val="single" w:sz="4" w:space="0" w:color="000000"/>
+              <w:right w:val="single" w:sz="4" w:space="0" w:color="000000"/>
+            </w:tcBorders>
+            <w:vAlign w:val="center"/>
+            <w:hideMark/>
+          </w:tcPr>
+          <w:p>
+            <w:pPr>
+              <w:spacing w:before="0" w:after="0" w:line="240" w:lineRule="auto"/>
+              <w:jc w:val="center"/>
+              <w:rPr>
+                <w:rFonts w:eastAsia="Times New Roman"/>
+                <w:color w:val="000000"/>
+                <w:lang w:val="en-US"/>
+              </w:rPr>
+            </w:pPr>
+            <w:r>
+              <w:rPr>
+                <w:rFonts w:eastAsia="Times New Roman"/>
+                <w:color w:val="000000"/>
+                <w:lang w:val="en-US"/>
+              </w:rPr>
+              <w:t>2.2</w:t>
+            </w:r>
+          </w:p>
+        </w:tc>
+        <w:tc>
+          <w:tcPr>
+            <w:tcW w:w="5364" w:type="dxa"/>
+            <w:tcBorders>
+              <w:top w:val="nil"/>
+              <w:left w:val="nil"/>
+              <w:bottom w:val="single" w:sz="4" w:space="0" w:color="000000"/>
+              <w:right w:val="single" w:sz="4" w:space="0" w:color="000000"/>
+            </w:tcBorders>
+            <w:vAlign w:val="center"/>
+            <w:hideMark/>
+          </w:tcPr>
+          <w:p>
+            <w:pPr>
+              <w:spacing w:before="0" w:after="0" w:line="240" w:lineRule="auto"/>
+              <w:ind w:firstLineChars="100" w:firstLine="240"/>
+              <w:jc w:val="left"/>
+              <w:rPr>
+                <w:rFonts w:eastAsia="Times New Roman"/>
+                <w:color w:val="000000"/>
+                <w:lang w:val="en-US"/>
+              </w:rPr>
+            </w:pPr>
+            <w:r>
+              <w:rPr>
+                <w:rFonts w:eastAsia="Times New Roman"/>
+                <w:color w:val="000000"/>
+                <w:lang w:val="en-US"/>
+              </w:rPr>
+              <w:t>UML Diagrams</w:t>
+            </w:r>
+          </w:p>
+        </w:tc>
+        <w:tc>
+          <w:tcPr>
+            <w:tcW w:w="1350" w:type="dxa"/>
+            <w:tcBorders>
+              <w:top w:val="nil"/>
+              <w:left w:val="nil"/>
+              <w:bottom w:val="single" w:sz="4" w:space="0" w:color="000000"/>
+              <w:right w:val="single" w:sz="4" w:space="0" w:color="000000"/>
+            </w:tcBorders>
+            <w:vAlign w:val="center"/>
+            <w:hideMark/>
+          </w:tcPr>
+          <w:p>
+            <w:pPr>
+              <w:spacing w:before="0" w:after="0" w:line="240" w:lineRule="auto"/>
+              <w:jc w:val="center"/>
+              <w:rPr>
+                <w:rFonts w:eastAsia="Times New Roman"/>
+                <w:color w:val="000000"/>
+                <w:lang w:val="en-US"/>
+              </w:rPr>
+            </w:pPr>
+            <w:r>
+              <w:rPr>
+                <w:rFonts w:eastAsia="Times New Roman"/>
+                <w:color w:val="000000"/>
+                <w:lang w:val="en-US"/>
+              </w:rPr>
+              <w:t>3-May</w:t>
+            </w:r>
+          </w:p>
+        </w:tc>
+        <w:tc>
+          <w:tcPr>
+            <w:tcW w:w="1260" w:type="dxa"/>
+            <w:tcBorders>
+              <w:top w:val="nil"/>
+              <w:left w:val="nil"/>
+              <w:bottom w:val="single" w:sz="4" w:space="0" w:color="000000"/>
+              <w:right w:val="single" w:sz="4" w:space="0" w:color="000000"/>
+            </w:tcBorders>
+            <w:vAlign w:val="center"/>
+            <w:hideMark/>
+          </w:tcPr>
+          <w:p>
+            <w:pPr>
+              <w:spacing w:before="0" w:after="0" w:line="240" w:lineRule="auto"/>
+              <w:jc w:val="center"/>
+              <w:rPr>
+                <w:rFonts w:eastAsia="Times New Roman"/>
+                <w:color w:val="000000"/>
+                <w:lang w:val="en-US"/>
+              </w:rPr>
+            </w:pPr>
+            <w:r>
+              <w:rPr>
+                <w:rFonts w:eastAsia="Times New Roman"/>
+                <w:color w:val="000000"/>
+                <w:lang w:val="en-US"/>
+              </w:rPr>
+              <w:t>6-May</w:t>
+            </w:r>
+          </w:p>
+        </w:tc>
+        <w:tc>
+          <w:tcPr>
+            <w:tcW w:w="630" w:type="dxa"/>
+            <w:tcBorders>
+              <w:top w:val="nil"/>
+              <w:left w:val="nil"/>
+              <w:bottom w:val="single" w:sz="4" w:space="0" w:color="000000"/>
+              <w:right w:val="single" w:sz="4" w:space="0" w:color="000000"/>
+            </w:tcBorders>
+            <w:vAlign w:val="center"/>
+            <w:hideMark/>
+          </w:tcPr>
+          <w:p>
+            <w:pPr>
+              <w:spacing w:before="0" w:after="0" w:line="240" w:lineRule="auto"/>
+              <w:jc w:val="center"/>
+              <w:rPr>
+                <w:rFonts w:eastAsia="Times New Roman"/>
+                <w:color w:val="000000"/>
+                <w:lang w:val="en-US"/>
+              </w:rPr>
+            </w:pPr>
+            <w:r>
+              <w:rPr>
+                <w:rFonts w:eastAsia="Times New Roman"/>
+                <w:color w:val="000000"/>
+                <w:lang w:val="en-US"/>
+              </w:rPr>
+              <w:t>4</w:t>
+            </w:r>
+          </w:p>
+        </w:tc>
+      </w:tr>
+      <w:tr>
+        <w:trPr>
+          <w:trHeight w:val="310"/>
+        </w:trPr>
+        <w:tc>
+          <w:tcPr>
+            <w:tcW w:w="751" w:type="dxa"/>
+            <w:tcBorders>
+              <w:top w:val="nil"/>
+              <w:left w:val="single" w:sz="4" w:space="0" w:color="000000"/>
+              <w:bottom w:val="single" w:sz="4" w:space="0" w:color="000000"/>
+              <w:right w:val="single" w:sz="4" w:space="0" w:color="000000"/>
+            </w:tcBorders>
+            <w:vAlign w:val="center"/>
+            <w:hideMark/>
+          </w:tcPr>
+          <w:p>
+            <w:pPr>
+              <w:spacing w:before="0" w:after="0" w:line="240" w:lineRule="auto"/>
+              <w:jc w:val="center"/>
+              <w:rPr>
+                <w:rFonts w:eastAsia="Times New Roman"/>
+                <w:color w:val="000000"/>
+                <w:lang w:val="en-US"/>
+              </w:rPr>
+            </w:pPr>
+            <w:r>
+              <w:rPr>
+                <w:rFonts w:eastAsia="Times New Roman"/>
+                <w:color w:val="000000"/>
+                <w:lang w:val="en-US"/>
+              </w:rPr>
+              <w:t>2.3</w:t>
+            </w:r>
+          </w:p>
+        </w:tc>
+        <w:tc>
+          <w:tcPr>
+            <w:tcW w:w="5364" w:type="dxa"/>
+            <w:tcBorders>
+              <w:top w:val="nil"/>
+              <w:left w:val="nil"/>
+              <w:bottom w:val="single" w:sz="4" w:space="0" w:color="000000"/>
+              <w:right w:val="single" w:sz="4" w:space="0" w:color="000000"/>
+            </w:tcBorders>
+            <w:vAlign w:val="center"/>
+            <w:hideMark/>
+          </w:tcPr>
+          <w:p>
+            <w:pPr>
+              <w:spacing w:before="0" w:after="0" w:line="240" w:lineRule="auto"/>
+              <w:ind w:firstLineChars="100" w:firstLine="240"/>
+              <w:jc w:val="left"/>
+              <w:rPr>
+                <w:rFonts w:eastAsia="Times New Roman"/>
+                <w:color w:val="000000"/>
+                <w:lang w:val="en-US"/>
+              </w:rPr>
+            </w:pPr>
+            <w:r>
+              <w:rPr>
+                <w:rFonts w:eastAsia="Times New Roman"/>
+                <w:color w:val="000000"/>
+                <w:lang w:val="en-US"/>
+              </w:rPr>
+              <w:t>Backlog</w:t>
+            </w:r>
+          </w:p>
+        </w:tc>
+        <w:tc>
+          <w:tcPr>
+            <w:tcW w:w="1350" w:type="dxa"/>
+            <w:tcBorders>
+              <w:top w:val="nil"/>
+              <w:left w:val="nil"/>
+              <w:bottom w:val="single" w:sz="4" w:space="0" w:color="000000"/>
+              <w:right w:val="single" w:sz="4" w:space="0" w:color="000000"/>
+            </w:tcBorders>
+            <w:vAlign w:val="center"/>
+            <w:hideMark/>
+          </w:tcPr>
+          <w:p>
+            <w:pPr>
+              <w:spacing w:before="0" w:after="0" w:line="240" w:lineRule="auto"/>
+              <w:jc w:val="center"/>
+              <w:rPr>
+                <w:rFonts w:eastAsia="Times New Roman"/>
+                <w:color w:val="000000"/>
+                <w:lang w:val="en-US"/>
+              </w:rPr>
+            </w:pPr>
+            <w:r>
+              <w:rPr>
+                <w:rFonts w:eastAsia="Times New Roman"/>
+                <w:color w:val="000000"/>
+                <w:lang w:val="en-US"/>
+              </w:rPr>
+              <w:t>7-May</w:t>
+            </w:r>
+          </w:p>
+        </w:tc>
+        <w:tc>
+          <w:tcPr>
+            <w:tcW w:w="1260" w:type="dxa"/>
+            <w:tcBorders>
+              <w:top w:val="nil"/>
+              <w:left w:val="nil"/>
+              <w:bottom w:val="single" w:sz="4" w:space="0" w:color="000000"/>
+              <w:right w:val="single" w:sz="4" w:space="0" w:color="000000"/>
+            </w:tcBorders>
+            <w:vAlign w:val="center"/>
+            <w:hideMark/>
+          </w:tcPr>
+          <w:p>
+            <w:pPr>
+              <w:spacing w:before="0" w:after="0" w:line="240" w:lineRule="auto"/>
+              <w:jc w:val="center"/>
+              <w:rPr>
+                <w:rFonts w:eastAsia="Times New Roman"/>
+                <w:color w:val="000000"/>
+                <w:lang w:val="en-US"/>
+              </w:rPr>
+            </w:pPr>
+            <w:r>
+              <w:rPr>
+                <w:rFonts w:eastAsia="Times New Roman"/>
+                <w:color w:val="000000"/>
+                <w:lang w:val="en-US"/>
+              </w:rPr>
+              <w:t>7-May</w:t>
+            </w:r>
+          </w:p>
+        </w:tc>
+        <w:tc>
+          <w:tcPr>
+            <w:tcW w:w="630" w:type="dxa"/>
+            <w:tcBorders>
+              <w:top w:val="nil"/>
+              <w:left w:val="nil"/>
+              <w:bottom w:val="single" w:sz="4" w:space="0" w:color="000000"/>
+              <w:right w:val="single" w:sz="4" w:space="0" w:color="000000"/>
+            </w:tcBorders>
+            <w:vAlign w:val="center"/>
+            <w:hideMark/>
+          </w:tcPr>
+          <w:p>
+            <w:pPr>
+              <w:spacing w:before="0" w:after="0" w:line="240" w:lineRule="auto"/>
+              <w:jc w:val="center"/>
+              <w:rPr>
+                <w:rFonts w:eastAsia="Times New Roman"/>
+                <w:color w:val="000000"/>
+                <w:lang w:val="en-US"/>
+              </w:rPr>
+            </w:pPr>
+            <w:r>
+              <w:rPr>
+                <w:rFonts w:eastAsia="Times New Roman"/>
+                <w:color w:val="000000"/>
+                <w:lang w:val="en-US"/>
+              </w:rPr>
+              <w:t>1</w:t>
+            </w:r>
+          </w:p>
+        </w:tc>
+      </w:tr>
+      <w:tr>
+        <w:trPr>
+          <w:trHeight w:val="286"/>
+        </w:trPr>
+        <w:tc>
+          <w:tcPr>
+            <w:tcW w:w="751" w:type="dxa"/>
+            <w:tcBorders>
+              <w:top w:val="nil"/>
+              <w:left w:val="single" w:sz="4" w:space="0" w:color="000000"/>
+              <w:bottom w:val="single" w:sz="4" w:space="0" w:color="000000"/>
+              <w:right w:val="single" w:sz="4" w:space="0" w:color="000000"/>
+            </w:tcBorders>
+            <w:vAlign w:val="center"/>
+            <w:hideMark/>
+          </w:tcPr>
+          <w:p>
+            <w:pPr>
+              <w:spacing w:before="0" w:after="0" w:line="240" w:lineRule="auto"/>
+              <w:jc w:val="center"/>
+              <w:rPr>
+                <w:rFonts w:eastAsia="Times New Roman"/>
+                <w:color w:val="000000"/>
+                <w:lang w:val="en-US"/>
+              </w:rPr>
+            </w:pPr>
+            <w:r>
+              <w:rPr>
+                <w:rFonts w:eastAsia="Times New Roman"/>
+                <w:color w:val="000000"/>
+                <w:lang w:val="en-US"/>
+              </w:rPr>
+              <w:t>2.4</w:t>
+            </w:r>
+          </w:p>
+        </w:tc>
+        <w:tc>
+          <w:tcPr>
+            <w:tcW w:w="5364" w:type="dxa"/>
+            <w:tcBorders>
+              <w:top w:val="nil"/>
+              <w:left w:val="nil"/>
+              <w:bottom w:val="single" w:sz="4" w:space="0" w:color="000000"/>
+              <w:right w:val="single" w:sz="4" w:space="0" w:color="000000"/>
+            </w:tcBorders>
+            <w:vAlign w:val="center"/>
+            <w:hideMark/>
+          </w:tcPr>
+          <w:p>
+            <w:pPr>
+              <w:spacing w:before="0" w:after="0" w:line="240" w:lineRule="auto"/>
+              <w:ind w:firstLineChars="100" w:firstLine="240"/>
+              <w:jc w:val="left"/>
+              <w:rPr>
+                <w:rFonts w:eastAsia="Times New Roman"/>
+                <w:color w:val="000000"/>
+                <w:lang w:val="en-US"/>
+              </w:rPr>
+            </w:pPr>
+            <w:r>
+              <w:rPr>
+                <w:rFonts w:eastAsia="Times New Roman"/>
+                <w:color w:val="000000"/>
+                <w:lang w:val="en-US"/>
+              </w:rPr>
+              <w:t>Preparation of Documentation and Presentation</w:t>
+            </w:r>
+          </w:p>
+        </w:tc>
+        <w:tc>
+          <w:tcPr>
+            <w:tcW w:w="1350" w:type="dxa"/>
+            <w:tcBorders>
+              <w:top w:val="nil"/>
+              <w:left w:val="nil"/>
+              <w:bottom w:val="single" w:sz="4" w:space="0" w:color="000000"/>
+              <w:right w:val="single" w:sz="4" w:space="0" w:color="000000"/>
+            </w:tcBorders>
+            <w:vAlign w:val="center"/>
+            <w:hideMark/>
+          </w:tcPr>
+          <w:p>
+            <w:pPr>
+              <w:spacing w:before="0" w:after="0" w:line="240" w:lineRule="auto"/>
+              <w:jc w:val="center"/>
+              <w:rPr>
+                <w:rFonts w:eastAsia="Times New Roman"/>
+                <w:color w:val="000000"/>
+                <w:lang w:val="en-US"/>
+              </w:rPr>
+            </w:pPr>
+            <w:r>
+              <w:rPr>
+                <w:rFonts w:eastAsia="Times New Roman"/>
+                <w:color w:val="000000"/>
+                <w:lang w:val="en-US"/>
+              </w:rPr>
+              <w:t>8-May</w:t>
+            </w:r>
+          </w:p>
+        </w:tc>
+        <w:tc>
+          <w:tcPr>
+            <w:tcW w:w="1260" w:type="dxa"/>
+            <w:tcBorders>
+              <w:top w:val="nil"/>
+              <w:left w:val="nil"/>
+              <w:bottom w:val="single" w:sz="4" w:space="0" w:color="000000"/>
+              <w:right w:val="single" w:sz="4" w:space="0" w:color="000000"/>
+            </w:tcBorders>
+            <w:vAlign w:val="center"/>
+            <w:hideMark/>
+          </w:tcPr>
+          <w:p>
+            <w:pPr>
+              <w:spacing w:before="0" w:after="0" w:line="240" w:lineRule="auto"/>
+              <w:jc w:val="center"/>
+              <w:rPr>
+                <w:rFonts w:eastAsia="Times New Roman"/>
+                <w:color w:val="000000"/>
+                <w:lang w:val="en-US"/>
+              </w:rPr>
+            </w:pPr>
+            <w:r>
+              <w:rPr>
+                <w:rFonts w:eastAsia="Times New Roman"/>
+                <w:color w:val="000000"/>
+                <w:lang w:val="en-US"/>
+              </w:rPr>
+              <w:t>9-May</w:t>
+            </w:r>
+          </w:p>
+        </w:tc>
+        <w:tc>
+          <w:tcPr>
+            <w:tcW w:w="630" w:type="dxa"/>
+            <w:tcBorders>
+              <w:top w:val="nil"/>
+              <w:left w:val="nil"/>
+              <w:bottom w:val="single" w:sz="4" w:space="0" w:color="000000"/>
+              <w:right w:val="single" w:sz="4" w:space="0" w:color="000000"/>
+            </w:tcBorders>
+            <w:vAlign w:val="center"/>
+            <w:hideMark/>
+          </w:tcPr>
+          <w:p>
+            <w:pPr>
+              <w:spacing w:before="0" w:after="0" w:line="240" w:lineRule="auto"/>
+              <w:jc w:val="center"/>
+              <w:rPr>
+                <w:rFonts w:eastAsia="Times New Roman"/>
+                <w:color w:val="000000"/>
+                <w:lang w:val="en-US"/>
+              </w:rPr>
+            </w:pPr>
+            <w:r>
+              <w:rPr>
+                <w:rFonts w:eastAsia="Times New Roman"/>
+                <w:color w:val="000000"/>
+                <w:lang w:val="en-US"/>
+              </w:rPr>
+              <w:t>2</w:t>
+            </w:r>
+          </w:p>
+        </w:tc>
+      </w:tr>
+      <w:tr>
+        <w:trPr>
+          <w:trHeight w:val="310"/>
+        </w:trPr>
+        <w:tc>
+          <w:tcPr>
+            <w:tcW w:w="751" w:type="dxa"/>
+            <w:tcBorders>
+              <w:top w:val="nil"/>
+              <w:left w:val="single" w:sz="4" w:space="0" w:color="000000"/>
+              <w:bottom w:val="single" w:sz="4" w:space="0" w:color="000000"/>
+              <w:right w:val="single" w:sz="4" w:space="0" w:color="000000"/>
+            </w:tcBorders>
+            <w:vAlign w:val="center"/>
+            <w:hideMark/>
+          </w:tcPr>
+          <w:p>
+            <w:pPr>
+              <w:spacing w:before="0" w:after="0" w:line="240" w:lineRule="auto"/>
+              <w:jc w:val="center"/>
+              <w:rPr>
+                <w:rFonts w:eastAsia="Times New Roman"/>
+                <w:b/>
+                <w:bCs/>
+                <w:color w:val="000000"/>
+                <w:lang w:val="en-US"/>
+              </w:rPr>
+            </w:pPr>
+            <w:r>
+              <w:rPr>
+                <w:rFonts w:eastAsia="Times New Roman"/>
+                <w:b/>
+                <w:bCs/>
+                <w:color w:val="000000"/>
+                <w:lang w:val="en-US"/>
+              </w:rPr>
+              <w:t>3</w:t>
+            </w:r>
+          </w:p>
+        </w:tc>
+        <w:tc>
+          <w:tcPr>
+            <w:tcW w:w="5364" w:type="dxa"/>
+            <w:tcBorders>
+              <w:top w:val="nil"/>
+              <w:left w:val="nil"/>
+              <w:bottom w:val="single" w:sz="4" w:space="0" w:color="000000"/>
+              <w:right w:val="single" w:sz="4" w:space="0" w:color="000000"/>
+            </w:tcBorders>
+            <w:vAlign w:val="center"/>
+            <w:hideMark/>
+          </w:tcPr>
+          <w:p>
+            <w:pPr>
+              <w:spacing w:before="0" w:after="0" w:line="240" w:lineRule="auto"/>
+              <w:ind w:firstLineChars="100" w:firstLine="241"/>
+              <w:jc w:val="left"/>
+              <w:rPr>
+                <w:rFonts w:eastAsia="Times New Roman"/>
+                <w:b/>
+                <w:bCs/>
+                <w:color w:val="000000"/>
+                <w:lang w:val="en-US"/>
+              </w:rPr>
+            </w:pPr>
+            <w:r>
+              <w:rPr>
+                <w:rFonts w:eastAsia="Times New Roman"/>
+                <w:b/>
+                <w:bCs/>
+                <w:color w:val="000000"/>
+                <w:lang w:val="en-US"/>
+              </w:rPr>
+              <w:t>Mid-Term Defense</w:t>
+            </w:r>
+          </w:p>
+        </w:tc>
+        <w:tc>
+          <w:tcPr>
+            <w:tcW w:w="1350" w:type="dxa"/>
+            <w:tcBorders>
+              <w:top w:val="nil"/>
+              <w:left w:val="nil"/>
+              <w:bottom w:val="single" w:sz="4" w:space="0" w:color="000000"/>
+              <w:right w:val="single" w:sz="4" w:space="0" w:color="000000"/>
+            </w:tcBorders>
+            <w:vAlign w:val="center"/>
+            <w:hideMark/>
+          </w:tcPr>
+          <w:p>
+            <w:pPr>
+              <w:spacing w:before="0" w:after="0" w:line="240" w:lineRule="auto"/>
+              <w:jc w:val="center"/>
+              <w:rPr>
+                <w:rFonts w:eastAsia="Times New Roman"/>
+                <w:color w:val="000000"/>
+                <w:lang w:val="en-US"/>
+              </w:rPr>
+            </w:pPr>
+            <w:r>
+              <w:rPr>
+                <w:rFonts w:eastAsia="Times New Roman"/>
+                <w:color w:val="000000"/>
+                <w:lang w:val="en-US"/>
+              </w:rPr>
+              <w:t> </w:t>
+            </w:r>
+          </w:p>
+        </w:tc>
+        <w:tc>
+          <w:tcPr>
+            <w:tcW w:w="1260" w:type="dxa"/>
+            <w:tcBorders>
+              <w:top w:val="nil"/>
+              <w:left w:val="nil"/>
+              <w:bottom w:val="single" w:sz="4" w:space="0" w:color="000000"/>
+              <w:right w:val="single" w:sz="4" w:space="0" w:color="000000"/>
+            </w:tcBorders>
+            <w:vAlign w:val="center"/>
+            <w:hideMark/>
+          </w:tcPr>
+          <w:p>
+            <w:pPr>
+              <w:spacing w:before="0" w:after="0" w:line="240" w:lineRule="auto"/>
+              <w:jc w:val="center"/>
+              <w:rPr>
+                <w:rFonts w:eastAsia="Times New Roman"/>
+                <w:color w:val="000000"/>
+                <w:lang w:val="en-US"/>
+              </w:rPr>
+            </w:pPr>
+            <w:r>
+              <w:rPr>
+                <w:rFonts w:eastAsia="Times New Roman"/>
+                <w:color w:val="000000"/>
+                <w:lang w:val="en-US"/>
+              </w:rPr>
+              <w:t> </w:t>
+            </w:r>
+          </w:p>
+        </w:tc>
+        <w:tc>
+          <w:tcPr>
+            <w:tcW w:w="630" w:type="dxa"/>
+            <w:tcBorders>
+              <w:top w:val="nil"/>
+              <w:left w:val="nil"/>
+              <w:bottom w:val="single" w:sz="4" w:space="0" w:color="000000"/>
+              <w:right w:val="single" w:sz="4" w:space="0" w:color="000000"/>
+            </w:tcBorders>
+            <w:vAlign w:val="center"/>
+            <w:hideMark/>
+          </w:tcPr>
+          <w:p>
+            <w:pPr>
+              <w:spacing w:before="0" w:after="0" w:line="240" w:lineRule="auto"/>
+              <w:jc w:val="center"/>
+              <w:rPr>
+                <w:rFonts w:eastAsia="Times New Roman"/>
+                <w:color w:val="000000"/>
+                <w:lang w:val="en-US"/>
+              </w:rPr>
+            </w:pPr>
+            <w:r>
+              <w:rPr>
+                <w:rFonts w:eastAsia="Times New Roman"/>
+                <w:color w:val="000000"/>
+                <w:lang w:val="en-US"/>
+              </w:rPr>
+              <w:t> </w:t>
+            </w:r>
+          </w:p>
+        </w:tc>
+      </w:tr>
+      <w:tr>
+        <w:trPr>
+          <w:trHeight w:val="310"/>
+        </w:trPr>
+        <w:tc>
+          <w:tcPr>
+            <w:tcW w:w="751" w:type="dxa"/>
+            <w:tcBorders>
+              <w:top w:val="nil"/>
+              <w:left w:val="single" w:sz="4" w:space="0" w:color="000000"/>
+              <w:bottom w:val="single" w:sz="4" w:space="0" w:color="000000"/>
+              <w:right w:val="single" w:sz="4" w:space="0" w:color="000000"/>
+            </w:tcBorders>
+            <w:vAlign w:val="center"/>
+            <w:hideMark/>
+          </w:tcPr>
+          <w:p>
+            <w:pPr>
+              <w:spacing w:before="0" w:after="0" w:line="240" w:lineRule="auto"/>
+              <w:jc w:val="center"/>
+              <w:rPr>
+                <w:rFonts w:eastAsia="Times New Roman"/>
+                <w:color w:val="000000"/>
+                <w:lang w:val="en-US"/>
+              </w:rPr>
+            </w:pPr>
+            <w:r>
+              <w:rPr>
+                <w:rFonts w:eastAsia="Times New Roman"/>
+                <w:color w:val="000000"/>
+                <w:lang w:val="en-US"/>
+              </w:rPr>
+              <w:t>3.1</w:t>
+            </w:r>
+          </w:p>
+        </w:tc>
+        <w:tc>
+          <w:tcPr>
+            <w:tcW w:w="5364" w:type="dxa"/>
+            <w:tcBorders>
+              <w:top w:val="nil"/>
+              <w:left w:val="nil"/>
+              <w:bottom w:val="single" w:sz="4" w:space="0" w:color="000000"/>
+              <w:right w:val="single" w:sz="4" w:space="0" w:color="000000"/>
+            </w:tcBorders>
+            <w:vAlign w:val="center"/>
+            <w:hideMark/>
+          </w:tcPr>
+          <w:p>
+            <w:pPr>
+              <w:spacing w:before="0" w:after="0" w:line="240" w:lineRule="auto"/>
+              <w:ind w:firstLineChars="100" w:firstLine="240"/>
+              <w:jc w:val="left"/>
+              <w:rPr>
+                <w:rFonts w:eastAsia="Times New Roman"/>
+                <w:color w:val="000000"/>
+                <w:lang w:val="en-US"/>
+              </w:rPr>
+            </w:pPr>
+            <w:r>
+              <w:rPr>
+                <w:rFonts w:eastAsia="Times New Roman"/>
+                <w:color w:val="000000"/>
+                <w:lang w:val="en-US"/>
+              </w:rPr>
+              <w:t>Correction of Diagrams and Project Work Division</w:t>
+            </w:r>
+          </w:p>
+        </w:tc>
+        <w:tc>
+          <w:tcPr>
+            <w:tcW w:w="1350" w:type="dxa"/>
+            <w:tcBorders>
+              <w:top w:val="nil"/>
+              <w:left w:val="nil"/>
+              <w:bottom w:val="single" w:sz="4" w:space="0" w:color="000000"/>
+              <w:right w:val="single" w:sz="4" w:space="0" w:color="000000"/>
+            </w:tcBorders>
+            <w:vAlign w:val="center"/>
+            <w:hideMark/>
+          </w:tcPr>
+          <w:p>
+            <w:pPr>
+              <w:spacing w:before="0" w:after="0" w:line="240" w:lineRule="auto"/>
+              <w:jc w:val="center"/>
+              <w:rPr>
+                <w:rFonts w:eastAsia="Times New Roman"/>
+                <w:color w:val="000000"/>
+                <w:lang w:val="en-US"/>
+              </w:rPr>
+            </w:pPr>
+            <w:r>
+              <w:rPr>
+                <w:rFonts w:eastAsia="Times New Roman"/>
+                <w:color w:val="000000"/>
+                <w:lang w:val="en-US"/>
+              </w:rPr>
+              <w:t>14-May</w:t>
+            </w:r>
+          </w:p>
+        </w:tc>
+        <w:tc>
+          <w:tcPr>
+            <w:tcW w:w="1260" w:type="dxa"/>
+            <w:tcBorders>
+              <w:top w:val="nil"/>
+              <w:left w:val="nil"/>
+              <w:bottom w:val="single" w:sz="4" w:space="0" w:color="000000"/>
+              <w:right w:val="single" w:sz="4" w:space="0" w:color="000000"/>
+            </w:tcBorders>
+            <w:vAlign w:val="center"/>
+            <w:hideMark/>
+          </w:tcPr>
+          <w:p>
+            <w:pPr>
+              <w:spacing w:before="0" w:after="0" w:line="240" w:lineRule="auto"/>
+              <w:jc w:val="center"/>
+              <w:rPr>
+                <w:rFonts w:eastAsia="Times New Roman"/>
+                <w:color w:val="000000"/>
+                <w:lang w:val="en-US"/>
+              </w:rPr>
+            </w:pPr>
+            <w:r>
+              <w:rPr>
+                <w:rFonts w:eastAsia="Times New Roman"/>
+                <w:color w:val="000000"/>
+                <w:lang w:val="en-US"/>
+              </w:rPr>
+              <w:t>15-May</w:t>
+            </w:r>
+          </w:p>
+        </w:tc>
+        <w:tc>
+          <w:tcPr>
+            <w:tcW w:w="630" w:type="dxa"/>
+            <w:tcBorders>
+              <w:top w:val="nil"/>
+              <w:left w:val="nil"/>
+              <w:bottom w:val="single" w:sz="4" w:space="0" w:color="000000"/>
+              <w:right w:val="single" w:sz="4" w:space="0" w:color="000000"/>
+            </w:tcBorders>
+            <w:vAlign w:val="center"/>
+            <w:hideMark/>
+          </w:tcPr>
+          <w:p>
+            <w:pPr>
+              <w:spacing w:before="0" w:after="0" w:line="240" w:lineRule="auto"/>
+              <w:jc w:val="center"/>
+              <w:rPr>
+                <w:rFonts w:eastAsia="Times New Roman"/>
+                <w:color w:val="000000"/>
+                <w:lang w:val="en-US"/>
+              </w:rPr>
+            </w:pPr>
+            <w:r>
+              <w:rPr>
+                <w:rFonts w:eastAsia="Times New Roman"/>
+                <w:color w:val="000000"/>
+                <w:lang w:val="en-US"/>
+              </w:rPr>
+              <w:t>2</w:t>
+            </w:r>
+          </w:p>
+        </w:tc>
+      </w:tr>
+      <w:tr>
+        <w:trPr>
+          <w:trHeight w:val="310"/>
+        </w:trPr>
+        <w:tc>
+          <w:tcPr>
+            <w:tcW w:w="751" w:type="dxa"/>
+            <w:tcBorders>
+              <w:top w:val="nil"/>
+              <w:left w:val="single" w:sz="4" w:space="0" w:color="000000"/>
+              <w:bottom w:val="single" w:sz="4" w:space="0" w:color="000000"/>
+              <w:right w:val="single" w:sz="4" w:space="0" w:color="000000"/>
+            </w:tcBorders>
+            <w:vAlign w:val="center"/>
+            <w:hideMark/>
+          </w:tcPr>
+          <w:p>
+            <w:pPr>
+              <w:spacing w:before="0" w:after="0" w:line="240" w:lineRule="auto"/>
+              <w:jc w:val="center"/>
+              <w:rPr>
+                <w:rFonts w:eastAsia="Times New Roman"/>
+                <w:color w:val="000000"/>
+                <w:lang w:val="en-US"/>
+              </w:rPr>
+            </w:pPr>
+            <w:r>
+              <w:rPr>
+                <w:rFonts w:eastAsia="Times New Roman"/>
+                <w:color w:val="000000"/>
+                <w:lang w:val="en-US"/>
+              </w:rPr>
+              <w:t>3.2</w:t>
+            </w:r>
+          </w:p>
+        </w:tc>
+        <w:tc>
+          <w:tcPr>
+            <w:tcW w:w="5364" w:type="dxa"/>
+            <w:tcBorders>
+              <w:top w:val="nil"/>
+              <w:left w:val="nil"/>
+              <w:bottom w:val="single" w:sz="4" w:space="0" w:color="000000"/>
+              <w:right w:val="single" w:sz="4" w:space="0" w:color="000000"/>
+            </w:tcBorders>
+            <w:vAlign w:val="center"/>
+            <w:hideMark/>
+          </w:tcPr>
+          <w:p>
+            <w:pPr>
+              <w:spacing w:before="0" w:after="0" w:line="240" w:lineRule="auto"/>
+              <w:ind w:firstLineChars="100" w:firstLine="240"/>
+              <w:jc w:val="left"/>
+              <w:rPr>
+                <w:rFonts w:eastAsia="Times New Roman"/>
+                <w:color w:val="000000"/>
+                <w:lang w:val="en-US"/>
+              </w:rPr>
+            </w:pPr>
+            <w:r>
+              <w:rPr>
+                <w:rFonts w:eastAsia="Times New Roman"/>
+                <w:color w:val="000000"/>
+                <w:lang w:val="en-US"/>
+              </w:rPr>
+              <w:t>Gantt chart</w:t>
+            </w:r>
+          </w:p>
+        </w:tc>
+        <w:tc>
+          <w:tcPr>
+            <w:tcW w:w="1350" w:type="dxa"/>
+            <w:tcBorders>
+              <w:top w:val="nil"/>
+              <w:left w:val="nil"/>
+              <w:bottom w:val="single" w:sz="4" w:space="0" w:color="000000"/>
+              <w:right w:val="single" w:sz="4" w:space="0" w:color="000000"/>
+            </w:tcBorders>
+            <w:vAlign w:val="center"/>
+            <w:hideMark/>
+          </w:tcPr>
+          <w:p>
+            <w:pPr>
+              <w:spacing w:before="0" w:after="0" w:line="240" w:lineRule="auto"/>
+              <w:jc w:val="center"/>
+              <w:rPr>
+                <w:rFonts w:eastAsia="Times New Roman"/>
+                <w:color w:val="000000"/>
+                <w:lang w:val="en-US"/>
+              </w:rPr>
+            </w:pPr>
+            <w:r>
+              <w:rPr>
+                <w:rFonts w:eastAsia="Times New Roman"/>
+                <w:color w:val="000000"/>
+                <w:lang w:val="en-US"/>
+              </w:rPr>
+              <w:t>18-May</w:t>
+            </w:r>
+          </w:p>
+        </w:tc>
+        <w:tc>
+          <w:tcPr>
+            <w:tcW w:w="1260" w:type="dxa"/>
+            <w:tcBorders>
+              <w:top w:val="nil"/>
+              <w:left w:val="nil"/>
+              <w:bottom w:val="single" w:sz="4" w:space="0" w:color="000000"/>
+              <w:right w:val="single" w:sz="4" w:space="0" w:color="000000"/>
+            </w:tcBorders>
+            <w:vAlign w:val="center"/>
+            <w:hideMark/>
+          </w:tcPr>
+          <w:p>
+            <w:pPr>
+              <w:spacing w:before="0" w:after="0" w:line="240" w:lineRule="auto"/>
+              <w:jc w:val="center"/>
+              <w:rPr>
+                <w:rFonts w:eastAsia="Times New Roman"/>
+                <w:color w:val="000000"/>
+                <w:lang w:val="en-US"/>
+              </w:rPr>
+            </w:pPr>
+            <w:r>
+              <w:rPr>
+                <w:rFonts w:eastAsia="Times New Roman"/>
+                <w:color w:val="000000"/>
+                <w:lang w:val="en-US"/>
+              </w:rPr>
+              <w:t>18-May</w:t>
+            </w:r>
+          </w:p>
+        </w:tc>
+        <w:tc>
+          <w:tcPr>
+            <w:tcW w:w="630" w:type="dxa"/>
+            <w:tcBorders>
+              <w:top w:val="nil"/>
+              <w:left w:val="nil"/>
+              <w:bottom w:val="single" w:sz="4" w:space="0" w:color="000000"/>
+              <w:right w:val="single" w:sz="4" w:space="0" w:color="000000"/>
+            </w:tcBorders>
+            <w:vAlign w:val="center"/>
+            <w:hideMark/>
+          </w:tcPr>
+          <w:p>
+            <w:pPr>
+              <w:spacing w:before="0" w:after="0" w:line="240" w:lineRule="auto"/>
+              <w:jc w:val="center"/>
+              <w:rPr>
+                <w:rFonts w:eastAsia="Times New Roman"/>
+                <w:color w:val="000000"/>
+                <w:lang w:val="en-US"/>
+              </w:rPr>
+            </w:pPr>
+            <w:r>
+              <w:rPr>
+                <w:rFonts w:eastAsia="Times New Roman"/>
+                <w:color w:val="000000"/>
+                <w:lang w:val="en-US"/>
+              </w:rPr>
+              <w:t>1</w:t>
+            </w:r>
+          </w:p>
+        </w:tc>
+      </w:tr>
+      <w:tr>
+        <w:trPr>
+          <w:trHeight w:val="346"/>
+        </w:trPr>
+        <w:tc>
+          <w:tcPr>
+            <w:tcW w:w="751" w:type="dxa"/>
+            <w:tcBorders>
+              <w:top w:val="nil"/>
+              <w:left w:val="single" w:sz="4" w:space="0" w:color="000000"/>
+              <w:bottom w:val="single" w:sz="4" w:space="0" w:color="000000"/>
+              <w:right w:val="single" w:sz="4" w:space="0" w:color="000000"/>
+            </w:tcBorders>
+            <w:vAlign w:val="center"/>
+            <w:hideMark/>
+          </w:tcPr>
+          <w:p>
+            <w:pPr>
+              <w:spacing w:before="0" w:after="0" w:line="240" w:lineRule="auto"/>
+              <w:jc w:val="center"/>
+              <w:rPr>
+                <w:rFonts w:eastAsia="Times New Roman"/>
+                <w:color w:val="FF0000"/>
+                <w:lang w:val="en-US"/>
+              </w:rPr>
+            </w:pPr>
+            <w:r>
+              <w:rPr>
+                <w:rFonts w:eastAsia="Times New Roman"/>
+                <w:color w:val="FF0000"/>
+                <w:lang w:val="en-US"/>
+              </w:rPr>
+              <w:t>3.3</w:t>
+            </w:r>
+          </w:p>
+        </w:tc>
+        <w:tc>
+          <w:tcPr>
+            <w:tcW w:w="5364" w:type="dxa"/>
+            <w:tcBorders>
+              <w:top w:val="nil"/>
+              <w:left w:val="nil"/>
+              <w:bottom w:val="single" w:sz="4" w:space="0" w:color="000000"/>
+              <w:right w:val="single" w:sz="4" w:space="0" w:color="000000"/>
+            </w:tcBorders>
+            <w:vAlign w:val="center"/>
+            <w:hideMark/>
+          </w:tcPr>
+          <w:p>
+            <w:pPr>
+              <w:spacing w:before="0" w:after="0" w:line="240" w:lineRule="auto"/>
+              <w:ind w:firstLineChars="100" w:firstLine="240"/>
+              <w:jc w:val="left"/>
+              <w:rPr>
+                <w:rFonts w:eastAsia="Times New Roman"/>
+                <w:color w:val="FF0000"/>
+                <w:lang w:val="en-US"/>
+              </w:rPr>
+            </w:pPr>
+            <w:r>
+              <w:rPr>
+                <w:rFonts w:eastAsia="Times New Roman"/>
+                <w:color w:val="FF0000"/>
+                <w:lang w:val="en-US"/>
+              </w:rPr>
+              <w:t>Project Start</w:t>
+            </w:r>
+          </w:p>
+        </w:tc>
+        <w:tc>
+          <w:tcPr>
+            <w:tcW w:w="1350" w:type="dxa"/>
+            <w:tcBorders>
+              <w:top w:val="nil"/>
+              <w:left w:val="nil"/>
+              <w:bottom w:val="single" w:sz="4" w:space="0" w:color="000000"/>
+              <w:right w:val="single" w:sz="4" w:space="0" w:color="000000"/>
+            </w:tcBorders>
+            <w:vAlign w:val="center"/>
+            <w:hideMark/>
+          </w:tcPr>
+          <w:p>
+            <w:pPr>
+              <w:spacing w:before="0" w:after="0" w:line="240" w:lineRule="auto"/>
+              <w:jc w:val="center"/>
+              <w:rPr>
+                <w:rFonts w:eastAsia="Times New Roman"/>
+                <w:color w:val="000000"/>
+                <w:lang w:val="en-US"/>
+              </w:rPr>
+            </w:pPr>
+            <w:r>
+              <w:rPr>
+                <w:rFonts w:eastAsia="Times New Roman"/>
+                <w:color w:val="000000"/>
+                <w:lang w:val="en-US"/>
+              </w:rPr>
+              <w:t> </w:t>
+            </w:r>
+          </w:p>
+        </w:tc>
+        <w:tc>
+          <w:tcPr>
+            <w:tcW w:w="1260" w:type="dxa"/>
+            <w:tcBorders>
+              <w:top w:val="nil"/>
+              <w:left w:val="nil"/>
+              <w:bottom w:val="single" w:sz="4" w:space="0" w:color="000000"/>
+              <w:right w:val="single" w:sz="4" w:space="0" w:color="000000"/>
+            </w:tcBorders>
+            <w:vAlign w:val="center"/>
+            <w:hideMark/>
+          </w:tcPr>
+          <w:p>
+            <w:pPr>
+              <w:spacing w:before="0" w:after="0" w:line="240" w:lineRule="auto"/>
+              <w:jc w:val="center"/>
+              <w:rPr>
+                <w:rFonts w:eastAsia="Times New Roman"/>
+                <w:color w:val="000000"/>
+                <w:lang w:val="en-US"/>
+              </w:rPr>
+            </w:pPr>
+            <w:r>
+              <w:rPr>
+                <w:rFonts w:eastAsia="Times New Roman"/>
+                <w:color w:val="000000"/>
+                <w:lang w:val="en-US"/>
+              </w:rPr>
+              <w:t> </w:t>
+            </w:r>
+          </w:p>
+        </w:tc>
+        <w:tc>
+          <w:tcPr>
+            <w:tcW w:w="630" w:type="dxa"/>
+            <w:tcBorders>
+              <w:top w:val="nil"/>
+              <w:left w:val="nil"/>
+              <w:bottom w:val="single" w:sz="4" w:space="0" w:color="000000"/>
+              <w:right w:val="single" w:sz="4" w:space="0" w:color="000000"/>
+            </w:tcBorders>
+            <w:vAlign w:val="center"/>
+            <w:hideMark/>
+          </w:tcPr>
+          <w:p>
+            <w:pPr>
+              <w:spacing w:before="0" w:after="0" w:line="240" w:lineRule="auto"/>
+              <w:jc w:val="center"/>
+              <w:rPr>
+                <w:rFonts w:eastAsia="Times New Roman"/>
+                <w:color w:val="000000"/>
+                <w:lang w:val="en-US"/>
+              </w:rPr>
+            </w:pPr>
+            <w:r>
+              <w:rPr>
+                <w:rFonts w:eastAsia="Times New Roman"/>
+                <w:color w:val="000000"/>
+                <w:lang w:val="en-US"/>
+              </w:rPr>
+              <w:t> </w:t>
+            </w:r>
+          </w:p>
+        </w:tc>
+      </w:tr>
+      <w:tr>
+        <w:trPr>
+          <w:trHeight w:val="418"/>
+        </w:trPr>
+        <w:tc>
+          <w:tcPr>
+            <w:tcW w:w="751" w:type="dxa"/>
+            <w:tcBorders>
+              <w:top w:val="nil"/>
+              <w:left w:val="single" w:sz="4" w:space="0" w:color="000000"/>
+              <w:bottom w:val="single" w:sz="4" w:space="0" w:color="000000"/>
+              <w:right w:val="single" w:sz="4" w:space="0" w:color="000000"/>
+            </w:tcBorders>
+            <w:vAlign w:val="center"/>
+            <w:hideMark/>
+          </w:tcPr>
+          <w:p>
+            <w:pPr>
+              <w:spacing w:before="0" w:after="0" w:line="240" w:lineRule="auto"/>
+              <w:jc w:val="center"/>
+              <w:rPr>
+                <w:rFonts w:eastAsia="Times New Roman"/>
+                <w:color w:val="000000"/>
+                <w:lang w:val="en-US"/>
+              </w:rPr>
+            </w:pPr>
+            <w:r>
+              <w:rPr>
+                <w:rFonts w:eastAsia="Times New Roman"/>
+                <w:color w:val="000000"/>
+                <w:lang w:val="en-US"/>
+              </w:rPr>
+              <w:t>3.3.1</w:t>
+            </w:r>
+          </w:p>
+        </w:tc>
+        <w:tc>
+          <w:tcPr>
+            <w:tcW w:w="5364" w:type="dxa"/>
+            <w:tcBorders>
+              <w:top w:val="nil"/>
+              <w:left w:val="nil"/>
+              <w:bottom w:val="single" w:sz="4" w:space="0" w:color="000000"/>
+              <w:right w:val="single" w:sz="4" w:space="0" w:color="000000"/>
+            </w:tcBorders>
+            <w:vAlign w:val="center"/>
+            <w:hideMark/>
+          </w:tcPr>
+          <w:p>
+            <w:pPr>
+              <w:spacing w:before="0" w:after="0" w:line="240" w:lineRule="auto"/>
+              <w:ind w:firstLineChars="100" w:firstLine="240"/>
+              <w:jc w:val="left"/>
+              <w:rPr>
+                <w:rFonts w:eastAsia="Times New Roman"/>
+                <w:color w:val="000000"/>
+                <w:lang w:val="en-US"/>
+              </w:rPr>
+            </w:pPr>
+            <w:r>
+              <w:rPr>
+                <w:rFonts w:eastAsia="Times New Roman"/>
+                <w:color w:val="000000"/>
+                <w:lang w:val="en-US"/>
+              </w:rPr>
+              <w:t>Database Definition and Login/Signup Page</w:t>
+            </w:r>
+          </w:p>
+        </w:tc>
+        <w:tc>
+          <w:tcPr>
+            <w:tcW w:w="1350" w:type="dxa"/>
+            <w:tcBorders>
+              <w:top w:val="nil"/>
+              <w:left w:val="nil"/>
+              <w:bottom w:val="single" w:sz="4" w:space="0" w:color="000000"/>
+              <w:right w:val="single" w:sz="4" w:space="0" w:color="000000"/>
+            </w:tcBorders>
+            <w:vAlign w:val="center"/>
+            <w:hideMark/>
+          </w:tcPr>
+          <w:p>
+            <w:pPr>
+              <w:spacing w:before="0" w:after="0" w:line="240" w:lineRule="auto"/>
+              <w:jc w:val="center"/>
+              <w:rPr>
+                <w:rFonts w:eastAsia="Times New Roman"/>
+                <w:color w:val="000000"/>
+                <w:lang w:val="en-US"/>
+              </w:rPr>
+            </w:pPr>
+            <w:r>
+              <w:rPr>
+                <w:rFonts w:eastAsia="Times New Roman"/>
+                <w:color w:val="000000"/>
+                <w:lang w:val="en-US"/>
+              </w:rPr>
+              <w:t>20-May</w:t>
+            </w:r>
+          </w:p>
+        </w:tc>
+        <w:tc>
+          <w:tcPr>
+            <w:tcW w:w="1260" w:type="dxa"/>
+            <w:tcBorders>
+              <w:top w:val="nil"/>
+              <w:left w:val="nil"/>
+              <w:bottom w:val="single" w:sz="4" w:space="0" w:color="000000"/>
+              <w:right w:val="single" w:sz="4" w:space="0" w:color="000000"/>
+            </w:tcBorders>
+            <w:vAlign w:val="center"/>
+            <w:hideMark/>
+          </w:tcPr>
+          <w:p>
+            <w:pPr>
+              <w:spacing w:before="0" w:after="0" w:line="240" w:lineRule="auto"/>
+              <w:jc w:val="center"/>
+              <w:rPr>
+                <w:rFonts w:eastAsia="Times New Roman"/>
+                <w:color w:val="000000"/>
+                <w:lang w:val="en-US"/>
+              </w:rPr>
+            </w:pPr>
+            <w:r>
+              <w:rPr>
+                <w:rFonts w:eastAsia="Times New Roman"/>
+                <w:color w:val="000000"/>
+                <w:lang w:val="en-US"/>
+              </w:rPr>
+              <w:t>22-May</w:t>
+            </w:r>
+          </w:p>
+        </w:tc>
+        <w:tc>
+          <w:tcPr>
+            <w:tcW w:w="630" w:type="dxa"/>
+            <w:tcBorders>
+              <w:top w:val="nil"/>
+              <w:left w:val="nil"/>
+              <w:bottom w:val="single" w:sz="4" w:space="0" w:color="000000"/>
+              <w:right w:val="single" w:sz="4" w:space="0" w:color="000000"/>
+            </w:tcBorders>
+            <w:vAlign w:val="center"/>
+            <w:hideMark/>
+          </w:tcPr>
+          <w:p>
+            <w:pPr>
+              <w:spacing w:before="0" w:after="0" w:line="240" w:lineRule="auto"/>
+              <w:jc w:val="center"/>
+              <w:rPr>
+                <w:rFonts w:eastAsia="Times New Roman"/>
+                <w:color w:val="000000"/>
+                <w:lang w:val="en-US"/>
+              </w:rPr>
+            </w:pPr>
+            <w:r>
+              <w:rPr>
+                <w:rFonts w:eastAsia="Times New Roman"/>
+                <w:color w:val="000000"/>
+                <w:lang w:val="en-US"/>
+              </w:rPr>
+              <w:t>3</w:t>
+            </w:r>
+          </w:p>
+        </w:tc>
+      </w:tr>
+      <w:tr>
+        <w:trPr>
+          <w:trHeight w:val="310"/>
+        </w:trPr>
+        <w:tc>
+          <w:tcPr>
+            <w:tcW w:w="751" w:type="dxa"/>
+            <w:tcBorders>
+              <w:top w:val="nil"/>
+              <w:left w:val="single" w:sz="4" w:space="0" w:color="000000"/>
+              <w:bottom w:val="single" w:sz="4" w:space="0" w:color="000000"/>
+              <w:right w:val="single" w:sz="4" w:space="0" w:color="000000"/>
+            </w:tcBorders>
+            <w:vAlign w:val="center"/>
+            <w:hideMark/>
+          </w:tcPr>
+          <w:p>
+            <w:pPr>
+              <w:spacing w:before="0" w:after="0" w:line="240" w:lineRule="auto"/>
+              <w:jc w:val="center"/>
+              <w:rPr>
+                <w:rFonts w:eastAsia="Times New Roman"/>
+                <w:color w:val="000000"/>
+                <w:lang w:val="en-US"/>
+              </w:rPr>
+            </w:pPr>
+            <w:r>
+              <w:rPr>
+                <w:rFonts w:eastAsia="Times New Roman"/>
+                <w:color w:val="000000"/>
+                <w:lang w:val="en-US"/>
+              </w:rPr>
+              <w:t>3.3.2</w:t>
+            </w:r>
+          </w:p>
+        </w:tc>
+        <w:tc>
+          <w:tcPr>
+            <w:tcW w:w="5364" w:type="dxa"/>
+            <w:tcBorders>
+              <w:top w:val="nil"/>
+              <w:left w:val="nil"/>
+              <w:bottom w:val="single" w:sz="4" w:space="0" w:color="000000"/>
+              <w:right w:val="single" w:sz="4" w:space="0" w:color="000000"/>
+            </w:tcBorders>
+            <w:vAlign w:val="center"/>
+            <w:hideMark/>
+          </w:tcPr>
+          <w:p>
+            <w:pPr>
+              <w:spacing w:before="0" w:after="0" w:line="240" w:lineRule="auto"/>
+              <w:ind w:firstLineChars="100" w:firstLine="240"/>
+              <w:jc w:val="left"/>
+              <w:rPr>
+                <w:rFonts w:eastAsia="Times New Roman"/>
+                <w:color w:val="000000"/>
+                <w:lang w:val="en-US"/>
+              </w:rPr>
+            </w:pPr>
+            <w:r>
+              <w:rPr>
+                <w:rFonts w:eastAsia="Times New Roman"/>
+                <w:color w:val="000000"/>
+                <w:lang w:val="en-US"/>
+              </w:rPr>
+              <w:t>User Dashboard and Admin Dashboard redirection</w:t>
+            </w:r>
+          </w:p>
+        </w:tc>
+        <w:tc>
+          <w:tcPr>
+            <w:tcW w:w="1350" w:type="dxa"/>
+            <w:tcBorders>
+              <w:top w:val="nil"/>
+              <w:left w:val="nil"/>
+              <w:bottom w:val="single" w:sz="4" w:space="0" w:color="000000"/>
+              <w:right w:val="single" w:sz="4" w:space="0" w:color="000000"/>
+            </w:tcBorders>
+            <w:vAlign w:val="center"/>
+            <w:hideMark/>
+          </w:tcPr>
+          <w:p>
+            <w:pPr>
+              <w:spacing w:before="0" w:after="0" w:line="240" w:lineRule="auto"/>
+              <w:jc w:val="center"/>
+              <w:rPr>
+                <w:rFonts w:eastAsia="Times New Roman"/>
+                <w:color w:val="000000"/>
+                <w:lang w:val="en-US"/>
+              </w:rPr>
+            </w:pPr>
+            <w:r>
+              <w:rPr>
+                <w:rFonts w:eastAsia="Times New Roman"/>
+                <w:color w:val="000000"/>
+                <w:lang w:val="en-US"/>
+              </w:rPr>
+              <w:t>23-May</w:t>
+            </w:r>
+          </w:p>
+        </w:tc>
+        <w:tc>
+          <w:tcPr>
+            <w:tcW w:w="1260" w:type="dxa"/>
+            <w:tcBorders>
+              <w:top w:val="nil"/>
+              <w:left w:val="nil"/>
+              <w:bottom w:val="single" w:sz="4" w:space="0" w:color="000000"/>
+              <w:right w:val="single" w:sz="4" w:space="0" w:color="000000"/>
+            </w:tcBorders>
+            <w:vAlign w:val="center"/>
+            <w:hideMark/>
+          </w:tcPr>
+          <w:p>
+            <w:pPr>
+              <w:spacing w:before="0" w:after="0" w:line="240" w:lineRule="auto"/>
+              <w:jc w:val="center"/>
+              <w:rPr>
+                <w:rFonts w:eastAsia="Times New Roman"/>
+                <w:color w:val="000000"/>
+                <w:lang w:val="en-US"/>
+              </w:rPr>
+            </w:pPr>
+            <w:r>
+              <w:rPr>
+                <w:rFonts w:eastAsia="Times New Roman"/>
+                <w:color w:val="000000"/>
+                <w:lang w:val="en-US"/>
+              </w:rPr>
+              <w:t>24-May</w:t>
+            </w:r>
+          </w:p>
+        </w:tc>
+        <w:tc>
+          <w:tcPr>
+            <w:tcW w:w="630" w:type="dxa"/>
+            <w:tcBorders>
+              <w:top w:val="nil"/>
+              <w:left w:val="nil"/>
+              <w:bottom w:val="single" w:sz="4" w:space="0" w:color="000000"/>
+              <w:right w:val="single" w:sz="4" w:space="0" w:color="000000"/>
+            </w:tcBorders>
+            <w:vAlign w:val="center"/>
+            <w:hideMark/>
+          </w:tcPr>
+          <w:p>
+            <w:pPr>
+              <w:spacing w:before="0" w:after="0" w:line="240" w:lineRule="auto"/>
+              <w:jc w:val="center"/>
+              <w:rPr>
+                <w:rFonts w:eastAsia="Times New Roman"/>
+                <w:color w:val="000000"/>
+                <w:lang w:val="en-US"/>
+              </w:rPr>
+            </w:pPr>
+            <w:r>
+              <w:rPr>
+                <w:rFonts w:eastAsia="Times New Roman"/>
+                <w:color w:val="000000"/>
+                <w:lang w:val="en-US"/>
+              </w:rPr>
+              <w:t>2</w:t>
+            </w:r>
+          </w:p>
+        </w:tc>
+      </w:tr>
+      <w:tr>
+        <w:trPr>
+          <w:trHeight w:val="621"/>
+        </w:trPr>
+        <w:tc>
+          <w:tcPr>
+            <w:tcW w:w="751" w:type="dxa"/>
+            <w:tcBorders>
+              <w:top w:val="nil"/>
+              <w:left w:val="single" w:sz="4" w:space="0" w:color="000000"/>
+              <w:bottom w:val="single" w:sz="4" w:space="0" w:color="000000"/>
+              <w:right w:val="single" w:sz="4" w:space="0" w:color="000000"/>
+            </w:tcBorders>
+            <w:vAlign w:val="center"/>
+            <w:hideMark/>
+          </w:tcPr>
+          <w:p>
+            <w:pPr>
+              <w:spacing w:before="0" w:after="0" w:line="240" w:lineRule="auto"/>
+              <w:jc w:val="center"/>
+              <w:rPr>
+                <w:rFonts w:eastAsia="Times New Roman"/>
+                <w:color w:val="000000"/>
+                <w:lang w:val="en-US"/>
+              </w:rPr>
+            </w:pPr>
+            <w:r>
+              <w:rPr>
+                <w:rFonts w:eastAsia="Times New Roman"/>
+                <w:color w:val="000000"/>
+                <w:lang w:val="en-US"/>
+              </w:rPr>
+              <w:t>3.3.3</w:t>
+            </w:r>
+          </w:p>
+        </w:tc>
+        <w:tc>
+          <w:tcPr>
+            <w:tcW w:w="5364" w:type="dxa"/>
+            <w:tcBorders>
+              <w:top w:val="nil"/>
+              <w:left w:val="nil"/>
+              <w:bottom w:val="single" w:sz="4" w:space="0" w:color="000000"/>
+              <w:right w:val="single" w:sz="4" w:space="0" w:color="000000"/>
+            </w:tcBorders>
+            <w:vAlign w:val="center"/>
+            <w:hideMark/>
+          </w:tcPr>
+          <w:p>
+            <w:pPr>
+              <w:spacing w:before="0" w:after="0" w:line="240" w:lineRule="auto"/>
+              <w:ind w:firstLineChars="100" w:firstLine="240"/>
+              <w:jc w:val="left"/>
+              <w:rPr>
+                <w:rFonts w:eastAsia="Times New Roman"/>
+                <w:color w:val="000000"/>
+                <w:lang w:val="en-US"/>
+              </w:rPr>
+            </w:pPr>
+            <w:r>
+              <w:rPr>
+                <w:rFonts w:eastAsia="Times New Roman"/>
+                <w:color w:val="000000"/>
+                <w:lang w:val="en-US"/>
+              </w:rPr>
+              <w:t>Order Menu creation(For users) and Admin custom menu for daily "Today's special" unique menu</w:t>
+            </w:r>
+          </w:p>
+        </w:tc>
+        <w:tc>
+          <w:tcPr>
+            <w:tcW w:w="1350" w:type="dxa"/>
+            <w:tcBorders>
+              <w:top w:val="nil"/>
+              <w:left w:val="nil"/>
+              <w:bottom w:val="single" w:sz="4" w:space="0" w:color="000000"/>
+              <w:right w:val="single" w:sz="4" w:space="0" w:color="000000"/>
+            </w:tcBorders>
+            <w:vAlign w:val="center"/>
+            <w:hideMark/>
+          </w:tcPr>
+          <w:p>
+            <w:pPr>
+              <w:spacing w:before="0" w:after="0" w:line="240" w:lineRule="auto"/>
+              <w:jc w:val="center"/>
+              <w:rPr>
+                <w:rFonts w:eastAsia="Times New Roman"/>
+                <w:color w:val="000000"/>
+                <w:lang w:val="en-US"/>
+              </w:rPr>
+            </w:pPr>
+            <w:r>
+              <w:rPr>
+                <w:rFonts w:eastAsia="Times New Roman"/>
+                <w:color w:val="000000"/>
+                <w:lang w:val="en-US"/>
+              </w:rPr>
+              <w:t>26-May</w:t>
+            </w:r>
+          </w:p>
+        </w:tc>
+        <w:tc>
+          <w:tcPr>
+            <w:tcW w:w="1260" w:type="dxa"/>
+            <w:tcBorders>
+              <w:top w:val="nil"/>
+              <w:left w:val="nil"/>
+              <w:bottom w:val="single" w:sz="4" w:space="0" w:color="000000"/>
+              <w:right w:val="single" w:sz="4" w:space="0" w:color="000000"/>
+            </w:tcBorders>
+            <w:vAlign w:val="center"/>
+            <w:hideMark/>
+          </w:tcPr>
+          <w:p>
+            <w:pPr>
+              <w:spacing w:before="0" w:after="0" w:line="240" w:lineRule="auto"/>
+              <w:jc w:val="center"/>
+              <w:rPr>
+                <w:rFonts w:eastAsia="Times New Roman"/>
+                <w:color w:val="000000"/>
+                <w:lang w:val="en-US"/>
+              </w:rPr>
+            </w:pPr>
+            <w:r>
+              <w:rPr>
+                <w:rFonts w:eastAsia="Times New Roman"/>
+                <w:color w:val="000000"/>
+                <w:lang w:val="en-US"/>
+              </w:rPr>
+              <w:t>28-May</w:t>
+            </w:r>
+          </w:p>
+        </w:tc>
+        <w:tc>
+          <w:tcPr>
+            <w:tcW w:w="630" w:type="dxa"/>
+            <w:tcBorders>
+              <w:top w:val="nil"/>
+              <w:left w:val="nil"/>
+              <w:bottom w:val="single" w:sz="4" w:space="0" w:color="000000"/>
+              <w:right w:val="single" w:sz="4" w:space="0" w:color="000000"/>
+            </w:tcBorders>
+            <w:vAlign w:val="center"/>
+            <w:hideMark/>
+          </w:tcPr>
+          <w:p>
+            <w:pPr>
+              <w:spacing w:before="0" w:after="0" w:line="240" w:lineRule="auto"/>
+              <w:jc w:val="center"/>
+              <w:rPr>
+                <w:rFonts w:eastAsia="Times New Roman"/>
+                <w:color w:val="000000"/>
+                <w:lang w:val="en-US"/>
+              </w:rPr>
+            </w:pPr>
+            <w:r>
+              <w:rPr>
+                <w:rFonts w:eastAsia="Times New Roman"/>
+                <w:color w:val="000000"/>
+                <w:lang w:val="en-US"/>
+              </w:rPr>
+              <w:t>3</w:t>
+            </w:r>
+          </w:p>
+        </w:tc>
+      </w:tr>
+      <w:tr>
+        <w:trPr>
+          <w:trHeight w:val="370"/>
+        </w:trPr>
+        <w:tc>
+          <w:tcPr>
+            <w:tcW w:w="751" w:type="dxa"/>
+            <w:tcBorders>
+              <w:top w:val="nil"/>
+              <w:left w:val="single" w:sz="4" w:space="0" w:color="000000"/>
+              <w:bottom w:val="single" w:sz="4" w:space="0" w:color="000000"/>
+              <w:right w:val="single" w:sz="4" w:space="0" w:color="000000"/>
+            </w:tcBorders>
+            <w:vAlign w:val="center"/>
+            <w:hideMark/>
+          </w:tcPr>
+          <w:p>
+            <w:pPr>
+              <w:spacing w:before="0" w:after="0" w:line="240" w:lineRule="auto"/>
+              <w:jc w:val="center"/>
+              <w:rPr>
+                <w:rFonts w:eastAsia="Times New Roman"/>
+                <w:color w:val="000000"/>
+                <w:lang w:val="en-US"/>
+              </w:rPr>
+            </w:pPr>
+            <w:r>
+              <w:rPr>
+                <w:rFonts w:eastAsia="Times New Roman"/>
+                <w:color w:val="000000"/>
+                <w:lang w:val="en-US"/>
+              </w:rPr>
+              <w:t>3.3.4</w:t>
+            </w:r>
+          </w:p>
+        </w:tc>
+        <w:tc>
+          <w:tcPr>
+            <w:tcW w:w="5364" w:type="dxa"/>
+            <w:tcBorders>
+              <w:top w:val="nil"/>
+              <w:left w:val="nil"/>
+              <w:bottom w:val="single" w:sz="4" w:space="0" w:color="000000"/>
+              <w:right w:val="single" w:sz="4" w:space="0" w:color="000000"/>
+            </w:tcBorders>
+            <w:vAlign w:val="center"/>
+            <w:hideMark/>
+          </w:tcPr>
+          <w:p>
+            <w:pPr>
+              <w:spacing w:before="0" w:after="0" w:line="240" w:lineRule="auto"/>
+              <w:ind w:firstLineChars="100" w:firstLine="240"/>
+              <w:jc w:val="left"/>
+              <w:rPr>
+                <w:rFonts w:eastAsia="Times New Roman"/>
+                <w:color w:val="000000"/>
+                <w:lang w:val="en-US"/>
+              </w:rPr>
+            </w:pPr>
+            <w:r>
+              <w:rPr>
+                <w:rFonts w:eastAsia="Times New Roman"/>
+                <w:color w:val="000000"/>
+                <w:lang w:val="en-US"/>
+              </w:rPr>
+              <w:t>Order POST Logic and display order on admin side</w:t>
+            </w:r>
+          </w:p>
+        </w:tc>
+        <w:tc>
+          <w:tcPr>
+            <w:tcW w:w="1350" w:type="dxa"/>
+            <w:tcBorders>
+              <w:top w:val="nil"/>
+              <w:left w:val="nil"/>
+              <w:bottom w:val="single" w:sz="4" w:space="0" w:color="000000"/>
+              <w:right w:val="single" w:sz="4" w:space="0" w:color="000000"/>
+            </w:tcBorders>
+            <w:vAlign w:val="center"/>
+            <w:hideMark/>
+          </w:tcPr>
+          <w:p>
+            <w:pPr>
+              <w:spacing w:before="0" w:after="0" w:line="240" w:lineRule="auto"/>
+              <w:jc w:val="center"/>
+              <w:rPr>
+                <w:rFonts w:eastAsia="Times New Roman"/>
+                <w:color w:val="000000"/>
+                <w:lang w:val="en-US"/>
+              </w:rPr>
+            </w:pPr>
+            <w:r>
+              <w:rPr>
+                <w:rFonts w:eastAsia="Times New Roman"/>
+                <w:color w:val="000000"/>
+                <w:lang w:val="en-US"/>
+              </w:rPr>
+              <w:t>28-May</w:t>
+            </w:r>
+          </w:p>
+        </w:tc>
+        <w:tc>
+          <w:tcPr>
+            <w:tcW w:w="1260" w:type="dxa"/>
+            <w:tcBorders>
+              <w:top w:val="nil"/>
+              <w:left w:val="nil"/>
+              <w:bottom w:val="single" w:sz="4" w:space="0" w:color="000000"/>
+              <w:right w:val="single" w:sz="4" w:space="0" w:color="000000"/>
+            </w:tcBorders>
+            <w:vAlign w:val="center"/>
+            <w:hideMark/>
+          </w:tcPr>
+          <w:p>
+            <w:pPr>
+              <w:spacing w:before="0" w:after="0" w:line="240" w:lineRule="auto"/>
+              <w:jc w:val="center"/>
+              <w:rPr>
+                <w:rFonts w:eastAsia="Times New Roman"/>
+                <w:color w:val="000000"/>
+                <w:lang w:val="en-US"/>
+              </w:rPr>
+            </w:pPr>
+            <w:r>
+              <w:rPr>
+                <w:rFonts w:eastAsia="Times New Roman"/>
+                <w:color w:val="000000"/>
+                <w:lang w:val="en-US"/>
+              </w:rPr>
+              <w:t>29-May</w:t>
+            </w:r>
+          </w:p>
+        </w:tc>
+        <w:tc>
+          <w:tcPr>
+            <w:tcW w:w="630" w:type="dxa"/>
+            <w:tcBorders>
+              <w:top w:val="nil"/>
+              <w:left w:val="nil"/>
+              <w:bottom w:val="single" w:sz="4" w:space="0" w:color="000000"/>
+              <w:right w:val="single" w:sz="4" w:space="0" w:color="000000"/>
+            </w:tcBorders>
+            <w:vAlign w:val="center"/>
+            <w:hideMark/>
+          </w:tcPr>
+          <w:p>
+            <w:pPr>
+              <w:spacing w:before="0" w:after="0" w:line="240" w:lineRule="auto"/>
+              <w:jc w:val="center"/>
+              <w:rPr>
+                <w:rFonts w:eastAsia="Times New Roman"/>
+                <w:color w:val="000000"/>
+                <w:lang w:val="en-US"/>
+              </w:rPr>
+            </w:pPr>
+            <w:r>
+              <w:rPr>
+                <w:rFonts w:eastAsia="Times New Roman"/>
+                <w:color w:val="000000"/>
+                <w:lang w:val="en-US"/>
+              </w:rPr>
+              <w:t>2</w:t>
+            </w:r>
+          </w:p>
+        </w:tc>
+      </w:tr>
+      <w:tr>
+        <w:trPr>
+          <w:trHeight w:val="310"/>
+        </w:trPr>
+        <w:tc>
+          <w:tcPr>
+            <w:tcW w:w="751" w:type="dxa"/>
+            <w:tcBorders>
+              <w:top w:val="nil"/>
+              <w:left w:val="single" w:sz="4" w:space="0" w:color="000000"/>
+              <w:bottom w:val="single" w:sz="4" w:space="0" w:color="000000"/>
+              <w:right w:val="single" w:sz="4" w:space="0" w:color="000000"/>
+            </w:tcBorders>
+            <w:vAlign w:val="center"/>
+            <w:hideMark/>
+          </w:tcPr>
+          <w:p>
+            <w:pPr>
+              <w:spacing w:before="0" w:after="0" w:line="240" w:lineRule="auto"/>
+              <w:jc w:val="center"/>
+              <w:rPr>
+                <w:rFonts w:eastAsia="Times New Roman"/>
+                <w:color w:val="000000"/>
+                <w:lang w:val="en-US"/>
+              </w:rPr>
+            </w:pPr>
+            <w:r>
+              <w:rPr>
+                <w:rFonts w:eastAsia="Times New Roman"/>
+                <w:color w:val="000000"/>
+                <w:lang w:val="en-US"/>
+              </w:rPr>
+              <w:t>3.4</w:t>
+            </w:r>
+          </w:p>
+        </w:tc>
+        <w:tc>
+          <w:tcPr>
+            <w:tcW w:w="5364" w:type="dxa"/>
+            <w:tcBorders>
+              <w:top w:val="nil"/>
+              <w:left w:val="nil"/>
+              <w:bottom w:val="single" w:sz="4" w:space="0" w:color="000000"/>
+              <w:right w:val="single" w:sz="4" w:space="0" w:color="000000"/>
+            </w:tcBorders>
+            <w:vAlign w:val="center"/>
+            <w:hideMark/>
+          </w:tcPr>
+          <w:p>
+            <w:pPr>
+              <w:spacing w:before="0" w:after="0" w:line="240" w:lineRule="auto"/>
+              <w:ind w:firstLineChars="100" w:firstLine="240"/>
+              <w:jc w:val="left"/>
+              <w:rPr>
+                <w:rFonts w:eastAsia="Times New Roman"/>
+                <w:color w:val="000000"/>
+                <w:lang w:val="en-US"/>
+              </w:rPr>
+            </w:pPr>
+            <w:r>
+              <w:rPr>
+                <w:rFonts w:eastAsia="Times New Roman"/>
+                <w:color w:val="000000"/>
+                <w:lang w:val="en-US"/>
+              </w:rPr>
+              <w:t>Testing and Test Case Creation</w:t>
+            </w:r>
+          </w:p>
+        </w:tc>
+        <w:tc>
+          <w:tcPr>
+            <w:tcW w:w="1350" w:type="dxa"/>
+            <w:tcBorders>
+              <w:top w:val="nil"/>
+              <w:left w:val="nil"/>
+              <w:bottom w:val="single" w:sz="4" w:space="0" w:color="000000"/>
+              <w:right w:val="single" w:sz="4" w:space="0" w:color="000000"/>
+            </w:tcBorders>
+            <w:vAlign w:val="center"/>
+            <w:hideMark/>
+          </w:tcPr>
+          <w:p>
+            <w:pPr>
+              <w:spacing w:before="0" w:after="0" w:line="240" w:lineRule="auto"/>
+              <w:jc w:val="center"/>
+              <w:rPr>
+                <w:rFonts w:eastAsia="Times New Roman"/>
+                <w:color w:val="000000"/>
+                <w:lang w:val="en-US"/>
+              </w:rPr>
+            </w:pPr>
+            <w:r>
+              <w:rPr>
+                <w:rFonts w:eastAsia="Times New Roman"/>
+                <w:color w:val="000000"/>
+                <w:lang w:val="en-US"/>
+              </w:rPr>
+              <w:t>30-May</w:t>
+            </w:r>
+          </w:p>
+        </w:tc>
+        <w:tc>
+          <w:tcPr>
+            <w:tcW w:w="1260" w:type="dxa"/>
+            <w:tcBorders>
+              <w:top w:val="nil"/>
+              <w:left w:val="nil"/>
+              <w:bottom w:val="single" w:sz="4" w:space="0" w:color="000000"/>
+              <w:right w:val="single" w:sz="4" w:space="0" w:color="000000"/>
+            </w:tcBorders>
+            <w:vAlign w:val="center"/>
+            <w:hideMark/>
+          </w:tcPr>
+          <w:p>
+            <w:pPr>
+              <w:spacing w:before="0" w:after="0" w:line="240" w:lineRule="auto"/>
+              <w:jc w:val="center"/>
+              <w:rPr>
+                <w:rFonts w:eastAsia="Times New Roman"/>
+                <w:color w:val="000000"/>
+                <w:lang w:val="en-US"/>
+              </w:rPr>
+            </w:pPr>
+            <w:r>
+              <w:rPr>
+                <w:rFonts w:eastAsia="Times New Roman"/>
+                <w:color w:val="000000"/>
+                <w:lang w:val="en-US"/>
+              </w:rPr>
+              <w:t>2-Jun</w:t>
+            </w:r>
+          </w:p>
+        </w:tc>
+        <w:tc>
+          <w:tcPr>
+            <w:tcW w:w="630" w:type="dxa"/>
+            <w:tcBorders>
+              <w:top w:val="nil"/>
+              <w:left w:val="nil"/>
+              <w:bottom w:val="single" w:sz="4" w:space="0" w:color="000000"/>
+              <w:right w:val="single" w:sz="4" w:space="0" w:color="000000"/>
+            </w:tcBorders>
+            <w:vAlign w:val="center"/>
+            <w:hideMark/>
+          </w:tcPr>
+          <w:p>
+            <w:pPr>
+              <w:spacing w:before="0" w:after="0" w:line="240" w:lineRule="auto"/>
+              <w:jc w:val="center"/>
+              <w:rPr>
+                <w:rFonts w:eastAsia="Times New Roman"/>
+                <w:color w:val="000000"/>
+                <w:lang w:val="en-US"/>
+              </w:rPr>
+            </w:pPr>
+            <w:r>
+              <w:rPr>
+                <w:rFonts w:eastAsia="Times New Roman"/>
+                <w:color w:val="000000"/>
+                <w:lang w:val="en-US"/>
+              </w:rPr>
+              <w:t>4</w:t>
+            </w:r>
+          </w:p>
+        </w:tc>
+      </w:tr>
+      <w:tr>
+        <w:trPr>
+          <w:trHeight w:val="310"/>
+        </w:trPr>
+        <w:tc>
+          <w:tcPr>
+            <w:tcW w:w="751" w:type="dxa"/>
+            <w:tcBorders>
+              <w:top w:val="nil"/>
+              <w:left w:val="single" w:sz="4" w:space="0" w:color="000000"/>
+              <w:bottom w:val="single" w:sz="4" w:space="0" w:color="000000"/>
+              <w:right w:val="single" w:sz="4" w:space="0" w:color="000000"/>
+            </w:tcBorders>
+            <w:vAlign w:val="center"/>
+            <w:hideMark/>
+          </w:tcPr>
+          <w:p>
+            <w:pPr>
+              <w:spacing w:before="0" w:after="0" w:line="240" w:lineRule="auto"/>
+              <w:jc w:val="center"/>
+              <w:rPr>
+                <w:rFonts w:eastAsia="Times New Roman"/>
+                <w:color w:val="000000"/>
+                <w:lang w:val="en-US"/>
+              </w:rPr>
+            </w:pPr>
+            <w:r>
+              <w:rPr>
+                <w:rFonts w:eastAsia="Times New Roman"/>
+                <w:color w:val="000000"/>
+                <w:lang w:val="en-US"/>
+              </w:rPr>
+              <w:t>3.5</w:t>
+            </w:r>
+          </w:p>
+        </w:tc>
+        <w:tc>
+          <w:tcPr>
+            <w:tcW w:w="5364" w:type="dxa"/>
+            <w:tcBorders>
+              <w:top w:val="nil"/>
+              <w:left w:val="nil"/>
+              <w:bottom w:val="single" w:sz="4" w:space="0" w:color="000000"/>
+              <w:right w:val="single" w:sz="4" w:space="0" w:color="000000"/>
+            </w:tcBorders>
+            <w:vAlign w:val="center"/>
+            <w:hideMark/>
+          </w:tcPr>
+          <w:p>
+            <w:pPr>
+              <w:spacing w:before="0" w:after="0" w:line="240" w:lineRule="auto"/>
+              <w:ind w:firstLineChars="100" w:firstLine="240"/>
+              <w:jc w:val="left"/>
+              <w:rPr>
+                <w:rFonts w:eastAsia="Times New Roman"/>
+                <w:color w:val="000000"/>
+                <w:lang w:val="en-US"/>
+              </w:rPr>
+            </w:pPr>
+            <w:r>
+              <w:rPr>
+                <w:rFonts w:eastAsia="Times New Roman"/>
+                <w:color w:val="000000"/>
+                <w:lang w:val="en-US"/>
+              </w:rPr>
+              <w:t>Documentation Correction</w:t>
+            </w:r>
+          </w:p>
+        </w:tc>
+        <w:tc>
+          <w:tcPr>
+            <w:tcW w:w="1350" w:type="dxa"/>
+            <w:tcBorders>
+              <w:top w:val="nil"/>
+              <w:left w:val="nil"/>
+              <w:bottom w:val="single" w:sz="4" w:space="0" w:color="000000"/>
+              <w:right w:val="single" w:sz="4" w:space="0" w:color="000000"/>
+            </w:tcBorders>
+            <w:vAlign w:val="center"/>
+            <w:hideMark/>
+          </w:tcPr>
+          <w:p>
+            <w:pPr>
+              <w:spacing w:before="0" w:after="0" w:line="240" w:lineRule="auto"/>
+              <w:jc w:val="center"/>
+              <w:rPr>
+                <w:rFonts w:eastAsia="Times New Roman"/>
+                <w:color w:val="000000"/>
+                <w:lang w:val="en-US"/>
+              </w:rPr>
+            </w:pPr>
+            <w:r>
+              <w:rPr>
+                <w:rFonts w:eastAsia="Times New Roman"/>
+                <w:color w:val="000000"/>
+                <w:lang w:val="en-US"/>
+              </w:rPr>
+              <w:t>3-Jun</w:t>
+            </w:r>
+          </w:p>
+        </w:tc>
+        <w:tc>
+          <w:tcPr>
+            <w:tcW w:w="1260" w:type="dxa"/>
+            <w:tcBorders>
+              <w:top w:val="nil"/>
+              <w:left w:val="nil"/>
+              <w:bottom w:val="single" w:sz="4" w:space="0" w:color="000000"/>
+              <w:right w:val="single" w:sz="4" w:space="0" w:color="000000"/>
+            </w:tcBorders>
+            <w:vAlign w:val="center"/>
+            <w:hideMark/>
+          </w:tcPr>
+          <w:p>
+            <w:pPr>
+              <w:spacing w:before="0" w:after="0" w:line="240" w:lineRule="auto"/>
+              <w:jc w:val="center"/>
+              <w:rPr>
+                <w:rFonts w:eastAsia="Times New Roman"/>
+                <w:color w:val="000000"/>
+                <w:lang w:val="en-US"/>
+              </w:rPr>
+            </w:pPr>
+            <w:r>
+              <w:rPr>
+                <w:rFonts w:eastAsia="Times New Roman"/>
+                <w:color w:val="000000"/>
+                <w:lang w:val="en-US"/>
+              </w:rPr>
+              <w:t>4-Jun</w:t>
+            </w:r>
+          </w:p>
+        </w:tc>
+        <w:tc>
+          <w:tcPr>
+            <w:tcW w:w="630" w:type="dxa"/>
+            <w:tcBorders>
+              <w:top w:val="nil"/>
+              <w:left w:val="nil"/>
+              <w:bottom w:val="single" w:sz="4" w:space="0" w:color="000000"/>
+              <w:right w:val="single" w:sz="4" w:space="0" w:color="000000"/>
+            </w:tcBorders>
+            <w:vAlign w:val="center"/>
+            <w:hideMark/>
+          </w:tcPr>
+          <w:p>
+            <w:pPr>
+              <w:spacing w:before="0" w:after="0" w:line="240" w:lineRule="auto"/>
+              <w:jc w:val="center"/>
+              <w:rPr>
+                <w:rFonts w:eastAsia="Times New Roman"/>
+                <w:color w:val="000000"/>
+                <w:lang w:val="en-US"/>
+              </w:rPr>
+            </w:pPr>
+            <w:r>
+              <w:rPr>
+                <w:rFonts w:eastAsia="Times New Roman"/>
+                <w:color w:val="000000"/>
+                <w:lang w:val="en-US"/>
+              </w:rPr>
+              <w:t>2</w:t>
+            </w:r>
+          </w:p>
+        </w:tc>
+      </w:tr>
+      <w:tr>
+        <w:trPr>
+          <w:trHeight w:val="310"/>
+        </w:trPr>
+        <w:tc>
+          <w:tcPr>
+            <w:tcW w:w="751" w:type="dxa"/>
+            <w:tcBorders>
+              <w:top w:val="nil"/>
+              <w:left w:val="single" w:sz="4" w:space="0" w:color="000000"/>
+              <w:bottom w:val="single" w:sz="4" w:space="0" w:color="000000"/>
+              <w:right w:val="single" w:sz="4" w:space="0" w:color="000000"/>
+            </w:tcBorders>
+            <w:vAlign w:val="center"/>
+            <w:hideMark/>
+          </w:tcPr>
+          <w:p>
+            <w:pPr>
+              <w:spacing w:before="0" w:after="0" w:line="240" w:lineRule="auto"/>
+              <w:jc w:val="center"/>
+              <w:rPr>
+                <w:rFonts w:eastAsia="Times New Roman"/>
+                <w:color w:val="000000"/>
+                <w:lang w:val="en-US"/>
+              </w:rPr>
+            </w:pPr>
+            <w:r>
+              <w:rPr>
+                <w:rFonts w:eastAsia="Times New Roman"/>
+                <w:color w:val="000000"/>
+                <w:lang w:val="en-US"/>
+              </w:rPr>
+              <w:t>3.6</w:t>
+            </w:r>
+          </w:p>
+        </w:tc>
+        <w:tc>
+          <w:tcPr>
+            <w:tcW w:w="5364" w:type="dxa"/>
+            <w:tcBorders>
+              <w:top w:val="nil"/>
+              <w:left w:val="nil"/>
+              <w:bottom w:val="single" w:sz="4" w:space="0" w:color="000000"/>
+              <w:right w:val="single" w:sz="4" w:space="0" w:color="000000"/>
+            </w:tcBorders>
+            <w:vAlign w:val="center"/>
+            <w:hideMark/>
+          </w:tcPr>
+          <w:p>
+            <w:pPr>
+              <w:spacing w:before="0" w:after="0" w:line="240" w:lineRule="auto"/>
+              <w:ind w:firstLineChars="100" w:firstLine="240"/>
+              <w:jc w:val="left"/>
+              <w:rPr>
+                <w:rFonts w:eastAsia="Times New Roman"/>
+                <w:color w:val="000000"/>
+                <w:lang w:val="en-US"/>
+              </w:rPr>
+            </w:pPr>
+            <w:r>
+              <w:rPr>
+                <w:rFonts w:eastAsia="Times New Roman"/>
+                <w:color w:val="000000"/>
+                <w:lang w:val="en-US"/>
+              </w:rPr>
+              <w:t>Documentation for Mid-Term Defense Creation</w:t>
+            </w:r>
+          </w:p>
+        </w:tc>
+        <w:tc>
+          <w:tcPr>
+            <w:tcW w:w="1350" w:type="dxa"/>
+            <w:tcBorders>
+              <w:top w:val="nil"/>
+              <w:left w:val="nil"/>
+              <w:bottom w:val="single" w:sz="4" w:space="0" w:color="000000"/>
+              <w:right w:val="single" w:sz="4" w:space="0" w:color="000000"/>
+            </w:tcBorders>
+            <w:vAlign w:val="center"/>
+            <w:hideMark/>
+          </w:tcPr>
+          <w:p>
+            <w:pPr>
+              <w:spacing w:before="0" w:after="0" w:line="240" w:lineRule="auto"/>
+              <w:jc w:val="center"/>
+              <w:rPr>
+                <w:rFonts w:eastAsia="Times New Roman"/>
+                <w:color w:val="000000"/>
+                <w:lang w:val="en-US"/>
+              </w:rPr>
+            </w:pPr>
+            <w:r>
+              <w:rPr>
+                <w:rFonts w:eastAsia="Times New Roman"/>
+                <w:color w:val="000000"/>
+                <w:lang w:val="en-US"/>
+              </w:rPr>
+              <w:t>5-Jun</w:t>
+            </w:r>
+          </w:p>
+        </w:tc>
+        <w:tc>
+          <w:tcPr>
+            <w:tcW w:w="1260" w:type="dxa"/>
+            <w:tcBorders>
+              <w:top w:val="nil"/>
+              <w:left w:val="nil"/>
+              <w:bottom w:val="single" w:sz="4" w:space="0" w:color="000000"/>
+              <w:right w:val="single" w:sz="4" w:space="0" w:color="000000"/>
+            </w:tcBorders>
+            <w:vAlign w:val="center"/>
+            <w:hideMark/>
+          </w:tcPr>
+          <w:p>
+            <w:pPr>
+              <w:spacing w:before="0" w:after="0" w:line="240" w:lineRule="auto"/>
+              <w:jc w:val="center"/>
+              <w:rPr>
+                <w:rFonts w:eastAsia="Times New Roman"/>
+                <w:color w:val="000000"/>
+                <w:lang w:val="en-US"/>
+              </w:rPr>
+            </w:pPr>
+            <w:r>
+              <w:rPr>
+                <w:rFonts w:eastAsia="Times New Roman"/>
+                <w:color w:val="000000"/>
+                <w:lang w:val="en-US"/>
+              </w:rPr>
+              <w:t>8-Jun</w:t>
+            </w:r>
+          </w:p>
+        </w:tc>
+        <w:tc>
+          <w:tcPr>
+            <w:tcW w:w="630" w:type="dxa"/>
+            <w:tcBorders>
+              <w:top w:val="nil"/>
+              <w:left w:val="nil"/>
+              <w:bottom w:val="single" w:sz="4" w:space="0" w:color="000000"/>
+              <w:right w:val="single" w:sz="4" w:space="0" w:color="000000"/>
+            </w:tcBorders>
+            <w:vAlign w:val="center"/>
+            <w:hideMark/>
+          </w:tcPr>
+          <w:p>
+            <w:pPr>
+              <w:spacing w:before="0" w:after="0" w:line="240" w:lineRule="auto"/>
+              <w:jc w:val="center"/>
+              <w:rPr>
+                <w:rFonts w:eastAsia="Times New Roman"/>
+                <w:color w:val="000000"/>
+                <w:lang w:val="en-US"/>
+              </w:rPr>
+            </w:pPr>
+            <w:r>
+              <w:rPr>
+                <w:rFonts w:eastAsia="Times New Roman"/>
+                <w:color w:val="000000"/>
+                <w:lang w:val="en-US"/>
+              </w:rPr>
+              <w:t>4</w:t>
+            </w:r>
+          </w:p>
+        </w:tc>
+      </w:tr>
+      <w:tr>
+        <w:trPr>
+          <w:trHeight w:val="310"/>
+        </w:trPr>
+        <w:tc>
+          <w:tcPr>
+            <w:tcW w:w="751" w:type="dxa"/>
+            <w:tcBorders>
+              <w:top w:val="nil"/>
+              <w:left w:val="single" w:sz="4" w:space="0" w:color="000000"/>
+              <w:bottom w:val="single" w:sz="4" w:space="0" w:color="000000"/>
+              <w:right w:val="single" w:sz="4" w:space="0" w:color="000000"/>
+            </w:tcBorders>
+            <w:vAlign w:val="center"/>
+            <w:hideMark/>
+          </w:tcPr>
+          <w:p>
+            <w:pPr>
+              <w:spacing w:before="0" w:after="0" w:line="240" w:lineRule="auto"/>
+              <w:jc w:val="center"/>
+              <w:rPr>
+                <w:rFonts w:eastAsia="Times New Roman"/>
+                <w:color w:val="000000"/>
+                <w:lang w:val="en-US"/>
+              </w:rPr>
+            </w:pPr>
+            <w:r>
+              <w:rPr>
+                <w:rFonts w:eastAsia="Times New Roman"/>
+                <w:color w:val="000000"/>
+                <w:lang w:val="en-US"/>
+              </w:rPr>
+              <w:t>3.7</w:t>
+            </w:r>
+          </w:p>
+        </w:tc>
+        <w:tc>
+          <w:tcPr>
+            <w:tcW w:w="5364" w:type="dxa"/>
+            <w:tcBorders>
+              <w:top w:val="nil"/>
+              <w:left w:val="nil"/>
+              <w:bottom w:val="single" w:sz="4" w:space="0" w:color="000000"/>
+              <w:right w:val="single" w:sz="4" w:space="0" w:color="000000"/>
+            </w:tcBorders>
+            <w:vAlign w:val="center"/>
+            <w:hideMark/>
+          </w:tcPr>
+          <w:p>
+            <w:pPr>
+              <w:spacing w:before="0" w:after="0" w:line="240" w:lineRule="auto"/>
+              <w:ind w:firstLineChars="100" w:firstLine="240"/>
+              <w:jc w:val="left"/>
+              <w:rPr>
+                <w:rFonts w:eastAsia="Times New Roman"/>
+                <w:color w:val="000000"/>
+                <w:lang w:val="en-US"/>
+              </w:rPr>
+            </w:pPr>
+            <w:r>
+              <w:rPr>
+                <w:rFonts w:eastAsia="Times New Roman"/>
+                <w:color w:val="000000"/>
+                <w:lang w:val="en-US"/>
+              </w:rPr>
+              <w:t>Presentation Preparation and Division</w:t>
+            </w:r>
+          </w:p>
+        </w:tc>
+        <w:tc>
+          <w:tcPr>
+            <w:tcW w:w="1350" w:type="dxa"/>
+            <w:tcBorders>
+              <w:top w:val="nil"/>
+              <w:left w:val="nil"/>
+              <w:bottom w:val="single" w:sz="4" w:space="0" w:color="000000"/>
+              <w:right w:val="single" w:sz="4" w:space="0" w:color="000000"/>
+            </w:tcBorders>
+            <w:vAlign w:val="center"/>
+            <w:hideMark/>
+          </w:tcPr>
+          <w:p>
+            <w:pPr>
+              <w:spacing w:before="0" w:after="0" w:line="240" w:lineRule="auto"/>
+              <w:jc w:val="center"/>
+              <w:rPr>
+                <w:rFonts w:eastAsia="Times New Roman"/>
+                <w:color w:val="000000"/>
+                <w:lang w:val="en-US"/>
+              </w:rPr>
+            </w:pPr>
+            <w:r>
+              <w:rPr>
+                <w:rFonts w:eastAsia="Times New Roman"/>
+                <w:color w:val="000000"/>
+                <w:lang w:val="en-US"/>
+              </w:rPr>
+              <w:t>12-Jun</w:t>
+            </w:r>
+          </w:p>
+        </w:tc>
+        <w:tc>
+          <w:tcPr>
+            <w:tcW w:w="1260" w:type="dxa"/>
+            <w:tcBorders>
+              <w:top w:val="nil"/>
+              <w:left w:val="nil"/>
+              <w:bottom w:val="single" w:sz="4" w:space="0" w:color="000000"/>
+              <w:right w:val="single" w:sz="4" w:space="0" w:color="000000"/>
+            </w:tcBorders>
+            <w:vAlign w:val="center"/>
+            <w:hideMark/>
+          </w:tcPr>
+          <w:p>
+            <w:pPr>
+              <w:spacing w:before="0" w:after="0" w:line="240" w:lineRule="auto"/>
+              <w:jc w:val="center"/>
+              <w:rPr>
+                <w:rFonts w:eastAsia="Times New Roman"/>
+                <w:color w:val="000000"/>
+                <w:lang w:val="en-US"/>
+              </w:rPr>
+            </w:pPr>
+            <w:r>
+              <w:rPr>
+                <w:rFonts w:eastAsia="Times New Roman"/>
+                <w:color w:val="000000"/>
+                <w:lang w:val="en-US"/>
+              </w:rPr>
+              <w:t>13-Jun</w:t>
+            </w:r>
+          </w:p>
+        </w:tc>
+        <w:tc>
+          <w:tcPr>
+            <w:tcW w:w="630" w:type="dxa"/>
+            <w:tcBorders>
+              <w:top w:val="nil"/>
+              <w:left w:val="nil"/>
+              <w:bottom w:val="single" w:sz="4" w:space="0" w:color="000000"/>
+              <w:right w:val="single" w:sz="4" w:space="0" w:color="000000"/>
+            </w:tcBorders>
+            <w:vAlign w:val="center"/>
+            <w:hideMark/>
+          </w:tcPr>
+          <w:p>
+            <w:pPr>
+              <w:spacing w:before="0" w:after="0" w:line="240" w:lineRule="auto"/>
+              <w:jc w:val="center"/>
+              <w:rPr>
+                <w:rFonts w:eastAsia="Times New Roman"/>
+                <w:color w:val="000000"/>
+                <w:lang w:val="en-US"/>
+              </w:rPr>
+            </w:pPr>
+            <w:r>
+              <w:rPr>
+                <w:rFonts w:eastAsia="Times New Roman"/>
+                <w:color w:val="000000"/>
+                <w:lang w:val="en-US"/>
+              </w:rPr>
+              <w:t>2</w:t>
+            </w:r>
+          </w:p>
+        </w:tc>
+      </w:tr>
+      <w:tr>
+        <w:trPr>
+          <w:trHeight w:val="310"/>
+        </w:trPr>
+        <w:tc>
+          <w:tcPr>
+            <w:tcW w:w="751" w:type="dxa"/>
+            <w:tcBorders>
+              <w:top w:val="nil"/>
+              <w:left w:val="single" w:sz="4" w:space="0" w:color="000000"/>
+              <w:bottom w:val="single" w:sz="4" w:space="0" w:color="000000"/>
+              <w:right w:val="single" w:sz="4" w:space="0" w:color="000000"/>
+            </w:tcBorders>
+            <w:vAlign w:val="center"/>
+            <w:hideMark/>
+          </w:tcPr>
+          <w:p>
+            <w:pPr>
+              <w:spacing w:before="0" w:after="0" w:line="240" w:lineRule="auto"/>
+              <w:jc w:val="center"/>
+              <w:rPr>
+                <w:rFonts w:eastAsia="Times New Roman"/>
+                <w:color w:val="000000"/>
+                <w:lang w:val="en-US"/>
+              </w:rPr>
+            </w:pPr>
+            <w:r>
+              <w:rPr>
+                <w:rFonts w:eastAsia="Times New Roman"/>
+                <w:color w:val="000000"/>
+                <w:lang w:val="en-US"/>
+              </w:rPr>
+              <w:t>3.8</w:t>
+            </w:r>
+          </w:p>
+        </w:tc>
+        <w:tc>
+          <w:tcPr>
+            <w:tcW w:w="5364" w:type="dxa"/>
+            <w:tcBorders>
+              <w:top w:val="nil"/>
+              <w:left w:val="nil"/>
+              <w:bottom w:val="single" w:sz="4" w:space="0" w:color="000000"/>
+              <w:right w:val="single" w:sz="4" w:space="0" w:color="000000"/>
+            </w:tcBorders>
+            <w:vAlign w:val="center"/>
+            <w:hideMark/>
+          </w:tcPr>
+          <w:p>
+            <w:pPr>
+              <w:spacing w:before="0" w:after="0" w:line="240" w:lineRule="auto"/>
+              <w:ind w:firstLineChars="100" w:firstLine="240"/>
+              <w:jc w:val="left"/>
+              <w:rPr>
+                <w:rFonts w:eastAsia="Times New Roman"/>
+                <w:color w:val="000000"/>
+                <w:lang w:val="en-US"/>
+              </w:rPr>
+            </w:pPr>
+            <w:r>
+              <w:rPr>
+                <w:rFonts w:eastAsia="Times New Roman"/>
+                <w:color w:val="000000"/>
+                <w:lang w:val="en-US"/>
+              </w:rPr>
+              <w:t>Mid-terms</w:t>
+            </w:r>
+          </w:p>
+        </w:tc>
+        <w:tc>
+          <w:tcPr>
+            <w:tcW w:w="1350" w:type="dxa"/>
+            <w:tcBorders>
+              <w:top w:val="nil"/>
+              <w:left w:val="nil"/>
+              <w:bottom w:val="single" w:sz="4" w:space="0" w:color="000000"/>
+              <w:right w:val="single" w:sz="4" w:space="0" w:color="000000"/>
+            </w:tcBorders>
+            <w:vAlign w:val="center"/>
+            <w:hideMark/>
+          </w:tcPr>
+          <w:p>
+            <w:pPr>
+              <w:spacing w:before="0" w:after="0" w:line="240" w:lineRule="auto"/>
+              <w:jc w:val="center"/>
+              <w:rPr>
+                <w:rFonts w:eastAsia="Times New Roman"/>
+                <w:color w:val="000000"/>
+                <w:lang w:val="en-US"/>
+              </w:rPr>
+            </w:pPr>
+            <w:r>
+              <w:rPr>
+                <w:rFonts w:eastAsia="Times New Roman"/>
+                <w:color w:val="000000"/>
+                <w:lang w:val="en-US"/>
+              </w:rPr>
+              <w:t>14-Jun</w:t>
+            </w:r>
+          </w:p>
+        </w:tc>
+        <w:tc>
+          <w:tcPr>
+            <w:tcW w:w="1260" w:type="dxa"/>
+            <w:tcBorders>
+              <w:top w:val="nil"/>
+              <w:left w:val="nil"/>
+              <w:bottom w:val="single" w:sz="4" w:space="0" w:color="000000"/>
+              <w:right w:val="single" w:sz="4" w:space="0" w:color="000000"/>
+            </w:tcBorders>
+            <w:vAlign w:val="center"/>
+            <w:hideMark/>
+          </w:tcPr>
+          <w:p>
+            <w:pPr>
+              <w:spacing w:before="0" w:after="0" w:line="240" w:lineRule="auto"/>
+              <w:jc w:val="center"/>
+              <w:rPr>
+                <w:rFonts w:eastAsia="Times New Roman"/>
+                <w:color w:val="000000"/>
+                <w:lang w:val="en-US"/>
+              </w:rPr>
+            </w:pPr>
+            <w:r>
+              <w:rPr>
+                <w:rFonts w:eastAsia="Times New Roman"/>
+                <w:color w:val="000000"/>
+                <w:lang w:val="en-US"/>
+              </w:rPr>
+              <w:t>27-Jun</w:t>
+            </w:r>
+          </w:p>
+        </w:tc>
+        <w:tc>
+          <w:tcPr>
+            <w:tcW w:w="630" w:type="dxa"/>
+            <w:tcBorders>
+              <w:top w:val="nil"/>
+              <w:left w:val="nil"/>
+              <w:bottom w:val="single" w:sz="4" w:space="0" w:color="000000"/>
+              <w:right w:val="single" w:sz="4" w:space="0" w:color="000000"/>
+            </w:tcBorders>
+            <w:vAlign w:val="center"/>
+            <w:hideMark/>
+          </w:tcPr>
+          <w:p>
+            <w:pPr>
+              <w:spacing w:before="0" w:after="0" w:line="240" w:lineRule="auto"/>
+              <w:jc w:val="center"/>
+              <w:rPr>
+                <w:rFonts w:eastAsia="Times New Roman"/>
+                <w:color w:val="000000"/>
+                <w:lang w:val="en-US"/>
+              </w:rPr>
+            </w:pPr>
+            <w:r>
+              <w:rPr>
+                <w:rFonts w:eastAsia="Times New Roman"/>
+                <w:color w:val="000000"/>
+                <w:lang w:val="en-US"/>
+              </w:rPr>
+              <w:t>14</w:t>
+            </w:r>
+          </w:p>
+        </w:tc>
+      </w:tr>
+      <w:tr>
+        <w:trPr>
+          <w:trHeight w:val="310"/>
+        </w:trPr>
+        <w:tc>
+          <w:tcPr>
+            <w:tcW w:w="751" w:type="dxa"/>
+            <w:tcBorders>
+              <w:top w:val="nil"/>
+              <w:left w:val="single" w:sz="4" w:space="0" w:color="000000"/>
+              <w:bottom w:val="single" w:sz="4" w:space="0" w:color="000000"/>
+              <w:right w:val="single" w:sz="4" w:space="0" w:color="000000"/>
+            </w:tcBorders>
+            <w:vAlign w:val="center"/>
+            <w:hideMark/>
+          </w:tcPr>
+          <w:p>
+            <w:pPr>
+              <w:spacing w:before="0" w:after="0" w:line="240" w:lineRule="auto"/>
+              <w:jc w:val="center"/>
+              <w:rPr>
+                <w:rFonts w:eastAsia="Times New Roman"/>
+                <w:b/>
+                <w:bCs/>
+                <w:color w:val="000000"/>
+                <w:lang w:val="en-US"/>
+              </w:rPr>
+            </w:pPr>
+            <w:r>
+              <w:rPr>
+                <w:rFonts w:eastAsia="Times New Roman"/>
+                <w:b/>
+                <w:bCs/>
+                <w:color w:val="000000"/>
+                <w:lang w:val="en-US"/>
+              </w:rPr>
+              <w:t>4</w:t>
+            </w:r>
+          </w:p>
+        </w:tc>
+        <w:tc>
+          <w:tcPr>
+            <w:tcW w:w="5364" w:type="dxa"/>
+            <w:tcBorders>
+              <w:top w:val="nil"/>
+              <w:left w:val="nil"/>
+              <w:bottom w:val="nil"/>
+              <w:right w:val="single" w:sz="4" w:space="0" w:color="000000"/>
+            </w:tcBorders>
+            <w:vAlign w:val="center"/>
+            <w:hideMark/>
+          </w:tcPr>
+          <w:p>
+            <w:pPr>
+              <w:spacing w:before="0" w:after="0" w:line="240" w:lineRule="auto"/>
+              <w:ind w:firstLineChars="100" w:firstLine="241"/>
+              <w:jc w:val="left"/>
+              <w:rPr>
+                <w:rFonts w:eastAsia="Times New Roman"/>
+                <w:b/>
+                <w:bCs/>
+                <w:color w:val="000000"/>
+                <w:lang w:val="en-US"/>
+              </w:rPr>
+            </w:pPr>
+            <w:r>
+              <w:rPr>
+                <w:rFonts w:eastAsia="Times New Roman"/>
+                <w:b/>
+                <w:bCs/>
+                <w:color w:val="000000"/>
+                <w:lang w:val="en-US"/>
+              </w:rPr>
+              <w:t>Pre-board Defense</w:t>
+            </w:r>
+          </w:p>
+        </w:tc>
+        <w:tc>
+          <w:tcPr>
+            <w:tcW w:w="1350" w:type="dxa"/>
+            <w:tcBorders>
+              <w:top w:val="nil"/>
+              <w:left w:val="nil"/>
+              <w:bottom w:val="single" w:sz="4" w:space="0" w:color="000000"/>
+              <w:right w:val="single" w:sz="4" w:space="0" w:color="000000"/>
+            </w:tcBorders>
+            <w:vAlign w:val="center"/>
+            <w:hideMark/>
+          </w:tcPr>
+          <w:p>
+            <w:pPr>
+              <w:spacing w:before="0" w:after="0" w:line="240" w:lineRule="auto"/>
+              <w:jc w:val="center"/>
+              <w:rPr>
+                <w:rFonts w:eastAsia="Times New Roman"/>
+                <w:color w:val="000000"/>
+                <w:lang w:val="en-US"/>
+              </w:rPr>
+            </w:pPr>
+            <w:r>
+              <w:rPr>
+                <w:rFonts w:eastAsia="Times New Roman"/>
+                <w:color w:val="000000"/>
+                <w:lang w:val="en-US"/>
+              </w:rPr>
+              <w:t> </w:t>
+            </w:r>
+          </w:p>
+        </w:tc>
+        <w:tc>
+          <w:tcPr>
+            <w:tcW w:w="1260" w:type="dxa"/>
+            <w:tcBorders>
+              <w:top w:val="nil"/>
+              <w:left w:val="nil"/>
+              <w:bottom w:val="single" w:sz="4" w:space="0" w:color="000000"/>
+              <w:right w:val="single" w:sz="4" w:space="0" w:color="000000"/>
+            </w:tcBorders>
+            <w:vAlign w:val="center"/>
+            <w:hideMark/>
+          </w:tcPr>
+          <w:p>
+            <w:pPr>
+              <w:spacing w:before="0" w:after="0" w:line="240" w:lineRule="auto"/>
+              <w:jc w:val="center"/>
+              <w:rPr>
+                <w:rFonts w:eastAsia="Times New Roman"/>
+                <w:color w:val="000000"/>
+                <w:lang w:val="en-US"/>
+              </w:rPr>
+            </w:pPr>
+            <w:r>
+              <w:rPr>
+                <w:rFonts w:eastAsia="Times New Roman"/>
+                <w:color w:val="000000"/>
+                <w:lang w:val="en-US"/>
+              </w:rPr>
+              <w:t> </w:t>
+            </w:r>
+          </w:p>
+        </w:tc>
+        <w:tc>
+          <w:tcPr>
+            <w:tcW w:w="630" w:type="dxa"/>
+            <w:tcBorders>
+              <w:top w:val="nil"/>
+              <w:left w:val="nil"/>
+              <w:bottom w:val="single" w:sz="4" w:space="0" w:color="000000"/>
+              <w:right w:val="single" w:sz="4" w:space="0" w:color="000000"/>
+            </w:tcBorders>
+            <w:vAlign w:val="center"/>
+            <w:hideMark/>
+          </w:tcPr>
+          <w:p>
+            <w:pPr>
+              <w:spacing w:before="0" w:after="0" w:line="240" w:lineRule="auto"/>
+              <w:jc w:val="center"/>
+              <w:rPr>
+                <w:rFonts w:eastAsia="Times New Roman"/>
+                <w:color w:val="000000"/>
+                <w:lang w:val="en-US"/>
+              </w:rPr>
+            </w:pPr>
+            <w:r>
+              <w:rPr>
+                <w:rFonts w:eastAsia="Times New Roman"/>
+                <w:color w:val="000000"/>
+                <w:lang w:val="en-US"/>
+              </w:rPr>
+              <w:t> </w:t>
+            </w:r>
+          </w:p>
+        </w:tc>
+      </w:tr>
+      <w:tr>
+        <w:trPr>
+          <w:trHeight w:val="310"/>
+        </w:trPr>
+        <w:tc>
+          <w:tcPr>
+            <w:tcW w:w="751" w:type="dxa"/>
+            <w:tcBorders>
+              <w:top w:val="nil"/>
+              <w:left w:val="single" w:sz="4" w:space="0" w:color="000000"/>
+              <w:bottom w:val="single" w:sz="4" w:space="0" w:color="000000"/>
+              <w:right w:val="single" w:sz="4" w:space="0" w:color="000000"/>
+            </w:tcBorders>
+            <w:vAlign w:val="center"/>
+            <w:hideMark/>
+          </w:tcPr>
+          <w:p>
+            <w:pPr>
+              <w:spacing w:before="0" w:after="0" w:line="240" w:lineRule="auto"/>
+              <w:jc w:val="center"/>
+              <w:rPr>
+                <w:rFonts w:eastAsia="Times New Roman"/>
+                <w:color w:val="000000"/>
+                <w:lang w:val="en-US"/>
+              </w:rPr>
+            </w:pPr>
+            <w:r>
+              <w:rPr>
+                <w:rFonts w:eastAsia="Times New Roman"/>
+                <w:color w:val="000000"/>
+                <w:lang w:val="en-US"/>
+              </w:rPr>
+              <w:t>4.1</w:t>
+            </w:r>
+          </w:p>
+        </w:tc>
+        <w:tc>
+          <w:tcPr>
+            <w:tcW w:w="5364" w:type="dxa"/>
+            <w:tcBorders>
+              <w:top w:val="single" w:sz="4" w:space="0" w:color="000000"/>
+              <w:left w:val="nil"/>
+              <w:bottom w:val="single" w:sz="4" w:space="0" w:color="000000"/>
+              <w:right w:val="single" w:sz="4" w:space="0" w:color="000000"/>
+            </w:tcBorders>
+            <w:vAlign w:val="center"/>
+            <w:hideMark/>
+          </w:tcPr>
+          <w:p>
+            <w:pPr>
+              <w:spacing w:before="0" w:after="0" w:line="240" w:lineRule="auto"/>
+              <w:ind w:firstLineChars="100" w:firstLine="240"/>
+              <w:jc w:val="left"/>
+              <w:rPr>
+                <w:rFonts w:eastAsia="Times New Roman"/>
+                <w:color w:val="000000"/>
+                <w:lang w:val="en-US"/>
+              </w:rPr>
+            </w:pPr>
+            <w:r>
+              <w:rPr>
+                <w:rFonts w:eastAsia="Times New Roman"/>
+                <w:color w:val="000000"/>
+                <w:lang w:val="en-US"/>
+              </w:rPr>
+              <w:t>Admin page: Register user, Add Menu Item</w:t>
+            </w:r>
+          </w:p>
+        </w:tc>
+        <w:tc>
+          <w:tcPr>
+            <w:tcW w:w="1350" w:type="dxa"/>
+            <w:tcBorders>
+              <w:top w:val="nil"/>
+              <w:left w:val="nil"/>
+              <w:bottom w:val="single" w:sz="4" w:space="0" w:color="000000"/>
+              <w:right w:val="single" w:sz="4" w:space="0" w:color="000000"/>
+            </w:tcBorders>
+            <w:vAlign w:val="center"/>
+            <w:hideMark/>
+          </w:tcPr>
+          <w:p>
+            <w:pPr>
+              <w:spacing w:before="0" w:after="0" w:line="240" w:lineRule="auto"/>
+              <w:jc w:val="center"/>
+              <w:rPr>
+                <w:rFonts w:eastAsia="Times New Roman"/>
+                <w:color w:val="000000"/>
+                <w:lang w:val="en-US"/>
+              </w:rPr>
+            </w:pPr>
+            <w:r>
+              <w:rPr>
+                <w:rFonts w:eastAsia="Times New Roman"/>
+                <w:color w:val="000000"/>
+                <w:lang w:val="en-US"/>
+              </w:rPr>
+              <w:t>28-Jun</w:t>
+            </w:r>
+          </w:p>
+        </w:tc>
+        <w:tc>
+          <w:tcPr>
+            <w:tcW w:w="1260" w:type="dxa"/>
+            <w:tcBorders>
+              <w:top w:val="nil"/>
+              <w:left w:val="nil"/>
+              <w:bottom w:val="single" w:sz="4" w:space="0" w:color="000000"/>
+              <w:right w:val="single" w:sz="4" w:space="0" w:color="000000"/>
+            </w:tcBorders>
+            <w:vAlign w:val="center"/>
+            <w:hideMark/>
+          </w:tcPr>
+          <w:p>
+            <w:pPr>
+              <w:spacing w:before="0" w:after="0" w:line="240" w:lineRule="auto"/>
+              <w:jc w:val="center"/>
+              <w:rPr>
+                <w:rFonts w:eastAsia="Times New Roman"/>
+                <w:color w:val="000000"/>
+                <w:lang w:val="en-US"/>
+              </w:rPr>
+            </w:pPr>
+            <w:r>
+              <w:rPr>
+                <w:rFonts w:eastAsia="Times New Roman"/>
+                <w:color w:val="000000"/>
+                <w:lang w:val="en-US"/>
+              </w:rPr>
+              <w:t>30-Jun</w:t>
+            </w:r>
+          </w:p>
+        </w:tc>
+        <w:tc>
+          <w:tcPr>
+            <w:tcW w:w="630" w:type="dxa"/>
+            <w:tcBorders>
+              <w:top w:val="nil"/>
+              <w:left w:val="nil"/>
+              <w:bottom w:val="single" w:sz="4" w:space="0" w:color="000000"/>
+              <w:right w:val="single" w:sz="4" w:space="0" w:color="000000"/>
+            </w:tcBorders>
+            <w:vAlign w:val="center"/>
+            <w:hideMark/>
+          </w:tcPr>
+          <w:p>
+            <w:pPr>
+              <w:spacing w:before="0" w:after="0" w:line="240" w:lineRule="auto"/>
+              <w:jc w:val="center"/>
+              <w:rPr>
+                <w:rFonts w:eastAsia="Times New Roman"/>
+                <w:color w:val="000000"/>
+                <w:lang w:val="en-US"/>
+              </w:rPr>
+            </w:pPr>
+            <w:r>
+              <w:rPr>
+                <w:rFonts w:eastAsia="Times New Roman"/>
+                <w:color w:val="000000"/>
+                <w:lang w:val="en-US"/>
+              </w:rPr>
+              <w:t>3</w:t>
+            </w:r>
+          </w:p>
+        </w:tc>
+      </w:tr>
+      <w:tr>
+        <w:trPr>
+          <w:trHeight w:val="310"/>
+        </w:trPr>
+        <w:tc>
+          <w:tcPr>
+            <w:tcW w:w="751" w:type="dxa"/>
+            <w:tcBorders>
+              <w:top w:val="nil"/>
+              <w:left w:val="single" w:sz="4" w:space="0" w:color="000000"/>
+              <w:bottom w:val="single" w:sz="4" w:space="0" w:color="000000"/>
+              <w:right w:val="single" w:sz="4" w:space="0" w:color="000000"/>
+            </w:tcBorders>
+            <w:vAlign w:val="center"/>
+            <w:hideMark/>
+          </w:tcPr>
+          <w:p>
+            <w:pPr>
+              <w:spacing w:before="0" w:after="0" w:line="240" w:lineRule="auto"/>
+              <w:jc w:val="center"/>
+              <w:rPr>
+                <w:rFonts w:eastAsia="Times New Roman"/>
+                <w:color w:val="000000"/>
+                <w:lang w:val="en-US"/>
+              </w:rPr>
+            </w:pPr>
+            <w:r>
+              <w:rPr>
+                <w:rFonts w:eastAsia="Times New Roman"/>
+                <w:color w:val="000000"/>
+                <w:lang w:val="en-US"/>
+              </w:rPr>
+              <w:t>4.2</w:t>
+            </w:r>
+          </w:p>
+        </w:tc>
+        <w:tc>
+          <w:tcPr>
+            <w:tcW w:w="5364" w:type="dxa"/>
+            <w:tcBorders>
+              <w:top w:val="nil"/>
+              <w:left w:val="nil"/>
+              <w:bottom w:val="single" w:sz="4" w:space="0" w:color="000000"/>
+              <w:right w:val="single" w:sz="4" w:space="0" w:color="000000"/>
+            </w:tcBorders>
+            <w:vAlign w:val="center"/>
+            <w:hideMark/>
+          </w:tcPr>
+          <w:p>
+            <w:pPr>
+              <w:spacing w:before="0" w:after="0" w:line="240" w:lineRule="auto"/>
+              <w:ind w:firstLineChars="100" w:firstLine="240"/>
+              <w:jc w:val="left"/>
+              <w:rPr>
+                <w:rFonts w:eastAsia="Times New Roman"/>
+                <w:color w:val="000000"/>
+                <w:lang w:val="en-US"/>
+              </w:rPr>
+            </w:pPr>
+            <w:r>
+              <w:rPr>
+                <w:rFonts w:eastAsia="Times New Roman"/>
+                <w:color w:val="000000"/>
+                <w:lang w:val="en-US"/>
+              </w:rPr>
+              <w:t>Admin page: Manage Menu Item</w:t>
+            </w:r>
+          </w:p>
+        </w:tc>
+        <w:tc>
+          <w:tcPr>
+            <w:tcW w:w="1350" w:type="dxa"/>
+            <w:tcBorders>
+              <w:top w:val="nil"/>
+              <w:left w:val="nil"/>
+              <w:bottom w:val="single" w:sz="4" w:space="0" w:color="000000"/>
+              <w:right w:val="single" w:sz="4" w:space="0" w:color="000000"/>
+            </w:tcBorders>
+            <w:vAlign w:val="center"/>
+            <w:hideMark/>
+          </w:tcPr>
+          <w:p>
+            <w:pPr>
+              <w:spacing w:before="0" w:after="0" w:line="240" w:lineRule="auto"/>
+              <w:jc w:val="center"/>
+              <w:rPr>
+                <w:rFonts w:eastAsia="Times New Roman"/>
+                <w:color w:val="000000"/>
+                <w:lang w:val="en-US"/>
+              </w:rPr>
+            </w:pPr>
+            <w:r>
+              <w:rPr>
+                <w:rFonts w:eastAsia="Times New Roman"/>
+                <w:color w:val="000000"/>
+                <w:lang w:val="en-US"/>
+              </w:rPr>
+              <w:t>30-Jun</w:t>
+            </w:r>
+          </w:p>
+        </w:tc>
+        <w:tc>
+          <w:tcPr>
+            <w:tcW w:w="1260" w:type="dxa"/>
+            <w:tcBorders>
+              <w:top w:val="nil"/>
+              <w:left w:val="nil"/>
+              <w:bottom w:val="single" w:sz="4" w:space="0" w:color="000000"/>
+              <w:right w:val="single" w:sz="4" w:space="0" w:color="000000"/>
+            </w:tcBorders>
+            <w:vAlign w:val="center"/>
+            <w:hideMark/>
+          </w:tcPr>
+          <w:p>
+            <w:pPr>
+              <w:spacing w:before="0" w:after="0" w:line="240" w:lineRule="auto"/>
+              <w:jc w:val="center"/>
+              <w:rPr>
+                <w:rFonts w:eastAsia="Times New Roman"/>
+                <w:color w:val="000000"/>
+                <w:lang w:val="en-US"/>
+              </w:rPr>
+            </w:pPr>
+            <w:r>
+              <w:rPr>
+                <w:rFonts w:eastAsia="Times New Roman"/>
+                <w:color w:val="000000"/>
+                <w:lang w:val="en-US"/>
+              </w:rPr>
+              <w:t>1-Jul</w:t>
+            </w:r>
+          </w:p>
+        </w:tc>
+        <w:tc>
+          <w:tcPr>
+            <w:tcW w:w="630" w:type="dxa"/>
+            <w:tcBorders>
+              <w:top w:val="nil"/>
+              <w:left w:val="nil"/>
+              <w:bottom w:val="single" w:sz="4" w:space="0" w:color="000000"/>
+              <w:right w:val="single" w:sz="4" w:space="0" w:color="000000"/>
+            </w:tcBorders>
+            <w:vAlign w:val="center"/>
+            <w:hideMark/>
+          </w:tcPr>
+          <w:p>
+            <w:pPr>
+              <w:spacing w:before="0" w:after="0" w:line="240" w:lineRule="auto"/>
+              <w:jc w:val="center"/>
+              <w:rPr>
+                <w:rFonts w:eastAsia="Times New Roman"/>
+                <w:color w:val="000000"/>
+                <w:lang w:val="en-US"/>
+              </w:rPr>
+            </w:pPr>
+            <w:r>
+              <w:rPr>
+                <w:rFonts w:eastAsia="Times New Roman"/>
+                <w:color w:val="000000"/>
+                <w:lang w:val="en-US"/>
+              </w:rPr>
+              <w:t>2</w:t>
+            </w:r>
+          </w:p>
+        </w:tc>
+      </w:tr>
+      <w:tr>
+        <w:trPr>
+          <w:trHeight w:val="310"/>
+        </w:trPr>
+        <w:tc>
+          <w:tcPr>
+            <w:tcW w:w="751" w:type="dxa"/>
+            <w:tcBorders>
+              <w:top w:val="nil"/>
+              <w:left w:val="single" w:sz="4" w:space="0" w:color="000000"/>
+              <w:bottom w:val="single" w:sz="4" w:space="0" w:color="000000"/>
+              <w:right w:val="single" w:sz="4" w:space="0" w:color="000000"/>
+            </w:tcBorders>
+            <w:vAlign w:val="center"/>
+            <w:hideMark/>
+          </w:tcPr>
+          <w:p>
+            <w:pPr>
+              <w:spacing w:before="0" w:after="0" w:line="240" w:lineRule="auto"/>
+              <w:jc w:val="center"/>
+              <w:rPr>
+                <w:rFonts w:eastAsia="Times New Roman"/>
+                <w:color w:val="000000"/>
+                <w:lang w:val="en-US"/>
+              </w:rPr>
+            </w:pPr>
+            <w:r>
+              <w:rPr>
+                <w:rFonts w:eastAsia="Times New Roman"/>
+                <w:color w:val="000000"/>
+                <w:lang w:val="en-US"/>
+              </w:rPr>
+              <w:t>4.3</w:t>
+            </w:r>
+          </w:p>
+        </w:tc>
+        <w:tc>
+          <w:tcPr>
+            <w:tcW w:w="5364" w:type="dxa"/>
+            <w:tcBorders>
+              <w:top w:val="nil"/>
+              <w:left w:val="nil"/>
+              <w:bottom w:val="single" w:sz="4" w:space="0" w:color="000000"/>
+              <w:right w:val="single" w:sz="4" w:space="0" w:color="000000"/>
+            </w:tcBorders>
+            <w:vAlign w:val="center"/>
+            <w:hideMark/>
+          </w:tcPr>
+          <w:p>
+            <w:pPr>
+              <w:spacing w:before="0" w:after="0" w:line="240" w:lineRule="auto"/>
+              <w:ind w:firstLineChars="100" w:firstLine="240"/>
+              <w:jc w:val="left"/>
+              <w:rPr>
+                <w:rFonts w:eastAsia="Times New Roman"/>
+                <w:color w:val="000000"/>
+                <w:lang w:val="en-US"/>
+              </w:rPr>
+            </w:pPr>
+            <w:r>
+              <w:rPr>
+                <w:rFonts w:eastAsia="Times New Roman"/>
+                <w:color w:val="000000"/>
+                <w:lang w:val="en-US"/>
+              </w:rPr>
+              <w:t>Admin Page: Add Balance, Manage Users</w:t>
+            </w:r>
+          </w:p>
+        </w:tc>
+        <w:tc>
+          <w:tcPr>
+            <w:tcW w:w="1350" w:type="dxa"/>
+            <w:tcBorders>
+              <w:top w:val="nil"/>
+              <w:left w:val="nil"/>
+              <w:bottom w:val="single" w:sz="4" w:space="0" w:color="000000"/>
+              <w:right w:val="single" w:sz="4" w:space="0" w:color="000000"/>
+            </w:tcBorders>
+            <w:vAlign w:val="center"/>
+            <w:hideMark/>
+          </w:tcPr>
+          <w:p>
+            <w:pPr>
+              <w:spacing w:before="0" w:after="0" w:line="240" w:lineRule="auto"/>
+              <w:jc w:val="center"/>
+              <w:rPr>
+                <w:rFonts w:eastAsia="Times New Roman"/>
+                <w:color w:val="000000"/>
+                <w:lang w:val="en-US"/>
+              </w:rPr>
+            </w:pPr>
+            <w:r>
+              <w:rPr>
+                <w:rFonts w:eastAsia="Times New Roman"/>
+                <w:color w:val="000000"/>
+                <w:lang w:val="en-US"/>
+              </w:rPr>
+              <w:t>1-Jul</w:t>
+            </w:r>
+          </w:p>
+        </w:tc>
+        <w:tc>
+          <w:tcPr>
+            <w:tcW w:w="1260" w:type="dxa"/>
+            <w:tcBorders>
+              <w:top w:val="nil"/>
+              <w:left w:val="nil"/>
+              <w:bottom w:val="single" w:sz="4" w:space="0" w:color="000000"/>
+              <w:right w:val="single" w:sz="4" w:space="0" w:color="000000"/>
+            </w:tcBorders>
+            <w:vAlign w:val="center"/>
+            <w:hideMark/>
+          </w:tcPr>
+          <w:p>
+            <w:pPr>
+              <w:spacing w:before="0" w:after="0" w:line="240" w:lineRule="auto"/>
+              <w:jc w:val="center"/>
+              <w:rPr>
+                <w:rFonts w:eastAsia="Times New Roman"/>
+                <w:color w:val="000000"/>
+                <w:lang w:val="en-US"/>
+              </w:rPr>
+            </w:pPr>
+            <w:r>
+              <w:rPr>
+                <w:rFonts w:eastAsia="Times New Roman"/>
+                <w:color w:val="000000"/>
+                <w:lang w:val="en-US"/>
+              </w:rPr>
+              <w:t>3-Jul</w:t>
+            </w:r>
+          </w:p>
+        </w:tc>
+        <w:tc>
+          <w:tcPr>
+            <w:tcW w:w="630" w:type="dxa"/>
+            <w:tcBorders>
+              <w:top w:val="nil"/>
+              <w:left w:val="nil"/>
+              <w:bottom w:val="single" w:sz="4" w:space="0" w:color="000000"/>
+              <w:right w:val="single" w:sz="4" w:space="0" w:color="000000"/>
+            </w:tcBorders>
+            <w:vAlign w:val="center"/>
+            <w:hideMark/>
+          </w:tcPr>
+          <w:p>
+            <w:pPr>
+              <w:spacing w:before="0" w:after="0" w:line="240" w:lineRule="auto"/>
+              <w:jc w:val="center"/>
+              <w:rPr>
+                <w:rFonts w:eastAsia="Times New Roman"/>
+                <w:color w:val="000000"/>
+                <w:lang w:val="en-US"/>
+              </w:rPr>
+            </w:pPr>
+            <w:r>
+              <w:rPr>
+                <w:rFonts w:eastAsia="Times New Roman"/>
+                <w:color w:val="000000"/>
+                <w:lang w:val="en-US"/>
+              </w:rPr>
+              <w:t>3</w:t>
+            </w:r>
+          </w:p>
+        </w:tc>
+      </w:tr>
+      <w:tr>
+        <w:trPr>
+          <w:trHeight w:val="310"/>
+        </w:trPr>
+        <w:tc>
+          <w:tcPr>
+            <w:tcW w:w="751" w:type="dxa"/>
+            <w:tcBorders>
+              <w:top w:val="nil"/>
+              <w:left w:val="single" w:sz="4" w:space="0" w:color="000000"/>
+              <w:bottom w:val="single" w:sz="4" w:space="0" w:color="000000"/>
+              <w:right w:val="single" w:sz="4" w:space="0" w:color="000000"/>
+            </w:tcBorders>
+            <w:vAlign w:val="center"/>
+            <w:hideMark/>
+          </w:tcPr>
+          <w:p>
+            <w:pPr>
+              <w:spacing w:before="0" w:after="0" w:line="240" w:lineRule="auto"/>
+              <w:jc w:val="center"/>
+              <w:rPr>
+                <w:rFonts w:eastAsia="Times New Roman"/>
+                <w:color w:val="000000"/>
+                <w:lang w:val="en-US"/>
+              </w:rPr>
+            </w:pPr>
+            <w:r>
+              <w:rPr>
+                <w:rFonts w:eastAsia="Times New Roman"/>
+                <w:color w:val="000000"/>
+                <w:lang w:val="en-US"/>
+              </w:rPr>
+              <w:t>4.4</w:t>
+            </w:r>
+          </w:p>
+        </w:tc>
+        <w:tc>
+          <w:tcPr>
+            <w:tcW w:w="5364" w:type="dxa"/>
+            <w:tcBorders>
+              <w:top w:val="nil"/>
+              <w:left w:val="nil"/>
+              <w:bottom w:val="single" w:sz="4" w:space="0" w:color="000000"/>
+              <w:right w:val="single" w:sz="4" w:space="0" w:color="000000"/>
+            </w:tcBorders>
+            <w:vAlign w:val="center"/>
+            <w:hideMark/>
+          </w:tcPr>
+          <w:p>
+            <w:pPr>
+              <w:spacing w:before="0" w:after="0" w:line="240" w:lineRule="auto"/>
+              <w:ind w:firstLineChars="100" w:firstLine="240"/>
+              <w:jc w:val="left"/>
+              <w:rPr>
+                <w:rFonts w:eastAsia="Times New Roman"/>
+                <w:color w:val="000000"/>
+                <w:lang w:val="en-US"/>
+              </w:rPr>
+            </w:pPr>
+            <w:r>
+              <w:rPr>
+                <w:rFonts w:eastAsia="Times New Roman"/>
+                <w:color w:val="000000"/>
+                <w:lang w:val="en-US"/>
+              </w:rPr>
+              <w:t>Admin Page: Timing Schedule Add and Edit</w:t>
+            </w:r>
+          </w:p>
+        </w:tc>
+        <w:tc>
+          <w:tcPr>
+            <w:tcW w:w="1350" w:type="dxa"/>
+            <w:tcBorders>
+              <w:top w:val="nil"/>
+              <w:left w:val="nil"/>
+              <w:bottom w:val="single" w:sz="4" w:space="0" w:color="000000"/>
+              <w:right w:val="single" w:sz="4" w:space="0" w:color="000000"/>
+            </w:tcBorders>
+            <w:hideMark/>
+          </w:tcPr>
+          <w:p>
+            <w:pPr>
+              <w:spacing w:before="0" w:after="0" w:line="240" w:lineRule="auto"/>
+              <w:jc w:val="center"/>
+              <w:rPr>
+                <w:rFonts w:eastAsia="Times New Roman"/>
+                <w:color w:val="000000"/>
+                <w:sz w:val="22"/>
+                <w:szCs w:val="22"/>
+                <w:lang w:val="en-US"/>
+              </w:rPr>
+            </w:pPr>
+            <w:r>
+              <w:rPr>
+                <w:rFonts w:eastAsia="Times New Roman"/>
+                <w:color w:val="000000"/>
+                <w:sz w:val="22"/>
+                <w:szCs w:val="22"/>
+                <w:lang w:val="en-US"/>
+              </w:rPr>
+              <w:t>4-Jul</w:t>
+            </w:r>
+          </w:p>
+        </w:tc>
+        <w:tc>
+          <w:tcPr>
+            <w:tcW w:w="1260" w:type="dxa"/>
+            <w:tcBorders>
+              <w:top w:val="nil"/>
+              <w:left w:val="nil"/>
+              <w:bottom w:val="single" w:sz="4" w:space="0" w:color="000000"/>
+              <w:right w:val="single" w:sz="4" w:space="0" w:color="000000"/>
+            </w:tcBorders>
+            <w:hideMark/>
+          </w:tcPr>
+          <w:p>
+            <w:pPr>
+              <w:spacing w:before="0" w:after="0" w:line="240" w:lineRule="auto"/>
+              <w:jc w:val="center"/>
+              <w:rPr>
+                <w:rFonts w:eastAsia="Times New Roman"/>
+                <w:color w:val="000000"/>
+                <w:sz w:val="22"/>
+                <w:szCs w:val="22"/>
+                <w:lang w:val="en-US"/>
+              </w:rPr>
+            </w:pPr>
+            <w:r>
+              <w:rPr>
+                <w:rFonts w:eastAsia="Times New Roman"/>
+                <w:color w:val="000000"/>
+                <w:sz w:val="22"/>
+                <w:szCs w:val="22"/>
+                <w:lang w:val="en-US"/>
+              </w:rPr>
+              <w:t>8-Jul</w:t>
+            </w:r>
+          </w:p>
+        </w:tc>
+        <w:tc>
+          <w:tcPr>
+            <w:tcW w:w="630" w:type="dxa"/>
+            <w:tcBorders>
+              <w:top w:val="nil"/>
+              <w:left w:val="nil"/>
+              <w:bottom w:val="single" w:sz="4" w:space="0" w:color="000000"/>
+              <w:right w:val="single" w:sz="4" w:space="0" w:color="000000"/>
+            </w:tcBorders>
+            <w:vAlign w:val="center"/>
+            <w:hideMark/>
+          </w:tcPr>
+          <w:p>
+            <w:pPr>
+              <w:spacing w:before="0" w:after="0" w:line="240" w:lineRule="auto"/>
+              <w:jc w:val="center"/>
+              <w:rPr>
+                <w:rFonts w:eastAsia="Times New Roman"/>
+                <w:color w:val="000000"/>
+                <w:lang w:val="en-US"/>
+              </w:rPr>
+            </w:pPr>
+            <w:r>
+              <w:rPr>
+                <w:rFonts w:eastAsia="Times New Roman"/>
+                <w:color w:val="000000"/>
+                <w:lang w:val="en-US"/>
+              </w:rPr>
+              <w:t>5</w:t>
+            </w:r>
+          </w:p>
+        </w:tc>
+      </w:tr>
+      <w:tr>
+        <w:trPr>
+          <w:trHeight w:val="310"/>
+        </w:trPr>
+        <w:tc>
+          <w:tcPr>
+            <w:tcW w:w="751" w:type="dxa"/>
+            <w:tcBorders>
+              <w:top w:val="nil"/>
+              <w:left w:val="single" w:sz="4" w:space="0" w:color="000000"/>
+              <w:bottom w:val="single" w:sz="4" w:space="0" w:color="000000"/>
+              <w:right w:val="single" w:sz="4" w:space="0" w:color="000000"/>
+            </w:tcBorders>
+            <w:vAlign w:val="center"/>
+            <w:hideMark/>
+          </w:tcPr>
+          <w:p>
+            <w:pPr>
+              <w:spacing w:before="0" w:after="0" w:line="240" w:lineRule="auto"/>
+              <w:jc w:val="center"/>
+              <w:rPr>
+                <w:rFonts w:eastAsia="Times New Roman"/>
+                <w:color w:val="000000"/>
+                <w:lang w:val="en-US"/>
+              </w:rPr>
+            </w:pPr>
+            <w:r>
+              <w:rPr>
+                <w:rFonts w:eastAsia="Times New Roman"/>
+                <w:color w:val="000000"/>
+                <w:lang w:val="en-US"/>
+              </w:rPr>
+              <w:t>4.5</w:t>
+            </w:r>
+          </w:p>
+        </w:tc>
+        <w:tc>
+          <w:tcPr>
+            <w:tcW w:w="5364" w:type="dxa"/>
+            <w:tcBorders>
+              <w:top w:val="nil"/>
+              <w:left w:val="nil"/>
+              <w:bottom w:val="nil"/>
+              <w:right w:val="nil"/>
+            </w:tcBorders>
+            <w:noWrap/>
+            <w:vAlign w:val="bottom"/>
+            <w:hideMark/>
+          </w:tcPr>
+          <w:p>
+            <w:pPr>
+              <w:spacing w:before="0" w:after="0" w:line="240" w:lineRule="auto"/>
+              <w:jc w:val="left"/>
+              <w:rPr>
+                <w:rFonts w:eastAsia="Times New Roman"/>
+                <w:color w:val="000000"/>
+                <w:sz w:val="22"/>
+                <w:szCs w:val="22"/>
+                <w:lang w:val="en-US"/>
+              </w:rPr>
+            </w:pPr>
+            <w:r>
+              <w:rPr>
+                <w:rFonts w:eastAsia="Times New Roman"/>
+                <w:color w:val="000000"/>
+                <w:sz w:val="22"/>
+                <w:szCs w:val="22"/>
+                <w:lang w:val="en-US"/>
+              </w:rPr>
+              <w:t xml:space="preserve">  User Page: Display Menu, Display Balance</w:t>
+            </w:r>
+          </w:p>
+        </w:tc>
+        <w:tc>
+          <w:tcPr>
+            <w:tcW w:w="1350" w:type="dxa"/>
+            <w:tcBorders>
+              <w:top w:val="nil"/>
+              <w:left w:val="single" w:sz="4" w:space="0" w:color="000000"/>
+              <w:bottom w:val="single" w:sz="4" w:space="0" w:color="000000"/>
+              <w:right w:val="single" w:sz="4" w:space="0" w:color="000000"/>
+            </w:tcBorders>
+            <w:vAlign w:val="center"/>
+            <w:hideMark/>
+          </w:tcPr>
+          <w:p>
+            <w:pPr>
+              <w:spacing w:before="0" w:after="0" w:line="240" w:lineRule="auto"/>
+              <w:jc w:val="center"/>
+              <w:rPr>
+                <w:rFonts w:eastAsia="Times New Roman"/>
+                <w:color w:val="000000"/>
+                <w:lang w:val="en-US"/>
+              </w:rPr>
+            </w:pPr>
+            <w:r>
+              <w:rPr>
+                <w:rFonts w:eastAsia="Times New Roman"/>
+                <w:color w:val="000000"/>
+                <w:lang w:val="en-US"/>
+              </w:rPr>
+              <w:t>9-Jul</w:t>
+            </w:r>
+          </w:p>
+        </w:tc>
+        <w:tc>
+          <w:tcPr>
+            <w:tcW w:w="1260" w:type="dxa"/>
+            <w:tcBorders>
+              <w:top w:val="nil"/>
+              <w:left w:val="nil"/>
+              <w:bottom w:val="single" w:sz="4" w:space="0" w:color="000000"/>
+              <w:right w:val="single" w:sz="4" w:space="0" w:color="000000"/>
+            </w:tcBorders>
+            <w:vAlign w:val="center"/>
+            <w:hideMark/>
+          </w:tcPr>
+          <w:p>
+            <w:pPr>
+              <w:spacing w:before="0" w:after="0" w:line="240" w:lineRule="auto"/>
+              <w:jc w:val="center"/>
+              <w:rPr>
+                <w:rFonts w:eastAsia="Times New Roman"/>
+                <w:color w:val="000000"/>
+                <w:lang w:val="en-US"/>
+              </w:rPr>
+            </w:pPr>
+            <w:r>
+              <w:rPr>
+                <w:rFonts w:eastAsia="Times New Roman"/>
+                <w:color w:val="000000"/>
+                <w:lang w:val="en-US"/>
+              </w:rPr>
+              <w:t>10-Jul</w:t>
+            </w:r>
+          </w:p>
+        </w:tc>
+        <w:tc>
+          <w:tcPr>
+            <w:tcW w:w="630" w:type="dxa"/>
+            <w:tcBorders>
+              <w:top w:val="nil"/>
+              <w:left w:val="nil"/>
+              <w:bottom w:val="single" w:sz="4" w:space="0" w:color="000000"/>
+              <w:right w:val="single" w:sz="4" w:space="0" w:color="000000"/>
+            </w:tcBorders>
+            <w:vAlign w:val="center"/>
+            <w:hideMark/>
+          </w:tcPr>
+          <w:p>
+            <w:pPr>
+              <w:spacing w:before="0" w:after="0" w:line="240" w:lineRule="auto"/>
+              <w:jc w:val="center"/>
+              <w:rPr>
+                <w:rFonts w:eastAsia="Times New Roman"/>
+                <w:color w:val="000000"/>
+                <w:lang w:val="en-US"/>
+              </w:rPr>
+            </w:pPr>
+            <w:r>
+              <w:rPr>
+                <w:rFonts w:eastAsia="Times New Roman"/>
+                <w:color w:val="000000"/>
+                <w:lang w:val="en-US"/>
+              </w:rPr>
+              <w:t>1</w:t>
+            </w:r>
+          </w:p>
+        </w:tc>
+      </w:tr>
+      <w:tr>
+        <w:trPr>
+          <w:trHeight w:val="310"/>
+        </w:trPr>
+        <w:tc>
+          <w:tcPr>
+            <w:tcW w:w="751" w:type="dxa"/>
+            <w:tcBorders>
+              <w:top w:val="nil"/>
+              <w:left w:val="single" w:sz="4" w:space="0" w:color="000000"/>
+              <w:bottom w:val="single" w:sz="4" w:space="0" w:color="000000"/>
+              <w:right w:val="single" w:sz="4" w:space="0" w:color="000000"/>
+            </w:tcBorders>
+            <w:vAlign w:val="center"/>
+            <w:hideMark/>
+          </w:tcPr>
+          <w:p>
+            <w:pPr>
+              <w:spacing w:before="0" w:after="0" w:line="240" w:lineRule="auto"/>
+              <w:jc w:val="center"/>
+              <w:rPr>
+                <w:rFonts w:eastAsia="Times New Roman"/>
+                <w:color w:val="000000"/>
+                <w:lang w:val="en-US"/>
+              </w:rPr>
+            </w:pPr>
+            <w:r>
+              <w:rPr>
+                <w:rFonts w:eastAsia="Times New Roman"/>
+                <w:color w:val="000000"/>
+                <w:lang w:val="en-US"/>
+              </w:rPr>
+              <w:t>4.6</w:t>
+            </w:r>
+          </w:p>
+        </w:tc>
+        <w:tc>
+          <w:tcPr>
+            <w:tcW w:w="5364" w:type="dxa"/>
+            <w:tcBorders>
+              <w:top w:val="single" w:sz="4" w:space="0" w:color="000000"/>
+              <w:left w:val="nil"/>
+              <w:bottom w:val="single" w:sz="4" w:space="0" w:color="000000"/>
+              <w:right w:val="single" w:sz="4" w:space="0" w:color="000000"/>
+            </w:tcBorders>
+            <w:vAlign w:val="center"/>
+            <w:hideMark/>
+          </w:tcPr>
+          <w:p>
+            <w:pPr>
+              <w:spacing w:before="0" w:after="0" w:line="240" w:lineRule="auto"/>
+              <w:ind w:firstLineChars="100" w:firstLine="240"/>
+              <w:jc w:val="left"/>
+              <w:rPr>
+                <w:rFonts w:eastAsia="Times New Roman"/>
+                <w:color w:val="000000"/>
+                <w:lang w:val="en-US"/>
+              </w:rPr>
+            </w:pPr>
+            <w:r>
+              <w:rPr>
+                <w:rFonts w:eastAsia="Times New Roman"/>
+                <w:color w:val="000000"/>
+                <w:lang w:val="en-US"/>
+              </w:rPr>
+              <w:t xml:space="preserve">User Page: User Dashboard and Order button modification </w:t>
+            </w:r>
+          </w:p>
+        </w:tc>
+        <w:tc>
+          <w:tcPr>
+            <w:tcW w:w="1350" w:type="dxa"/>
+            <w:tcBorders>
+              <w:top w:val="nil"/>
+              <w:left w:val="nil"/>
+              <w:bottom w:val="nil"/>
+              <w:right w:val="nil"/>
+            </w:tcBorders>
+            <w:noWrap/>
+            <w:vAlign w:val="center"/>
+            <w:hideMark/>
+          </w:tcPr>
+          <w:p>
+            <w:pPr>
+              <w:spacing w:before="0" w:after="0" w:line="240" w:lineRule="auto"/>
+              <w:jc w:val="center"/>
+              <w:rPr>
+                <w:rFonts w:eastAsia="Times New Roman"/>
+                <w:color w:val="000000"/>
+                <w:sz w:val="22"/>
+                <w:szCs w:val="22"/>
+                <w:lang w:val="en-US"/>
+              </w:rPr>
+            </w:pPr>
+            <w:r>
+              <w:rPr>
+                <w:rFonts w:eastAsia="Times New Roman"/>
+                <w:color w:val="000000"/>
+                <w:sz w:val="22"/>
+                <w:szCs w:val="22"/>
+                <w:lang w:val="en-US"/>
+              </w:rPr>
+              <w:t>11-Jul</w:t>
+            </w:r>
+          </w:p>
+        </w:tc>
+        <w:tc>
+          <w:tcPr>
+            <w:tcW w:w="1260" w:type="dxa"/>
+            <w:tcBorders>
+              <w:top w:val="nil"/>
+              <w:left w:val="single" w:sz="4" w:space="0" w:color="000000"/>
+              <w:bottom w:val="single" w:sz="4" w:space="0" w:color="000000"/>
+              <w:right w:val="single" w:sz="4" w:space="0" w:color="000000"/>
+            </w:tcBorders>
+            <w:vAlign w:val="center"/>
+            <w:hideMark/>
+          </w:tcPr>
+          <w:p>
+            <w:pPr>
+              <w:spacing w:before="0" w:after="0" w:line="240" w:lineRule="auto"/>
+              <w:jc w:val="center"/>
+              <w:rPr>
+                <w:rFonts w:eastAsia="Times New Roman"/>
+                <w:color w:val="000000"/>
+                <w:lang w:val="en-US"/>
+              </w:rPr>
+            </w:pPr>
+            <w:r>
+              <w:rPr>
+                <w:rFonts w:eastAsia="Times New Roman"/>
+                <w:color w:val="000000"/>
+                <w:lang w:val="en-US"/>
+              </w:rPr>
+              <w:t>12-Jul</w:t>
+            </w:r>
+          </w:p>
+        </w:tc>
+        <w:tc>
+          <w:tcPr>
+            <w:tcW w:w="630" w:type="dxa"/>
+            <w:tcBorders>
+              <w:top w:val="nil"/>
+              <w:left w:val="nil"/>
+              <w:bottom w:val="single" w:sz="4" w:space="0" w:color="000000"/>
+              <w:right w:val="single" w:sz="4" w:space="0" w:color="000000"/>
+            </w:tcBorders>
+            <w:vAlign w:val="center"/>
+            <w:hideMark/>
+          </w:tcPr>
+          <w:p>
+            <w:pPr>
+              <w:spacing w:before="0" w:after="0" w:line="240" w:lineRule="auto"/>
+              <w:jc w:val="center"/>
+              <w:rPr>
+                <w:rFonts w:eastAsia="Times New Roman"/>
+                <w:color w:val="000000"/>
+                <w:lang w:val="en-US"/>
+              </w:rPr>
+            </w:pPr>
+            <w:r>
+              <w:rPr>
+                <w:rFonts w:eastAsia="Times New Roman"/>
+                <w:color w:val="000000"/>
+                <w:lang w:val="en-US"/>
+              </w:rPr>
+              <w:t>4</w:t>
+            </w:r>
+          </w:p>
+        </w:tc>
+      </w:tr>
+    </w:tbl>
+    <w:p>
+      <w:pPr>
+        <w:pStyle w:val="Heading2"/>
+      </w:pPr>
+      <w:bookmarkStart w:id="79" w:name="_Toc231489984"/>
+      <w:r>
+        <w:lastRenderedPageBreak/>
+        <w:t>4.2 Gantt Chart</w:t>
+      </w:r>
+    </w:p>
+    <w:p>
+      <w:r>
+        <w:drawing>
+          <wp:inline distT="0" distB="0" distL="0" distR="0" wp14:anchorId="0A3D7F63" wp14:editId="4CDD472D">
+            <wp:extent cx="5471160" cy="3337651"/>
+            <wp:effectExtent l="0" t="0" r="0" b="0"/>
+            <wp:docPr id="1190126076" name="Picture 1"/>
+            <wp:cNvGraphicFramePr>
+              <a:graphicFrameLocks xmlns:a="http://schemas.openxmlformats.org/drawingml/2006/main" noChangeAspect="1"/>
+            </wp:cNvGraphicFramePr>
+            <a:graphic xmlns:a="http://schemas.openxmlformats.org/drawingml/2006/main">
+              <a:graphicData uri="http://schemas.openxmlformats.org/drawingml/2006/picture">
+                <pic:pic xmlns:pic="http://schemas.openxmlformats.org/drawingml/2006/picture">
+                  <pic:nvPicPr>
+                    <pic:cNvPr id="1190126076" name=""/>
+                    <pic:cNvPicPr/>
+                  </pic:nvPicPr>
+                  <pic:blipFill>
+                    <a:blip r:embed="rId18"/>
+                    <a:stretch>
+                      <a:fillRect/>
+                    </a:stretch>
+                  </pic:blipFill>
+                  <pic:spPr>
+                    <a:xfrm>
+                      <a:off x="0" y="0"/>
+                      <a:ext cx="5480010" cy="3343050"/>
+                    </a:xfrm>
+                    <a:prstGeom prst="rect">
+                      <a:avLst/>
+                    </a:prstGeom>
+                  </pic:spPr>
+                </pic:pic>
+              </a:graphicData>
+            </a:graphic>
+          </wp:inline>
+        </w:drawing>
+      </w:r>
+    </w:p>
+    <w:p>
+      <w:pPr>
+        <w:pStyle w:val="Heading2"/>
+      </w:pPr>
+      <w:r>
+        <w:t>4.2 Implementation</w:t>
+      </w:r>
+    </w:p>
+    <w:p>
+      <w:pPr>
+        <w:pStyle w:val="Heading3"/>
+      </w:pPr>
+      <w:r>
+        <w:t>4.2.1 Log in Module</w:t>
+      </w:r>
+    </w:p>
+    <w:p>
+      <w:pPr>
+        <w:keepNext/>
+      </w:pPr>
+      <w:r>
+        <w:drawing>
+          <wp:inline distT="0" distB="0" distL="0" distR="0" wp14:anchorId="2B611767" wp14:editId="4FD34987">
+            <wp:extent cx="4678680" cy="2487757"/>
+            <wp:effectExtent l="0" t="0" r="7620" b="8255"/>
+            <wp:docPr id="436598231" name="Picture 1"/>
+            <wp:cNvGraphicFramePr>
+              <a:graphicFrameLocks xmlns:a="http://schemas.openxmlformats.org/drawingml/2006/main" noChangeAspect="1"/>
+            </wp:cNvGraphicFramePr>
+            <a:graphic xmlns:a="http://schemas.openxmlformats.org/drawingml/2006/main">
+              <a:graphicData uri="http://schemas.openxmlformats.org/drawingml/2006/picture">
+                <pic:pic xmlns:pic="http://schemas.openxmlformats.org/drawingml/2006/picture">
+                  <pic:nvPicPr>
+                    <pic:cNvPr id="436598231" name=""/>
+                    <pic:cNvPicPr/>
+                  </pic:nvPicPr>
+                  <pic:blipFill>
+                    <a:blip r:embed="rId19"/>
+                    <a:stretch>
+                      <a:fillRect/>
+                    </a:stretch>
+                  </pic:blipFill>
+                  <pic:spPr>
+                    <a:xfrm>
+                      <a:off x="0" y="0"/>
+                      <a:ext cx="4682559" cy="2489819"/>
+                    </a:xfrm>
+                    <a:prstGeom prst="rect">
+                      <a:avLst/>
+                    </a:prstGeom>
+                  </pic:spPr>
+                </pic:pic>
+              </a:graphicData>
+            </a:graphic>
+          </wp:inline>
+        </w:drawing>
+      </w:r>
+    </w:p>
+    <w:p>
+      <w:pPr>
+        <w:pStyle w:val="Caption"/>
+      </w:pPr>
+      <w:r>
+        <w:t xml:space="preserve">Figure </w:t>
+      </w:r>
+      <w:r>
+        <w:fldChar w:fldCharType="begin"/>
+      </w:r>
+      <w:r>
+        <w:instrText xml:space="preserve"> SEQ Figure \* ARABIC </w:instrText>
+      </w:r>
+      <w:r>
+        <w:fldChar w:fldCharType="separate"/>
+      </w:r>
+      <w:r>
+        <w:rPr>
+          <w:noProof/>
+        </w:rPr>
+        <w:t>6</w:t>
+      </w:r>
+      <w:r>
+        <w:fldChar w:fldCharType="end"/>
+      </w:r>
+      <w:r>
+        <w:t>: Log in Page</w:t>
+      </w:r>
+    </w:p>
+    <w:p>
+      <w:r>
+        <w:t>Allows users to log in, but requires admin to make user accounts for faculty and student users.</w:t>
+      </w:r>
+    </w:p>
+    <w:p>
+      <w:pPr>
+        <w:pStyle w:val="Heading3"/>
+      </w:pPr>
+      <w:r>
+        <w:t xml:space="preserve">4.2.2 </w:t>
+      </w:r>
+    </w:p>
+    <w:p>
+      <w:pPr>
+        <w:spacing w:before="360" w:after="360"/>
+        <w:rPr>
+          <w:b/>
+          <w:bCs/>
           <w:sz w:val="28"/>
           <w:szCs w:val="28"/>
         </w:rPr>
       </w:pPr>
-      <w:bookmarkStart w:id="79" w:name="_Toc231489984"/>
+      <w:r>
+        <w:br w:type="page"/>
+      </w:r>
       <w:r>
         <w:rPr>
           <w:rFonts w:hint="eastAsia"/>
@@ -7581,89 +12706,33 @@
         <w:rPr>
           <w:lang w:val="en-GB"/>
         </w:rPr>
-        <w:t xml:space="preserve">[1] Joshi, S., </w:t>
-      </w:r>
-      <w:proofErr w:type="spellStart"/>
-      <w:r>
+        <w:t>[1] Joshi, S., Kasaju, B., Karki, P., Aryal, S. K., &amp; Chhetri, S. B. (2022, October). Smart canteen management system. In 2022 IEEE 2nd Mysore Sub Section International Conference (MysuruCon) (pp. 1-5). IEEE.</w:t>
+      </w:r>
+    </w:p>
+    <w:p>
+      <w:pPr>
         <w:rPr>
           <w:lang w:val="en-GB"/>
         </w:rPr>
-        <w:t>Kasaju</w:t>
-      </w:r>
-      <w:proofErr w:type="spellEnd"/>
+      </w:pPr>
       <w:r>
         <w:rPr>
           <w:lang w:val="en-GB"/>
         </w:rPr>
-        <w:t>, B., Karki, P., Aryal, S. K., &amp; Chhetri, S. B. (2022, October). Smart canteen management system. In 2022 IEEE 2nd Mysore Sub Section International Conference (</w:t>
-      </w:r>
-      <w:proofErr w:type="spellStart"/>
+        <w:t>[2] Toma, S. T. F., Karmaker, D., Iqbal, S., Pantho, M. H. K., &amp; Antara, R. S. I. (2021, December). Canteen Automation System: An Approach for “Smart City” Planning. In 2021 IEEE Asia-Pacific Conference on Computer Science and Data Engineering (CSDE) (pp. 1-6). IEEE.</w:t>
+      </w:r>
+    </w:p>
+    <w:p>
       <w:r>
         <w:rPr>
           <w:lang w:val="en-GB"/>
         </w:rPr>
-        <w:t>MysuruCon</w:t>
-      </w:r>
-      <w:proofErr w:type="spellEnd"/>
-      <w:r>
-        <w:rPr>
-          <w:lang w:val="en-GB"/>
-        </w:rPr>
-        <w:t>) (pp. 1-5). IEEE.</w:t>
-      </w:r>
-    </w:p>
-    <w:p>
-      <w:pPr>
-        <w:rPr>
-          <w:lang w:val="en-GB"/>
-        </w:rPr>
-      </w:pPr>
-      <w:r>
-        <w:rPr>
-          <w:lang w:val="en-GB"/>
-        </w:rPr>
-        <w:t xml:space="preserve">[2] Toma, S. T. F., Karmaker, D., Iqbal, S., </w:t>
-      </w:r>
-      <w:proofErr w:type="spellStart"/>
-      <w:r>
-        <w:rPr>
-          <w:lang w:val="en-GB"/>
-        </w:rPr>
-        <w:t>Pantho</w:t>
-      </w:r>
-      <w:proofErr w:type="spellEnd"/>
-      <w:r>
-        <w:rPr>
-          <w:lang w:val="en-GB"/>
-        </w:rPr>
-        <w:t>, M. H. K., &amp; Antara, R. S. I. (2021, December). Canteen Automation System: An Approach for “Smart City” Planning. In 2021 IEEE Asia-Pacific Conference on Computer Science and Data Engineering (CSDE) (pp. 1-6). IEEE.</w:t>
-      </w:r>
-    </w:p>
-    <w:p>
-      <w:r>
-        <w:rPr>
-          <w:lang w:val="en-GB"/>
-        </w:rPr>
-        <w:t xml:space="preserve">[3] Narendran, A., </w:t>
-      </w:r>
-      <w:proofErr w:type="spellStart"/>
-      <w:r>
-        <w:rPr>
-          <w:lang w:val="en-GB"/>
-        </w:rPr>
-        <w:t>Inuguri</w:t>
-      </w:r>
-      <w:proofErr w:type="spellEnd"/>
-      <w:r>
-        <w:rPr>
-          <w:lang w:val="en-GB"/>
-        </w:rPr>
-        <w:t>, A. H., Yashaswini, M., Sundaram, S., &amp; Khanna, M. (2024, November). A Next-Gen Approach to Streamlined Canteen Management Systems using Mesa Framework. In 2024 8th International Conference on Computational System and Information Technology for Sustainable Solutions (CSITSS) (pp. 1-5). IEEE</w:t>
+        <w:t>[3] Narendran, A., Inuguri, A. H., Yashaswini, M., Sundaram, S., &amp; Khanna, M. (2024, November). A Next-Gen Approach to Streamlined Canteen Management Systems using Mesa Framework. In 2024 8th International Conference on Computational System and Information Technology for Sustainable Solutions (CSITSS) (pp. 1-5). IEEE</w:t>
       </w:r>
     </w:p>
     <w:sectPr>
-      <w:headerReference w:type="default" r:id="rId17"/>
-      <w:footerReference w:type="default" r:id="rId18"/>
+      <w:headerReference w:type="default" r:id="rId20"/>
+      <w:footerReference w:type="default" r:id="rId21"/>
       <w:pgSz w:w="11909" w:h="16834" w:code="9"/>
       <w:pgMar w:top="1440" w:right="1440" w:bottom="1440" w:left="1800" w:header="720" w:footer="720" w:gutter="0"/>
       <w:pgNumType w:start="1"/>
@@ -13565,6 +18634,7 @@
   <w:style w:type="character" w:default="1" w:styleId="DefaultParagraphFont">
     <w:name w:val="Default Paragraph Font"/>
     <w:uiPriority w:val="1"/>
+    <w:semiHidden/>
     <w:unhideWhenUsed/>
   </w:style>
   <w:style w:type="table" w:default="1" w:styleId="TableNormal">
@@ -14403,28 +19473,28 @@
 </file>
 
 <file path=customXml/item1.xml><?xml version="1.0" encoding="utf-8"?>
-<b:Sources xmlns:b="http://schemas.openxmlformats.org/officeDocument/2006/bibliography" xmlns="http://schemas.openxmlformats.org/officeDocument/2006/bibliography" SelectedStyle="\IEEE2006OfficeOnline.xsl" StyleName="IEEE" Version="2006"/>
-</file>
-
-<file path=customXml/item2.xml><?xml version="1.0" encoding="utf-8"?>
 <go:gDocsCustomXmlDataStorage xmlns:go="http://customooxmlschemas.google.com/" xmlns:r="http://schemas.openxmlformats.org/officeDocument/2006/relationships" uri="GoogleDocsCustomDataVersion2">
   <go:docsCustomData xmlns:go="http://customooxmlschemas.google.com/" roundtripDataSignature="AMtx7mim8rBhNDFl4Wh4PromgB8UVNjyuw==">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</go:docsCustomData>
 </go:gDocsCustomXmlDataStorage>
 </file>
 
-<file path=customXml/itemProps1.xml><?xml version="1.0" encoding="utf-8"?>
-<ds:datastoreItem xmlns:ds="http://schemas.openxmlformats.org/officeDocument/2006/customXml" ds:itemID="{F45D6693-1D45-4D55-BF74-69E575BA83E1}">
-  <ds:schemaRefs>
-    <ds:schemaRef ds:uri="http://schemas.openxmlformats.org/officeDocument/2006/bibliography"/>
-  </ds:schemaRefs>
-</ds:datastoreItem>
+<file path=customXml/item2.xml><?xml version="1.0" encoding="utf-8"?>
+<b:Sources xmlns:b="http://schemas.openxmlformats.org/officeDocument/2006/bibliography" xmlns="http://schemas.openxmlformats.org/officeDocument/2006/bibliography" SelectedStyle="\IEEE2006OfficeOnline.xsl" StyleName="IEEE" Version="2006"/>
 </file>
 
-<file path=customXml/itemProps2.xml><?xml version="1.0" encoding="utf-8"?>
+<file path=customXml/itemProps1.xml><?xml version="1.0" encoding="utf-8"?>
 <ds:datastoreItem xmlns:ds="http://schemas.openxmlformats.org/officeDocument/2006/customXml" ds:itemID="{11111111-1234-1234-1234-123412341234}">
   <ds:schemaRefs>
     <ds:schemaRef ds:uri="http://customooxmlschemas.google.com/"/>
     <ds:schemaRef ds:uri="http://schemas.openxmlformats.org/officeDocument/2006/relationships"/>
   </ds:schemaRefs>
 </ds:datastoreItem>
+</file>
+
+<file path=customXml/itemProps2.xml><?xml version="1.0" encoding="utf-8"?>
+<ds:datastoreItem xmlns:ds="http://schemas.openxmlformats.org/officeDocument/2006/customXml" ds:itemID="{F45D6693-1D45-4D55-BF74-69E575BA83E1}">
+  <ds:schemaRefs>
+    <ds:schemaRef ds:uri="http://schemas.openxmlformats.org/officeDocument/2006/bibliography"/>
+  </ds:schemaRefs>
+</ds:datastoreItem>
 </file>
--- a/Slides/Proposal Documentation.docx
+++ b/Slides/Proposal Documentation.docx
@@ -518,12 +518,38 @@
           <w:color w:val="000000"/>
         </w:rPr>
       </w:pPr>
+      <w:proofErr w:type="spellStart"/>
       <w:r>
         <w:rPr>
           <w:color w:val="000000"/>
         </w:rPr>
-        <w:t>Saistha Pradhan</w:t>
-      </w:r>
+        <w:t>Saistha</w:t>
+      </w:r>
+      <w:proofErr w:type="spellEnd"/>
+      <w:r>
+        <w:rPr>
+          <w:color w:val="000000"/>
+        </w:rPr>
+        <w:t xml:space="preserve"> Pradhan</w:t>
+      </w:r>
+    </w:p>
+    <w:p>
+      <w:pPr>
+        <w:spacing w:before="0" w:after="0"/>
+        <w:jc w:val="center"/>
+        <w:rPr>
+          <w:color w:val="000000"/>
+        </w:rPr>
+      </w:pPr>
+    </w:p>
+    <w:p>
+      <w:pPr>
+        <w:spacing w:before="0" w:after="0"/>
+        <w:jc w:val="center"/>
+        <w:rPr>
+          <w:color w:val="000000"/>
+        </w:rPr>
+      </w:pPr>
     </w:p>
     <w:p>
       <w:pPr>
@@ -543,6 +569,7 @@
           <w:sz w:val="32"/>
           <w:szCs w:val="32"/>
         </w:rPr>
+        <w:lastRenderedPageBreak/>
         <w:t>“</w:t>
       </w:r>
       <w:r>
@@ -593,7 +620,6 @@
           <w:sz w:val="32"/>
           <w:szCs w:val="32"/>
         </w:rPr>
-        <w:lastRenderedPageBreak/>
         <w:t>(</w:t>
       </w:r>
       <w:r>
@@ -943,7 +969,7 @@
         <w:pStyle w:val="Heading2"/>
         <w:jc w:val="center"/>
       </w:pPr>
-      <w:bookmarkStart w:id="0" w:name="_Toc231489951"/>
+      <w:bookmarkStart w:id="0" w:name="_Toc234343947"/>
       <w:r>
         <w:lastRenderedPageBreak/>
         <w:t>Abstract</w:t>
@@ -1006,7 +1032,7 @@
       </w:pPr>
       <w:bookmarkStart w:id="1" w:name="_Toc222586726"/>
       <w:bookmarkStart w:id="2" w:name="_Toc222587363"/>
-      <w:bookmarkStart w:id="3" w:name="_Toc231489952"/>
+      <w:bookmarkStart w:id="3" w:name="_Toc234343948"/>
       <w:r>
         <w:t>TABLE OF CONTENTS</w:t>
       </w:r>
@@ -1066,7 +1092,7 @@
           <w:r>
             <w:fldChar w:fldCharType="separate"/>
           </w:r>
-          <w:hyperlink w:anchor="_Toc231489951" w:history="1">
+          <w:hyperlink w:anchor="_Toc234343947" w:history="1">
             <w:r>
               <w:rPr>
                 <w:rStyle w:val="Hyperlink"/>
@@ -1093,7 +1119,7 @@
                 <w:noProof/>
                 <w:webHidden/>
               </w:rPr>
-              <w:instrText xml:space="preserve"> PAGEREF _Toc231489951 \h </w:instrText>
+              <w:instrText xml:space="preserve"> PAGEREF _Toc234343947 \h </w:instrText>
             </w:r>
             <w:r>
               <w:rPr>
@@ -1113,7 +1139,7 @@
                 <w:noProof/>
                 <w:webHidden/>
               </w:rPr>
-              <w:t>3</w:t>
+              <w:t>iii</w:t>
             </w:r>
             <w:r>
               <w:rPr>
@@ -1136,7 +1162,7 @@
               <w14:ligatures w14:val="standardContextual"/>
             </w:rPr>
           </w:pPr>
-          <w:hyperlink w:anchor="_Toc231489952" w:history="1">
+          <w:hyperlink w:anchor="_Toc234343948" w:history="1">
             <w:r>
               <w:rPr>
                 <w:rStyle w:val="Hyperlink"/>
@@ -1159,7 +1185,7 @@
               <w:rPr>
                 <w:webHidden/>
               </w:rPr>
-              <w:instrText xml:space="preserve"> PAGEREF _Toc231489952 \h </w:instrText>
+              <w:instrText xml:space="preserve"> PAGEREF _Toc234343948 \h </w:instrText>
             </w:r>
             <w:r>
               <w:rPr>
@@ -1176,7 +1202,7 @@
               <w:rPr>
                 <w:webHidden/>
               </w:rPr>
-              <w:t>1</w:t>
+              <w:t>iv</w:t>
             </w:r>
             <w:r>
               <w:rPr>
@@ -1198,7 +1224,7 @@
               <w14:ligatures w14:val="standardContextual"/>
             </w:rPr>
           </w:pPr>
-          <w:hyperlink w:anchor="_Toc231489953" w:history="1">
+          <w:hyperlink w:anchor="_Toc234343949" w:history="1">
             <w:r>
               <w:rPr>
                 <w:rStyle w:val="Hyperlink"/>
@@ -1221,7 +1247,7 @@
               <w:rPr>
                 <w:webHidden/>
               </w:rPr>
-              <w:instrText xml:space="preserve"> PAGEREF _Toc231489953 \h </w:instrText>
+              <w:instrText xml:space="preserve"> PAGEREF _Toc234343949 \h </w:instrText>
             </w:r>
             <w:r>
               <w:rPr>
@@ -1238,7 +1264,7 @@
               <w:rPr>
                 <w:webHidden/>
               </w:rPr>
-              <w:t>3</w:t>
+              <w:t>vi</w:t>
             </w:r>
             <w:r>
               <w:rPr>
@@ -1260,7 +1286,7 @@
               <w14:ligatures w14:val="standardContextual"/>
             </w:rPr>
           </w:pPr>
-          <w:hyperlink w:anchor="_Toc231489954" w:history="1">
+          <w:hyperlink w:anchor="_Toc234343950" w:history="1">
             <w:r>
               <w:rPr>
                 <w:rStyle w:val="Hyperlink"/>
@@ -1283,7 +1309,7 @@
               <w:rPr>
                 <w:webHidden/>
               </w:rPr>
-              <w:instrText xml:space="preserve"> PAGEREF _Toc231489954 \h </w:instrText>
+              <w:instrText xml:space="preserve"> PAGEREF _Toc234343950 \h </w:instrText>
             </w:r>
             <w:r>
               <w:rPr>
@@ -1300,7 +1326,7 @@
               <w:rPr>
                 <w:webHidden/>
               </w:rPr>
-              <w:t>4</w:t>
+              <w:t>vii</w:t>
             </w:r>
             <w:r>
               <w:rPr>
@@ -1322,7 +1348,7 @@
               <w14:ligatures w14:val="standardContextual"/>
             </w:rPr>
           </w:pPr>
-          <w:hyperlink w:anchor="_Toc231489955" w:history="1">
+          <w:hyperlink w:anchor="_Toc234343951" w:history="1">
             <w:r>
               <w:rPr>
                 <w:rStyle w:val="Hyperlink"/>
@@ -1345,7 +1371,7 @@
               <w:rPr>
                 <w:webHidden/>
               </w:rPr>
-              <w:instrText xml:space="preserve"> PAGEREF _Toc231489955 \h </w:instrText>
+              <w:instrText xml:space="preserve"> PAGEREF _Toc234343951 \h </w:instrText>
             </w:r>
             <w:r>
               <w:rPr>
@@ -1387,7 +1413,7 @@
               <w14:ligatures w14:val="standardContextual"/>
             </w:rPr>
           </w:pPr>
-          <w:hyperlink w:anchor="_Toc231489956" w:history="1">
+          <w:hyperlink w:anchor="_Toc234343952" w:history="1">
             <w:r>
               <w:rPr>
                 <w:rStyle w:val="Hyperlink"/>
@@ -1431,7 +1457,7 @@
                 <w:noProof/>
                 <w:webHidden/>
               </w:rPr>
-              <w:instrText xml:space="preserve"> PAGEREF _Toc231489956 \h </w:instrText>
+              <w:instrText xml:space="preserve"> PAGEREF _Toc234343952 \h </w:instrText>
             </w:r>
             <w:r>
               <w:rPr>
@@ -1477,7 +1503,7 @@
               <w14:ligatures w14:val="standardContextual"/>
             </w:rPr>
           </w:pPr>
-          <w:hyperlink w:anchor="_Toc231489957" w:history="1">
+          <w:hyperlink w:anchor="_Toc234343953" w:history="1">
             <w:r>
               <w:rPr>
                 <w:rStyle w:val="Hyperlink"/>
@@ -1521,7 +1547,7 @@
                 <w:noProof/>
                 <w:webHidden/>
               </w:rPr>
-              <w:instrText xml:space="preserve"> PAGEREF _Toc231489957 \h </w:instrText>
+              <w:instrText xml:space="preserve"> PAGEREF _Toc234343953 \h </w:instrText>
             </w:r>
             <w:r>
               <w:rPr>
@@ -1566,7 +1592,7 @@
               <w14:ligatures w14:val="standardContextual"/>
             </w:rPr>
           </w:pPr>
-          <w:hyperlink w:anchor="_Toc231489958" w:history="1">
+          <w:hyperlink w:anchor="_Toc234343954" w:history="1">
             <w:r>
               <w:rPr>
                 <w:rStyle w:val="Hyperlink"/>
@@ -1593,7 +1619,7 @@
                 <w:noProof/>
                 <w:webHidden/>
               </w:rPr>
-              <w:instrText xml:space="preserve"> PAGEREF _Toc231489958 \h </w:instrText>
+              <w:instrText xml:space="preserve"> PAGEREF _Toc234343954 \h </w:instrText>
             </w:r>
             <w:r>
               <w:rPr>
@@ -1638,7 +1664,7 @@
               <w14:ligatures w14:val="standardContextual"/>
             </w:rPr>
           </w:pPr>
-          <w:hyperlink w:anchor="_Toc231489959" w:history="1">
+          <w:hyperlink w:anchor="_Toc234343955" w:history="1">
             <w:r>
               <w:rPr>
                 <w:rStyle w:val="Hyperlink"/>
@@ -1665,7 +1691,7 @@
                 <w:noProof/>
                 <w:webHidden/>
               </w:rPr>
-              <w:instrText xml:space="preserve"> PAGEREF _Toc231489959 \h </w:instrText>
+              <w:instrText xml:space="preserve"> PAGEREF _Toc234343955 \h </w:instrText>
             </w:r>
             <w:r>
               <w:rPr>
@@ -1710,7 +1736,7 @@
               <w14:ligatures w14:val="standardContextual"/>
             </w:rPr>
           </w:pPr>
-          <w:hyperlink w:anchor="_Toc231489960" w:history="1">
+          <w:hyperlink w:anchor="_Toc234343956" w:history="1">
             <w:r>
               <w:rPr>
                 <w:rStyle w:val="Hyperlink"/>
@@ -1737,7 +1763,7 @@
                 <w:noProof/>
                 <w:webHidden/>
               </w:rPr>
-              <w:instrText xml:space="preserve"> PAGEREF _Toc231489960 \h </w:instrText>
+              <w:instrText xml:space="preserve"> PAGEREF _Toc234343956 \h </w:instrText>
             </w:r>
             <w:r>
               <w:rPr>
@@ -1782,7 +1808,7 @@
               <w14:ligatures w14:val="standardContextual"/>
             </w:rPr>
           </w:pPr>
-          <w:hyperlink w:anchor="_Toc231489961" w:history="1">
+          <w:hyperlink w:anchor="_Toc234343957" w:history="1">
             <w:r>
               <w:rPr>
                 <w:rStyle w:val="Hyperlink"/>
@@ -1809,7 +1835,7 @@
                 <w:noProof/>
                 <w:webHidden/>
               </w:rPr>
-              <w:instrText xml:space="preserve"> PAGEREF _Toc231489961 \h </w:instrText>
+              <w:instrText xml:space="preserve"> PAGEREF _Toc234343957 \h </w:instrText>
             </w:r>
             <w:r>
               <w:rPr>
@@ -1852,7 +1878,7 @@
               <w14:ligatures w14:val="standardContextual"/>
             </w:rPr>
           </w:pPr>
-          <w:hyperlink w:anchor="_Toc231489962" w:history="1">
+          <w:hyperlink w:anchor="_Toc234343958" w:history="1">
             <w:r>
               <w:rPr>
                 <w:rStyle w:val="Hyperlink"/>
@@ -1875,7 +1901,7 @@
               <w:rPr>
                 <w:webHidden/>
               </w:rPr>
-              <w:instrText xml:space="preserve"> PAGEREF _Toc231489962 \h </w:instrText>
+              <w:instrText xml:space="preserve"> PAGEREF _Toc234343958 \h </w:instrText>
             </w:r>
             <w:r>
               <w:rPr>
@@ -1916,7 +1942,7 @@
               <w14:ligatures w14:val="standardContextual"/>
             </w:rPr>
           </w:pPr>
-          <w:hyperlink w:anchor="_Toc231489963" w:history="1">
+          <w:hyperlink w:anchor="_Toc234343959" w:history="1">
             <w:r>
               <w:rPr>
                 <w:rStyle w:val="Hyperlink"/>
@@ -1943,7 +1969,7 @@
                 <w:noProof/>
                 <w:webHidden/>
               </w:rPr>
-              <w:instrText xml:space="preserve"> PAGEREF _Toc231489963 \h </w:instrText>
+              <w:instrText xml:space="preserve"> PAGEREF _Toc234343959 \h </w:instrText>
             </w:r>
             <w:r>
               <w:rPr>
@@ -1988,7 +2014,7 @@
               <w14:ligatures w14:val="standardContextual"/>
             </w:rPr>
           </w:pPr>
-          <w:hyperlink w:anchor="_Toc231489964" w:history="1">
+          <w:hyperlink w:anchor="_Toc234343960" w:history="1">
             <w:r>
               <w:rPr>
                 <w:rStyle w:val="Hyperlink"/>
@@ -2015,7 +2041,7 @@
                 <w:noProof/>
                 <w:webHidden/>
               </w:rPr>
-              <w:instrText xml:space="preserve"> PAGEREF _Toc231489964 \h </w:instrText>
+              <w:instrText xml:space="preserve"> PAGEREF _Toc234343960 \h </w:instrText>
             </w:r>
             <w:r>
               <w:rPr>
@@ -2060,7 +2086,7 @@
               <w14:ligatures w14:val="standardContextual"/>
             </w:rPr>
           </w:pPr>
-          <w:hyperlink w:anchor="_Toc231489965" w:history="1">
+          <w:hyperlink w:anchor="_Toc234343961" w:history="1">
             <w:r>
               <w:rPr>
                 <w:rStyle w:val="Hyperlink"/>
@@ -2087,7 +2113,7 @@
                 <w:noProof/>
                 <w:webHidden/>
               </w:rPr>
-              <w:instrText xml:space="preserve"> PAGEREF _Toc231489965 \h </w:instrText>
+              <w:instrText xml:space="preserve"> PAGEREF _Toc234343961 \h </w:instrText>
             </w:r>
             <w:r>
               <w:rPr>
@@ -2132,7 +2158,7 @@
               <w14:ligatures w14:val="standardContextual"/>
             </w:rPr>
           </w:pPr>
-          <w:hyperlink w:anchor="_Toc231489966" w:history="1">
+          <w:hyperlink w:anchor="_Toc234343962" w:history="1">
             <w:r>
               <w:rPr>
                 <w:rStyle w:val="Hyperlink"/>
@@ -2159,7 +2185,7 @@
                 <w:noProof/>
                 <w:webHidden/>
               </w:rPr>
-              <w:instrText xml:space="preserve"> PAGEREF _Toc231489966 \h </w:instrText>
+              <w:instrText xml:space="preserve"> PAGEREF _Toc234343962 \h </w:instrText>
             </w:r>
             <w:r>
               <w:rPr>
@@ -2204,7 +2230,7 @@
               <w14:ligatures w14:val="standardContextual"/>
             </w:rPr>
           </w:pPr>
-          <w:hyperlink w:anchor="_Toc231489967" w:history="1">
+          <w:hyperlink w:anchor="_Toc234343963" w:history="1">
             <w:r>
               <w:rPr>
                 <w:rStyle w:val="Hyperlink"/>
@@ -2231,7 +2257,7 @@
                 <w:noProof/>
                 <w:webHidden/>
               </w:rPr>
-              <w:instrText xml:space="preserve"> PAGEREF _Toc231489967 \h </w:instrText>
+              <w:instrText xml:space="preserve"> PAGEREF _Toc234343963 \h </w:instrText>
             </w:r>
             <w:r>
               <w:rPr>
@@ -2276,7 +2302,7 @@
               <w14:ligatures w14:val="standardContextual"/>
             </w:rPr>
           </w:pPr>
-          <w:hyperlink w:anchor="_Toc231489968" w:history="1">
+          <w:hyperlink w:anchor="_Toc234343964" w:history="1">
             <w:r>
               <w:rPr>
                 <w:rStyle w:val="Hyperlink"/>
@@ -2303,7 +2329,7 @@
                 <w:noProof/>
                 <w:webHidden/>
               </w:rPr>
-              <w:instrText xml:space="preserve"> PAGEREF _Toc231489968 \h </w:instrText>
+              <w:instrText xml:space="preserve"> PAGEREF _Toc234343964 \h </w:instrText>
             </w:r>
             <w:r>
               <w:rPr>
@@ -2346,7 +2372,7 @@
               <w14:ligatures w14:val="standardContextual"/>
             </w:rPr>
           </w:pPr>
-          <w:hyperlink w:anchor="_Toc231489969" w:history="1">
+          <w:hyperlink w:anchor="_Toc234343965" w:history="1">
             <w:r>
               <w:rPr>
                 <w:rStyle w:val="Hyperlink"/>
@@ -2369,7 +2395,7 @@
               <w:rPr>
                 <w:webHidden/>
               </w:rPr>
-              <w:instrText xml:space="preserve"> PAGEREF _Toc231489969 \h </w:instrText>
+              <w:instrText xml:space="preserve"> PAGEREF _Toc234343965 \h </w:instrText>
             </w:r>
             <w:r>
               <w:rPr>
@@ -2386,7 +2412,7 @@
               <w:rPr>
                 <w:webHidden/>
               </w:rPr>
-              <w:t>6</w:t>
+              <w:t>7</w:t>
             </w:r>
             <w:r>
               <w:rPr>
@@ -2410,7 +2436,7 @@
               <w14:ligatures w14:val="standardContextual"/>
             </w:rPr>
           </w:pPr>
-          <w:hyperlink w:anchor="_Toc231489970" w:history="1">
+          <w:hyperlink w:anchor="_Toc234343966" w:history="1">
             <w:r>
               <w:rPr>
                 <w:rStyle w:val="Hyperlink"/>
@@ -2437,7 +2463,7 @@
                 <w:noProof/>
                 <w:webHidden/>
               </w:rPr>
-              <w:instrText xml:space="preserve"> PAGEREF _Toc231489970 \h </w:instrText>
+              <w:instrText xml:space="preserve"> PAGEREF _Toc234343966 \h </w:instrText>
             </w:r>
             <w:r>
               <w:rPr>
@@ -2457,7 +2483,7 @@
                 <w:noProof/>
                 <w:webHidden/>
               </w:rPr>
-              <w:t>6</w:t>
+              <w:t>7</w:t>
             </w:r>
             <w:r>
               <w:rPr>
@@ -2482,7 +2508,7 @@
               <w14:ligatures w14:val="standardContextual"/>
             </w:rPr>
           </w:pPr>
-          <w:hyperlink w:anchor="_Toc231489971" w:history="1">
+          <w:hyperlink w:anchor="_Toc234343967" w:history="1">
             <w:r>
               <w:rPr>
                 <w:rStyle w:val="Hyperlink"/>
@@ -2509,7 +2535,7 @@
                 <w:noProof/>
                 <w:webHidden/>
               </w:rPr>
-              <w:instrText xml:space="preserve"> PAGEREF _Toc231489971 \h </w:instrText>
+              <w:instrText xml:space="preserve"> PAGEREF _Toc234343967 \h </w:instrText>
             </w:r>
             <w:r>
               <w:rPr>
@@ -2529,7 +2555,7 @@
                 <w:noProof/>
                 <w:webHidden/>
               </w:rPr>
-              <w:t>6</w:t>
+              <w:t>7</w:t>
             </w:r>
             <w:r>
               <w:rPr>
@@ -2554,7 +2580,7 @@
               <w14:ligatures w14:val="standardContextual"/>
             </w:rPr>
           </w:pPr>
-          <w:hyperlink w:anchor="_Toc231489972" w:history="1">
+          <w:hyperlink w:anchor="_Toc234343968" w:history="1">
             <w:r>
               <w:rPr>
                 <w:rStyle w:val="Hyperlink"/>
@@ -2581,7 +2607,7 @@
                 <w:noProof/>
                 <w:webHidden/>
               </w:rPr>
-              <w:instrText xml:space="preserve"> PAGEREF _Toc231489972 \h </w:instrText>
+              <w:instrText xml:space="preserve"> PAGEREF _Toc234343968 \h </w:instrText>
             </w:r>
             <w:r>
               <w:rPr>
@@ -2601,7 +2627,7 @@
                 <w:noProof/>
                 <w:webHidden/>
               </w:rPr>
-              <w:t>6</w:t>
+              <w:t>7</w:t>
             </w:r>
             <w:r>
               <w:rPr>
@@ -2626,7 +2652,7 @@
               <w14:ligatures w14:val="standardContextual"/>
             </w:rPr>
           </w:pPr>
-          <w:hyperlink w:anchor="_Toc231489973" w:history="1">
+          <w:hyperlink w:anchor="_Toc234343969" w:history="1">
             <w:r>
               <w:rPr>
                 <w:rStyle w:val="Hyperlink"/>
@@ -2653,7 +2679,7 @@
                 <w:noProof/>
                 <w:webHidden/>
               </w:rPr>
-              <w:instrText xml:space="preserve"> PAGEREF _Toc231489973 \h </w:instrText>
+              <w:instrText xml:space="preserve"> PAGEREF _Toc234343969 \h </w:instrText>
             </w:r>
             <w:r>
               <w:rPr>
@@ -2698,7 +2724,7 @@
               <w14:ligatures w14:val="standardContextual"/>
             </w:rPr>
           </w:pPr>
-          <w:hyperlink w:anchor="_Toc231489974" w:history="1">
+          <w:hyperlink w:anchor="_Toc234343970" w:history="1">
             <w:r>
               <w:rPr>
                 <w:rStyle w:val="Hyperlink"/>
@@ -2725,7 +2751,7 @@
                 <w:noProof/>
                 <w:webHidden/>
               </w:rPr>
-              <w:instrText xml:space="preserve"> PAGEREF _Toc231489974 \h </w:instrText>
+              <w:instrText xml:space="preserve"> PAGEREF _Toc234343970 \h </w:instrText>
             </w:r>
             <w:r>
               <w:rPr>
@@ -2745,7 +2771,7 @@
                 <w:noProof/>
                 <w:webHidden/>
               </w:rPr>
-              <w:t>7</w:t>
+              <w:t>8</w:t>
             </w:r>
             <w:r>
               <w:rPr>
@@ -2771,7 +2797,7 @@
               <w14:ligatures w14:val="standardContextual"/>
             </w:rPr>
           </w:pPr>
-          <w:hyperlink w:anchor="_Toc231489975" w:history="1">
+          <w:hyperlink w:anchor="_Toc234343971" w:history="1">
             <w:r>
               <w:rPr>
                 <w:rStyle w:val="Hyperlink"/>
@@ -2815,7 +2841,7 @@
                 <w:noProof/>
                 <w:webHidden/>
               </w:rPr>
-              <w:instrText xml:space="preserve"> PAGEREF _Toc231489975 \h </w:instrText>
+              <w:instrText xml:space="preserve"> PAGEREF _Toc234343971 \h </w:instrText>
             </w:r>
             <w:r>
               <w:rPr>
@@ -2835,7 +2861,7 @@
                 <w:noProof/>
                 <w:webHidden/>
               </w:rPr>
-              <w:t>8</w:t>
+              <w:t>9</w:t>
             </w:r>
             <w:r>
               <w:rPr>
@@ -2860,7 +2886,7 @@
               <w14:ligatures w14:val="standardContextual"/>
             </w:rPr>
           </w:pPr>
-          <w:hyperlink w:anchor="_Toc231489976" w:history="1">
+          <w:hyperlink w:anchor="_Toc234343972" w:history="1">
             <w:r>
               <w:rPr>
                 <w:rStyle w:val="Hyperlink"/>
@@ -2887,7 +2913,7 @@
                 <w:noProof/>
                 <w:webHidden/>
               </w:rPr>
-              <w:instrText xml:space="preserve"> PAGEREF _Toc231489976 \h </w:instrText>
+              <w:instrText xml:space="preserve"> PAGEREF _Toc234343972 \h </w:instrText>
             </w:r>
             <w:r>
               <w:rPr>
@@ -2907,7 +2933,7 @@
                 <w:noProof/>
                 <w:webHidden/>
               </w:rPr>
-              <w:t>8</w:t>
+              <w:t>9</w:t>
             </w:r>
             <w:r>
               <w:rPr>
@@ -2932,7 +2958,7 @@
               <w14:ligatures w14:val="standardContextual"/>
             </w:rPr>
           </w:pPr>
-          <w:hyperlink w:anchor="_Toc231489977" w:history="1">
+          <w:hyperlink w:anchor="_Toc234343973" w:history="1">
             <w:r>
               <w:rPr>
                 <w:rStyle w:val="Hyperlink"/>
@@ -2959,7 +2985,7 @@
                 <w:noProof/>
                 <w:webHidden/>
               </w:rPr>
-              <w:instrText xml:space="preserve"> PAGEREF _Toc231489977 \h </w:instrText>
+              <w:instrText xml:space="preserve"> PAGEREF _Toc234343973 \h </w:instrText>
             </w:r>
             <w:r>
               <w:rPr>
@@ -3004,7 +3030,7 @@
               <w14:ligatures w14:val="standardContextual"/>
             </w:rPr>
           </w:pPr>
-          <w:hyperlink w:anchor="_Toc231489978" w:history="1">
+          <w:hyperlink w:anchor="_Toc234343974" w:history="1">
             <w:r>
               <w:rPr>
                 <w:rStyle w:val="Hyperlink"/>
@@ -3031,7 +3057,7 @@
                 <w:noProof/>
                 <w:webHidden/>
               </w:rPr>
-              <w:instrText xml:space="preserve"> PAGEREF _Toc231489978 \h </w:instrText>
+              <w:instrText xml:space="preserve"> PAGEREF _Toc234343974 \h </w:instrText>
             </w:r>
             <w:r>
               <w:rPr>
@@ -3076,7 +3102,7 @@
               <w14:ligatures w14:val="standardContextual"/>
             </w:rPr>
           </w:pPr>
-          <w:hyperlink w:anchor="_Toc231489979" w:history="1">
+          <w:hyperlink w:anchor="_Toc234343975" w:history="1">
             <w:r>
               <w:rPr>
                 <w:rStyle w:val="Hyperlink"/>
@@ -3103,7 +3129,7 @@
                 <w:noProof/>
                 <w:webHidden/>
               </w:rPr>
-              <w:instrText xml:space="preserve"> PAGEREF _Toc231489979 \h </w:instrText>
+              <w:instrText xml:space="preserve"> PAGEREF _Toc234343975 \h </w:instrText>
             </w:r>
             <w:r>
               <w:rPr>
@@ -3148,7 +3174,7 @@
               <w14:ligatures w14:val="standardContextual"/>
             </w:rPr>
           </w:pPr>
-          <w:hyperlink w:anchor="_Toc231489980" w:history="1">
+          <w:hyperlink w:anchor="_Toc234343976" w:history="1">
             <w:r>
               <w:rPr>
                 <w:rStyle w:val="Hyperlink"/>
@@ -3175,7 +3201,7 @@
                 <w:noProof/>
                 <w:webHidden/>
               </w:rPr>
-              <w:instrText xml:space="preserve"> PAGEREF _Toc231489980 \h </w:instrText>
+              <w:instrText xml:space="preserve"> PAGEREF _Toc234343976 \h </w:instrText>
             </w:r>
             <w:r>
               <w:rPr>
@@ -3220,7 +3246,7 @@
               <w14:ligatures w14:val="standardContextual"/>
             </w:rPr>
           </w:pPr>
-          <w:hyperlink w:anchor="_Toc231489981" w:history="1">
+          <w:hyperlink w:anchor="_Toc234343977" w:history="1">
             <w:r>
               <w:rPr>
                 <w:rStyle w:val="Hyperlink"/>
@@ -3247,7 +3273,7 @@
                 <w:noProof/>
                 <w:webHidden/>
               </w:rPr>
-              <w:instrText xml:space="preserve"> PAGEREF _Toc231489981 \h </w:instrText>
+              <w:instrText xml:space="preserve"> PAGEREF _Toc234343977 \h </w:instrText>
             </w:r>
             <w:r>
               <w:rPr>
@@ -3292,7 +3318,7 @@
               <w14:ligatures w14:val="standardContextual"/>
             </w:rPr>
           </w:pPr>
-          <w:hyperlink w:anchor="_Toc231489982" w:history="1">
+          <w:hyperlink w:anchor="_Toc234343978" w:history="1">
             <w:r>
               <w:rPr>
                 <w:rStyle w:val="Hyperlink"/>
@@ -3319,7 +3345,7 @@
                 <w:noProof/>
                 <w:webHidden/>
               </w:rPr>
-              <w:instrText xml:space="preserve"> PAGEREF _Toc231489982 \h </w:instrText>
+              <w:instrText xml:space="preserve"> PAGEREF _Toc234343978 \h </w:instrText>
             </w:r>
             <w:r>
               <w:rPr>
@@ -3364,7 +3390,7 @@
               <w14:ligatures w14:val="standardContextual"/>
             </w:rPr>
           </w:pPr>
-          <w:hyperlink w:anchor="_Toc231489983" w:history="1">
+          <w:hyperlink w:anchor="_Toc234343979" w:history="1">
             <w:r>
               <w:rPr>
                 <w:rStyle w:val="Hyperlink"/>
@@ -3392,7 +3418,7 @@
                 <w:noProof/>
                 <w:webHidden/>
               </w:rPr>
-              <w:instrText xml:space="preserve"> PAGEREF _Toc231489983 \h </w:instrText>
+              <w:instrText xml:space="preserve"> PAGEREF _Toc234343979 \h </w:instrText>
             </w:r>
             <w:r>
               <w:rPr>
@@ -3413,6 +3439,78 @@
                 <w:webHidden/>
               </w:rPr>
               <w:t>15</w:t>
+            </w:r>
+            <w:r>
+              <w:rPr>
+                <w:noProof/>
+                <w:webHidden/>
+              </w:rPr>
+              <w:fldChar w:fldCharType="end"/>
+            </w:r>
+          </w:hyperlink>
+        </w:p>
+        <w:p>
+          <w:pPr>
+            <w:pStyle w:val="TOC3"/>
+            <w:tabs>
+              <w:tab w:val="right" w:leader="dot" w:pos="8659"/>
+            </w:tabs>
+            <w:rPr>
+              <w:rFonts w:asciiTheme="minorHAnsi" w:hAnsiTheme="minorHAnsi" w:cstheme="minorBidi"/>
+              <w:noProof/>
+              <w:kern w:val="2"/>
+              <w:lang w:val="en-US"/>
+              <w14:ligatures w14:val="standardContextual"/>
+            </w:rPr>
+          </w:pPr>
+          <w:hyperlink w:anchor="_Toc234343980" w:history="1">
+            <w:r>
+              <w:rPr>
+                <w:rStyle w:val="Hyperlink"/>
+                <w:noProof/>
+              </w:rPr>
+              <w:t>3.3.8 Schema Diagram</w:t>
+            </w:r>
+            <w:r>
+              <w:rPr>
+                <w:noProof/>
+                <w:webHidden/>
+              </w:rPr>
+              <w:tab/>
+            </w:r>
+            <w:r>
+              <w:rPr>
+                <w:noProof/>
+                <w:webHidden/>
+              </w:rPr>
+              <w:fldChar w:fldCharType="begin"/>
+            </w:r>
+            <w:r>
+              <w:rPr>
+                <w:noProof/>
+                <w:webHidden/>
+              </w:rPr>
+              <w:instrText xml:space="preserve"> PAGEREF _Toc234343980 \h </w:instrText>
+            </w:r>
+            <w:r>
+              <w:rPr>
+                <w:noProof/>
+                <w:webHidden/>
+              </w:rPr>
+            </w:r>
+            <w:r>
+              <w:rPr>
+                <w:noProof/>
+                <w:webHidden/>
+              </w:rPr>
+              <w:fldChar w:fldCharType="separate"/>
+            </w:r>
+            <w:r>
+              <w:rPr>
+                <w:noProof/>
+                <w:webHidden/>
+              </w:rPr>
+              <w:t>16</w:t>
             </w:r>
             <w:r>
               <w:rPr>
@@ -3435,11 +3533,865 @@
               <w14:ligatures w14:val="standardContextual"/>
             </w:rPr>
           </w:pPr>
-          <w:hyperlink w:anchor="_Toc231489984" w:history="1">
+          <w:hyperlink w:anchor="_Toc234343981" w:history="1">
             <w:r>
               <w:rPr>
                 <w:rStyle w:val="Hyperlink"/>
               </w:rPr>
+              <w:t>CHAPTER 4: System Implementation</w:t>
+            </w:r>
+            <w:r>
+              <w:rPr>
+                <w:webHidden/>
+              </w:rPr>
+              <w:tab/>
+            </w:r>
+            <w:r>
+              <w:rPr>
+                <w:webHidden/>
+              </w:rPr>
+              <w:fldChar w:fldCharType="begin"/>
+            </w:r>
+            <w:r>
+              <w:rPr>
+                <w:webHidden/>
+              </w:rPr>
+              <w:instrText xml:space="preserve"> PAGEREF _Toc234343981 \h </w:instrText>
+            </w:r>
+            <w:r>
+              <w:rPr>
+                <w:webHidden/>
+              </w:rPr>
+            </w:r>
+            <w:r>
+              <w:rPr>
+                <w:webHidden/>
+              </w:rPr>
+              <w:fldChar w:fldCharType="separate"/>
+            </w:r>
+            <w:r>
+              <w:rPr>
+                <w:webHidden/>
+              </w:rPr>
+              <w:t>17</w:t>
+            </w:r>
+            <w:r>
+              <w:rPr>
+                <w:webHidden/>
+              </w:rPr>
+              <w:fldChar w:fldCharType="end"/>
+            </w:r>
+          </w:hyperlink>
+        </w:p>
+        <w:p>
+          <w:pPr>
+            <w:pStyle w:val="TOC2"/>
+            <w:tabs>
+              <w:tab w:val="right" w:leader="dot" w:pos="8659"/>
+            </w:tabs>
+            <w:rPr>
+              <w:rFonts w:asciiTheme="minorHAnsi" w:hAnsiTheme="minorHAnsi" w:cstheme="minorBidi"/>
+              <w:noProof/>
+              <w:kern w:val="2"/>
+              <w:lang w:val="en-US"/>
+              <w14:ligatures w14:val="standardContextual"/>
+            </w:rPr>
+          </w:pPr>
+          <w:hyperlink w:anchor="_Toc234343982" w:history="1">
+            <w:r>
+              <w:rPr>
+                <w:rStyle w:val="Hyperlink"/>
+                <w:noProof/>
+              </w:rPr>
+              <w:t>4.1 Detailed Project Schedule</w:t>
+            </w:r>
+            <w:r>
+              <w:rPr>
+                <w:noProof/>
+                <w:webHidden/>
+              </w:rPr>
+              <w:tab/>
+            </w:r>
+            <w:r>
+              <w:rPr>
+                <w:noProof/>
+                <w:webHidden/>
+              </w:rPr>
+              <w:fldChar w:fldCharType="begin"/>
+            </w:r>
+            <w:r>
+              <w:rPr>
+                <w:noProof/>
+                <w:webHidden/>
+              </w:rPr>
+              <w:instrText xml:space="preserve"> PAGEREF _Toc234343982 \h </w:instrText>
+            </w:r>
+            <w:r>
+              <w:rPr>
+                <w:noProof/>
+                <w:webHidden/>
+              </w:rPr>
+            </w:r>
+            <w:r>
+              <w:rPr>
+                <w:noProof/>
+                <w:webHidden/>
+              </w:rPr>
+              <w:fldChar w:fldCharType="separate"/>
+            </w:r>
+            <w:r>
+              <w:rPr>
+                <w:noProof/>
+                <w:webHidden/>
+              </w:rPr>
+              <w:t>17</w:t>
+            </w:r>
+            <w:r>
+              <w:rPr>
+                <w:noProof/>
+                <w:webHidden/>
+              </w:rPr>
+              <w:fldChar w:fldCharType="end"/>
+            </w:r>
+          </w:hyperlink>
+        </w:p>
+        <w:p>
+          <w:pPr>
+            <w:pStyle w:val="TOC2"/>
+            <w:tabs>
+              <w:tab w:val="right" w:leader="dot" w:pos="8659"/>
+            </w:tabs>
+            <w:rPr>
+              <w:rFonts w:asciiTheme="minorHAnsi" w:hAnsiTheme="minorHAnsi" w:cstheme="minorBidi"/>
+              <w:noProof/>
+              <w:kern w:val="2"/>
+              <w:lang w:val="en-US"/>
+              <w14:ligatures w14:val="standardContextual"/>
+            </w:rPr>
+          </w:pPr>
+          <w:hyperlink w:anchor="_Toc234343983" w:history="1">
+            <w:r>
+              <w:rPr>
+                <w:rStyle w:val="Hyperlink"/>
+                <w:noProof/>
+              </w:rPr>
+              <w:t>4.2 Gantt Chart</w:t>
+            </w:r>
+            <w:r>
+              <w:rPr>
+                <w:noProof/>
+                <w:webHidden/>
+              </w:rPr>
+              <w:tab/>
+            </w:r>
+            <w:r>
+              <w:rPr>
+                <w:noProof/>
+                <w:webHidden/>
+              </w:rPr>
+              <w:fldChar w:fldCharType="begin"/>
+            </w:r>
+            <w:r>
+              <w:rPr>
+                <w:noProof/>
+                <w:webHidden/>
+              </w:rPr>
+              <w:instrText xml:space="preserve"> PAGEREF _Toc234343983 \h </w:instrText>
+            </w:r>
+            <w:r>
+              <w:rPr>
+                <w:noProof/>
+                <w:webHidden/>
+              </w:rPr>
+            </w:r>
+            <w:r>
+              <w:rPr>
+                <w:noProof/>
+                <w:webHidden/>
+              </w:rPr>
+              <w:fldChar w:fldCharType="separate"/>
+            </w:r>
+            <w:r>
+              <w:rPr>
+                <w:noProof/>
+                <w:webHidden/>
+              </w:rPr>
+              <w:t>18</w:t>
+            </w:r>
+            <w:r>
+              <w:rPr>
+                <w:noProof/>
+                <w:webHidden/>
+              </w:rPr>
+              <w:fldChar w:fldCharType="end"/>
+            </w:r>
+          </w:hyperlink>
+        </w:p>
+        <w:p>
+          <w:pPr>
+            <w:pStyle w:val="TOC2"/>
+            <w:tabs>
+              <w:tab w:val="right" w:leader="dot" w:pos="8659"/>
+            </w:tabs>
+            <w:rPr>
+              <w:rFonts w:asciiTheme="minorHAnsi" w:hAnsiTheme="minorHAnsi" w:cstheme="minorBidi"/>
+              <w:noProof/>
+              <w:kern w:val="2"/>
+              <w:lang w:val="en-US"/>
+              <w14:ligatures w14:val="standardContextual"/>
+            </w:rPr>
+          </w:pPr>
+          <w:hyperlink w:anchor="_Toc234343984" w:history="1">
+            <w:r>
+              <w:rPr>
+                <w:rStyle w:val="Hyperlink"/>
+                <w:noProof/>
+              </w:rPr>
+              <w:t>4.2 Implementation</w:t>
+            </w:r>
+            <w:r>
+              <w:rPr>
+                <w:noProof/>
+                <w:webHidden/>
+              </w:rPr>
+              <w:tab/>
+            </w:r>
+            <w:r>
+              <w:rPr>
+                <w:noProof/>
+                <w:webHidden/>
+              </w:rPr>
+              <w:fldChar w:fldCharType="begin"/>
+            </w:r>
+            <w:r>
+              <w:rPr>
+                <w:noProof/>
+                <w:webHidden/>
+              </w:rPr>
+              <w:instrText xml:space="preserve"> PAGEREF _Toc234343984 \h </w:instrText>
+            </w:r>
+            <w:r>
+              <w:rPr>
+                <w:noProof/>
+                <w:webHidden/>
+              </w:rPr>
+            </w:r>
+            <w:r>
+              <w:rPr>
+                <w:noProof/>
+                <w:webHidden/>
+              </w:rPr>
+              <w:fldChar w:fldCharType="separate"/>
+            </w:r>
+            <w:r>
+              <w:rPr>
+                <w:noProof/>
+                <w:webHidden/>
+              </w:rPr>
+              <w:t>18</w:t>
+            </w:r>
+            <w:r>
+              <w:rPr>
+                <w:noProof/>
+                <w:webHidden/>
+              </w:rPr>
+              <w:fldChar w:fldCharType="end"/>
+            </w:r>
+          </w:hyperlink>
+        </w:p>
+        <w:p>
+          <w:pPr>
+            <w:pStyle w:val="TOC3"/>
+            <w:tabs>
+              <w:tab w:val="right" w:leader="dot" w:pos="8659"/>
+            </w:tabs>
+            <w:rPr>
+              <w:rFonts w:asciiTheme="minorHAnsi" w:hAnsiTheme="minorHAnsi" w:cstheme="minorBidi"/>
+              <w:noProof/>
+              <w:kern w:val="2"/>
+              <w:lang w:val="en-US"/>
+              <w14:ligatures w14:val="standardContextual"/>
+            </w:rPr>
+          </w:pPr>
+          <w:hyperlink w:anchor="_Toc234343985" w:history="1">
+            <w:r>
+              <w:rPr>
+                <w:rStyle w:val="Hyperlink"/>
+                <w:noProof/>
+              </w:rPr>
+              <w:t>4.2.1 Log in Module</w:t>
+            </w:r>
+            <w:r>
+              <w:rPr>
+                <w:noProof/>
+                <w:webHidden/>
+              </w:rPr>
+              <w:tab/>
+            </w:r>
+            <w:r>
+              <w:rPr>
+                <w:noProof/>
+                <w:webHidden/>
+              </w:rPr>
+              <w:fldChar w:fldCharType="begin"/>
+            </w:r>
+            <w:r>
+              <w:rPr>
+                <w:noProof/>
+                <w:webHidden/>
+              </w:rPr>
+              <w:instrText xml:space="preserve"> PAGEREF _Toc234343985 \h </w:instrText>
+            </w:r>
+            <w:r>
+              <w:rPr>
+                <w:noProof/>
+                <w:webHidden/>
+              </w:rPr>
+            </w:r>
+            <w:r>
+              <w:rPr>
+                <w:noProof/>
+                <w:webHidden/>
+              </w:rPr>
+              <w:fldChar w:fldCharType="separate"/>
+            </w:r>
+            <w:r>
+              <w:rPr>
+                <w:noProof/>
+                <w:webHidden/>
+              </w:rPr>
+              <w:t>18</w:t>
+            </w:r>
+            <w:r>
+              <w:rPr>
+                <w:noProof/>
+                <w:webHidden/>
+              </w:rPr>
+              <w:fldChar w:fldCharType="end"/>
+            </w:r>
+          </w:hyperlink>
+        </w:p>
+        <w:p>
+          <w:pPr>
+            <w:pStyle w:val="TOC3"/>
+            <w:tabs>
+              <w:tab w:val="right" w:leader="dot" w:pos="8659"/>
+            </w:tabs>
+            <w:rPr>
+              <w:rFonts w:asciiTheme="minorHAnsi" w:hAnsiTheme="minorHAnsi" w:cstheme="minorBidi"/>
+              <w:noProof/>
+              <w:kern w:val="2"/>
+              <w:lang w:val="en-US"/>
+              <w14:ligatures w14:val="standardContextual"/>
+            </w:rPr>
+          </w:pPr>
+          <w:hyperlink w:anchor="_Toc234343986" w:history="1">
+            <w:r>
+              <w:rPr>
+                <w:rStyle w:val="Hyperlink"/>
+                <w:noProof/>
+              </w:rPr>
+              <w:t>4.2.2 Student/Faculty Dashboard Module</w:t>
+            </w:r>
+            <w:r>
+              <w:rPr>
+                <w:noProof/>
+                <w:webHidden/>
+              </w:rPr>
+              <w:tab/>
+            </w:r>
+            <w:r>
+              <w:rPr>
+                <w:noProof/>
+                <w:webHidden/>
+              </w:rPr>
+              <w:fldChar w:fldCharType="begin"/>
+            </w:r>
+            <w:r>
+              <w:rPr>
+                <w:noProof/>
+                <w:webHidden/>
+              </w:rPr>
+              <w:instrText xml:space="preserve"> PAGEREF _Toc234343986 \h </w:instrText>
+            </w:r>
+            <w:r>
+              <w:rPr>
+                <w:noProof/>
+                <w:webHidden/>
+              </w:rPr>
+            </w:r>
+            <w:r>
+              <w:rPr>
+                <w:noProof/>
+                <w:webHidden/>
+              </w:rPr>
+              <w:fldChar w:fldCharType="separate"/>
+            </w:r>
+            <w:r>
+              <w:rPr>
+                <w:noProof/>
+                <w:webHidden/>
+              </w:rPr>
+              <w:t>19</w:t>
+            </w:r>
+            <w:r>
+              <w:rPr>
+                <w:noProof/>
+                <w:webHidden/>
+              </w:rPr>
+              <w:fldChar w:fldCharType="end"/>
+            </w:r>
+          </w:hyperlink>
+        </w:p>
+        <w:p>
+          <w:pPr>
+            <w:pStyle w:val="TOC3"/>
+            <w:tabs>
+              <w:tab w:val="right" w:leader="dot" w:pos="8659"/>
+            </w:tabs>
+            <w:rPr>
+              <w:rFonts w:asciiTheme="minorHAnsi" w:hAnsiTheme="minorHAnsi" w:cstheme="minorBidi"/>
+              <w:noProof/>
+              <w:kern w:val="2"/>
+              <w:lang w:val="en-US"/>
+              <w14:ligatures w14:val="standardContextual"/>
+            </w:rPr>
+          </w:pPr>
+          <w:hyperlink w:anchor="_Toc234343987" w:history="1">
+            <w:r>
+              <w:rPr>
+                <w:rStyle w:val="Hyperlink"/>
+                <w:noProof/>
+              </w:rPr>
+              <w:t>4.2.3 Menu Page Module</w:t>
+            </w:r>
+            <w:r>
+              <w:rPr>
+                <w:noProof/>
+                <w:webHidden/>
+              </w:rPr>
+              <w:tab/>
+            </w:r>
+            <w:r>
+              <w:rPr>
+                <w:noProof/>
+                <w:webHidden/>
+              </w:rPr>
+              <w:fldChar w:fldCharType="begin"/>
+            </w:r>
+            <w:r>
+              <w:rPr>
+                <w:noProof/>
+                <w:webHidden/>
+              </w:rPr>
+              <w:instrText xml:space="preserve"> PAGEREF _Toc234343987 \h </w:instrText>
+            </w:r>
+            <w:r>
+              <w:rPr>
+                <w:noProof/>
+                <w:webHidden/>
+              </w:rPr>
+            </w:r>
+            <w:r>
+              <w:rPr>
+                <w:noProof/>
+                <w:webHidden/>
+              </w:rPr>
+              <w:fldChar w:fldCharType="separate"/>
+            </w:r>
+            <w:r>
+              <w:rPr>
+                <w:noProof/>
+                <w:webHidden/>
+              </w:rPr>
+              <w:t>19</w:t>
+            </w:r>
+            <w:r>
+              <w:rPr>
+                <w:noProof/>
+                <w:webHidden/>
+              </w:rPr>
+              <w:fldChar w:fldCharType="end"/>
+            </w:r>
+          </w:hyperlink>
+        </w:p>
+        <w:p>
+          <w:pPr>
+            <w:pStyle w:val="TOC3"/>
+            <w:tabs>
+              <w:tab w:val="right" w:leader="dot" w:pos="8659"/>
+            </w:tabs>
+            <w:rPr>
+              <w:rFonts w:asciiTheme="minorHAnsi" w:hAnsiTheme="minorHAnsi" w:cstheme="minorBidi"/>
+              <w:noProof/>
+              <w:kern w:val="2"/>
+              <w:lang w:val="en-US"/>
+              <w14:ligatures w14:val="standardContextual"/>
+            </w:rPr>
+          </w:pPr>
+          <w:hyperlink w:anchor="_Toc234343988" w:history="1">
+            <w:r>
+              <w:rPr>
+                <w:rStyle w:val="Hyperlink"/>
+                <w:noProof/>
+              </w:rPr>
+              <w:t>4.2.4 Admin Dashboard Module</w:t>
+            </w:r>
+            <w:r>
+              <w:rPr>
+                <w:noProof/>
+                <w:webHidden/>
+              </w:rPr>
+              <w:tab/>
+            </w:r>
+            <w:r>
+              <w:rPr>
+                <w:noProof/>
+                <w:webHidden/>
+              </w:rPr>
+              <w:fldChar w:fldCharType="begin"/>
+            </w:r>
+            <w:r>
+              <w:rPr>
+                <w:noProof/>
+                <w:webHidden/>
+              </w:rPr>
+              <w:instrText xml:space="preserve"> PAGEREF _Toc234343988 \h </w:instrText>
+            </w:r>
+            <w:r>
+              <w:rPr>
+                <w:noProof/>
+                <w:webHidden/>
+              </w:rPr>
+            </w:r>
+            <w:r>
+              <w:rPr>
+                <w:noProof/>
+                <w:webHidden/>
+              </w:rPr>
+              <w:fldChar w:fldCharType="separate"/>
+            </w:r>
+            <w:r>
+              <w:rPr>
+                <w:noProof/>
+                <w:webHidden/>
+              </w:rPr>
+              <w:t>20</w:t>
+            </w:r>
+            <w:r>
+              <w:rPr>
+                <w:noProof/>
+                <w:webHidden/>
+              </w:rPr>
+              <w:fldChar w:fldCharType="end"/>
+            </w:r>
+          </w:hyperlink>
+        </w:p>
+        <w:p>
+          <w:pPr>
+            <w:pStyle w:val="TOC3"/>
+            <w:tabs>
+              <w:tab w:val="right" w:leader="dot" w:pos="8659"/>
+            </w:tabs>
+            <w:rPr>
+              <w:rFonts w:asciiTheme="minorHAnsi" w:hAnsiTheme="minorHAnsi" w:cstheme="minorBidi"/>
+              <w:noProof/>
+              <w:kern w:val="2"/>
+              <w:lang w:val="en-US"/>
+              <w14:ligatures w14:val="standardContextual"/>
+            </w:rPr>
+          </w:pPr>
+          <w:hyperlink w:anchor="_Toc234343989" w:history="1">
+            <w:r>
+              <w:rPr>
+                <w:rStyle w:val="Hyperlink"/>
+                <w:noProof/>
+              </w:rPr>
+              <w:t>4.2.5 User Management Module</w:t>
+            </w:r>
+            <w:r>
+              <w:rPr>
+                <w:noProof/>
+                <w:webHidden/>
+              </w:rPr>
+              <w:tab/>
+            </w:r>
+            <w:r>
+              <w:rPr>
+                <w:noProof/>
+                <w:webHidden/>
+              </w:rPr>
+              <w:fldChar w:fldCharType="begin"/>
+            </w:r>
+            <w:r>
+              <w:rPr>
+                <w:noProof/>
+                <w:webHidden/>
+              </w:rPr>
+              <w:instrText xml:space="preserve"> PAGEREF _Toc234343989 \h </w:instrText>
+            </w:r>
+            <w:r>
+              <w:rPr>
+                <w:noProof/>
+                <w:webHidden/>
+              </w:rPr>
+            </w:r>
+            <w:r>
+              <w:rPr>
+                <w:noProof/>
+                <w:webHidden/>
+              </w:rPr>
+              <w:fldChar w:fldCharType="separate"/>
+            </w:r>
+            <w:r>
+              <w:rPr>
+                <w:noProof/>
+                <w:webHidden/>
+              </w:rPr>
+              <w:t>20</w:t>
+            </w:r>
+            <w:r>
+              <w:rPr>
+                <w:noProof/>
+                <w:webHidden/>
+              </w:rPr>
+              <w:fldChar w:fldCharType="end"/>
+            </w:r>
+          </w:hyperlink>
+        </w:p>
+        <w:p>
+          <w:pPr>
+            <w:pStyle w:val="TOC3"/>
+            <w:tabs>
+              <w:tab w:val="right" w:leader="dot" w:pos="8659"/>
+            </w:tabs>
+            <w:rPr>
+              <w:rFonts w:asciiTheme="minorHAnsi" w:hAnsiTheme="minorHAnsi" w:cstheme="minorBidi"/>
+              <w:noProof/>
+              <w:kern w:val="2"/>
+              <w:lang w:val="en-US"/>
+              <w14:ligatures w14:val="standardContextual"/>
+            </w:rPr>
+          </w:pPr>
+          <w:hyperlink w:anchor="_Toc234343990" w:history="1">
+            <w:r>
+              <w:rPr>
+                <w:rStyle w:val="Hyperlink"/>
+                <w:noProof/>
+              </w:rPr>
+              <w:t>4.2.6 Menu Management Modules</w:t>
+            </w:r>
+            <w:r>
+              <w:rPr>
+                <w:noProof/>
+                <w:webHidden/>
+              </w:rPr>
+              <w:tab/>
+            </w:r>
+            <w:r>
+              <w:rPr>
+                <w:noProof/>
+                <w:webHidden/>
+              </w:rPr>
+              <w:fldChar w:fldCharType="begin"/>
+            </w:r>
+            <w:r>
+              <w:rPr>
+                <w:noProof/>
+                <w:webHidden/>
+              </w:rPr>
+              <w:instrText xml:space="preserve"> PAGEREF _Toc234343990 \h </w:instrText>
+            </w:r>
+            <w:r>
+              <w:rPr>
+                <w:noProof/>
+                <w:webHidden/>
+              </w:rPr>
+            </w:r>
+            <w:r>
+              <w:rPr>
+                <w:noProof/>
+                <w:webHidden/>
+              </w:rPr>
+              <w:fldChar w:fldCharType="separate"/>
+            </w:r>
+            <w:r>
+              <w:rPr>
+                <w:noProof/>
+                <w:webHidden/>
+              </w:rPr>
+              <w:t>21</w:t>
+            </w:r>
+            <w:r>
+              <w:rPr>
+                <w:noProof/>
+                <w:webHidden/>
+              </w:rPr>
+              <w:fldChar w:fldCharType="end"/>
+            </w:r>
+          </w:hyperlink>
+        </w:p>
+        <w:p>
+          <w:pPr>
+            <w:pStyle w:val="TOC3"/>
+            <w:tabs>
+              <w:tab w:val="right" w:leader="dot" w:pos="8659"/>
+            </w:tabs>
+            <w:rPr>
+              <w:rFonts w:asciiTheme="minorHAnsi" w:hAnsiTheme="minorHAnsi" w:cstheme="minorBidi"/>
+              <w:noProof/>
+              <w:kern w:val="2"/>
+              <w:lang w:val="en-US"/>
+              <w14:ligatures w14:val="standardContextual"/>
+            </w:rPr>
+          </w:pPr>
+          <w:hyperlink w:anchor="_Toc234343991" w:history="1">
+            <w:r>
+              <w:rPr>
+                <w:rStyle w:val="Hyperlink"/>
+                <w:noProof/>
+              </w:rPr>
+              <w:t>4.2.7 Timing Schedule Module</w:t>
+            </w:r>
+            <w:r>
+              <w:rPr>
+                <w:noProof/>
+                <w:webHidden/>
+              </w:rPr>
+              <w:tab/>
+            </w:r>
+            <w:r>
+              <w:rPr>
+                <w:noProof/>
+                <w:webHidden/>
+              </w:rPr>
+              <w:fldChar w:fldCharType="begin"/>
+            </w:r>
+            <w:r>
+              <w:rPr>
+                <w:noProof/>
+                <w:webHidden/>
+              </w:rPr>
+              <w:instrText xml:space="preserve"> PAGEREF _Toc234343991 \h </w:instrText>
+            </w:r>
+            <w:r>
+              <w:rPr>
+                <w:noProof/>
+                <w:webHidden/>
+              </w:rPr>
+            </w:r>
+            <w:r>
+              <w:rPr>
+                <w:noProof/>
+                <w:webHidden/>
+              </w:rPr>
+              <w:fldChar w:fldCharType="separate"/>
+            </w:r>
+            <w:r>
+              <w:rPr>
+                <w:noProof/>
+                <w:webHidden/>
+              </w:rPr>
+              <w:t>22</w:t>
+            </w:r>
+            <w:r>
+              <w:rPr>
+                <w:noProof/>
+                <w:webHidden/>
+              </w:rPr>
+              <w:fldChar w:fldCharType="end"/>
+            </w:r>
+          </w:hyperlink>
+        </w:p>
+        <w:p>
+          <w:pPr>
+            <w:pStyle w:val="TOC3"/>
+            <w:tabs>
+              <w:tab w:val="right" w:leader="dot" w:pos="8659"/>
+            </w:tabs>
+            <w:rPr>
+              <w:rFonts w:asciiTheme="minorHAnsi" w:hAnsiTheme="minorHAnsi" w:cstheme="minorBidi"/>
+              <w:noProof/>
+              <w:kern w:val="2"/>
+              <w:lang w:val="en-US"/>
+              <w14:ligatures w14:val="standardContextual"/>
+            </w:rPr>
+          </w:pPr>
+          <w:hyperlink w:anchor="_Toc234343992" w:history="1">
+            <w:r>
+              <w:rPr>
+                <w:rStyle w:val="Hyperlink"/>
+                <w:noProof/>
+              </w:rPr>
+              <w:t>4.2.8 Landing Page Module</w:t>
+            </w:r>
+            <w:r>
+              <w:rPr>
+                <w:noProof/>
+                <w:webHidden/>
+              </w:rPr>
+              <w:tab/>
+            </w:r>
+            <w:r>
+              <w:rPr>
+                <w:noProof/>
+                <w:webHidden/>
+              </w:rPr>
+              <w:fldChar w:fldCharType="begin"/>
+            </w:r>
+            <w:r>
+              <w:rPr>
+                <w:noProof/>
+                <w:webHidden/>
+              </w:rPr>
+              <w:instrText xml:space="preserve"> PAGEREF _Toc234343992 \h </w:instrText>
+            </w:r>
+            <w:r>
+              <w:rPr>
+                <w:noProof/>
+                <w:webHidden/>
+              </w:rPr>
+            </w:r>
+            <w:r>
+              <w:rPr>
+                <w:noProof/>
+                <w:webHidden/>
+              </w:rPr>
+              <w:fldChar w:fldCharType="separate"/>
+            </w:r>
+            <w:r>
+              <w:rPr>
+                <w:noProof/>
+                <w:webHidden/>
+              </w:rPr>
+              <w:t>22</w:t>
+            </w:r>
+            <w:r>
+              <w:rPr>
+                <w:noProof/>
+                <w:webHidden/>
+              </w:rPr>
+              <w:fldChar w:fldCharType="end"/>
+            </w:r>
+          </w:hyperlink>
+        </w:p>
+        <w:p>
+          <w:pPr>
+            <w:pStyle w:val="TOC1"/>
+            <w:rPr>
+              <w:rFonts w:asciiTheme="minorHAnsi" w:hAnsiTheme="minorHAnsi" w:cstheme="minorBidi"/>
+              <w:b w:val="0"/>
+              <w:bCs w:val="0"/>
+              <w:kern w:val="2"/>
+              <w:lang w:val="en-US"/>
+              <w14:ligatures w14:val="standardContextual"/>
+            </w:rPr>
+          </w:pPr>
+          <w:hyperlink w:anchor="_Toc234343993" w:history="1">
+            <w:r>
+              <w:rPr>
+                <w:rStyle w:val="Hyperlink"/>
+              </w:rPr>
               <w:t>References</w:t>
             </w:r>
             <w:r>
@@ -3458,7 +4410,7 @@
               <w:rPr>
                 <w:webHidden/>
               </w:rPr>
-              <w:instrText xml:space="preserve"> PAGEREF _Toc231489984 \h </w:instrText>
+              <w:instrText xml:space="preserve"> PAGEREF _Toc234343993 \h </w:instrText>
             </w:r>
             <w:r>
               <w:rPr>
@@ -3475,7 +4427,7 @@
               <w:rPr>
                 <w:webHidden/>
               </w:rPr>
-              <w:t>17</w:t>
+              <w:t>23</w:t>
             </w:r>
             <w:r>
               <w:rPr>
@@ -3506,7 +4458,7 @@
       </w:r>
       <w:bookmarkStart w:id="4" w:name="_heading=h.w2k2kbtzw255" w:colFirst="0" w:colLast="0"/>
       <w:bookmarkStart w:id="5" w:name="_heading=h.a8zjsq6shil0" w:colFirst="0" w:colLast="0"/>
-      <w:bookmarkStart w:id="6" w:name="_Toc231489953"/>
+      <w:bookmarkStart w:id="6" w:name="_Toc234343949"/>
       <w:bookmarkEnd w:id="4"/>
       <w:bookmarkEnd w:id="5"/>
       <w:r>
@@ -3897,7 +4849,7 @@
         <w:pStyle w:val="Heading1"/>
       </w:pPr>
       <w:bookmarkStart w:id="7" w:name="_heading=h.d5espw5mq4vf" w:colFirst="0" w:colLast="0"/>
-      <w:bookmarkStart w:id="8" w:name="_Toc231489954"/>
+      <w:bookmarkStart w:id="8" w:name="_Toc234343950"/>
       <w:bookmarkEnd w:id="7"/>
       <w:r>
         <w:lastRenderedPageBreak/>
@@ -4106,7 +5058,7 @@
       <w:pPr>
         <w:pStyle w:val="Heading1"/>
       </w:pPr>
-      <w:bookmarkStart w:id="9" w:name="_Toc231489955"/>
+      <w:bookmarkStart w:id="9" w:name="_Toc234343951"/>
       <w:r>
         <w:lastRenderedPageBreak/>
         <w:t>CHAPTER 1: INTRODUCTION</w:t>
@@ -4122,7 +5074,7 @@
         </w:numPr>
       </w:pPr>
       <w:bookmarkStart w:id="10" w:name="_heading=h.i1l49pjyck36" w:colFirst="0" w:colLast="0"/>
-      <w:bookmarkStart w:id="11" w:name="_Toc231489956"/>
+      <w:bookmarkStart w:id="11" w:name="_Toc234343952"/>
       <w:bookmarkEnd w:id="10"/>
       <w:r>
         <w:t>Background</w:t>
@@ -4217,7 +5169,7 @@
           <w:numId w:val="31"/>
         </w:numPr>
       </w:pPr>
-      <w:bookmarkStart w:id="15" w:name="_Toc231489957"/>
+      <w:bookmarkStart w:id="15" w:name="_Toc234343953"/>
       <w:bookmarkEnd w:id="13"/>
       <w:bookmarkEnd w:id="14"/>
       <w:r>
@@ -4235,7 +5187,7 @@
         <w:pStyle w:val="Heading2"/>
       </w:pPr>
       <w:bookmarkStart w:id="16" w:name="_heading=h.5uepuvxxim53" w:colFirst="0" w:colLast="0"/>
-      <w:bookmarkStart w:id="17" w:name="_Toc231489958"/>
+      <w:bookmarkStart w:id="17" w:name="_Toc234343954"/>
       <w:bookmarkEnd w:id="16"/>
       <w:r>
         <w:t>1.3 Objectives of the Project</w:t>
@@ -4314,7 +5266,7 @@
       <w:pPr>
         <w:pStyle w:val="Heading2"/>
       </w:pPr>
-      <w:bookmarkStart w:id="19" w:name="_Toc231489959"/>
+      <w:bookmarkStart w:id="19" w:name="_Toc234343955"/>
       <w:r>
         <w:lastRenderedPageBreak/>
         <w:t>1.4 Scope of the Project</w:t>
@@ -4367,7 +5319,7 @@
         <w:pStyle w:val="Heading2"/>
       </w:pPr>
       <w:bookmarkStart w:id="20" w:name="_heading=h.j8j6xudgt4a5" w:colFirst="0" w:colLast="0"/>
-      <w:bookmarkStart w:id="21" w:name="_Toc231489960"/>
+      <w:bookmarkStart w:id="21" w:name="_Toc234343956"/>
       <w:bookmarkEnd w:id="20"/>
       <w:r>
         <w:t>1.5 Limitations of the Project</w:t>
@@ -4423,7 +5375,7 @@
         <w:pStyle w:val="Heading2"/>
       </w:pPr>
       <w:bookmarkStart w:id="22" w:name="_heading=h.n1bc1coijutl" w:colFirst="0" w:colLast="0"/>
-      <w:bookmarkStart w:id="23" w:name="_Toc231489961"/>
+      <w:bookmarkStart w:id="23" w:name="_Toc234343957"/>
       <w:bookmarkEnd w:id="22"/>
       <w:r>
         <w:t>1.6 Significance of the Study</w:t>
@@ -4455,7 +5407,7 @@
         <w:pStyle w:val="Heading1"/>
       </w:pPr>
       <w:bookmarkStart w:id="24" w:name="_heading=h.f4prjalpaczi" w:colFirst="0" w:colLast="0"/>
-      <w:bookmarkStart w:id="25" w:name="_Toc231489962"/>
+      <w:bookmarkStart w:id="25" w:name="_Toc234343958"/>
       <w:bookmarkEnd w:id="24"/>
       <w:r>
         <w:lastRenderedPageBreak/>
@@ -4467,7 +5419,7 @@
       <w:pPr>
         <w:pStyle w:val="Heading2"/>
       </w:pPr>
-      <w:bookmarkStart w:id="26" w:name="_Toc231489963"/>
+      <w:bookmarkStart w:id="26" w:name="_Toc234343959"/>
       <w:r>
         <w:t>2.1 Overview</w:t>
       </w:r>
@@ -4482,7 +5434,7 @@
       <w:pPr>
         <w:pStyle w:val="Heading2"/>
       </w:pPr>
-      <w:bookmarkStart w:id="27" w:name="_Toc231489964"/>
+      <w:bookmarkStart w:id="27" w:name="_Toc234343960"/>
       <w:r>
         <w:t>2.2 Review of Existing Systems</w:t>
       </w:r>
@@ -4492,7 +5444,7 @@
       <w:pPr>
         <w:pStyle w:val="Heading3"/>
       </w:pPr>
-      <w:bookmarkStart w:id="28" w:name="_Toc231489965"/>
+      <w:bookmarkStart w:id="28" w:name="_Toc234343961"/>
       <w:r>
         <w:t>2.2.1 QR-Based Canteen System</w:t>
       </w:r>
@@ -4521,7 +5473,7 @@
       <w:pPr>
         <w:pStyle w:val="Heading3"/>
       </w:pPr>
-      <w:bookmarkStart w:id="29" w:name="_Toc231489966"/>
+      <w:bookmarkStart w:id="29" w:name="_Toc234343962"/>
       <w:r>
         <w:t>2.2.2 Android-Based Canteen Ordering System</w:t>
       </w:r>
@@ -4565,7 +5517,7 @@
       <w:pPr>
         <w:pStyle w:val="Heading3"/>
       </w:pPr>
-      <w:bookmarkStart w:id="30" w:name="_Toc231489967"/>
+      <w:bookmarkStart w:id="30" w:name="_Toc234343963"/>
       <w:r>
         <w:t>2.2.3 Smart Canteen Management System</w:t>
       </w:r>
@@ -4605,7 +5557,7 @@
       <w:pPr>
         <w:pStyle w:val="Heading2"/>
       </w:pPr>
-      <w:bookmarkStart w:id="31" w:name="_Toc231489968"/>
+      <w:bookmarkStart w:id="31" w:name="_Toc234343964"/>
       <w:r>
         <w:lastRenderedPageBreak/>
         <w:t>2.3 Research Gap</w:t>
@@ -4705,7 +5657,6 @@
           <w:szCs w:val="32"/>
         </w:rPr>
       </w:pPr>
-      <w:bookmarkStart w:id="32" w:name="_Toc231489969"/>
       <w:r>
         <w:br w:type="page"/>
       </w:r>
@@ -4714,6 +5665,7 @@
       <w:pPr>
         <w:pStyle w:val="Heading1"/>
       </w:pPr>
+      <w:bookmarkStart w:id="32" w:name="_Toc234343965"/>
       <w:r>
         <w:lastRenderedPageBreak/>
         <w:t>CHAPTER 3: SYSTEM ANALYSIS AND DESIGN</w:t>
@@ -4725,7 +5677,7 @@
         <w:pStyle w:val="Heading2"/>
       </w:pPr>
       <w:bookmarkStart w:id="33" w:name="_heading=h.u1vy5u9sb9xg" w:colFirst="0" w:colLast="0"/>
-      <w:bookmarkStart w:id="34" w:name="_Toc231489970"/>
+      <w:bookmarkStart w:id="34" w:name="_Toc234343966"/>
       <w:bookmarkEnd w:id="33"/>
       <w:r>
         <w:t>3.1 Project Management Strategy and Development Tools</w:t>
@@ -4742,7 +5694,7 @@
         <w:pStyle w:val="Heading3"/>
       </w:pPr>
       <w:bookmarkStart w:id="35" w:name="_heading=h.7zuyyf93m0tj" w:colFirst="0" w:colLast="0"/>
-      <w:bookmarkStart w:id="36" w:name="_Toc231489971"/>
+      <w:bookmarkStart w:id="36" w:name="_Toc234343967"/>
       <w:bookmarkEnd w:id="35"/>
       <w:r>
         <w:t>3.1.1 Project Team</w:t>
@@ -5106,7 +6058,7 @@
         <w:pStyle w:val="Heading3"/>
       </w:pPr>
       <w:bookmarkStart w:id="37" w:name="_heading=h.ron2k72j96vm" w:colFirst="0" w:colLast="0"/>
-      <w:bookmarkStart w:id="38" w:name="_Toc231489972"/>
+      <w:bookmarkStart w:id="38" w:name="_Toc234343968"/>
       <w:bookmarkEnd w:id="37"/>
       <w:r>
         <w:t>3.1.2 Project Flow and Schedule</w:t>
@@ -5173,7 +6125,7 @@
       <w:pPr>
         <w:pStyle w:val="Heading3"/>
       </w:pPr>
-      <w:bookmarkStart w:id="40" w:name="_Toc231489973"/>
+      <w:bookmarkStart w:id="40" w:name="_Toc234343969"/>
       <w:r>
         <w:t>3.1.3 Responsibilities</w:t>
       </w:r>
@@ -5308,7 +6260,7 @@
       <w:pPr>
         <w:pStyle w:val="Heading3"/>
       </w:pPr>
-      <w:bookmarkStart w:id="41" w:name="_Toc231489974"/>
+      <w:bookmarkStart w:id="41" w:name="_Toc234343970"/>
       <w:r>
         <w:t>3.1.4 Development Tools</w:t>
       </w:r>
@@ -5636,7 +6588,7 @@
         </w:numPr>
       </w:pPr>
       <w:bookmarkStart w:id="44" w:name="_heading=h.8zmd9tgdmdqp" w:colFirst="0" w:colLast="0"/>
-      <w:bookmarkStart w:id="45" w:name="_Toc231489975"/>
+      <w:bookmarkStart w:id="45" w:name="_Toc234343971"/>
       <w:bookmarkEnd w:id="44"/>
       <w:r>
         <w:t>System Analysis</w:t>
@@ -5659,7 +6611,7 @@
         <w:pStyle w:val="Heading3"/>
       </w:pPr>
       <w:bookmarkStart w:id="46" w:name="_heading=h.4j04lyz3b7oc" w:colFirst="0" w:colLast="0"/>
-      <w:bookmarkStart w:id="47" w:name="_Toc231489976"/>
+      <w:bookmarkStart w:id="47" w:name="_Toc234343972"/>
       <w:bookmarkEnd w:id="46"/>
       <w:r>
         <w:t>3.2.1 Requirement Analysis</w:t>
@@ -6347,7 +7299,7 @@
         <w:pStyle w:val="Heading3"/>
       </w:pPr>
       <w:bookmarkStart w:id="48" w:name="_heading=h.mgp18nndx2i9" w:colFirst="0" w:colLast="0"/>
-      <w:bookmarkStart w:id="49" w:name="_Toc231489977"/>
+      <w:bookmarkStart w:id="49" w:name="_Toc234343973"/>
       <w:bookmarkEnd w:id="48"/>
       <w:r>
         <w:t>3.2.2 Feasibility Analysis</w:t>
@@ -6469,7 +7421,7 @@
         <w:pStyle w:val="Heading2"/>
       </w:pPr>
       <w:bookmarkStart w:id="50" w:name="_heading=h.d6cp72a9hhu2" w:colFirst="0" w:colLast="0"/>
-      <w:bookmarkStart w:id="51" w:name="_Toc231489978"/>
+      <w:bookmarkStart w:id="51" w:name="_Toc234343974"/>
       <w:bookmarkEnd w:id="50"/>
       <w:r>
         <w:lastRenderedPageBreak/>
@@ -6482,7 +7434,7 @@
         <w:pStyle w:val="Heading3"/>
       </w:pPr>
       <w:bookmarkStart w:id="52" w:name="_heading=h.k67w28n36xvg" w:colFirst="0" w:colLast="0"/>
-      <w:bookmarkStart w:id="53" w:name="_Toc231489979"/>
+      <w:bookmarkStart w:id="53" w:name="_Toc234343975"/>
       <w:bookmarkEnd w:id="52"/>
       <w:r>
         <w:t xml:space="preserve">3.3.1. </w:t>
@@ -6646,7 +7598,7 @@
       </w:pPr>
       <w:bookmarkStart w:id="57" w:name="_heading=h.vmwmntx85w3w" w:colFirst="0" w:colLast="0"/>
       <w:bookmarkStart w:id="58" w:name="_heading=h.7lcjph8hb9cx" w:colFirst="0" w:colLast="0"/>
-      <w:bookmarkStart w:id="59" w:name="_Toc231489980"/>
+      <w:bookmarkStart w:id="59" w:name="_Toc234343976"/>
       <w:bookmarkEnd w:id="57"/>
       <w:bookmarkEnd w:id="58"/>
       <w:r>
@@ -6779,7 +7731,7 @@
         <w:pStyle w:val="Heading3"/>
       </w:pPr>
       <w:bookmarkStart w:id="62" w:name="_heading=h.48eqp0mcihuv" w:colFirst="0" w:colLast="0"/>
-      <w:bookmarkStart w:id="63" w:name="_Toc231489981"/>
+      <w:bookmarkStart w:id="63" w:name="_Toc234343977"/>
       <w:bookmarkEnd w:id="62"/>
       <w:r>
         <w:lastRenderedPageBreak/>
@@ -6944,7 +7896,7 @@
       </w:pPr>
       <w:bookmarkStart w:id="66" w:name="_heading=h.1w3nix1yeett" w:colFirst="0" w:colLast="0"/>
       <w:bookmarkStart w:id="67" w:name="_heading=h.pkgmwy1kfuz6" w:colFirst="0" w:colLast="0"/>
-      <w:bookmarkStart w:id="68" w:name="_Toc231489982"/>
+      <w:bookmarkStart w:id="68" w:name="_Toc234343978"/>
       <w:bookmarkEnd w:id="66"/>
       <w:bookmarkEnd w:id="67"/>
       <w:r>
@@ -7131,7 +8083,7 @@
         </w:rPr>
       </w:pPr>
       <w:bookmarkStart w:id="75" w:name="_Toc218671490"/>
-      <w:bookmarkStart w:id="76" w:name="_Toc231489983"/>
+      <w:bookmarkStart w:id="76" w:name="_Toc234343979"/>
       <w:bookmarkEnd w:id="72"/>
       <w:r>
         <w:rPr>
@@ -7326,21 +8278,23 @@
     <w:p>
       <w:pPr>
         <w:pStyle w:val="Heading3"/>
-      </w:pPr>
+        <w:rPr>
+          <w:noProof/>
+        </w:rPr>
+      </w:pPr>
+      <w:bookmarkStart w:id="79" w:name="_Toc234343980"/>
       <w:r>
         <w:t>3.3.8 Schema Diagram</w:t>
       </w:r>
-    </w:p>
-    <w:p>
-      <w:pPr>
-        <w:pStyle w:val="Heading3"/>
-      </w:pPr>
+      <w:bookmarkEnd w:id="79"/>
+    </w:p>
+    <w:p>
       <w:r>
         <w:rPr>
           <w:noProof/>
         </w:rPr>
         <w:drawing>
-          <wp:inline distT="0" distB="0" distL="0" distR="0" wp14:anchorId="001E73E7" wp14:editId="02C6D912">
+          <wp:inline distT="0" distB="0" distL="0" distR="0" wp14:anchorId="768A1B32" wp14:editId="2128A599">
             <wp:extent cx="5504815" cy="3595370"/>
             <wp:effectExtent l="0" t="0" r="635" b="5080"/>
             <wp:docPr id="1066954679" name="Picture 1"/>
@@ -7438,18 +8392,22 @@
       <w:r>
         <w:br w:type="page"/>
       </w:r>
+      <w:bookmarkStart w:id="80" w:name="_Toc234343981"/>
       <w:r>
         <w:lastRenderedPageBreak/>
         <w:t>CHAPTER 4: System Implementation</w:t>
       </w:r>
+      <w:bookmarkEnd w:id="80"/>
     </w:p>
     <w:p>
       <w:pPr>
         <w:pStyle w:val="Heading2"/>
       </w:pPr>
+      <w:bookmarkStart w:id="81" w:name="_Toc234343982"/>
       <w:r>
         <w:t>4.1 Detailed Project Schedule</w:t>
       </w:r>
+      <w:bookmarkEnd w:id="81"/>
     </w:p>
     <w:tbl>
       <w:tblPr>
@@ -12529,14 +13487,18 @@
       <w:pPr>
         <w:pStyle w:val="Heading2"/>
       </w:pPr>
-      <w:bookmarkStart w:id="79" w:name="_Toc231489984"/>
+      <w:bookmarkStart w:id="82" w:name="_Toc234343983"/>
       <w:r>
         <w:lastRenderedPageBreak/>
         <w:t>4.2 Gantt Chart</w:t>
       </w:r>
-    </w:p>
-    <w:p>
-      <w:r>
+      <w:bookmarkEnd w:id="82"/>
+    </w:p>
+    <w:p>
+      <w:r>
+        <w:rPr>
+          <w:noProof/>
+        </w:rPr>
         <w:drawing>
           <wp:inline distT="0" distB="0" distL="0" distR="0" wp14:anchorId="0A3D7F63" wp14:editId="4CDD472D">
             <wp:extent cx="5471160" cy="3337651"/>
@@ -12578,17 +13540,21 @@
       <w:pPr>
         <w:pStyle w:val="Heading2"/>
       </w:pPr>
+      <w:bookmarkStart w:id="83" w:name="_Toc234343984"/>
       <w:r>
         <w:t>4.2 Implementation</w:t>
       </w:r>
+      <w:bookmarkEnd w:id="83"/>
     </w:p>
     <w:p>
       <w:pPr>
         <w:pStyle w:val="Heading3"/>
       </w:pPr>
+      <w:bookmarkStart w:id="84" w:name="_Toc234343985"/>
       <w:r>
         <w:t>4.2.1 Log in Module</w:t>
       </w:r>
+      <w:bookmarkEnd w:id="84"/>
     </w:p>
     <w:p>
       <w:pPr>
@@ -12596,10 +13562,10 @@
       </w:pPr>
       <w:r>
         <w:drawing>
-          <wp:inline distT="0" distB="0" distL="0" distR="0" wp14:anchorId="2B611767" wp14:editId="4FD34987">
-            <wp:extent cx="4678680" cy="2487757"/>
-            <wp:effectExtent l="0" t="0" r="7620" b="8255"/>
-            <wp:docPr id="436598231" name="Picture 1"/>
+          <wp:inline distT="0" distB="0" distL="0" distR="0" wp14:anchorId="0B880227" wp14:editId="39FFDB5F">
+            <wp:extent cx="5504815" cy="2561590"/>
+            <wp:effectExtent l="0" t="0" r="635" b="0"/>
+            <wp:docPr id="272678270" name="Picture 1"/>
             <wp:cNvGraphicFramePr>
               <a:graphicFrameLocks xmlns:a="http://schemas.openxmlformats.org/drawingml/2006/main" noChangeAspect="1"/>
             </wp:cNvGraphicFramePr>
@@ -12607,7 +13573,7 @@
               <a:graphicData uri="http://schemas.openxmlformats.org/drawingml/2006/picture">
                 <pic:pic xmlns:pic="http://schemas.openxmlformats.org/drawingml/2006/picture">
                   <pic:nvPicPr>
-                    <pic:cNvPr id="436598231" name=""/>
+                    <pic:cNvPr id="272678270" name=""/>
                     <pic:cNvPicPr/>
                   </pic:nvPicPr>
                   <pic:blipFill>
@@ -12619,7 +13585,7 @@
                   <pic:spPr>
                     <a:xfrm>
                       <a:off x="0" y="0"/>
-                      <a:ext cx="4682559" cy="2489819"/>
+                      <a:ext cx="5504815" cy="2561590"/>
                     </a:xfrm>
                     <a:prstGeom prst="rect">
                       <a:avLst/>
@@ -12639,24 +13605,14 @@
       <w:r>
         <w:t xml:space="preserve">Figure </w:t>
       </w:r>
-      <w:r>
-        <w:fldChar w:fldCharType="begin"/>
-      </w:r>
-      <w:r>
-        <w:instrText xml:space="preserve"> SEQ Figure \* ARABIC </w:instrText>
-      </w:r>
-      <w:r>
-        <w:fldChar w:fldCharType="separate"/>
-      </w:r>
-      <w:r>
-        <w:rPr>
-          <w:noProof/>
-        </w:rPr>
-        <w:t>6</w:t>
-      </w:r>
-      <w:r>
-        <w:fldChar w:fldCharType="end"/>
-      </w:r>
+      <w:fldSimple w:instr=" SEQ Figure \* ARABIC ">
+        <w:r>
+          <w:rPr>
+            <w:noProof/>
+          </w:rPr>
+          <w:t>6</w:t>
+        </w:r>
+      </w:fldSimple>
       <w:r>
         <w:t>: Log in Page</w:t>
       </w:r>
@@ -12670,16 +13626,720 @@
       <w:pPr>
         <w:pStyle w:val="Heading3"/>
       </w:pPr>
-      <w:r>
+      <w:bookmarkStart w:id="85" w:name="_Toc234343986"/>
+      <w:r>
+        <w:lastRenderedPageBreak/>
         <w:t xml:space="preserve">4.2.2 </w:t>
       </w:r>
-    </w:p>
-    <w:p>
-      <w:pPr>
-        <w:spacing w:before="360" w:after="360"/>
-        <w:rPr>
-          <w:b/>
-          <w:bCs/>
+      <w:r>
+        <w:t>Student/Faculty Dashboard Module</w:t>
+      </w:r>
+      <w:bookmarkEnd w:id="85"/>
+    </w:p>
+    <w:p>
+      <w:pPr>
+        <w:keepNext/>
+      </w:pPr>
+      <w:r>
+        <w:drawing>
+          <wp:inline distT="0" distB="0" distL="0" distR="0" wp14:anchorId="280F30F0" wp14:editId="3A2931AF">
+            <wp:extent cx="5504815" cy="2608580"/>
+            <wp:effectExtent l="0" t="0" r="635" b="1270"/>
+            <wp:docPr id="1207060124" name="Picture 1"/>
+            <wp:cNvGraphicFramePr>
+              <a:graphicFrameLocks xmlns:a="http://schemas.openxmlformats.org/drawingml/2006/main" noChangeAspect="1"/>
+            </wp:cNvGraphicFramePr>
+            <a:graphic xmlns:a="http://schemas.openxmlformats.org/drawingml/2006/main">
+              <a:graphicData uri="http://schemas.openxmlformats.org/drawingml/2006/picture">
+                <pic:pic xmlns:pic="http://schemas.openxmlformats.org/drawingml/2006/picture">
+                  <pic:nvPicPr>
+                    <pic:cNvPr id="1207060124" name=""/>
+                    <pic:cNvPicPr/>
+                  </pic:nvPicPr>
+                  <pic:blipFill>
+                    <a:blip r:embed="rId20"/>
+                    <a:stretch>
+                      <a:fillRect/>
+                    </a:stretch>
+                  </pic:blipFill>
+                  <pic:spPr>
+                    <a:xfrm>
+                      <a:off x="0" y="0"/>
+                      <a:ext cx="5504815" cy="2608580"/>
+                    </a:xfrm>
+                    <a:prstGeom prst="rect">
+                      <a:avLst/>
+                    </a:prstGeom>
+                  </pic:spPr>
+                </pic:pic>
+              </a:graphicData>
+            </a:graphic>
+          </wp:inline>
+        </w:drawing>
+      </w:r>
+    </w:p>
+    <w:p>
+      <w:pPr>
+        <w:pStyle w:val="Caption"/>
+      </w:pPr>
+      <w:r>
+        <w:t xml:space="preserve">Figure </w:t>
+      </w:r>
+      <w:fldSimple w:instr=" SEQ Figure \* ARABIC ">
+        <w:r>
+          <w:rPr>
+            <w:noProof/>
+          </w:rPr>
+          <w:t>7</w:t>
+        </w:r>
+      </w:fldSimple>
+      <w:r>
+        <w:t>: Student and Faculty Dashboard</w:t>
+      </w:r>
+    </w:p>
+    <w:p>
+      <w:r>
+        <w:t>Shows basic information for the user such as balance, no. of food items today, y our orders and total spent</w:t>
+      </w:r>
+    </w:p>
+    <w:p>
+      <w:pPr>
+        <w:pStyle w:val="Heading3"/>
+      </w:pPr>
+      <w:bookmarkStart w:id="86" w:name="_Toc234343987"/>
+      <w:r>
+        <w:t>4.2.3 Menu Page Module</w:t>
+      </w:r>
+      <w:bookmarkEnd w:id="86"/>
+    </w:p>
+    <w:p>
+      <w:pPr>
+        <w:keepNext/>
+      </w:pPr>
+      <w:r>
+        <w:drawing>
+          <wp:inline distT="0" distB="0" distL="0" distR="0" wp14:anchorId="67AA5E59" wp14:editId="278E343D">
+            <wp:extent cx="5504815" cy="2076450"/>
+            <wp:effectExtent l="0" t="0" r="635" b="0"/>
+            <wp:docPr id="1322244128" name="Picture 1"/>
+            <wp:cNvGraphicFramePr>
+              <a:graphicFrameLocks xmlns:a="http://schemas.openxmlformats.org/drawingml/2006/main" noChangeAspect="1"/>
+            </wp:cNvGraphicFramePr>
+            <a:graphic xmlns:a="http://schemas.openxmlformats.org/drawingml/2006/main">
+              <a:graphicData uri="http://schemas.openxmlformats.org/drawingml/2006/picture">
+                <pic:pic xmlns:pic="http://schemas.openxmlformats.org/drawingml/2006/picture">
+                  <pic:nvPicPr>
+                    <pic:cNvPr id="1322244128" name=""/>
+                    <pic:cNvPicPr/>
+                  </pic:nvPicPr>
+                  <pic:blipFill>
+                    <a:blip r:embed="rId21"/>
+                    <a:stretch>
+                      <a:fillRect/>
+                    </a:stretch>
+                  </pic:blipFill>
+                  <pic:spPr>
+                    <a:xfrm>
+                      <a:off x="0" y="0"/>
+                      <a:ext cx="5504815" cy="2076450"/>
+                    </a:xfrm>
+                    <a:prstGeom prst="rect">
+                      <a:avLst/>
+                    </a:prstGeom>
+                  </pic:spPr>
+                </pic:pic>
+              </a:graphicData>
+            </a:graphic>
+          </wp:inline>
+        </w:drawing>
+      </w:r>
+    </w:p>
+    <w:p>
+      <w:pPr>
+        <w:pStyle w:val="Caption"/>
+      </w:pPr>
+      <w:r>
+        <w:t xml:space="preserve">Figure </w:t>
+      </w:r>
+      <w:fldSimple w:instr=" SEQ Figure \* ARABIC ">
+        <w:r>
+          <w:rPr>
+            <w:noProof/>
+          </w:rPr>
+          <w:t>8</w:t>
+        </w:r>
+      </w:fldSimple>
+      <w:r>
+        <w:t>: Menu page</w:t>
+      </w:r>
+    </w:p>
+    <w:p>
+      <w:r>
+        <w:t xml:space="preserve">Shows menu items with pagination. </w:t>
+      </w:r>
+      <w:proofErr w:type="gramStart"/>
+      <w:r>
+        <w:t>Allows</w:t>
+      </w:r>
+      <w:proofErr w:type="gramEnd"/>
+      <w:r>
+        <w:t xml:space="preserve"> users to </w:t>
+      </w:r>
+      <w:proofErr w:type="gramStart"/>
+      <w:r>
+        <w:t>search</w:t>
+      </w:r>
+      <w:proofErr w:type="gramEnd"/>
+      <w:r>
+        <w:t xml:space="preserve"> menu items </w:t>
+      </w:r>
+      <w:proofErr w:type="gramStart"/>
+      <w:r>
+        <w:t>and also</w:t>
+      </w:r>
+      <w:proofErr w:type="gramEnd"/>
+      <w:r>
+        <w:t xml:space="preserve"> the order closes when reaching closing time and orders are finalized</w:t>
+      </w:r>
+    </w:p>
+    <w:p>
+      <w:pPr>
+        <w:pStyle w:val="Heading3"/>
+      </w:pPr>
+      <w:bookmarkStart w:id="87" w:name="_Toc234343988"/>
+      <w:r>
+        <w:lastRenderedPageBreak/>
+        <w:t>4.2.4 Admin Dashboard Module</w:t>
+      </w:r>
+      <w:bookmarkEnd w:id="87"/>
+    </w:p>
+    <w:p>
+      <w:pPr>
+        <w:keepNext/>
+      </w:pPr>
+      <w:r>
+        <w:drawing>
+          <wp:inline distT="0" distB="0" distL="0" distR="0" wp14:anchorId="226C2B87" wp14:editId="230998D8">
+            <wp:extent cx="5504815" cy="2616200"/>
+            <wp:effectExtent l="0" t="0" r="635" b="0"/>
+            <wp:docPr id="1332430694" name="Picture 1"/>
+            <wp:cNvGraphicFramePr>
+              <a:graphicFrameLocks xmlns:a="http://schemas.openxmlformats.org/drawingml/2006/main" noChangeAspect="1"/>
+            </wp:cNvGraphicFramePr>
+            <a:graphic xmlns:a="http://schemas.openxmlformats.org/drawingml/2006/main">
+              <a:graphicData uri="http://schemas.openxmlformats.org/drawingml/2006/picture">
+                <pic:pic xmlns:pic="http://schemas.openxmlformats.org/drawingml/2006/picture">
+                  <pic:nvPicPr>
+                    <pic:cNvPr id="1332430694" name=""/>
+                    <pic:cNvPicPr/>
+                  </pic:nvPicPr>
+                  <pic:blipFill>
+                    <a:blip r:embed="rId22"/>
+                    <a:stretch>
+                      <a:fillRect/>
+                    </a:stretch>
+                  </pic:blipFill>
+                  <pic:spPr>
+                    <a:xfrm>
+                      <a:off x="0" y="0"/>
+                      <a:ext cx="5504815" cy="2616200"/>
+                    </a:xfrm>
+                    <a:prstGeom prst="rect">
+                      <a:avLst/>
+                    </a:prstGeom>
+                  </pic:spPr>
+                </pic:pic>
+              </a:graphicData>
+            </a:graphic>
+          </wp:inline>
+        </w:drawing>
+      </w:r>
+    </w:p>
+    <w:p>
+      <w:pPr>
+        <w:pStyle w:val="Caption"/>
+      </w:pPr>
+      <w:r>
+        <w:t xml:space="preserve">Figure </w:t>
+      </w:r>
+      <w:fldSimple w:instr=" SEQ Figure \* ARABIC ">
+        <w:r>
+          <w:rPr>
+            <w:noProof/>
+          </w:rPr>
+          <w:t>9</w:t>
+        </w:r>
+      </w:fldSimple>
+      <w:r>
+        <w:t>: Admin Dashboard</w:t>
+      </w:r>
+    </w:p>
+    <w:p>
+      <w:r>
+        <w:t>Admin dashboard that shows information required for the admin such as total users, total menu items, total orders and sales revenue.</w:t>
+      </w:r>
+    </w:p>
+    <w:p>
+      <w:pPr>
+        <w:pStyle w:val="Heading3"/>
+      </w:pPr>
+      <w:bookmarkStart w:id="88" w:name="_Toc234343989"/>
+      <w:r>
+        <w:t>4.2.5 User Management Module</w:t>
+      </w:r>
+      <w:bookmarkEnd w:id="88"/>
+    </w:p>
+    <w:p>
+      <w:pPr>
+        <w:keepNext/>
+      </w:pPr>
+      <w:r>
+        <w:drawing>
+          <wp:inline distT="0" distB="0" distL="0" distR="0" wp14:anchorId="08BB0CFA" wp14:editId="5AE093F2">
+            <wp:extent cx="5504815" cy="1774190"/>
+            <wp:effectExtent l="0" t="0" r="635" b="0"/>
+            <wp:docPr id="1116257379" name="Picture 1"/>
+            <wp:cNvGraphicFramePr>
+              <a:graphicFrameLocks xmlns:a="http://schemas.openxmlformats.org/drawingml/2006/main" noChangeAspect="1"/>
+            </wp:cNvGraphicFramePr>
+            <a:graphic xmlns:a="http://schemas.openxmlformats.org/drawingml/2006/main">
+              <a:graphicData uri="http://schemas.openxmlformats.org/drawingml/2006/picture">
+                <pic:pic xmlns:pic="http://schemas.openxmlformats.org/drawingml/2006/picture">
+                  <pic:nvPicPr>
+                    <pic:cNvPr id="1116257379" name=""/>
+                    <pic:cNvPicPr/>
+                  </pic:nvPicPr>
+                  <pic:blipFill>
+                    <a:blip r:embed="rId23"/>
+                    <a:stretch>
+                      <a:fillRect/>
+                    </a:stretch>
+                  </pic:blipFill>
+                  <pic:spPr>
+                    <a:xfrm>
+                      <a:off x="0" y="0"/>
+                      <a:ext cx="5504815" cy="1774190"/>
+                    </a:xfrm>
+                    <a:prstGeom prst="rect">
+                      <a:avLst/>
+                    </a:prstGeom>
+                  </pic:spPr>
+                </pic:pic>
+              </a:graphicData>
+            </a:graphic>
+          </wp:inline>
+        </w:drawing>
+      </w:r>
+    </w:p>
+    <w:p>
+      <w:pPr>
+        <w:pStyle w:val="Caption"/>
+      </w:pPr>
+      <w:r>
+        <w:t xml:space="preserve">Figure </w:t>
+      </w:r>
+      <w:fldSimple w:instr=" SEQ Figure \* ARABIC ">
+        <w:r>
+          <w:rPr>
+            <w:noProof/>
+          </w:rPr>
+          <w:t>10</w:t>
+        </w:r>
+      </w:fldSimple>
+      <w:r>
+        <w:t>: Add User</w:t>
+      </w:r>
+    </w:p>
+    <w:p>
+      <w:pPr>
+        <w:keepNext/>
+      </w:pPr>
+      <w:r>
+        <w:drawing>
+          <wp:inline distT="0" distB="0" distL="0" distR="0" wp14:anchorId="6E9CF5A3" wp14:editId="1EC27B44">
+            <wp:extent cx="5504815" cy="1546860"/>
+            <wp:effectExtent l="0" t="0" r="635" b="0"/>
+            <wp:docPr id="1139014160" name="Picture 1"/>
+            <wp:cNvGraphicFramePr>
+              <a:graphicFrameLocks xmlns:a="http://schemas.openxmlformats.org/drawingml/2006/main" noChangeAspect="1"/>
+            </wp:cNvGraphicFramePr>
+            <a:graphic xmlns:a="http://schemas.openxmlformats.org/drawingml/2006/main">
+              <a:graphicData uri="http://schemas.openxmlformats.org/drawingml/2006/picture">
+                <pic:pic xmlns:pic="http://schemas.openxmlformats.org/drawingml/2006/picture">
+                  <pic:nvPicPr>
+                    <pic:cNvPr id="1139014160" name=""/>
+                    <pic:cNvPicPr/>
+                  </pic:nvPicPr>
+                  <pic:blipFill>
+                    <a:blip r:embed="rId24"/>
+                    <a:stretch>
+                      <a:fillRect/>
+                    </a:stretch>
+                  </pic:blipFill>
+                  <pic:spPr>
+                    <a:xfrm>
+                      <a:off x="0" y="0"/>
+                      <a:ext cx="5504815" cy="1546860"/>
+                    </a:xfrm>
+                    <a:prstGeom prst="rect">
+                      <a:avLst/>
+                    </a:prstGeom>
+                  </pic:spPr>
+                </pic:pic>
+              </a:graphicData>
+            </a:graphic>
+          </wp:inline>
+        </w:drawing>
+      </w:r>
+    </w:p>
+    <w:p>
+      <w:pPr>
+        <w:pStyle w:val="Caption"/>
+      </w:pPr>
+      <w:r>
+        <w:t xml:space="preserve">Figure </w:t>
+      </w:r>
+      <w:fldSimple w:instr=" SEQ Figure \* ARABIC ">
+        <w:r>
+          <w:rPr>
+            <w:noProof/>
+          </w:rPr>
+          <w:t>11</w:t>
+        </w:r>
+      </w:fldSimple>
+      <w:r>
+        <w:t>: Manage users</w:t>
+      </w:r>
+    </w:p>
+    <w:p>
+      <w:r>
+        <w:t>Allows admin to add, edit and delete users.</w:t>
+      </w:r>
+    </w:p>
+    <w:p>
+      <w:pPr>
+        <w:pStyle w:val="Heading3"/>
+      </w:pPr>
+      <w:bookmarkStart w:id="89" w:name="_Toc234343990"/>
+      <w:r>
+        <w:lastRenderedPageBreak/>
+        <w:t>4.2.6 Menu Management Modules</w:t>
+      </w:r>
+      <w:bookmarkEnd w:id="89"/>
+    </w:p>
+    <w:p>
+      <w:pPr>
+        <w:keepNext/>
+      </w:pPr>
+      <w:r>
+        <w:drawing>
+          <wp:inline distT="0" distB="0" distL="0" distR="0" wp14:anchorId="1BC50CE7" wp14:editId="1D0D818F">
+            <wp:extent cx="5504815" cy="2613025"/>
+            <wp:effectExtent l="0" t="0" r="635" b="0"/>
+            <wp:docPr id="894018414" name="Picture 1"/>
+            <wp:cNvGraphicFramePr>
+              <a:graphicFrameLocks xmlns:a="http://schemas.openxmlformats.org/drawingml/2006/main" noChangeAspect="1"/>
+            </wp:cNvGraphicFramePr>
+            <a:graphic xmlns:a="http://schemas.openxmlformats.org/drawingml/2006/main">
+              <a:graphicData uri="http://schemas.openxmlformats.org/drawingml/2006/picture">
+                <pic:pic xmlns:pic="http://schemas.openxmlformats.org/drawingml/2006/picture">
+                  <pic:nvPicPr>
+                    <pic:cNvPr id="894018414" name=""/>
+                    <pic:cNvPicPr/>
+                  </pic:nvPicPr>
+                  <pic:blipFill>
+                    <a:blip r:embed="rId25"/>
+                    <a:stretch>
+                      <a:fillRect/>
+                    </a:stretch>
+                  </pic:blipFill>
+                  <pic:spPr>
+                    <a:xfrm>
+                      <a:off x="0" y="0"/>
+                      <a:ext cx="5504815" cy="2613025"/>
+                    </a:xfrm>
+                    <a:prstGeom prst="rect">
+                      <a:avLst/>
+                    </a:prstGeom>
+                  </pic:spPr>
+                </pic:pic>
+              </a:graphicData>
+            </a:graphic>
+          </wp:inline>
+        </w:drawing>
+      </w:r>
+    </w:p>
+    <w:p>
+      <w:pPr>
+        <w:pStyle w:val="Caption"/>
+      </w:pPr>
+      <w:r>
+        <w:t xml:space="preserve">Figure </w:t>
+      </w:r>
+      <w:fldSimple w:instr=" SEQ Figure \* ARABIC ">
+        <w:r>
+          <w:rPr>
+            <w:noProof/>
+          </w:rPr>
+          <w:t>12</w:t>
+        </w:r>
+      </w:fldSimple>
+      <w:r>
+        <w:t>: Add new menu Item</w:t>
+      </w:r>
+    </w:p>
+    <w:p>
+      <w:pPr>
+        <w:keepNext/>
+      </w:pPr>
+      <w:r>
+        <w:drawing>
+          <wp:inline distT="0" distB="0" distL="0" distR="0" wp14:anchorId="31BE8EEF" wp14:editId="3988C862">
+            <wp:extent cx="5504815" cy="2326640"/>
+            <wp:effectExtent l="0" t="0" r="635" b="0"/>
+            <wp:docPr id="1892856420" name="Picture 1"/>
+            <wp:cNvGraphicFramePr>
+              <a:graphicFrameLocks xmlns:a="http://schemas.openxmlformats.org/drawingml/2006/main" noChangeAspect="1"/>
+            </wp:cNvGraphicFramePr>
+            <a:graphic xmlns:a="http://schemas.openxmlformats.org/drawingml/2006/main">
+              <a:graphicData uri="http://schemas.openxmlformats.org/drawingml/2006/picture">
+                <pic:pic xmlns:pic="http://schemas.openxmlformats.org/drawingml/2006/picture">
+                  <pic:nvPicPr>
+                    <pic:cNvPr id="1892856420" name=""/>
+                    <pic:cNvPicPr/>
+                  </pic:nvPicPr>
+                  <pic:blipFill>
+                    <a:blip r:embed="rId26"/>
+                    <a:stretch>
+                      <a:fillRect/>
+                    </a:stretch>
+                  </pic:blipFill>
+                  <pic:spPr>
+                    <a:xfrm>
+                      <a:off x="0" y="0"/>
+                      <a:ext cx="5504815" cy="2326640"/>
+                    </a:xfrm>
+                    <a:prstGeom prst="rect">
+                      <a:avLst/>
+                    </a:prstGeom>
+                  </pic:spPr>
+                </pic:pic>
+              </a:graphicData>
+            </a:graphic>
+          </wp:inline>
+        </w:drawing>
+      </w:r>
+    </w:p>
+    <w:p>
+      <w:pPr>
+        <w:pStyle w:val="Caption"/>
+      </w:pPr>
+      <w:r>
+        <w:t xml:space="preserve">Figure </w:t>
+      </w:r>
+      <w:fldSimple w:instr=" SEQ Figure \* ARABIC ">
+        <w:r>
+          <w:rPr>
+            <w:noProof/>
+          </w:rPr>
+          <w:t>13</w:t>
+        </w:r>
+      </w:fldSimple>
+      <w:r>
+        <w:t>: Edit Menu items</w:t>
+      </w:r>
+    </w:p>
+    <w:p>
+      <w:r>
+        <w:t xml:space="preserve">Allows admin to add new menu </w:t>
+      </w:r>
+      <w:proofErr w:type="gramStart"/>
+      <w:r>
+        <w:t>item</w:t>
+      </w:r>
+      <w:proofErr w:type="gramEnd"/>
+      <w:r>
+        <w:t xml:space="preserve"> and edit their stock and </w:t>
+      </w:r>
+      <w:proofErr w:type="gramStart"/>
+      <w:r>
+        <w:t>availability(</w:t>
+      </w:r>
+      <w:proofErr w:type="gramEnd"/>
+      <w:r>
+        <w:t>For today’s special logic) and even delete menu items.</w:t>
+      </w:r>
+    </w:p>
+    <w:p>
+      <w:pPr>
+        <w:pStyle w:val="Heading3"/>
+      </w:pPr>
+      <w:bookmarkStart w:id="90" w:name="_Toc234343991"/>
+      <w:r>
+        <w:lastRenderedPageBreak/>
+        <w:t>4.2.7 Timing Schedule Module</w:t>
+      </w:r>
+      <w:bookmarkEnd w:id="90"/>
+    </w:p>
+    <w:p>
+      <w:pPr>
+        <w:keepNext/>
+      </w:pPr>
+      <w:r>
+        <w:drawing>
+          <wp:inline distT="0" distB="0" distL="0" distR="0" wp14:anchorId="38B285D7" wp14:editId="54557B42">
+            <wp:extent cx="5504815" cy="2521585"/>
+            <wp:effectExtent l="0" t="0" r="635" b="0"/>
+            <wp:docPr id="1548943017" name="Picture 1"/>
+            <wp:cNvGraphicFramePr>
+              <a:graphicFrameLocks xmlns:a="http://schemas.openxmlformats.org/drawingml/2006/main" noChangeAspect="1"/>
+            </wp:cNvGraphicFramePr>
+            <a:graphic xmlns:a="http://schemas.openxmlformats.org/drawingml/2006/main">
+              <a:graphicData uri="http://schemas.openxmlformats.org/drawingml/2006/picture">
+                <pic:pic xmlns:pic="http://schemas.openxmlformats.org/drawingml/2006/picture">
+                  <pic:nvPicPr>
+                    <pic:cNvPr id="1548943017" name=""/>
+                    <pic:cNvPicPr/>
+                  </pic:nvPicPr>
+                  <pic:blipFill>
+                    <a:blip r:embed="rId27"/>
+                    <a:stretch>
+                      <a:fillRect/>
+                    </a:stretch>
+                  </pic:blipFill>
+                  <pic:spPr>
+                    <a:xfrm>
+                      <a:off x="0" y="0"/>
+                      <a:ext cx="5504815" cy="2521585"/>
+                    </a:xfrm>
+                    <a:prstGeom prst="rect">
+                      <a:avLst/>
+                    </a:prstGeom>
+                  </pic:spPr>
+                </pic:pic>
+              </a:graphicData>
+            </a:graphic>
+          </wp:inline>
+        </w:drawing>
+      </w:r>
+    </w:p>
+    <w:p>
+      <w:pPr>
+        <w:pStyle w:val="Caption"/>
+      </w:pPr>
+      <w:r>
+        <w:t xml:space="preserve">Figure </w:t>
+      </w:r>
+      <w:fldSimple w:instr=" SEQ Figure \* ARABIC ">
+        <w:r>
+          <w:rPr>
+            <w:noProof/>
+          </w:rPr>
+          <w:t>14</w:t>
+        </w:r>
+      </w:fldSimple>
+      <w:r>
+        <w:t>: Timing Schedule page</w:t>
+      </w:r>
+    </w:p>
+    <w:p>
+      <w:r>
+        <w:t xml:space="preserve">Admin </w:t>
+      </w:r>
+      <w:proofErr w:type="gramStart"/>
+      <w:r>
+        <w:t>is able to</w:t>
+      </w:r>
+      <w:proofErr w:type="gramEnd"/>
+      <w:r>
+        <w:t xml:space="preserve"> add, edit, activate and deactivate the timing schedules to which the orders are closed and finalized</w:t>
+      </w:r>
+    </w:p>
+    <w:p>
+      <w:pPr>
+        <w:pStyle w:val="Heading3"/>
+      </w:pPr>
+      <w:bookmarkStart w:id="91" w:name="_Toc234343992"/>
+      <w:r>
+        <w:t>4.2.8 Landing Page Module</w:t>
+      </w:r>
+      <w:bookmarkEnd w:id="91"/>
+    </w:p>
+    <w:p>
+      <w:pPr>
+        <w:keepNext/>
+      </w:pPr>
+      <w:r>
+        <w:drawing>
+          <wp:inline distT="0" distB="0" distL="0" distR="0" wp14:anchorId="1719E5EB" wp14:editId="6D98CF44">
+            <wp:extent cx="5504815" cy="2596515"/>
+            <wp:effectExtent l="0" t="0" r="635" b="0"/>
+            <wp:docPr id="593443855" name="Picture 1"/>
+            <wp:cNvGraphicFramePr>
+              <a:graphicFrameLocks xmlns:a="http://schemas.openxmlformats.org/drawingml/2006/main" noChangeAspect="1"/>
+            </wp:cNvGraphicFramePr>
+            <a:graphic xmlns:a="http://schemas.openxmlformats.org/drawingml/2006/main">
+              <a:graphicData uri="http://schemas.openxmlformats.org/drawingml/2006/picture">
+                <pic:pic xmlns:pic="http://schemas.openxmlformats.org/drawingml/2006/picture">
+                  <pic:nvPicPr>
+                    <pic:cNvPr id="593443855" name=""/>
+                    <pic:cNvPicPr/>
+                  </pic:nvPicPr>
+                  <pic:blipFill>
+                    <a:blip r:embed="rId28"/>
+                    <a:stretch>
+                      <a:fillRect/>
+                    </a:stretch>
+                  </pic:blipFill>
+                  <pic:spPr>
+                    <a:xfrm>
+                      <a:off x="0" y="0"/>
+                      <a:ext cx="5504815" cy="2596515"/>
+                    </a:xfrm>
+                    <a:prstGeom prst="rect">
+                      <a:avLst/>
+                    </a:prstGeom>
+                  </pic:spPr>
+                </pic:pic>
+              </a:graphicData>
+            </a:graphic>
+          </wp:inline>
+        </w:drawing>
+      </w:r>
+    </w:p>
+    <w:p>
+      <w:pPr>
+        <w:pStyle w:val="Caption"/>
+      </w:pPr>
+      <w:r>
+        <w:t xml:space="preserve">Figure </w:t>
+      </w:r>
+      <w:fldSimple w:instr=" SEQ Figure \* ARABIC ">
+        <w:r>
+          <w:rPr>
+            <w:noProof/>
+          </w:rPr>
+          <w:t>15</w:t>
+        </w:r>
+      </w:fldSimple>
+      <w:r>
+        <w:t>: Landing Page</w:t>
+      </w:r>
+    </w:p>
+    <w:p>
+      <w:r>
+        <w:t>This is the first page user sees upon entering the web application</w:t>
+      </w:r>
+    </w:p>
+    <w:p>
+      <w:r>
+        <w:br/>
+      </w:r>
+    </w:p>
+    <w:p>
+      <w:pPr>
+        <w:pStyle w:val="Heading1"/>
+        <w:rPr>
           <w:sz w:val="28"/>
           <w:szCs w:val="28"/>
         </w:rPr>
@@ -12687,6 +14347,7 @@
       <w:r>
         <w:br w:type="page"/>
       </w:r>
+      <w:bookmarkStart w:id="92" w:name="_Toc234343993"/>
       <w:r>
         <w:rPr>
           <w:rFonts w:hint="eastAsia"/>
@@ -12694,7 +14355,7 @@
         <w:lastRenderedPageBreak/>
         <w:t>References</w:t>
       </w:r>
-      <w:bookmarkEnd w:id="79"/>
+      <w:bookmarkEnd w:id="92"/>
     </w:p>
     <w:p>
       <w:pPr>
@@ -12731,8 +14392,8 @@
       </w:r>
     </w:p>
     <w:sectPr>
-      <w:headerReference w:type="default" r:id="rId20"/>
-      <w:footerReference w:type="default" r:id="rId21"/>
+      <w:headerReference w:type="default" r:id="rId29"/>
+      <w:footerReference w:type="default" r:id="rId30"/>
       <w:pgSz w:w="11909" w:h="16834" w:code="9"/>
       <w:pgMar w:top="1440" w:right="1440" w:bottom="1440" w:left="1800" w:header="720" w:footer="720" w:gutter="0"/>
       <w:pgNumType w:start="1"/>
@@ -19473,28 +21134,28 @@
 </file>
 
 <file path=customXml/item1.xml><?xml version="1.0" encoding="utf-8"?>
+<b:Sources xmlns:b="http://schemas.openxmlformats.org/officeDocument/2006/bibliography" xmlns="http://schemas.openxmlformats.org/officeDocument/2006/bibliography" SelectedStyle="\IEEE2006OfficeOnline.xsl" StyleName="IEEE" Version="2006"/>
+</file>
+
+<file path=customXml/item2.xml><?xml version="1.0" encoding="utf-8"?>
 <go:gDocsCustomXmlDataStorage xmlns:go="http://customooxmlschemas.google.com/" xmlns:r="http://schemas.openxmlformats.org/officeDocument/2006/relationships" uri="GoogleDocsCustomDataVersion2">
   <go:docsCustomData xmlns:go="http://customooxmlschemas.google.com/" roundtripDataSignature="AMtx7mim8rBhNDFl4Wh4PromgB8UVNjyuw==">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</go:docsCustomData>
 </go:gDocsCustomXmlDataStorage>
 </file>
 
-<file path=customXml/item2.xml><?xml version="1.0" encoding="utf-8"?>
-<b:Sources xmlns:b="http://schemas.openxmlformats.org/officeDocument/2006/bibliography" xmlns="http://schemas.openxmlformats.org/officeDocument/2006/bibliography" SelectedStyle="\IEEE2006OfficeOnline.xsl" StyleName="IEEE" Version="2006"/>
+<file path=customXml/itemProps1.xml><?xml version="1.0" encoding="utf-8"?>
+<ds:datastoreItem xmlns:ds="http://schemas.openxmlformats.org/officeDocument/2006/customXml" ds:itemID="{F45D6693-1D45-4D55-BF74-69E575BA83E1}">
+  <ds:schemaRefs>
+    <ds:schemaRef ds:uri="http://schemas.openxmlformats.org/officeDocument/2006/bibliography"/>
+  </ds:schemaRefs>
+</ds:datastoreItem>
 </file>
 
-<file path=customXml/itemProps1.xml><?xml version="1.0" encoding="utf-8"?>
+<file path=customXml/itemProps2.xml><?xml version="1.0" encoding="utf-8"?>
 <ds:datastoreItem xmlns:ds="http://schemas.openxmlformats.org/officeDocument/2006/customXml" ds:itemID="{11111111-1234-1234-1234-123412341234}">
   <ds:schemaRefs>
     <ds:schemaRef ds:uri="http://customooxmlschemas.google.com/"/>
     <ds:schemaRef ds:uri="http://schemas.openxmlformats.org/officeDocument/2006/relationships"/>
   </ds:schemaRefs>
 </ds:datastoreItem>
-</file>
-
-<file path=customXml/itemProps2.xml><?xml version="1.0" encoding="utf-8"?>
-<ds:datastoreItem xmlns:ds="http://schemas.openxmlformats.org/officeDocument/2006/customXml" ds:itemID="{F45D6693-1D45-4D55-BF74-69E575BA83E1}">
-  <ds:schemaRefs>
-    <ds:schemaRef ds:uri="http://schemas.openxmlformats.org/officeDocument/2006/bibliography"/>
-  </ds:schemaRefs>
-</ds:datastoreItem>
 </file>